--- a/9-交付管理/运行记录类文件/JXTX-09-02-翔云系统运维服务项目-实施方案.docx
+++ b/9-交付管理/运行记录类文件/JXTX-09-02-翔云系统运维服务项目-实施方案.docx
@@ -1,10 +1,11 @@
 
 <file path=word/document.xml><?xml version="1.0" encoding="utf-8"?>
-<w:document xmlns:wpc="http://schemas.microsoft.com/office/word/2010/wordprocessingCanvas" xmlns:mc="http://schemas.openxmlformats.org/markup-compatibility/2006" xmlns:o="urn:schemas-microsoft-com:office:office" xmlns:r="http://schemas.openxmlformats.org/officeDocument/2006/relationships" xmlns:m="http://schemas.openxmlformats.org/officeDocument/2006/math" xmlns:v="urn:schemas-microsoft-com:vml" xmlns:wp14="http://schemas.microsoft.com/office/word/2010/wordprocessingDrawing" xmlns:wp="http://schemas.openxmlformats.org/drawingml/2006/wordprocessingDrawing" xmlns:w="http://schemas.openxmlformats.org/wordprocessingml/2006/main" xmlns:w14="http://schemas.microsoft.com/office/word/2010/wordml" xmlns:w10="urn:schemas-microsoft-com:office:word" xmlns:w15="http://schemas.microsoft.com/office/word/2012/wordml" xmlns:wpg="http://schemas.microsoft.com/office/word/2010/wordprocessingGroup" xmlns:wpi="http://schemas.microsoft.com/office/word/2010/wordprocessingInk" xmlns:wne="http://schemas.microsoft.com/office/word/2006/wordml" xmlns:wps="http://schemas.microsoft.com/office/word/2010/wordprocessingShape" xmlns:wpsCustomData="http://www.wps.cn/officeDocument/2013/wpsCustomData" mc:Ignorable="w14 w15 wp14">
+<w:document xmlns:wpc="http://schemas.microsoft.com/office/word/2010/wordprocessingCanvas" xmlns:mc="http://schemas.openxmlformats.org/markup-compatibility/2006" xmlns:o="urn:schemas-microsoft-com:office:office" xmlns:r="http://schemas.openxmlformats.org/officeDocument/2006/relationships" xmlns:m="http://schemas.openxmlformats.org/officeDocument/2006/math" xmlns:v="urn:schemas-microsoft-com:vml" xmlns:wp14="http://schemas.microsoft.com/office/word/2010/wordprocessingDrawing" xmlns:wp="http://schemas.openxmlformats.org/drawingml/2006/wordprocessingDrawing" xmlns:w10="urn:schemas-microsoft-com:office:word" xmlns:w="http://schemas.openxmlformats.org/wordprocessingml/2006/main" xmlns:w14="http://schemas.microsoft.com/office/word/2010/wordml" xmlns:w15="http://schemas.microsoft.com/office/word/2012/wordml" xmlns:wne="http://schemas.microsoft.com/office/word/2006/wordml" xmlns:wpg="http://schemas.microsoft.com/office/word/2010/wordprocessingGroup" xmlns:wpi="http://schemas.microsoft.com/office/word/2010/wordprocessingInk" xmlns:wps="http://schemas.microsoft.com/office/word/2010/wordprocessingShape" mc:Ignorable="w14 w15 wp14">
+  <!-- Generated by Aspose.Words for .NET 13.3.0.1 -->
   <w:body>
     <w:p>
       <w:pPr>
-        <w:pStyle w:val="24"/>
+        <w:pStyle w:val="a"/>
         <w:keepNext w:val="0"/>
         <w:keepLines w:val="0"/>
         <w:pageBreakBefore w:val="0"/>
@@ -24,7 +25,7 @@
       <w:bookmarkStart w:id="0" w:name="_Toc21469"/>
       <w:r>
         <w:drawing>
-          <wp:anchor distT="0" distB="0" distL="114300" distR="114300" simplePos="0" relativeHeight="251661312" behindDoc="1" locked="0" layoutInCell="1" allowOverlap="1">
+          <wp:anchor distT="0" distB="0" distL="114300" distR="114300" simplePos="0" relativeHeight="251660288" behindDoc="1" locked="0" layoutInCell="1" allowOverlap="1">
             <wp:simplePos x="0" y="0"/>
             <wp:positionH relativeFrom="column">
               <wp:posOffset>-19050</wp:posOffset>
@@ -49,7 +50,7 @@
                     </pic:cNvPicPr>
                   </pic:nvPicPr>
                   <pic:blipFill>
-                    <a:blip r:embed="rId7"/>
+                    <a:blip xmlns:r="http://schemas.openxmlformats.org/officeDocument/2006/relationships" r:embed="rId4"/>
                     <a:stretch>
                       <a:fillRect/>
                     </a:stretch>
@@ -75,7 +76,7 @@
       </w:r>
       <w:r>
         <w:drawing>
-          <wp:anchor distT="0" distB="0" distL="114300" distR="114300" simplePos="0" relativeHeight="251660288" behindDoc="1" locked="0" layoutInCell="1" allowOverlap="1">
+          <wp:anchor distT="0" distB="0" distL="114300" distR="114300" simplePos="0" relativeHeight="251659264" behindDoc="1" locked="0" layoutInCell="1" allowOverlap="1">
             <wp:simplePos x="0" y="0"/>
             <wp:positionH relativeFrom="column">
               <wp:posOffset>0</wp:posOffset>
@@ -100,7 +101,7 @@
                     </pic:cNvPicPr>
                   </pic:nvPicPr>
                   <pic:blipFill>
-                    <a:blip r:embed="rId8"/>
+                    <a:blip xmlns:r="http://schemas.openxmlformats.org/officeDocument/2006/relationships" r:embed="rId5"/>
                     <a:stretch>
                       <a:fillRect/>
                     </a:stretch>
@@ -130,7 +131,7 @@
           <w:lang w:val="en-US" w:eastAsia="zh-CN"/>
         </w:rPr>
         <w:drawing>
-          <wp:anchor distT="0" distB="0" distL="114300" distR="114300" simplePos="0" relativeHeight="251659264" behindDoc="1" locked="0" layoutInCell="1" allowOverlap="1">
+          <wp:anchor distT="0" distB="0" distL="114300" distR="114300" simplePos="0" relativeHeight="251658240" behindDoc="1" locked="0" layoutInCell="1" allowOverlap="1">
             <wp:simplePos x="0" y="0"/>
             <wp:positionH relativeFrom="column">
               <wp:posOffset>635</wp:posOffset>
@@ -155,7 +156,7 @@
                     </pic:cNvPicPr>
                   </pic:nvPicPr>
                   <pic:blipFill>
-                    <a:blip r:embed="rId9">
+                    <a:blip xmlns:r="http://schemas.openxmlformats.org/officeDocument/2006/relationships" r:embed="rId6">
                       <a:alphaModFix amt="58000"/>
                       <a:lum contrast="-52000"/>
                     </a:blip>
@@ -189,7 +190,7 @@
     </w:p>
     <w:p>
       <w:pPr>
-        <w:pStyle w:val="25"/>
+        <w:pStyle w:val="a0"/>
         <w:keepNext w:val="0"/>
         <w:keepLines w:val="0"/>
         <w:pageBreakBefore w:val="0"/>
@@ -236,11 +237,11 @@
         <w:adjustRightInd w:val="0"/>
         <w:snapToGrid w:val="0"/>
         <w:spacing w:after="624" w:afterLines="200" w:line="219" w:lineRule="auto"/>
-        <w:ind w:left="0" w:leftChars="0" w:right="0" w:rightChars="0" w:firstLine="0" w:firstLineChars="0"/>
+        <w:ind w:left="0" w:right="0" w:firstLine="0" w:leftChars="0" w:rightChars="0" w:firstLineChars="0"/>
         <w:jc w:val="center"/>
         <w:textAlignment w:val="baseline"/>
         <w:rPr>
-          <w:rFonts w:hint="eastAsia" w:ascii="宋体" w:hAnsi="宋体" w:eastAsia="宋体" w:cs="宋体"/>
+          <w:rFonts w:ascii="宋体" w:eastAsia="宋体" w:hAnsi="宋体" w:cs="宋体" w:hint="eastAsia"/>
           <w:sz w:val="24"/>
           <w:szCs w:val="24"/>
           <w:lang w:val="en-US" w:eastAsia="zh-CN"/>
@@ -248,7 +249,7 @@
       </w:pPr>
       <w:r>
         <w:rPr>
-          <w:rFonts w:ascii="宋体" w:hAnsi="宋体" w:eastAsia="宋体" w:cs="宋体"/>
+          <w:rFonts w:ascii="宋体" w:eastAsia="宋体" w:hAnsi="宋体" w:cs="宋体"/>
           <w:b/>
           <w:bCs/>
           <w:spacing w:val="-3"/>
@@ -259,7 +260,7 @@
       </w:r>
       <w:r>
         <w:rPr>
-          <w:rFonts w:hint="eastAsia" w:ascii="宋体" w:hAnsi="宋体" w:eastAsia="宋体" w:cs="宋体"/>
+          <w:rFonts w:ascii="宋体" w:eastAsia="宋体" w:hAnsi="宋体" w:cs="宋体" w:hint="eastAsia"/>
           <w:b/>
           <w:bCs/>
           <w:spacing w:val="-3"/>
@@ -271,7 +272,7 @@
       </w:r>
       <w:r>
         <w:rPr>
-          <w:rFonts w:ascii="宋体" w:hAnsi="宋体" w:eastAsia="宋体" w:cs="宋体"/>
+          <w:rFonts w:ascii="宋体" w:eastAsia="宋体" w:hAnsi="宋体" w:cs="宋体"/>
           <w:b/>
           <w:bCs/>
           <w:spacing w:val="-3"/>
@@ -282,7 +283,7 @@
       </w:r>
       <w:r>
         <w:rPr>
-          <w:rFonts w:hint="eastAsia" w:ascii="宋体" w:hAnsi="宋体" w:cs="宋体"/>
+          <w:rFonts w:ascii="宋体" w:hAnsi="宋体" w:cs="宋体" w:hint="eastAsia"/>
           <w:b/>
           <w:bCs/>
           <w:spacing w:val="-3"/>
@@ -294,7 +295,7 @@
       </w:r>
       <w:r>
         <w:rPr>
-          <w:rFonts w:ascii="宋体" w:hAnsi="宋体" w:eastAsia="宋体" w:cs="宋体"/>
+          <w:rFonts w:ascii="宋体" w:eastAsia="宋体" w:hAnsi="宋体" w:cs="宋体"/>
           <w:b/>
           <w:bCs/>
           <w:spacing w:val="-3"/>
@@ -305,7 +306,7 @@
       </w:r>
       <w:r>
         <w:rPr>
-          <w:rFonts w:hint="eastAsia" w:ascii="宋体" w:hAnsi="宋体" w:cs="宋体"/>
+          <w:rFonts w:ascii="宋体" w:hAnsi="宋体" w:cs="宋体" w:hint="eastAsia"/>
           <w:b/>
           <w:bCs/>
           <w:spacing w:val="-3"/>
@@ -318,18 +319,17 @@
     </w:p>
     <w:tbl>
       <w:tblPr>
-        <w:tblStyle w:val="21"/>
+        <w:tblStyle w:val="TableGrid"/>
         <w:tblW w:w="0" w:type="auto"/>
         <w:jc w:val="center"/>
         <w:tblBorders>
-          <w:top w:val="none" w:color="auto" w:sz="0" w:space="0"/>
-          <w:left w:val="none" w:color="auto" w:sz="0" w:space="0"/>
-          <w:bottom w:val="none" w:color="auto" w:sz="0" w:space="0"/>
-          <w:right w:val="none" w:color="auto" w:sz="0" w:space="0"/>
-          <w:insideH w:val="none" w:color="auto" w:sz="0" w:space="0"/>
-          <w:insideV w:val="none" w:color="auto" w:sz="0" w:space="0"/>
+          <w:top w:val="nil"/>
+          <w:left w:val="nil"/>
+          <w:bottom w:val="nil"/>
+          <w:right w:val="nil"/>
+          <w:insideH w:val="nil"/>
+          <w:insideV w:val="nil"/>
         </w:tblBorders>
-        <w:tblLayout w:type="autofit"/>
         <w:tblCellMar>
           <w:top w:w="0" w:type="dxa"/>
           <w:left w:w="108" w:type="dxa"/>
@@ -343,13 +343,15 @@
       </w:tblGrid>
       <w:tr>
         <w:tblPrEx>
+          <w:tblW w:w="0" w:type="auto"/>
+          <w:jc w:val="center"/>
           <w:tblBorders>
-            <w:top w:val="none" w:color="auto" w:sz="0" w:space="0"/>
-            <w:left w:val="none" w:color="auto" w:sz="0" w:space="0"/>
-            <w:bottom w:val="none" w:color="auto" w:sz="0" w:space="0"/>
-            <w:right w:val="none" w:color="auto" w:sz="0" w:space="0"/>
-            <w:insideH w:val="none" w:color="auto" w:sz="0" w:space="0"/>
-            <w:insideV w:val="none" w:color="auto" w:sz="0" w:space="0"/>
+            <w:top w:val="nil"/>
+            <w:left w:val="nil"/>
+            <w:bottom w:val="nil"/>
+            <w:right w:val="nil"/>
+            <w:insideH w:val="nil"/>
+            <w:insideV w:val="nil"/>
           </w:tblBorders>
           <w:tblCellMar>
             <w:top w:w="0" w:type="dxa"/>
@@ -359,7 +361,7 @@
           </w:tblCellMar>
         </w:tblPrEx>
         <w:trPr>
-          <w:trHeight w:val="810" w:hRule="atLeast"/>
+          <w:trHeight w:val="810"/>
           <w:jc w:val="center"/>
         </w:trPr>
         <w:tc>
@@ -398,7 +400,7 @@
             </w:r>
             <w:r>
               <w:rPr>
-                <w:rFonts w:hint="default" w:asciiTheme="minorAscii" w:hAnsiTheme="minorAscii" w:eastAsiaTheme="minorEastAsia"/>
+                <w:rFonts w:asciiTheme="minorAscii" w:eastAsiaTheme="minorEastAsia" w:hAnsiTheme="minorAscii" w:hint="default"/>
                 <w:spacing w:val="227"/>
                 <w:sz w:val="21"/>
                 <w:vertAlign w:val="baseline"/>
@@ -453,7 +455,7 @@
             </w:r>
             <w:r>
               <w:rPr>
-                <w:rFonts w:hint="eastAsia" w:asciiTheme="minorAscii" w:hAnsiTheme="minorAscii" w:eastAsiaTheme="minorEastAsia"/>
+                <w:rFonts w:asciiTheme="minorAscii" w:eastAsiaTheme="minorEastAsia" w:hAnsiTheme="minorAscii" w:hint="eastAsia"/>
                 <w:spacing w:val="227"/>
                 <w:sz w:val="21"/>
                 <w:vertAlign w:val="baseline"/>
@@ -475,14 +477,8 @@
       </w:tr>
       <w:tr>
         <w:tblPrEx>
-          <w:tblBorders>
-            <w:top w:val="none" w:color="auto" w:sz="0" w:space="0"/>
-            <w:left w:val="none" w:color="auto" w:sz="0" w:space="0"/>
-            <w:bottom w:val="none" w:color="auto" w:sz="0" w:space="0"/>
-            <w:right w:val="none" w:color="auto" w:sz="0" w:space="0"/>
-            <w:insideH w:val="none" w:color="auto" w:sz="0" w:space="0"/>
-            <w:insideV w:val="none" w:color="auto" w:sz="0" w:space="0"/>
-          </w:tblBorders>
+          <w:tblW w:w="0" w:type="auto"/>
+          <w:jc w:val="center"/>
           <w:tblCellMar>
             <w:top w:w="0" w:type="dxa"/>
             <w:left w:w="108" w:type="dxa"/>
@@ -491,7 +487,7 @@
           </w:tblCellMar>
         </w:tblPrEx>
         <w:trPr>
-          <w:trHeight w:val="810" w:hRule="atLeast"/>
+          <w:trHeight w:val="810"/>
           <w:jc w:val="center"/>
         </w:trPr>
         <w:tc>
@@ -516,7 +512,7 @@
               <w:snapToGrid w:val="0"/>
               <w:textAlignment w:val="baseline"/>
               <w:rPr>
-                <w:rFonts w:hint="default" w:ascii="Arial" w:hAnsi="Arial" w:eastAsia="Arial" w:cs="Arial"/>
+                <w:rFonts w:ascii="Arial" w:eastAsia="Arial" w:hAnsi="Arial" w:cs="Arial" w:hint="default"/>
                 <w:snapToGrid w:val="0"/>
                 <w:color w:val="000000"/>
                 <w:kern w:val="0"/>
@@ -548,7 +544,7 @@
             </w:r>
             <w:r>
               <w:rPr>
-                <w:rFonts w:hint="default" w:asciiTheme="minorAscii" w:hAnsiTheme="minorAscii" w:eastAsiaTheme="minorEastAsia"/>
+                <w:rFonts w:asciiTheme="minorAscii" w:eastAsiaTheme="minorEastAsia" w:hAnsiTheme="minorAscii" w:hint="default"/>
                 <w:spacing w:val="227"/>
                 <w:sz w:val="21"/>
                 <w:vertAlign w:val="baseline"/>
@@ -602,7 +598,7 @@
               <w:snapToGrid w:val="0"/>
               <w:textAlignment w:val="baseline"/>
               <w:rPr>
-                <w:rFonts w:hint="default" w:ascii="Arial" w:hAnsi="Arial" w:eastAsia="Arial" w:cs="Arial"/>
+                <w:rFonts w:ascii="Arial" w:eastAsia="Arial" w:hAnsi="Arial" w:cs="Arial" w:hint="default"/>
                 <w:snapToGrid w:val="0"/>
                 <w:color w:val="000000"/>
                 <w:kern w:val="0"/>
@@ -622,7 +618,7 @@
             </w:r>
             <w:r>
               <w:rPr>
-                <w:rFonts w:hint="eastAsia" w:asciiTheme="minorAscii" w:hAnsiTheme="minorAscii" w:eastAsiaTheme="minorEastAsia"/>
+                <w:rFonts w:asciiTheme="minorAscii" w:eastAsiaTheme="minorEastAsia" w:hAnsiTheme="minorAscii" w:hint="eastAsia"/>
                 <w:spacing w:val="227"/>
                 <w:sz w:val="21"/>
                 <w:vertAlign w:val="baseline"/>
@@ -644,14 +640,8 @@
       </w:tr>
       <w:tr>
         <w:tblPrEx>
-          <w:tblBorders>
-            <w:top w:val="none" w:color="auto" w:sz="0" w:space="0"/>
-            <w:left w:val="none" w:color="auto" w:sz="0" w:space="0"/>
-            <w:bottom w:val="none" w:color="auto" w:sz="0" w:space="0"/>
-            <w:right w:val="none" w:color="auto" w:sz="0" w:space="0"/>
-            <w:insideH w:val="none" w:color="auto" w:sz="0" w:space="0"/>
-            <w:insideV w:val="none" w:color="auto" w:sz="0" w:space="0"/>
-          </w:tblBorders>
+          <w:tblW w:w="0" w:type="auto"/>
+          <w:jc w:val="center"/>
           <w:tblCellMar>
             <w:top w:w="0" w:type="dxa"/>
             <w:left w:w="108" w:type="dxa"/>
@@ -660,7 +650,7 @@
           </w:tblCellMar>
         </w:tblPrEx>
         <w:trPr>
-          <w:trHeight w:val="635" w:hRule="atLeast"/>
+          <w:trHeight w:val="635"/>
           <w:jc w:val="center"/>
         </w:trPr>
         <w:tc>
@@ -711,7 +701,7 @@
             </w:r>
             <w:r>
               <w:rPr>
-                <w:rFonts w:hint="eastAsia" w:asciiTheme="minorAscii" w:hAnsiTheme="minorAscii" w:eastAsiaTheme="minorEastAsia"/>
+                <w:rFonts w:asciiTheme="minorAscii" w:eastAsiaTheme="minorEastAsia" w:hAnsiTheme="minorAscii" w:hint="eastAsia"/>
                 <w:spacing w:val="227"/>
                 <w:sz w:val="21"/>
                 <w:vertAlign w:val="baseline"/>
@@ -765,7 +755,7 @@
             </w:r>
             <w:r>
               <w:rPr>
-                <w:rFonts w:hint="eastAsia" w:asciiTheme="minorAscii" w:hAnsiTheme="minorAscii" w:eastAsiaTheme="minorEastAsia"/>
+                <w:rFonts w:asciiTheme="minorAscii" w:eastAsiaTheme="minorEastAsia" w:hAnsiTheme="minorAscii" w:hint="eastAsia"/>
                 <w:spacing w:val="227"/>
                 <w:sz w:val="21"/>
                 <w:vertAlign w:val="baseline"/>
@@ -826,14 +816,14 @@
         <w:ind w:left="3634"/>
         <w:textAlignment w:val="baseline"/>
         <w:rPr>
-          <w:rFonts w:ascii="宋体" w:hAnsi="宋体" w:eastAsia="宋体" w:cs="宋体"/>
+          <w:rFonts w:ascii="宋体" w:eastAsia="宋体" w:hAnsi="宋体" w:cs="宋体"/>
           <w:sz w:val="31"/>
           <w:szCs w:val="31"/>
         </w:rPr>
       </w:pPr>
       <w:r>
         <w:rPr>
-          <w:rFonts w:ascii="宋体" w:hAnsi="宋体" w:eastAsia="宋体" w:cs="宋体"/>
+          <w:rFonts w:ascii="宋体" w:eastAsia="宋体" w:hAnsi="宋体" w:cs="宋体"/>
           <w:b/>
           <w:bCs/>
           <w:spacing w:val="4"/>
@@ -845,16 +835,16 @@
     </w:p>
     <w:tbl>
       <w:tblPr>
-        <w:tblStyle w:val="26"/>
+        <w:tblStyle w:val="TableNormal0"/>
         <w:tblW w:w="8214" w:type="dxa"/>
         <w:jc w:val="center"/>
         <w:tblBorders>
-          <w:top w:val="single" w:color="000000" w:sz="2" w:space="0"/>
-          <w:left w:val="single" w:color="000000" w:sz="2" w:space="0"/>
-          <w:bottom w:val="single" w:color="000000" w:sz="2" w:space="0"/>
-          <w:right w:val="single" w:color="000000" w:sz="2" w:space="0"/>
-          <w:insideH w:val="single" w:color="000000" w:sz="2" w:space="0"/>
-          <w:insideV w:val="single" w:color="000000" w:sz="2" w:space="0"/>
+          <w:top w:val="single" w:sz="2" w:space="0" w:color="000000"/>
+          <w:left w:val="single" w:sz="2" w:space="0" w:color="000000"/>
+          <w:bottom w:val="single" w:sz="2" w:space="0" w:color="000000"/>
+          <w:right w:val="single" w:sz="2" w:space="0" w:color="000000"/>
+          <w:insideH w:val="single" w:sz="2" w:space="0" w:color="000000"/>
+          <w:insideV w:val="single" w:sz="2" w:space="0" w:color="000000"/>
         </w:tblBorders>
         <w:tblLayout w:type="fixed"/>
         <w:tblCellMar>
@@ -874,6 +864,17 @@
       </w:tblGrid>
       <w:tr>
         <w:tblPrEx>
+          <w:tblW w:w="8214" w:type="dxa"/>
+          <w:jc w:val="center"/>
+          <w:tblBorders>
+            <w:top w:val="single" w:sz="2" w:space="0" w:color="000000"/>
+            <w:left w:val="single" w:sz="2" w:space="0" w:color="000000"/>
+            <w:bottom w:val="single" w:sz="2" w:space="0" w:color="000000"/>
+            <w:right w:val="single" w:sz="2" w:space="0" w:color="000000"/>
+            <w:insideH w:val="single" w:sz="2" w:space="0" w:color="000000"/>
+            <w:insideV w:val="single" w:sz="2" w:space="0" w:color="000000"/>
+          </w:tblBorders>
+          <w:tblLayout w:type="fixed"/>
           <w:tblCellMar>
             <w:top w:w="0" w:type="dxa"/>
             <w:left w:w="0" w:type="dxa"/>
@@ -882,7 +883,7 @@
           </w:tblCellMar>
         </w:tblPrEx>
         <w:trPr>
-          <w:trHeight w:val="593" w:hRule="atLeast"/>
+          <w:trHeight w:val="593"/>
           <w:jc w:val="center"/>
         </w:trPr>
         <w:tc>
@@ -904,18 +905,18 @@
               <w:adjustRightInd w:val="0"/>
               <w:snapToGrid w:val="0"/>
               <w:spacing w:before="176" w:line="228" w:lineRule="auto"/>
-              <w:ind w:left="0" w:leftChars="0" w:right="0" w:rightChars="0" w:firstLine="0" w:firstLineChars="0"/>
+              <w:ind w:left="0" w:right="0" w:firstLine="0" w:leftChars="0" w:rightChars="0" w:firstLineChars="0"/>
               <w:jc w:val="center"/>
               <w:textAlignment w:val="baseline"/>
               <w:rPr>
-                <w:rFonts w:ascii="宋体" w:hAnsi="宋体" w:eastAsia="宋体" w:cs="宋体"/>
+                <w:rFonts w:ascii="宋体" w:eastAsia="宋体" w:hAnsi="宋体" w:cs="宋体"/>
                 <w:sz w:val="20"/>
                 <w:szCs w:val="20"/>
               </w:rPr>
             </w:pPr>
             <w:r>
               <w:rPr>
-                <w:rFonts w:hint="eastAsia" w:ascii="宋体" w:hAnsi="宋体" w:cs="宋体"/>
+                <w:rFonts w:ascii="宋体" w:hAnsi="宋体" w:cs="宋体" w:hint="eastAsia"/>
                 <w:spacing w:val="-14"/>
                 <w:sz w:val="20"/>
                 <w:szCs w:val="20"/>
@@ -925,7 +926,7 @@
             </w:r>
             <w:r>
               <w:rPr>
-                <w:rFonts w:ascii="宋体" w:hAnsi="宋体" w:eastAsia="宋体" w:cs="宋体"/>
+                <w:rFonts w:ascii="宋体" w:eastAsia="宋体" w:hAnsi="宋体" w:cs="宋体"/>
                 <w:spacing w:val="-14"/>
                 <w:sz w:val="20"/>
                 <w:szCs w:val="20"/>
@@ -953,18 +954,18 @@
               <w:adjustRightInd w:val="0"/>
               <w:snapToGrid w:val="0"/>
               <w:spacing w:before="175" w:line="227" w:lineRule="auto"/>
-              <w:ind w:left="0" w:leftChars="0" w:right="0" w:rightChars="0" w:firstLine="0" w:firstLineChars="0"/>
+              <w:ind w:left="0" w:right="0" w:firstLine="0" w:leftChars="0" w:rightChars="0" w:firstLineChars="0"/>
               <w:jc w:val="center"/>
               <w:textAlignment w:val="baseline"/>
               <w:rPr>
-                <w:rFonts w:ascii="宋体" w:hAnsi="宋体" w:eastAsia="宋体" w:cs="宋体"/>
+                <w:rFonts w:ascii="宋体" w:eastAsia="宋体" w:hAnsi="宋体" w:cs="宋体"/>
                 <w:sz w:val="20"/>
                 <w:szCs w:val="20"/>
               </w:rPr>
             </w:pPr>
             <w:r>
               <w:rPr>
-                <w:rFonts w:ascii="宋体" w:hAnsi="宋体" w:eastAsia="宋体" w:cs="宋体"/>
+                <w:rFonts w:ascii="宋体" w:eastAsia="宋体" w:hAnsi="宋体" w:cs="宋体"/>
                 <w:spacing w:val="4"/>
                 <w:sz w:val="20"/>
                 <w:szCs w:val="20"/>
@@ -992,18 +993,18 @@
               <w:adjustRightInd w:val="0"/>
               <w:snapToGrid w:val="0"/>
               <w:spacing w:before="175" w:line="228" w:lineRule="auto"/>
-              <w:ind w:left="0" w:leftChars="0" w:right="0" w:rightChars="0" w:firstLine="0" w:firstLineChars="0"/>
+              <w:ind w:left="0" w:right="0" w:firstLine="0" w:leftChars="0" w:rightChars="0" w:firstLineChars="0"/>
               <w:jc w:val="center"/>
               <w:textAlignment w:val="baseline"/>
               <w:rPr>
-                <w:rFonts w:ascii="宋体" w:hAnsi="宋体" w:eastAsia="宋体" w:cs="宋体"/>
+                <w:rFonts w:ascii="宋体" w:eastAsia="宋体" w:hAnsi="宋体" w:cs="宋体"/>
                 <w:sz w:val="20"/>
                 <w:szCs w:val="20"/>
               </w:rPr>
             </w:pPr>
             <w:r>
               <w:rPr>
-                <w:rFonts w:ascii="宋体" w:hAnsi="宋体" w:eastAsia="宋体" w:cs="宋体"/>
+                <w:rFonts w:ascii="宋体" w:eastAsia="宋体" w:hAnsi="宋体" w:cs="宋体"/>
                 <w:spacing w:val="7"/>
                 <w:sz w:val="20"/>
                 <w:szCs w:val="20"/>
@@ -1031,11 +1032,11 @@
               <w:adjustRightInd w:val="0"/>
               <w:snapToGrid w:val="0"/>
               <w:spacing w:before="175" w:line="228" w:lineRule="auto"/>
-              <w:ind w:left="0" w:leftChars="0" w:right="0" w:rightChars="0" w:firstLine="0" w:firstLineChars="0"/>
+              <w:ind w:left="0" w:right="0" w:firstLine="0" w:leftChars="0" w:rightChars="0" w:firstLineChars="0"/>
               <w:jc w:val="center"/>
               <w:textAlignment w:val="baseline"/>
               <w:rPr>
-                <w:rFonts w:hint="eastAsia" w:ascii="宋体" w:hAnsi="宋体" w:eastAsia="宋体" w:cs="宋体"/>
+                <w:rFonts w:ascii="宋体" w:eastAsia="宋体" w:hAnsi="宋体" w:cs="宋体" w:hint="eastAsia"/>
                 <w:spacing w:val="7"/>
                 <w:sz w:val="20"/>
                 <w:szCs w:val="20"/>
@@ -1044,7 +1045,7 @@
             </w:pPr>
             <w:r>
               <w:rPr>
-                <w:rFonts w:hint="eastAsia" w:ascii="宋体" w:hAnsi="宋体" w:cs="宋体"/>
+                <w:rFonts w:ascii="宋体" w:hAnsi="宋体" w:cs="宋体" w:hint="eastAsia"/>
                 <w:spacing w:val="7"/>
                 <w:sz w:val="20"/>
                 <w:szCs w:val="20"/>
@@ -1073,11 +1074,11 @@
               <w:adjustRightInd w:val="0"/>
               <w:snapToGrid w:val="0"/>
               <w:spacing w:before="175" w:line="228" w:lineRule="auto"/>
-              <w:ind w:left="0" w:leftChars="0" w:right="0" w:rightChars="0" w:firstLine="0" w:firstLineChars="0"/>
+              <w:ind w:left="0" w:right="0" w:firstLine="0" w:leftChars="0" w:rightChars="0" w:firstLineChars="0"/>
               <w:jc w:val="center"/>
               <w:textAlignment w:val="baseline"/>
               <w:rPr>
-                <w:rFonts w:hint="default" w:ascii="宋体" w:hAnsi="宋体" w:cs="宋体"/>
+                <w:rFonts w:ascii="宋体" w:hAnsi="宋体" w:cs="宋体" w:hint="default"/>
                 <w:spacing w:val="7"/>
                 <w:sz w:val="20"/>
                 <w:szCs w:val="20"/>
@@ -1086,7 +1087,7 @@
             </w:pPr>
             <w:r>
               <w:rPr>
-                <w:rFonts w:hint="eastAsia" w:ascii="宋体" w:hAnsi="宋体" w:cs="宋体"/>
+                <w:rFonts w:ascii="宋体" w:hAnsi="宋体" w:cs="宋体" w:hint="eastAsia"/>
                 <w:spacing w:val="7"/>
                 <w:sz w:val="20"/>
                 <w:szCs w:val="20"/>
@@ -1115,18 +1116,18 @@
               <w:adjustRightInd w:val="0"/>
               <w:snapToGrid w:val="0"/>
               <w:spacing w:before="176" w:line="229" w:lineRule="auto"/>
-              <w:ind w:left="0" w:leftChars="0" w:right="0" w:rightChars="0" w:firstLine="0" w:firstLineChars="0"/>
+              <w:ind w:left="0" w:right="0" w:firstLine="0" w:leftChars="0" w:rightChars="0" w:firstLineChars="0"/>
               <w:jc w:val="center"/>
               <w:textAlignment w:val="baseline"/>
               <w:rPr>
-                <w:rFonts w:ascii="宋体" w:hAnsi="宋体" w:eastAsia="宋体" w:cs="宋体"/>
+                <w:rFonts w:ascii="宋体" w:eastAsia="宋体" w:hAnsi="宋体" w:cs="宋体"/>
                 <w:sz w:val="20"/>
                 <w:szCs w:val="20"/>
               </w:rPr>
             </w:pPr>
             <w:r>
               <w:rPr>
-                <w:rFonts w:ascii="宋体" w:hAnsi="宋体" w:eastAsia="宋体" w:cs="宋体"/>
+                <w:rFonts w:ascii="宋体" w:eastAsia="宋体" w:hAnsi="宋体" w:cs="宋体"/>
                 <w:spacing w:val="7"/>
                 <w:sz w:val="20"/>
                 <w:szCs w:val="20"/>
@@ -1138,14 +1139,9 @@
       </w:tr>
       <w:tr>
         <w:tblPrEx>
-          <w:tblBorders>
-            <w:top w:val="single" w:color="000000" w:sz="2" w:space="0"/>
-            <w:left w:val="single" w:color="000000" w:sz="2" w:space="0"/>
-            <w:bottom w:val="single" w:color="000000" w:sz="2" w:space="0"/>
-            <w:right w:val="single" w:color="000000" w:sz="2" w:space="0"/>
-            <w:insideH w:val="single" w:color="000000" w:sz="2" w:space="0"/>
-            <w:insideV w:val="single" w:color="000000" w:sz="2" w:space="0"/>
-          </w:tblBorders>
+          <w:tblW w:w="8214" w:type="dxa"/>
+          <w:jc w:val="center"/>
+          <w:tblLayout w:type="fixed"/>
           <w:tblCellMar>
             <w:top w:w="0" w:type="dxa"/>
             <w:left w:w="0" w:type="dxa"/>
@@ -1154,7 +1150,7 @@
           </w:tblCellMar>
         </w:tblPrEx>
         <w:trPr>
-          <w:trHeight w:val="516" w:hRule="atLeast"/>
+          <w:trHeight w:val="516"/>
           <w:jc w:val="center"/>
         </w:trPr>
         <w:tc>
@@ -1176,11 +1172,11 @@
               <w:adjustRightInd w:val="0"/>
               <w:snapToGrid w:val="0"/>
               <w:spacing w:before="173" w:line="267" w:lineRule="exact"/>
-              <w:ind w:left="0" w:leftChars="0" w:right="0" w:rightChars="0" w:firstLine="0" w:firstLineChars="0"/>
+              <w:ind w:left="0" w:right="0" w:firstLine="0" w:leftChars="0" w:rightChars="0" w:firstLineChars="0"/>
               <w:jc w:val="center"/>
               <w:textAlignment w:val="baseline"/>
               <w:rPr>
-                <w:rFonts w:hint="default" w:ascii="宋体" w:hAnsi="宋体" w:eastAsia="宋体" w:cs="宋体"/>
+                <w:rFonts w:ascii="宋体" w:eastAsia="宋体" w:hAnsi="宋体" w:cs="宋体" w:hint="default"/>
                 <w:sz w:val="20"/>
                 <w:szCs w:val="20"/>
                 <w:lang w:val="en-US"/>
@@ -1188,7 +1184,7 @@
             </w:pPr>
             <w:r>
               <w:rPr>
-                <w:rFonts w:ascii="宋体" w:hAnsi="宋体" w:eastAsia="宋体" w:cs="宋体"/>
+                <w:rFonts w:ascii="宋体" w:eastAsia="宋体" w:hAnsi="宋体" w:cs="宋体"/>
                 <w:spacing w:val="3"/>
                 <w:position w:val="1"/>
                 <w:sz w:val="20"/>
@@ -1198,7 +1194,7 @@
             </w:r>
             <w:r>
               <w:rPr>
-                <w:rFonts w:hint="eastAsia" w:ascii="宋体" w:hAnsi="宋体" w:cs="宋体"/>
+                <w:rFonts w:ascii="宋体" w:hAnsi="宋体" w:cs="宋体" w:hint="eastAsia"/>
                 <w:spacing w:val="3"/>
                 <w:position w:val="1"/>
                 <w:sz w:val="20"/>
@@ -1209,7 +1205,7 @@
             </w:r>
             <w:r>
               <w:rPr>
-                <w:rFonts w:ascii="宋体" w:hAnsi="宋体" w:eastAsia="宋体" w:cs="宋体"/>
+                <w:rFonts w:ascii="宋体" w:eastAsia="宋体" w:hAnsi="宋体" w:cs="宋体"/>
                 <w:spacing w:val="3"/>
                 <w:position w:val="1"/>
                 <w:sz w:val="20"/>
@@ -1219,7 +1215,7 @@
             </w:r>
             <w:r>
               <w:rPr>
-                <w:rFonts w:hint="eastAsia" w:ascii="宋体" w:hAnsi="宋体" w:cs="宋体"/>
+                <w:rFonts w:ascii="宋体" w:hAnsi="宋体" w:cs="宋体" w:hint="eastAsia"/>
                 <w:spacing w:val="3"/>
                 <w:position w:val="1"/>
                 <w:sz w:val="20"/>
@@ -1249,18 +1245,18 @@
               <w:adjustRightInd w:val="0"/>
               <w:snapToGrid w:val="0"/>
               <w:spacing w:before="173" w:line="267" w:lineRule="exact"/>
-              <w:ind w:left="0" w:leftChars="0" w:right="0" w:rightChars="0" w:firstLine="0" w:firstLineChars="0"/>
+              <w:ind w:left="0" w:right="0" w:firstLine="0" w:leftChars="0" w:rightChars="0" w:firstLineChars="0"/>
               <w:jc w:val="center"/>
               <w:textAlignment w:val="baseline"/>
               <w:rPr>
-                <w:rFonts w:ascii="宋体" w:hAnsi="宋体" w:eastAsia="宋体" w:cs="宋体"/>
+                <w:rFonts w:ascii="宋体" w:eastAsia="宋体" w:hAnsi="宋体" w:cs="宋体"/>
                 <w:sz w:val="20"/>
                 <w:szCs w:val="20"/>
               </w:rPr>
             </w:pPr>
             <w:r>
               <w:rPr>
-                <w:rFonts w:ascii="宋体" w:hAnsi="宋体" w:eastAsia="宋体" w:cs="宋体"/>
+                <w:rFonts w:ascii="宋体" w:eastAsia="宋体" w:hAnsi="宋体" w:cs="宋体"/>
                 <w:spacing w:val="4"/>
                 <w:position w:val="1"/>
                 <w:sz w:val="20"/>
@@ -1289,18 +1285,18 @@
               <w:adjustRightInd w:val="0"/>
               <w:snapToGrid w:val="0"/>
               <w:spacing w:before="172" w:line="228" w:lineRule="auto"/>
-              <w:ind w:left="0" w:leftChars="0" w:right="0" w:rightChars="0" w:firstLine="0" w:firstLineChars="0"/>
+              <w:ind w:left="0" w:right="0" w:firstLine="0" w:leftChars="0" w:rightChars="0" w:firstLineChars="0"/>
               <w:jc w:val="center"/>
               <w:textAlignment w:val="baseline"/>
               <w:rPr>
-                <w:rFonts w:ascii="宋体" w:hAnsi="宋体" w:eastAsia="宋体" w:cs="宋体"/>
+                <w:rFonts w:ascii="宋体" w:eastAsia="宋体" w:hAnsi="宋体" w:cs="宋体"/>
                 <w:sz w:val="20"/>
                 <w:szCs w:val="20"/>
               </w:rPr>
             </w:pPr>
             <w:r>
               <w:rPr>
-                <w:rFonts w:ascii="宋体" w:hAnsi="宋体" w:eastAsia="宋体" w:cs="宋体"/>
+                <w:rFonts w:ascii="宋体" w:eastAsia="宋体" w:hAnsi="宋体" w:cs="宋体"/>
                 <w:spacing w:val="200"/>
                 <w:kern w:val="0"/>
                 <w:sz w:val="20"/>
@@ -1310,7 +1306,7 @@
             </w:r>
             <w:r>
               <w:rPr>
-                <w:rFonts w:ascii="宋体" w:hAnsi="宋体" w:eastAsia="宋体" w:cs="宋体"/>
+                <w:rFonts w:ascii="宋体" w:eastAsia="宋体" w:hAnsi="宋体" w:cs="宋体"/>
                 <w:spacing w:val="0"/>
                 <w:kern w:val="0"/>
                 <w:sz w:val="20"/>
@@ -1339,11 +1335,11 @@
               <w:adjustRightInd w:val="0"/>
               <w:snapToGrid w:val="0"/>
               <w:spacing w:before="173" w:line="229" w:lineRule="auto"/>
-              <w:ind w:left="0" w:leftChars="0" w:right="0" w:rightChars="0" w:firstLine="0" w:firstLineChars="0"/>
+              <w:ind w:left="0" w:right="0" w:firstLine="0" w:leftChars="0" w:rightChars="0" w:firstLineChars="0"/>
               <w:jc w:val="center"/>
               <w:textAlignment w:val="baseline"/>
               <w:rPr>
-                <w:rFonts w:ascii="宋体" w:hAnsi="宋体" w:eastAsia="宋体" w:cs="宋体"/>
+                <w:rFonts w:ascii="宋体" w:eastAsia="宋体" w:hAnsi="宋体" w:cs="宋体"/>
                 <w:spacing w:val="200"/>
                 <w:kern w:val="0"/>
                 <w:sz w:val="20"/>
@@ -1352,7 +1348,7 @@
             </w:pPr>
             <w:r>
               <w:rPr>
-                <w:rFonts w:hint="eastAsia" w:asciiTheme="minorAscii" w:hAnsiTheme="minorAscii" w:eastAsiaTheme="minorEastAsia"/>
+                <w:rFonts w:asciiTheme="minorAscii" w:eastAsiaTheme="minorEastAsia" w:hAnsiTheme="minorAscii" w:hint="eastAsia"/>
                 <w:spacing w:val="0"/>
                 <w:kern w:val="0"/>
                 <w:sz w:val="21"/>
@@ -1382,11 +1378,11 @@
               <w:adjustRightInd w:val="0"/>
               <w:snapToGrid w:val="0"/>
               <w:spacing w:before="172" w:line="228" w:lineRule="auto"/>
-              <w:ind w:left="0" w:leftChars="0" w:right="0" w:rightChars="0" w:firstLine="0" w:firstLineChars="0"/>
+              <w:ind w:left="0" w:right="0" w:firstLine="0" w:leftChars="0" w:rightChars="0" w:firstLineChars="0"/>
               <w:jc w:val="center"/>
               <w:textAlignment w:val="baseline"/>
               <w:rPr>
-                <w:rFonts w:ascii="宋体" w:hAnsi="宋体" w:eastAsia="宋体" w:cs="宋体"/>
+                <w:rFonts w:ascii="宋体" w:eastAsia="宋体" w:hAnsi="宋体" w:cs="宋体"/>
                 <w:spacing w:val="200"/>
                 <w:kern w:val="0"/>
                 <w:sz w:val="20"/>
@@ -1395,7 +1391,7 @@
             </w:pPr>
             <w:r>
               <w:rPr>
-                <w:rFonts w:hint="eastAsia" w:ascii="宋体" w:hAnsi="宋体" w:eastAsia="宋体" w:cs="宋体"/>
+                <w:rFonts w:ascii="宋体" w:eastAsia="宋体" w:hAnsi="宋体" w:cs="宋体" w:hint="eastAsia"/>
                 <w:spacing w:val="200"/>
                 <w:kern w:val="0"/>
                 <w:sz w:val="20"/>
@@ -1405,7 +1401,7 @@
             </w:r>
             <w:r>
               <w:rPr>
-                <w:rFonts w:hint="eastAsia" w:asciiTheme="minorAscii" w:hAnsiTheme="minorAscii" w:eastAsiaTheme="minorEastAsia"/>
+                <w:rFonts w:asciiTheme="minorAscii" w:eastAsiaTheme="minorEastAsia" w:hAnsiTheme="minorAscii" w:hint="eastAsia"/>
                 <w:spacing w:val="0"/>
                 <w:kern w:val="0"/>
                 <w:sz w:val="21"/>
@@ -1435,18 +1431,18 @@
               <w:adjustRightInd w:val="0"/>
               <w:snapToGrid w:val="0"/>
               <w:spacing w:before="173" w:line="229" w:lineRule="auto"/>
-              <w:ind w:left="0" w:leftChars="0" w:right="0" w:rightChars="0" w:firstLine="0" w:firstLineChars="0"/>
+              <w:ind w:left="0" w:right="0" w:firstLine="0" w:leftChars="0" w:rightChars="0" w:firstLineChars="0"/>
               <w:jc w:val="center"/>
               <w:textAlignment w:val="baseline"/>
               <w:rPr>
-                <w:rFonts w:ascii="宋体" w:hAnsi="宋体" w:eastAsia="宋体" w:cs="宋体"/>
+                <w:rFonts w:ascii="宋体" w:eastAsia="宋体" w:hAnsi="宋体" w:cs="宋体"/>
                 <w:sz w:val="20"/>
                 <w:szCs w:val="20"/>
               </w:rPr>
             </w:pPr>
             <w:r>
               <w:rPr>
-                <w:rFonts w:hint="eastAsia" w:asciiTheme="minorAscii" w:hAnsiTheme="minorAscii" w:eastAsiaTheme="minorEastAsia"/>
+                <w:rFonts w:asciiTheme="minorAscii" w:eastAsiaTheme="minorEastAsia" w:hAnsiTheme="minorAscii" w:hint="eastAsia"/>
                 <w:spacing w:val="0"/>
                 <w:kern w:val="0"/>
                 <w:sz w:val="21"/>
@@ -1460,14 +1456,9 @@
       </w:tr>
       <w:tr>
         <w:tblPrEx>
-          <w:tblBorders>
-            <w:top w:val="single" w:color="000000" w:sz="2" w:space="0"/>
-            <w:left w:val="single" w:color="000000" w:sz="2" w:space="0"/>
-            <w:bottom w:val="single" w:color="000000" w:sz="2" w:space="0"/>
-            <w:right w:val="single" w:color="000000" w:sz="2" w:space="0"/>
-            <w:insideH w:val="single" w:color="000000" w:sz="2" w:space="0"/>
-            <w:insideV w:val="single" w:color="000000" w:sz="2" w:space="0"/>
-          </w:tblBorders>
+          <w:tblW w:w="8214" w:type="dxa"/>
+          <w:jc w:val="center"/>
+          <w:tblLayout w:type="fixed"/>
           <w:tblCellMar>
             <w:top w:w="0" w:type="dxa"/>
             <w:left w:w="0" w:type="dxa"/>
@@ -1476,7 +1467,7 @@
           </w:tblCellMar>
         </w:tblPrEx>
         <w:trPr>
-          <w:trHeight w:val="556" w:hRule="atLeast"/>
+          <w:trHeight w:val="556"/>
           <w:jc w:val="center"/>
         </w:trPr>
         <w:tc>
@@ -1485,7 +1476,7 @@
           </w:tcPr>
           <w:p>
             <w:pPr>
-              <w:pStyle w:val="27"/>
+              <w:pStyle w:val="TableText"/>
               <w:keepNext w:val="0"/>
               <w:keepLines w:val="0"/>
               <w:pageBreakBefore w:val="0"/>
@@ -1498,7 +1489,7 @@
               <w:bidi w:val="0"/>
               <w:adjustRightInd w:val="0"/>
               <w:snapToGrid w:val="0"/>
-              <w:ind w:left="0" w:leftChars="0" w:right="0" w:rightChars="0" w:firstLine="0" w:firstLineChars="0"/>
+              <w:ind w:left="0" w:right="0" w:firstLine="0" w:leftChars="0" w:rightChars="0" w:firstLineChars="0"/>
               <w:jc w:val="center"/>
               <w:textAlignment w:val="baseline"/>
             </w:pPr>
@@ -1510,7 +1501,7 @@
           </w:tcPr>
           <w:p>
             <w:pPr>
-              <w:pStyle w:val="27"/>
+              <w:pStyle w:val="TableText"/>
               <w:keepNext w:val="0"/>
               <w:keepLines w:val="0"/>
               <w:pageBreakBefore w:val="0"/>
@@ -1523,7 +1514,7 @@
               <w:bidi w:val="0"/>
               <w:adjustRightInd w:val="0"/>
               <w:snapToGrid w:val="0"/>
-              <w:ind w:left="0" w:leftChars="0" w:right="0" w:rightChars="0" w:firstLine="0" w:firstLineChars="0"/>
+              <w:ind w:left="0" w:right="0" w:firstLine="0" w:leftChars="0" w:rightChars="0" w:firstLineChars="0"/>
               <w:jc w:val="center"/>
               <w:textAlignment w:val="baseline"/>
             </w:pPr>
@@ -1535,7 +1526,7 @@
           </w:tcPr>
           <w:p>
             <w:pPr>
-              <w:pStyle w:val="27"/>
+              <w:pStyle w:val="TableText"/>
               <w:keepNext w:val="0"/>
               <w:keepLines w:val="0"/>
               <w:pageBreakBefore w:val="0"/>
@@ -1548,7 +1539,7 @@
               <w:bidi w:val="0"/>
               <w:adjustRightInd w:val="0"/>
               <w:snapToGrid w:val="0"/>
-              <w:ind w:left="0" w:leftChars="0" w:right="0" w:rightChars="0" w:firstLine="0" w:firstLineChars="0"/>
+              <w:ind w:left="0" w:right="0" w:firstLine="0" w:leftChars="0" w:rightChars="0" w:firstLineChars="0"/>
               <w:jc w:val="center"/>
               <w:textAlignment w:val="baseline"/>
             </w:pPr>
@@ -1560,7 +1551,7 @@
           </w:tcPr>
           <w:p>
             <w:pPr>
-              <w:pStyle w:val="27"/>
+              <w:pStyle w:val="TableText"/>
               <w:keepNext w:val="0"/>
               <w:keepLines w:val="0"/>
               <w:pageBreakBefore w:val="0"/>
@@ -1573,7 +1564,7 @@
               <w:bidi w:val="0"/>
               <w:adjustRightInd w:val="0"/>
               <w:snapToGrid w:val="0"/>
-              <w:ind w:left="0" w:leftChars="0" w:right="0" w:rightChars="0" w:firstLine="0" w:firstLineChars="0"/>
+              <w:ind w:left="0" w:right="0" w:firstLine="0" w:leftChars="0" w:rightChars="0" w:firstLineChars="0"/>
               <w:jc w:val="center"/>
               <w:textAlignment w:val="baseline"/>
             </w:pPr>
@@ -1585,7 +1576,7 @@
           </w:tcPr>
           <w:p>
             <w:pPr>
-              <w:pStyle w:val="27"/>
+              <w:pStyle w:val="TableText"/>
               <w:keepNext w:val="0"/>
               <w:keepLines w:val="0"/>
               <w:pageBreakBefore w:val="0"/>
@@ -1598,7 +1589,7 @@
               <w:bidi w:val="0"/>
               <w:adjustRightInd w:val="0"/>
               <w:snapToGrid w:val="0"/>
-              <w:ind w:left="0" w:leftChars="0" w:right="0" w:rightChars="0" w:firstLine="0" w:firstLineChars="0"/>
+              <w:ind w:left="0" w:right="0" w:firstLine="0" w:leftChars="0" w:rightChars="0" w:firstLineChars="0"/>
               <w:jc w:val="center"/>
               <w:textAlignment w:val="baseline"/>
             </w:pPr>
@@ -1610,7 +1601,7 @@
           </w:tcPr>
           <w:p>
             <w:pPr>
-              <w:pStyle w:val="27"/>
+              <w:pStyle w:val="TableText"/>
               <w:keepNext w:val="0"/>
               <w:keepLines w:val="0"/>
               <w:pageBreakBefore w:val="0"/>
@@ -1623,7 +1614,7 @@
               <w:bidi w:val="0"/>
               <w:adjustRightInd w:val="0"/>
               <w:snapToGrid w:val="0"/>
-              <w:ind w:left="0" w:leftChars="0" w:right="0" w:rightChars="0" w:firstLine="0" w:firstLineChars="0"/>
+              <w:ind w:left="0" w:right="0" w:firstLine="0" w:leftChars="0" w:rightChars="0" w:firstLineChars="0"/>
               <w:jc w:val="center"/>
               <w:textAlignment w:val="baseline"/>
             </w:pPr>
@@ -1632,14 +1623,9 @@
       </w:tr>
       <w:tr>
         <w:tblPrEx>
-          <w:tblBorders>
-            <w:top w:val="single" w:color="000000" w:sz="2" w:space="0"/>
-            <w:left w:val="single" w:color="000000" w:sz="2" w:space="0"/>
-            <w:bottom w:val="single" w:color="000000" w:sz="2" w:space="0"/>
-            <w:right w:val="single" w:color="000000" w:sz="2" w:space="0"/>
-            <w:insideH w:val="single" w:color="000000" w:sz="2" w:space="0"/>
-            <w:insideV w:val="single" w:color="000000" w:sz="2" w:space="0"/>
-          </w:tblBorders>
+          <w:tblW w:w="8214" w:type="dxa"/>
+          <w:jc w:val="center"/>
+          <w:tblLayout w:type="fixed"/>
           <w:tblCellMar>
             <w:top w:w="0" w:type="dxa"/>
             <w:left w:w="0" w:type="dxa"/>
@@ -1648,7 +1634,7 @@
           </w:tblCellMar>
         </w:tblPrEx>
         <w:trPr>
-          <w:trHeight w:val="556" w:hRule="atLeast"/>
+          <w:trHeight w:val="556"/>
           <w:jc w:val="center"/>
         </w:trPr>
         <w:tc>
@@ -1657,7 +1643,7 @@
           </w:tcPr>
           <w:p>
             <w:pPr>
-              <w:pStyle w:val="27"/>
+              <w:pStyle w:val="TableText"/>
               <w:keepNext w:val="0"/>
               <w:keepLines w:val="0"/>
               <w:pageBreakBefore w:val="0"/>
@@ -1670,7 +1656,7 @@
               <w:bidi w:val="0"/>
               <w:adjustRightInd w:val="0"/>
               <w:snapToGrid w:val="0"/>
-              <w:ind w:left="0" w:leftChars="0" w:right="0" w:rightChars="0" w:firstLine="0" w:firstLineChars="0"/>
+              <w:ind w:left="0" w:right="0" w:firstLine="0" w:leftChars="0" w:rightChars="0" w:firstLineChars="0"/>
               <w:jc w:val="center"/>
               <w:textAlignment w:val="baseline"/>
             </w:pPr>
@@ -1682,7 +1668,7 @@
           </w:tcPr>
           <w:p>
             <w:pPr>
-              <w:pStyle w:val="27"/>
+              <w:pStyle w:val="TableText"/>
               <w:keepNext w:val="0"/>
               <w:keepLines w:val="0"/>
               <w:pageBreakBefore w:val="0"/>
@@ -1695,7 +1681,7 @@
               <w:bidi w:val="0"/>
               <w:adjustRightInd w:val="0"/>
               <w:snapToGrid w:val="0"/>
-              <w:ind w:left="0" w:leftChars="0" w:right="0" w:rightChars="0" w:firstLine="0" w:firstLineChars="0"/>
+              <w:ind w:left="0" w:right="0" w:firstLine="0" w:leftChars="0" w:rightChars="0" w:firstLineChars="0"/>
               <w:jc w:val="center"/>
               <w:textAlignment w:val="baseline"/>
             </w:pPr>
@@ -1707,7 +1693,7 @@
           </w:tcPr>
           <w:p>
             <w:pPr>
-              <w:pStyle w:val="27"/>
+              <w:pStyle w:val="TableText"/>
               <w:keepNext w:val="0"/>
               <w:keepLines w:val="0"/>
               <w:pageBreakBefore w:val="0"/>
@@ -1720,7 +1706,7 @@
               <w:bidi w:val="0"/>
               <w:adjustRightInd w:val="0"/>
               <w:snapToGrid w:val="0"/>
-              <w:ind w:left="0" w:leftChars="0" w:right="0" w:rightChars="0" w:firstLine="0" w:firstLineChars="0"/>
+              <w:ind w:left="0" w:right="0" w:firstLine="0" w:leftChars="0" w:rightChars="0" w:firstLineChars="0"/>
               <w:jc w:val="center"/>
               <w:textAlignment w:val="baseline"/>
             </w:pPr>
@@ -1732,7 +1718,7 @@
           </w:tcPr>
           <w:p>
             <w:pPr>
-              <w:pStyle w:val="27"/>
+              <w:pStyle w:val="TableText"/>
               <w:keepNext w:val="0"/>
               <w:keepLines w:val="0"/>
               <w:pageBreakBefore w:val="0"/>
@@ -1745,7 +1731,7 @@
               <w:bidi w:val="0"/>
               <w:adjustRightInd w:val="0"/>
               <w:snapToGrid w:val="0"/>
-              <w:ind w:left="0" w:leftChars="0" w:right="0" w:rightChars="0" w:firstLine="0" w:firstLineChars="0"/>
+              <w:ind w:left="0" w:right="0" w:firstLine="0" w:leftChars="0" w:rightChars="0" w:firstLineChars="0"/>
               <w:jc w:val="center"/>
               <w:textAlignment w:val="baseline"/>
             </w:pPr>
@@ -1757,7 +1743,7 @@
           </w:tcPr>
           <w:p>
             <w:pPr>
-              <w:pStyle w:val="27"/>
+              <w:pStyle w:val="TableText"/>
               <w:keepNext w:val="0"/>
               <w:keepLines w:val="0"/>
               <w:pageBreakBefore w:val="0"/>
@@ -1770,7 +1756,7 @@
               <w:bidi w:val="0"/>
               <w:adjustRightInd w:val="0"/>
               <w:snapToGrid w:val="0"/>
-              <w:ind w:left="0" w:leftChars="0" w:right="0" w:rightChars="0" w:firstLine="0" w:firstLineChars="0"/>
+              <w:ind w:left="0" w:right="0" w:firstLine="0" w:leftChars="0" w:rightChars="0" w:firstLineChars="0"/>
               <w:jc w:val="center"/>
               <w:textAlignment w:val="baseline"/>
             </w:pPr>
@@ -1782,7 +1768,7 @@
           </w:tcPr>
           <w:p>
             <w:pPr>
-              <w:pStyle w:val="27"/>
+              <w:pStyle w:val="TableText"/>
               <w:keepNext w:val="0"/>
               <w:keepLines w:val="0"/>
               <w:pageBreakBefore w:val="0"/>
@@ -1795,7 +1781,7 @@
               <w:bidi w:val="0"/>
               <w:adjustRightInd w:val="0"/>
               <w:snapToGrid w:val="0"/>
-              <w:ind w:left="0" w:leftChars="0" w:right="0" w:rightChars="0" w:firstLine="0" w:firstLineChars="0"/>
+              <w:ind w:left="0" w:right="0" w:firstLine="0" w:leftChars="0" w:rightChars="0" w:firstLineChars="0"/>
               <w:jc w:val="center"/>
               <w:textAlignment w:val="baseline"/>
             </w:pPr>
@@ -1804,14 +1790,9 @@
       </w:tr>
       <w:tr>
         <w:tblPrEx>
-          <w:tblBorders>
-            <w:top w:val="single" w:color="000000" w:sz="2" w:space="0"/>
-            <w:left w:val="single" w:color="000000" w:sz="2" w:space="0"/>
-            <w:bottom w:val="single" w:color="000000" w:sz="2" w:space="0"/>
-            <w:right w:val="single" w:color="000000" w:sz="2" w:space="0"/>
-            <w:insideH w:val="single" w:color="000000" w:sz="2" w:space="0"/>
-            <w:insideV w:val="single" w:color="000000" w:sz="2" w:space="0"/>
-          </w:tblBorders>
+          <w:tblW w:w="8214" w:type="dxa"/>
+          <w:jc w:val="center"/>
+          <w:tblLayout w:type="fixed"/>
           <w:tblCellMar>
             <w:top w:w="0" w:type="dxa"/>
             <w:left w:w="0" w:type="dxa"/>
@@ -1820,7 +1801,7 @@
           </w:tblCellMar>
         </w:tblPrEx>
         <w:trPr>
-          <w:trHeight w:val="557" w:hRule="atLeast"/>
+          <w:trHeight w:val="557"/>
           <w:jc w:val="center"/>
         </w:trPr>
         <w:tc>
@@ -1829,7 +1810,7 @@
           </w:tcPr>
           <w:p>
             <w:pPr>
-              <w:pStyle w:val="27"/>
+              <w:pStyle w:val="TableText"/>
               <w:keepNext w:val="0"/>
               <w:keepLines w:val="0"/>
               <w:pageBreakBefore w:val="0"/>
@@ -1842,7 +1823,7 @@
               <w:bidi w:val="0"/>
               <w:adjustRightInd w:val="0"/>
               <w:snapToGrid w:val="0"/>
-              <w:ind w:left="0" w:leftChars="0" w:right="0" w:rightChars="0" w:firstLine="0" w:firstLineChars="0"/>
+              <w:ind w:left="0" w:right="0" w:firstLine="0" w:leftChars="0" w:rightChars="0" w:firstLineChars="0"/>
               <w:jc w:val="center"/>
               <w:textAlignment w:val="baseline"/>
             </w:pPr>
@@ -1854,7 +1835,7 @@
           </w:tcPr>
           <w:p>
             <w:pPr>
-              <w:pStyle w:val="27"/>
+              <w:pStyle w:val="TableText"/>
               <w:keepNext w:val="0"/>
               <w:keepLines w:val="0"/>
               <w:pageBreakBefore w:val="0"/>
@@ -1867,7 +1848,7 @@
               <w:bidi w:val="0"/>
               <w:adjustRightInd w:val="0"/>
               <w:snapToGrid w:val="0"/>
-              <w:ind w:left="0" w:leftChars="0" w:right="0" w:rightChars="0" w:firstLine="0" w:firstLineChars="0"/>
+              <w:ind w:left="0" w:right="0" w:firstLine="0" w:leftChars="0" w:rightChars="0" w:firstLineChars="0"/>
               <w:jc w:val="center"/>
               <w:textAlignment w:val="baseline"/>
             </w:pPr>
@@ -1879,7 +1860,7 @@
           </w:tcPr>
           <w:p>
             <w:pPr>
-              <w:pStyle w:val="27"/>
+              <w:pStyle w:val="TableText"/>
               <w:keepNext w:val="0"/>
               <w:keepLines w:val="0"/>
               <w:pageBreakBefore w:val="0"/>
@@ -1892,7 +1873,7 @@
               <w:bidi w:val="0"/>
               <w:adjustRightInd w:val="0"/>
               <w:snapToGrid w:val="0"/>
-              <w:ind w:left="0" w:leftChars="0" w:right="0" w:rightChars="0" w:firstLine="0" w:firstLineChars="0"/>
+              <w:ind w:left="0" w:right="0" w:firstLine="0" w:leftChars="0" w:rightChars="0" w:firstLineChars="0"/>
               <w:jc w:val="center"/>
               <w:textAlignment w:val="baseline"/>
             </w:pPr>
@@ -1904,7 +1885,7 @@
           </w:tcPr>
           <w:p>
             <w:pPr>
-              <w:pStyle w:val="27"/>
+              <w:pStyle w:val="TableText"/>
               <w:keepNext w:val="0"/>
               <w:keepLines w:val="0"/>
               <w:pageBreakBefore w:val="0"/>
@@ -1917,7 +1898,7 @@
               <w:bidi w:val="0"/>
               <w:adjustRightInd w:val="0"/>
               <w:snapToGrid w:val="0"/>
-              <w:ind w:left="0" w:leftChars="0" w:right="0" w:rightChars="0" w:firstLine="0" w:firstLineChars="0"/>
+              <w:ind w:left="0" w:right="0" w:firstLine="0" w:leftChars="0" w:rightChars="0" w:firstLineChars="0"/>
               <w:jc w:val="center"/>
               <w:textAlignment w:val="baseline"/>
             </w:pPr>
@@ -1929,7 +1910,7 @@
           </w:tcPr>
           <w:p>
             <w:pPr>
-              <w:pStyle w:val="27"/>
+              <w:pStyle w:val="TableText"/>
               <w:keepNext w:val="0"/>
               <w:keepLines w:val="0"/>
               <w:pageBreakBefore w:val="0"/>
@@ -1942,7 +1923,7 @@
               <w:bidi w:val="0"/>
               <w:adjustRightInd w:val="0"/>
               <w:snapToGrid w:val="0"/>
-              <w:ind w:left="0" w:leftChars="0" w:right="0" w:rightChars="0" w:firstLine="0" w:firstLineChars="0"/>
+              <w:ind w:left="0" w:right="0" w:firstLine="0" w:leftChars="0" w:rightChars="0" w:firstLineChars="0"/>
               <w:jc w:val="center"/>
               <w:textAlignment w:val="baseline"/>
             </w:pPr>
@@ -1954,7 +1935,7 @@
           </w:tcPr>
           <w:p>
             <w:pPr>
-              <w:pStyle w:val="27"/>
+              <w:pStyle w:val="TableText"/>
               <w:keepNext w:val="0"/>
               <w:keepLines w:val="0"/>
               <w:pageBreakBefore w:val="0"/>
@@ -1967,7 +1948,7 @@
               <w:bidi w:val="0"/>
               <w:adjustRightInd w:val="0"/>
               <w:snapToGrid w:val="0"/>
-              <w:ind w:left="0" w:leftChars="0" w:right="0" w:rightChars="0" w:firstLine="0" w:firstLineChars="0"/>
+              <w:ind w:left="0" w:right="0" w:firstLine="0" w:leftChars="0" w:rightChars="0" w:firstLineChars="0"/>
               <w:jc w:val="center"/>
               <w:textAlignment w:val="baseline"/>
             </w:pPr>
@@ -1999,7 +1980,7 @@
     <w:sdt>
       <w:sdtPr>
         <w:rPr>
-          <w:rFonts w:ascii="宋体" w:hAnsi="宋体" w:eastAsia="宋体" w:cs="Arial"/>
+          <w:rFonts w:ascii="宋体" w:eastAsia="宋体" w:hAnsi="宋体" w:cs="Arial"/>
           <w:snapToGrid w:val="0"/>
           <w:color w:val="000000"/>
           <w:kern w:val="0"/>
@@ -2015,7 +1996,7 @@
       </w:sdtPr>
       <w:sdtEndPr>
         <w:rPr>
-          <w:rFonts w:hint="eastAsia" w:ascii="宋体" w:hAnsi="宋体" w:eastAsia="宋体" w:cs="宋体"/>
+          <w:rFonts w:ascii="宋体" w:eastAsia="宋体" w:hAnsi="宋体" w:cs="宋体" w:hint="eastAsia"/>
           <w:snapToGrid w:val="0"/>
           <w:color w:val="000000"/>
           <w:kern w:val="0"/>
@@ -2041,18 +2022,18 @@
             <w:adjustRightInd w:val="0"/>
             <w:snapToGrid w:val="0"/>
             <w:spacing w:before="0" w:beforeLines="0" w:after="0" w:afterLines="0" w:line="240" w:lineRule="auto"/>
-            <w:ind w:left="0" w:leftChars="0" w:right="0" w:rightChars="0" w:firstLine="0" w:firstLineChars="0"/>
+            <w:ind w:left="0" w:right="0" w:firstLine="0" w:leftChars="0" w:rightChars="0" w:firstLineChars="0"/>
             <w:jc w:val="center"/>
             <w:textAlignment w:val="baseline"/>
             <w:rPr>
-              <w:rFonts w:hint="eastAsia" w:ascii="宋体" w:hAnsi="宋体" w:eastAsia="宋体" w:cs="宋体"/>
+              <w:rFonts w:ascii="宋体" w:eastAsia="宋体" w:hAnsi="宋体" w:cs="宋体" w:hint="eastAsia"/>
               <w:sz w:val="24"/>
               <w:szCs w:val="24"/>
             </w:rPr>
           </w:pPr>
           <w:r>
             <w:rPr>
-              <w:rFonts w:hint="eastAsia" w:ascii="宋体" w:hAnsi="宋体" w:eastAsia="宋体" w:cs="宋体"/>
+              <w:rFonts w:ascii="宋体" w:eastAsia="宋体" w:hAnsi="宋体" w:cs="宋体" w:hint="eastAsia"/>
               <w:sz w:val="24"/>
               <w:szCs w:val="24"/>
             </w:rPr>
@@ -2061,14 +2042,14 @@
         </w:p>
         <w:p>
           <w:pPr>
-            <w:pStyle w:val="16"/>
+            <w:pStyle w:val="TOC1"/>
             <w:tabs>
               <w:tab w:val="right" w:leader="dot" w:pos="8306"/>
             </w:tabs>
           </w:pPr>
           <w:r>
             <w:rPr>
-              <w:rFonts w:hint="eastAsia" w:ascii="宋体" w:hAnsi="宋体" w:eastAsia="宋体" w:cs="宋体"/>
+              <w:rFonts w:ascii="宋体" w:eastAsia="宋体" w:hAnsi="宋体" w:cs="宋体" w:hint="eastAsia"/>
               <w:sz w:val="24"/>
               <w:szCs w:val="24"/>
             </w:rPr>
@@ -2076,7 +2057,7 @@
           </w:r>
           <w:r>
             <w:rPr>
-              <w:rFonts w:hint="eastAsia" w:ascii="宋体" w:hAnsi="宋体" w:eastAsia="宋体" w:cs="宋体"/>
+              <w:rFonts w:ascii="宋体" w:eastAsia="宋体" w:hAnsi="宋体" w:cs="宋体" w:hint="eastAsia"/>
               <w:sz w:val="24"/>
               <w:szCs w:val="24"/>
             </w:rPr>
@@ -2084,7 +2065,7 @@
           </w:r>
           <w:r>
             <w:rPr>
-              <w:rFonts w:hint="eastAsia" w:ascii="宋体" w:hAnsi="宋体" w:eastAsia="宋体" w:cs="宋体"/>
+              <w:rFonts w:ascii="宋体" w:eastAsia="宋体" w:hAnsi="宋体" w:cs="宋体" w:hint="eastAsia"/>
               <w:sz w:val="24"/>
               <w:szCs w:val="24"/>
             </w:rPr>
@@ -2092,21 +2073,21 @@
           </w:r>
           <w:r>
             <w:rPr>
-              <w:rFonts w:hint="eastAsia" w:ascii="宋体" w:hAnsi="宋体" w:eastAsia="宋体" w:cs="宋体"/>
+              <w:rFonts w:ascii="宋体" w:eastAsia="宋体" w:hAnsi="宋体" w:cs="宋体" w:hint="eastAsia"/>
               <w:szCs w:val="24"/>
             </w:rPr>
             <w:fldChar w:fldCharType="begin"/>
           </w:r>
           <w:r>
             <w:rPr>
-              <w:rFonts w:hint="eastAsia" w:ascii="宋体" w:hAnsi="宋体" w:eastAsia="宋体" w:cs="宋体"/>
+              <w:rFonts w:ascii="宋体" w:eastAsia="宋体" w:hAnsi="宋体" w:cs="宋体" w:hint="eastAsia"/>
               <w:szCs w:val="24"/>
             </w:rPr>
             <w:instrText xml:space="preserve"> HYPERLINK \l _Toc21469 </w:instrText>
           </w:r>
           <w:r>
             <w:rPr>
-              <w:rFonts w:hint="eastAsia" w:ascii="宋体" w:hAnsi="宋体" w:eastAsia="宋体" w:cs="宋体"/>
+              <w:rFonts w:ascii="宋体" w:eastAsia="宋体" w:hAnsi="宋体" w:cs="宋体" w:hint="eastAsia"/>
               <w:szCs w:val="24"/>
             </w:rPr>
             <w:fldChar w:fldCharType="separate"/>
@@ -2138,7 +2119,7 @@
           </w:r>
           <w:r>
             <w:rPr>
-              <w:rFonts w:hint="eastAsia" w:ascii="宋体" w:hAnsi="宋体" w:eastAsia="宋体" w:cs="宋体"/>
+              <w:rFonts w:ascii="宋体" w:eastAsia="宋体" w:hAnsi="宋体" w:cs="宋体" w:hint="eastAsia"/>
               <w:szCs w:val="24"/>
             </w:rPr>
             <w:fldChar w:fldCharType="end"/>
@@ -2146,28 +2127,28 @@
         </w:p>
         <w:p>
           <w:pPr>
-            <w:pStyle w:val="16"/>
+            <w:pStyle w:val="TOC1"/>
             <w:tabs>
               <w:tab w:val="right" w:leader="dot" w:pos="8306"/>
             </w:tabs>
           </w:pPr>
           <w:r>
             <w:rPr>
-              <w:rFonts w:hint="eastAsia" w:ascii="宋体" w:hAnsi="宋体" w:eastAsia="宋体" w:cs="宋体"/>
+              <w:rFonts w:ascii="宋体" w:eastAsia="宋体" w:hAnsi="宋体" w:cs="宋体" w:hint="eastAsia"/>
               <w:szCs w:val="24"/>
             </w:rPr>
             <w:fldChar w:fldCharType="begin"/>
           </w:r>
           <w:r>
             <w:rPr>
-              <w:rFonts w:hint="eastAsia" w:ascii="宋体" w:hAnsi="宋体" w:eastAsia="宋体" w:cs="宋体"/>
+              <w:rFonts w:ascii="宋体" w:eastAsia="宋体" w:hAnsi="宋体" w:cs="宋体" w:hint="eastAsia"/>
               <w:szCs w:val="24"/>
             </w:rPr>
             <w:instrText xml:space="preserve"> HYPERLINK \l _Toc11882 </w:instrText>
           </w:r>
           <w:r>
             <w:rPr>
-              <w:rFonts w:hint="eastAsia" w:ascii="宋体" w:hAnsi="宋体" w:eastAsia="宋体" w:cs="宋体"/>
+              <w:rFonts w:ascii="宋体" w:eastAsia="宋体" w:hAnsi="宋体" w:cs="宋体" w:hint="eastAsia"/>
               <w:szCs w:val="24"/>
             </w:rPr>
             <w:fldChar w:fldCharType="separate"/>
@@ -2199,7 +2180,7 @@
           </w:r>
           <w:r>
             <w:rPr>
-              <w:rFonts w:hint="eastAsia" w:ascii="宋体" w:hAnsi="宋体" w:eastAsia="宋体" w:cs="宋体"/>
+              <w:rFonts w:ascii="宋体" w:eastAsia="宋体" w:hAnsi="宋体" w:cs="宋体" w:hint="eastAsia"/>
               <w:szCs w:val="24"/>
             </w:rPr>
             <w:fldChar w:fldCharType="end"/>
@@ -2207,28 +2188,28 @@
         </w:p>
         <w:p>
           <w:pPr>
-            <w:pStyle w:val="16"/>
+            <w:pStyle w:val="TOC1"/>
             <w:tabs>
               <w:tab w:val="right" w:leader="dot" w:pos="8306"/>
             </w:tabs>
           </w:pPr>
           <w:r>
             <w:rPr>
-              <w:rFonts w:hint="eastAsia" w:ascii="宋体" w:hAnsi="宋体" w:eastAsia="宋体" w:cs="宋体"/>
+              <w:rFonts w:ascii="宋体" w:eastAsia="宋体" w:hAnsi="宋体" w:cs="宋体" w:hint="eastAsia"/>
               <w:szCs w:val="24"/>
             </w:rPr>
             <w:fldChar w:fldCharType="begin"/>
           </w:r>
           <w:r>
             <w:rPr>
-              <w:rFonts w:hint="eastAsia" w:ascii="宋体" w:hAnsi="宋体" w:eastAsia="宋体" w:cs="宋体"/>
+              <w:rFonts w:ascii="宋体" w:eastAsia="宋体" w:hAnsi="宋体" w:cs="宋体" w:hint="eastAsia"/>
               <w:szCs w:val="24"/>
             </w:rPr>
             <w:instrText xml:space="preserve"> HYPERLINK \l _Toc15528 </w:instrText>
           </w:r>
           <w:r>
             <w:rPr>
-              <w:rFonts w:hint="eastAsia" w:ascii="宋体" w:hAnsi="宋体" w:eastAsia="宋体" w:cs="宋体"/>
+              <w:rFonts w:ascii="宋体" w:eastAsia="宋体" w:hAnsi="宋体" w:cs="宋体" w:hint="eastAsia"/>
               <w:szCs w:val="24"/>
             </w:rPr>
             <w:fldChar w:fldCharType="separate"/>
@@ -2260,7 +2241,7 @@
           </w:r>
           <w:r>
             <w:rPr>
-              <w:rFonts w:hint="eastAsia" w:ascii="宋体" w:hAnsi="宋体" w:eastAsia="宋体" w:cs="宋体"/>
+              <w:rFonts w:ascii="宋体" w:eastAsia="宋体" w:hAnsi="宋体" w:cs="宋体" w:hint="eastAsia"/>
               <w:szCs w:val="24"/>
             </w:rPr>
             <w:fldChar w:fldCharType="end"/>
@@ -2268,28 +2249,28 @@
         </w:p>
         <w:p>
           <w:pPr>
-            <w:pStyle w:val="17"/>
+            <w:pStyle w:val="TOC2"/>
             <w:tabs>
               <w:tab w:val="right" w:leader="dot" w:pos="8306"/>
             </w:tabs>
           </w:pPr>
           <w:r>
             <w:rPr>
-              <w:rFonts w:hint="eastAsia" w:ascii="宋体" w:hAnsi="宋体" w:eastAsia="宋体" w:cs="宋体"/>
+              <w:rFonts w:ascii="宋体" w:eastAsia="宋体" w:hAnsi="宋体" w:cs="宋体" w:hint="eastAsia"/>
               <w:szCs w:val="24"/>
             </w:rPr>
             <w:fldChar w:fldCharType="begin"/>
           </w:r>
           <w:r>
             <w:rPr>
-              <w:rFonts w:hint="eastAsia" w:ascii="宋体" w:hAnsi="宋体" w:eastAsia="宋体" w:cs="宋体"/>
+              <w:rFonts w:ascii="宋体" w:eastAsia="宋体" w:hAnsi="宋体" w:cs="宋体" w:hint="eastAsia"/>
               <w:szCs w:val="24"/>
             </w:rPr>
             <w:instrText xml:space="preserve"> HYPERLINK \l _Toc1777 </w:instrText>
           </w:r>
           <w:r>
             <w:rPr>
-              <w:rFonts w:hint="eastAsia" w:ascii="宋体" w:hAnsi="宋体" w:eastAsia="宋体" w:cs="宋体"/>
+              <w:rFonts w:ascii="宋体" w:eastAsia="宋体" w:hAnsi="宋体" w:cs="宋体" w:hint="eastAsia"/>
               <w:szCs w:val="24"/>
             </w:rPr>
             <w:fldChar w:fldCharType="separate"/>
@@ -2321,7 +2302,7 @@
           </w:r>
           <w:r>
             <w:rPr>
-              <w:rFonts w:hint="eastAsia" w:ascii="宋体" w:hAnsi="宋体" w:eastAsia="宋体" w:cs="宋体"/>
+              <w:rFonts w:ascii="宋体" w:eastAsia="宋体" w:hAnsi="宋体" w:cs="宋体" w:hint="eastAsia"/>
               <w:szCs w:val="24"/>
             </w:rPr>
             <w:fldChar w:fldCharType="end"/>
@@ -2329,28 +2310,28 @@
         </w:p>
         <w:p>
           <w:pPr>
-            <w:pStyle w:val="17"/>
+            <w:pStyle w:val="TOC2"/>
             <w:tabs>
               <w:tab w:val="right" w:leader="dot" w:pos="8306"/>
             </w:tabs>
           </w:pPr>
           <w:r>
             <w:rPr>
-              <w:rFonts w:hint="eastAsia" w:ascii="宋体" w:hAnsi="宋体" w:eastAsia="宋体" w:cs="宋体"/>
+              <w:rFonts w:ascii="宋体" w:eastAsia="宋体" w:hAnsi="宋体" w:cs="宋体" w:hint="eastAsia"/>
               <w:szCs w:val="24"/>
             </w:rPr>
             <w:fldChar w:fldCharType="begin"/>
           </w:r>
           <w:r>
             <w:rPr>
-              <w:rFonts w:hint="eastAsia" w:ascii="宋体" w:hAnsi="宋体" w:eastAsia="宋体" w:cs="宋体"/>
+              <w:rFonts w:ascii="宋体" w:eastAsia="宋体" w:hAnsi="宋体" w:cs="宋体" w:hint="eastAsia"/>
               <w:szCs w:val="24"/>
             </w:rPr>
             <w:instrText xml:space="preserve"> HYPERLINK \l _Toc7419 </w:instrText>
           </w:r>
           <w:r>
             <w:rPr>
-              <w:rFonts w:hint="eastAsia" w:ascii="宋体" w:hAnsi="宋体" w:eastAsia="宋体" w:cs="宋体"/>
+              <w:rFonts w:ascii="宋体" w:eastAsia="宋体" w:hAnsi="宋体" w:cs="宋体" w:hint="eastAsia"/>
               <w:szCs w:val="24"/>
             </w:rPr>
             <w:fldChar w:fldCharType="separate"/>
@@ -2382,7 +2363,7 @@
           </w:r>
           <w:r>
             <w:rPr>
-              <w:rFonts w:hint="eastAsia" w:ascii="宋体" w:hAnsi="宋体" w:eastAsia="宋体" w:cs="宋体"/>
+              <w:rFonts w:ascii="宋体" w:eastAsia="宋体" w:hAnsi="宋体" w:cs="宋体" w:hint="eastAsia"/>
               <w:szCs w:val="24"/>
             </w:rPr>
             <w:fldChar w:fldCharType="end"/>
@@ -2390,28 +2371,28 @@
         </w:p>
         <w:p>
           <w:pPr>
-            <w:pStyle w:val="17"/>
+            <w:pStyle w:val="TOC2"/>
             <w:tabs>
               <w:tab w:val="right" w:leader="dot" w:pos="8306"/>
             </w:tabs>
           </w:pPr>
           <w:r>
             <w:rPr>
-              <w:rFonts w:hint="eastAsia" w:ascii="宋体" w:hAnsi="宋体" w:eastAsia="宋体" w:cs="宋体"/>
+              <w:rFonts w:ascii="宋体" w:eastAsia="宋体" w:hAnsi="宋体" w:cs="宋体" w:hint="eastAsia"/>
               <w:szCs w:val="24"/>
             </w:rPr>
             <w:fldChar w:fldCharType="begin"/>
           </w:r>
           <w:r>
             <w:rPr>
-              <w:rFonts w:hint="eastAsia" w:ascii="宋体" w:hAnsi="宋体" w:eastAsia="宋体" w:cs="宋体"/>
+              <w:rFonts w:ascii="宋体" w:eastAsia="宋体" w:hAnsi="宋体" w:cs="宋体" w:hint="eastAsia"/>
               <w:szCs w:val="24"/>
             </w:rPr>
             <w:instrText xml:space="preserve"> HYPERLINK \l _Toc16483 </w:instrText>
           </w:r>
           <w:r>
             <w:rPr>
-              <w:rFonts w:hint="eastAsia" w:ascii="宋体" w:hAnsi="宋体" w:eastAsia="宋体" w:cs="宋体"/>
+              <w:rFonts w:ascii="宋体" w:eastAsia="宋体" w:hAnsi="宋体" w:cs="宋体" w:hint="eastAsia"/>
               <w:szCs w:val="24"/>
             </w:rPr>
             <w:fldChar w:fldCharType="separate"/>
@@ -2443,7 +2424,7 @@
           </w:r>
           <w:r>
             <w:rPr>
-              <w:rFonts w:hint="eastAsia" w:ascii="宋体" w:hAnsi="宋体" w:eastAsia="宋体" w:cs="宋体"/>
+              <w:rFonts w:ascii="宋体" w:eastAsia="宋体" w:hAnsi="宋体" w:cs="宋体" w:hint="eastAsia"/>
               <w:szCs w:val="24"/>
             </w:rPr>
             <w:fldChar w:fldCharType="end"/>
@@ -2451,28 +2432,28 @@
         </w:p>
         <w:p>
           <w:pPr>
-            <w:pStyle w:val="16"/>
+            <w:pStyle w:val="TOC1"/>
             <w:tabs>
               <w:tab w:val="right" w:leader="dot" w:pos="8306"/>
             </w:tabs>
           </w:pPr>
           <w:r>
             <w:rPr>
-              <w:rFonts w:hint="eastAsia" w:ascii="宋体" w:hAnsi="宋体" w:eastAsia="宋体" w:cs="宋体"/>
+              <w:rFonts w:ascii="宋体" w:eastAsia="宋体" w:hAnsi="宋体" w:cs="宋体" w:hint="eastAsia"/>
               <w:szCs w:val="24"/>
             </w:rPr>
             <w:fldChar w:fldCharType="begin"/>
           </w:r>
           <w:r>
             <w:rPr>
-              <w:rFonts w:hint="eastAsia" w:ascii="宋体" w:hAnsi="宋体" w:eastAsia="宋体" w:cs="宋体"/>
+              <w:rFonts w:ascii="宋体" w:eastAsia="宋体" w:hAnsi="宋体" w:cs="宋体" w:hint="eastAsia"/>
               <w:szCs w:val="24"/>
             </w:rPr>
             <w:instrText xml:space="preserve"> HYPERLINK \l _Toc6409 </w:instrText>
           </w:r>
           <w:r>
             <w:rPr>
-              <w:rFonts w:hint="eastAsia" w:ascii="宋体" w:hAnsi="宋体" w:eastAsia="宋体" w:cs="宋体"/>
+              <w:rFonts w:ascii="宋体" w:eastAsia="宋体" w:hAnsi="宋体" w:cs="宋体" w:hint="eastAsia"/>
               <w:szCs w:val="24"/>
             </w:rPr>
             <w:fldChar w:fldCharType="separate"/>
@@ -2504,7 +2485,7 @@
           </w:r>
           <w:r>
             <w:rPr>
-              <w:rFonts w:hint="eastAsia" w:ascii="宋体" w:hAnsi="宋体" w:eastAsia="宋体" w:cs="宋体"/>
+              <w:rFonts w:ascii="宋体" w:eastAsia="宋体" w:hAnsi="宋体" w:cs="宋体" w:hint="eastAsia"/>
               <w:szCs w:val="24"/>
             </w:rPr>
             <w:fldChar w:fldCharType="end"/>
@@ -2512,28 +2493,28 @@
         </w:p>
         <w:p>
           <w:pPr>
-            <w:pStyle w:val="16"/>
+            <w:pStyle w:val="TOC1"/>
             <w:tabs>
               <w:tab w:val="right" w:leader="dot" w:pos="8306"/>
             </w:tabs>
           </w:pPr>
           <w:r>
             <w:rPr>
-              <w:rFonts w:hint="eastAsia" w:ascii="宋体" w:hAnsi="宋体" w:eastAsia="宋体" w:cs="宋体"/>
+              <w:rFonts w:ascii="宋体" w:eastAsia="宋体" w:hAnsi="宋体" w:cs="宋体" w:hint="eastAsia"/>
               <w:szCs w:val="24"/>
             </w:rPr>
             <w:fldChar w:fldCharType="begin"/>
           </w:r>
           <w:r>
             <w:rPr>
-              <w:rFonts w:hint="eastAsia" w:ascii="宋体" w:hAnsi="宋体" w:eastAsia="宋体" w:cs="宋体"/>
+              <w:rFonts w:ascii="宋体" w:eastAsia="宋体" w:hAnsi="宋体" w:cs="宋体" w:hint="eastAsia"/>
               <w:szCs w:val="24"/>
             </w:rPr>
             <w:instrText xml:space="preserve"> HYPERLINK \l _Toc11309 </w:instrText>
           </w:r>
           <w:r>
             <w:rPr>
-              <w:rFonts w:hint="eastAsia" w:ascii="宋体" w:hAnsi="宋体" w:eastAsia="宋体" w:cs="宋体"/>
+              <w:rFonts w:ascii="宋体" w:eastAsia="宋体" w:hAnsi="宋体" w:cs="宋体" w:hint="eastAsia"/>
               <w:szCs w:val="24"/>
             </w:rPr>
             <w:fldChar w:fldCharType="separate"/>
@@ -2565,7 +2546,7 @@
           </w:r>
           <w:r>
             <w:rPr>
-              <w:rFonts w:hint="eastAsia" w:ascii="宋体" w:hAnsi="宋体" w:eastAsia="宋体" w:cs="宋体"/>
+              <w:rFonts w:ascii="宋体" w:eastAsia="宋体" w:hAnsi="宋体" w:cs="宋体" w:hint="eastAsia"/>
               <w:szCs w:val="24"/>
             </w:rPr>
             <w:fldChar w:fldCharType="end"/>
@@ -2573,28 +2554,28 @@
         </w:p>
         <w:p>
           <w:pPr>
-            <w:pStyle w:val="17"/>
+            <w:pStyle w:val="TOC2"/>
             <w:tabs>
               <w:tab w:val="right" w:leader="dot" w:pos="8306"/>
             </w:tabs>
           </w:pPr>
           <w:r>
             <w:rPr>
-              <w:rFonts w:hint="eastAsia" w:ascii="宋体" w:hAnsi="宋体" w:eastAsia="宋体" w:cs="宋体"/>
+              <w:rFonts w:ascii="宋体" w:eastAsia="宋体" w:hAnsi="宋体" w:cs="宋体" w:hint="eastAsia"/>
               <w:szCs w:val="24"/>
             </w:rPr>
             <w:fldChar w:fldCharType="begin"/>
           </w:r>
           <w:r>
             <w:rPr>
-              <w:rFonts w:hint="eastAsia" w:ascii="宋体" w:hAnsi="宋体" w:eastAsia="宋体" w:cs="宋体"/>
+              <w:rFonts w:ascii="宋体" w:eastAsia="宋体" w:hAnsi="宋体" w:cs="宋体" w:hint="eastAsia"/>
               <w:szCs w:val="24"/>
             </w:rPr>
             <w:instrText xml:space="preserve"> HYPERLINK \l _Toc10858 </w:instrText>
           </w:r>
           <w:r>
             <w:rPr>
-              <w:rFonts w:hint="eastAsia" w:ascii="宋体" w:hAnsi="宋体" w:eastAsia="宋体" w:cs="宋体"/>
+              <w:rFonts w:ascii="宋体" w:eastAsia="宋体" w:hAnsi="宋体" w:cs="宋体" w:hint="eastAsia"/>
               <w:szCs w:val="24"/>
             </w:rPr>
             <w:fldChar w:fldCharType="separate"/>
@@ -2626,7 +2607,7 @@
           </w:r>
           <w:r>
             <w:rPr>
-              <w:rFonts w:hint="eastAsia" w:ascii="宋体" w:hAnsi="宋体" w:eastAsia="宋体" w:cs="宋体"/>
+              <w:rFonts w:ascii="宋体" w:eastAsia="宋体" w:hAnsi="宋体" w:cs="宋体" w:hint="eastAsia"/>
               <w:szCs w:val="24"/>
             </w:rPr>
             <w:fldChar w:fldCharType="end"/>
@@ -2634,28 +2615,28 @@
         </w:p>
         <w:p>
           <w:pPr>
-            <w:pStyle w:val="17"/>
+            <w:pStyle w:val="TOC2"/>
             <w:tabs>
               <w:tab w:val="right" w:leader="dot" w:pos="8306"/>
             </w:tabs>
           </w:pPr>
           <w:r>
             <w:rPr>
-              <w:rFonts w:hint="eastAsia" w:ascii="宋体" w:hAnsi="宋体" w:eastAsia="宋体" w:cs="宋体"/>
+              <w:rFonts w:ascii="宋体" w:eastAsia="宋体" w:hAnsi="宋体" w:cs="宋体" w:hint="eastAsia"/>
               <w:szCs w:val="24"/>
             </w:rPr>
             <w:fldChar w:fldCharType="begin"/>
           </w:r>
           <w:r>
             <w:rPr>
-              <w:rFonts w:hint="eastAsia" w:ascii="宋体" w:hAnsi="宋体" w:eastAsia="宋体" w:cs="宋体"/>
+              <w:rFonts w:ascii="宋体" w:eastAsia="宋体" w:hAnsi="宋体" w:cs="宋体" w:hint="eastAsia"/>
               <w:szCs w:val="24"/>
             </w:rPr>
             <w:instrText xml:space="preserve"> HYPERLINK \l _Toc7140 </w:instrText>
           </w:r>
           <w:r>
             <w:rPr>
-              <w:rFonts w:hint="eastAsia" w:ascii="宋体" w:hAnsi="宋体" w:eastAsia="宋体" w:cs="宋体"/>
+              <w:rFonts w:ascii="宋体" w:eastAsia="宋体" w:hAnsi="宋体" w:cs="宋体" w:hint="eastAsia"/>
               <w:szCs w:val="24"/>
             </w:rPr>
             <w:fldChar w:fldCharType="separate"/>
@@ -2687,7 +2668,7 @@
           </w:r>
           <w:r>
             <w:rPr>
-              <w:rFonts w:hint="eastAsia" w:ascii="宋体" w:hAnsi="宋体" w:eastAsia="宋体" w:cs="宋体"/>
+              <w:rFonts w:ascii="宋体" w:eastAsia="宋体" w:hAnsi="宋体" w:cs="宋体" w:hint="eastAsia"/>
               <w:szCs w:val="24"/>
             </w:rPr>
             <w:fldChar w:fldCharType="end"/>
@@ -2695,28 +2676,28 @@
         </w:p>
         <w:p>
           <w:pPr>
-            <w:pStyle w:val="16"/>
+            <w:pStyle w:val="TOC1"/>
             <w:tabs>
               <w:tab w:val="right" w:leader="dot" w:pos="8306"/>
             </w:tabs>
           </w:pPr>
           <w:r>
             <w:rPr>
-              <w:rFonts w:hint="eastAsia" w:ascii="宋体" w:hAnsi="宋体" w:eastAsia="宋体" w:cs="宋体"/>
+              <w:rFonts w:ascii="宋体" w:eastAsia="宋体" w:hAnsi="宋体" w:cs="宋体" w:hint="eastAsia"/>
               <w:szCs w:val="24"/>
             </w:rPr>
             <w:fldChar w:fldCharType="begin"/>
           </w:r>
           <w:r>
             <w:rPr>
-              <w:rFonts w:hint="eastAsia" w:ascii="宋体" w:hAnsi="宋体" w:eastAsia="宋体" w:cs="宋体"/>
+              <w:rFonts w:ascii="宋体" w:eastAsia="宋体" w:hAnsi="宋体" w:cs="宋体" w:hint="eastAsia"/>
               <w:szCs w:val="24"/>
             </w:rPr>
             <w:instrText xml:space="preserve"> HYPERLINK \l _Toc2392 </w:instrText>
           </w:r>
           <w:r>
             <w:rPr>
-              <w:rFonts w:hint="eastAsia" w:ascii="宋体" w:hAnsi="宋体" w:eastAsia="宋体" w:cs="宋体"/>
+              <w:rFonts w:ascii="宋体" w:eastAsia="宋体" w:hAnsi="宋体" w:cs="宋体" w:hint="eastAsia"/>
               <w:szCs w:val="24"/>
             </w:rPr>
             <w:fldChar w:fldCharType="separate"/>
@@ -2748,7 +2729,7 @@
           </w:r>
           <w:r>
             <w:rPr>
-              <w:rFonts w:hint="eastAsia" w:ascii="宋体" w:hAnsi="宋体" w:eastAsia="宋体" w:cs="宋体"/>
+              <w:rFonts w:ascii="宋体" w:eastAsia="宋体" w:hAnsi="宋体" w:cs="宋体" w:hint="eastAsia"/>
               <w:szCs w:val="24"/>
             </w:rPr>
             <w:fldChar w:fldCharType="end"/>
@@ -2756,28 +2737,28 @@
         </w:p>
         <w:p>
           <w:pPr>
-            <w:pStyle w:val="16"/>
+            <w:pStyle w:val="TOC1"/>
             <w:tabs>
               <w:tab w:val="right" w:leader="dot" w:pos="8306"/>
             </w:tabs>
           </w:pPr>
           <w:r>
             <w:rPr>
-              <w:rFonts w:hint="eastAsia" w:ascii="宋体" w:hAnsi="宋体" w:eastAsia="宋体" w:cs="宋体"/>
+              <w:rFonts w:ascii="宋体" w:eastAsia="宋体" w:hAnsi="宋体" w:cs="宋体" w:hint="eastAsia"/>
               <w:szCs w:val="24"/>
             </w:rPr>
             <w:fldChar w:fldCharType="begin"/>
           </w:r>
           <w:r>
             <w:rPr>
-              <w:rFonts w:hint="eastAsia" w:ascii="宋体" w:hAnsi="宋体" w:eastAsia="宋体" w:cs="宋体"/>
+              <w:rFonts w:ascii="宋体" w:eastAsia="宋体" w:hAnsi="宋体" w:cs="宋体" w:hint="eastAsia"/>
               <w:szCs w:val="24"/>
             </w:rPr>
             <w:instrText xml:space="preserve"> HYPERLINK \l _Toc10241 </w:instrText>
           </w:r>
           <w:r>
             <w:rPr>
-              <w:rFonts w:hint="eastAsia" w:ascii="宋体" w:hAnsi="宋体" w:eastAsia="宋体" w:cs="宋体"/>
+              <w:rFonts w:ascii="宋体" w:eastAsia="宋体" w:hAnsi="宋体" w:cs="宋体" w:hint="eastAsia"/>
               <w:szCs w:val="24"/>
             </w:rPr>
             <w:fldChar w:fldCharType="separate"/>
@@ -2809,7 +2790,7 @@
           </w:r>
           <w:r>
             <w:rPr>
-              <w:rFonts w:hint="eastAsia" w:ascii="宋体" w:hAnsi="宋体" w:eastAsia="宋体" w:cs="宋体"/>
+              <w:rFonts w:ascii="宋体" w:eastAsia="宋体" w:hAnsi="宋体" w:cs="宋体" w:hint="eastAsia"/>
               <w:szCs w:val="24"/>
             </w:rPr>
             <w:fldChar w:fldCharType="end"/>
@@ -2817,28 +2798,28 @@
         </w:p>
         <w:p>
           <w:pPr>
-            <w:pStyle w:val="16"/>
+            <w:pStyle w:val="TOC1"/>
             <w:tabs>
               <w:tab w:val="right" w:leader="dot" w:pos="8306"/>
             </w:tabs>
           </w:pPr>
           <w:r>
             <w:rPr>
-              <w:rFonts w:hint="eastAsia" w:ascii="宋体" w:hAnsi="宋体" w:eastAsia="宋体" w:cs="宋体"/>
+              <w:rFonts w:ascii="宋体" w:eastAsia="宋体" w:hAnsi="宋体" w:cs="宋体" w:hint="eastAsia"/>
               <w:szCs w:val="24"/>
             </w:rPr>
             <w:fldChar w:fldCharType="begin"/>
           </w:r>
           <w:r>
             <w:rPr>
-              <w:rFonts w:hint="eastAsia" w:ascii="宋体" w:hAnsi="宋体" w:eastAsia="宋体" w:cs="宋体"/>
+              <w:rFonts w:ascii="宋体" w:eastAsia="宋体" w:hAnsi="宋体" w:cs="宋体" w:hint="eastAsia"/>
               <w:szCs w:val="24"/>
             </w:rPr>
             <w:instrText xml:space="preserve"> HYPERLINK \l _Toc20709 </w:instrText>
           </w:r>
           <w:r>
             <w:rPr>
-              <w:rFonts w:hint="eastAsia" w:ascii="宋体" w:hAnsi="宋体" w:eastAsia="宋体" w:cs="宋体"/>
+              <w:rFonts w:ascii="宋体" w:eastAsia="宋体" w:hAnsi="宋体" w:cs="宋体" w:hint="eastAsia"/>
               <w:szCs w:val="24"/>
             </w:rPr>
             <w:fldChar w:fldCharType="separate"/>
@@ -2870,7 +2851,7 @@
           </w:r>
           <w:r>
             <w:rPr>
-              <w:rFonts w:hint="eastAsia" w:ascii="宋体" w:hAnsi="宋体" w:eastAsia="宋体" w:cs="宋体"/>
+              <w:rFonts w:ascii="宋体" w:eastAsia="宋体" w:hAnsi="宋体" w:cs="宋体" w:hint="eastAsia"/>
               <w:szCs w:val="24"/>
             </w:rPr>
             <w:fldChar w:fldCharType="end"/>
@@ -2878,28 +2859,28 @@
         </w:p>
         <w:p>
           <w:pPr>
-            <w:pStyle w:val="16"/>
+            <w:pStyle w:val="TOC1"/>
             <w:tabs>
               <w:tab w:val="right" w:leader="dot" w:pos="8306"/>
             </w:tabs>
           </w:pPr>
           <w:r>
             <w:rPr>
-              <w:rFonts w:hint="eastAsia" w:ascii="宋体" w:hAnsi="宋体" w:eastAsia="宋体" w:cs="宋体"/>
+              <w:rFonts w:ascii="宋体" w:eastAsia="宋体" w:hAnsi="宋体" w:cs="宋体" w:hint="eastAsia"/>
               <w:szCs w:val="24"/>
             </w:rPr>
             <w:fldChar w:fldCharType="begin"/>
           </w:r>
           <w:r>
             <w:rPr>
-              <w:rFonts w:hint="eastAsia" w:ascii="宋体" w:hAnsi="宋体" w:eastAsia="宋体" w:cs="宋体"/>
+              <w:rFonts w:ascii="宋体" w:eastAsia="宋体" w:hAnsi="宋体" w:cs="宋体" w:hint="eastAsia"/>
               <w:szCs w:val="24"/>
             </w:rPr>
             <w:instrText xml:space="preserve"> HYPERLINK \l _Toc22991 </w:instrText>
           </w:r>
           <w:r>
             <w:rPr>
-              <w:rFonts w:hint="eastAsia" w:ascii="宋体" w:hAnsi="宋体" w:eastAsia="宋体" w:cs="宋体"/>
+              <w:rFonts w:ascii="宋体" w:eastAsia="宋体" w:hAnsi="宋体" w:cs="宋体" w:hint="eastAsia"/>
               <w:szCs w:val="24"/>
             </w:rPr>
             <w:fldChar w:fldCharType="separate"/>
@@ -2931,7 +2912,7 @@
           </w:r>
           <w:r>
             <w:rPr>
-              <w:rFonts w:hint="eastAsia" w:ascii="宋体" w:hAnsi="宋体" w:eastAsia="宋体" w:cs="宋体"/>
+              <w:rFonts w:ascii="宋体" w:eastAsia="宋体" w:hAnsi="宋体" w:cs="宋体" w:hint="eastAsia"/>
               <w:szCs w:val="24"/>
             </w:rPr>
             <w:fldChar w:fldCharType="end"/>
@@ -2954,7 +2935,7 @@
             <w:snapToGrid w:val="0"/>
             <w:textAlignment w:val="baseline"/>
             <w:rPr>
-              <w:rFonts w:hint="eastAsia" w:ascii="宋体" w:hAnsi="宋体" w:eastAsia="宋体" w:cs="宋体"/>
+              <w:rFonts w:ascii="宋体" w:eastAsia="宋体" w:hAnsi="宋体" w:cs="宋体" w:hint="eastAsia"/>
               <w:snapToGrid w:val="0"/>
               <w:color w:val="000000"/>
               <w:kern w:val="0"/>
@@ -2965,7 +2946,7 @@
           </w:pPr>
           <w:r>
             <w:rPr>
-              <w:rFonts w:hint="eastAsia" w:ascii="宋体" w:hAnsi="宋体" w:eastAsia="宋体" w:cs="宋体"/>
+              <w:rFonts w:ascii="宋体" w:eastAsia="宋体" w:hAnsi="宋体" w:cs="宋体" w:hint="eastAsia"/>
               <w:szCs w:val="24"/>
             </w:rPr>
             <w:fldChar w:fldCharType="end"/>
@@ -2990,7 +2971,7 @@
         <w:snapToGrid w:val="0"/>
         <w:textAlignment w:val="baseline"/>
         <w:rPr>
-          <w:rFonts w:ascii="Arial" w:hAnsi="Arial" w:eastAsia="Arial" w:cs="Arial"/>
+          <w:rFonts w:ascii="Arial" w:eastAsia="Arial" w:hAnsi="Arial" w:cs="Arial"/>
           <w:snapToGrid w:val="0"/>
           <w:color w:val="000000"/>
           <w:kern w:val="0"/>
@@ -3001,7 +2982,7 @@
       </w:pPr>
       <w:r>
         <w:rPr>
-          <w:rFonts w:ascii="Arial" w:hAnsi="Arial" w:eastAsia="Arial" w:cs="Arial"/>
+          <w:rFonts w:ascii="Arial" w:eastAsia="Arial" w:hAnsi="Arial" w:cs="Arial"/>
           <w:snapToGrid w:val="0"/>
           <w:color w:val="000000"/>
           <w:kern w:val="0"/>
@@ -3014,7 +2995,7 @@
     </w:p>
     <w:p>
       <w:pPr>
-        <w:pStyle w:val="28"/>
+        <w:pStyle w:val="1"/>
         <w:bidi w:val="0"/>
         <w:rPr>
           <w:rFonts w:hint="default"/>
@@ -3033,7 +3014,7 @@
     </w:p>
     <w:p>
       <w:pPr>
-        <w:pStyle w:val="30"/>
+        <w:pStyle w:val="2"/>
         <w:bidi w:val="0"/>
         <w:rPr>
           <w:rFonts w:hint="default"/>
@@ -3052,7 +3033,7 @@
     </w:p>
     <w:p>
       <w:pPr>
-        <w:pStyle w:val="29"/>
+        <w:pStyle w:val="a1"/>
         <w:bidi w:val="0"/>
         <w:rPr>
           <w:rFonts w:hint="default"/>
@@ -3069,7 +3050,7 @@
     </w:p>
     <w:p>
       <w:pPr>
-        <w:pStyle w:val="30"/>
+        <w:pStyle w:val="2"/>
         <w:bidi w:val="0"/>
         <w:rPr>
           <w:rFonts w:hint="default"/>
@@ -3088,7 +3069,7 @@
     </w:p>
     <w:p>
       <w:pPr>
-        <w:pStyle w:val="29"/>
+        <w:pStyle w:val="a1"/>
         <w:bidi w:val="0"/>
         <w:rPr>
           <w:rFonts w:hint="default"/>
@@ -3119,7 +3100,7 @@
     </w:p>
     <w:p>
       <w:pPr>
-        <w:pStyle w:val="29"/>
+        <w:pStyle w:val="a1"/>
         <w:bidi w:val="0"/>
         <w:rPr>
           <w:rFonts w:hint="default"/>
@@ -3136,7 +3117,7 @@
     </w:p>
     <w:p>
       <w:pPr>
-        <w:pStyle w:val="29"/>
+        <w:pStyle w:val="a1"/>
         <w:bidi w:val="0"/>
         <w:rPr>
           <w:rFonts w:hint="default"/>
@@ -3153,7 +3134,7 @@
     </w:p>
     <w:p>
       <w:pPr>
-        <w:pStyle w:val="30"/>
+        <w:pStyle w:val="2"/>
         <w:bidi w:val="0"/>
         <w:rPr>
           <w:rFonts w:hint="default"/>
@@ -3172,7 +3153,7 @@
     </w:p>
     <w:p>
       <w:pPr>
-        <w:pStyle w:val="29"/>
+        <w:pStyle w:val="a1"/>
         <w:bidi w:val="0"/>
         <w:rPr>
           <w:rFonts w:hint="default"/>
@@ -3189,7 +3170,7 @@
     </w:p>
     <w:p>
       <w:pPr>
-        <w:pStyle w:val="28"/>
+        <w:pStyle w:val="1"/>
         <w:bidi w:val="0"/>
         <w:rPr>
           <w:rFonts w:hint="default"/>
@@ -3208,7 +3189,7 @@
     </w:p>
     <w:p>
       <w:pPr>
-        <w:pStyle w:val="29"/>
+        <w:pStyle w:val="a1"/>
         <w:bidi w:val="0"/>
         <w:rPr>
           <w:rFonts w:hint="default"/>
@@ -3225,19 +3206,18 @@
     </w:p>
     <w:tbl>
       <w:tblPr>
-        <w:tblStyle w:val="20"/>
+        <w:tblStyle w:val="TableNormal"/>
         <w:tblW w:w="8521" w:type="dxa"/>
         <w:jc w:val="center"/>
         <w:tblBorders>
-          <w:top w:val="none" w:color="auto" w:sz="0" w:space="0"/>
-          <w:left w:val="none" w:color="auto" w:sz="0" w:space="0"/>
-          <w:bottom w:val="none" w:color="auto" w:sz="0" w:space="0"/>
-          <w:right w:val="none" w:color="auto" w:sz="0" w:space="0"/>
-          <w:insideH w:val="none" w:color="auto" w:sz="0" w:space="0"/>
-          <w:insideV w:val="none" w:color="auto" w:sz="0" w:space="0"/>
+          <w:top w:val="nil"/>
+          <w:left w:val="nil"/>
+          <w:bottom w:val="nil"/>
+          <w:right w:val="nil"/>
+          <w:insideH w:val="nil"/>
+          <w:insideV w:val="nil"/>
         </w:tblBorders>
         <w:shd w:val="clear" w:color="auto" w:fill="auto"/>
-        <w:tblLayout w:type="autofit"/>
         <w:tblCellMar>
           <w:top w:w="15" w:type="dxa"/>
           <w:left w:w="15" w:type="dxa"/>
@@ -3253,280 +3233,15 @@
       </w:tblGrid>
       <w:tr>
         <w:tblPrEx>
+          <w:tblW w:w="8521" w:type="dxa"/>
+          <w:jc w:val="center"/>
           <w:tblBorders>
-            <w:top w:val="none" w:color="auto" w:sz="0" w:space="0"/>
-            <w:left w:val="none" w:color="auto" w:sz="0" w:space="0"/>
-            <w:bottom w:val="none" w:color="auto" w:sz="0" w:space="0"/>
-            <w:right w:val="none" w:color="auto" w:sz="0" w:space="0"/>
-            <w:insideH w:val="none" w:color="auto" w:sz="0" w:space="0"/>
-            <w:insideV w:val="none" w:color="auto" w:sz="0" w:space="0"/>
-          </w:tblBorders>
-          <w:tblCellMar>
-            <w:top w:w="15" w:type="dxa"/>
-            <w:left w:w="15" w:type="dxa"/>
-            <w:bottom w:w="15" w:type="dxa"/>
-            <w:right w:w="15" w:type="dxa"/>
-          </w:tblCellMar>
-        </w:tblPrEx>
-        <w:trPr>
-          <w:trHeight w:val="0" w:hRule="atLeast"/>
-          <w:tblHeader/>
-          <w:jc w:val="center"/>
-        </w:trPr>
-        <w:tc>
-          <w:tcPr>
-            <w:tcW w:w="1327" w:type="dxa"/>
-            <w:tcBorders>
-              <w:top w:val="single" w:color="auto" w:sz="12" w:space="0"/>
-              <w:left w:val="single" w:color="auto" w:sz="12" w:space="0"/>
-              <w:bottom w:val="single" w:color="auto" w:sz="4" w:space="0"/>
-              <w:right w:val="single" w:color="auto" w:sz="4" w:space="0"/>
-            </w:tcBorders>
-            <w:shd w:val="clear" w:color="auto" w:fill="auto"/>
-            <w:tcMar>
-              <w:top w:w="120" w:type="dxa"/>
-              <w:left w:w="0" w:type="dxa"/>
-              <w:bottom w:w="120" w:type="dxa"/>
-              <w:right w:w="192" w:type="dxa"/>
-            </w:tcMar>
-            <w:vAlign w:val="center"/>
-          </w:tcPr>
-          <w:p>
-            <w:pPr>
-              <w:keepNext/>
-              <w:keepLines w:val="0"/>
-              <w:widowControl/>
-              <w:suppressLineNumbers w:val="0"/>
-              <w:snapToGrid w:val="0"/>
-              <w:spacing w:line="240" w:lineRule="auto"/>
-              <w:ind w:left="0" w:leftChars="0" w:right="0" w:rightChars="0" w:firstLine="0" w:firstLineChars="0"/>
-              <w:jc w:val="center"/>
-              <w:rPr>
-                <w:rFonts w:ascii="Segoe UI" w:hAnsi="Segoe UI" w:eastAsia="Segoe UI" w:cs="Segoe UI"/>
-                <w:b/>
-                <w:i w:val="0"/>
-                <w:iCs w:val="0"/>
-                <w:caps w:val="0"/>
-                <w:color w:val="0F1115"/>
-                <w:spacing w:val="0"/>
-                <w:sz w:val="18"/>
-                <w:szCs w:val="18"/>
-              </w:rPr>
-            </w:pPr>
-            <w:r>
-              <w:rPr>
-                <w:rStyle w:val="23"/>
-                <w:rFonts w:hint="default" w:ascii="Segoe UI" w:hAnsi="Segoe UI" w:eastAsia="Segoe UI" w:cs="Segoe UI"/>
-                <w:b/>
-                <w:bCs/>
-                <w:i w:val="0"/>
-                <w:iCs w:val="0"/>
-                <w:caps w:val="0"/>
-                <w:snapToGrid w:val="0"/>
-                <w:color w:val="000000"/>
-                <w:spacing w:val="0"/>
-                <w:kern w:val="0"/>
-                <w:sz w:val="18"/>
-                <w:szCs w:val="18"/>
-                <w:lang w:val="en-US" w:eastAsia="zh-CN" w:bidi="ar"/>
-              </w:rPr>
-              <w:t>角色/团队</w:t>
-            </w:r>
-          </w:p>
-        </w:tc>
-        <w:tc>
-          <w:tcPr>
-            <w:tcW w:w="2125" w:type="dxa"/>
-            <w:tcBorders>
-              <w:top w:val="single" w:color="auto" w:sz="12" w:space="0"/>
-              <w:left w:val="single" w:color="auto" w:sz="4" w:space="0"/>
-              <w:bottom w:val="single" w:color="auto" w:sz="4" w:space="0"/>
-              <w:right w:val="single" w:color="auto" w:sz="4" w:space="0"/>
-            </w:tcBorders>
-            <w:shd w:val="clear" w:color="auto" w:fill="auto"/>
-            <w:tcMar>
-              <w:top w:w="120" w:type="dxa"/>
-              <w:left w:w="192" w:type="dxa"/>
-              <w:bottom w:w="120" w:type="dxa"/>
-              <w:right w:w="192" w:type="dxa"/>
-            </w:tcMar>
-            <w:vAlign w:val="center"/>
-          </w:tcPr>
-          <w:p>
-            <w:pPr>
-              <w:keepNext/>
-              <w:keepLines w:val="0"/>
-              <w:widowControl/>
-              <w:suppressLineNumbers w:val="0"/>
-              <w:snapToGrid w:val="0"/>
-              <w:spacing w:line="240" w:lineRule="auto"/>
-              <w:ind w:left="0" w:leftChars="0" w:right="0" w:rightChars="0" w:firstLine="0" w:firstLineChars="0"/>
-              <w:jc w:val="center"/>
-              <w:rPr>
-                <w:rFonts w:hint="default" w:ascii="Segoe UI" w:hAnsi="Segoe UI" w:eastAsia="Segoe UI" w:cs="Segoe UI"/>
-                <w:b/>
-                <w:i w:val="0"/>
-                <w:iCs w:val="0"/>
-                <w:caps w:val="0"/>
-                <w:color w:val="0F1115"/>
-                <w:spacing w:val="0"/>
-                <w:sz w:val="18"/>
-                <w:szCs w:val="18"/>
-              </w:rPr>
-            </w:pPr>
-            <w:r>
-              <w:rPr>
-                <w:rStyle w:val="23"/>
-                <w:rFonts w:hint="default" w:ascii="Segoe UI" w:hAnsi="Segoe UI" w:eastAsia="Segoe UI" w:cs="Segoe UI"/>
-                <w:b/>
-                <w:bCs/>
-                <w:i w:val="0"/>
-                <w:iCs w:val="0"/>
-                <w:caps w:val="0"/>
-                <w:snapToGrid w:val="0"/>
-                <w:color w:val="000000"/>
-                <w:spacing w:val="0"/>
-                <w:kern w:val="0"/>
-                <w:sz w:val="18"/>
-                <w:szCs w:val="18"/>
-                <w:lang w:val="en-US" w:eastAsia="zh-CN" w:bidi="ar"/>
-              </w:rPr>
-              <w:t>所属部门（合同依据）</w:t>
-            </w:r>
-          </w:p>
-        </w:tc>
-        <w:tc>
-          <w:tcPr>
-            <w:tcW w:w="3500" w:type="dxa"/>
-            <w:tcBorders>
-              <w:top w:val="single" w:color="auto" w:sz="12" w:space="0"/>
-              <w:left w:val="single" w:color="auto" w:sz="4" w:space="0"/>
-              <w:bottom w:val="single" w:color="auto" w:sz="4" w:space="0"/>
-              <w:right w:val="single" w:color="auto" w:sz="4" w:space="0"/>
-            </w:tcBorders>
-            <w:shd w:val="clear" w:color="auto" w:fill="auto"/>
-            <w:tcMar>
-              <w:top w:w="120" w:type="dxa"/>
-              <w:left w:w="192" w:type="dxa"/>
-              <w:bottom w:w="120" w:type="dxa"/>
-              <w:right w:w="192" w:type="dxa"/>
-            </w:tcMar>
-            <w:vAlign w:val="center"/>
-          </w:tcPr>
-          <w:p>
-            <w:pPr>
-              <w:keepNext/>
-              <w:keepLines w:val="0"/>
-              <w:widowControl/>
-              <w:suppressLineNumbers w:val="0"/>
-              <w:snapToGrid w:val="0"/>
-              <w:spacing w:line="240" w:lineRule="auto"/>
-              <w:ind w:left="0" w:leftChars="0" w:right="0" w:rightChars="0" w:firstLine="0" w:firstLineChars="0"/>
-              <w:jc w:val="center"/>
-              <w:rPr>
-                <w:rFonts w:hint="default" w:ascii="Segoe UI" w:hAnsi="Segoe UI" w:eastAsia="Segoe UI" w:cs="Segoe UI"/>
-                <w:b/>
-                <w:i w:val="0"/>
-                <w:iCs w:val="0"/>
-                <w:caps w:val="0"/>
-                <w:color w:val="0F1115"/>
-                <w:spacing w:val="0"/>
-                <w:sz w:val="18"/>
-                <w:szCs w:val="18"/>
-              </w:rPr>
-            </w:pPr>
-            <w:r>
-              <w:rPr>
-                <w:rStyle w:val="23"/>
-                <w:rFonts w:hint="default" w:ascii="Segoe UI" w:hAnsi="Segoe UI" w:eastAsia="Segoe UI" w:cs="Segoe UI"/>
-                <w:b/>
-                <w:bCs/>
-                <w:i w:val="0"/>
-                <w:iCs w:val="0"/>
-                <w:caps w:val="0"/>
-                <w:snapToGrid w:val="0"/>
-                <w:color w:val="000000"/>
-                <w:spacing w:val="0"/>
-                <w:kern w:val="0"/>
-                <w:sz w:val="18"/>
-                <w:szCs w:val="18"/>
-                <w:lang w:val="en-US" w:eastAsia="zh-CN" w:bidi="ar"/>
-              </w:rPr>
-              <w:t>项目内核心职责</w:t>
-            </w:r>
-          </w:p>
-        </w:tc>
-        <w:tc>
-          <w:tcPr>
-            <w:tcW w:w="1569" w:type="dxa"/>
-            <w:tcBorders>
-              <w:top w:val="single" w:color="auto" w:sz="12" w:space="0"/>
-              <w:left w:val="single" w:color="auto" w:sz="4" w:space="0"/>
-              <w:bottom w:val="single" w:color="auto" w:sz="4" w:space="0"/>
-              <w:right w:val="single" w:color="auto" w:sz="12" w:space="0"/>
-            </w:tcBorders>
-            <w:shd w:val="clear" w:color="auto" w:fill="auto"/>
-            <w:tcMar>
-              <w:top w:w="120" w:type="dxa"/>
-              <w:left w:w="192" w:type="dxa"/>
-              <w:bottom w:w="120" w:type="dxa"/>
-              <w:right w:w="192" w:type="dxa"/>
-            </w:tcMar>
-            <w:vAlign w:val="center"/>
-          </w:tcPr>
-          <w:p>
-            <w:pPr>
-              <w:keepNext/>
-              <w:keepLines w:val="0"/>
-              <w:widowControl/>
-              <w:suppressLineNumbers w:val="0"/>
-              <w:snapToGrid w:val="0"/>
-              <w:spacing w:line="240" w:lineRule="auto"/>
-              <w:ind w:left="0" w:leftChars="0" w:right="0" w:rightChars="0" w:firstLine="0" w:firstLineChars="0"/>
-              <w:jc w:val="center"/>
-              <w:rPr>
-                <w:rFonts w:hint="default" w:ascii="Segoe UI" w:hAnsi="Segoe UI" w:eastAsia="Segoe UI" w:cs="Segoe UI"/>
-                <w:b/>
-                <w:i w:val="0"/>
-                <w:iCs w:val="0"/>
-                <w:caps w:val="0"/>
-                <w:color w:val="0F1115"/>
-                <w:spacing w:val="0"/>
-                <w:sz w:val="18"/>
-                <w:szCs w:val="18"/>
-              </w:rPr>
-            </w:pPr>
-            <w:r>
-              <w:rPr>
-                <w:rStyle w:val="23"/>
-                <w:rFonts w:hint="default" w:ascii="Segoe UI" w:hAnsi="Segoe UI" w:eastAsia="Segoe UI" w:cs="Segoe UI"/>
-                <w:b/>
-                <w:bCs/>
-                <w:i w:val="0"/>
-                <w:iCs w:val="0"/>
-                <w:caps w:val="0"/>
-                <w:snapToGrid w:val="0"/>
-                <w:color w:val="000000"/>
-                <w:spacing w:val="0"/>
-                <w:kern w:val="0"/>
-                <w:sz w:val="18"/>
-                <w:szCs w:val="18"/>
-                <w:lang w:val="en-US" w:eastAsia="zh-CN" w:bidi="ar"/>
-              </w:rPr>
-              <w:t>对接甲方接口</w:t>
-            </w:r>
-          </w:p>
-        </w:tc>
-      </w:tr>
-      <w:tr>
-        <w:tblPrEx>
-          <w:tblBorders>
-            <w:top w:val="none" w:color="auto" w:sz="0" w:space="0"/>
-            <w:left w:val="none" w:color="auto" w:sz="0" w:space="0"/>
-            <w:bottom w:val="none" w:color="auto" w:sz="0" w:space="0"/>
-            <w:right w:val="none" w:color="auto" w:sz="0" w:space="0"/>
-            <w:insideH w:val="none" w:color="auto" w:sz="0" w:space="0"/>
-            <w:insideV w:val="none" w:color="auto" w:sz="0" w:space="0"/>
+            <w:top w:val="nil"/>
+            <w:left w:val="nil"/>
+            <w:bottom w:val="nil"/>
+            <w:right w:val="nil"/>
+            <w:insideH w:val="nil"/>
+            <w:insideV w:val="nil"/>
           </w:tblBorders>
           <w:shd w:val="clear" w:color="auto" w:fill="auto"/>
           <w:tblCellMar>
@@ -3537,17 +3252,18 @@
           </w:tblCellMar>
         </w:tblPrEx>
         <w:trPr>
-          <w:trHeight w:val="0" w:hRule="atLeast"/>
+          <w:trHeight w:val="0"/>
+          <w:tblHeader/>
           <w:jc w:val="center"/>
         </w:trPr>
         <w:tc>
           <w:tcPr>
             <w:tcW w:w="1327" w:type="dxa"/>
             <w:tcBorders>
-              <w:top w:val="single" w:color="auto" w:sz="4" w:space="0"/>
-              <w:left w:val="single" w:color="auto" w:sz="12" w:space="0"/>
-              <w:bottom w:val="single" w:color="auto" w:sz="4" w:space="0"/>
-              <w:right w:val="single" w:color="auto" w:sz="4" w:space="0"/>
+              <w:top w:val="single" w:sz="12" w:space="0" w:color="auto"/>
+              <w:left w:val="single" w:sz="12" w:space="0" w:color="auto"/>
+              <w:bottom w:val="single" w:sz="4" w:space="0" w:color="auto"/>
+              <w:right w:val="single" w:sz="4" w:space="0" w:color="auto"/>
             </w:tcBorders>
             <w:shd w:val="clear" w:color="auto" w:fill="auto"/>
             <w:tcMar>
@@ -3566,10 +3282,11 @@
               <w:suppressLineNumbers w:val="0"/>
               <w:snapToGrid w:val="0"/>
               <w:spacing w:line="240" w:lineRule="auto"/>
-              <w:ind w:left="0" w:leftChars="0" w:right="0" w:rightChars="0" w:firstLine="0" w:firstLineChars="0"/>
-              <w:jc w:val="left"/>
-              <w:rPr>
-                <w:rFonts w:hint="default" w:ascii="Segoe UI" w:hAnsi="Segoe UI" w:eastAsia="Segoe UI" w:cs="Segoe UI"/>
+              <w:ind w:left="0" w:right="0" w:firstLine="0" w:leftChars="0" w:rightChars="0" w:firstLineChars="0"/>
+              <w:jc w:val="center"/>
+              <w:rPr>
+                <w:rFonts w:ascii="Segoe UI" w:eastAsia="Segoe UI" w:hAnsi="Segoe UI" w:cs="Segoe UI"/>
+                <w:b/>
                 <w:i w:val="0"/>
                 <w:iCs w:val="0"/>
                 <w:caps w:val="0"/>
@@ -3581,8 +3298,8 @@
             </w:pPr>
             <w:r>
               <w:rPr>
-                <w:rStyle w:val="23"/>
-                <w:rFonts w:hint="default" w:ascii="Segoe UI" w:hAnsi="Segoe UI" w:eastAsia="Segoe UI" w:cs="Segoe UI"/>
+                <w:rStyle w:val="Strong"/>
+                <w:rFonts w:ascii="Segoe UI" w:eastAsia="Segoe UI" w:hAnsi="Segoe UI" w:cs="Segoe UI" w:hint="default"/>
                 <w:b/>
                 <w:bCs/>
                 <w:i w:val="0"/>
@@ -3594,9 +3311,9 @@
                 <w:kern w:val="0"/>
                 <w:sz w:val="18"/>
                 <w:szCs w:val="18"/>
-                <w:lang w:val="en-US" w:eastAsia="zh-CN" w:bidi="ar"/>
-              </w:rPr>
-              <w:t>项目经理</w:t>
+                <w:lang w:val="en-US" w:eastAsia="zh-CN"/>
+              </w:rPr>
+              <w:t>角色/团队</w:t>
             </w:r>
           </w:p>
         </w:tc>
@@ -3604,10 +3321,10 @@
           <w:tcPr>
             <w:tcW w:w="2125" w:type="dxa"/>
             <w:tcBorders>
-              <w:top w:val="single" w:color="auto" w:sz="4" w:space="0"/>
-              <w:left w:val="single" w:color="auto" w:sz="4" w:space="0"/>
-              <w:bottom w:val="single" w:color="auto" w:sz="4" w:space="0"/>
-              <w:right w:val="single" w:color="auto" w:sz="4" w:space="0"/>
+              <w:top w:val="single" w:sz="12" w:space="0" w:color="auto"/>
+              <w:left w:val="single" w:sz="4" w:space="0" w:color="auto"/>
+              <w:bottom w:val="single" w:sz="4" w:space="0" w:color="auto"/>
+              <w:right w:val="single" w:sz="4" w:space="0" w:color="auto"/>
             </w:tcBorders>
             <w:shd w:val="clear" w:color="auto" w:fill="auto"/>
             <w:tcMar>
@@ -3626,10 +3343,11 @@
               <w:suppressLineNumbers w:val="0"/>
               <w:snapToGrid w:val="0"/>
               <w:spacing w:line="240" w:lineRule="auto"/>
-              <w:ind w:left="0" w:leftChars="0" w:right="0" w:rightChars="0" w:firstLine="0" w:firstLineChars="0"/>
-              <w:jc w:val="left"/>
-              <w:rPr>
-                <w:rFonts w:hint="default" w:ascii="Segoe UI" w:hAnsi="Segoe UI" w:eastAsia="Segoe UI" w:cs="Segoe UI"/>
+              <w:ind w:left="0" w:right="0" w:firstLine="0" w:leftChars="0" w:rightChars="0" w:firstLineChars="0"/>
+              <w:jc w:val="center"/>
+              <w:rPr>
+                <w:rFonts w:ascii="Segoe UI" w:eastAsia="Segoe UI" w:hAnsi="Segoe UI" w:cs="Segoe UI" w:hint="default"/>
+                <w:b/>
                 <w:i w:val="0"/>
                 <w:iCs w:val="0"/>
                 <w:caps w:val="0"/>
@@ -3641,7 +3359,10 @@
             </w:pPr>
             <w:r>
               <w:rPr>
-                <w:rFonts w:hint="default" w:ascii="Segoe UI" w:hAnsi="Segoe UI" w:eastAsia="Segoe UI" w:cs="Segoe UI"/>
+                <w:rStyle w:val="Strong"/>
+                <w:rFonts w:ascii="Segoe UI" w:eastAsia="Segoe UI" w:hAnsi="Segoe UI" w:cs="Segoe UI" w:hint="default"/>
+                <w:b/>
+                <w:bCs/>
                 <w:i w:val="0"/>
                 <w:iCs w:val="0"/>
                 <w:caps w:val="0"/>
@@ -3651,9 +3372,9 @@
                 <w:kern w:val="0"/>
                 <w:sz w:val="18"/>
                 <w:szCs w:val="18"/>
-                <w:lang w:val="en-US" w:eastAsia="zh-CN" w:bidi="ar"/>
-              </w:rPr>
-              <w:t>数智运营部（合同2.1）</w:t>
+                <w:lang w:val="en-US" w:eastAsia="zh-CN"/>
+              </w:rPr>
+              <w:t>所属部门（合同依据）</w:t>
             </w:r>
           </w:p>
         </w:tc>
@@ -3661,10 +3382,10 @@
           <w:tcPr>
             <w:tcW w:w="3500" w:type="dxa"/>
             <w:tcBorders>
-              <w:top w:val="single" w:color="auto" w:sz="4" w:space="0"/>
-              <w:left w:val="single" w:color="auto" w:sz="4" w:space="0"/>
-              <w:bottom w:val="single" w:color="auto" w:sz="4" w:space="0"/>
-              <w:right w:val="single" w:color="auto" w:sz="4" w:space="0"/>
+              <w:top w:val="single" w:sz="12" w:space="0" w:color="auto"/>
+              <w:left w:val="single" w:sz="4" w:space="0" w:color="auto"/>
+              <w:bottom w:val="single" w:sz="4" w:space="0" w:color="auto"/>
+              <w:right w:val="single" w:sz="4" w:space="0" w:color="auto"/>
             </w:tcBorders>
             <w:shd w:val="clear" w:color="auto" w:fill="auto"/>
             <w:tcMar>
@@ -3683,10 +3404,11 @@
               <w:suppressLineNumbers w:val="0"/>
               <w:snapToGrid w:val="0"/>
               <w:spacing w:line="240" w:lineRule="auto"/>
-              <w:ind w:left="0" w:leftChars="0" w:right="0" w:rightChars="0" w:firstLine="0" w:firstLineChars="0"/>
+              <w:ind w:left="0" w:right="0" w:firstLine="0" w:leftChars="0" w:rightChars="0" w:firstLineChars="0"/>
               <w:jc w:val="center"/>
               <w:rPr>
-                <w:rFonts w:hint="default" w:ascii="Segoe UI" w:hAnsi="Segoe UI" w:eastAsia="Segoe UI" w:cs="Segoe UI"/>
+                <w:rFonts w:ascii="Segoe UI" w:eastAsia="Segoe UI" w:hAnsi="Segoe UI" w:cs="Segoe UI" w:hint="default"/>
+                <w:b/>
                 <w:i w:val="0"/>
                 <w:iCs w:val="0"/>
                 <w:caps w:val="0"/>
@@ -3698,7 +3420,10 @@
             </w:pPr>
             <w:r>
               <w:rPr>
-                <w:rFonts w:hint="default" w:ascii="Segoe UI" w:hAnsi="Segoe UI" w:eastAsia="Segoe UI" w:cs="Segoe UI"/>
+                <w:rStyle w:val="Strong"/>
+                <w:rFonts w:ascii="Segoe UI" w:eastAsia="Segoe UI" w:hAnsi="Segoe UI" w:cs="Segoe UI" w:hint="default"/>
+                <w:b/>
+                <w:bCs/>
                 <w:i w:val="0"/>
                 <w:iCs w:val="0"/>
                 <w:caps w:val="0"/>
@@ -3708,9 +3433,9 @@
                 <w:kern w:val="0"/>
                 <w:sz w:val="18"/>
                 <w:szCs w:val="18"/>
-                <w:lang w:val="en-US" w:eastAsia="zh-CN" w:bidi="ar"/>
-              </w:rPr>
-              <w:t>项目总负责；整体交付管理、资源协调、SLA达成监控、定期汇报。</w:t>
+                <w:lang w:val="en-US" w:eastAsia="zh-CN"/>
+              </w:rPr>
+              <w:t>项目内核心职责</w:t>
             </w:r>
           </w:p>
         </w:tc>
@@ -3718,10 +3443,262 @@
           <w:tcPr>
             <w:tcW w:w="1569" w:type="dxa"/>
             <w:tcBorders>
-              <w:top w:val="single" w:color="auto" w:sz="4" w:space="0"/>
-              <w:left w:val="single" w:color="auto" w:sz="4" w:space="0"/>
-              <w:bottom w:val="single" w:color="auto" w:sz="4" w:space="0"/>
-              <w:right w:val="single" w:color="auto" w:sz="12" w:space="0"/>
+              <w:top w:val="single" w:sz="12" w:space="0" w:color="auto"/>
+              <w:left w:val="single" w:sz="4" w:space="0" w:color="auto"/>
+              <w:bottom w:val="single" w:sz="4" w:space="0" w:color="auto"/>
+              <w:right w:val="single" w:sz="12" w:space="0" w:color="auto"/>
+            </w:tcBorders>
+            <w:shd w:val="clear" w:color="auto" w:fill="auto"/>
+            <w:tcMar>
+              <w:top w:w="120" w:type="dxa"/>
+              <w:left w:w="192" w:type="dxa"/>
+              <w:bottom w:w="120" w:type="dxa"/>
+              <w:right w:w="192" w:type="dxa"/>
+            </w:tcMar>
+            <w:vAlign w:val="center"/>
+          </w:tcPr>
+          <w:p>
+            <w:pPr>
+              <w:keepNext/>
+              <w:keepLines w:val="0"/>
+              <w:widowControl/>
+              <w:suppressLineNumbers w:val="0"/>
+              <w:snapToGrid w:val="0"/>
+              <w:spacing w:line="240" w:lineRule="auto"/>
+              <w:ind w:left="0" w:right="0" w:firstLine="0" w:leftChars="0" w:rightChars="0" w:firstLineChars="0"/>
+              <w:jc w:val="center"/>
+              <w:rPr>
+                <w:rFonts w:ascii="Segoe UI" w:eastAsia="Segoe UI" w:hAnsi="Segoe UI" w:cs="Segoe UI" w:hint="default"/>
+                <w:b/>
+                <w:i w:val="0"/>
+                <w:iCs w:val="0"/>
+                <w:caps w:val="0"/>
+                <w:color w:val="0F1115"/>
+                <w:spacing w:val="0"/>
+                <w:sz w:val="18"/>
+                <w:szCs w:val="18"/>
+              </w:rPr>
+            </w:pPr>
+            <w:r>
+              <w:rPr>
+                <w:rStyle w:val="Strong"/>
+                <w:rFonts w:ascii="Segoe UI" w:eastAsia="Segoe UI" w:hAnsi="Segoe UI" w:cs="Segoe UI" w:hint="default"/>
+                <w:b/>
+                <w:bCs/>
+                <w:i w:val="0"/>
+                <w:iCs w:val="0"/>
+                <w:caps w:val="0"/>
+                <w:snapToGrid w:val="0"/>
+                <w:color w:val="000000"/>
+                <w:spacing w:val="0"/>
+                <w:kern w:val="0"/>
+                <w:sz w:val="18"/>
+                <w:szCs w:val="18"/>
+                <w:lang w:val="en-US" w:eastAsia="zh-CN"/>
+              </w:rPr>
+              <w:t>对接甲方接口</w:t>
+            </w:r>
+          </w:p>
+        </w:tc>
+      </w:tr>
+      <w:tr>
+        <w:tblPrEx>
+          <w:tblW w:w="8521" w:type="dxa"/>
+          <w:jc w:val="center"/>
+          <w:shd w:val="clear" w:color="auto" w:fill="auto"/>
+          <w:tblCellMar>
+            <w:top w:w="15" w:type="dxa"/>
+            <w:left w:w="15" w:type="dxa"/>
+            <w:bottom w:w="15" w:type="dxa"/>
+            <w:right w:w="15" w:type="dxa"/>
+          </w:tblCellMar>
+        </w:tblPrEx>
+        <w:trPr>
+          <w:trHeight w:val="0"/>
+          <w:jc w:val="center"/>
+        </w:trPr>
+        <w:tc>
+          <w:tcPr>
+            <w:tcW w:w="1327" w:type="dxa"/>
+            <w:tcBorders>
+              <w:top w:val="single" w:sz="4" w:space="0" w:color="auto"/>
+              <w:left w:val="single" w:sz="12" w:space="0" w:color="auto"/>
+              <w:bottom w:val="single" w:sz="4" w:space="0" w:color="auto"/>
+              <w:right w:val="single" w:sz="4" w:space="0" w:color="auto"/>
+            </w:tcBorders>
+            <w:shd w:val="clear" w:color="auto" w:fill="auto"/>
+            <w:tcMar>
+              <w:top w:w="120" w:type="dxa"/>
+              <w:left w:w="0" w:type="dxa"/>
+              <w:bottom w:w="120" w:type="dxa"/>
+              <w:right w:w="192" w:type="dxa"/>
+            </w:tcMar>
+            <w:vAlign w:val="center"/>
+          </w:tcPr>
+          <w:p>
+            <w:pPr>
+              <w:keepNext/>
+              <w:keepLines w:val="0"/>
+              <w:widowControl/>
+              <w:suppressLineNumbers w:val="0"/>
+              <w:snapToGrid w:val="0"/>
+              <w:spacing w:line="240" w:lineRule="auto"/>
+              <w:ind w:left="0" w:right="0" w:firstLine="0" w:leftChars="0" w:rightChars="0" w:firstLineChars="0"/>
+              <w:jc w:val="left"/>
+              <w:rPr>
+                <w:rFonts w:ascii="Segoe UI" w:eastAsia="Segoe UI" w:hAnsi="Segoe UI" w:cs="Segoe UI" w:hint="default"/>
+                <w:i w:val="0"/>
+                <w:iCs w:val="0"/>
+                <w:caps w:val="0"/>
+                <w:color w:val="0F1115"/>
+                <w:spacing w:val="0"/>
+                <w:sz w:val="18"/>
+                <w:szCs w:val="18"/>
+              </w:rPr>
+            </w:pPr>
+            <w:r>
+              <w:rPr>
+                <w:rStyle w:val="Strong"/>
+                <w:rFonts w:ascii="Segoe UI" w:eastAsia="Segoe UI" w:hAnsi="Segoe UI" w:cs="Segoe UI" w:hint="default"/>
+                <w:b/>
+                <w:bCs/>
+                <w:i w:val="0"/>
+                <w:iCs w:val="0"/>
+                <w:caps w:val="0"/>
+                <w:snapToGrid w:val="0"/>
+                <w:color w:val="000000"/>
+                <w:spacing w:val="0"/>
+                <w:kern w:val="0"/>
+                <w:sz w:val="18"/>
+                <w:szCs w:val="18"/>
+                <w:lang w:val="en-US" w:eastAsia="zh-CN"/>
+              </w:rPr>
+              <w:t>项目经理</w:t>
+            </w:r>
+          </w:p>
+        </w:tc>
+        <w:tc>
+          <w:tcPr>
+            <w:tcW w:w="2125" w:type="dxa"/>
+            <w:tcBorders>
+              <w:top w:val="single" w:sz="4" w:space="0" w:color="auto"/>
+              <w:left w:val="single" w:sz="4" w:space="0" w:color="auto"/>
+              <w:bottom w:val="single" w:sz="4" w:space="0" w:color="auto"/>
+              <w:right w:val="single" w:sz="4" w:space="0" w:color="auto"/>
+            </w:tcBorders>
+            <w:shd w:val="clear" w:color="auto" w:fill="auto"/>
+            <w:tcMar>
+              <w:top w:w="120" w:type="dxa"/>
+              <w:left w:w="192" w:type="dxa"/>
+              <w:bottom w:w="120" w:type="dxa"/>
+              <w:right w:w="192" w:type="dxa"/>
+            </w:tcMar>
+            <w:vAlign w:val="center"/>
+          </w:tcPr>
+          <w:p>
+            <w:pPr>
+              <w:keepNext/>
+              <w:keepLines w:val="0"/>
+              <w:widowControl/>
+              <w:suppressLineNumbers w:val="0"/>
+              <w:snapToGrid w:val="0"/>
+              <w:spacing w:line="240" w:lineRule="auto"/>
+              <w:ind w:left="0" w:right="0" w:firstLine="0" w:leftChars="0" w:rightChars="0" w:firstLineChars="0"/>
+              <w:jc w:val="left"/>
+              <w:rPr>
+                <w:rFonts w:ascii="Segoe UI" w:eastAsia="Segoe UI" w:hAnsi="Segoe UI" w:cs="Segoe UI" w:hint="default"/>
+                <w:i w:val="0"/>
+                <w:iCs w:val="0"/>
+                <w:caps w:val="0"/>
+                <w:color w:val="0F1115"/>
+                <w:spacing w:val="0"/>
+                <w:sz w:val="18"/>
+                <w:szCs w:val="18"/>
+              </w:rPr>
+            </w:pPr>
+            <w:r>
+              <w:rPr>
+                <w:rFonts w:ascii="Segoe UI" w:eastAsia="Segoe UI" w:hAnsi="Segoe UI" w:cs="Segoe UI" w:hint="default"/>
+                <w:i w:val="0"/>
+                <w:iCs w:val="0"/>
+                <w:caps w:val="0"/>
+                <w:snapToGrid w:val="0"/>
+                <w:color w:val="000000"/>
+                <w:spacing w:val="0"/>
+                <w:kern w:val="0"/>
+                <w:sz w:val="18"/>
+                <w:szCs w:val="18"/>
+                <w:lang w:val="en-US" w:eastAsia="zh-CN"/>
+              </w:rPr>
+              <w:t>数智运营部（合同2.1）</w:t>
+            </w:r>
+          </w:p>
+        </w:tc>
+        <w:tc>
+          <w:tcPr>
+            <w:tcW w:w="3500" w:type="dxa"/>
+            <w:tcBorders>
+              <w:top w:val="single" w:sz="4" w:space="0" w:color="auto"/>
+              <w:left w:val="single" w:sz="4" w:space="0" w:color="auto"/>
+              <w:bottom w:val="single" w:sz="4" w:space="0" w:color="auto"/>
+              <w:right w:val="single" w:sz="4" w:space="0" w:color="auto"/>
+            </w:tcBorders>
+            <w:shd w:val="clear" w:color="auto" w:fill="auto"/>
+            <w:tcMar>
+              <w:top w:w="120" w:type="dxa"/>
+              <w:left w:w="192" w:type="dxa"/>
+              <w:bottom w:w="120" w:type="dxa"/>
+              <w:right w:w="192" w:type="dxa"/>
+            </w:tcMar>
+            <w:vAlign w:val="center"/>
+          </w:tcPr>
+          <w:p>
+            <w:pPr>
+              <w:keepNext/>
+              <w:keepLines w:val="0"/>
+              <w:widowControl/>
+              <w:suppressLineNumbers w:val="0"/>
+              <w:snapToGrid w:val="0"/>
+              <w:spacing w:line="240" w:lineRule="auto"/>
+              <w:ind w:left="0" w:right="0" w:firstLine="0" w:leftChars="0" w:rightChars="0" w:firstLineChars="0"/>
+              <w:jc w:val="center"/>
+              <w:rPr>
+                <w:rFonts w:ascii="Segoe UI" w:eastAsia="Segoe UI" w:hAnsi="Segoe UI" w:cs="Segoe UI" w:hint="default"/>
+                <w:i w:val="0"/>
+                <w:iCs w:val="0"/>
+                <w:caps w:val="0"/>
+                <w:color w:val="0F1115"/>
+                <w:spacing w:val="0"/>
+                <w:sz w:val="18"/>
+                <w:szCs w:val="18"/>
+              </w:rPr>
+            </w:pPr>
+            <w:r>
+              <w:rPr>
+                <w:rFonts w:ascii="Segoe UI" w:eastAsia="Segoe UI" w:hAnsi="Segoe UI" w:cs="Segoe UI" w:hint="default"/>
+                <w:i w:val="0"/>
+                <w:iCs w:val="0"/>
+                <w:caps w:val="0"/>
+                <w:snapToGrid w:val="0"/>
+                <w:color w:val="000000"/>
+                <w:spacing w:val="0"/>
+                <w:kern w:val="0"/>
+                <w:sz w:val="18"/>
+                <w:szCs w:val="18"/>
+                <w:lang w:val="en-US" w:eastAsia="zh-CN"/>
+              </w:rPr>
+              <w:t>项目总负责；整体交付管理、资源协调、SLA达成监控、定期汇报。</w:t>
+            </w:r>
+          </w:p>
+        </w:tc>
+        <w:tc>
+          <w:tcPr>
+            <w:tcW w:w="1569" w:type="dxa"/>
+            <w:tcBorders>
+              <w:top w:val="single" w:sz="4" w:space="0" w:color="auto"/>
+              <w:left w:val="single" w:sz="4" w:space="0" w:color="auto"/>
+              <w:bottom w:val="single" w:sz="4" w:space="0" w:color="auto"/>
+              <w:right w:val="single" w:sz="12" w:space="0" w:color="auto"/>
             </w:tcBorders>
             <w:shd w:val="clear" w:color="auto" w:fill="auto"/>
             <w:tcMar>
@@ -3740,10 +3717,10 @@
               <w:suppressLineNumbers w:val="0"/>
               <w:snapToGrid w:val="0"/>
               <w:spacing w:line="240" w:lineRule="auto"/>
-              <w:ind w:left="0" w:leftChars="0" w:right="0" w:rightChars="0" w:firstLine="0" w:firstLineChars="0"/>
+              <w:ind w:left="0" w:right="0" w:firstLine="0" w:leftChars="0" w:rightChars="0" w:firstLineChars="0"/>
               <w:jc w:val="left"/>
               <w:rPr>
-                <w:rFonts w:hint="default" w:ascii="Segoe UI" w:hAnsi="Segoe UI" w:eastAsia="Segoe UI" w:cs="Segoe UI"/>
+                <w:rFonts w:ascii="Segoe UI" w:eastAsia="Segoe UI" w:hAnsi="Segoe UI" w:cs="Segoe UI" w:hint="default"/>
                 <w:i w:val="0"/>
                 <w:iCs w:val="0"/>
                 <w:caps w:val="0"/>
@@ -3755,7 +3732,7 @@
             </w:pPr>
             <w:r>
               <w:rPr>
-                <w:rFonts w:hint="default" w:ascii="Segoe UI" w:hAnsi="Segoe UI" w:eastAsia="Segoe UI" w:cs="Segoe UI"/>
+                <w:rFonts w:ascii="Segoe UI" w:eastAsia="Segoe UI" w:hAnsi="Segoe UI" w:cs="Segoe UI" w:hint="default"/>
                 <w:i w:val="0"/>
                 <w:iCs w:val="0"/>
                 <w:caps w:val="0"/>
@@ -3765,7 +3742,7 @@
                 <w:kern w:val="0"/>
                 <w:sz w:val="18"/>
                 <w:szCs w:val="18"/>
-                <w:lang w:val="en-US" w:eastAsia="zh-CN" w:bidi="ar"/>
+                <w:lang w:val="en-US" w:eastAsia="zh-CN"/>
               </w:rPr>
               <w:t>甲方项目负责人</w:t>
             </w:r>
@@ -3774,14 +3751,8 @@
       </w:tr>
       <w:tr>
         <w:tblPrEx>
-          <w:tblBorders>
-            <w:top w:val="none" w:color="auto" w:sz="0" w:space="0"/>
-            <w:left w:val="none" w:color="auto" w:sz="0" w:space="0"/>
-            <w:bottom w:val="none" w:color="auto" w:sz="0" w:space="0"/>
-            <w:right w:val="none" w:color="auto" w:sz="0" w:space="0"/>
-            <w:insideH w:val="none" w:color="auto" w:sz="0" w:space="0"/>
-            <w:insideV w:val="none" w:color="auto" w:sz="0" w:space="0"/>
-          </w:tblBorders>
+          <w:tblW w:w="8521" w:type="dxa"/>
+          <w:jc w:val="center"/>
           <w:shd w:val="clear" w:color="auto" w:fill="auto"/>
           <w:tblCellMar>
             <w:top w:w="15" w:type="dxa"/>
@@ -3791,17 +3762,17 @@
           </w:tblCellMar>
         </w:tblPrEx>
         <w:trPr>
-          <w:trHeight w:val="0" w:hRule="atLeast"/>
+          <w:trHeight w:val="0"/>
           <w:jc w:val="center"/>
         </w:trPr>
         <w:tc>
           <w:tcPr>
             <w:tcW w:w="1327" w:type="dxa"/>
             <w:tcBorders>
-              <w:top w:val="single" w:color="auto" w:sz="4" w:space="0"/>
-              <w:left w:val="single" w:color="auto" w:sz="12" w:space="0"/>
-              <w:bottom w:val="single" w:color="auto" w:sz="4" w:space="0"/>
-              <w:right w:val="single" w:color="auto" w:sz="4" w:space="0"/>
+              <w:top w:val="single" w:sz="4" w:space="0" w:color="auto"/>
+              <w:left w:val="single" w:sz="12" w:space="0" w:color="auto"/>
+              <w:bottom w:val="single" w:sz="4" w:space="0" w:color="auto"/>
+              <w:right w:val="single" w:sz="4" w:space="0" w:color="auto"/>
             </w:tcBorders>
             <w:shd w:val="clear" w:color="auto" w:fill="auto"/>
             <w:tcMar>
@@ -3820,10 +3791,10 @@
               <w:suppressLineNumbers w:val="0"/>
               <w:snapToGrid w:val="0"/>
               <w:spacing w:line="240" w:lineRule="auto"/>
-              <w:ind w:left="0" w:leftChars="0" w:right="0" w:rightChars="0" w:firstLine="0" w:firstLineChars="0"/>
+              <w:ind w:left="0" w:right="0" w:firstLine="0" w:leftChars="0" w:rightChars="0" w:firstLineChars="0"/>
               <w:jc w:val="left"/>
               <w:rPr>
-                <w:rFonts w:hint="default" w:ascii="Segoe UI" w:hAnsi="Segoe UI" w:eastAsia="Segoe UI" w:cs="Segoe UI"/>
+                <w:rFonts w:ascii="Segoe UI" w:eastAsia="Segoe UI" w:hAnsi="Segoe UI" w:cs="Segoe UI" w:hint="default"/>
                 <w:i w:val="0"/>
                 <w:iCs w:val="0"/>
                 <w:caps w:val="0"/>
@@ -3835,8 +3806,8 @@
             </w:pPr>
             <w:r>
               <w:rPr>
-                <w:rStyle w:val="23"/>
-                <w:rFonts w:hint="default" w:ascii="Segoe UI" w:hAnsi="Segoe UI" w:eastAsia="Segoe UI" w:cs="Segoe UI"/>
+                <w:rStyle w:val="Strong"/>
+                <w:rFonts w:ascii="Segoe UI" w:eastAsia="Segoe UI" w:hAnsi="Segoe UI" w:cs="Segoe UI" w:hint="default"/>
                 <w:b/>
                 <w:bCs/>
                 <w:i w:val="0"/>
@@ -3848,7 +3819,7 @@
                 <w:kern w:val="0"/>
                 <w:sz w:val="18"/>
                 <w:szCs w:val="18"/>
-                <w:lang w:val="en-US" w:eastAsia="zh-CN" w:bidi="ar"/>
+                <w:lang w:val="en-US" w:eastAsia="zh-CN"/>
               </w:rPr>
               <w:t>服务台团队</w:t>
             </w:r>
@@ -3858,10 +3829,10 @@
           <w:tcPr>
             <w:tcW w:w="2125" w:type="dxa"/>
             <w:tcBorders>
-              <w:top w:val="single" w:color="auto" w:sz="4" w:space="0"/>
-              <w:left w:val="single" w:color="auto" w:sz="4" w:space="0"/>
-              <w:bottom w:val="single" w:color="auto" w:sz="4" w:space="0"/>
-              <w:right w:val="single" w:color="auto" w:sz="4" w:space="0"/>
+              <w:top w:val="single" w:sz="4" w:space="0" w:color="auto"/>
+              <w:left w:val="single" w:sz="4" w:space="0" w:color="auto"/>
+              <w:bottom w:val="single" w:sz="4" w:space="0" w:color="auto"/>
+              <w:right w:val="single" w:sz="4" w:space="0" w:color="auto"/>
             </w:tcBorders>
             <w:shd w:val="clear" w:color="auto" w:fill="auto"/>
             <w:tcMar>
@@ -3880,10 +3851,10 @@
               <w:suppressLineNumbers w:val="0"/>
               <w:snapToGrid w:val="0"/>
               <w:spacing w:line="240" w:lineRule="auto"/>
-              <w:ind w:left="0" w:leftChars="0" w:right="0" w:rightChars="0" w:firstLine="0" w:firstLineChars="0"/>
+              <w:ind w:left="0" w:right="0" w:firstLine="0" w:leftChars="0" w:rightChars="0" w:firstLineChars="0"/>
               <w:jc w:val="left"/>
               <w:rPr>
-                <w:rFonts w:hint="default" w:ascii="Segoe UI" w:hAnsi="Segoe UI" w:eastAsia="Segoe UI" w:cs="Segoe UI"/>
+                <w:rFonts w:ascii="Segoe UI" w:eastAsia="Segoe UI" w:hAnsi="Segoe UI" w:cs="Segoe UI" w:hint="default"/>
                 <w:i w:val="0"/>
                 <w:iCs w:val="0"/>
                 <w:caps w:val="0"/>
@@ -3895,7 +3866,7 @@
             </w:pPr>
             <w:r>
               <w:rPr>
-                <w:rFonts w:hint="default" w:ascii="Segoe UI" w:hAnsi="Segoe UI" w:eastAsia="Segoe UI" w:cs="Segoe UI"/>
+                <w:rFonts w:ascii="Segoe UI" w:eastAsia="Segoe UI" w:hAnsi="Segoe UI" w:cs="Segoe UI" w:hint="default"/>
                 <w:i w:val="0"/>
                 <w:iCs w:val="0"/>
                 <w:caps w:val="0"/>
@@ -3905,7 +3876,7 @@
                 <w:kern w:val="0"/>
                 <w:sz w:val="18"/>
                 <w:szCs w:val="18"/>
-                <w:lang w:val="en-US" w:eastAsia="zh-CN" w:bidi="ar"/>
+                <w:lang w:val="en-US" w:eastAsia="zh-CN"/>
               </w:rPr>
               <w:t>数智运营部（合同2.2）</w:t>
             </w:r>
@@ -3915,10 +3886,10 @@
           <w:tcPr>
             <w:tcW w:w="3500" w:type="dxa"/>
             <w:tcBorders>
-              <w:top w:val="single" w:color="auto" w:sz="4" w:space="0"/>
-              <w:left w:val="single" w:color="auto" w:sz="4" w:space="0"/>
-              <w:bottom w:val="single" w:color="auto" w:sz="4" w:space="0"/>
-              <w:right w:val="single" w:color="auto" w:sz="4" w:space="0"/>
+              <w:top w:val="single" w:sz="4" w:space="0" w:color="auto"/>
+              <w:left w:val="single" w:sz="4" w:space="0" w:color="auto"/>
+              <w:bottom w:val="single" w:sz="4" w:space="0" w:color="auto"/>
+              <w:right w:val="single" w:sz="4" w:space="0" w:color="auto"/>
             </w:tcBorders>
             <w:shd w:val="clear" w:color="auto" w:fill="auto"/>
             <w:tcMar>
@@ -3937,10 +3908,10 @@
               <w:suppressLineNumbers w:val="0"/>
               <w:snapToGrid w:val="0"/>
               <w:spacing w:line="240" w:lineRule="auto"/>
-              <w:ind w:left="0" w:leftChars="0" w:right="0" w:rightChars="0" w:firstLine="0" w:firstLineChars="0"/>
+              <w:ind w:left="0" w:right="0" w:firstLine="0" w:leftChars="0" w:rightChars="0" w:firstLineChars="0"/>
               <w:jc w:val="center"/>
               <w:rPr>
-                <w:rFonts w:hint="default" w:ascii="Segoe UI" w:hAnsi="Segoe UI" w:eastAsia="Segoe UI" w:cs="Segoe UI"/>
+                <w:rFonts w:ascii="Segoe UI" w:eastAsia="Segoe UI" w:hAnsi="Segoe UI" w:cs="Segoe UI" w:hint="default"/>
                 <w:i w:val="0"/>
                 <w:iCs w:val="0"/>
                 <w:caps w:val="0"/>
@@ -3952,7 +3923,7 @@
             </w:pPr>
             <w:r>
               <w:rPr>
-                <w:rFonts w:hint="default" w:ascii="Segoe UI" w:hAnsi="Segoe UI" w:eastAsia="Segoe UI" w:cs="Segoe UI"/>
+                <w:rFonts w:ascii="Segoe UI" w:eastAsia="Segoe UI" w:hAnsi="Segoe UI" w:cs="Segoe UI" w:hint="default"/>
                 <w:i w:val="0"/>
                 <w:iCs w:val="0"/>
                 <w:caps w:val="0"/>
@@ -3962,7 +3933,7 @@
                 <w:kern w:val="0"/>
                 <w:sz w:val="18"/>
                 <w:szCs w:val="18"/>
-                <w:lang w:val="en-US" w:eastAsia="zh-CN" w:bidi="ar"/>
+                <w:lang w:val="en-US" w:eastAsia="zh-CN"/>
               </w:rPr>
               <w:t>统一受理、记录、初步诊断、分级派发所有服务请求；一线咨询解答。</w:t>
             </w:r>
@@ -3972,10 +3943,10 @@
           <w:tcPr>
             <w:tcW w:w="1569" w:type="dxa"/>
             <w:tcBorders>
-              <w:top w:val="single" w:color="auto" w:sz="4" w:space="0"/>
-              <w:left w:val="single" w:color="auto" w:sz="4" w:space="0"/>
-              <w:bottom w:val="single" w:color="auto" w:sz="4" w:space="0"/>
-              <w:right w:val="single" w:color="auto" w:sz="12" w:space="0"/>
+              <w:top w:val="single" w:sz="4" w:space="0" w:color="auto"/>
+              <w:left w:val="single" w:sz="4" w:space="0" w:color="auto"/>
+              <w:bottom w:val="single" w:sz="4" w:space="0" w:color="auto"/>
+              <w:right w:val="single" w:sz="12" w:space="0" w:color="auto"/>
             </w:tcBorders>
             <w:shd w:val="clear" w:color="auto" w:fill="auto"/>
             <w:tcMar>
@@ -3994,10 +3965,10 @@
               <w:suppressLineNumbers w:val="0"/>
               <w:snapToGrid w:val="0"/>
               <w:spacing w:line="240" w:lineRule="auto"/>
-              <w:ind w:left="0" w:leftChars="0" w:right="0" w:rightChars="0" w:firstLine="0" w:firstLineChars="0"/>
+              <w:ind w:left="0" w:right="0" w:firstLine="0" w:leftChars="0" w:rightChars="0" w:firstLineChars="0"/>
               <w:jc w:val="left"/>
               <w:rPr>
-                <w:rFonts w:hint="default" w:ascii="Segoe UI" w:hAnsi="Segoe UI" w:eastAsia="Segoe UI" w:cs="Segoe UI"/>
+                <w:rFonts w:ascii="Segoe UI" w:eastAsia="Segoe UI" w:hAnsi="Segoe UI" w:cs="Segoe UI" w:hint="default"/>
                 <w:i w:val="0"/>
                 <w:iCs w:val="0"/>
                 <w:caps w:val="0"/>
@@ -4009,7 +3980,7 @@
             </w:pPr>
             <w:r>
               <w:rPr>
-                <w:rFonts w:hint="default" w:ascii="Segoe UI" w:hAnsi="Segoe UI" w:eastAsia="Segoe UI" w:cs="Segoe UI"/>
+                <w:rFonts w:ascii="Segoe UI" w:eastAsia="Segoe UI" w:hAnsi="Segoe UI" w:cs="Segoe UI" w:hint="default"/>
                 <w:i w:val="0"/>
                 <w:iCs w:val="0"/>
                 <w:caps w:val="0"/>
@@ -4019,7 +3990,7 @@
                 <w:kern w:val="0"/>
                 <w:sz w:val="18"/>
                 <w:szCs w:val="18"/>
-                <w:lang w:val="en-US" w:eastAsia="zh-CN" w:bidi="ar"/>
+                <w:lang w:val="en-US" w:eastAsia="zh-CN"/>
               </w:rPr>
               <w:t>甲方终端用户/IT接口人</w:t>
             </w:r>
@@ -4028,14 +3999,8 @@
       </w:tr>
       <w:tr>
         <w:tblPrEx>
-          <w:tblBorders>
-            <w:top w:val="none" w:color="auto" w:sz="0" w:space="0"/>
-            <w:left w:val="none" w:color="auto" w:sz="0" w:space="0"/>
-            <w:bottom w:val="none" w:color="auto" w:sz="0" w:space="0"/>
-            <w:right w:val="none" w:color="auto" w:sz="0" w:space="0"/>
-            <w:insideH w:val="none" w:color="auto" w:sz="0" w:space="0"/>
-            <w:insideV w:val="none" w:color="auto" w:sz="0" w:space="0"/>
-          </w:tblBorders>
+          <w:tblW w:w="8521" w:type="dxa"/>
+          <w:jc w:val="center"/>
           <w:shd w:val="clear" w:color="auto" w:fill="auto"/>
           <w:tblCellMar>
             <w:top w:w="15" w:type="dxa"/>
@@ -4045,17 +4010,17 @@
           </w:tblCellMar>
         </w:tblPrEx>
         <w:trPr>
-          <w:trHeight w:val="0" w:hRule="atLeast"/>
+          <w:trHeight w:val="0"/>
           <w:jc w:val="center"/>
         </w:trPr>
         <w:tc>
           <w:tcPr>
             <w:tcW w:w="1327" w:type="dxa"/>
             <w:tcBorders>
-              <w:top w:val="single" w:color="auto" w:sz="4" w:space="0"/>
-              <w:left w:val="single" w:color="auto" w:sz="12" w:space="0"/>
-              <w:bottom w:val="single" w:color="auto" w:sz="4" w:space="0"/>
-              <w:right w:val="single" w:color="auto" w:sz="4" w:space="0"/>
+              <w:top w:val="single" w:sz="4" w:space="0" w:color="auto"/>
+              <w:left w:val="single" w:sz="12" w:space="0" w:color="auto"/>
+              <w:bottom w:val="single" w:sz="4" w:space="0" w:color="auto"/>
+              <w:right w:val="single" w:sz="4" w:space="0" w:color="auto"/>
             </w:tcBorders>
             <w:shd w:val="clear" w:color="auto" w:fill="auto"/>
             <w:tcMar>
@@ -4074,10 +4039,10 @@
               <w:suppressLineNumbers w:val="0"/>
               <w:snapToGrid w:val="0"/>
               <w:spacing w:line="240" w:lineRule="auto"/>
-              <w:ind w:left="0" w:leftChars="0" w:right="0" w:rightChars="0" w:firstLine="0" w:firstLineChars="0"/>
+              <w:ind w:left="0" w:right="0" w:firstLine="0" w:leftChars="0" w:rightChars="0" w:firstLineChars="0"/>
               <w:jc w:val="left"/>
               <w:rPr>
-                <w:rFonts w:hint="default" w:ascii="Segoe UI" w:hAnsi="Segoe UI" w:eastAsia="Segoe UI" w:cs="Segoe UI"/>
+                <w:rFonts w:ascii="Segoe UI" w:eastAsia="Segoe UI" w:hAnsi="Segoe UI" w:cs="Segoe UI" w:hint="default"/>
                 <w:i w:val="0"/>
                 <w:iCs w:val="0"/>
                 <w:caps w:val="0"/>
@@ -4089,8 +4054,8 @@
             </w:pPr>
             <w:r>
               <w:rPr>
-                <w:rStyle w:val="23"/>
-                <w:rFonts w:hint="default" w:ascii="Segoe UI" w:hAnsi="Segoe UI" w:eastAsia="Segoe UI" w:cs="Segoe UI"/>
+                <w:rStyle w:val="Strong"/>
+                <w:rFonts w:ascii="Segoe UI" w:eastAsia="Segoe UI" w:hAnsi="Segoe UI" w:cs="Segoe UI" w:hint="default"/>
                 <w:b/>
                 <w:bCs/>
                 <w:i w:val="0"/>
@@ -4102,7 +4067,7 @@
                 <w:kern w:val="0"/>
                 <w:sz w:val="18"/>
                 <w:szCs w:val="18"/>
-                <w:lang w:val="en-US" w:eastAsia="zh-CN" w:bidi="ar"/>
+                <w:lang w:val="en-US" w:eastAsia="zh-CN"/>
               </w:rPr>
               <w:t>研发支撑组</w:t>
             </w:r>
@@ -4112,10 +4077,10 @@
           <w:tcPr>
             <w:tcW w:w="2125" w:type="dxa"/>
             <w:tcBorders>
-              <w:top w:val="single" w:color="auto" w:sz="4" w:space="0"/>
-              <w:left w:val="single" w:color="auto" w:sz="4" w:space="0"/>
-              <w:bottom w:val="single" w:color="auto" w:sz="4" w:space="0"/>
-              <w:right w:val="single" w:color="auto" w:sz="4" w:space="0"/>
+              <w:top w:val="single" w:sz="4" w:space="0" w:color="auto"/>
+              <w:left w:val="single" w:sz="4" w:space="0" w:color="auto"/>
+              <w:bottom w:val="single" w:sz="4" w:space="0" w:color="auto"/>
+              <w:right w:val="single" w:sz="4" w:space="0" w:color="auto"/>
             </w:tcBorders>
             <w:shd w:val="clear" w:color="auto" w:fill="auto"/>
             <w:tcMar>
@@ -4134,10 +4099,10 @@
               <w:suppressLineNumbers w:val="0"/>
               <w:snapToGrid w:val="0"/>
               <w:spacing w:line="240" w:lineRule="auto"/>
-              <w:ind w:left="0" w:leftChars="0" w:right="0" w:rightChars="0" w:firstLine="0" w:firstLineChars="0"/>
+              <w:ind w:left="0" w:right="0" w:firstLine="0" w:leftChars="0" w:rightChars="0" w:firstLineChars="0"/>
               <w:jc w:val="left"/>
               <w:rPr>
-                <w:rFonts w:hint="default" w:ascii="Segoe UI" w:hAnsi="Segoe UI" w:eastAsia="Segoe UI" w:cs="Segoe UI"/>
+                <w:rFonts w:ascii="Segoe UI" w:eastAsia="Segoe UI" w:hAnsi="Segoe UI" w:cs="Segoe UI" w:hint="default"/>
                 <w:i w:val="0"/>
                 <w:iCs w:val="0"/>
                 <w:caps w:val="0"/>
@@ -4149,7 +4114,7 @@
             </w:pPr>
             <w:r>
               <w:rPr>
-                <w:rFonts w:hint="default" w:ascii="Segoe UI" w:hAnsi="Segoe UI" w:eastAsia="Segoe UI" w:cs="Segoe UI"/>
+                <w:rFonts w:ascii="Segoe UI" w:eastAsia="Segoe UI" w:hAnsi="Segoe UI" w:cs="Segoe UI" w:hint="default"/>
                 <w:i w:val="0"/>
                 <w:iCs w:val="0"/>
                 <w:caps w:val="0"/>
@@ -4159,7 +4124,7 @@
                 <w:kern w:val="0"/>
                 <w:sz w:val="18"/>
                 <w:szCs w:val="18"/>
-                <w:lang w:val="en-US" w:eastAsia="zh-CN" w:bidi="ar"/>
+                <w:lang w:val="en-US" w:eastAsia="zh-CN"/>
               </w:rPr>
               <w:t>研究总院（合同2.3）</w:t>
             </w:r>
@@ -4169,10 +4134,10 @@
           <w:tcPr>
             <w:tcW w:w="3500" w:type="dxa"/>
             <w:tcBorders>
-              <w:top w:val="single" w:color="auto" w:sz="4" w:space="0"/>
-              <w:left w:val="single" w:color="auto" w:sz="4" w:space="0"/>
-              <w:bottom w:val="single" w:color="auto" w:sz="4" w:space="0"/>
-              <w:right w:val="single" w:color="auto" w:sz="4" w:space="0"/>
+              <w:top w:val="single" w:sz="4" w:space="0" w:color="auto"/>
+              <w:left w:val="single" w:sz="4" w:space="0" w:color="auto"/>
+              <w:bottom w:val="single" w:sz="4" w:space="0" w:color="auto"/>
+              <w:right w:val="single" w:sz="4" w:space="0" w:color="auto"/>
             </w:tcBorders>
             <w:shd w:val="clear" w:color="auto" w:fill="auto"/>
             <w:tcMar>
@@ -4191,10 +4156,10 @@
               <w:suppressLineNumbers w:val="0"/>
               <w:snapToGrid w:val="0"/>
               <w:spacing w:line="240" w:lineRule="auto"/>
-              <w:ind w:left="0" w:leftChars="0" w:right="0" w:rightChars="0" w:firstLine="0" w:firstLineChars="0"/>
+              <w:ind w:left="0" w:right="0" w:firstLine="0" w:leftChars="0" w:rightChars="0" w:firstLineChars="0"/>
               <w:jc w:val="center"/>
               <w:rPr>
-                <w:rFonts w:hint="default" w:ascii="Segoe UI" w:hAnsi="Segoe UI" w:eastAsia="Segoe UI" w:cs="Segoe UI"/>
+                <w:rFonts w:ascii="Segoe UI" w:eastAsia="Segoe UI" w:hAnsi="Segoe UI" w:cs="Segoe UI" w:hint="default"/>
                 <w:i w:val="0"/>
                 <w:iCs w:val="0"/>
                 <w:caps w:val="0"/>
@@ -4206,7 +4171,7 @@
             </w:pPr>
             <w:r>
               <w:rPr>
-                <w:rFonts w:hint="default" w:ascii="Segoe UI" w:hAnsi="Segoe UI" w:eastAsia="Segoe UI" w:cs="Segoe UI"/>
+                <w:rFonts w:ascii="Segoe UI" w:eastAsia="Segoe UI" w:hAnsi="Segoe UI" w:cs="Segoe UI" w:hint="default"/>
                 <w:i w:val="0"/>
                 <w:iCs w:val="0"/>
                 <w:caps w:val="0"/>
@@ -4216,7 +4181,7 @@
                 <w:kern w:val="0"/>
                 <w:sz w:val="18"/>
                 <w:szCs w:val="18"/>
-                <w:lang w:val="en-US" w:eastAsia="zh-CN" w:bidi="ar"/>
+                <w:lang w:val="en-US" w:eastAsia="zh-CN"/>
               </w:rPr>
               <w:t>处理需代码级介入的复杂缺陷、性能瓶颈、接口异常；系统变更评估。</w:t>
             </w:r>
@@ -4226,10 +4191,10 @@
           <w:tcPr>
             <w:tcW w:w="1569" w:type="dxa"/>
             <w:tcBorders>
-              <w:top w:val="single" w:color="auto" w:sz="4" w:space="0"/>
-              <w:left w:val="single" w:color="auto" w:sz="4" w:space="0"/>
-              <w:bottom w:val="single" w:color="auto" w:sz="4" w:space="0"/>
-              <w:right w:val="single" w:color="auto" w:sz="12" w:space="0"/>
+              <w:top w:val="single" w:sz="4" w:space="0" w:color="auto"/>
+              <w:left w:val="single" w:sz="4" w:space="0" w:color="auto"/>
+              <w:bottom w:val="single" w:sz="4" w:space="0" w:color="auto"/>
+              <w:right w:val="single" w:sz="12" w:space="0" w:color="auto"/>
             </w:tcBorders>
             <w:shd w:val="clear" w:color="auto" w:fill="auto"/>
             <w:tcMar>
@@ -4248,10 +4213,10 @@
               <w:suppressLineNumbers w:val="0"/>
               <w:snapToGrid w:val="0"/>
               <w:spacing w:line="240" w:lineRule="auto"/>
-              <w:ind w:left="0" w:leftChars="0" w:right="0" w:rightChars="0" w:firstLine="0" w:firstLineChars="0"/>
+              <w:ind w:left="0" w:right="0" w:firstLine="0" w:leftChars="0" w:rightChars="0" w:firstLineChars="0"/>
               <w:jc w:val="left"/>
               <w:rPr>
-                <w:rFonts w:hint="default" w:ascii="Segoe UI" w:hAnsi="Segoe UI" w:eastAsia="Segoe UI" w:cs="Segoe UI"/>
+                <w:rFonts w:ascii="Segoe UI" w:eastAsia="Segoe UI" w:hAnsi="Segoe UI" w:cs="Segoe UI" w:hint="default"/>
                 <w:i w:val="0"/>
                 <w:iCs w:val="0"/>
                 <w:caps w:val="0"/>
@@ -4263,7 +4228,7 @@
             </w:pPr>
             <w:r>
               <w:rPr>
-                <w:rFonts w:hint="default" w:ascii="Segoe UI" w:hAnsi="Segoe UI" w:eastAsia="Segoe UI" w:cs="Segoe UI"/>
+                <w:rFonts w:ascii="Segoe UI" w:eastAsia="Segoe UI" w:hAnsi="Segoe UI" w:cs="Segoe UI" w:hint="default"/>
                 <w:i w:val="0"/>
                 <w:iCs w:val="0"/>
                 <w:caps w:val="0"/>
@@ -4273,7 +4238,7 @@
                 <w:kern w:val="0"/>
                 <w:sz w:val="18"/>
                 <w:szCs w:val="18"/>
-                <w:lang w:val="en-US" w:eastAsia="zh-CN" w:bidi="ar"/>
+                <w:lang w:val="en-US" w:eastAsia="zh-CN"/>
               </w:rPr>
               <w:t>甲方技术接口人</w:t>
             </w:r>
@@ -4282,14 +4247,9 @@
       </w:tr>
       <w:tr>
         <w:tblPrEx>
-          <w:tblBorders>
-            <w:top w:val="none" w:color="auto" w:sz="0" w:space="0"/>
-            <w:left w:val="none" w:color="auto" w:sz="0" w:space="0"/>
-            <w:bottom w:val="none" w:color="auto" w:sz="0" w:space="0"/>
-            <w:right w:val="none" w:color="auto" w:sz="0" w:space="0"/>
-            <w:insideH w:val="none" w:color="auto" w:sz="0" w:space="0"/>
-            <w:insideV w:val="none" w:color="auto" w:sz="0" w:space="0"/>
-          </w:tblBorders>
+          <w:tblW w:w="8521" w:type="dxa"/>
+          <w:jc w:val="center"/>
+          <w:shd w:val="clear" w:color="auto" w:fill="auto"/>
           <w:tblCellMar>
             <w:top w:w="15" w:type="dxa"/>
             <w:left w:w="15" w:type="dxa"/>
@@ -4298,17 +4258,17 @@
           </w:tblCellMar>
         </w:tblPrEx>
         <w:trPr>
-          <w:trHeight w:val="0" w:hRule="atLeast"/>
+          <w:trHeight w:val="0"/>
           <w:jc w:val="center"/>
         </w:trPr>
         <w:tc>
           <w:tcPr>
             <w:tcW w:w="1327" w:type="dxa"/>
             <w:tcBorders>
-              <w:top w:val="single" w:color="auto" w:sz="4" w:space="0"/>
-              <w:left w:val="single" w:color="auto" w:sz="12" w:space="0"/>
-              <w:bottom w:val="single" w:color="auto" w:sz="4" w:space="0"/>
-              <w:right w:val="single" w:color="auto" w:sz="4" w:space="0"/>
+              <w:top w:val="single" w:sz="4" w:space="0" w:color="auto"/>
+              <w:left w:val="single" w:sz="12" w:space="0" w:color="auto"/>
+              <w:bottom w:val="single" w:sz="4" w:space="0" w:color="auto"/>
+              <w:right w:val="single" w:sz="4" w:space="0" w:color="auto"/>
             </w:tcBorders>
             <w:shd w:val="clear" w:color="auto" w:fill="auto"/>
             <w:tcMar>
@@ -4327,10 +4287,10 @@
               <w:suppressLineNumbers w:val="0"/>
               <w:snapToGrid w:val="0"/>
               <w:spacing w:line="240" w:lineRule="auto"/>
-              <w:ind w:left="0" w:leftChars="0" w:right="0" w:rightChars="0" w:firstLine="0" w:firstLineChars="0"/>
+              <w:ind w:left="0" w:right="0" w:firstLine="0" w:leftChars="0" w:rightChars="0" w:firstLineChars="0"/>
               <w:jc w:val="left"/>
               <w:rPr>
-                <w:rFonts w:hint="default" w:ascii="Segoe UI" w:hAnsi="Segoe UI" w:eastAsia="Segoe UI" w:cs="Segoe UI"/>
+                <w:rFonts w:ascii="Segoe UI" w:eastAsia="Segoe UI" w:hAnsi="Segoe UI" w:cs="Segoe UI" w:hint="default"/>
                 <w:i w:val="0"/>
                 <w:iCs w:val="0"/>
                 <w:caps w:val="0"/>
@@ -4342,8 +4302,8 @@
             </w:pPr>
             <w:r>
               <w:rPr>
-                <w:rStyle w:val="23"/>
-                <w:rFonts w:hint="default" w:ascii="Segoe UI" w:hAnsi="Segoe UI" w:eastAsia="Segoe UI" w:cs="Segoe UI"/>
+                <w:rStyle w:val="Strong"/>
+                <w:rFonts w:ascii="Segoe UI" w:eastAsia="Segoe UI" w:hAnsi="Segoe UI" w:cs="Segoe UI" w:hint="default"/>
                 <w:b/>
                 <w:bCs/>
                 <w:i w:val="0"/>
@@ -4355,7 +4315,7 @@
                 <w:kern w:val="0"/>
                 <w:sz w:val="18"/>
                 <w:szCs w:val="18"/>
-                <w:lang w:val="en-US" w:eastAsia="zh-CN" w:bidi="ar"/>
+                <w:lang w:val="en-US" w:eastAsia="zh-CN"/>
               </w:rPr>
               <w:t>服务知识管理组</w:t>
             </w:r>
@@ -4365,10 +4325,10 @@
           <w:tcPr>
             <w:tcW w:w="2125" w:type="dxa"/>
             <w:tcBorders>
-              <w:top w:val="single" w:color="auto" w:sz="4" w:space="0"/>
-              <w:left w:val="single" w:color="auto" w:sz="4" w:space="0"/>
-              <w:bottom w:val="single" w:color="auto" w:sz="4" w:space="0"/>
-              <w:right w:val="single" w:color="auto" w:sz="4" w:space="0"/>
+              <w:top w:val="single" w:sz="4" w:space="0" w:color="auto"/>
+              <w:left w:val="single" w:sz="4" w:space="0" w:color="auto"/>
+              <w:bottom w:val="single" w:sz="4" w:space="0" w:color="auto"/>
+              <w:right w:val="single" w:sz="4" w:space="0" w:color="auto"/>
             </w:tcBorders>
             <w:shd w:val="clear" w:color="auto" w:fill="auto"/>
             <w:tcMar>
@@ -4387,10 +4347,10 @@
               <w:suppressLineNumbers w:val="0"/>
               <w:snapToGrid w:val="0"/>
               <w:spacing w:line="240" w:lineRule="auto"/>
-              <w:ind w:left="0" w:leftChars="0" w:right="0" w:rightChars="0" w:firstLine="0" w:firstLineChars="0"/>
+              <w:ind w:left="0" w:right="0" w:firstLine="0" w:leftChars="0" w:rightChars="0" w:firstLineChars="0"/>
               <w:jc w:val="left"/>
               <w:rPr>
-                <w:rFonts w:hint="default" w:ascii="Segoe UI" w:hAnsi="Segoe UI" w:eastAsia="Segoe UI" w:cs="Segoe UI"/>
+                <w:rFonts w:ascii="Segoe UI" w:eastAsia="Segoe UI" w:hAnsi="Segoe UI" w:cs="Segoe UI" w:hint="default"/>
                 <w:i w:val="0"/>
                 <w:iCs w:val="0"/>
                 <w:caps w:val="0"/>
@@ -4402,7 +4362,7 @@
             </w:pPr>
             <w:r>
               <w:rPr>
-                <w:rFonts w:hint="default" w:ascii="Segoe UI" w:hAnsi="Segoe UI" w:eastAsia="Segoe UI" w:cs="Segoe UI"/>
+                <w:rFonts w:ascii="Segoe UI" w:eastAsia="Segoe UI" w:hAnsi="Segoe UI" w:cs="Segoe UI" w:hint="default"/>
                 <w:i w:val="0"/>
                 <w:iCs w:val="0"/>
                 <w:caps w:val="0"/>
@@ -4412,7 +4372,7 @@
                 <w:kern w:val="0"/>
                 <w:sz w:val="18"/>
                 <w:szCs w:val="18"/>
-                <w:lang w:val="en-US" w:eastAsia="zh-CN" w:bidi="ar"/>
+                <w:lang w:val="en-US" w:eastAsia="zh-CN"/>
               </w:rPr>
               <w:t>数智运营部（合同2.3）</w:t>
             </w:r>
@@ -4422,10 +4382,10 @@
           <w:tcPr>
             <w:tcW w:w="3500" w:type="dxa"/>
             <w:tcBorders>
-              <w:top w:val="single" w:color="auto" w:sz="4" w:space="0"/>
-              <w:left w:val="single" w:color="auto" w:sz="4" w:space="0"/>
-              <w:bottom w:val="single" w:color="auto" w:sz="4" w:space="0"/>
-              <w:right w:val="single" w:color="auto" w:sz="4" w:space="0"/>
+              <w:top w:val="single" w:sz="4" w:space="0" w:color="auto"/>
+              <w:left w:val="single" w:sz="4" w:space="0" w:color="auto"/>
+              <w:bottom w:val="single" w:sz="4" w:space="0" w:color="auto"/>
+              <w:right w:val="single" w:sz="4" w:space="0" w:color="auto"/>
             </w:tcBorders>
             <w:shd w:val="clear" w:color="auto" w:fill="auto"/>
             <w:tcMar>
@@ -4444,10 +4404,10 @@
               <w:suppressLineNumbers w:val="0"/>
               <w:snapToGrid w:val="0"/>
               <w:spacing w:line="240" w:lineRule="auto"/>
-              <w:ind w:left="0" w:leftChars="0" w:right="0" w:rightChars="0" w:firstLine="0" w:firstLineChars="0"/>
+              <w:ind w:left="0" w:right="0" w:firstLine="0" w:leftChars="0" w:rightChars="0" w:firstLineChars="0"/>
               <w:jc w:val="center"/>
               <w:rPr>
-                <w:rFonts w:hint="default" w:ascii="Segoe UI" w:hAnsi="Segoe UI" w:eastAsia="Segoe UI" w:cs="Segoe UI"/>
+                <w:rFonts w:ascii="Segoe UI" w:eastAsia="Segoe UI" w:hAnsi="Segoe UI" w:cs="Segoe UI" w:hint="default"/>
                 <w:i w:val="0"/>
                 <w:iCs w:val="0"/>
                 <w:caps w:val="0"/>
@@ -4459,7 +4419,7 @@
             </w:pPr>
             <w:r>
               <w:rPr>
-                <w:rFonts w:hint="default" w:ascii="Segoe UI" w:hAnsi="Segoe UI" w:eastAsia="Segoe UI" w:cs="Segoe UI"/>
+                <w:rFonts w:ascii="Segoe UI" w:eastAsia="Segoe UI" w:hAnsi="Segoe UI" w:cs="Segoe UI" w:hint="default"/>
                 <w:i w:val="0"/>
                 <w:iCs w:val="0"/>
                 <w:caps w:val="0"/>
@@ -4469,7 +4429,7 @@
                 <w:kern w:val="0"/>
                 <w:sz w:val="18"/>
                 <w:szCs w:val="18"/>
-                <w:lang w:val="en-US" w:eastAsia="zh-CN" w:bidi="ar"/>
+                <w:lang w:val="en-US" w:eastAsia="zh-CN"/>
               </w:rPr>
               <w:t>知识萃取、结构化编写、知识库维护更新、推动知识复用。</w:t>
             </w:r>
@@ -4479,10 +4439,10 @@
           <w:tcPr>
             <w:tcW w:w="1569" w:type="dxa"/>
             <w:tcBorders>
-              <w:top w:val="single" w:color="auto" w:sz="4" w:space="0"/>
-              <w:left w:val="single" w:color="auto" w:sz="4" w:space="0"/>
-              <w:bottom w:val="single" w:color="auto" w:sz="4" w:space="0"/>
-              <w:right w:val="single" w:color="auto" w:sz="12" w:space="0"/>
+              <w:top w:val="single" w:sz="4" w:space="0" w:color="auto"/>
+              <w:left w:val="single" w:sz="4" w:space="0" w:color="auto"/>
+              <w:bottom w:val="single" w:sz="4" w:space="0" w:color="auto"/>
+              <w:right w:val="single" w:sz="12" w:space="0" w:color="auto"/>
             </w:tcBorders>
             <w:shd w:val="clear" w:color="auto" w:fill="auto"/>
             <w:tcMar>
@@ -4501,10 +4461,10 @@
               <w:suppressLineNumbers w:val="0"/>
               <w:snapToGrid w:val="0"/>
               <w:spacing w:line="240" w:lineRule="auto"/>
-              <w:ind w:left="0" w:leftChars="0" w:right="0" w:rightChars="0" w:firstLine="0" w:firstLineChars="0"/>
+              <w:ind w:left="0" w:right="0" w:firstLine="0" w:leftChars="0" w:rightChars="0" w:firstLineChars="0"/>
               <w:jc w:val="left"/>
               <w:rPr>
-                <w:rFonts w:hint="default" w:ascii="Segoe UI" w:hAnsi="Segoe UI" w:eastAsia="Segoe UI" w:cs="Segoe UI"/>
+                <w:rFonts w:ascii="Segoe UI" w:eastAsia="Segoe UI" w:hAnsi="Segoe UI" w:cs="Segoe UI" w:hint="default"/>
                 <w:i w:val="0"/>
                 <w:iCs w:val="0"/>
                 <w:caps w:val="0"/>
@@ -4516,7 +4476,7 @@
             </w:pPr>
             <w:r>
               <w:rPr>
-                <w:rFonts w:hint="default" w:ascii="Segoe UI" w:hAnsi="Segoe UI" w:eastAsia="Segoe UI" w:cs="Segoe UI"/>
+                <w:rFonts w:ascii="Segoe UI" w:eastAsia="Segoe UI" w:hAnsi="Segoe UI" w:cs="Segoe UI" w:hint="default"/>
                 <w:i w:val="0"/>
                 <w:iCs w:val="0"/>
                 <w:caps w:val="0"/>
@@ -4526,7 +4486,7 @@
                 <w:kern w:val="0"/>
                 <w:sz w:val="18"/>
                 <w:szCs w:val="18"/>
-                <w:lang w:val="en-US" w:eastAsia="zh-CN" w:bidi="ar"/>
+                <w:lang w:val="en-US" w:eastAsia="zh-CN"/>
               </w:rPr>
               <w:t>甲方业务专家/知识库管理员</w:t>
             </w:r>
@@ -4535,14 +4495,9 @@
       </w:tr>
       <w:tr>
         <w:tblPrEx>
-          <w:tblBorders>
-            <w:top w:val="none" w:color="auto" w:sz="0" w:space="0"/>
-            <w:left w:val="none" w:color="auto" w:sz="0" w:space="0"/>
-            <w:bottom w:val="none" w:color="auto" w:sz="0" w:space="0"/>
-            <w:right w:val="none" w:color="auto" w:sz="0" w:space="0"/>
-            <w:insideH w:val="none" w:color="auto" w:sz="0" w:space="0"/>
-            <w:insideV w:val="none" w:color="auto" w:sz="0" w:space="0"/>
-          </w:tblBorders>
+          <w:tblW w:w="8521" w:type="dxa"/>
+          <w:jc w:val="center"/>
+          <w:shd w:val="clear" w:color="auto" w:fill="auto"/>
           <w:tblCellMar>
             <w:top w:w="15" w:type="dxa"/>
             <w:left w:w="15" w:type="dxa"/>
@@ -4551,17 +4506,17 @@
           </w:tblCellMar>
         </w:tblPrEx>
         <w:trPr>
-          <w:trHeight w:val="0" w:hRule="atLeast"/>
+          <w:trHeight w:val="0"/>
           <w:jc w:val="center"/>
         </w:trPr>
         <w:tc>
           <w:tcPr>
             <w:tcW w:w="1327" w:type="dxa"/>
             <w:tcBorders>
-              <w:top w:val="single" w:color="auto" w:sz="4" w:space="0"/>
-              <w:left w:val="single" w:color="auto" w:sz="12" w:space="0"/>
-              <w:bottom w:val="single" w:color="auto" w:sz="12" w:space="0"/>
-              <w:right w:val="single" w:color="auto" w:sz="4" w:space="0"/>
+              <w:top w:val="single" w:sz="4" w:space="0" w:color="auto"/>
+              <w:left w:val="single" w:sz="12" w:space="0" w:color="auto"/>
+              <w:bottom w:val="single" w:sz="12" w:space="0" w:color="auto"/>
+              <w:right w:val="single" w:sz="4" w:space="0" w:color="auto"/>
             </w:tcBorders>
             <w:shd w:val="clear" w:color="auto" w:fill="auto"/>
             <w:tcMar>
@@ -4580,10 +4535,10 @@
               <w:suppressLineNumbers w:val="0"/>
               <w:snapToGrid w:val="0"/>
               <w:spacing w:line="240" w:lineRule="auto"/>
-              <w:ind w:left="0" w:leftChars="0" w:right="0" w:rightChars="0" w:firstLine="0" w:firstLineChars="0"/>
+              <w:ind w:left="0" w:right="0" w:firstLine="0" w:leftChars="0" w:rightChars="0" w:firstLineChars="0"/>
               <w:jc w:val="left"/>
               <w:rPr>
-                <w:rFonts w:hint="default" w:ascii="Segoe UI" w:hAnsi="Segoe UI" w:eastAsia="Segoe UI" w:cs="Segoe UI"/>
+                <w:rFonts w:ascii="Segoe UI" w:eastAsia="Segoe UI" w:hAnsi="Segoe UI" w:cs="Segoe UI" w:hint="default"/>
                 <w:i w:val="0"/>
                 <w:iCs w:val="0"/>
                 <w:caps w:val="0"/>
@@ -4595,8 +4550,8 @@
             </w:pPr>
             <w:r>
               <w:rPr>
-                <w:rStyle w:val="23"/>
-                <w:rFonts w:hint="default" w:ascii="Segoe UI" w:hAnsi="Segoe UI" w:eastAsia="Segoe UI" w:cs="Segoe UI"/>
+                <w:rStyle w:val="Strong"/>
+                <w:rFonts w:ascii="Segoe UI" w:eastAsia="Segoe UI" w:hAnsi="Segoe UI" w:cs="Segoe UI" w:hint="default"/>
                 <w:b/>
                 <w:bCs/>
                 <w:i w:val="0"/>
@@ -4608,7 +4563,7 @@
                 <w:kern w:val="0"/>
                 <w:sz w:val="18"/>
                 <w:szCs w:val="18"/>
-                <w:lang w:val="en-US" w:eastAsia="zh-CN" w:bidi="ar"/>
+                <w:lang w:val="en-US" w:eastAsia="zh-CN"/>
               </w:rPr>
               <w:t>质量与应急组</w:t>
             </w:r>
@@ -4618,10 +4573,10 @@
           <w:tcPr>
             <w:tcW w:w="2125" w:type="dxa"/>
             <w:tcBorders>
-              <w:top w:val="single" w:color="auto" w:sz="4" w:space="0"/>
-              <w:left w:val="single" w:color="auto" w:sz="4" w:space="0"/>
-              <w:bottom w:val="single" w:color="auto" w:sz="12" w:space="0"/>
-              <w:right w:val="single" w:color="auto" w:sz="4" w:space="0"/>
+              <w:top w:val="single" w:sz="4" w:space="0" w:color="auto"/>
+              <w:left w:val="single" w:sz="4" w:space="0" w:color="auto"/>
+              <w:bottom w:val="single" w:sz="12" w:space="0" w:color="auto"/>
+              <w:right w:val="single" w:sz="4" w:space="0" w:color="auto"/>
             </w:tcBorders>
             <w:shd w:val="clear" w:color="auto" w:fill="auto"/>
             <w:tcMar>
@@ -4640,10 +4595,10 @@
               <w:suppressLineNumbers w:val="0"/>
               <w:snapToGrid w:val="0"/>
               <w:spacing w:line="240" w:lineRule="auto"/>
-              <w:ind w:left="0" w:leftChars="0" w:right="0" w:rightChars="0" w:firstLine="0" w:firstLineChars="0"/>
+              <w:ind w:left="0" w:right="0" w:firstLine="0" w:leftChars="0" w:rightChars="0" w:firstLineChars="0"/>
               <w:jc w:val="left"/>
               <w:rPr>
-                <w:rFonts w:hint="default" w:ascii="Segoe UI" w:hAnsi="Segoe UI" w:eastAsia="Segoe UI" w:cs="Segoe UI"/>
+                <w:rFonts w:ascii="Segoe UI" w:eastAsia="Segoe UI" w:hAnsi="Segoe UI" w:cs="Segoe UI" w:hint="default"/>
                 <w:i w:val="0"/>
                 <w:iCs w:val="0"/>
                 <w:caps w:val="0"/>
@@ -4655,7 +4610,7 @@
             </w:pPr>
             <w:r>
               <w:rPr>
-                <w:rFonts w:hint="default" w:ascii="Segoe UI" w:hAnsi="Segoe UI" w:eastAsia="Segoe UI" w:cs="Segoe UI"/>
+                <w:rFonts w:ascii="Segoe UI" w:eastAsia="Segoe UI" w:hAnsi="Segoe UI" w:cs="Segoe UI" w:hint="default"/>
                 <w:i w:val="0"/>
                 <w:iCs w:val="0"/>
                 <w:caps w:val="0"/>
@@ -4665,7 +4620,7 @@
                 <w:kern w:val="0"/>
                 <w:sz w:val="18"/>
                 <w:szCs w:val="18"/>
-                <w:lang w:val="en-US" w:eastAsia="zh-CN" w:bidi="ar"/>
+                <w:lang w:val="en-US" w:eastAsia="zh-CN"/>
               </w:rPr>
               <w:t>质量管理部/应急管理部（合同2.3）</w:t>
             </w:r>
@@ -4675,10 +4630,10 @@
           <w:tcPr>
             <w:tcW w:w="3500" w:type="dxa"/>
             <w:tcBorders>
-              <w:top w:val="single" w:color="auto" w:sz="4" w:space="0"/>
-              <w:left w:val="single" w:color="auto" w:sz="4" w:space="0"/>
-              <w:bottom w:val="single" w:color="auto" w:sz="12" w:space="0"/>
-              <w:right w:val="single" w:color="auto" w:sz="4" w:space="0"/>
+              <w:top w:val="single" w:sz="4" w:space="0" w:color="auto"/>
+              <w:left w:val="single" w:sz="4" w:space="0" w:color="auto"/>
+              <w:bottom w:val="single" w:sz="12" w:space="0" w:color="auto"/>
+              <w:right w:val="single" w:sz="4" w:space="0" w:color="auto"/>
             </w:tcBorders>
             <w:shd w:val="clear" w:color="auto" w:fill="auto"/>
             <w:tcMar>
@@ -4697,10 +4652,10 @@
               <w:suppressLineNumbers w:val="0"/>
               <w:snapToGrid w:val="0"/>
               <w:spacing w:line="240" w:lineRule="auto"/>
-              <w:ind w:left="0" w:leftChars="0" w:right="0" w:rightChars="0" w:firstLine="0" w:firstLineChars="0"/>
+              <w:ind w:left="0" w:right="0" w:firstLine="0" w:leftChars="0" w:rightChars="0" w:firstLineChars="0"/>
               <w:jc w:val="center"/>
               <w:rPr>
-                <w:rFonts w:hint="default" w:ascii="Segoe UI" w:hAnsi="Segoe UI" w:eastAsia="Segoe UI" w:cs="Segoe UI"/>
+                <w:rFonts w:ascii="Segoe UI" w:eastAsia="Segoe UI" w:hAnsi="Segoe UI" w:cs="Segoe UI" w:hint="default"/>
                 <w:i w:val="0"/>
                 <w:iCs w:val="0"/>
                 <w:caps w:val="0"/>
@@ -4712,7 +4667,7 @@
             </w:pPr>
             <w:r>
               <w:rPr>
-                <w:rFonts w:hint="default" w:ascii="Segoe UI" w:hAnsi="Segoe UI" w:eastAsia="Segoe UI" w:cs="Segoe UI"/>
+                <w:rFonts w:ascii="Segoe UI" w:eastAsia="Segoe UI" w:hAnsi="Segoe UI" w:cs="Segoe UI" w:hint="default"/>
                 <w:i w:val="0"/>
                 <w:iCs w:val="0"/>
                 <w:caps w:val="0"/>
@@ -4722,7 +4677,7 @@
                 <w:kern w:val="0"/>
                 <w:sz w:val="18"/>
                 <w:szCs w:val="18"/>
-                <w:lang w:val="en-US" w:eastAsia="zh-CN" w:bidi="ar"/>
+                <w:lang w:val="en-US" w:eastAsia="zh-CN"/>
               </w:rPr>
               <w:t>监督服务质量、审计SLA；处理重大/紧急事件、主导服务连续性演练。</w:t>
             </w:r>
@@ -4732,10 +4687,10 @@
           <w:tcPr>
             <w:tcW w:w="1569" w:type="dxa"/>
             <w:tcBorders>
-              <w:top w:val="single" w:color="auto" w:sz="4" w:space="0"/>
-              <w:left w:val="single" w:color="auto" w:sz="4" w:space="0"/>
-              <w:bottom w:val="single" w:color="auto" w:sz="12" w:space="0"/>
-              <w:right w:val="single" w:color="auto" w:sz="12" w:space="0"/>
+              <w:top w:val="single" w:sz="4" w:space="0" w:color="auto"/>
+              <w:left w:val="single" w:sz="4" w:space="0" w:color="auto"/>
+              <w:bottom w:val="single" w:sz="12" w:space="0" w:color="auto"/>
+              <w:right w:val="single" w:sz="12" w:space="0" w:color="auto"/>
             </w:tcBorders>
             <w:shd w:val="clear" w:color="auto" w:fill="auto"/>
             <w:tcMar>
@@ -4754,10 +4709,10 @@
               <w:suppressLineNumbers w:val="0"/>
               <w:snapToGrid w:val="0"/>
               <w:spacing w:line="240" w:lineRule="auto"/>
-              <w:ind w:left="0" w:leftChars="0" w:right="0" w:rightChars="0" w:firstLine="0" w:firstLineChars="0"/>
+              <w:ind w:left="0" w:right="0" w:firstLine="0" w:leftChars="0" w:rightChars="0" w:firstLineChars="0"/>
               <w:jc w:val="left"/>
               <w:rPr>
-                <w:rFonts w:hint="default" w:ascii="Segoe UI" w:hAnsi="Segoe UI" w:eastAsia="Segoe UI" w:cs="Segoe UI"/>
+                <w:rFonts w:ascii="Segoe UI" w:eastAsia="Segoe UI" w:hAnsi="Segoe UI" w:cs="Segoe UI" w:hint="default"/>
                 <w:i w:val="0"/>
                 <w:iCs w:val="0"/>
                 <w:caps w:val="0"/>
@@ -4769,7 +4724,7 @@
             </w:pPr>
             <w:r>
               <w:rPr>
-                <w:rFonts w:hint="default" w:ascii="Segoe UI" w:hAnsi="Segoe UI" w:eastAsia="Segoe UI" w:cs="Segoe UI"/>
+                <w:rFonts w:ascii="Segoe UI" w:eastAsia="Segoe UI" w:hAnsi="Segoe UI" w:cs="Segoe UI" w:hint="default"/>
                 <w:i w:val="0"/>
                 <w:iCs w:val="0"/>
                 <w:caps w:val="0"/>
@@ -4779,7 +4734,7 @@
                 <w:kern w:val="0"/>
                 <w:sz w:val="18"/>
                 <w:szCs w:val="18"/>
-                <w:lang w:val="en-US" w:eastAsia="zh-CN" w:bidi="ar"/>
+                <w:lang w:val="en-US" w:eastAsia="zh-CN"/>
               </w:rPr>
               <w:t>甲方项目负责人</w:t>
             </w:r>
@@ -4789,7 +4744,7 @@
     </w:tbl>
     <w:p>
       <w:pPr>
-        <w:pStyle w:val="28"/>
+        <w:pStyle w:val="1"/>
         <w:bidi w:val="0"/>
         <w:rPr>
           <w:rFonts w:hint="default"/>
@@ -4808,7 +4763,7 @@
     </w:p>
     <w:p>
       <w:pPr>
-        <w:pStyle w:val="30"/>
+        <w:pStyle w:val="2"/>
         <w:bidi w:val="0"/>
         <w:rPr>
           <w:rFonts w:hint="default"/>
@@ -4827,7 +4782,7 @@
     </w:p>
     <w:p>
       <w:pPr>
-        <w:pStyle w:val="29"/>
+        <w:pStyle w:val="a1"/>
         <w:bidi w:val="0"/>
         <w:rPr>
           <w:rFonts w:hint="default"/>
@@ -4844,7 +4799,7 @@
     </w:p>
     <w:p>
       <w:pPr>
-        <w:pStyle w:val="29"/>
+        <w:pStyle w:val="a1"/>
         <w:bidi w:val="0"/>
         <w:rPr>
           <w:rFonts w:hint="default"/>
@@ -4861,7 +4816,7 @@
     </w:p>
     <w:p>
       <w:pPr>
-        <w:pStyle w:val="29"/>
+        <w:pStyle w:val="a1"/>
         <w:bidi w:val="0"/>
         <w:rPr>
           <w:rFonts w:hint="default"/>
@@ -4878,7 +4833,7 @@
     </w:p>
     <w:p>
       <w:pPr>
-        <w:pStyle w:val="29"/>
+        <w:pStyle w:val="a1"/>
         <w:bidi w:val="0"/>
         <w:rPr>
           <w:rFonts w:hint="default"/>
@@ -4895,7 +4850,7 @@
     </w:p>
     <w:p>
       <w:pPr>
-        <w:pStyle w:val="29"/>
+        <w:pStyle w:val="a1"/>
         <w:bidi w:val="0"/>
         <w:rPr>
           <w:rFonts w:hint="default"/>
@@ -4912,7 +4867,7 @@
     </w:p>
     <w:p>
       <w:pPr>
-        <w:pStyle w:val="30"/>
+        <w:pStyle w:val="2"/>
         <w:bidi w:val="0"/>
         <w:rPr>
           <w:rFonts w:hint="default"/>
@@ -4931,7 +4886,7 @@
     </w:p>
     <w:p>
       <w:pPr>
-        <w:pStyle w:val="29"/>
+        <w:pStyle w:val="a1"/>
         <w:bidi w:val="0"/>
         <w:rPr>
           <w:rFonts w:hint="default"/>
@@ -4948,7 +4903,7 @@
     </w:p>
     <w:p>
       <w:pPr>
-        <w:pStyle w:val="29"/>
+        <w:pStyle w:val="a1"/>
         <w:bidi w:val="0"/>
         <w:rPr>
           <w:rFonts w:hint="default"/>
@@ -4965,7 +4920,7 @@
     </w:p>
     <w:p>
       <w:pPr>
-        <w:pStyle w:val="29"/>
+        <w:pStyle w:val="a1"/>
         <w:bidi w:val="0"/>
         <w:rPr>
           <w:rFonts w:hint="default"/>
@@ -4982,7 +4937,7 @@
     </w:p>
     <w:p>
       <w:pPr>
-        <w:pStyle w:val="28"/>
+        <w:pStyle w:val="1"/>
         <w:bidi w:val="0"/>
         <w:rPr>
           <w:rFonts w:hint="default"/>
@@ -5001,7 +4956,7 @@
     </w:p>
     <w:p>
       <w:pPr>
-        <w:pStyle w:val="29"/>
+        <w:pStyle w:val="a1"/>
         <w:bidi w:val="0"/>
         <w:rPr>
           <w:rFonts w:hint="default"/>
@@ -5018,19 +4973,18 @@
     </w:p>
     <w:tbl>
       <w:tblPr>
-        <w:tblStyle w:val="20"/>
+        <w:tblStyle w:val="TableNormal"/>
         <w:tblW w:w="8767" w:type="dxa"/>
         <w:jc w:val="center"/>
         <w:tblBorders>
-          <w:top w:val="none" w:color="auto" w:sz="0" w:space="0"/>
-          <w:left w:val="none" w:color="auto" w:sz="0" w:space="0"/>
-          <w:bottom w:val="none" w:color="auto" w:sz="0" w:space="0"/>
-          <w:right w:val="none" w:color="auto" w:sz="0" w:space="0"/>
-          <w:insideH w:val="none" w:color="auto" w:sz="0" w:space="0"/>
-          <w:insideV w:val="none" w:color="auto" w:sz="0" w:space="0"/>
+          <w:top w:val="nil"/>
+          <w:left w:val="nil"/>
+          <w:bottom w:val="nil"/>
+          <w:right w:val="nil"/>
+          <w:insideH w:val="nil"/>
+          <w:insideV w:val="nil"/>
         </w:tblBorders>
         <w:shd w:val="clear" w:color="auto" w:fill="auto"/>
-        <w:tblLayout w:type="autofit"/>
         <w:tblCellMar>
           <w:top w:w="15" w:type="dxa"/>
           <w:left w:w="15" w:type="dxa"/>
@@ -5046,13 +5000,15 @@
       </w:tblGrid>
       <w:tr>
         <w:tblPrEx>
+          <w:tblW w:w="8767" w:type="dxa"/>
+          <w:jc w:val="center"/>
           <w:tblBorders>
-            <w:top w:val="none" w:color="auto" w:sz="0" w:space="0"/>
-            <w:left w:val="none" w:color="auto" w:sz="0" w:space="0"/>
-            <w:bottom w:val="none" w:color="auto" w:sz="0" w:space="0"/>
-            <w:right w:val="none" w:color="auto" w:sz="0" w:space="0"/>
-            <w:insideH w:val="none" w:color="auto" w:sz="0" w:space="0"/>
-            <w:insideV w:val="none" w:color="auto" w:sz="0" w:space="0"/>
+            <w:top w:val="nil"/>
+            <w:left w:val="nil"/>
+            <w:bottom w:val="nil"/>
+            <w:right w:val="nil"/>
+            <w:insideH w:val="nil"/>
+            <w:insideV w:val="nil"/>
           </w:tblBorders>
           <w:shd w:val="clear" w:color="auto" w:fill="auto"/>
           <w:tblCellMar>
@@ -5063,7 +5019,7 @@
           </w:tblCellMar>
         </w:tblPrEx>
         <w:trPr>
-          <w:trHeight w:val="0" w:hRule="atLeast"/>
+          <w:trHeight w:val="0"/>
           <w:tblHeader/>
           <w:jc w:val="center"/>
         </w:trPr>
@@ -5071,10 +5027,10 @@
           <w:tcPr>
             <w:tcW w:w="1495" w:type="dxa"/>
             <w:tcBorders>
-              <w:top w:val="single" w:color="auto" w:sz="12" w:space="0"/>
-              <w:left w:val="single" w:color="auto" w:sz="12" w:space="0"/>
-              <w:bottom w:val="single" w:color="auto" w:sz="4" w:space="0"/>
-              <w:right w:val="single" w:color="auto" w:sz="4" w:space="0"/>
+              <w:top w:val="single" w:sz="12" w:space="0" w:color="auto"/>
+              <w:left w:val="single" w:sz="12" w:space="0" w:color="auto"/>
+              <w:bottom w:val="single" w:sz="4" w:space="0" w:color="auto"/>
+              <w:right w:val="single" w:sz="4" w:space="0" w:color="auto"/>
             </w:tcBorders>
             <w:shd w:val="clear" w:color="auto" w:fill="auto"/>
             <w:tcMar>
@@ -5093,10 +5049,10 @@
               <w:suppressLineNumbers w:val="0"/>
               <w:snapToGrid w:val="0"/>
               <w:spacing w:line="240" w:lineRule="auto"/>
-              <w:ind w:left="0" w:leftChars="0" w:right="0" w:rightChars="0" w:firstLine="0" w:firstLineChars="0"/>
+              <w:ind w:left="0" w:right="0" w:firstLine="0" w:leftChars="0" w:rightChars="0" w:firstLineChars="0"/>
               <w:jc w:val="center"/>
               <w:rPr>
-                <w:rFonts w:ascii="Segoe UI" w:hAnsi="Segoe UI" w:eastAsia="Segoe UI" w:cs="Segoe UI"/>
+                <w:rFonts w:ascii="Segoe UI" w:eastAsia="Segoe UI" w:hAnsi="Segoe UI" w:cs="Segoe UI"/>
                 <w:b/>
                 <w:i w:val="0"/>
                 <w:iCs w:val="0"/>
@@ -5109,8 +5065,8 @@
             </w:pPr>
             <w:r>
               <w:rPr>
-                <w:rStyle w:val="23"/>
-                <w:rFonts w:hint="default" w:ascii="Segoe UI" w:hAnsi="Segoe UI" w:eastAsia="Segoe UI" w:cs="Segoe UI"/>
+                <w:rStyle w:val="Strong"/>
+                <w:rFonts w:ascii="Segoe UI" w:eastAsia="Segoe UI" w:hAnsi="Segoe UI" w:cs="Segoe UI" w:hint="default"/>
                 <w:b/>
                 <w:bCs/>
                 <w:i w:val="0"/>
@@ -5122,7 +5078,7 @@
                 <w:kern w:val="0"/>
                 <w:sz w:val="18"/>
                 <w:szCs w:val="18"/>
-                <w:lang w:val="en-US" w:eastAsia="zh-CN" w:bidi="ar"/>
+                <w:lang w:val="en-US" w:eastAsia="zh-CN"/>
               </w:rPr>
               <w:t>指标</w:t>
             </w:r>
@@ -5132,10 +5088,10 @@
           <w:tcPr>
             <w:tcW w:w="2004" w:type="dxa"/>
             <w:tcBorders>
-              <w:top w:val="single" w:color="auto" w:sz="12" w:space="0"/>
-              <w:left w:val="single" w:color="auto" w:sz="4" w:space="0"/>
-              <w:bottom w:val="single" w:color="auto" w:sz="4" w:space="0"/>
-              <w:right w:val="single" w:color="auto" w:sz="4" w:space="0"/>
+              <w:top w:val="single" w:sz="12" w:space="0" w:color="auto"/>
+              <w:left w:val="single" w:sz="4" w:space="0" w:color="auto"/>
+              <w:bottom w:val="single" w:sz="4" w:space="0" w:color="auto"/>
+              <w:right w:val="single" w:sz="4" w:space="0" w:color="auto"/>
             </w:tcBorders>
             <w:shd w:val="clear" w:color="auto" w:fill="auto"/>
             <w:tcMar>
@@ -5154,10 +5110,10 @@
               <w:suppressLineNumbers w:val="0"/>
               <w:snapToGrid w:val="0"/>
               <w:spacing w:line="240" w:lineRule="auto"/>
-              <w:ind w:left="0" w:leftChars="0" w:right="0" w:rightChars="0" w:firstLine="0" w:firstLineChars="0"/>
+              <w:ind w:left="0" w:right="0" w:firstLine="0" w:leftChars="0" w:rightChars="0" w:firstLineChars="0"/>
               <w:jc w:val="center"/>
               <w:rPr>
-                <w:rFonts w:hint="default" w:ascii="Segoe UI" w:hAnsi="Segoe UI" w:eastAsia="Segoe UI" w:cs="Segoe UI"/>
+                <w:rFonts w:ascii="Segoe UI" w:eastAsia="Segoe UI" w:hAnsi="Segoe UI" w:cs="Segoe UI" w:hint="default"/>
                 <w:b/>
                 <w:i w:val="0"/>
                 <w:iCs w:val="0"/>
@@ -5170,8 +5126,8 @@
             </w:pPr>
             <w:r>
               <w:rPr>
-                <w:rStyle w:val="23"/>
-                <w:rFonts w:hint="default" w:ascii="Segoe UI" w:hAnsi="Segoe UI" w:eastAsia="Segoe UI" w:cs="Segoe UI"/>
+                <w:rStyle w:val="Strong"/>
+                <w:rFonts w:ascii="Segoe UI" w:eastAsia="Segoe UI" w:hAnsi="Segoe UI" w:cs="Segoe UI" w:hint="default"/>
                 <w:b/>
                 <w:bCs/>
                 <w:i w:val="0"/>
@@ -5183,7 +5139,7 @@
                 <w:kern w:val="0"/>
                 <w:sz w:val="18"/>
                 <w:szCs w:val="18"/>
-                <w:lang w:val="en-US" w:eastAsia="zh-CN" w:bidi="ar"/>
+                <w:lang w:val="en-US" w:eastAsia="zh-CN"/>
               </w:rPr>
               <w:t>合同标准（4.3条）</w:t>
             </w:r>
@@ -5193,10 +5149,10 @@
           <w:tcPr>
             <w:tcW w:w="3344" w:type="dxa"/>
             <w:tcBorders>
-              <w:top w:val="single" w:color="auto" w:sz="12" w:space="0"/>
-              <w:left w:val="single" w:color="auto" w:sz="4" w:space="0"/>
-              <w:bottom w:val="single" w:color="auto" w:sz="4" w:space="0"/>
-              <w:right w:val="single" w:color="auto" w:sz="4" w:space="0"/>
+              <w:top w:val="single" w:sz="12" w:space="0" w:color="auto"/>
+              <w:left w:val="single" w:sz="4" w:space="0" w:color="auto"/>
+              <w:bottom w:val="single" w:sz="4" w:space="0" w:color="auto"/>
+              <w:right w:val="single" w:sz="4" w:space="0" w:color="auto"/>
             </w:tcBorders>
             <w:shd w:val="clear" w:color="auto" w:fill="auto"/>
             <w:tcMar>
@@ -5215,10 +5171,10 @@
               <w:suppressLineNumbers w:val="0"/>
               <w:snapToGrid w:val="0"/>
               <w:spacing w:line="240" w:lineRule="auto"/>
-              <w:ind w:left="0" w:leftChars="0" w:right="0" w:rightChars="0" w:firstLine="0" w:firstLineChars="0"/>
+              <w:ind w:left="0" w:right="0" w:firstLine="0" w:leftChars="0" w:rightChars="0" w:firstLineChars="0"/>
               <w:jc w:val="center"/>
               <w:rPr>
-                <w:rFonts w:hint="default" w:ascii="Segoe UI" w:hAnsi="Segoe UI" w:eastAsia="Segoe UI" w:cs="Segoe UI"/>
+                <w:rFonts w:ascii="Segoe UI" w:eastAsia="Segoe UI" w:hAnsi="Segoe UI" w:cs="Segoe UI" w:hint="default"/>
                 <w:b/>
                 <w:i w:val="0"/>
                 <w:iCs w:val="0"/>
@@ -5231,8 +5187,8 @@
             </w:pPr>
             <w:r>
               <w:rPr>
-                <w:rStyle w:val="23"/>
-                <w:rFonts w:hint="default" w:ascii="Segoe UI" w:hAnsi="Segoe UI" w:eastAsia="Segoe UI" w:cs="Segoe UI"/>
+                <w:rStyle w:val="Strong"/>
+                <w:rFonts w:ascii="Segoe UI" w:eastAsia="Segoe UI" w:hAnsi="Segoe UI" w:cs="Segoe UI" w:hint="default"/>
                 <w:b/>
                 <w:bCs/>
                 <w:i w:val="0"/>
@@ -5244,7 +5200,7 @@
                 <w:kern w:val="0"/>
                 <w:sz w:val="18"/>
                 <w:szCs w:val="18"/>
-                <w:lang w:val="en-US" w:eastAsia="zh-CN" w:bidi="ar"/>
+                <w:lang w:val="en-US" w:eastAsia="zh-CN"/>
               </w:rPr>
               <w:t>测量方法</w:t>
             </w:r>
@@ -5254,10 +5210,10 @@
           <w:tcPr>
             <w:tcW w:w="1924" w:type="dxa"/>
             <w:tcBorders>
-              <w:top w:val="single" w:color="auto" w:sz="12" w:space="0"/>
-              <w:left w:val="single" w:color="auto" w:sz="4" w:space="0"/>
-              <w:bottom w:val="single" w:color="auto" w:sz="4" w:space="0"/>
-              <w:right w:val="single" w:color="auto" w:sz="12" w:space="0"/>
+              <w:top w:val="single" w:sz="12" w:space="0" w:color="auto"/>
+              <w:left w:val="single" w:sz="4" w:space="0" w:color="auto"/>
+              <w:bottom w:val="single" w:sz="4" w:space="0" w:color="auto"/>
+              <w:right w:val="single" w:sz="12" w:space="0" w:color="auto"/>
             </w:tcBorders>
             <w:shd w:val="clear" w:color="auto" w:fill="auto"/>
             <w:tcMar>
@@ -5276,10 +5232,10 @@
               <w:suppressLineNumbers w:val="0"/>
               <w:snapToGrid w:val="0"/>
               <w:spacing w:line="240" w:lineRule="auto"/>
-              <w:ind w:left="0" w:leftChars="0" w:right="0" w:rightChars="0" w:firstLine="0" w:firstLineChars="0"/>
+              <w:ind w:left="0" w:right="0" w:firstLine="0" w:leftChars="0" w:rightChars="0" w:firstLineChars="0"/>
               <w:jc w:val="center"/>
               <w:rPr>
-                <w:rFonts w:hint="default" w:ascii="Segoe UI" w:hAnsi="Segoe UI" w:eastAsia="Segoe UI" w:cs="Segoe UI"/>
+                <w:rFonts w:ascii="Segoe UI" w:eastAsia="Segoe UI" w:hAnsi="Segoe UI" w:cs="Segoe UI" w:hint="default"/>
                 <w:b/>
                 <w:i w:val="0"/>
                 <w:iCs w:val="0"/>
@@ -5292,8 +5248,8 @@
             </w:pPr>
             <w:r>
               <w:rPr>
-                <w:rStyle w:val="23"/>
-                <w:rFonts w:hint="default" w:ascii="Segoe UI" w:hAnsi="Segoe UI" w:eastAsia="Segoe UI" w:cs="Segoe UI"/>
+                <w:rStyle w:val="Strong"/>
+                <w:rFonts w:ascii="Segoe UI" w:eastAsia="Segoe UI" w:hAnsi="Segoe UI" w:cs="Segoe UI" w:hint="default"/>
                 <w:b/>
                 <w:bCs/>
                 <w:i w:val="0"/>
@@ -5305,7 +5261,7 @@
                 <w:kern w:val="0"/>
                 <w:sz w:val="18"/>
                 <w:szCs w:val="18"/>
-                <w:lang w:val="en-US" w:eastAsia="zh-CN" w:bidi="ar"/>
+                <w:lang w:val="en-US" w:eastAsia="zh-CN"/>
               </w:rPr>
               <w:t>报告频率</w:t>
             </w:r>
@@ -5314,14 +5270,8 @@
       </w:tr>
       <w:tr>
         <w:tblPrEx>
-          <w:tblBorders>
-            <w:top w:val="none" w:color="auto" w:sz="0" w:space="0"/>
-            <w:left w:val="none" w:color="auto" w:sz="0" w:space="0"/>
-            <w:bottom w:val="none" w:color="auto" w:sz="0" w:space="0"/>
-            <w:right w:val="none" w:color="auto" w:sz="0" w:space="0"/>
-            <w:insideH w:val="none" w:color="auto" w:sz="0" w:space="0"/>
-            <w:insideV w:val="none" w:color="auto" w:sz="0" w:space="0"/>
-          </w:tblBorders>
+          <w:tblW w:w="8767" w:type="dxa"/>
+          <w:jc w:val="center"/>
           <w:shd w:val="clear" w:color="auto" w:fill="auto"/>
           <w:tblCellMar>
             <w:top w:w="15" w:type="dxa"/>
@@ -5331,17 +5281,17 @@
           </w:tblCellMar>
         </w:tblPrEx>
         <w:trPr>
-          <w:trHeight w:val="0" w:hRule="atLeast"/>
+          <w:trHeight w:val="0"/>
           <w:jc w:val="center"/>
         </w:trPr>
         <w:tc>
           <w:tcPr>
             <w:tcW w:w="1495" w:type="dxa"/>
             <w:tcBorders>
-              <w:top w:val="single" w:color="auto" w:sz="4" w:space="0"/>
-              <w:left w:val="single" w:color="auto" w:sz="12" w:space="0"/>
-              <w:bottom w:val="single" w:color="auto" w:sz="4" w:space="0"/>
-              <w:right w:val="single" w:color="auto" w:sz="4" w:space="0"/>
+              <w:top w:val="single" w:sz="4" w:space="0" w:color="auto"/>
+              <w:left w:val="single" w:sz="12" w:space="0" w:color="auto"/>
+              <w:bottom w:val="single" w:sz="4" w:space="0" w:color="auto"/>
+              <w:right w:val="single" w:sz="4" w:space="0" w:color="auto"/>
             </w:tcBorders>
             <w:shd w:val="clear" w:color="auto" w:fill="auto"/>
             <w:tcMar>
@@ -5360,10 +5310,10 @@
               <w:suppressLineNumbers w:val="0"/>
               <w:snapToGrid w:val="0"/>
               <w:spacing w:line="240" w:lineRule="auto"/>
-              <w:ind w:left="0" w:leftChars="0" w:right="0" w:rightChars="0" w:firstLine="0" w:firstLineChars="0"/>
+              <w:ind w:left="0" w:right="0" w:firstLine="0" w:leftChars="0" w:rightChars="0" w:firstLineChars="0"/>
               <w:jc w:val="left"/>
               <w:rPr>
-                <w:rFonts w:hint="default" w:ascii="Segoe UI" w:hAnsi="Segoe UI" w:eastAsia="Segoe UI" w:cs="Segoe UI"/>
+                <w:rFonts w:ascii="Segoe UI" w:eastAsia="Segoe UI" w:hAnsi="Segoe UI" w:cs="Segoe UI" w:hint="default"/>
                 <w:i w:val="0"/>
                 <w:iCs w:val="0"/>
                 <w:caps w:val="0"/>
@@ -5375,8 +5325,8 @@
             </w:pPr>
             <w:r>
               <w:rPr>
-                <w:rStyle w:val="23"/>
-                <w:rFonts w:hint="default" w:ascii="Segoe UI" w:hAnsi="Segoe UI" w:eastAsia="Segoe UI" w:cs="Segoe UI"/>
+                <w:rStyle w:val="Strong"/>
+                <w:rFonts w:ascii="Segoe UI" w:eastAsia="Segoe UI" w:hAnsi="Segoe UI" w:cs="Segoe UI" w:hint="default"/>
                 <w:b/>
                 <w:bCs/>
                 <w:i w:val="0"/>
@@ -5388,7 +5338,7 @@
                 <w:kern w:val="0"/>
                 <w:sz w:val="18"/>
                 <w:szCs w:val="18"/>
-                <w:lang w:val="en-US" w:eastAsia="zh-CN" w:bidi="ar"/>
+                <w:lang w:val="en-US" w:eastAsia="zh-CN"/>
               </w:rPr>
               <w:t>P1事件响应时间</w:t>
             </w:r>
@@ -5398,10 +5348,10 @@
           <w:tcPr>
             <w:tcW w:w="2004" w:type="dxa"/>
             <w:tcBorders>
-              <w:top w:val="single" w:color="auto" w:sz="4" w:space="0"/>
-              <w:left w:val="single" w:color="auto" w:sz="4" w:space="0"/>
-              <w:bottom w:val="single" w:color="auto" w:sz="4" w:space="0"/>
-              <w:right w:val="single" w:color="auto" w:sz="4" w:space="0"/>
+              <w:top w:val="single" w:sz="4" w:space="0" w:color="auto"/>
+              <w:left w:val="single" w:sz="4" w:space="0" w:color="auto"/>
+              <w:bottom w:val="single" w:sz="4" w:space="0" w:color="auto"/>
+              <w:right w:val="single" w:sz="4" w:space="0" w:color="auto"/>
             </w:tcBorders>
             <w:shd w:val="clear" w:color="auto" w:fill="auto"/>
             <w:tcMar>
@@ -5420,10 +5370,10 @@
               <w:suppressLineNumbers w:val="0"/>
               <w:snapToGrid w:val="0"/>
               <w:spacing w:line="240" w:lineRule="auto"/>
-              <w:ind w:left="0" w:leftChars="0" w:right="0" w:rightChars="0" w:firstLine="0" w:firstLineChars="0"/>
+              <w:ind w:left="0" w:right="0" w:firstLine="0" w:leftChars="0" w:rightChars="0" w:firstLineChars="0"/>
               <w:jc w:val="left"/>
               <w:rPr>
-                <w:rFonts w:hint="default" w:ascii="Segoe UI" w:hAnsi="Segoe UI" w:eastAsia="Segoe UI" w:cs="Segoe UI"/>
+                <w:rFonts w:ascii="Segoe UI" w:eastAsia="Segoe UI" w:hAnsi="Segoe UI" w:cs="Segoe UI" w:hint="default"/>
                 <w:i w:val="0"/>
                 <w:iCs w:val="0"/>
                 <w:caps w:val="0"/>
@@ -5435,7 +5385,7 @@
             </w:pPr>
             <w:r>
               <w:rPr>
-                <w:rFonts w:hint="default" w:ascii="Segoe UI" w:hAnsi="Segoe UI" w:eastAsia="Segoe UI" w:cs="Segoe UI"/>
+                <w:rFonts w:ascii="Segoe UI" w:eastAsia="Segoe UI" w:hAnsi="Segoe UI" w:cs="Segoe UI" w:hint="default"/>
                 <w:i w:val="0"/>
                 <w:iCs w:val="0"/>
                 <w:caps w:val="0"/>
@@ -5445,7 +5395,7 @@
                 <w:kern w:val="0"/>
                 <w:sz w:val="18"/>
                 <w:szCs w:val="18"/>
-                <w:lang w:val="en-US" w:eastAsia="zh-CN" w:bidi="ar"/>
+                <w:lang w:val="en-US" w:eastAsia="zh-CN"/>
               </w:rPr>
               <w:t>≤15分钟</w:t>
             </w:r>
@@ -5455,10 +5405,10 @@
           <w:tcPr>
             <w:tcW w:w="3344" w:type="dxa"/>
             <w:tcBorders>
-              <w:top w:val="single" w:color="auto" w:sz="4" w:space="0"/>
-              <w:left w:val="single" w:color="auto" w:sz="4" w:space="0"/>
-              <w:bottom w:val="single" w:color="auto" w:sz="4" w:space="0"/>
-              <w:right w:val="single" w:color="auto" w:sz="4" w:space="0"/>
+              <w:top w:val="single" w:sz="4" w:space="0" w:color="auto"/>
+              <w:left w:val="single" w:sz="4" w:space="0" w:color="auto"/>
+              <w:bottom w:val="single" w:sz="4" w:space="0" w:color="auto"/>
+              <w:right w:val="single" w:sz="4" w:space="0" w:color="auto"/>
             </w:tcBorders>
             <w:shd w:val="clear" w:color="auto" w:fill="auto"/>
             <w:tcMar>
@@ -5477,10 +5427,10 @@
               <w:suppressLineNumbers w:val="0"/>
               <w:snapToGrid w:val="0"/>
               <w:spacing w:line="240" w:lineRule="auto"/>
-              <w:ind w:left="0" w:leftChars="0" w:right="0" w:rightChars="0" w:firstLine="0" w:firstLineChars="0"/>
+              <w:ind w:left="0" w:right="0" w:firstLine="0" w:leftChars="0" w:rightChars="0" w:firstLineChars="0"/>
               <w:jc w:val="left"/>
               <w:rPr>
-                <w:rFonts w:hint="default" w:ascii="Segoe UI" w:hAnsi="Segoe UI" w:eastAsia="Segoe UI" w:cs="Segoe UI"/>
+                <w:rFonts w:ascii="Segoe UI" w:eastAsia="Segoe UI" w:hAnsi="Segoe UI" w:cs="Segoe UI" w:hint="default"/>
                 <w:i w:val="0"/>
                 <w:iCs w:val="0"/>
                 <w:caps w:val="0"/>
@@ -5492,7 +5442,7 @@
             </w:pPr>
             <w:r>
               <w:rPr>
-                <w:rFonts w:hint="default" w:ascii="Segoe UI" w:hAnsi="Segoe UI" w:eastAsia="Segoe UI" w:cs="Segoe UI"/>
+                <w:rFonts w:ascii="Segoe UI" w:eastAsia="Segoe UI" w:hAnsi="Segoe UI" w:cs="Segoe UI" w:hint="default"/>
                 <w:i w:val="0"/>
                 <w:iCs w:val="0"/>
                 <w:caps w:val="0"/>
@@ -5502,7 +5452,7 @@
                 <w:kern w:val="0"/>
                 <w:sz w:val="18"/>
                 <w:szCs w:val="18"/>
-                <w:lang w:val="en-US" w:eastAsia="zh-CN" w:bidi="ar"/>
+                <w:lang w:val="en-US" w:eastAsia="zh-CN"/>
               </w:rPr>
               <w:t>从接单到首次联系用户的时间差</w:t>
             </w:r>
@@ -5512,10 +5462,10 @@
           <w:tcPr>
             <w:tcW w:w="1924" w:type="dxa"/>
             <w:tcBorders>
-              <w:top w:val="single" w:color="auto" w:sz="4" w:space="0"/>
-              <w:left w:val="single" w:color="auto" w:sz="4" w:space="0"/>
-              <w:bottom w:val="single" w:color="auto" w:sz="4" w:space="0"/>
-              <w:right w:val="single" w:color="auto" w:sz="12" w:space="0"/>
+              <w:top w:val="single" w:sz="4" w:space="0" w:color="auto"/>
+              <w:left w:val="single" w:sz="4" w:space="0" w:color="auto"/>
+              <w:bottom w:val="single" w:sz="4" w:space="0" w:color="auto"/>
+              <w:right w:val="single" w:sz="12" w:space="0" w:color="auto"/>
             </w:tcBorders>
             <w:shd w:val="clear" w:color="auto" w:fill="auto"/>
             <w:tcMar>
@@ -5534,10 +5484,10 @@
               <w:suppressLineNumbers w:val="0"/>
               <w:snapToGrid w:val="0"/>
               <w:spacing w:line="240" w:lineRule="auto"/>
-              <w:ind w:left="0" w:leftChars="0" w:right="0" w:rightChars="0" w:firstLine="0" w:firstLineChars="0"/>
+              <w:ind w:left="0" w:right="0" w:firstLine="0" w:leftChars="0" w:rightChars="0" w:firstLineChars="0"/>
               <w:jc w:val="left"/>
               <w:rPr>
-                <w:rFonts w:hint="default" w:ascii="Segoe UI" w:hAnsi="Segoe UI" w:eastAsia="Segoe UI" w:cs="Segoe UI"/>
+                <w:rFonts w:ascii="Segoe UI" w:eastAsia="Segoe UI" w:hAnsi="Segoe UI" w:cs="Segoe UI" w:hint="default"/>
                 <w:i w:val="0"/>
                 <w:iCs w:val="0"/>
                 <w:caps w:val="0"/>
@@ -5549,7 +5499,7 @@
             </w:pPr>
             <w:r>
               <w:rPr>
-                <w:rFonts w:hint="default" w:ascii="Segoe UI" w:hAnsi="Segoe UI" w:eastAsia="Segoe UI" w:cs="Segoe UI"/>
+                <w:rFonts w:ascii="Segoe UI" w:eastAsia="Segoe UI" w:hAnsi="Segoe UI" w:cs="Segoe UI" w:hint="default"/>
                 <w:i w:val="0"/>
                 <w:iCs w:val="0"/>
                 <w:caps w:val="0"/>
@@ -5559,7 +5509,7 @@
                 <w:kern w:val="0"/>
                 <w:sz w:val="18"/>
                 <w:szCs w:val="18"/>
-                <w:lang w:val="en-US" w:eastAsia="zh-CN" w:bidi="ar"/>
+                <w:lang w:val="en-US" w:eastAsia="zh-CN"/>
               </w:rPr>
               <w:t>实时监控，月报呈现</w:t>
             </w:r>
@@ -5568,14 +5518,8 @@
       </w:tr>
       <w:tr>
         <w:tblPrEx>
-          <w:tblBorders>
-            <w:top w:val="none" w:color="auto" w:sz="0" w:space="0"/>
-            <w:left w:val="none" w:color="auto" w:sz="0" w:space="0"/>
-            <w:bottom w:val="none" w:color="auto" w:sz="0" w:space="0"/>
-            <w:right w:val="none" w:color="auto" w:sz="0" w:space="0"/>
-            <w:insideH w:val="none" w:color="auto" w:sz="0" w:space="0"/>
-            <w:insideV w:val="none" w:color="auto" w:sz="0" w:space="0"/>
-          </w:tblBorders>
+          <w:tblW w:w="8767" w:type="dxa"/>
+          <w:jc w:val="center"/>
           <w:shd w:val="clear" w:color="auto" w:fill="auto"/>
           <w:tblCellMar>
             <w:top w:w="15" w:type="dxa"/>
@@ -5585,17 +5529,17 @@
           </w:tblCellMar>
         </w:tblPrEx>
         <w:trPr>
-          <w:trHeight w:val="0" w:hRule="atLeast"/>
+          <w:trHeight w:val="0"/>
           <w:jc w:val="center"/>
         </w:trPr>
         <w:tc>
           <w:tcPr>
             <w:tcW w:w="1495" w:type="dxa"/>
             <w:tcBorders>
-              <w:top w:val="single" w:color="auto" w:sz="4" w:space="0"/>
-              <w:left w:val="single" w:color="auto" w:sz="12" w:space="0"/>
-              <w:bottom w:val="single" w:color="auto" w:sz="4" w:space="0"/>
-              <w:right w:val="single" w:color="auto" w:sz="4" w:space="0"/>
+              <w:top w:val="single" w:sz="4" w:space="0" w:color="auto"/>
+              <w:left w:val="single" w:sz="12" w:space="0" w:color="auto"/>
+              <w:bottom w:val="single" w:sz="4" w:space="0" w:color="auto"/>
+              <w:right w:val="single" w:sz="4" w:space="0" w:color="auto"/>
             </w:tcBorders>
             <w:shd w:val="clear" w:color="auto" w:fill="auto"/>
             <w:tcMar>
@@ -5614,10 +5558,10 @@
               <w:suppressLineNumbers w:val="0"/>
               <w:snapToGrid w:val="0"/>
               <w:spacing w:line="240" w:lineRule="auto"/>
-              <w:ind w:left="0" w:leftChars="0" w:right="0" w:rightChars="0" w:firstLine="0" w:firstLineChars="0"/>
+              <w:ind w:left="0" w:right="0" w:firstLine="0" w:leftChars="0" w:rightChars="0" w:firstLineChars="0"/>
               <w:jc w:val="left"/>
               <w:rPr>
-                <w:rFonts w:hint="default" w:ascii="Segoe UI" w:hAnsi="Segoe UI" w:eastAsia="Segoe UI" w:cs="Segoe UI"/>
+                <w:rFonts w:ascii="Segoe UI" w:eastAsia="Segoe UI" w:hAnsi="Segoe UI" w:cs="Segoe UI" w:hint="default"/>
                 <w:i w:val="0"/>
                 <w:iCs w:val="0"/>
                 <w:caps w:val="0"/>
@@ -5629,8 +5573,8 @@
             </w:pPr>
             <w:r>
               <w:rPr>
-                <w:rStyle w:val="23"/>
-                <w:rFonts w:hint="default" w:ascii="Segoe UI" w:hAnsi="Segoe UI" w:eastAsia="Segoe UI" w:cs="Segoe UI"/>
+                <w:rStyle w:val="Strong"/>
+                <w:rFonts w:ascii="Segoe UI" w:eastAsia="Segoe UI" w:hAnsi="Segoe UI" w:cs="Segoe UI" w:hint="default"/>
                 <w:b/>
                 <w:bCs/>
                 <w:i w:val="0"/>
@@ -5642,7 +5586,7 @@
                 <w:kern w:val="0"/>
                 <w:sz w:val="18"/>
                 <w:szCs w:val="18"/>
-                <w:lang w:val="en-US" w:eastAsia="zh-CN" w:bidi="ar"/>
+                <w:lang w:val="en-US" w:eastAsia="zh-CN"/>
               </w:rPr>
               <w:t>P1事件恢复时间</w:t>
             </w:r>
@@ -5652,10 +5596,10 @@
           <w:tcPr>
             <w:tcW w:w="2004" w:type="dxa"/>
             <w:tcBorders>
-              <w:top w:val="single" w:color="auto" w:sz="4" w:space="0"/>
-              <w:left w:val="single" w:color="auto" w:sz="4" w:space="0"/>
-              <w:bottom w:val="single" w:color="auto" w:sz="4" w:space="0"/>
-              <w:right w:val="single" w:color="auto" w:sz="4" w:space="0"/>
+              <w:top w:val="single" w:sz="4" w:space="0" w:color="auto"/>
+              <w:left w:val="single" w:sz="4" w:space="0" w:color="auto"/>
+              <w:bottom w:val="single" w:sz="4" w:space="0" w:color="auto"/>
+              <w:right w:val="single" w:sz="4" w:space="0" w:color="auto"/>
             </w:tcBorders>
             <w:shd w:val="clear" w:color="auto" w:fill="auto"/>
             <w:tcMar>
@@ -5674,10 +5618,10 @@
               <w:suppressLineNumbers w:val="0"/>
               <w:snapToGrid w:val="0"/>
               <w:spacing w:line="240" w:lineRule="auto"/>
-              <w:ind w:left="0" w:leftChars="0" w:right="0" w:rightChars="0" w:firstLine="0" w:firstLineChars="0"/>
+              <w:ind w:left="0" w:right="0" w:firstLine="0" w:leftChars="0" w:rightChars="0" w:firstLineChars="0"/>
               <w:jc w:val="left"/>
               <w:rPr>
-                <w:rFonts w:hint="default" w:ascii="Segoe UI" w:hAnsi="Segoe UI" w:eastAsia="Segoe UI" w:cs="Segoe UI"/>
+                <w:rFonts w:ascii="Segoe UI" w:eastAsia="Segoe UI" w:hAnsi="Segoe UI" w:cs="Segoe UI" w:hint="default"/>
                 <w:i w:val="0"/>
                 <w:iCs w:val="0"/>
                 <w:caps w:val="0"/>
@@ -5689,7 +5633,7 @@
             </w:pPr>
             <w:r>
               <w:rPr>
-                <w:rFonts w:hint="default" w:ascii="Segoe UI" w:hAnsi="Segoe UI" w:eastAsia="Segoe UI" w:cs="Segoe UI"/>
+                <w:rFonts w:ascii="Segoe UI" w:eastAsia="Segoe UI" w:hAnsi="Segoe UI" w:cs="Segoe UI" w:hint="default"/>
                 <w:i w:val="0"/>
                 <w:iCs w:val="0"/>
                 <w:caps w:val="0"/>
@@ -5699,7 +5643,7 @@
                 <w:kern w:val="0"/>
                 <w:sz w:val="18"/>
                 <w:szCs w:val="18"/>
-                <w:lang w:val="en-US" w:eastAsia="zh-CN" w:bidi="ar"/>
+                <w:lang w:val="en-US" w:eastAsia="zh-CN"/>
               </w:rPr>
               <w:t>≤2小时</w:t>
             </w:r>
@@ -5709,10 +5653,10 @@
           <w:tcPr>
             <w:tcW w:w="3344" w:type="dxa"/>
             <w:tcBorders>
-              <w:top w:val="single" w:color="auto" w:sz="4" w:space="0"/>
-              <w:left w:val="single" w:color="auto" w:sz="4" w:space="0"/>
-              <w:bottom w:val="single" w:color="auto" w:sz="4" w:space="0"/>
-              <w:right w:val="single" w:color="auto" w:sz="4" w:space="0"/>
+              <w:top w:val="single" w:sz="4" w:space="0" w:color="auto"/>
+              <w:left w:val="single" w:sz="4" w:space="0" w:color="auto"/>
+              <w:bottom w:val="single" w:sz="4" w:space="0" w:color="auto"/>
+              <w:right w:val="single" w:sz="4" w:space="0" w:color="auto"/>
             </w:tcBorders>
             <w:shd w:val="clear" w:color="auto" w:fill="auto"/>
             <w:tcMar>
@@ -5731,10 +5675,10 @@
               <w:suppressLineNumbers w:val="0"/>
               <w:snapToGrid w:val="0"/>
               <w:spacing w:line="240" w:lineRule="auto"/>
-              <w:ind w:left="0" w:leftChars="0" w:right="0" w:rightChars="0" w:firstLine="0" w:firstLineChars="0"/>
+              <w:ind w:left="0" w:right="0" w:firstLine="0" w:leftChars="0" w:rightChars="0" w:firstLineChars="0"/>
               <w:jc w:val="left"/>
               <w:rPr>
-                <w:rFonts w:hint="default" w:ascii="Segoe UI" w:hAnsi="Segoe UI" w:eastAsia="Segoe UI" w:cs="Segoe UI"/>
+                <w:rFonts w:ascii="Segoe UI" w:eastAsia="Segoe UI" w:hAnsi="Segoe UI" w:cs="Segoe UI" w:hint="default"/>
                 <w:i w:val="0"/>
                 <w:iCs w:val="0"/>
                 <w:caps w:val="0"/>
@@ -5746,7 +5690,7 @@
             </w:pPr>
             <w:r>
               <w:rPr>
-                <w:rFonts w:hint="default" w:ascii="Segoe UI" w:hAnsi="Segoe UI" w:eastAsia="Segoe UI" w:cs="Segoe UI"/>
+                <w:rFonts w:ascii="Segoe UI" w:eastAsia="Segoe UI" w:hAnsi="Segoe UI" w:cs="Segoe UI" w:hint="default"/>
                 <w:i w:val="0"/>
                 <w:iCs w:val="0"/>
                 <w:caps w:val="0"/>
@@ -5756,7 +5700,7 @@
                 <w:kern w:val="0"/>
                 <w:sz w:val="18"/>
                 <w:szCs w:val="18"/>
-                <w:lang w:val="en-US" w:eastAsia="zh-CN" w:bidi="ar"/>
+                <w:lang w:val="en-US" w:eastAsia="zh-CN"/>
               </w:rPr>
               <w:t>从接单到提供应急方案/恢复服务的时间差</w:t>
             </w:r>
@@ -5766,10 +5710,10 @@
           <w:tcPr>
             <w:tcW w:w="1924" w:type="dxa"/>
             <w:tcBorders>
-              <w:top w:val="single" w:color="auto" w:sz="4" w:space="0"/>
-              <w:left w:val="single" w:color="auto" w:sz="4" w:space="0"/>
-              <w:bottom w:val="single" w:color="auto" w:sz="4" w:space="0"/>
-              <w:right w:val="single" w:color="auto" w:sz="12" w:space="0"/>
+              <w:top w:val="single" w:sz="4" w:space="0" w:color="auto"/>
+              <w:left w:val="single" w:sz="4" w:space="0" w:color="auto"/>
+              <w:bottom w:val="single" w:sz="4" w:space="0" w:color="auto"/>
+              <w:right w:val="single" w:sz="12" w:space="0" w:color="auto"/>
             </w:tcBorders>
             <w:shd w:val="clear" w:color="auto" w:fill="auto"/>
             <w:tcMar>
@@ -5788,10 +5732,10 @@
               <w:suppressLineNumbers w:val="0"/>
               <w:snapToGrid w:val="0"/>
               <w:spacing w:line="240" w:lineRule="auto"/>
-              <w:ind w:left="0" w:leftChars="0" w:right="0" w:rightChars="0" w:firstLine="0" w:firstLineChars="0"/>
+              <w:ind w:left="0" w:right="0" w:firstLine="0" w:leftChars="0" w:rightChars="0" w:firstLineChars="0"/>
               <w:jc w:val="left"/>
               <w:rPr>
-                <w:rFonts w:hint="default" w:ascii="Segoe UI" w:hAnsi="Segoe UI" w:eastAsia="Segoe UI" w:cs="Segoe UI"/>
+                <w:rFonts w:ascii="Segoe UI" w:eastAsia="Segoe UI" w:hAnsi="Segoe UI" w:cs="Segoe UI" w:hint="default"/>
                 <w:i w:val="0"/>
                 <w:iCs w:val="0"/>
                 <w:caps w:val="0"/>
@@ -5803,7 +5747,7 @@
             </w:pPr>
             <w:r>
               <w:rPr>
-                <w:rFonts w:hint="default" w:ascii="Segoe UI" w:hAnsi="Segoe UI" w:eastAsia="Segoe UI" w:cs="Segoe UI"/>
+                <w:rFonts w:ascii="Segoe UI" w:eastAsia="Segoe UI" w:hAnsi="Segoe UI" w:cs="Segoe UI" w:hint="default"/>
                 <w:i w:val="0"/>
                 <w:iCs w:val="0"/>
                 <w:caps w:val="0"/>
@@ -5813,7 +5757,7 @@
                 <w:kern w:val="0"/>
                 <w:sz w:val="18"/>
                 <w:szCs w:val="18"/>
-                <w:lang w:val="en-US" w:eastAsia="zh-CN" w:bidi="ar"/>
+                <w:lang w:val="en-US" w:eastAsia="zh-CN"/>
               </w:rPr>
               <w:t>事件报告，月报汇总</w:t>
             </w:r>
@@ -5822,14 +5766,8 @@
       </w:tr>
       <w:tr>
         <w:tblPrEx>
-          <w:tblBorders>
-            <w:top w:val="none" w:color="auto" w:sz="0" w:space="0"/>
-            <w:left w:val="none" w:color="auto" w:sz="0" w:space="0"/>
-            <w:bottom w:val="none" w:color="auto" w:sz="0" w:space="0"/>
-            <w:right w:val="none" w:color="auto" w:sz="0" w:space="0"/>
-            <w:insideH w:val="none" w:color="auto" w:sz="0" w:space="0"/>
-            <w:insideV w:val="none" w:color="auto" w:sz="0" w:space="0"/>
-          </w:tblBorders>
+          <w:tblW w:w="8767" w:type="dxa"/>
+          <w:jc w:val="center"/>
           <w:shd w:val="clear" w:color="auto" w:fill="auto"/>
           <w:tblCellMar>
             <w:top w:w="15" w:type="dxa"/>
@@ -5839,17 +5777,17 @@
           </w:tblCellMar>
         </w:tblPrEx>
         <w:trPr>
-          <w:trHeight w:val="0" w:hRule="atLeast"/>
+          <w:trHeight w:val="0"/>
           <w:jc w:val="center"/>
         </w:trPr>
         <w:tc>
           <w:tcPr>
             <w:tcW w:w="1495" w:type="dxa"/>
             <w:tcBorders>
-              <w:top w:val="single" w:color="auto" w:sz="4" w:space="0"/>
-              <w:left w:val="single" w:color="auto" w:sz="12" w:space="0"/>
-              <w:bottom w:val="single" w:color="auto" w:sz="4" w:space="0"/>
-              <w:right w:val="single" w:color="auto" w:sz="4" w:space="0"/>
+              <w:top w:val="single" w:sz="4" w:space="0" w:color="auto"/>
+              <w:left w:val="single" w:sz="12" w:space="0" w:color="auto"/>
+              <w:bottom w:val="single" w:sz="4" w:space="0" w:color="auto"/>
+              <w:right w:val="single" w:sz="4" w:space="0" w:color="auto"/>
             </w:tcBorders>
             <w:shd w:val="clear" w:color="auto" w:fill="auto"/>
             <w:tcMar>
@@ -5868,10 +5806,10 @@
               <w:suppressLineNumbers w:val="0"/>
               <w:snapToGrid w:val="0"/>
               <w:spacing w:line="240" w:lineRule="auto"/>
-              <w:ind w:left="0" w:leftChars="0" w:right="0" w:rightChars="0" w:firstLine="0" w:firstLineChars="0"/>
+              <w:ind w:left="0" w:right="0" w:firstLine="0" w:leftChars="0" w:rightChars="0" w:firstLineChars="0"/>
               <w:jc w:val="left"/>
               <w:rPr>
-                <w:rFonts w:hint="default" w:ascii="Segoe UI" w:hAnsi="Segoe UI" w:eastAsia="Segoe UI" w:cs="Segoe UI"/>
+                <w:rFonts w:ascii="Segoe UI" w:eastAsia="Segoe UI" w:hAnsi="Segoe UI" w:cs="Segoe UI" w:hint="default"/>
                 <w:i w:val="0"/>
                 <w:iCs w:val="0"/>
                 <w:caps w:val="0"/>
@@ -5883,8 +5821,8 @@
             </w:pPr>
             <w:r>
               <w:rPr>
-                <w:rStyle w:val="23"/>
-                <w:rFonts w:hint="default" w:ascii="Segoe UI" w:hAnsi="Segoe UI" w:eastAsia="Segoe UI" w:cs="Segoe UI"/>
+                <w:rStyle w:val="Strong"/>
+                <w:rFonts w:ascii="Segoe UI" w:eastAsia="Segoe UI" w:hAnsi="Segoe UI" w:cs="Segoe UI" w:hint="default"/>
                 <w:b/>
                 <w:bCs/>
                 <w:i w:val="0"/>
@@ -5896,7 +5834,7 @@
                 <w:kern w:val="0"/>
                 <w:sz w:val="18"/>
                 <w:szCs w:val="18"/>
-                <w:lang w:val="en-US" w:eastAsia="zh-CN" w:bidi="ar"/>
+                <w:lang w:val="en-US" w:eastAsia="zh-CN"/>
               </w:rPr>
               <w:t>服务请求解决率</w:t>
             </w:r>
@@ -5906,10 +5844,10 @@
           <w:tcPr>
             <w:tcW w:w="2004" w:type="dxa"/>
             <w:tcBorders>
-              <w:top w:val="single" w:color="auto" w:sz="4" w:space="0"/>
-              <w:left w:val="single" w:color="auto" w:sz="4" w:space="0"/>
-              <w:bottom w:val="single" w:color="auto" w:sz="4" w:space="0"/>
-              <w:right w:val="single" w:color="auto" w:sz="4" w:space="0"/>
+              <w:top w:val="single" w:sz="4" w:space="0" w:color="auto"/>
+              <w:left w:val="single" w:sz="4" w:space="0" w:color="auto"/>
+              <w:bottom w:val="single" w:sz="4" w:space="0" w:color="auto"/>
+              <w:right w:val="single" w:sz="4" w:space="0" w:color="auto"/>
             </w:tcBorders>
             <w:shd w:val="clear" w:color="auto" w:fill="auto"/>
             <w:tcMar>
@@ -5928,10 +5866,10 @@
               <w:suppressLineNumbers w:val="0"/>
               <w:snapToGrid w:val="0"/>
               <w:spacing w:line="240" w:lineRule="auto"/>
-              <w:ind w:left="0" w:leftChars="0" w:right="0" w:rightChars="0" w:firstLine="0" w:firstLineChars="0"/>
+              <w:ind w:left="0" w:right="0" w:firstLine="0" w:leftChars="0" w:rightChars="0" w:firstLineChars="0"/>
               <w:jc w:val="left"/>
               <w:rPr>
-                <w:rFonts w:hint="default" w:ascii="Segoe UI" w:hAnsi="Segoe UI" w:eastAsia="Segoe UI" w:cs="Segoe UI"/>
+                <w:rFonts w:ascii="Segoe UI" w:eastAsia="Segoe UI" w:hAnsi="Segoe UI" w:cs="Segoe UI" w:hint="default"/>
                 <w:i w:val="0"/>
                 <w:iCs w:val="0"/>
                 <w:caps w:val="0"/>
@@ -5943,7 +5881,7 @@
             </w:pPr>
             <w:r>
               <w:rPr>
-                <w:rFonts w:hint="default" w:ascii="Segoe UI" w:hAnsi="Segoe UI" w:eastAsia="Segoe UI" w:cs="Segoe UI"/>
+                <w:rFonts w:ascii="Segoe UI" w:eastAsia="Segoe UI" w:hAnsi="Segoe UI" w:cs="Segoe UI" w:hint="default"/>
                 <w:i w:val="0"/>
                 <w:iCs w:val="0"/>
                 <w:caps w:val="0"/>
@@ -5953,7 +5891,7 @@
                 <w:kern w:val="0"/>
                 <w:sz w:val="18"/>
                 <w:szCs w:val="18"/>
-                <w:lang w:val="en-US" w:eastAsia="zh-CN" w:bidi="ar"/>
+                <w:lang w:val="en-US" w:eastAsia="zh-CN"/>
               </w:rPr>
               <w:t>P1/P2: 100%；P3: ≥95%</w:t>
             </w:r>
@@ -5963,10 +5901,10 @@
           <w:tcPr>
             <w:tcW w:w="3344" w:type="dxa"/>
             <w:tcBorders>
-              <w:top w:val="single" w:color="auto" w:sz="4" w:space="0"/>
-              <w:left w:val="single" w:color="auto" w:sz="4" w:space="0"/>
-              <w:bottom w:val="single" w:color="auto" w:sz="4" w:space="0"/>
-              <w:right w:val="single" w:color="auto" w:sz="4" w:space="0"/>
+              <w:top w:val="single" w:sz="4" w:space="0" w:color="auto"/>
+              <w:left w:val="single" w:sz="4" w:space="0" w:color="auto"/>
+              <w:bottom w:val="single" w:sz="4" w:space="0" w:color="auto"/>
+              <w:right w:val="single" w:sz="4" w:space="0" w:color="auto"/>
             </w:tcBorders>
             <w:shd w:val="clear" w:color="auto" w:fill="auto"/>
             <w:tcMar>
@@ -5985,10 +5923,10 @@
               <w:suppressLineNumbers w:val="0"/>
               <w:snapToGrid w:val="0"/>
               <w:spacing w:line="240" w:lineRule="auto"/>
-              <w:ind w:left="0" w:leftChars="0" w:right="0" w:rightChars="0" w:firstLine="0" w:firstLineChars="0"/>
+              <w:ind w:left="0" w:right="0" w:firstLine="0" w:leftChars="0" w:rightChars="0" w:firstLineChars="0"/>
               <w:jc w:val="left"/>
               <w:rPr>
-                <w:rFonts w:hint="default" w:ascii="Segoe UI" w:hAnsi="Segoe UI" w:eastAsia="Segoe UI" w:cs="Segoe UI"/>
+                <w:rFonts w:ascii="Segoe UI" w:eastAsia="Segoe UI" w:hAnsi="Segoe UI" w:cs="Segoe UI" w:hint="default"/>
                 <w:i w:val="0"/>
                 <w:iCs w:val="0"/>
                 <w:caps w:val="0"/>
@@ -6000,7 +5938,7 @@
             </w:pPr>
             <w:r>
               <w:rPr>
-                <w:rFonts w:hint="default" w:ascii="Segoe UI" w:hAnsi="Segoe UI" w:eastAsia="Segoe UI" w:cs="Segoe UI"/>
+                <w:rFonts w:ascii="Segoe UI" w:eastAsia="Segoe UI" w:hAnsi="Segoe UI" w:cs="Segoe UI" w:hint="default"/>
                 <w:i w:val="0"/>
                 <w:iCs w:val="0"/>
                 <w:caps w:val="0"/>
@@ -6010,7 +5948,7 @@
                 <w:kern w:val="0"/>
                 <w:sz w:val="18"/>
                 <w:szCs w:val="18"/>
-                <w:lang w:val="en-US" w:eastAsia="zh-CN" w:bidi="ar"/>
+                <w:lang w:val="en-US" w:eastAsia="zh-CN"/>
               </w:rPr>
               <w:t>（解决工单数/总工单数）*100%</w:t>
             </w:r>
@@ -6020,10 +5958,10 @@
           <w:tcPr>
             <w:tcW w:w="1924" w:type="dxa"/>
             <w:tcBorders>
-              <w:top w:val="single" w:color="auto" w:sz="4" w:space="0"/>
-              <w:left w:val="single" w:color="auto" w:sz="4" w:space="0"/>
-              <w:bottom w:val="single" w:color="auto" w:sz="4" w:space="0"/>
-              <w:right w:val="single" w:color="auto" w:sz="12" w:space="0"/>
+              <w:top w:val="single" w:sz="4" w:space="0" w:color="auto"/>
+              <w:left w:val="single" w:sz="4" w:space="0" w:color="auto"/>
+              <w:bottom w:val="single" w:sz="4" w:space="0" w:color="auto"/>
+              <w:right w:val="single" w:sz="12" w:space="0" w:color="auto"/>
             </w:tcBorders>
             <w:shd w:val="clear" w:color="auto" w:fill="auto"/>
             <w:tcMar>
@@ -6042,10 +5980,10 @@
               <w:suppressLineNumbers w:val="0"/>
               <w:snapToGrid w:val="0"/>
               <w:spacing w:line="240" w:lineRule="auto"/>
-              <w:ind w:left="0" w:leftChars="0" w:right="0" w:rightChars="0" w:firstLine="0" w:firstLineChars="0"/>
+              <w:ind w:left="0" w:right="0" w:firstLine="0" w:leftChars="0" w:rightChars="0" w:firstLineChars="0"/>
               <w:jc w:val="left"/>
               <w:rPr>
-                <w:rFonts w:hint="default" w:ascii="Segoe UI" w:hAnsi="Segoe UI" w:eastAsia="Segoe UI" w:cs="Segoe UI"/>
+                <w:rFonts w:ascii="Segoe UI" w:eastAsia="Segoe UI" w:hAnsi="Segoe UI" w:cs="Segoe UI" w:hint="default"/>
                 <w:i w:val="0"/>
                 <w:iCs w:val="0"/>
                 <w:caps w:val="0"/>
@@ -6057,7 +5995,7 @@
             </w:pPr>
             <w:r>
               <w:rPr>
-                <w:rFonts w:hint="default" w:ascii="Segoe UI" w:hAnsi="Segoe UI" w:eastAsia="Segoe UI" w:cs="Segoe UI"/>
+                <w:rFonts w:ascii="Segoe UI" w:eastAsia="Segoe UI" w:hAnsi="Segoe UI" w:cs="Segoe UI" w:hint="default"/>
                 <w:i w:val="0"/>
                 <w:iCs w:val="0"/>
                 <w:caps w:val="0"/>
@@ -6067,7 +6005,7 @@
                 <w:kern w:val="0"/>
                 <w:sz w:val="18"/>
                 <w:szCs w:val="18"/>
-                <w:lang w:val="en-US" w:eastAsia="zh-CN" w:bidi="ar"/>
+                <w:lang w:val="en-US" w:eastAsia="zh-CN"/>
               </w:rPr>
               <w:t>周报、月报</w:t>
             </w:r>
@@ -6076,14 +6014,8 @@
       </w:tr>
       <w:tr>
         <w:tblPrEx>
-          <w:tblBorders>
-            <w:top w:val="none" w:color="auto" w:sz="0" w:space="0"/>
-            <w:left w:val="none" w:color="auto" w:sz="0" w:space="0"/>
-            <w:bottom w:val="none" w:color="auto" w:sz="0" w:space="0"/>
-            <w:right w:val="none" w:color="auto" w:sz="0" w:space="0"/>
-            <w:insideH w:val="none" w:color="auto" w:sz="0" w:space="0"/>
-            <w:insideV w:val="none" w:color="auto" w:sz="0" w:space="0"/>
-          </w:tblBorders>
+          <w:tblW w:w="8767" w:type="dxa"/>
+          <w:jc w:val="center"/>
           <w:shd w:val="clear" w:color="auto" w:fill="auto"/>
           <w:tblCellMar>
             <w:top w:w="15" w:type="dxa"/>
@@ -6093,17 +6025,17 @@
           </w:tblCellMar>
         </w:tblPrEx>
         <w:trPr>
-          <w:trHeight w:val="0" w:hRule="atLeast"/>
+          <w:trHeight w:val="0"/>
           <w:jc w:val="center"/>
         </w:trPr>
         <w:tc>
           <w:tcPr>
             <w:tcW w:w="1495" w:type="dxa"/>
             <w:tcBorders>
-              <w:top w:val="single" w:color="auto" w:sz="4" w:space="0"/>
-              <w:left w:val="single" w:color="auto" w:sz="12" w:space="0"/>
-              <w:bottom w:val="single" w:color="auto" w:sz="4" w:space="0"/>
-              <w:right w:val="single" w:color="auto" w:sz="4" w:space="0"/>
+              <w:top w:val="single" w:sz="4" w:space="0" w:color="auto"/>
+              <w:left w:val="single" w:sz="12" w:space="0" w:color="auto"/>
+              <w:bottom w:val="single" w:sz="4" w:space="0" w:color="auto"/>
+              <w:right w:val="single" w:sz="4" w:space="0" w:color="auto"/>
             </w:tcBorders>
             <w:shd w:val="clear" w:color="auto" w:fill="auto"/>
             <w:tcMar>
@@ -6122,10 +6054,10 @@
               <w:suppressLineNumbers w:val="0"/>
               <w:snapToGrid w:val="0"/>
               <w:spacing w:line="240" w:lineRule="auto"/>
-              <w:ind w:left="0" w:leftChars="0" w:right="0" w:rightChars="0" w:firstLine="0" w:firstLineChars="0"/>
+              <w:ind w:left="0" w:right="0" w:firstLine="0" w:leftChars="0" w:rightChars="0" w:firstLineChars="0"/>
               <w:jc w:val="left"/>
               <w:rPr>
-                <w:rFonts w:hint="default" w:ascii="Segoe UI" w:hAnsi="Segoe UI" w:eastAsia="Segoe UI" w:cs="Segoe UI"/>
+                <w:rFonts w:ascii="Segoe UI" w:eastAsia="Segoe UI" w:hAnsi="Segoe UI" w:cs="Segoe UI" w:hint="default"/>
                 <w:i w:val="0"/>
                 <w:iCs w:val="0"/>
                 <w:caps w:val="0"/>
@@ -6137,8 +6069,8 @@
             </w:pPr>
             <w:r>
               <w:rPr>
-                <w:rStyle w:val="23"/>
-                <w:rFonts w:hint="default" w:ascii="Segoe UI" w:hAnsi="Segoe UI" w:eastAsia="Segoe UI" w:cs="Segoe UI"/>
+                <w:rStyle w:val="Strong"/>
+                <w:rFonts w:ascii="Segoe UI" w:eastAsia="Segoe UI" w:hAnsi="Segoe UI" w:cs="Segoe UI" w:hint="default"/>
                 <w:b/>
                 <w:bCs/>
                 <w:i w:val="0"/>
@@ -6150,7 +6082,7 @@
                 <w:kern w:val="0"/>
                 <w:sz w:val="18"/>
                 <w:szCs w:val="18"/>
-                <w:lang w:val="en-US" w:eastAsia="zh-CN" w:bidi="ar"/>
+                <w:lang w:val="en-US" w:eastAsia="zh-CN"/>
               </w:rPr>
               <w:t>知识库季度更新</w:t>
             </w:r>
@@ -6160,10 +6092,10 @@
           <w:tcPr>
             <w:tcW w:w="2004" w:type="dxa"/>
             <w:tcBorders>
-              <w:top w:val="single" w:color="auto" w:sz="4" w:space="0"/>
-              <w:left w:val="single" w:color="auto" w:sz="4" w:space="0"/>
-              <w:bottom w:val="single" w:color="auto" w:sz="4" w:space="0"/>
-              <w:right w:val="single" w:color="auto" w:sz="4" w:space="0"/>
+              <w:top w:val="single" w:sz="4" w:space="0" w:color="auto"/>
+              <w:left w:val="single" w:sz="4" w:space="0" w:color="auto"/>
+              <w:bottom w:val="single" w:sz="4" w:space="0" w:color="auto"/>
+              <w:right w:val="single" w:sz="4" w:space="0" w:color="auto"/>
             </w:tcBorders>
             <w:shd w:val="clear" w:color="auto" w:fill="auto"/>
             <w:tcMar>
@@ -6182,10 +6114,10 @@
               <w:suppressLineNumbers w:val="0"/>
               <w:snapToGrid w:val="0"/>
               <w:spacing w:line="240" w:lineRule="auto"/>
-              <w:ind w:left="0" w:leftChars="0" w:right="0" w:rightChars="0" w:firstLine="0" w:firstLineChars="0"/>
+              <w:ind w:left="0" w:right="0" w:firstLine="0" w:leftChars="0" w:rightChars="0" w:firstLineChars="0"/>
               <w:jc w:val="left"/>
               <w:rPr>
-                <w:rFonts w:hint="default" w:ascii="Segoe UI" w:hAnsi="Segoe UI" w:eastAsia="Segoe UI" w:cs="Segoe UI"/>
+                <w:rFonts w:ascii="Segoe UI" w:eastAsia="Segoe UI" w:hAnsi="Segoe UI" w:cs="Segoe UI" w:hint="default"/>
                 <w:i w:val="0"/>
                 <w:iCs w:val="0"/>
                 <w:caps w:val="0"/>
@@ -6197,7 +6129,7 @@
             </w:pPr>
             <w:r>
               <w:rPr>
-                <w:rFonts w:hint="default" w:ascii="Segoe UI" w:hAnsi="Segoe UI" w:eastAsia="Segoe UI" w:cs="Segoe UI"/>
+                <w:rFonts w:ascii="Segoe UI" w:eastAsia="Segoe UI" w:hAnsi="Segoe UI" w:cs="Segoe UI" w:hint="default"/>
                 <w:i w:val="0"/>
                 <w:iCs w:val="0"/>
                 <w:caps w:val="0"/>
@@ -6207,7 +6139,7 @@
                 <w:kern w:val="0"/>
                 <w:sz w:val="18"/>
                 <w:szCs w:val="18"/>
-                <w:lang w:val="en-US" w:eastAsia="zh-CN" w:bidi="ar"/>
+                <w:lang w:val="en-US" w:eastAsia="zh-CN"/>
               </w:rPr>
               <w:t>按合同8.2条交付</w:t>
             </w:r>
@@ -6217,10 +6149,10 @@
           <w:tcPr>
             <w:tcW w:w="3344" w:type="dxa"/>
             <w:tcBorders>
-              <w:top w:val="single" w:color="auto" w:sz="4" w:space="0"/>
-              <w:left w:val="single" w:color="auto" w:sz="4" w:space="0"/>
-              <w:bottom w:val="single" w:color="auto" w:sz="4" w:space="0"/>
-              <w:right w:val="single" w:color="auto" w:sz="4" w:space="0"/>
+              <w:top w:val="single" w:sz="4" w:space="0" w:color="auto"/>
+              <w:left w:val="single" w:sz="4" w:space="0" w:color="auto"/>
+              <w:bottom w:val="single" w:sz="4" w:space="0" w:color="auto"/>
+              <w:right w:val="single" w:sz="4" w:space="0" w:color="auto"/>
             </w:tcBorders>
             <w:shd w:val="clear" w:color="auto" w:fill="auto"/>
             <w:tcMar>
@@ -6239,10 +6171,10 @@
               <w:suppressLineNumbers w:val="0"/>
               <w:snapToGrid w:val="0"/>
               <w:spacing w:line="240" w:lineRule="auto"/>
-              <w:ind w:left="0" w:leftChars="0" w:right="0" w:rightChars="0" w:firstLine="0" w:firstLineChars="0"/>
+              <w:ind w:left="0" w:right="0" w:firstLine="0" w:leftChars="0" w:rightChars="0" w:firstLineChars="0"/>
               <w:jc w:val="left"/>
               <w:rPr>
-                <w:rFonts w:hint="default" w:ascii="Segoe UI" w:hAnsi="Segoe UI" w:eastAsia="Segoe UI" w:cs="Segoe UI"/>
+                <w:rFonts w:ascii="Segoe UI" w:eastAsia="Segoe UI" w:hAnsi="Segoe UI" w:cs="Segoe UI" w:hint="default"/>
                 <w:i w:val="0"/>
                 <w:iCs w:val="0"/>
                 <w:caps w:val="0"/>
@@ -6254,7 +6186,7 @@
             </w:pPr>
             <w:r>
               <w:rPr>
-                <w:rFonts w:hint="default" w:ascii="Segoe UI" w:hAnsi="Segoe UI" w:eastAsia="Segoe UI" w:cs="Segoe UI"/>
+                <w:rFonts w:ascii="Segoe UI" w:eastAsia="Segoe UI" w:hAnsi="Segoe UI" w:cs="Segoe UI" w:hint="default"/>
                 <w:i w:val="0"/>
                 <w:iCs w:val="0"/>
                 <w:caps w:val="0"/>
@@ -6264,7 +6196,7 @@
                 <w:kern w:val="0"/>
                 <w:sz w:val="18"/>
                 <w:szCs w:val="18"/>
-                <w:lang w:val="en-US" w:eastAsia="zh-CN" w:bidi="ar"/>
+                <w:lang w:val="en-US" w:eastAsia="zh-CN"/>
               </w:rPr>
               <w:t>交付符合标准的《知识库更新包》</w:t>
             </w:r>
@@ -6274,10 +6206,10 @@
           <w:tcPr>
             <w:tcW w:w="1924" w:type="dxa"/>
             <w:tcBorders>
-              <w:top w:val="single" w:color="auto" w:sz="4" w:space="0"/>
-              <w:left w:val="single" w:color="auto" w:sz="4" w:space="0"/>
-              <w:bottom w:val="single" w:color="auto" w:sz="4" w:space="0"/>
-              <w:right w:val="single" w:color="auto" w:sz="12" w:space="0"/>
+              <w:top w:val="single" w:sz="4" w:space="0" w:color="auto"/>
+              <w:left w:val="single" w:sz="4" w:space="0" w:color="auto"/>
+              <w:bottom w:val="single" w:sz="4" w:space="0" w:color="auto"/>
+              <w:right w:val="single" w:sz="12" w:space="0" w:color="auto"/>
             </w:tcBorders>
             <w:shd w:val="clear" w:color="auto" w:fill="auto"/>
             <w:tcMar>
@@ -6296,10 +6228,10 @@
               <w:suppressLineNumbers w:val="0"/>
               <w:snapToGrid w:val="0"/>
               <w:spacing w:line="240" w:lineRule="auto"/>
-              <w:ind w:left="0" w:leftChars="0" w:right="0" w:rightChars="0" w:firstLine="0" w:firstLineChars="0"/>
+              <w:ind w:left="0" w:right="0" w:firstLine="0" w:leftChars="0" w:rightChars="0" w:firstLineChars="0"/>
               <w:jc w:val="left"/>
               <w:rPr>
-                <w:rFonts w:hint="default" w:ascii="Segoe UI" w:hAnsi="Segoe UI" w:eastAsia="Segoe UI" w:cs="Segoe UI"/>
+                <w:rFonts w:ascii="Segoe UI" w:eastAsia="Segoe UI" w:hAnsi="Segoe UI" w:cs="Segoe UI" w:hint="default"/>
                 <w:i w:val="0"/>
                 <w:iCs w:val="0"/>
                 <w:caps w:val="0"/>
@@ -6311,7 +6243,7 @@
             </w:pPr>
             <w:r>
               <w:rPr>
-                <w:rFonts w:hint="default" w:ascii="Segoe UI" w:hAnsi="Segoe UI" w:eastAsia="Segoe UI" w:cs="Segoe UI"/>
+                <w:rFonts w:ascii="Segoe UI" w:eastAsia="Segoe UI" w:hAnsi="Segoe UI" w:cs="Segoe UI" w:hint="default"/>
                 <w:i w:val="0"/>
                 <w:iCs w:val="0"/>
                 <w:caps w:val="0"/>
@@ -6321,7 +6253,7 @@
                 <w:kern w:val="0"/>
                 <w:sz w:val="18"/>
                 <w:szCs w:val="18"/>
-                <w:lang w:val="en-US" w:eastAsia="zh-CN" w:bidi="ar"/>
+                <w:lang w:val="en-US" w:eastAsia="zh-CN"/>
               </w:rPr>
               <w:t>季度交付物</w:t>
             </w:r>
@@ -6330,14 +6262,8 @@
       </w:tr>
       <w:tr>
         <w:tblPrEx>
-          <w:tblBorders>
-            <w:top w:val="none" w:color="auto" w:sz="0" w:space="0"/>
-            <w:left w:val="none" w:color="auto" w:sz="0" w:space="0"/>
-            <w:bottom w:val="none" w:color="auto" w:sz="0" w:space="0"/>
-            <w:right w:val="none" w:color="auto" w:sz="0" w:space="0"/>
-            <w:insideH w:val="none" w:color="auto" w:sz="0" w:space="0"/>
-            <w:insideV w:val="none" w:color="auto" w:sz="0" w:space="0"/>
-          </w:tblBorders>
+          <w:tblW w:w="8767" w:type="dxa"/>
+          <w:jc w:val="center"/>
           <w:shd w:val="clear" w:color="auto" w:fill="auto"/>
           <w:tblCellMar>
             <w:top w:w="15" w:type="dxa"/>
@@ -6347,17 +6273,17 @@
           </w:tblCellMar>
         </w:tblPrEx>
         <w:trPr>
-          <w:trHeight w:val="0" w:hRule="atLeast"/>
+          <w:trHeight w:val="0"/>
           <w:jc w:val="center"/>
         </w:trPr>
         <w:tc>
           <w:tcPr>
             <w:tcW w:w="1495" w:type="dxa"/>
             <w:tcBorders>
-              <w:top w:val="single" w:color="auto" w:sz="4" w:space="0"/>
-              <w:left w:val="single" w:color="auto" w:sz="12" w:space="0"/>
-              <w:bottom w:val="single" w:color="auto" w:sz="12" w:space="0"/>
-              <w:right w:val="single" w:color="auto" w:sz="4" w:space="0"/>
+              <w:top w:val="single" w:sz="4" w:space="0" w:color="auto"/>
+              <w:left w:val="single" w:sz="12" w:space="0" w:color="auto"/>
+              <w:bottom w:val="single" w:sz="12" w:space="0" w:color="auto"/>
+              <w:right w:val="single" w:sz="4" w:space="0" w:color="auto"/>
             </w:tcBorders>
             <w:shd w:val="clear" w:color="auto" w:fill="auto"/>
             <w:tcMar>
@@ -6376,10 +6302,10 @@
               <w:suppressLineNumbers w:val="0"/>
               <w:snapToGrid w:val="0"/>
               <w:spacing w:line="240" w:lineRule="auto"/>
-              <w:ind w:left="0" w:leftChars="0" w:right="0" w:rightChars="0" w:firstLine="0" w:firstLineChars="0"/>
+              <w:ind w:left="0" w:right="0" w:firstLine="0" w:leftChars="0" w:rightChars="0" w:firstLineChars="0"/>
               <w:jc w:val="left"/>
               <w:rPr>
-                <w:rFonts w:hint="default" w:ascii="Segoe UI" w:hAnsi="Segoe UI" w:eastAsia="Segoe UI" w:cs="Segoe UI"/>
+                <w:rFonts w:ascii="Segoe UI" w:eastAsia="Segoe UI" w:hAnsi="Segoe UI" w:cs="Segoe UI" w:hint="default"/>
                 <w:i w:val="0"/>
                 <w:iCs w:val="0"/>
                 <w:caps w:val="0"/>
@@ -6391,8 +6317,8 @@
             </w:pPr>
             <w:r>
               <w:rPr>
-                <w:rStyle w:val="23"/>
-                <w:rFonts w:hint="default" w:ascii="Segoe UI" w:hAnsi="Segoe UI" w:eastAsia="Segoe UI" w:cs="Segoe UI"/>
+                <w:rStyle w:val="Strong"/>
+                <w:rFonts w:ascii="Segoe UI" w:eastAsia="Segoe UI" w:hAnsi="Segoe UI" w:cs="Segoe UI" w:hint="default"/>
                 <w:b/>
                 <w:bCs/>
                 <w:i w:val="0"/>
@@ -6404,7 +6330,7 @@
                 <w:kern w:val="0"/>
                 <w:sz w:val="18"/>
                 <w:szCs w:val="18"/>
-                <w:lang w:val="en-US" w:eastAsia="zh-CN" w:bidi="ar"/>
+                <w:lang w:val="en-US" w:eastAsia="zh-CN"/>
               </w:rPr>
               <w:t>用户满意度</w:t>
             </w:r>
@@ -6414,10 +6340,10 @@
           <w:tcPr>
             <w:tcW w:w="2004" w:type="dxa"/>
             <w:tcBorders>
-              <w:top w:val="single" w:color="auto" w:sz="4" w:space="0"/>
-              <w:left w:val="single" w:color="auto" w:sz="4" w:space="0"/>
-              <w:bottom w:val="single" w:color="auto" w:sz="12" w:space="0"/>
-              <w:right w:val="single" w:color="auto" w:sz="4" w:space="0"/>
+              <w:top w:val="single" w:sz="4" w:space="0" w:color="auto"/>
+              <w:left w:val="single" w:sz="4" w:space="0" w:color="auto"/>
+              <w:bottom w:val="single" w:sz="12" w:space="0" w:color="auto"/>
+              <w:right w:val="single" w:sz="4" w:space="0" w:color="auto"/>
             </w:tcBorders>
             <w:shd w:val="clear" w:color="auto" w:fill="auto"/>
             <w:tcMar>
@@ -6436,10 +6362,10 @@
               <w:suppressLineNumbers w:val="0"/>
               <w:snapToGrid w:val="0"/>
               <w:spacing w:line="240" w:lineRule="auto"/>
-              <w:ind w:left="0" w:leftChars="0" w:right="0" w:rightChars="0" w:firstLine="0" w:firstLineChars="0"/>
+              <w:ind w:left="0" w:right="0" w:firstLine="0" w:leftChars="0" w:rightChars="0" w:firstLineChars="0"/>
               <w:jc w:val="left"/>
               <w:rPr>
-                <w:rFonts w:hint="default" w:ascii="Segoe UI" w:hAnsi="Segoe UI" w:eastAsia="Segoe UI" w:cs="Segoe UI"/>
+                <w:rFonts w:ascii="Segoe UI" w:eastAsia="Segoe UI" w:hAnsi="Segoe UI" w:cs="Segoe UI" w:hint="default"/>
                 <w:i w:val="0"/>
                 <w:iCs w:val="0"/>
                 <w:caps w:val="0"/>
@@ -6451,7 +6377,7 @@
             </w:pPr>
             <w:r>
               <w:rPr>
-                <w:rFonts w:hint="default" w:ascii="Segoe UI" w:hAnsi="Segoe UI" w:eastAsia="Segoe UI" w:cs="Segoe UI"/>
+                <w:rFonts w:ascii="Segoe UI" w:eastAsia="Segoe UI" w:hAnsi="Segoe UI" w:cs="Segoe UI" w:hint="default"/>
                 <w:i w:val="0"/>
                 <w:iCs w:val="0"/>
                 <w:caps w:val="0"/>
@@ -6461,7 +6387,7 @@
                 <w:kern w:val="0"/>
                 <w:sz w:val="18"/>
                 <w:szCs w:val="18"/>
-                <w:lang w:val="en-US" w:eastAsia="zh-CN" w:bidi="ar"/>
+                <w:lang w:val="en-US" w:eastAsia="zh-CN"/>
               </w:rPr>
               <w:t>依据合同8.1条</w:t>
             </w:r>
@@ -6471,10 +6397,10 @@
           <w:tcPr>
             <w:tcW w:w="3344" w:type="dxa"/>
             <w:tcBorders>
-              <w:top w:val="single" w:color="auto" w:sz="4" w:space="0"/>
-              <w:left w:val="single" w:color="auto" w:sz="4" w:space="0"/>
-              <w:bottom w:val="single" w:color="auto" w:sz="12" w:space="0"/>
-              <w:right w:val="single" w:color="auto" w:sz="4" w:space="0"/>
+              <w:top w:val="single" w:sz="4" w:space="0" w:color="auto"/>
+              <w:left w:val="single" w:sz="4" w:space="0" w:color="auto"/>
+              <w:bottom w:val="single" w:sz="12" w:space="0" w:color="auto"/>
+              <w:right w:val="single" w:sz="4" w:space="0" w:color="auto"/>
             </w:tcBorders>
             <w:shd w:val="clear" w:color="auto" w:fill="auto"/>
             <w:tcMar>
@@ -6493,10 +6419,10 @@
               <w:suppressLineNumbers w:val="0"/>
               <w:snapToGrid w:val="0"/>
               <w:spacing w:line="240" w:lineRule="auto"/>
-              <w:ind w:left="0" w:leftChars="0" w:right="0" w:rightChars="0" w:firstLine="0" w:firstLineChars="0"/>
+              <w:ind w:left="0" w:right="0" w:firstLine="0" w:leftChars="0" w:rightChars="0" w:firstLineChars="0"/>
               <w:jc w:val="left"/>
               <w:rPr>
-                <w:rFonts w:hint="default" w:ascii="Segoe UI" w:hAnsi="Segoe UI" w:eastAsia="Segoe UI" w:cs="Segoe UI"/>
+                <w:rFonts w:ascii="Segoe UI" w:eastAsia="Segoe UI" w:hAnsi="Segoe UI" w:cs="Segoe UI" w:hint="default"/>
                 <w:i w:val="0"/>
                 <w:iCs w:val="0"/>
                 <w:caps w:val="0"/>
@@ -6508,7 +6434,7 @@
             </w:pPr>
             <w:r>
               <w:rPr>
-                <w:rFonts w:hint="default" w:ascii="Segoe UI" w:hAnsi="Segoe UI" w:eastAsia="Segoe UI" w:cs="Segoe UI"/>
+                <w:rFonts w:ascii="Segoe UI" w:eastAsia="Segoe UI" w:hAnsi="Segoe UI" w:cs="Segoe UI" w:hint="default"/>
                 <w:i w:val="0"/>
                 <w:iCs w:val="0"/>
                 <w:caps w:val="0"/>
@@ -6518,7 +6444,7 @@
                 <w:kern w:val="0"/>
                 <w:sz w:val="18"/>
                 <w:szCs w:val="18"/>
-                <w:lang w:val="en-US" w:eastAsia="zh-CN" w:bidi="ar"/>
+                <w:lang w:val="en-US" w:eastAsia="zh-CN"/>
               </w:rPr>
               <w:t>基于工单关闭后的回访评分（1-5分）</w:t>
             </w:r>
@@ -6528,10 +6454,10 @@
           <w:tcPr>
             <w:tcW w:w="1924" w:type="dxa"/>
             <w:tcBorders>
-              <w:top w:val="single" w:color="auto" w:sz="4" w:space="0"/>
-              <w:left w:val="single" w:color="auto" w:sz="4" w:space="0"/>
-              <w:bottom w:val="single" w:color="auto" w:sz="12" w:space="0"/>
-              <w:right w:val="single" w:color="auto" w:sz="12" w:space="0"/>
+              <w:top w:val="single" w:sz="4" w:space="0" w:color="auto"/>
+              <w:left w:val="single" w:sz="4" w:space="0" w:color="auto"/>
+              <w:bottom w:val="single" w:sz="12" w:space="0" w:color="auto"/>
+              <w:right w:val="single" w:sz="12" w:space="0" w:color="auto"/>
             </w:tcBorders>
             <w:shd w:val="clear" w:color="auto" w:fill="auto"/>
             <w:tcMar>
@@ -6550,10 +6476,10 @@
               <w:suppressLineNumbers w:val="0"/>
               <w:snapToGrid w:val="0"/>
               <w:spacing w:line="240" w:lineRule="auto"/>
-              <w:ind w:left="0" w:leftChars="0" w:right="0" w:rightChars="0" w:firstLine="0" w:firstLineChars="0"/>
+              <w:ind w:left="0" w:right="0" w:firstLine="0" w:leftChars="0" w:rightChars="0" w:firstLineChars="0"/>
               <w:jc w:val="left"/>
               <w:rPr>
-                <w:rFonts w:hint="default" w:ascii="Segoe UI" w:hAnsi="Segoe UI" w:eastAsia="Segoe UI" w:cs="Segoe UI"/>
+                <w:rFonts w:ascii="Segoe UI" w:eastAsia="Segoe UI" w:hAnsi="Segoe UI" w:cs="Segoe UI" w:hint="default"/>
                 <w:i w:val="0"/>
                 <w:iCs w:val="0"/>
                 <w:caps w:val="0"/>
@@ -6565,7 +6491,7 @@
             </w:pPr>
             <w:r>
               <w:rPr>
-                <w:rFonts w:hint="default" w:ascii="Segoe UI" w:hAnsi="Segoe UI" w:eastAsia="Segoe UI" w:cs="Segoe UI"/>
+                <w:rFonts w:ascii="Segoe UI" w:eastAsia="Segoe UI" w:hAnsi="Segoe UI" w:cs="Segoe UI" w:hint="default"/>
                 <w:i w:val="0"/>
                 <w:iCs w:val="0"/>
                 <w:caps w:val="0"/>
@@ -6575,7 +6501,7 @@
                 <w:kern w:val="0"/>
                 <w:sz w:val="18"/>
                 <w:szCs w:val="18"/>
-                <w:lang w:val="en-US" w:eastAsia="zh-CN" w:bidi="ar"/>
+                <w:lang w:val="en-US" w:eastAsia="zh-CN"/>
               </w:rPr>
               <w:t>月报（平均分）</w:t>
             </w:r>
@@ -6585,7 +6511,7 @@
     </w:tbl>
     <w:p>
       <w:pPr>
-        <w:pStyle w:val="28"/>
+        <w:pStyle w:val="1"/>
         <w:bidi w:val="0"/>
         <w:rPr>
           <w:rFonts w:hint="default"/>
@@ -6604,7 +6530,7 @@
     </w:p>
     <w:p>
       <w:pPr>
-        <w:pStyle w:val="29"/>
+        <w:pStyle w:val="a1"/>
         <w:bidi w:val="0"/>
         <w:rPr>
           <w:rFonts w:hint="default"/>
@@ -6621,19 +6547,18 @@
     </w:p>
     <w:tbl>
       <w:tblPr>
-        <w:tblStyle w:val="20"/>
+        <w:tblStyle w:val="TableNormal"/>
         <w:tblW w:w="8522" w:type="dxa"/>
         <w:jc w:val="center"/>
         <w:tblBorders>
-          <w:top w:val="none" w:color="auto" w:sz="0" w:space="0"/>
-          <w:left w:val="none" w:color="auto" w:sz="0" w:space="0"/>
-          <w:bottom w:val="none" w:color="auto" w:sz="0" w:space="0"/>
-          <w:right w:val="none" w:color="auto" w:sz="0" w:space="0"/>
-          <w:insideH w:val="none" w:color="auto" w:sz="0" w:space="0"/>
-          <w:insideV w:val="none" w:color="auto" w:sz="0" w:space="0"/>
+          <w:top w:val="nil"/>
+          <w:left w:val="nil"/>
+          <w:bottom w:val="nil"/>
+          <w:right w:val="nil"/>
+          <w:insideH w:val="nil"/>
+          <w:insideV w:val="nil"/>
         </w:tblBorders>
         <w:shd w:val="clear" w:color="auto" w:fill="auto"/>
-        <w:tblLayout w:type="autofit"/>
         <w:tblCellMar>
           <w:top w:w="15" w:type="dxa"/>
           <w:left w:w="15" w:type="dxa"/>
@@ -6650,13 +6575,15 @@
       </w:tblGrid>
       <w:tr>
         <w:tblPrEx>
+          <w:tblW w:w="8522" w:type="dxa"/>
+          <w:jc w:val="center"/>
           <w:tblBorders>
-            <w:top w:val="none" w:color="auto" w:sz="0" w:space="0"/>
-            <w:left w:val="none" w:color="auto" w:sz="0" w:space="0"/>
-            <w:bottom w:val="none" w:color="auto" w:sz="0" w:space="0"/>
-            <w:right w:val="none" w:color="auto" w:sz="0" w:space="0"/>
-            <w:insideH w:val="none" w:color="auto" w:sz="0" w:space="0"/>
-            <w:insideV w:val="none" w:color="auto" w:sz="0" w:space="0"/>
+            <w:top w:val="nil"/>
+            <w:left w:val="nil"/>
+            <w:bottom w:val="nil"/>
+            <w:right w:val="nil"/>
+            <w:insideH w:val="nil"/>
+            <w:insideV w:val="nil"/>
           </w:tblBorders>
           <w:shd w:val="clear" w:color="auto" w:fill="auto"/>
           <w:tblCellMar>
@@ -6667,7 +6594,7 @@
           </w:tblCellMar>
         </w:tblPrEx>
         <w:trPr>
-          <w:trHeight w:val="0" w:hRule="atLeast"/>
+          <w:trHeight w:val="0"/>
           <w:tblHeader/>
           <w:jc w:val="center"/>
         </w:trPr>
@@ -6675,10 +6602,10 @@
           <w:tcPr>
             <w:tcW w:w="1328" w:type="dxa"/>
             <w:tcBorders>
-              <w:top w:val="single" w:color="auto" w:sz="12" w:space="0"/>
-              <w:left w:val="single" w:color="auto" w:sz="12" w:space="0"/>
-              <w:bottom w:val="single" w:color="auto" w:sz="4" w:space="0"/>
-              <w:right w:val="single" w:color="auto" w:sz="4" w:space="0"/>
+              <w:top w:val="single" w:sz="12" w:space="0" w:color="auto"/>
+              <w:left w:val="single" w:sz="12" w:space="0" w:color="auto"/>
+              <w:bottom w:val="single" w:sz="4" w:space="0" w:color="auto"/>
+              <w:right w:val="single" w:sz="4" w:space="0" w:color="auto"/>
             </w:tcBorders>
             <w:shd w:val="clear" w:color="auto" w:fill="auto"/>
             <w:tcMar>
@@ -6697,10 +6624,10 @@
               <w:suppressLineNumbers w:val="0"/>
               <w:snapToGrid w:val="0"/>
               <w:spacing w:line="240" w:lineRule="auto"/>
-              <w:ind w:left="0" w:leftChars="0" w:right="0" w:rightChars="0" w:firstLine="0" w:firstLineChars="0"/>
+              <w:ind w:left="0" w:right="0" w:firstLine="0" w:leftChars="0" w:rightChars="0" w:firstLineChars="0"/>
               <w:jc w:val="center"/>
               <w:rPr>
-                <w:rFonts w:ascii="Segoe UI" w:hAnsi="Segoe UI" w:eastAsia="Segoe UI" w:cs="Segoe UI"/>
+                <w:rFonts w:ascii="Segoe UI" w:eastAsia="Segoe UI" w:hAnsi="Segoe UI" w:cs="Segoe UI"/>
                 <w:b/>
                 <w:i w:val="0"/>
                 <w:iCs w:val="0"/>
@@ -6713,8 +6640,8 @@
             </w:pPr>
             <w:r>
               <w:rPr>
-                <w:rStyle w:val="23"/>
-                <w:rFonts w:hint="default" w:ascii="Segoe UI" w:hAnsi="Segoe UI" w:eastAsia="Segoe UI" w:cs="Segoe UI"/>
+                <w:rStyle w:val="Strong"/>
+                <w:rFonts w:ascii="Segoe UI" w:eastAsia="Segoe UI" w:hAnsi="Segoe UI" w:cs="Segoe UI" w:hint="default"/>
                 <w:b/>
                 <w:bCs/>
                 <w:i w:val="0"/>
@@ -6726,7 +6653,7 @@
                 <w:kern w:val="0"/>
                 <w:sz w:val="18"/>
                 <w:szCs w:val="18"/>
-                <w:lang w:val="en-US" w:eastAsia="zh-CN" w:bidi="ar"/>
+                <w:lang w:val="en-US" w:eastAsia="zh-CN"/>
               </w:rPr>
               <w:t>报告/会议</w:t>
             </w:r>
@@ -6736,10 +6663,10 @@
           <w:tcPr>
             <w:tcW w:w="1106" w:type="dxa"/>
             <w:tcBorders>
-              <w:top w:val="single" w:color="auto" w:sz="12" w:space="0"/>
-              <w:left w:val="single" w:color="auto" w:sz="4" w:space="0"/>
-              <w:bottom w:val="single" w:color="auto" w:sz="4" w:space="0"/>
-              <w:right w:val="single" w:color="auto" w:sz="4" w:space="0"/>
+              <w:top w:val="single" w:sz="12" w:space="0" w:color="auto"/>
+              <w:left w:val="single" w:sz="4" w:space="0" w:color="auto"/>
+              <w:bottom w:val="single" w:sz="4" w:space="0" w:color="auto"/>
+              <w:right w:val="single" w:sz="4" w:space="0" w:color="auto"/>
             </w:tcBorders>
             <w:shd w:val="clear" w:color="auto" w:fill="auto"/>
             <w:tcMar>
@@ -6758,10 +6685,10 @@
               <w:suppressLineNumbers w:val="0"/>
               <w:snapToGrid w:val="0"/>
               <w:spacing w:line="240" w:lineRule="auto"/>
-              <w:ind w:left="0" w:leftChars="0" w:right="0" w:rightChars="0" w:firstLine="0" w:firstLineChars="0"/>
+              <w:ind w:left="0" w:right="0" w:firstLine="0" w:leftChars="0" w:rightChars="0" w:firstLineChars="0"/>
               <w:jc w:val="center"/>
               <w:rPr>
-                <w:rFonts w:hint="default" w:ascii="Segoe UI" w:hAnsi="Segoe UI" w:eastAsia="Segoe UI" w:cs="Segoe UI"/>
+                <w:rFonts w:ascii="Segoe UI" w:eastAsia="Segoe UI" w:hAnsi="Segoe UI" w:cs="Segoe UI" w:hint="default"/>
                 <w:b/>
                 <w:i w:val="0"/>
                 <w:iCs w:val="0"/>
@@ -6774,8 +6701,8 @@
             </w:pPr>
             <w:r>
               <w:rPr>
-                <w:rStyle w:val="23"/>
-                <w:rFonts w:hint="default" w:ascii="Segoe UI" w:hAnsi="Segoe UI" w:eastAsia="Segoe UI" w:cs="Segoe UI"/>
+                <w:rStyle w:val="Strong"/>
+                <w:rFonts w:ascii="Segoe UI" w:eastAsia="Segoe UI" w:hAnsi="Segoe UI" w:cs="Segoe UI" w:hint="default"/>
                 <w:b/>
                 <w:bCs/>
                 <w:i w:val="0"/>
@@ -6787,7 +6714,7 @@
                 <w:kern w:val="0"/>
                 <w:sz w:val="18"/>
                 <w:szCs w:val="18"/>
-                <w:lang w:val="en-US" w:eastAsia="zh-CN" w:bidi="ar"/>
+                <w:lang w:val="en-US" w:eastAsia="zh-CN"/>
               </w:rPr>
               <w:t>频率</w:t>
             </w:r>
@@ -6797,10 +6724,10 @@
           <w:tcPr>
             <w:tcW w:w="3129" w:type="dxa"/>
             <w:tcBorders>
-              <w:top w:val="single" w:color="auto" w:sz="12" w:space="0"/>
-              <w:left w:val="single" w:color="auto" w:sz="4" w:space="0"/>
-              <w:bottom w:val="single" w:color="auto" w:sz="4" w:space="0"/>
-              <w:right w:val="single" w:color="auto" w:sz="4" w:space="0"/>
+              <w:top w:val="single" w:sz="12" w:space="0" w:color="auto"/>
+              <w:left w:val="single" w:sz="4" w:space="0" w:color="auto"/>
+              <w:bottom w:val="single" w:sz="4" w:space="0" w:color="auto"/>
+              <w:right w:val="single" w:sz="4" w:space="0" w:color="auto"/>
             </w:tcBorders>
             <w:shd w:val="clear" w:color="auto" w:fill="auto"/>
             <w:tcMar>
@@ -6819,10 +6746,10 @@
               <w:suppressLineNumbers w:val="0"/>
               <w:snapToGrid w:val="0"/>
               <w:spacing w:line="240" w:lineRule="auto"/>
-              <w:ind w:left="0" w:leftChars="0" w:right="0" w:rightChars="0" w:firstLine="0" w:firstLineChars="0"/>
+              <w:ind w:left="0" w:right="0" w:firstLine="0" w:leftChars="0" w:rightChars="0" w:firstLineChars="0"/>
               <w:jc w:val="center"/>
               <w:rPr>
-                <w:rFonts w:hint="default" w:ascii="Segoe UI" w:hAnsi="Segoe UI" w:eastAsia="Segoe UI" w:cs="Segoe UI"/>
+                <w:rFonts w:ascii="Segoe UI" w:eastAsia="Segoe UI" w:hAnsi="Segoe UI" w:cs="Segoe UI" w:hint="default"/>
                 <w:b/>
                 <w:i w:val="0"/>
                 <w:iCs w:val="0"/>
@@ -6835,8 +6762,8 @@
             </w:pPr>
             <w:r>
               <w:rPr>
-                <w:rStyle w:val="23"/>
-                <w:rFonts w:hint="default" w:ascii="Segoe UI" w:hAnsi="Segoe UI" w:eastAsia="Segoe UI" w:cs="Segoe UI"/>
+                <w:rStyle w:val="Strong"/>
+                <w:rFonts w:ascii="Segoe UI" w:eastAsia="Segoe UI" w:hAnsi="Segoe UI" w:cs="Segoe UI" w:hint="default"/>
                 <w:b/>
                 <w:bCs/>
                 <w:i w:val="0"/>
@@ -6848,7 +6775,7 @@
                 <w:kern w:val="0"/>
                 <w:sz w:val="18"/>
                 <w:szCs w:val="18"/>
-                <w:lang w:val="en-US" w:eastAsia="zh-CN" w:bidi="ar"/>
+                <w:lang w:val="en-US" w:eastAsia="zh-CN"/>
               </w:rPr>
               <w:t>主要内容</w:t>
             </w:r>
@@ -6858,10 +6785,10 @@
           <w:tcPr>
             <w:tcW w:w="1718" w:type="dxa"/>
             <w:tcBorders>
-              <w:top w:val="single" w:color="auto" w:sz="12" w:space="0"/>
-              <w:left w:val="single" w:color="auto" w:sz="4" w:space="0"/>
-              <w:bottom w:val="single" w:color="auto" w:sz="4" w:space="0"/>
-              <w:right w:val="single" w:color="auto" w:sz="4" w:space="0"/>
+              <w:top w:val="single" w:sz="12" w:space="0" w:color="auto"/>
+              <w:left w:val="single" w:sz="4" w:space="0" w:color="auto"/>
+              <w:bottom w:val="single" w:sz="4" w:space="0" w:color="auto"/>
+              <w:right w:val="single" w:sz="4" w:space="0" w:color="auto"/>
             </w:tcBorders>
             <w:shd w:val="clear" w:color="auto" w:fill="auto"/>
             <w:tcMar>
@@ -6880,10 +6807,10 @@
               <w:suppressLineNumbers w:val="0"/>
               <w:snapToGrid w:val="0"/>
               <w:spacing w:line="240" w:lineRule="auto"/>
-              <w:ind w:left="0" w:leftChars="0" w:right="0" w:rightChars="0" w:firstLine="0" w:firstLineChars="0"/>
+              <w:ind w:left="0" w:right="0" w:firstLine="0" w:leftChars="0" w:rightChars="0" w:firstLineChars="0"/>
               <w:jc w:val="center"/>
               <w:rPr>
-                <w:rFonts w:hint="default" w:ascii="Segoe UI" w:hAnsi="Segoe UI" w:eastAsia="Segoe UI" w:cs="Segoe UI"/>
+                <w:rFonts w:ascii="Segoe UI" w:eastAsia="Segoe UI" w:hAnsi="Segoe UI" w:cs="Segoe UI" w:hint="default"/>
                 <w:b/>
                 <w:i w:val="0"/>
                 <w:iCs w:val="0"/>
@@ -6896,8 +6823,8 @@
             </w:pPr>
             <w:r>
               <w:rPr>
-                <w:rStyle w:val="23"/>
-                <w:rFonts w:hint="default" w:ascii="Segoe UI" w:hAnsi="Segoe UI" w:eastAsia="Segoe UI" w:cs="Segoe UI"/>
+                <w:rStyle w:val="Strong"/>
+                <w:rFonts w:ascii="Segoe UI" w:eastAsia="Segoe UI" w:hAnsi="Segoe UI" w:cs="Segoe UI" w:hint="default"/>
                 <w:b/>
                 <w:bCs/>
                 <w:i w:val="0"/>
@@ -6909,7 +6836,7 @@
                 <w:kern w:val="0"/>
                 <w:sz w:val="18"/>
                 <w:szCs w:val="18"/>
-                <w:lang w:val="en-US" w:eastAsia="zh-CN" w:bidi="ar"/>
+                <w:lang w:val="en-US" w:eastAsia="zh-CN"/>
               </w:rPr>
               <w:t>参与方</w:t>
             </w:r>
@@ -6919,10 +6846,10 @@
           <w:tcPr>
             <w:tcW w:w="1241" w:type="dxa"/>
             <w:tcBorders>
-              <w:top w:val="single" w:color="auto" w:sz="12" w:space="0"/>
-              <w:left w:val="single" w:color="auto" w:sz="4" w:space="0"/>
-              <w:bottom w:val="single" w:color="auto" w:sz="4" w:space="0"/>
-              <w:right w:val="single" w:color="auto" w:sz="12" w:space="0"/>
+              <w:top w:val="single" w:sz="12" w:space="0" w:color="auto"/>
+              <w:left w:val="single" w:sz="4" w:space="0" w:color="auto"/>
+              <w:bottom w:val="single" w:sz="4" w:space="0" w:color="auto"/>
+              <w:right w:val="single" w:sz="12" w:space="0" w:color="auto"/>
             </w:tcBorders>
             <w:shd w:val="clear" w:color="auto" w:fill="auto"/>
             <w:tcMar>
@@ -6941,10 +6868,10 @@
               <w:suppressLineNumbers w:val="0"/>
               <w:snapToGrid w:val="0"/>
               <w:spacing w:line="240" w:lineRule="auto"/>
-              <w:ind w:left="0" w:leftChars="0" w:right="0" w:rightChars="0" w:firstLine="0" w:firstLineChars="0"/>
+              <w:ind w:left="0" w:right="0" w:firstLine="0" w:leftChars="0" w:rightChars="0" w:firstLineChars="0"/>
               <w:jc w:val="center"/>
               <w:rPr>
-                <w:rFonts w:hint="default" w:ascii="Segoe UI" w:hAnsi="Segoe UI" w:eastAsia="Segoe UI" w:cs="Segoe UI"/>
+                <w:rFonts w:ascii="Segoe UI" w:eastAsia="Segoe UI" w:hAnsi="Segoe UI" w:cs="Segoe UI" w:hint="default"/>
                 <w:b/>
                 <w:i w:val="0"/>
                 <w:iCs w:val="0"/>
@@ -6957,8 +6884,8 @@
             </w:pPr>
             <w:r>
               <w:rPr>
-                <w:rStyle w:val="23"/>
-                <w:rFonts w:hint="default" w:ascii="Segoe UI" w:hAnsi="Segoe UI" w:eastAsia="Segoe UI" w:cs="Segoe UI"/>
+                <w:rStyle w:val="Strong"/>
+                <w:rFonts w:ascii="Segoe UI" w:eastAsia="Segoe UI" w:hAnsi="Segoe UI" w:cs="Segoe UI" w:hint="default"/>
                 <w:b/>
                 <w:bCs/>
                 <w:i w:val="0"/>
@@ -6970,7 +6897,7 @@
                 <w:kern w:val="0"/>
                 <w:sz w:val="18"/>
                 <w:szCs w:val="18"/>
-                <w:lang w:val="en-US" w:eastAsia="zh-CN" w:bidi="ar"/>
+                <w:lang w:val="en-US" w:eastAsia="zh-CN"/>
               </w:rPr>
               <w:t>目的</w:t>
             </w:r>
@@ -6979,14 +6906,8 @@
       </w:tr>
       <w:tr>
         <w:tblPrEx>
-          <w:tblBorders>
-            <w:top w:val="none" w:color="auto" w:sz="0" w:space="0"/>
-            <w:left w:val="none" w:color="auto" w:sz="0" w:space="0"/>
-            <w:bottom w:val="none" w:color="auto" w:sz="0" w:space="0"/>
-            <w:right w:val="none" w:color="auto" w:sz="0" w:space="0"/>
-            <w:insideH w:val="none" w:color="auto" w:sz="0" w:space="0"/>
-            <w:insideV w:val="none" w:color="auto" w:sz="0" w:space="0"/>
-          </w:tblBorders>
+          <w:tblW w:w="8522" w:type="dxa"/>
+          <w:jc w:val="center"/>
           <w:shd w:val="clear" w:color="auto" w:fill="auto"/>
           <w:tblCellMar>
             <w:top w:w="15" w:type="dxa"/>
@@ -6996,17 +6917,17 @@
           </w:tblCellMar>
         </w:tblPrEx>
         <w:trPr>
-          <w:trHeight w:val="0" w:hRule="atLeast"/>
+          <w:trHeight w:val="0"/>
           <w:jc w:val="center"/>
         </w:trPr>
         <w:tc>
           <w:tcPr>
             <w:tcW w:w="1328" w:type="dxa"/>
             <w:tcBorders>
-              <w:top w:val="single" w:color="auto" w:sz="4" w:space="0"/>
-              <w:left w:val="single" w:color="auto" w:sz="12" w:space="0"/>
-              <w:bottom w:val="single" w:color="auto" w:sz="4" w:space="0"/>
-              <w:right w:val="single" w:color="auto" w:sz="4" w:space="0"/>
+              <w:top w:val="single" w:sz="4" w:space="0" w:color="auto"/>
+              <w:left w:val="single" w:sz="12" w:space="0" w:color="auto"/>
+              <w:bottom w:val="single" w:sz="4" w:space="0" w:color="auto"/>
+              <w:right w:val="single" w:sz="4" w:space="0" w:color="auto"/>
             </w:tcBorders>
             <w:shd w:val="clear" w:color="auto" w:fill="auto"/>
             <w:tcMar>
@@ -7025,10 +6946,10 @@
               <w:suppressLineNumbers w:val="0"/>
               <w:snapToGrid w:val="0"/>
               <w:spacing w:line="240" w:lineRule="auto"/>
-              <w:ind w:left="0" w:leftChars="0" w:right="0" w:rightChars="0" w:firstLine="0" w:firstLineChars="0"/>
+              <w:ind w:left="0" w:right="0" w:firstLine="0" w:leftChars="0" w:rightChars="0" w:firstLineChars="0"/>
               <w:jc w:val="left"/>
               <w:rPr>
-                <w:rFonts w:hint="default" w:ascii="Segoe UI" w:hAnsi="Segoe UI" w:eastAsia="Segoe UI" w:cs="Segoe UI"/>
+                <w:rFonts w:ascii="Segoe UI" w:eastAsia="Segoe UI" w:hAnsi="Segoe UI" w:cs="Segoe UI" w:hint="default"/>
                 <w:i w:val="0"/>
                 <w:iCs w:val="0"/>
                 <w:caps w:val="0"/>
@@ -7040,8 +6961,8 @@
             </w:pPr>
             <w:r>
               <w:rPr>
-                <w:rStyle w:val="23"/>
-                <w:rFonts w:hint="default" w:ascii="Segoe UI" w:hAnsi="Segoe UI" w:eastAsia="Segoe UI" w:cs="Segoe UI"/>
+                <w:rStyle w:val="Strong"/>
+                <w:rFonts w:ascii="Segoe UI" w:eastAsia="Segoe UI" w:hAnsi="Segoe UI" w:cs="Segoe UI" w:hint="default"/>
                 <w:b/>
                 <w:bCs/>
                 <w:i w:val="0"/>
@@ -7053,7 +6974,7 @@
                 <w:kern w:val="0"/>
                 <w:sz w:val="18"/>
                 <w:szCs w:val="18"/>
-                <w:lang w:val="en-US" w:eastAsia="zh-CN" w:bidi="ar"/>
+                <w:lang w:val="en-US" w:eastAsia="zh-CN"/>
               </w:rPr>
               <w:t>服务日报</w:t>
             </w:r>
@@ -7063,10 +6984,10 @@
           <w:tcPr>
             <w:tcW w:w="1106" w:type="dxa"/>
             <w:tcBorders>
-              <w:top w:val="single" w:color="auto" w:sz="4" w:space="0"/>
-              <w:left w:val="single" w:color="auto" w:sz="4" w:space="0"/>
-              <w:bottom w:val="single" w:color="auto" w:sz="4" w:space="0"/>
-              <w:right w:val="single" w:color="auto" w:sz="4" w:space="0"/>
+              <w:top w:val="single" w:sz="4" w:space="0" w:color="auto"/>
+              <w:left w:val="single" w:sz="4" w:space="0" w:color="auto"/>
+              <w:bottom w:val="single" w:sz="4" w:space="0" w:color="auto"/>
+              <w:right w:val="single" w:sz="4" w:space="0" w:color="auto"/>
             </w:tcBorders>
             <w:shd w:val="clear" w:color="auto" w:fill="auto"/>
             <w:tcMar>
@@ -7085,10 +7006,10 @@
               <w:suppressLineNumbers w:val="0"/>
               <w:snapToGrid w:val="0"/>
               <w:spacing w:line="240" w:lineRule="auto"/>
-              <w:ind w:left="0" w:leftChars="0" w:right="0" w:rightChars="0" w:firstLine="0" w:firstLineChars="0"/>
+              <w:ind w:left="0" w:right="0" w:firstLine="0" w:leftChars="0" w:rightChars="0" w:firstLineChars="0"/>
               <w:jc w:val="center"/>
               <w:rPr>
-                <w:rFonts w:hint="default" w:ascii="Segoe UI" w:hAnsi="Segoe UI" w:eastAsia="Segoe UI" w:cs="Segoe UI"/>
+                <w:rFonts w:ascii="Segoe UI" w:eastAsia="Segoe UI" w:hAnsi="Segoe UI" w:cs="Segoe UI" w:hint="default"/>
                 <w:i w:val="0"/>
                 <w:iCs w:val="0"/>
                 <w:caps w:val="0"/>
@@ -7100,7 +7021,7 @@
             </w:pPr>
             <w:r>
               <w:rPr>
-                <w:rFonts w:hint="default" w:ascii="Segoe UI" w:hAnsi="Segoe UI" w:eastAsia="Segoe UI" w:cs="Segoe UI"/>
+                <w:rFonts w:ascii="Segoe UI" w:eastAsia="Segoe UI" w:hAnsi="Segoe UI" w:cs="Segoe UI" w:hint="default"/>
                 <w:i w:val="0"/>
                 <w:iCs w:val="0"/>
                 <w:caps w:val="0"/>
@@ -7110,7 +7031,7 @@
                 <w:kern w:val="0"/>
                 <w:sz w:val="18"/>
                 <w:szCs w:val="18"/>
-                <w:lang w:val="en-US" w:eastAsia="zh-CN" w:bidi="ar"/>
+                <w:lang w:val="en-US" w:eastAsia="zh-CN"/>
               </w:rPr>
               <w:t>每个工作日</w:t>
             </w:r>
@@ -7120,10 +7041,10 @@
           <w:tcPr>
             <w:tcW w:w="3129" w:type="dxa"/>
             <w:tcBorders>
-              <w:top w:val="single" w:color="auto" w:sz="4" w:space="0"/>
-              <w:left w:val="single" w:color="auto" w:sz="4" w:space="0"/>
-              <w:bottom w:val="single" w:color="auto" w:sz="4" w:space="0"/>
-              <w:right w:val="single" w:color="auto" w:sz="4" w:space="0"/>
+              <w:top w:val="single" w:sz="4" w:space="0" w:color="auto"/>
+              <w:left w:val="single" w:sz="4" w:space="0" w:color="auto"/>
+              <w:bottom w:val="single" w:sz="4" w:space="0" w:color="auto"/>
+              <w:right w:val="single" w:sz="4" w:space="0" w:color="auto"/>
             </w:tcBorders>
             <w:shd w:val="clear" w:color="auto" w:fill="auto"/>
             <w:tcMar>
@@ -7142,10 +7063,10 @@
               <w:suppressLineNumbers w:val="0"/>
               <w:snapToGrid w:val="0"/>
               <w:spacing w:line="240" w:lineRule="auto"/>
-              <w:ind w:left="0" w:leftChars="0" w:right="0" w:rightChars="0" w:firstLine="0" w:firstLineChars="0"/>
+              <w:ind w:left="0" w:right="0" w:firstLine="0" w:leftChars="0" w:rightChars="0" w:firstLineChars="0"/>
               <w:jc w:val="center"/>
               <w:rPr>
-                <w:rFonts w:hint="default" w:ascii="Segoe UI" w:hAnsi="Segoe UI" w:eastAsia="Segoe UI" w:cs="Segoe UI"/>
+                <w:rFonts w:ascii="Segoe UI" w:eastAsia="Segoe UI" w:hAnsi="Segoe UI" w:cs="Segoe UI" w:hint="default"/>
                 <w:i w:val="0"/>
                 <w:iCs w:val="0"/>
                 <w:caps w:val="0"/>
@@ -7157,7 +7078,7 @@
             </w:pPr>
             <w:r>
               <w:rPr>
-                <w:rFonts w:hint="default" w:ascii="Segoe UI" w:hAnsi="Segoe UI" w:eastAsia="Segoe UI" w:cs="Segoe UI"/>
+                <w:rFonts w:ascii="Segoe UI" w:eastAsia="Segoe UI" w:hAnsi="Segoe UI" w:cs="Segoe UI" w:hint="default"/>
                 <w:i w:val="0"/>
                 <w:iCs w:val="0"/>
                 <w:caps w:val="0"/>
@@ -7167,7 +7088,7 @@
                 <w:kern w:val="0"/>
                 <w:sz w:val="18"/>
                 <w:szCs w:val="18"/>
-                <w:lang w:val="en-US" w:eastAsia="zh-CN" w:bidi="ar"/>
+                <w:lang w:val="en-US" w:eastAsia="zh-CN"/>
               </w:rPr>
               <w:t>前一日重大事件、待处理P1/P2清单、系统健康状态</w:t>
             </w:r>
@@ -7177,10 +7098,10 @@
           <w:tcPr>
             <w:tcW w:w="1718" w:type="dxa"/>
             <w:tcBorders>
-              <w:top w:val="single" w:color="auto" w:sz="4" w:space="0"/>
-              <w:left w:val="single" w:color="auto" w:sz="4" w:space="0"/>
-              <w:bottom w:val="single" w:color="auto" w:sz="4" w:space="0"/>
-              <w:right w:val="single" w:color="auto" w:sz="4" w:space="0"/>
+              <w:top w:val="single" w:sz="4" w:space="0" w:color="auto"/>
+              <w:left w:val="single" w:sz="4" w:space="0" w:color="auto"/>
+              <w:bottom w:val="single" w:sz="4" w:space="0" w:color="auto"/>
+              <w:right w:val="single" w:sz="4" w:space="0" w:color="auto"/>
             </w:tcBorders>
             <w:shd w:val="clear" w:color="auto" w:fill="auto"/>
             <w:tcMar>
@@ -7199,10 +7120,10 @@
               <w:suppressLineNumbers w:val="0"/>
               <w:snapToGrid w:val="0"/>
               <w:spacing w:line="240" w:lineRule="auto"/>
-              <w:ind w:left="0" w:leftChars="0" w:right="0" w:rightChars="0" w:firstLine="0" w:firstLineChars="0"/>
+              <w:ind w:left="0" w:right="0" w:firstLine="0" w:leftChars="0" w:rightChars="0" w:firstLineChars="0"/>
               <w:jc w:val="left"/>
               <w:rPr>
-                <w:rFonts w:hint="default" w:ascii="Segoe UI" w:hAnsi="Segoe UI" w:eastAsia="Segoe UI" w:cs="Segoe UI"/>
+                <w:rFonts w:ascii="Segoe UI" w:eastAsia="Segoe UI" w:hAnsi="Segoe UI" w:cs="Segoe UI" w:hint="default"/>
                 <w:i w:val="0"/>
                 <w:iCs w:val="0"/>
                 <w:caps w:val="0"/>
@@ -7214,7 +7135,7 @@
             </w:pPr>
             <w:r>
               <w:rPr>
-                <w:rFonts w:hint="default" w:ascii="Segoe UI" w:hAnsi="Segoe UI" w:eastAsia="Segoe UI" w:cs="Segoe UI"/>
+                <w:rFonts w:ascii="Segoe UI" w:eastAsia="Segoe UI" w:hAnsi="Segoe UI" w:cs="Segoe UI" w:hint="default"/>
                 <w:i w:val="0"/>
                 <w:iCs w:val="0"/>
                 <w:caps w:val="0"/>
@@ -7224,7 +7145,7 @@
                 <w:kern w:val="0"/>
                 <w:sz w:val="18"/>
                 <w:szCs w:val="18"/>
-                <w:lang w:val="en-US" w:eastAsia="zh-CN" w:bidi="ar"/>
+                <w:lang w:val="en-US" w:eastAsia="zh-CN"/>
               </w:rPr>
               <w:t>邮件发送甲方接口人</w:t>
             </w:r>
@@ -7234,10 +7155,10 @@
           <w:tcPr>
             <w:tcW w:w="1241" w:type="dxa"/>
             <w:tcBorders>
-              <w:top w:val="single" w:color="auto" w:sz="4" w:space="0"/>
-              <w:left w:val="single" w:color="auto" w:sz="4" w:space="0"/>
-              <w:bottom w:val="single" w:color="auto" w:sz="4" w:space="0"/>
-              <w:right w:val="single" w:color="auto" w:sz="12" w:space="0"/>
+              <w:top w:val="single" w:sz="4" w:space="0" w:color="auto"/>
+              <w:left w:val="single" w:sz="4" w:space="0" w:color="auto"/>
+              <w:bottom w:val="single" w:sz="4" w:space="0" w:color="auto"/>
+              <w:right w:val="single" w:sz="12" w:space="0" w:color="auto"/>
             </w:tcBorders>
             <w:shd w:val="clear" w:color="auto" w:fill="auto"/>
             <w:tcMar>
@@ -7256,10 +7177,10 @@
               <w:suppressLineNumbers w:val="0"/>
               <w:snapToGrid w:val="0"/>
               <w:spacing w:line="240" w:lineRule="auto"/>
-              <w:ind w:left="0" w:leftChars="0" w:right="0" w:rightChars="0" w:firstLine="0" w:firstLineChars="0"/>
+              <w:ind w:left="0" w:right="0" w:firstLine="0" w:leftChars="0" w:rightChars="0" w:firstLineChars="0"/>
               <w:jc w:val="center"/>
               <w:rPr>
-                <w:rFonts w:hint="default" w:ascii="Segoe UI" w:hAnsi="Segoe UI" w:eastAsia="Segoe UI" w:cs="Segoe UI"/>
+                <w:rFonts w:ascii="Segoe UI" w:eastAsia="Segoe UI" w:hAnsi="Segoe UI" w:cs="Segoe UI" w:hint="default"/>
                 <w:i w:val="0"/>
                 <w:iCs w:val="0"/>
                 <w:caps w:val="0"/>
@@ -7271,7 +7192,7 @@
             </w:pPr>
             <w:r>
               <w:rPr>
-                <w:rFonts w:hint="default" w:ascii="Segoe UI" w:hAnsi="Segoe UI" w:eastAsia="Segoe UI" w:cs="Segoe UI"/>
+                <w:rFonts w:ascii="Segoe UI" w:eastAsia="Segoe UI" w:hAnsi="Segoe UI" w:cs="Segoe UI" w:hint="default"/>
                 <w:i w:val="0"/>
                 <w:iCs w:val="0"/>
                 <w:caps w:val="0"/>
@@ -7281,7 +7202,7 @@
                 <w:kern w:val="0"/>
                 <w:sz w:val="18"/>
                 <w:szCs w:val="18"/>
-                <w:lang w:val="en-US" w:eastAsia="zh-CN" w:bidi="ar"/>
+                <w:lang w:val="en-US" w:eastAsia="zh-CN"/>
               </w:rPr>
               <w:t>透明化运营状态</w:t>
             </w:r>
@@ -7290,14 +7211,8 @@
       </w:tr>
       <w:tr>
         <w:tblPrEx>
-          <w:tblBorders>
-            <w:top w:val="none" w:color="auto" w:sz="0" w:space="0"/>
-            <w:left w:val="none" w:color="auto" w:sz="0" w:space="0"/>
-            <w:bottom w:val="none" w:color="auto" w:sz="0" w:space="0"/>
-            <w:right w:val="none" w:color="auto" w:sz="0" w:space="0"/>
-            <w:insideH w:val="none" w:color="auto" w:sz="0" w:space="0"/>
-            <w:insideV w:val="none" w:color="auto" w:sz="0" w:space="0"/>
-          </w:tblBorders>
+          <w:tblW w:w="8522" w:type="dxa"/>
+          <w:jc w:val="center"/>
           <w:shd w:val="clear" w:color="auto" w:fill="auto"/>
           <w:tblCellMar>
             <w:top w:w="15" w:type="dxa"/>
@@ -7307,17 +7222,17 @@
           </w:tblCellMar>
         </w:tblPrEx>
         <w:trPr>
-          <w:trHeight w:val="0" w:hRule="atLeast"/>
+          <w:trHeight w:val="0"/>
           <w:jc w:val="center"/>
         </w:trPr>
         <w:tc>
           <w:tcPr>
             <w:tcW w:w="1328" w:type="dxa"/>
             <w:tcBorders>
-              <w:top w:val="single" w:color="auto" w:sz="4" w:space="0"/>
-              <w:left w:val="single" w:color="auto" w:sz="12" w:space="0"/>
-              <w:bottom w:val="single" w:color="auto" w:sz="4" w:space="0"/>
-              <w:right w:val="single" w:color="auto" w:sz="4" w:space="0"/>
+              <w:top w:val="single" w:sz="4" w:space="0" w:color="auto"/>
+              <w:left w:val="single" w:sz="12" w:space="0" w:color="auto"/>
+              <w:bottom w:val="single" w:sz="4" w:space="0" w:color="auto"/>
+              <w:right w:val="single" w:sz="4" w:space="0" w:color="auto"/>
             </w:tcBorders>
             <w:shd w:val="clear" w:color="auto" w:fill="auto"/>
             <w:tcMar>
@@ -7336,10 +7251,10 @@
               <w:suppressLineNumbers w:val="0"/>
               <w:snapToGrid w:val="0"/>
               <w:spacing w:line="240" w:lineRule="auto"/>
-              <w:ind w:left="0" w:leftChars="0" w:right="0" w:rightChars="0" w:firstLine="0" w:firstLineChars="0"/>
+              <w:ind w:left="0" w:right="0" w:firstLine="0" w:leftChars="0" w:rightChars="0" w:firstLineChars="0"/>
               <w:jc w:val="left"/>
               <w:rPr>
-                <w:rFonts w:hint="default" w:ascii="Segoe UI" w:hAnsi="Segoe UI" w:eastAsia="Segoe UI" w:cs="Segoe UI"/>
+                <w:rFonts w:ascii="Segoe UI" w:eastAsia="Segoe UI" w:hAnsi="Segoe UI" w:cs="Segoe UI" w:hint="default"/>
                 <w:i w:val="0"/>
                 <w:iCs w:val="0"/>
                 <w:caps w:val="0"/>
@@ -7351,8 +7266,8 @@
             </w:pPr>
             <w:r>
               <w:rPr>
-                <w:rStyle w:val="23"/>
-                <w:rFonts w:hint="default" w:ascii="Segoe UI" w:hAnsi="Segoe UI" w:eastAsia="Segoe UI" w:cs="Segoe UI"/>
+                <w:rStyle w:val="Strong"/>
+                <w:rFonts w:ascii="Segoe UI" w:eastAsia="Segoe UI" w:hAnsi="Segoe UI" w:cs="Segoe UI" w:hint="default"/>
                 <w:b/>
                 <w:bCs/>
                 <w:i w:val="0"/>
@@ -7364,7 +7279,7 @@
                 <w:kern w:val="0"/>
                 <w:sz w:val="18"/>
                 <w:szCs w:val="18"/>
-                <w:lang w:val="en-US" w:eastAsia="zh-CN" w:bidi="ar"/>
+                <w:lang w:val="en-US" w:eastAsia="zh-CN"/>
               </w:rPr>
               <w:t>服务月报</w:t>
             </w:r>
@@ -7374,10 +7289,10 @@
           <w:tcPr>
             <w:tcW w:w="1106" w:type="dxa"/>
             <w:tcBorders>
-              <w:top w:val="single" w:color="auto" w:sz="4" w:space="0"/>
-              <w:left w:val="single" w:color="auto" w:sz="4" w:space="0"/>
-              <w:bottom w:val="single" w:color="auto" w:sz="4" w:space="0"/>
-              <w:right w:val="single" w:color="auto" w:sz="4" w:space="0"/>
+              <w:top w:val="single" w:sz="4" w:space="0" w:color="auto"/>
+              <w:left w:val="single" w:sz="4" w:space="0" w:color="auto"/>
+              <w:bottom w:val="single" w:sz="4" w:space="0" w:color="auto"/>
+              <w:right w:val="single" w:sz="4" w:space="0" w:color="auto"/>
             </w:tcBorders>
             <w:shd w:val="clear" w:color="auto" w:fill="auto"/>
             <w:tcMar>
@@ -7396,10 +7311,10 @@
               <w:suppressLineNumbers w:val="0"/>
               <w:snapToGrid w:val="0"/>
               <w:spacing w:line="240" w:lineRule="auto"/>
-              <w:ind w:left="0" w:leftChars="0" w:right="0" w:rightChars="0" w:firstLine="0" w:firstLineChars="0"/>
+              <w:ind w:left="0" w:right="0" w:firstLine="0" w:leftChars="0" w:rightChars="0" w:firstLineChars="0"/>
               <w:jc w:val="center"/>
               <w:rPr>
-                <w:rFonts w:hint="default" w:ascii="Segoe UI" w:hAnsi="Segoe UI" w:eastAsia="Segoe UI" w:cs="Segoe UI"/>
+                <w:rFonts w:ascii="Segoe UI" w:eastAsia="Segoe UI" w:hAnsi="Segoe UI" w:cs="Segoe UI" w:hint="default"/>
                 <w:i w:val="0"/>
                 <w:iCs w:val="0"/>
                 <w:caps w:val="0"/>
@@ -7411,7 +7326,7 @@
             </w:pPr>
             <w:r>
               <w:rPr>
-                <w:rFonts w:hint="default" w:ascii="Segoe UI" w:hAnsi="Segoe UI" w:eastAsia="Segoe UI" w:cs="Segoe UI"/>
+                <w:rFonts w:ascii="Segoe UI" w:eastAsia="Segoe UI" w:hAnsi="Segoe UI" w:cs="Segoe UI" w:hint="default"/>
                 <w:i w:val="0"/>
                 <w:iCs w:val="0"/>
                 <w:caps w:val="0"/>
@@ -7421,7 +7336,7 @@
                 <w:kern w:val="0"/>
                 <w:sz w:val="18"/>
                 <w:szCs w:val="18"/>
-                <w:lang w:val="en-US" w:eastAsia="zh-CN" w:bidi="ar"/>
+                <w:lang w:val="en-US" w:eastAsia="zh-CN"/>
               </w:rPr>
               <w:t>每月5日前</w:t>
             </w:r>
@@ -7431,10 +7346,10 @@
           <w:tcPr>
             <w:tcW w:w="3129" w:type="dxa"/>
             <w:tcBorders>
-              <w:top w:val="single" w:color="auto" w:sz="4" w:space="0"/>
-              <w:left w:val="single" w:color="auto" w:sz="4" w:space="0"/>
-              <w:bottom w:val="single" w:color="auto" w:sz="4" w:space="0"/>
-              <w:right w:val="single" w:color="auto" w:sz="4" w:space="0"/>
+              <w:top w:val="single" w:sz="4" w:space="0" w:color="auto"/>
+              <w:left w:val="single" w:sz="4" w:space="0" w:color="auto"/>
+              <w:bottom w:val="single" w:sz="4" w:space="0" w:color="auto"/>
+              <w:right w:val="single" w:sz="4" w:space="0" w:color="auto"/>
             </w:tcBorders>
             <w:shd w:val="clear" w:color="auto" w:fill="auto"/>
             <w:tcMar>
@@ -7453,10 +7368,10 @@
               <w:suppressLineNumbers w:val="0"/>
               <w:snapToGrid w:val="0"/>
               <w:spacing w:line="240" w:lineRule="auto"/>
-              <w:ind w:left="0" w:leftChars="0" w:right="0" w:rightChars="0" w:firstLine="0" w:firstLineChars="0"/>
+              <w:ind w:left="0" w:right="0" w:firstLine="0" w:leftChars="0" w:rightChars="0" w:firstLineChars="0"/>
               <w:jc w:val="center"/>
               <w:rPr>
-                <w:rFonts w:hint="default" w:ascii="Segoe UI" w:hAnsi="Segoe UI" w:eastAsia="Segoe UI" w:cs="Segoe UI"/>
+                <w:rFonts w:ascii="Segoe UI" w:eastAsia="Segoe UI" w:hAnsi="Segoe UI" w:cs="Segoe UI" w:hint="default"/>
                 <w:i w:val="0"/>
                 <w:iCs w:val="0"/>
                 <w:caps w:val="0"/>
@@ -7468,7 +7383,7 @@
             </w:pPr>
             <w:r>
               <w:rPr>
-                <w:rFonts w:hint="default" w:ascii="Segoe UI" w:hAnsi="Segoe UI" w:eastAsia="Segoe UI" w:cs="Segoe UI"/>
+                <w:rFonts w:ascii="Segoe UI" w:eastAsia="Segoe UI" w:hAnsi="Segoe UI" w:cs="Segoe UI" w:hint="default"/>
                 <w:i w:val="0"/>
                 <w:iCs w:val="0"/>
                 <w:caps w:val="0"/>
@@ -7478,7 +7393,7 @@
                 <w:kern w:val="0"/>
                 <w:sz w:val="18"/>
                 <w:szCs w:val="18"/>
-                <w:lang w:val="en-US" w:eastAsia="zh-CN" w:bidi="ar"/>
+                <w:lang w:val="en-US" w:eastAsia="zh-CN"/>
               </w:rPr>
               <w:t>上月SLA达成情况、工单分析、知识库更新、改进计划</w:t>
             </w:r>
@@ -7488,10 +7403,10 @@
           <w:tcPr>
             <w:tcW w:w="1718" w:type="dxa"/>
             <w:tcBorders>
-              <w:top w:val="single" w:color="auto" w:sz="4" w:space="0"/>
-              <w:left w:val="single" w:color="auto" w:sz="4" w:space="0"/>
-              <w:bottom w:val="single" w:color="auto" w:sz="4" w:space="0"/>
-              <w:right w:val="single" w:color="auto" w:sz="4" w:space="0"/>
+              <w:top w:val="single" w:sz="4" w:space="0" w:color="auto"/>
+              <w:left w:val="single" w:sz="4" w:space="0" w:color="auto"/>
+              <w:bottom w:val="single" w:sz="4" w:space="0" w:color="auto"/>
+              <w:right w:val="single" w:sz="4" w:space="0" w:color="auto"/>
             </w:tcBorders>
             <w:shd w:val="clear" w:color="auto" w:fill="auto"/>
             <w:tcMar>
@@ -7510,10 +7425,10 @@
               <w:suppressLineNumbers w:val="0"/>
               <w:snapToGrid w:val="0"/>
               <w:spacing w:line="240" w:lineRule="auto"/>
-              <w:ind w:left="0" w:leftChars="0" w:right="0" w:rightChars="0" w:firstLine="0" w:firstLineChars="0"/>
+              <w:ind w:left="0" w:right="0" w:firstLine="0" w:leftChars="0" w:rightChars="0" w:firstLineChars="0"/>
               <w:jc w:val="left"/>
               <w:rPr>
-                <w:rFonts w:hint="default" w:ascii="Segoe UI" w:hAnsi="Segoe UI" w:eastAsia="Segoe UI" w:cs="Segoe UI"/>
+                <w:rFonts w:ascii="Segoe UI" w:eastAsia="Segoe UI" w:hAnsi="Segoe UI" w:cs="Segoe UI" w:hint="default"/>
                 <w:i w:val="0"/>
                 <w:iCs w:val="0"/>
                 <w:caps w:val="0"/>
@@ -7525,7 +7440,7 @@
             </w:pPr>
             <w:r>
               <w:rPr>
-                <w:rFonts w:hint="default" w:ascii="Segoe UI" w:hAnsi="Segoe UI" w:eastAsia="Segoe UI" w:cs="Segoe UI"/>
+                <w:rFonts w:ascii="Segoe UI" w:eastAsia="Segoe UI" w:hAnsi="Segoe UI" w:cs="Segoe UI" w:hint="default"/>
                 <w:i w:val="0"/>
                 <w:iCs w:val="0"/>
                 <w:caps w:val="0"/>
@@ -7535,7 +7450,7 @@
                 <w:kern w:val="0"/>
                 <w:sz w:val="18"/>
                 <w:szCs w:val="18"/>
-                <w:lang w:val="en-US" w:eastAsia="zh-CN" w:bidi="ar"/>
+                <w:lang w:val="en-US" w:eastAsia="zh-CN"/>
               </w:rPr>
               <w:t>项目经理提交，双方评审</w:t>
             </w:r>
@@ -7545,10 +7460,10 @@
           <w:tcPr>
             <w:tcW w:w="1241" w:type="dxa"/>
             <w:tcBorders>
-              <w:top w:val="single" w:color="auto" w:sz="4" w:space="0"/>
-              <w:left w:val="single" w:color="auto" w:sz="4" w:space="0"/>
-              <w:bottom w:val="single" w:color="auto" w:sz="4" w:space="0"/>
-              <w:right w:val="single" w:color="auto" w:sz="12" w:space="0"/>
+              <w:top w:val="single" w:sz="4" w:space="0" w:color="auto"/>
+              <w:left w:val="single" w:sz="4" w:space="0" w:color="auto"/>
+              <w:bottom w:val="single" w:sz="4" w:space="0" w:color="auto"/>
+              <w:right w:val="single" w:sz="12" w:space="0" w:color="auto"/>
             </w:tcBorders>
             <w:shd w:val="clear" w:color="auto" w:fill="auto"/>
             <w:tcMar>
@@ -7567,10 +7482,10 @@
               <w:suppressLineNumbers w:val="0"/>
               <w:snapToGrid w:val="0"/>
               <w:spacing w:line="240" w:lineRule="auto"/>
-              <w:ind w:left="0" w:leftChars="0" w:right="0" w:rightChars="0" w:firstLine="0" w:firstLineChars="0"/>
+              <w:ind w:left="0" w:right="0" w:firstLine="0" w:leftChars="0" w:rightChars="0" w:firstLineChars="0"/>
               <w:jc w:val="center"/>
               <w:rPr>
-                <w:rFonts w:hint="default" w:ascii="Segoe UI" w:hAnsi="Segoe UI" w:eastAsia="Segoe UI" w:cs="Segoe UI"/>
+                <w:rFonts w:ascii="Segoe UI" w:eastAsia="Segoe UI" w:hAnsi="Segoe UI" w:cs="Segoe UI" w:hint="default"/>
                 <w:i w:val="0"/>
                 <w:iCs w:val="0"/>
                 <w:caps w:val="0"/>
@@ -7582,7 +7497,7 @@
             </w:pPr>
             <w:r>
               <w:rPr>
-                <w:rFonts w:hint="default" w:ascii="Segoe UI" w:hAnsi="Segoe UI" w:eastAsia="Segoe UI" w:cs="Segoe UI"/>
+                <w:rFonts w:ascii="Segoe UI" w:eastAsia="Segoe UI" w:hAnsi="Segoe UI" w:cs="Segoe UI" w:hint="default"/>
                 <w:i w:val="0"/>
                 <w:iCs w:val="0"/>
                 <w:caps w:val="0"/>
@@ -7592,7 +7507,7 @@
                 <w:kern w:val="0"/>
                 <w:sz w:val="18"/>
                 <w:szCs w:val="18"/>
-                <w:lang w:val="en-US" w:eastAsia="zh-CN" w:bidi="ar"/>
+                <w:lang w:val="en-US" w:eastAsia="zh-CN"/>
               </w:rPr>
               <w:t>定期评估，持续改进</w:t>
             </w:r>
@@ -7601,14 +7516,8 @@
       </w:tr>
       <w:tr>
         <w:tblPrEx>
-          <w:tblBorders>
-            <w:top w:val="none" w:color="auto" w:sz="0" w:space="0"/>
-            <w:left w:val="none" w:color="auto" w:sz="0" w:space="0"/>
-            <w:bottom w:val="none" w:color="auto" w:sz="0" w:space="0"/>
-            <w:right w:val="none" w:color="auto" w:sz="0" w:space="0"/>
-            <w:insideH w:val="none" w:color="auto" w:sz="0" w:space="0"/>
-            <w:insideV w:val="none" w:color="auto" w:sz="0" w:space="0"/>
-          </w:tblBorders>
+          <w:tblW w:w="8522" w:type="dxa"/>
+          <w:jc w:val="center"/>
           <w:shd w:val="clear" w:color="auto" w:fill="auto"/>
           <w:tblCellMar>
             <w:top w:w="15" w:type="dxa"/>
@@ -7618,17 +7527,17 @@
           </w:tblCellMar>
         </w:tblPrEx>
         <w:trPr>
-          <w:trHeight w:val="0" w:hRule="atLeast"/>
+          <w:trHeight w:val="0"/>
           <w:jc w:val="center"/>
         </w:trPr>
         <w:tc>
           <w:tcPr>
             <w:tcW w:w="1328" w:type="dxa"/>
             <w:tcBorders>
-              <w:top w:val="single" w:color="auto" w:sz="4" w:space="0"/>
-              <w:left w:val="single" w:color="auto" w:sz="12" w:space="0"/>
-              <w:bottom w:val="single" w:color="auto" w:sz="4" w:space="0"/>
-              <w:right w:val="single" w:color="auto" w:sz="4" w:space="0"/>
+              <w:top w:val="single" w:sz="4" w:space="0" w:color="auto"/>
+              <w:left w:val="single" w:sz="12" w:space="0" w:color="auto"/>
+              <w:bottom w:val="single" w:sz="4" w:space="0" w:color="auto"/>
+              <w:right w:val="single" w:sz="4" w:space="0" w:color="auto"/>
             </w:tcBorders>
             <w:shd w:val="clear" w:color="auto" w:fill="auto"/>
             <w:tcMar>
@@ -7647,10 +7556,10 @@
               <w:suppressLineNumbers w:val="0"/>
               <w:snapToGrid w:val="0"/>
               <w:spacing w:line="240" w:lineRule="auto"/>
-              <w:ind w:left="0" w:leftChars="0" w:right="0" w:rightChars="0" w:firstLine="0" w:firstLineChars="0"/>
+              <w:ind w:left="0" w:right="0" w:firstLine="0" w:leftChars="0" w:rightChars="0" w:firstLineChars="0"/>
               <w:jc w:val="left"/>
               <w:rPr>
-                <w:rFonts w:hint="default" w:ascii="Segoe UI" w:hAnsi="Segoe UI" w:eastAsia="Segoe UI" w:cs="Segoe UI"/>
+                <w:rFonts w:ascii="Segoe UI" w:eastAsia="Segoe UI" w:hAnsi="Segoe UI" w:cs="Segoe UI" w:hint="default"/>
                 <w:i w:val="0"/>
                 <w:iCs w:val="0"/>
                 <w:caps w:val="0"/>
@@ -7662,8 +7571,8 @@
             </w:pPr>
             <w:r>
               <w:rPr>
-                <w:rStyle w:val="23"/>
-                <w:rFonts w:hint="default" w:ascii="Segoe UI" w:hAnsi="Segoe UI" w:eastAsia="Segoe UI" w:cs="Segoe UI"/>
+                <w:rStyle w:val="Strong"/>
+                <w:rFonts w:ascii="Segoe UI" w:eastAsia="Segoe UI" w:hAnsi="Segoe UI" w:cs="Segoe UI" w:hint="default"/>
                 <w:b/>
                 <w:bCs/>
                 <w:i w:val="0"/>
@@ -7675,7 +7584,7 @@
                 <w:kern w:val="0"/>
                 <w:sz w:val="18"/>
                 <w:szCs w:val="18"/>
-                <w:lang w:val="en-US" w:eastAsia="zh-CN" w:bidi="ar"/>
+                <w:lang w:val="en-US" w:eastAsia="zh-CN"/>
               </w:rPr>
               <w:t>季度联席会议</w:t>
             </w:r>
@@ -7685,10 +7594,10 @@
           <w:tcPr>
             <w:tcW w:w="1106" w:type="dxa"/>
             <w:tcBorders>
-              <w:top w:val="single" w:color="auto" w:sz="4" w:space="0"/>
-              <w:left w:val="single" w:color="auto" w:sz="4" w:space="0"/>
-              <w:bottom w:val="single" w:color="auto" w:sz="4" w:space="0"/>
-              <w:right w:val="single" w:color="auto" w:sz="4" w:space="0"/>
+              <w:top w:val="single" w:sz="4" w:space="0" w:color="auto"/>
+              <w:left w:val="single" w:sz="4" w:space="0" w:color="auto"/>
+              <w:bottom w:val="single" w:sz="4" w:space="0" w:color="auto"/>
+              <w:right w:val="single" w:sz="4" w:space="0" w:color="auto"/>
             </w:tcBorders>
             <w:shd w:val="clear" w:color="auto" w:fill="auto"/>
             <w:tcMar>
@@ -7707,10 +7616,10 @@
               <w:suppressLineNumbers w:val="0"/>
               <w:snapToGrid w:val="0"/>
               <w:spacing w:line="240" w:lineRule="auto"/>
-              <w:ind w:left="0" w:leftChars="0" w:right="0" w:rightChars="0" w:firstLine="0" w:firstLineChars="0"/>
+              <w:ind w:left="0" w:right="0" w:firstLine="0" w:leftChars="0" w:rightChars="0" w:firstLineChars="0"/>
               <w:jc w:val="center"/>
               <w:rPr>
-                <w:rFonts w:hint="default" w:ascii="Segoe UI" w:hAnsi="Segoe UI" w:eastAsia="Segoe UI" w:cs="Segoe UI"/>
+                <w:rFonts w:ascii="Segoe UI" w:eastAsia="Segoe UI" w:hAnsi="Segoe UI" w:cs="Segoe UI" w:hint="default"/>
                 <w:i w:val="0"/>
                 <w:iCs w:val="0"/>
                 <w:caps w:val="0"/>
@@ -7722,7 +7631,7 @@
             </w:pPr>
             <w:r>
               <w:rPr>
-                <w:rFonts w:hint="default" w:ascii="Segoe UI" w:hAnsi="Segoe UI" w:eastAsia="Segoe UI" w:cs="Segoe UI"/>
+                <w:rFonts w:ascii="Segoe UI" w:eastAsia="Segoe UI" w:hAnsi="Segoe UI" w:cs="Segoe UI" w:hint="default"/>
                 <w:i w:val="0"/>
                 <w:iCs w:val="0"/>
                 <w:caps w:val="0"/>
@@ -7732,7 +7641,7 @@
                 <w:kern w:val="0"/>
                 <w:sz w:val="18"/>
                 <w:szCs w:val="18"/>
-                <w:lang w:val="en-US" w:eastAsia="zh-CN" w:bidi="ar"/>
+                <w:lang w:val="en-US" w:eastAsia="zh-CN"/>
               </w:rPr>
               <w:t>每季度一次</w:t>
             </w:r>
@@ -7742,10 +7651,10 @@
           <w:tcPr>
             <w:tcW w:w="3129" w:type="dxa"/>
             <w:tcBorders>
-              <w:top w:val="single" w:color="auto" w:sz="4" w:space="0"/>
-              <w:left w:val="single" w:color="auto" w:sz="4" w:space="0"/>
-              <w:bottom w:val="single" w:color="auto" w:sz="4" w:space="0"/>
-              <w:right w:val="single" w:color="auto" w:sz="4" w:space="0"/>
+              <w:top w:val="single" w:sz="4" w:space="0" w:color="auto"/>
+              <w:left w:val="single" w:sz="4" w:space="0" w:color="auto"/>
+              <w:bottom w:val="single" w:sz="4" w:space="0" w:color="auto"/>
+              <w:right w:val="single" w:sz="4" w:space="0" w:color="auto"/>
             </w:tcBorders>
             <w:shd w:val="clear" w:color="auto" w:fill="auto"/>
             <w:tcMar>
@@ -7764,10 +7673,10 @@
               <w:suppressLineNumbers w:val="0"/>
               <w:snapToGrid w:val="0"/>
               <w:spacing w:line="240" w:lineRule="auto"/>
-              <w:ind w:left="0" w:leftChars="0" w:right="0" w:rightChars="0" w:firstLine="0" w:firstLineChars="0"/>
+              <w:ind w:left="0" w:right="0" w:firstLine="0" w:leftChars="0" w:rightChars="0" w:firstLineChars="0"/>
               <w:jc w:val="center"/>
               <w:rPr>
-                <w:rFonts w:hint="default" w:ascii="Segoe UI" w:hAnsi="Segoe UI" w:eastAsia="Segoe UI" w:cs="Segoe UI"/>
+                <w:rFonts w:ascii="Segoe UI" w:eastAsia="Segoe UI" w:hAnsi="Segoe UI" w:cs="Segoe UI" w:hint="default"/>
                 <w:i w:val="0"/>
                 <w:iCs w:val="0"/>
                 <w:caps w:val="0"/>
@@ -7779,7 +7688,7 @@
             </w:pPr>
             <w:r>
               <w:rPr>
-                <w:rFonts w:hint="default" w:ascii="Segoe UI" w:hAnsi="Segoe UI" w:eastAsia="Segoe UI" w:cs="Segoe UI"/>
+                <w:rFonts w:ascii="Segoe UI" w:eastAsia="Segoe UI" w:hAnsi="Segoe UI" w:cs="Segoe UI" w:hint="default"/>
                 <w:i w:val="0"/>
                 <w:iCs w:val="0"/>
                 <w:caps w:val="0"/>
@@ -7789,7 +7698,7 @@
                 <w:kern w:val="0"/>
                 <w:sz w:val="18"/>
                 <w:szCs w:val="18"/>
-                <w:lang w:val="en-US" w:eastAsia="zh-CN" w:bidi="ar"/>
+                <w:lang w:val="en-US" w:eastAsia="zh-CN"/>
               </w:rPr>
               <w:t>复盘季度服务、评审知识库交付物、规划下阶段重点</w:t>
             </w:r>
@@ -7799,10 +7708,10 @@
           <w:tcPr>
             <w:tcW w:w="1718" w:type="dxa"/>
             <w:tcBorders>
-              <w:top w:val="single" w:color="auto" w:sz="4" w:space="0"/>
-              <w:left w:val="single" w:color="auto" w:sz="4" w:space="0"/>
-              <w:bottom w:val="single" w:color="auto" w:sz="4" w:space="0"/>
-              <w:right w:val="single" w:color="auto" w:sz="4" w:space="0"/>
+              <w:top w:val="single" w:sz="4" w:space="0" w:color="auto"/>
+              <w:left w:val="single" w:sz="4" w:space="0" w:color="auto"/>
+              <w:bottom w:val="single" w:sz="4" w:space="0" w:color="auto"/>
+              <w:right w:val="single" w:sz="4" w:space="0" w:color="auto"/>
             </w:tcBorders>
             <w:shd w:val="clear" w:color="auto" w:fill="auto"/>
             <w:tcMar>
@@ -7821,10 +7730,10 @@
               <w:suppressLineNumbers w:val="0"/>
               <w:snapToGrid w:val="0"/>
               <w:spacing w:line="240" w:lineRule="auto"/>
-              <w:ind w:left="0" w:leftChars="0" w:right="0" w:rightChars="0" w:firstLine="0" w:firstLineChars="0"/>
+              <w:ind w:left="0" w:right="0" w:firstLine="0" w:leftChars="0" w:rightChars="0" w:firstLineChars="0"/>
               <w:jc w:val="left"/>
               <w:rPr>
-                <w:rFonts w:hint="default" w:ascii="Segoe UI" w:hAnsi="Segoe UI" w:eastAsia="Segoe UI" w:cs="Segoe UI"/>
+                <w:rFonts w:ascii="Segoe UI" w:eastAsia="Segoe UI" w:hAnsi="Segoe UI" w:cs="Segoe UI" w:hint="default"/>
                 <w:i w:val="0"/>
                 <w:iCs w:val="0"/>
                 <w:caps w:val="0"/>
@@ -7836,7 +7745,7 @@
             </w:pPr>
             <w:r>
               <w:rPr>
-                <w:rFonts w:hint="default" w:ascii="Segoe UI" w:hAnsi="Segoe UI" w:eastAsia="Segoe UI" w:cs="Segoe UI"/>
+                <w:rFonts w:ascii="Segoe UI" w:eastAsia="Segoe UI" w:hAnsi="Segoe UI" w:cs="Segoe UI" w:hint="default"/>
                 <w:i w:val="0"/>
                 <w:iCs w:val="0"/>
                 <w:caps w:val="0"/>
@@ -7846,7 +7755,7 @@
                 <w:kern w:val="0"/>
                 <w:sz w:val="18"/>
                 <w:szCs w:val="18"/>
-                <w:lang w:val="en-US" w:eastAsia="zh-CN" w:bidi="ar"/>
+                <w:lang w:val="en-US" w:eastAsia="zh-CN"/>
               </w:rPr>
               <w:t>双方项目负责人及核心成员</w:t>
             </w:r>
@@ -7856,10 +7765,10 @@
           <w:tcPr>
             <w:tcW w:w="1241" w:type="dxa"/>
             <w:tcBorders>
-              <w:top w:val="single" w:color="auto" w:sz="4" w:space="0"/>
-              <w:left w:val="single" w:color="auto" w:sz="4" w:space="0"/>
-              <w:bottom w:val="single" w:color="auto" w:sz="4" w:space="0"/>
-              <w:right w:val="single" w:color="auto" w:sz="12" w:space="0"/>
+              <w:top w:val="single" w:sz="4" w:space="0" w:color="auto"/>
+              <w:left w:val="single" w:sz="4" w:space="0" w:color="auto"/>
+              <w:bottom w:val="single" w:sz="4" w:space="0" w:color="auto"/>
+              <w:right w:val="single" w:sz="12" w:space="0" w:color="auto"/>
             </w:tcBorders>
             <w:shd w:val="clear" w:color="auto" w:fill="auto"/>
             <w:tcMar>
@@ -7878,10 +7787,10 @@
               <w:suppressLineNumbers w:val="0"/>
               <w:snapToGrid w:val="0"/>
               <w:spacing w:line="240" w:lineRule="auto"/>
-              <w:ind w:left="0" w:leftChars="0" w:right="0" w:rightChars="0" w:firstLine="0" w:firstLineChars="0"/>
+              <w:ind w:left="0" w:right="0" w:firstLine="0" w:leftChars="0" w:rightChars="0" w:firstLineChars="0"/>
               <w:jc w:val="center"/>
               <w:rPr>
-                <w:rFonts w:hint="default" w:ascii="Segoe UI" w:hAnsi="Segoe UI" w:eastAsia="Segoe UI" w:cs="Segoe UI"/>
+                <w:rFonts w:ascii="Segoe UI" w:eastAsia="Segoe UI" w:hAnsi="Segoe UI" w:cs="Segoe UI" w:hint="default"/>
                 <w:i w:val="0"/>
                 <w:iCs w:val="0"/>
                 <w:caps w:val="0"/>
@@ -7893,7 +7802,7 @@
             </w:pPr>
             <w:r>
               <w:rPr>
-                <w:rFonts w:hint="default" w:ascii="Segoe UI" w:hAnsi="Segoe UI" w:eastAsia="Segoe UI" w:cs="Segoe UI"/>
+                <w:rFonts w:ascii="Segoe UI" w:eastAsia="Segoe UI" w:hAnsi="Segoe UI" w:cs="Segoe UI" w:hint="default"/>
                 <w:i w:val="0"/>
                 <w:iCs w:val="0"/>
                 <w:caps w:val="0"/>
@@ -7903,7 +7812,7 @@
                 <w:kern w:val="0"/>
                 <w:sz w:val="18"/>
                 <w:szCs w:val="18"/>
-                <w:lang w:val="en-US" w:eastAsia="zh-CN" w:bidi="ar"/>
+                <w:lang w:val="en-US" w:eastAsia="zh-CN"/>
               </w:rPr>
               <w:t>战略对齐，深化合作</w:t>
             </w:r>
@@ -7912,14 +7821,8 @@
       </w:tr>
       <w:tr>
         <w:tblPrEx>
-          <w:tblBorders>
-            <w:top w:val="none" w:color="auto" w:sz="0" w:space="0"/>
-            <w:left w:val="none" w:color="auto" w:sz="0" w:space="0"/>
-            <w:bottom w:val="none" w:color="auto" w:sz="0" w:space="0"/>
-            <w:right w:val="none" w:color="auto" w:sz="0" w:space="0"/>
-            <w:insideH w:val="none" w:color="auto" w:sz="0" w:space="0"/>
-            <w:insideV w:val="none" w:color="auto" w:sz="0" w:space="0"/>
-          </w:tblBorders>
+          <w:tblW w:w="8522" w:type="dxa"/>
+          <w:jc w:val="center"/>
           <w:shd w:val="clear" w:color="auto" w:fill="auto"/>
           <w:tblCellMar>
             <w:top w:w="15" w:type="dxa"/>
@@ -7929,17 +7832,17 @@
           </w:tblCellMar>
         </w:tblPrEx>
         <w:trPr>
-          <w:trHeight w:val="0" w:hRule="atLeast"/>
+          <w:trHeight w:val="0"/>
           <w:jc w:val="center"/>
         </w:trPr>
         <w:tc>
           <w:tcPr>
             <w:tcW w:w="1328" w:type="dxa"/>
             <w:tcBorders>
-              <w:top w:val="single" w:color="auto" w:sz="4" w:space="0"/>
-              <w:left w:val="single" w:color="auto" w:sz="12" w:space="0"/>
-              <w:bottom w:val="single" w:color="auto" w:sz="12" w:space="0"/>
-              <w:right w:val="single" w:color="auto" w:sz="4" w:space="0"/>
+              <w:top w:val="single" w:sz="4" w:space="0" w:color="auto"/>
+              <w:left w:val="single" w:sz="12" w:space="0" w:color="auto"/>
+              <w:bottom w:val="single" w:sz="12" w:space="0" w:color="auto"/>
+              <w:right w:val="single" w:sz="4" w:space="0" w:color="auto"/>
             </w:tcBorders>
             <w:shd w:val="clear" w:color="auto" w:fill="auto"/>
             <w:tcMar>
@@ -7958,10 +7861,10 @@
               <w:suppressLineNumbers w:val="0"/>
               <w:snapToGrid w:val="0"/>
               <w:spacing w:line="240" w:lineRule="auto"/>
-              <w:ind w:left="0" w:leftChars="0" w:right="0" w:rightChars="0" w:firstLine="0" w:firstLineChars="0"/>
+              <w:ind w:left="0" w:right="0" w:firstLine="0" w:leftChars="0" w:rightChars="0" w:firstLineChars="0"/>
               <w:jc w:val="left"/>
               <w:rPr>
-                <w:rFonts w:hint="default" w:ascii="Segoe UI" w:hAnsi="Segoe UI" w:eastAsia="Segoe UI" w:cs="Segoe UI"/>
+                <w:rFonts w:ascii="Segoe UI" w:eastAsia="Segoe UI" w:hAnsi="Segoe UI" w:cs="Segoe UI" w:hint="default"/>
                 <w:i w:val="0"/>
                 <w:iCs w:val="0"/>
                 <w:caps w:val="0"/>
@@ -7973,8 +7876,8 @@
             </w:pPr>
             <w:r>
               <w:rPr>
-                <w:rStyle w:val="23"/>
-                <w:rFonts w:hint="default" w:ascii="Segoe UI" w:hAnsi="Segoe UI" w:eastAsia="Segoe UI" w:cs="Segoe UI"/>
+                <w:rStyle w:val="Strong"/>
+                <w:rFonts w:ascii="Segoe UI" w:eastAsia="Segoe UI" w:hAnsi="Segoe UI" w:cs="Segoe UI" w:hint="default"/>
                 <w:b/>
                 <w:bCs/>
                 <w:i w:val="0"/>
@@ -7986,7 +7889,7 @@
                 <w:kern w:val="0"/>
                 <w:sz w:val="18"/>
                 <w:szCs w:val="18"/>
-                <w:lang w:val="en-US" w:eastAsia="zh-CN" w:bidi="ar"/>
+                <w:lang w:val="en-US" w:eastAsia="zh-CN"/>
               </w:rPr>
               <w:t>专项报告</w:t>
             </w:r>
@@ -7996,10 +7899,10 @@
           <w:tcPr>
             <w:tcW w:w="1106" w:type="dxa"/>
             <w:tcBorders>
-              <w:top w:val="single" w:color="auto" w:sz="4" w:space="0"/>
-              <w:left w:val="single" w:color="auto" w:sz="4" w:space="0"/>
-              <w:bottom w:val="single" w:color="auto" w:sz="12" w:space="0"/>
-              <w:right w:val="single" w:color="auto" w:sz="4" w:space="0"/>
+              <w:top w:val="single" w:sz="4" w:space="0" w:color="auto"/>
+              <w:left w:val="single" w:sz="4" w:space="0" w:color="auto"/>
+              <w:bottom w:val="single" w:sz="12" w:space="0" w:color="auto"/>
+              <w:right w:val="single" w:sz="4" w:space="0" w:color="auto"/>
             </w:tcBorders>
             <w:shd w:val="clear" w:color="auto" w:fill="auto"/>
             <w:tcMar>
@@ -8018,10 +7921,10 @@
               <w:suppressLineNumbers w:val="0"/>
               <w:snapToGrid w:val="0"/>
               <w:spacing w:line="240" w:lineRule="auto"/>
-              <w:ind w:left="0" w:leftChars="0" w:right="0" w:rightChars="0" w:firstLine="0" w:firstLineChars="0"/>
+              <w:ind w:left="0" w:right="0" w:firstLine="0" w:leftChars="0" w:rightChars="0" w:firstLineChars="0"/>
               <w:jc w:val="center"/>
               <w:rPr>
-                <w:rFonts w:hint="default" w:ascii="Segoe UI" w:hAnsi="Segoe UI" w:eastAsia="Segoe UI" w:cs="Segoe UI"/>
+                <w:rFonts w:ascii="Segoe UI" w:eastAsia="Segoe UI" w:hAnsi="Segoe UI" w:cs="Segoe UI" w:hint="default"/>
                 <w:i w:val="0"/>
                 <w:iCs w:val="0"/>
                 <w:caps w:val="0"/>
@@ -8033,7 +7936,7 @@
             </w:pPr>
             <w:r>
               <w:rPr>
-                <w:rFonts w:hint="default" w:ascii="Segoe UI" w:hAnsi="Segoe UI" w:eastAsia="Segoe UI" w:cs="Segoe UI"/>
+                <w:rFonts w:ascii="Segoe UI" w:eastAsia="Segoe UI" w:hAnsi="Segoe UI" w:cs="Segoe UI" w:hint="default"/>
                 <w:i w:val="0"/>
                 <w:iCs w:val="0"/>
                 <w:caps w:val="0"/>
@@ -8043,7 +7946,7 @@
                 <w:kern w:val="0"/>
                 <w:sz w:val="18"/>
                 <w:szCs w:val="18"/>
-                <w:lang w:val="en-US" w:eastAsia="zh-CN" w:bidi="ar"/>
+                <w:lang w:val="en-US" w:eastAsia="zh-CN"/>
               </w:rPr>
               <w:t>事件触发</w:t>
             </w:r>
@@ -8053,10 +7956,10 @@
           <w:tcPr>
             <w:tcW w:w="3129" w:type="dxa"/>
             <w:tcBorders>
-              <w:top w:val="single" w:color="auto" w:sz="4" w:space="0"/>
-              <w:left w:val="single" w:color="auto" w:sz="4" w:space="0"/>
-              <w:bottom w:val="single" w:color="auto" w:sz="12" w:space="0"/>
-              <w:right w:val="single" w:color="auto" w:sz="4" w:space="0"/>
+              <w:top w:val="single" w:sz="4" w:space="0" w:color="auto"/>
+              <w:left w:val="single" w:sz="4" w:space="0" w:color="auto"/>
+              <w:bottom w:val="single" w:sz="12" w:space="0" w:color="auto"/>
+              <w:right w:val="single" w:sz="4" w:space="0" w:color="auto"/>
             </w:tcBorders>
             <w:shd w:val="clear" w:color="auto" w:fill="auto"/>
             <w:tcMar>
@@ -8075,10 +7978,10 @@
               <w:suppressLineNumbers w:val="0"/>
               <w:snapToGrid w:val="0"/>
               <w:spacing w:line="240" w:lineRule="auto"/>
-              <w:ind w:left="0" w:leftChars="0" w:right="0" w:rightChars="0" w:firstLine="0" w:firstLineChars="0"/>
+              <w:ind w:left="0" w:right="0" w:firstLine="0" w:leftChars="0" w:rightChars="0" w:firstLineChars="0"/>
               <w:jc w:val="center"/>
               <w:rPr>
-                <w:rFonts w:hint="default" w:ascii="Segoe UI" w:hAnsi="Segoe UI" w:eastAsia="Segoe UI" w:cs="Segoe UI"/>
+                <w:rFonts w:ascii="Segoe UI" w:eastAsia="Segoe UI" w:hAnsi="Segoe UI" w:cs="Segoe UI" w:hint="default"/>
                 <w:i w:val="0"/>
                 <w:iCs w:val="0"/>
                 <w:caps w:val="0"/>
@@ -8090,7 +7993,7 @@
             </w:pPr>
             <w:r>
               <w:rPr>
-                <w:rFonts w:hint="default" w:ascii="Segoe UI" w:hAnsi="Segoe UI" w:eastAsia="Segoe UI" w:cs="Segoe UI"/>
+                <w:rFonts w:ascii="Segoe UI" w:eastAsia="Segoe UI" w:hAnsi="Segoe UI" w:cs="Segoe UI" w:hint="default"/>
                 <w:i w:val="0"/>
                 <w:iCs w:val="0"/>
                 <w:caps w:val="0"/>
@@ -8100,7 +8003,7 @@
                 <w:kern w:val="0"/>
                 <w:sz w:val="18"/>
                 <w:szCs w:val="18"/>
-                <w:lang w:val="en-US" w:eastAsia="zh-CN" w:bidi="ar"/>
+                <w:lang w:val="en-US" w:eastAsia="zh-CN"/>
               </w:rPr>
               <w:t>重大事件（P1/P2）的根因分析报告、服务连续性演练报告</w:t>
             </w:r>
@@ -8110,10 +8013,10 @@
           <w:tcPr>
             <w:tcW w:w="1718" w:type="dxa"/>
             <w:tcBorders>
-              <w:top w:val="single" w:color="auto" w:sz="4" w:space="0"/>
-              <w:left w:val="single" w:color="auto" w:sz="4" w:space="0"/>
-              <w:bottom w:val="single" w:color="auto" w:sz="12" w:space="0"/>
-              <w:right w:val="single" w:color="auto" w:sz="4" w:space="0"/>
+              <w:top w:val="single" w:sz="4" w:space="0" w:color="auto"/>
+              <w:left w:val="single" w:sz="4" w:space="0" w:color="auto"/>
+              <w:bottom w:val="single" w:sz="12" w:space="0" w:color="auto"/>
+              <w:right w:val="single" w:sz="4" w:space="0" w:color="auto"/>
             </w:tcBorders>
             <w:shd w:val="clear" w:color="auto" w:fill="auto"/>
             <w:tcMar>
@@ -8132,10 +8035,10 @@
               <w:suppressLineNumbers w:val="0"/>
               <w:snapToGrid w:val="0"/>
               <w:spacing w:line="240" w:lineRule="auto"/>
-              <w:ind w:left="0" w:leftChars="0" w:right="0" w:rightChars="0" w:firstLine="0" w:firstLineChars="0"/>
+              <w:ind w:left="0" w:right="0" w:firstLine="0" w:leftChars="0" w:rightChars="0" w:firstLineChars="0"/>
               <w:jc w:val="left"/>
               <w:rPr>
-                <w:rFonts w:hint="default" w:ascii="Segoe UI" w:hAnsi="Segoe UI" w:eastAsia="Segoe UI" w:cs="Segoe UI"/>
+                <w:rFonts w:ascii="Segoe UI" w:eastAsia="Segoe UI" w:hAnsi="Segoe UI" w:cs="Segoe UI" w:hint="default"/>
                 <w:i w:val="0"/>
                 <w:iCs w:val="0"/>
                 <w:caps w:val="0"/>
@@ -8147,7 +8050,7 @@
             </w:pPr>
             <w:r>
               <w:rPr>
-                <w:rFonts w:hint="default" w:ascii="Segoe UI" w:hAnsi="Segoe UI" w:eastAsia="Segoe UI" w:cs="Segoe UI"/>
+                <w:rFonts w:ascii="Segoe UI" w:eastAsia="Segoe UI" w:hAnsi="Segoe UI" w:cs="Segoe UI" w:hint="default"/>
                 <w:i w:val="0"/>
                 <w:iCs w:val="0"/>
                 <w:caps w:val="0"/>
@@ -8157,7 +8060,7 @@
                 <w:kern w:val="0"/>
                 <w:sz w:val="18"/>
                 <w:szCs w:val="18"/>
-                <w:lang w:val="en-US" w:eastAsia="zh-CN" w:bidi="ar"/>
+                <w:lang w:val="en-US" w:eastAsia="zh-CN"/>
               </w:rPr>
               <w:t>事件相关方</w:t>
             </w:r>
@@ -8167,10 +8070,10 @@
           <w:tcPr>
             <w:tcW w:w="1241" w:type="dxa"/>
             <w:tcBorders>
-              <w:top w:val="single" w:color="auto" w:sz="4" w:space="0"/>
-              <w:left w:val="single" w:color="auto" w:sz="4" w:space="0"/>
-              <w:bottom w:val="single" w:color="auto" w:sz="12" w:space="0"/>
-              <w:right w:val="single" w:color="auto" w:sz="12" w:space="0"/>
+              <w:top w:val="single" w:sz="4" w:space="0" w:color="auto"/>
+              <w:left w:val="single" w:sz="4" w:space="0" w:color="auto"/>
+              <w:bottom w:val="single" w:sz="12" w:space="0" w:color="auto"/>
+              <w:right w:val="single" w:sz="12" w:space="0" w:color="auto"/>
             </w:tcBorders>
             <w:shd w:val="clear" w:color="auto" w:fill="auto"/>
             <w:tcMar>
@@ -8189,10 +8092,10 @@
               <w:suppressLineNumbers w:val="0"/>
               <w:snapToGrid w:val="0"/>
               <w:spacing w:line="240" w:lineRule="auto"/>
-              <w:ind w:left="0" w:leftChars="0" w:right="0" w:rightChars="0" w:firstLine="0" w:firstLineChars="0"/>
+              <w:ind w:left="0" w:right="0" w:firstLine="0" w:leftChars="0" w:rightChars="0" w:firstLineChars="0"/>
               <w:jc w:val="center"/>
               <w:rPr>
-                <w:rFonts w:hint="default" w:ascii="Segoe UI" w:hAnsi="Segoe UI" w:eastAsia="Segoe UI" w:cs="Segoe UI"/>
+                <w:rFonts w:ascii="Segoe UI" w:eastAsia="Segoe UI" w:hAnsi="Segoe UI" w:cs="Segoe UI" w:hint="default"/>
                 <w:i w:val="0"/>
                 <w:iCs w:val="0"/>
                 <w:caps w:val="0"/>
@@ -8204,7 +8107,7 @@
             </w:pPr>
             <w:r>
               <w:rPr>
-                <w:rFonts w:hint="default" w:ascii="Segoe UI" w:hAnsi="Segoe UI" w:eastAsia="Segoe UI" w:cs="Segoe UI"/>
+                <w:rFonts w:ascii="Segoe UI" w:eastAsia="Segoe UI" w:hAnsi="Segoe UI" w:cs="Segoe UI" w:hint="default"/>
                 <w:i w:val="0"/>
                 <w:iCs w:val="0"/>
                 <w:caps w:val="0"/>
@@ -8214,7 +8117,7 @@
                 <w:kern w:val="0"/>
                 <w:sz w:val="18"/>
                 <w:szCs w:val="18"/>
-                <w:lang w:val="en-US" w:eastAsia="zh-CN" w:bidi="ar"/>
+                <w:lang w:val="en-US" w:eastAsia="zh-CN"/>
               </w:rPr>
               <w:t>复盘学习，完善预案</w:t>
             </w:r>
@@ -8224,7 +8127,7 @@
     </w:tbl>
     <w:p>
       <w:pPr>
-        <w:pStyle w:val="28"/>
+        <w:pStyle w:val="1"/>
         <w:bidi w:val="0"/>
         <w:rPr>
           <w:rFonts w:hint="default"/>
@@ -8243,7 +8146,7 @@
     </w:p>
     <w:p>
       <w:pPr>
-        <w:pStyle w:val="29"/>
+        <w:pStyle w:val="a1"/>
         <w:bidi w:val="0"/>
         <w:rPr>
           <w:rFonts w:hint="default"/>
@@ -8260,19 +8163,18 @@
     </w:p>
     <w:tbl>
       <w:tblPr>
-        <w:tblStyle w:val="20"/>
+        <w:tblStyle w:val="TableNormal"/>
         <w:tblW w:w="0" w:type="auto"/>
         <w:tblInd w:w="0" w:type="dxa"/>
         <w:tblBorders>
-          <w:top w:val="single" w:color="auto" w:sz="4" w:space="0"/>
-          <w:left w:val="single" w:color="auto" w:sz="4" w:space="0"/>
-          <w:bottom w:val="single" w:color="auto" w:sz="4" w:space="0"/>
-          <w:right w:val="single" w:color="auto" w:sz="4" w:space="0"/>
-          <w:insideH w:val="single" w:color="auto" w:sz="4" w:space="0"/>
-          <w:insideV w:val="single" w:color="auto" w:sz="4" w:space="0"/>
+          <w:top w:val="single" w:sz="4" w:space="0" w:color="auto"/>
+          <w:left w:val="single" w:sz="4" w:space="0" w:color="auto"/>
+          <w:bottom w:val="single" w:sz="4" w:space="0" w:color="auto"/>
+          <w:right w:val="single" w:sz="4" w:space="0" w:color="auto"/>
+          <w:insideH w:val="single" w:sz="4" w:space="0" w:color="auto"/>
+          <w:insideV w:val="single" w:sz="4" w:space="0" w:color="auto"/>
         </w:tblBorders>
         <w:shd w:val="clear" w:color="auto" w:fill="auto"/>
-        <w:tblLayout w:type="autofit"/>
         <w:tblCellMar>
           <w:top w:w="15" w:type="dxa"/>
           <w:left w:w="15" w:type="dxa"/>
@@ -8288,13 +8190,15 @@
       </w:tblGrid>
       <w:tr>
         <w:tblPrEx>
+          <w:tblW w:w="0" w:type="auto"/>
+          <w:tblInd w:w="0" w:type="dxa"/>
           <w:tblBorders>
-            <w:top w:val="single" w:color="auto" w:sz="4" w:space="0"/>
-            <w:left w:val="single" w:color="auto" w:sz="4" w:space="0"/>
-            <w:bottom w:val="single" w:color="auto" w:sz="4" w:space="0"/>
-            <w:right w:val="single" w:color="auto" w:sz="4" w:space="0"/>
-            <w:insideH w:val="single" w:color="auto" w:sz="4" w:space="0"/>
-            <w:insideV w:val="single" w:color="auto" w:sz="4" w:space="0"/>
+            <w:top w:val="single" w:sz="4" w:space="0" w:color="auto"/>
+            <w:left w:val="single" w:sz="4" w:space="0" w:color="auto"/>
+            <w:bottom w:val="single" w:sz="4" w:space="0" w:color="auto"/>
+            <w:right w:val="single" w:sz="4" w:space="0" w:color="auto"/>
+            <w:insideH w:val="single" w:sz="4" w:space="0" w:color="auto"/>
+            <w:insideV w:val="single" w:sz="4" w:space="0" w:color="auto"/>
           </w:tblBorders>
           <w:shd w:val="clear" w:color="auto" w:fill="auto"/>
           <w:tblCellMar>
@@ -8328,7 +8232,7 @@
               <w:spacing w:line="300" w:lineRule="atLeast"/>
               <w:jc w:val="left"/>
               <w:rPr>
-                <w:rFonts w:ascii="Segoe UI" w:hAnsi="Segoe UI" w:eastAsia="Segoe UI" w:cs="Segoe UI"/>
+                <w:rFonts w:ascii="Segoe UI" w:eastAsia="Segoe UI" w:hAnsi="Segoe UI" w:cs="Segoe UI"/>
                 <w:i w:val="0"/>
                 <w:iCs w:val="0"/>
                 <w:caps w:val="0"/>
@@ -8340,8 +8244,8 @@
             </w:pPr>
             <w:r>
               <w:rPr>
-                <w:rStyle w:val="23"/>
-                <w:rFonts w:hint="default" w:ascii="Segoe UI" w:hAnsi="Segoe UI" w:eastAsia="Segoe UI" w:cs="Segoe UI"/>
+                <w:rStyle w:val="Strong"/>
+                <w:rFonts w:ascii="Segoe UI" w:eastAsia="Segoe UI" w:hAnsi="Segoe UI" w:cs="Segoe UI" w:hint="default"/>
                 <w:b/>
                 <w:bCs/>
                 <w:i w:val="0"/>
@@ -8353,7 +8257,7 @@
                 <w:kern w:val="0"/>
                 <w:sz w:val="18"/>
                 <w:szCs w:val="18"/>
-                <w:lang w:val="en-US" w:eastAsia="zh-CN" w:bidi="ar"/>
+                <w:lang w:val="en-US" w:eastAsia="zh-CN"/>
               </w:rPr>
               <w:t>交付物</w:t>
             </w:r>
@@ -8380,7 +8284,7 @@
               <w:spacing w:line="300" w:lineRule="atLeast"/>
               <w:jc w:val="left"/>
               <w:rPr>
-                <w:rFonts w:hint="default" w:ascii="Segoe UI" w:hAnsi="Segoe UI" w:eastAsia="Segoe UI" w:cs="Segoe UI"/>
+                <w:rFonts w:ascii="Segoe UI" w:eastAsia="Segoe UI" w:hAnsi="Segoe UI" w:cs="Segoe UI" w:hint="default"/>
                 <w:i w:val="0"/>
                 <w:iCs w:val="0"/>
                 <w:caps w:val="0"/>
@@ -8392,8 +8296,8 @@
             </w:pPr>
             <w:r>
               <w:rPr>
-                <w:rStyle w:val="23"/>
-                <w:rFonts w:hint="default" w:ascii="Segoe UI" w:hAnsi="Segoe UI" w:eastAsia="Segoe UI" w:cs="Segoe UI"/>
+                <w:rStyle w:val="Strong"/>
+                <w:rFonts w:ascii="Segoe UI" w:eastAsia="Segoe UI" w:hAnsi="Segoe UI" w:cs="Segoe UI" w:hint="default"/>
                 <w:b/>
                 <w:bCs/>
                 <w:i w:val="0"/>
@@ -8405,7 +8309,7 @@
                 <w:kern w:val="0"/>
                 <w:sz w:val="18"/>
                 <w:szCs w:val="18"/>
-                <w:lang w:val="en-US" w:eastAsia="zh-CN" w:bidi="ar"/>
+                <w:lang w:val="en-US" w:eastAsia="zh-CN"/>
               </w:rPr>
               <w:t>交付频率/时间</w:t>
             </w:r>
@@ -8432,7 +8336,7 @@
               <w:spacing w:line="300" w:lineRule="atLeast"/>
               <w:jc w:val="left"/>
               <w:rPr>
-                <w:rFonts w:hint="default" w:ascii="Segoe UI" w:hAnsi="Segoe UI" w:eastAsia="Segoe UI" w:cs="Segoe UI"/>
+                <w:rFonts w:ascii="Segoe UI" w:eastAsia="Segoe UI" w:hAnsi="Segoe UI" w:cs="Segoe UI" w:hint="default"/>
                 <w:i w:val="0"/>
                 <w:iCs w:val="0"/>
                 <w:caps w:val="0"/>
@@ -8444,8 +8348,8 @@
             </w:pPr>
             <w:r>
               <w:rPr>
-                <w:rStyle w:val="23"/>
-                <w:rFonts w:hint="default" w:ascii="Segoe UI" w:hAnsi="Segoe UI" w:eastAsia="Segoe UI" w:cs="Segoe UI"/>
+                <w:rStyle w:val="Strong"/>
+                <w:rFonts w:ascii="Segoe UI" w:eastAsia="Segoe UI" w:hAnsi="Segoe UI" w:cs="Segoe UI" w:hint="default"/>
                 <w:b/>
                 <w:bCs/>
                 <w:i w:val="0"/>
@@ -8457,7 +8361,7 @@
                 <w:kern w:val="0"/>
                 <w:sz w:val="18"/>
                 <w:szCs w:val="18"/>
-                <w:lang w:val="en-US" w:eastAsia="zh-CN" w:bidi="ar"/>
+                <w:lang w:val="en-US" w:eastAsia="zh-CN"/>
               </w:rPr>
               <w:t>验收标准（依据合同）</w:t>
             </w:r>
@@ -8484,7 +8388,7 @@
               <w:spacing w:line="300" w:lineRule="atLeast"/>
               <w:jc w:val="left"/>
               <w:rPr>
-                <w:rFonts w:hint="default" w:ascii="Segoe UI" w:hAnsi="Segoe UI" w:eastAsia="Segoe UI" w:cs="Segoe UI"/>
+                <w:rFonts w:ascii="Segoe UI" w:eastAsia="Segoe UI" w:hAnsi="Segoe UI" w:cs="Segoe UI" w:hint="default"/>
                 <w:i w:val="0"/>
                 <w:iCs w:val="0"/>
                 <w:caps w:val="0"/>
@@ -8496,8 +8400,8 @@
             </w:pPr>
             <w:r>
               <w:rPr>
-                <w:rStyle w:val="23"/>
-                <w:rFonts w:hint="default" w:ascii="Segoe UI" w:hAnsi="Segoe UI" w:eastAsia="Segoe UI" w:cs="Segoe UI"/>
+                <w:rStyle w:val="Strong"/>
+                <w:rFonts w:ascii="Segoe UI" w:eastAsia="Segoe UI" w:hAnsi="Segoe UI" w:cs="Segoe UI" w:hint="default"/>
                 <w:b/>
                 <w:bCs/>
                 <w:i w:val="0"/>
@@ -8509,7 +8413,7 @@
                 <w:kern w:val="0"/>
                 <w:sz w:val="18"/>
                 <w:szCs w:val="18"/>
-                <w:lang w:val="en-US" w:eastAsia="zh-CN" w:bidi="ar"/>
+                <w:lang w:val="en-US" w:eastAsia="zh-CN"/>
               </w:rPr>
               <w:t>验收方</w:t>
             </w:r>
@@ -8518,14 +8422,9 @@
       </w:tr>
       <w:tr>
         <w:tblPrEx>
-          <w:tblBorders>
-            <w:top w:val="single" w:color="auto" w:sz="4" w:space="0"/>
-            <w:left w:val="single" w:color="auto" w:sz="4" w:space="0"/>
-            <w:bottom w:val="single" w:color="auto" w:sz="4" w:space="0"/>
-            <w:right w:val="single" w:color="auto" w:sz="4" w:space="0"/>
-            <w:insideH w:val="single" w:color="auto" w:sz="4" w:space="0"/>
-            <w:insideV w:val="single" w:color="auto" w:sz="4" w:space="0"/>
-          </w:tblBorders>
+          <w:tblW w:w="0" w:type="auto"/>
+          <w:tblInd w:w="0" w:type="dxa"/>
+          <w:shd w:val="clear" w:color="auto" w:fill="auto"/>
           <w:tblCellMar>
             <w:top w:w="15" w:type="dxa"/>
             <w:left w:w="15" w:type="dxa"/>
@@ -8554,7 +8453,7 @@
               <w:spacing w:line="300" w:lineRule="atLeast"/>
               <w:jc w:val="left"/>
               <w:rPr>
-                <w:rFonts w:hint="default" w:ascii="Segoe UI" w:hAnsi="Segoe UI" w:eastAsia="Segoe UI" w:cs="Segoe UI"/>
+                <w:rFonts w:ascii="Segoe UI" w:eastAsia="Segoe UI" w:hAnsi="Segoe UI" w:cs="Segoe UI" w:hint="default"/>
                 <w:i w:val="0"/>
                 <w:iCs w:val="0"/>
                 <w:caps w:val="0"/>
@@ -8566,8 +8465,8 @@
             </w:pPr>
             <w:r>
               <w:rPr>
-                <w:rStyle w:val="23"/>
-                <w:rFonts w:hint="default" w:ascii="Segoe UI" w:hAnsi="Segoe UI" w:eastAsia="Segoe UI" w:cs="Segoe UI"/>
+                <w:rStyle w:val="Strong"/>
+                <w:rFonts w:ascii="Segoe UI" w:eastAsia="Segoe UI" w:hAnsi="Segoe UI" w:cs="Segoe UI" w:hint="default"/>
                 <w:b/>
                 <w:bCs/>
                 <w:i w:val="0"/>
@@ -8579,7 +8478,7 @@
                 <w:kern w:val="0"/>
                 <w:sz w:val="18"/>
                 <w:szCs w:val="18"/>
-                <w:lang w:val="en-US" w:eastAsia="zh-CN" w:bidi="ar"/>
+                <w:lang w:val="en-US" w:eastAsia="zh-CN"/>
               </w:rPr>
               <w:t>《知识库更新包》</w:t>
             </w:r>
@@ -8606,7 +8505,7 @@
               <w:spacing w:line="300" w:lineRule="atLeast"/>
               <w:jc w:val="left"/>
               <w:rPr>
-                <w:rFonts w:hint="default" w:ascii="Segoe UI" w:hAnsi="Segoe UI" w:eastAsia="Segoe UI" w:cs="Segoe UI"/>
+                <w:rFonts w:ascii="Segoe UI" w:eastAsia="Segoe UI" w:hAnsi="Segoe UI" w:cs="Segoe UI" w:hint="default"/>
                 <w:i w:val="0"/>
                 <w:iCs w:val="0"/>
                 <w:caps w:val="0"/>
@@ -8618,7 +8517,7 @@
             </w:pPr>
             <w:r>
               <w:rPr>
-                <w:rFonts w:hint="default" w:ascii="Segoe UI" w:hAnsi="Segoe UI" w:eastAsia="Segoe UI" w:cs="Segoe UI"/>
+                <w:rFonts w:ascii="Segoe UI" w:eastAsia="Segoe UI" w:hAnsi="Segoe UI" w:cs="Segoe UI" w:hint="default"/>
                 <w:i w:val="0"/>
                 <w:iCs w:val="0"/>
                 <w:caps w:val="0"/>
@@ -8628,7 +8527,7 @@
                 <w:kern w:val="0"/>
                 <w:sz w:val="18"/>
                 <w:szCs w:val="18"/>
-                <w:lang w:val="en-US" w:eastAsia="zh-CN" w:bidi="ar"/>
+                <w:lang w:val="en-US" w:eastAsia="zh-CN"/>
               </w:rPr>
               <w:t>每季度末</w:t>
             </w:r>
@@ -8655,7 +8554,7 @@
               <w:spacing w:line="300" w:lineRule="atLeast"/>
               <w:jc w:val="left"/>
               <w:rPr>
-                <w:rFonts w:hint="default" w:ascii="Segoe UI" w:hAnsi="Segoe UI" w:eastAsia="Segoe UI" w:cs="Segoe UI"/>
+                <w:rFonts w:ascii="Segoe UI" w:eastAsia="Segoe UI" w:hAnsi="Segoe UI" w:cs="Segoe UI" w:hint="default"/>
                 <w:i w:val="0"/>
                 <w:iCs w:val="0"/>
                 <w:caps w:val="0"/>
@@ -8667,7 +8566,7 @@
             </w:pPr>
             <w:r>
               <w:rPr>
-                <w:rFonts w:hint="default" w:ascii="Segoe UI" w:hAnsi="Segoe UI" w:eastAsia="Segoe UI" w:cs="Segoe UI"/>
+                <w:rFonts w:ascii="Segoe UI" w:eastAsia="Segoe UI" w:hAnsi="Segoe UI" w:cs="Segoe UI" w:hint="default"/>
                 <w:i w:val="0"/>
                 <w:iCs w:val="0"/>
                 <w:caps w:val="0"/>
@@ -8677,7 +8576,7 @@
                 <w:kern w:val="0"/>
                 <w:sz w:val="18"/>
                 <w:szCs w:val="18"/>
-                <w:lang w:val="en-US" w:eastAsia="zh-CN" w:bidi="ar"/>
+                <w:lang w:val="en-US" w:eastAsia="zh-CN"/>
               </w:rPr>
               <w:t>内容符合业务实际，结构符合标准模板（合同3.5, 8.2条）</w:t>
             </w:r>
@@ -8704,7 +8603,7 @@
               <w:spacing w:line="300" w:lineRule="atLeast"/>
               <w:jc w:val="left"/>
               <w:rPr>
-                <w:rFonts w:hint="default" w:ascii="Segoe UI" w:hAnsi="Segoe UI" w:eastAsia="Segoe UI" w:cs="Segoe UI"/>
+                <w:rFonts w:ascii="Segoe UI" w:eastAsia="Segoe UI" w:hAnsi="Segoe UI" w:cs="Segoe UI" w:hint="default"/>
                 <w:i w:val="0"/>
                 <w:iCs w:val="0"/>
                 <w:caps w:val="0"/>
@@ -8716,7 +8615,7 @@
             </w:pPr>
             <w:r>
               <w:rPr>
-                <w:rFonts w:hint="default" w:ascii="Segoe UI" w:hAnsi="Segoe UI" w:eastAsia="Segoe UI" w:cs="Segoe UI"/>
+                <w:rFonts w:ascii="Segoe UI" w:eastAsia="Segoe UI" w:hAnsi="Segoe UI" w:cs="Segoe UI" w:hint="default"/>
                 <w:i w:val="0"/>
                 <w:iCs w:val="0"/>
                 <w:caps w:val="0"/>
@@ -8726,7 +8625,7 @@
                 <w:kern w:val="0"/>
                 <w:sz w:val="18"/>
                 <w:szCs w:val="18"/>
-                <w:lang w:val="en-US" w:eastAsia="zh-CN" w:bidi="ar"/>
+                <w:lang w:val="en-US" w:eastAsia="zh-CN"/>
               </w:rPr>
               <w:t>甲方（15个工作日内）</w:t>
             </w:r>
@@ -8735,14 +8634,9 @@
       </w:tr>
       <w:tr>
         <w:tblPrEx>
-          <w:tblBorders>
-            <w:top w:val="single" w:color="auto" w:sz="4" w:space="0"/>
-            <w:left w:val="single" w:color="auto" w:sz="4" w:space="0"/>
-            <w:bottom w:val="single" w:color="auto" w:sz="4" w:space="0"/>
-            <w:right w:val="single" w:color="auto" w:sz="4" w:space="0"/>
-            <w:insideH w:val="single" w:color="auto" w:sz="4" w:space="0"/>
-            <w:insideV w:val="single" w:color="auto" w:sz="4" w:space="0"/>
-          </w:tblBorders>
+          <w:tblW w:w="0" w:type="auto"/>
+          <w:tblInd w:w="0" w:type="dxa"/>
+          <w:shd w:val="clear" w:color="auto" w:fill="auto"/>
           <w:tblCellMar>
             <w:top w:w="15" w:type="dxa"/>
             <w:left w:w="15" w:type="dxa"/>
@@ -8771,7 +8665,7 @@
               <w:spacing w:line="300" w:lineRule="atLeast"/>
               <w:jc w:val="left"/>
               <w:rPr>
-                <w:rFonts w:hint="default" w:ascii="Segoe UI" w:hAnsi="Segoe UI" w:eastAsia="Segoe UI" w:cs="Segoe UI"/>
+                <w:rFonts w:ascii="Segoe UI" w:eastAsia="Segoe UI" w:hAnsi="Segoe UI" w:cs="Segoe UI" w:hint="default"/>
                 <w:i w:val="0"/>
                 <w:iCs w:val="0"/>
                 <w:caps w:val="0"/>
@@ -8783,8 +8677,8 @@
             </w:pPr>
             <w:r>
               <w:rPr>
-                <w:rStyle w:val="23"/>
-                <w:rFonts w:hint="default" w:ascii="Segoe UI" w:hAnsi="Segoe UI" w:eastAsia="Segoe UI" w:cs="Segoe UI"/>
+                <w:rStyle w:val="Strong"/>
+                <w:rFonts w:ascii="Segoe UI" w:eastAsia="Segoe UI" w:hAnsi="Segoe UI" w:cs="Segoe UI" w:hint="default"/>
                 <w:b/>
                 <w:bCs/>
                 <w:i w:val="0"/>
@@ -8796,7 +8690,7 @@
                 <w:kern w:val="0"/>
                 <w:sz w:val="18"/>
                 <w:szCs w:val="18"/>
-                <w:lang w:val="en-US" w:eastAsia="zh-CN" w:bidi="ar"/>
+                <w:lang w:val="en-US" w:eastAsia="zh-CN"/>
               </w:rPr>
               <w:t>《服务月报》</w:t>
             </w:r>
@@ -8823,7 +8717,7 @@
               <w:spacing w:line="300" w:lineRule="atLeast"/>
               <w:jc w:val="left"/>
               <w:rPr>
-                <w:rFonts w:hint="default" w:ascii="Segoe UI" w:hAnsi="Segoe UI" w:eastAsia="Segoe UI" w:cs="Segoe UI"/>
+                <w:rFonts w:ascii="Segoe UI" w:eastAsia="Segoe UI" w:hAnsi="Segoe UI" w:cs="Segoe UI" w:hint="default"/>
                 <w:i w:val="0"/>
                 <w:iCs w:val="0"/>
                 <w:caps w:val="0"/>
@@ -8835,7 +8729,7 @@
             </w:pPr>
             <w:r>
               <w:rPr>
-                <w:rFonts w:hint="default" w:ascii="Segoe UI" w:hAnsi="Segoe UI" w:eastAsia="Segoe UI" w:cs="Segoe UI"/>
+                <w:rFonts w:ascii="Segoe UI" w:eastAsia="Segoe UI" w:hAnsi="Segoe UI" w:cs="Segoe UI" w:hint="default"/>
                 <w:i w:val="0"/>
                 <w:iCs w:val="0"/>
                 <w:caps w:val="0"/>
@@ -8845,7 +8739,7 @@
                 <w:kern w:val="0"/>
                 <w:sz w:val="18"/>
                 <w:szCs w:val="18"/>
-                <w:lang w:val="en-US" w:eastAsia="zh-CN" w:bidi="ar"/>
+                <w:lang w:val="en-US" w:eastAsia="zh-CN"/>
               </w:rPr>
               <w:t>每月5日前</w:t>
             </w:r>
@@ -8872,7 +8766,7 @@
               <w:spacing w:line="300" w:lineRule="atLeast"/>
               <w:jc w:val="left"/>
               <w:rPr>
-                <w:rFonts w:hint="default" w:ascii="Segoe UI" w:hAnsi="Segoe UI" w:eastAsia="Segoe UI" w:cs="Segoe UI"/>
+                <w:rFonts w:ascii="Segoe UI" w:eastAsia="Segoe UI" w:hAnsi="Segoe UI" w:cs="Segoe UI" w:hint="default"/>
                 <w:i w:val="0"/>
                 <w:iCs w:val="0"/>
                 <w:caps w:val="0"/>
@@ -8884,7 +8778,7 @@
             </w:pPr>
             <w:r>
               <w:rPr>
-                <w:rFonts w:hint="default" w:ascii="Segoe UI" w:hAnsi="Segoe UI" w:eastAsia="Segoe UI" w:cs="Segoe UI"/>
+                <w:rFonts w:ascii="Segoe UI" w:eastAsia="Segoe UI" w:hAnsi="Segoe UI" w:cs="Segoe UI" w:hint="default"/>
                 <w:i w:val="0"/>
                 <w:iCs w:val="0"/>
                 <w:caps w:val="0"/>
@@ -8894,7 +8788,7 @@
                 <w:kern w:val="0"/>
                 <w:sz w:val="18"/>
                 <w:szCs w:val="18"/>
-                <w:lang w:val="en-US" w:eastAsia="zh-CN" w:bidi="ar"/>
+                <w:lang w:val="en-US" w:eastAsia="zh-CN"/>
               </w:rPr>
               <w:t>内容完整，数据真实反映上月服务情况（合同7.2条）</w:t>
             </w:r>
@@ -8921,7 +8815,7 @@
               <w:spacing w:line="300" w:lineRule="atLeast"/>
               <w:jc w:val="left"/>
               <w:rPr>
-                <w:rFonts w:hint="default" w:ascii="Segoe UI" w:hAnsi="Segoe UI" w:eastAsia="Segoe UI" w:cs="Segoe UI"/>
+                <w:rFonts w:ascii="Segoe UI" w:eastAsia="Segoe UI" w:hAnsi="Segoe UI" w:cs="Segoe UI" w:hint="default"/>
                 <w:i w:val="0"/>
                 <w:iCs w:val="0"/>
                 <w:caps w:val="0"/>
@@ -8933,7 +8827,7 @@
             </w:pPr>
             <w:r>
               <w:rPr>
-                <w:rFonts w:hint="default" w:ascii="Segoe UI" w:hAnsi="Segoe UI" w:eastAsia="Segoe UI" w:cs="Segoe UI"/>
+                <w:rFonts w:ascii="Segoe UI" w:eastAsia="Segoe UI" w:hAnsi="Segoe UI" w:cs="Segoe UI" w:hint="default"/>
                 <w:i w:val="0"/>
                 <w:iCs w:val="0"/>
                 <w:caps w:val="0"/>
@@ -8943,7 +8837,7 @@
                 <w:kern w:val="0"/>
                 <w:sz w:val="18"/>
                 <w:szCs w:val="18"/>
-                <w:lang w:val="en-US" w:eastAsia="zh-CN" w:bidi="ar"/>
+                <w:lang w:val="en-US" w:eastAsia="zh-CN"/>
               </w:rPr>
               <w:t>甲方（阅知确认）</w:t>
             </w:r>
@@ -8952,14 +8846,9 @@
       </w:tr>
       <w:tr>
         <w:tblPrEx>
-          <w:tblBorders>
-            <w:top w:val="single" w:color="auto" w:sz="4" w:space="0"/>
-            <w:left w:val="single" w:color="auto" w:sz="4" w:space="0"/>
-            <w:bottom w:val="single" w:color="auto" w:sz="4" w:space="0"/>
-            <w:right w:val="single" w:color="auto" w:sz="4" w:space="0"/>
-            <w:insideH w:val="single" w:color="auto" w:sz="4" w:space="0"/>
-            <w:insideV w:val="single" w:color="auto" w:sz="4" w:space="0"/>
-          </w:tblBorders>
+          <w:tblW w:w="0" w:type="auto"/>
+          <w:tblInd w:w="0" w:type="dxa"/>
+          <w:shd w:val="clear" w:color="auto" w:fill="auto"/>
           <w:tblCellMar>
             <w:top w:w="15" w:type="dxa"/>
             <w:left w:w="15" w:type="dxa"/>
@@ -8988,7 +8877,7 @@
               <w:spacing w:line="300" w:lineRule="atLeast"/>
               <w:jc w:val="left"/>
               <w:rPr>
-                <w:rFonts w:hint="default" w:ascii="Segoe UI" w:hAnsi="Segoe UI" w:eastAsia="Segoe UI" w:cs="Segoe UI"/>
+                <w:rFonts w:ascii="Segoe UI" w:eastAsia="Segoe UI" w:hAnsi="Segoe UI" w:cs="Segoe UI" w:hint="default"/>
                 <w:i w:val="0"/>
                 <w:iCs w:val="0"/>
                 <w:caps w:val="0"/>
@@ -9000,8 +8889,8 @@
             </w:pPr>
             <w:r>
               <w:rPr>
-                <w:rStyle w:val="23"/>
-                <w:rFonts w:hint="default" w:ascii="Segoe UI" w:hAnsi="Segoe UI" w:eastAsia="Segoe UI" w:cs="Segoe UI"/>
+                <w:rStyle w:val="Strong"/>
+                <w:rFonts w:ascii="Segoe UI" w:eastAsia="Segoe UI" w:hAnsi="Segoe UI" w:cs="Segoe UI" w:hint="default"/>
                 <w:b/>
                 <w:bCs/>
                 <w:i w:val="0"/>
@@ -9013,7 +8902,7 @@
                 <w:kern w:val="0"/>
                 <w:sz w:val="18"/>
                 <w:szCs w:val="18"/>
-                <w:lang w:val="en-US" w:eastAsia="zh-CN" w:bidi="ar"/>
+                <w:lang w:val="en-US" w:eastAsia="zh-CN"/>
               </w:rPr>
               <w:t>《项目总结报告》及完整知识库资产</w:t>
             </w:r>
@@ -9040,7 +8929,7 @@
               <w:spacing w:line="300" w:lineRule="atLeast"/>
               <w:jc w:val="left"/>
               <w:rPr>
-                <w:rFonts w:hint="default" w:ascii="Segoe UI" w:hAnsi="Segoe UI" w:eastAsia="Segoe UI" w:cs="Segoe UI"/>
+                <w:rFonts w:ascii="Segoe UI" w:eastAsia="Segoe UI" w:hAnsi="Segoe UI" w:cs="Segoe UI" w:hint="default"/>
                 <w:i w:val="0"/>
                 <w:iCs w:val="0"/>
                 <w:caps w:val="0"/>
@@ -9052,7 +8941,7 @@
             </w:pPr>
             <w:r>
               <w:rPr>
-                <w:rFonts w:hint="default" w:ascii="Segoe UI" w:hAnsi="Segoe UI" w:eastAsia="Segoe UI" w:cs="Segoe UI"/>
+                <w:rFonts w:ascii="Segoe UI" w:eastAsia="Segoe UI" w:hAnsi="Segoe UI" w:cs="Segoe UI" w:hint="default"/>
                 <w:i w:val="0"/>
                 <w:iCs w:val="0"/>
                 <w:caps w:val="0"/>
@@ -9062,7 +8951,7 @@
                 <w:kern w:val="0"/>
                 <w:sz w:val="18"/>
                 <w:szCs w:val="18"/>
-                <w:lang w:val="en-US" w:eastAsia="zh-CN" w:bidi="ar"/>
+                <w:lang w:val="en-US" w:eastAsia="zh-CN"/>
               </w:rPr>
               <w:t>服务期满后</w:t>
             </w:r>
@@ -9089,7 +8978,7 @@
               <w:spacing w:line="300" w:lineRule="atLeast"/>
               <w:jc w:val="left"/>
               <w:rPr>
-                <w:rFonts w:hint="default" w:ascii="Segoe UI" w:hAnsi="Segoe UI" w:eastAsia="Segoe UI" w:cs="Segoe UI"/>
+                <w:rFonts w:ascii="Segoe UI" w:eastAsia="Segoe UI" w:hAnsi="Segoe UI" w:cs="Segoe UI" w:hint="default"/>
                 <w:i w:val="0"/>
                 <w:iCs w:val="0"/>
                 <w:caps w:val="0"/>
@@ -9101,7 +8990,7 @@
             </w:pPr>
             <w:r>
               <w:rPr>
-                <w:rFonts w:hint="default" w:ascii="Segoe UI" w:hAnsi="Segoe UI" w:eastAsia="Segoe UI" w:cs="Segoe UI"/>
+                <w:rFonts w:ascii="Segoe UI" w:eastAsia="Segoe UI" w:hAnsi="Segoe UI" w:cs="Segoe UI" w:hint="default"/>
                 <w:i w:val="0"/>
                 <w:iCs w:val="0"/>
                 <w:caps w:val="0"/>
@@ -9111,7 +9000,7 @@
                 <w:kern w:val="0"/>
                 <w:sz w:val="18"/>
                 <w:szCs w:val="18"/>
-                <w:lang w:val="en-US" w:eastAsia="zh-CN" w:bidi="ar"/>
+                <w:lang w:val="en-US" w:eastAsia="zh-CN"/>
               </w:rPr>
               <w:t>报告全面总结项目成果，知识库资产完整可用（合同8.3条）</w:t>
             </w:r>
@@ -9138,7 +9027,7 @@
               <w:spacing w:line="300" w:lineRule="atLeast"/>
               <w:jc w:val="left"/>
               <w:rPr>
-                <w:rFonts w:hint="default" w:ascii="Segoe UI" w:hAnsi="Segoe UI" w:eastAsia="Segoe UI" w:cs="Segoe UI"/>
+                <w:rFonts w:ascii="Segoe UI" w:eastAsia="Segoe UI" w:hAnsi="Segoe UI" w:cs="Segoe UI" w:hint="default"/>
                 <w:i w:val="0"/>
                 <w:iCs w:val="0"/>
                 <w:caps w:val="0"/>
@@ -9150,7 +9039,7 @@
             </w:pPr>
             <w:r>
               <w:rPr>
-                <w:rFonts w:hint="default" w:ascii="Segoe UI" w:hAnsi="Segoe UI" w:eastAsia="Segoe UI" w:cs="Segoe UI"/>
+                <w:rFonts w:ascii="Segoe UI" w:eastAsia="Segoe UI" w:hAnsi="Segoe UI" w:cs="Segoe UI" w:hint="default"/>
                 <w:i w:val="0"/>
                 <w:iCs w:val="0"/>
                 <w:caps w:val="0"/>
@@ -9160,7 +9049,7 @@
                 <w:kern w:val="0"/>
                 <w:sz w:val="18"/>
                 <w:szCs w:val="18"/>
-                <w:lang w:val="en-US" w:eastAsia="zh-CN" w:bidi="ar"/>
+                <w:lang w:val="en-US" w:eastAsia="zh-CN"/>
               </w:rPr>
               <w:t>甲方（30个工作日内组织终验）</w:t>
             </w:r>
@@ -9169,14 +9058,9 @@
       </w:tr>
       <w:tr>
         <w:tblPrEx>
-          <w:tblBorders>
-            <w:top w:val="single" w:color="auto" w:sz="4" w:space="0"/>
-            <w:left w:val="single" w:color="auto" w:sz="4" w:space="0"/>
-            <w:bottom w:val="single" w:color="auto" w:sz="4" w:space="0"/>
-            <w:right w:val="single" w:color="auto" w:sz="4" w:space="0"/>
-            <w:insideH w:val="single" w:color="auto" w:sz="4" w:space="0"/>
-            <w:insideV w:val="single" w:color="auto" w:sz="4" w:space="0"/>
-          </w:tblBorders>
+          <w:tblW w:w="0" w:type="auto"/>
+          <w:tblInd w:w="0" w:type="dxa"/>
+          <w:shd w:val="clear" w:color="auto" w:fill="auto"/>
           <w:tblCellMar>
             <w:top w:w="15" w:type="dxa"/>
             <w:left w:w="15" w:type="dxa"/>
@@ -9205,7 +9089,7 @@
               <w:spacing w:line="300" w:lineRule="atLeast"/>
               <w:jc w:val="left"/>
               <w:rPr>
-                <w:rFonts w:hint="default" w:ascii="Segoe UI" w:hAnsi="Segoe UI" w:eastAsia="Segoe UI" w:cs="Segoe UI"/>
+                <w:rFonts w:ascii="Segoe UI" w:eastAsia="Segoe UI" w:hAnsi="Segoe UI" w:cs="Segoe UI" w:hint="default"/>
                 <w:i w:val="0"/>
                 <w:iCs w:val="0"/>
                 <w:caps w:val="0"/>
@@ -9217,8 +9101,8 @@
             </w:pPr>
             <w:r>
               <w:rPr>
-                <w:rStyle w:val="23"/>
-                <w:rFonts w:hint="default" w:ascii="Segoe UI" w:hAnsi="Segoe UI" w:eastAsia="Segoe UI" w:cs="Segoe UI"/>
+                <w:rStyle w:val="Strong"/>
+                <w:rFonts w:ascii="Segoe UI" w:eastAsia="Segoe UI" w:hAnsi="Segoe UI" w:cs="Segoe UI" w:hint="default"/>
                 <w:b/>
                 <w:bCs/>
                 <w:i w:val="0"/>
@@ -9230,7 +9114,7 @@
                 <w:kern w:val="0"/>
                 <w:sz w:val="18"/>
                 <w:szCs w:val="18"/>
-                <w:lang w:val="en-US" w:eastAsia="zh-CN" w:bidi="ar"/>
+                <w:lang w:val="en-US" w:eastAsia="zh-CN"/>
               </w:rPr>
               <w:t>日常服务（单次请求）</w:t>
             </w:r>
@@ -9257,7 +9141,7 @@
               <w:spacing w:line="300" w:lineRule="atLeast"/>
               <w:jc w:val="left"/>
               <w:rPr>
-                <w:rFonts w:hint="default" w:ascii="Segoe UI" w:hAnsi="Segoe UI" w:eastAsia="Segoe UI" w:cs="Segoe UI"/>
+                <w:rFonts w:ascii="Segoe UI" w:eastAsia="Segoe UI" w:hAnsi="Segoe UI" w:cs="Segoe UI" w:hint="default"/>
                 <w:i w:val="0"/>
                 <w:iCs w:val="0"/>
                 <w:caps w:val="0"/>
@@ -9269,7 +9153,7 @@
             </w:pPr>
             <w:r>
               <w:rPr>
-                <w:rFonts w:hint="default" w:ascii="Segoe UI" w:hAnsi="Segoe UI" w:eastAsia="Segoe UI" w:cs="Segoe UI"/>
+                <w:rFonts w:ascii="Segoe UI" w:eastAsia="Segoe UI" w:hAnsi="Segoe UI" w:cs="Segoe UI" w:hint="default"/>
                 <w:i w:val="0"/>
                 <w:iCs w:val="0"/>
                 <w:caps w:val="0"/>
@@ -9279,7 +9163,7 @@
                 <w:kern w:val="0"/>
                 <w:sz w:val="18"/>
                 <w:szCs w:val="18"/>
-                <w:lang w:val="en-US" w:eastAsia="zh-CN" w:bidi="ar"/>
+                <w:lang w:val="en-US" w:eastAsia="zh-CN"/>
               </w:rPr>
               <w:t>实时</w:t>
             </w:r>
@@ -9306,7 +9190,7 @@
               <w:spacing w:line="300" w:lineRule="atLeast"/>
               <w:jc w:val="left"/>
               <w:rPr>
-                <w:rFonts w:hint="default" w:ascii="Segoe UI" w:hAnsi="Segoe UI" w:eastAsia="Segoe UI" w:cs="Segoe UI"/>
+                <w:rFonts w:ascii="Segoe UI" w:eastAsia="Segoe UI" w:hAnsi="Segoe UI" w:cs="Segoe UI" w:hint="default"/>
                 <w:i w:val="0"/>
                 <w:iCs w:val="0"/>
                 <w:caps w:val="0"/>
@@ -9318,7 +9202,7 @@
             </w:pPr>
             <w:r>
               <w:rPr>
-                <w:rFonts w:hint="default" w:ascii="Segoe UI" w:hAnsi="Segoe UI" w:eastAsia="Segoe UI" w:cs="Segoe UI"/>
+                <w:rFonts w:ascii="Segoe UI" w:eastAsia="Segoe UI" w:hAnsi="Segoe UI" w:cs="Segoe UI" w:hint="default"/>
                 <w:i w:val="0"/>
                 <w:iCs w:val="0"/>
                 <w:caps w:val="0"/>
@@ -9328,7 +9212,7 @@
                 <w:kern w:val="0"/>
                 <w:sz w:val="18"/>
                 <w:szCs w:val="18"/>
-                <w:lang w:val="en-US" w:eastAsia="zh-CN" w:bidi="ar"/>
+                <w:lang w:val="en-US" w:eastAsia="zh-CN"/>
               </w:rPr>
               <w:t>问题解决，用户满意（合同8.1条）</w:t>
             </w:r>
@@ -9355,7 +9239,7 @@
               <w:spacing w:line="300" w:lineRule="atLeast"/>
               <w:jc w:val="left"/>
               <w:rPr>
-                <w:rFonts w:hint="default" w:ascii="Segoe UI" w:hAnsi="Segoe UI" w:eastAsia="Segoe UI" w:cs="Segoe UI"/>
+                <w:rFonts w:ascii="Segoe UI" w:eastAsia="Segoe UI" w:hAnsi="Segoe UI" w:cs="Segoe UI" w:hint="default"/>
                 <w:i w:val="0"/>
                 <w:iCs w:val="0"/>
                 <w:caps w:val="0"/>
@@ -9367,7 +9251,7 @@
             </w:pPr>
             <w:r>
               <w:rPr>
-                <w:rFonts w:hint="default" w:ascii="Segoe UI" w:hAnsi="Segoe UI" w:eastAsia="Segoe UI" w:cs="Segoe UI"/>
+                <w:rFonts w:ascii="Segoe UI" w:eastAsia="Segoe UI" w:hAnsi="Segoe UI" w:cs="Segoe UI" w:hint="default"/>
                 <w:i w:val="0"/>
                 <w:iCs w:val="0"/>
                 <w:caps w:val="0"/>
@@ -9377,7 +9261,7 @@
                 <w:kern w:val="0"/>
                 <w:sz w:val="18"/>
                 <w:szCs w:val="18"/>
-                <w:lang w:val="en-US" w:eastAsia="zh-CN" w:bidi="ar"/>
+                <w:lang w:val="en-US" w:eastAsia="zh-CN"/>
               </w:rPr>
               <w:t>甲方终端用户</w:t>
             </w:r>
@@ -9387,7 +9271,7 @@
     </w:tbl>
     <w:p>
       <w:pPr>
-        <w:pStyle w:val="28"/>
+        <w:pStyle w:val="1"/>
         <w:bidi w:val="0"/>
         <w:rPr>
           <w:rFonts w:hint="default"/>
@@ -9406,7 +9290,7 @@
     </w:p>
     <w:p>
       <w:pPr>
-        <w:pStyle w:val="29"/>
+        <w:pStyle w:val="a1"/>
         <w:bidi w:val="0"/>
         <w:rPr>
           <w:rFonts w:hint="default"/>
@@ -9423,7 +9307,7 @@
     </w:p>
     <w:p>
       <w:pPr>
-        <w:pStyle w:val="29"/>
+        <w:pStyle w:val="a1"/>
         <w:bidi w:val="0"/>
         <w:rPr>
           <w:rFonts w:hint="default"/>
@@ -9442,7 +9326,7 @@
     </w:p>
     <w:p>
       <w:pPr>
-        <w:pStyle w:val="29"/>
+        <w:pStyle w:val="a1"/>
         <w:bidi w:val="0"/>
         <w:rPr>
           <w:rFonts w:hint="default"/>
@@ -9459,7 +9343,7 @@
     </w:p>
     <w:p>
       <w:pPr>
-        <w:pStyle w:val="29"/>
+        <w:pStyle w:val="a1"/>
         <w:bidi w:val="0"/>
         <w:rPr>
           <w:rFonts w:hint="default"/>
@@ -9476,7 +9360,7 @@
     </w:p>
     <w:p>
       <w:pPr>
-        <w:pStyle w:val="29"/>
+        <w:pStyle w:val="a1"/>
         <w:bidi w:val="0"/>
         <w:rPr>
           <w:rFonts w:hint="default"/>
@@ -9492,73 +9376,23 @@
       </w:r>
     </w:p>
     <w:sectPr>
-      <w:headerReference r:id="rId5" w:type="default"/>
+      <w:headerReference w:type="default" r:id="rId7"/>
       <w:pgSz w:w="11906" w:h="16838"/>
       <w:pgMar w:top="1417" w:right="1800" w:bottom="1440" w:left="1800" w:header="1140" w:footer="992" w:gutter="0"/>
-      <w:cols w:space="425" w:num="1"/>
+      <w:cols w:num="1" w:space="425"/>
       <w:docGrid w:type="lines" w:linePitch="312" w:charSpace="0"/>
     </w:sectPr>
   </w:body>
 </w:document>
 </file>
 
-<file path=word/endnotes.xml><?xml version="1.0" encoding="utf-8"?>
-<w:endnotes xmlns:wpc="http://schemas.microsoft.com/office/word/2010/wordprocessingCanvas" xmlns:mc="http://schemas.openxmlformats.org/markup-compatibility/2006" xmlns:o="urn:schemas-microsoft-com:office:office" xmlns:r="http://schemas.openxmlformats.org/officeDocument/2006/relationships" xmlns:m="http://schemas.openxmlformats.org/officeDocument/2006/math" xmlns:v="urn:schemas-microsoft-com:vml" xmlns:wp14="http://schemas.microsoft.com/office/word/2010/wordprocessingDrawing" xmlns:wp="http://schemas.openxmlformats.org/drawingml/2006/wordprocessingDrawing" xmlns:w="http://schemas.openxmlformats.org/wordprocessingml/2006/main" xmlns:w14="http://schemas.microsoft.com/office/word/2010/wordml" xmlns:w15="http://schemas.microsoft.com/office/word/2012/wordml" xmlns:w10="urn:schemas-microsoft-com:office:word" xmlns:wpg="http://schemas.microsoft.com/office/word/2010/wordprocessingGroup" xmlns:wpi="http://schemas.microsoft.com/office/word/2010/wordprocessingInk" xmlns:wne="http://schemas.microsoft.com/office/word/2006/wordml" xmlns:wps="http://schemas.microsoft.com/office/word/2010/wordprocessingShape" xmlns:wpsCustomData="http://www.wps.cn/officeDocument/2013/wpsCustomData" mc:Ignorable="w14 w15 wp14">
-  <w:endnote w:type="separator" w:id="0">
-    <w:p>
-      <w:pPr>
-        <w:spacing w:line="240" w:lineRule="auto"/>
-      </w:pPr>
-      <w:r>
-        <w:separator/>
-      </w:r>
-    </w:p>
-  </w:endnote>
-  <w:endnote w:type="continuationSeparator" w:id="1">
-    <w:p>
-      <w:pPr>
-        <w:spacing w:line="240" w:lineRule="auto"/>
-      </w:pPr>
-      <w:r>
-        <w:continuationSeparator/>
-      </w:r>
-    </w:p>
-  </w:endnote>
-</w:endnotes>
-</file>
-
-<file path=word/footnotes.xml><?xml version="1.0" encoding="utf-8"?>
-<w:footnotes xmlns:wpc="http://schemas.microsoft.com/office/word/2010/wordprocessingCanvas" xmlns:mc="http://schemas.openxmlformats.org/markup-compatibility/2006" xmlns:o="urn:schemas-microsoft-com:office:office" xmlns:r="http://schemas.openxmlformats.org/officeDocument/2006/relationships" xmlns:m="http://schemas.openxmlformats.org/officeDocument/2006/math" xmlns:v="urn:schemas-microsoft-com:vml" xmlns:wp14="http://schemas.microsoft.com/office/word/2010/wordprocessingDrawing" xmlns:wp="http://schemas.openxmlformats.org/drawingml/2006/wordprocessingDrawing" xmlns:w="http://schemas.openxmlformats.org/wordprocessingml/2006/main" xmlns:w14="http://schemas.microsoft.com/office/word/2010/wordml" xmlns:w15="http://schemas.microsoft.com/office/word/2012/wordml" xmlns:w10="urn:schemas-microsoft-com:office:word" xmlns:wpg="http://schemas.microsoft.com/office/word/2010/wordprocessingGroup" xmlns:wpi="http://schemas.microsoft.com/office/word/2010/wordprocessingInk" xmlns:wne="http://schemas.microsoft.com/office/word/2006/wordml" xmlns:wps="http://schemas.microsoft.com/office/word/2010/wordprocessingShape" xmlns:wpsCustomData="http://www.wps.cn/officeDocument/2013/wpsCustomData" mc:Ignorable="w14 w15 wp14">
-  <w:footnote w:type="separator" w:id="0">
-    <w:p>
-      <w:pPr>
-        <w:spacing w:line="360" w:lineRule="auto"/>
-      </w:pPr>
-      <w:r>
-        <w:separator/>
-      </w:r>
-    </w:p>
-  </w:footnote>
-  <w:footnote w:type="continuationSeparator" w:id="1">
-    <w:p>
-      <w:pPr>
-        <w:spacing w:line="360" w:lineRule="auto"/>
-      </w:pPr>
-      <w:r>
-        <w:continuationSeparator/>
-      </w:r>
-    </w:p>
-  </w:footnote>
-</w:footnotes>
-</file>
-
 <file path=word/header1.xml><?xml version="1.0" encoding="utf-8"?>
-<w:hdr xmlns:wpc="http://schemas.microsoft.com/office/word/2010/wordprocessingCanvas" xmlns:mc="http://schemas.openxmlformats.org/markup-compatibility/2006" xmlns:o="urn:schemas-microsoft-com:office:office" xmlns:r="http://schemas.openxmlformats.org/officeDocument/2006/relationships" xmlns:m="http://schemas.openxmlformats.org/officeDocument/2006/math" xmlns:v="urn:schemas-microsoft-com:vml" xmlns:wp14="http://schemas.microsoft.com/office/word/2010/wordprocessingDrawing" xmlns:wp="http://schemas.openxmlformats.org/drawingml/2006/wordprocessingDrawing" xmlns:w10="urn:schemas-microsoft-com:office:word" xmlns:w="http://schemas.openxmlformats.org/wordprocessingml/2006/main" xmlns:w14="http://schemas.microsoft.com/office/word/2010/wordml" xmlns:w15="http://schemas.microsoft.com/office/word/2012/wordml" xmlns:wpg="http://schemas.microsoft.com/office/word/2010/wordprocessingGroup" xmlns:wpi="http://schemas.microsoft.com/office/word/2010/wordprocessingInk" xmlns:wne="http://schemas.microsoft.com/office/word/2006/wordml" xmlns:wps="http://schemas.microsoft.com/office/word/2010/wordprocessingShape" xmlns:wpsCustomData="http://www.wps.cn/officeDocument/2013/wpsCustomData" mc:Ignorable="w14 w15 wp14">
+<w:hdr xmlns:wpc="http://schemas.microsoft.com/office/word/2010/wordprocessingCanvas" xmlns:mc="http://schemas.openxmlformats.org/markup-compatibility/2006" xmlns:o="urn:schemas-microsoft-com:office:office" xmlns:r="http://schemas.openxmlformats.org/officeDocument/2006/relationships" xmlns:m="http://schemas.openxmlformats.org/officeDocument/2006/math" xmlns:v="urn:schemas-microsoft-com:vml" xmlns:wp14="http://schemas.microsoft.com/office/word/2010/wordprocessingDrawing" xmlns:wp="http://schemas.openxmlformats.org/drawingml/2006/wordprocessingDrawing" xmlns:w10="urn:schemas-microsoft-com:office:word" xmlns:w="http://schemas.openxmlformats.org/wordprocessingml/2006/main" xmlns:w14="http://schemas.microsoft.com/office/word/2010/wordml" xmlns:w15="http://schemas.microsoft.com/office/word/2012/wordml" xmlns:wne="http://schemas.microsoft.com/office/word/2006/wordml" xmlns:wpg="http://schemas.microsoft.com/office/word/2010/wordprocessingGroup" xmlns:wpi="http://schemas.microsoft.com/office/word/2010/wordprocessingInk" xmlns:wps="http://schemas.microsoft.com/office/word/2010/wordprocessingShape" mc:Ignorable="w14 w15 wp14">
   <w:p>
     <w:pPr>
-      <w:pStyle w:val="15"/>
+      <w:pStyle w:val="Header"/>
       <w:pBdr>
-        <w:bottom w:val="single" w:color="auto" w:sz="4" w:space="1"/>
+        <w:bottom w:val="single" w:sz="4" w:space="1" w:color="auto"/>
       </w:pBdr>
       <w:tabs>
         <w:tab w:val="left" w:pos="335"/>
@@ -9566,27 +9400,27 @@
       </w:tabs>
       <w:jc w:val="right"/>
       <w:rPr>
-        <w:rFonts w:hint="eastAsia" w:eastAsiaTheme="minorEastAsia"/>
+        <w:rFonts w:eastAsiaTheme="minorEastAsia" w:hint="eastAsia"/>
         <w:lang w:eastAsia="zh-CN"/>
       </w:rPr>
     </w:pPr>
     <w:r>
       <w:rPr>
-        <w:rFonts w:hint="eastAsia" w:eastAsiaTheme="minorEastAsia"/>
+        <w:rFonts w:eastAsiaTheme="minorEastAsia" w:hint="eastAsia"/>
         <w:lang w:val="en-US" w:eastAsia="zh-CN"/>
       </w:rPr>
       <w:tab/>
     </w:r>
     <w:r>
       <w:rPr>
-        <w:rFonts w:hint="eastAsia" w:eastAsiaTheme="minorEastAsia"/>
+        <w:rFonts w:eastAsiaTheme="minorEastAsia" w:hint="eastAsia"/>
         <w:lang w:val="en-US" w:eastAsia="zh-CN"/>
       </w:rPr>
       <w:tab/>
     </w:r>
     <w:r>
       <w:rPr>
-        <w:rFonts w:hint="eastAsia" w:eastAsiaTheme="minorEastAsia"/>
+        <w:rFonts w:eastAsiaTheme="minorEastAsia" w:hint="eastAsia"/>
         <w:lang w:val="en-US" w:eastAsia="zh-CN"/>
       </w:rPr>
       <w:t>江西通信产业服务有限公司</w:t>
@@ -9596,15 +9430,15 @@
 </file>
 
 <file path=word/numbering.xml><?xml version="1.0" encoding="utf-8"?>
-<w:numbering xmlns:wpc="http://schemas.microsoft.com/office/word/2010/wordprocessingCanvas" xmlns:mc="http://schemas.openxmlformats.org/markup-compatibility/2006" xmlns:o="urn:schemas-microsoft-com:office:office" xmlns:r="http://schemas.openxmlformats.org/officeDocument/2006/relationships" xmlns:m="http://schemas.openxmlformats.org/officeDocument/2006/math" xmlns:v="urn:schemas-microsoft-com:vml" xmlns:wp14="http://schemas.microsoft.com/office/word/2010/wordprocessingDrawing" xmlns:wp="http://schemas.openxmlformats.org/drawingml/2006/wordprocessingDrawing" xmlns:w10="urn:schemas-microsoft-com:office:word" xmlns:w="http://schemas.openxmlformats.org/wordprocessingml/2006/main" xmlns:w14="http://schemas.microsoft.com/office/word/2010/wordml" xmlns:wpg="http://schemas.microsoft.com/office/word/2010/wordprocessingGroup" xmlns:wpi="http://schemas.microsoft.com/office/word/2010/wordprocessingInk" xmlns:wne="http://schemas.microsoft.com/office/word/2006/wordml" xmlns:wps="http://schemas.microsoft.com/office/word/2010/wordprocessingShape" xmlns:wpsCustomData="http://www.wps.cn/officeDocument/2013/wpsCustomData" mc:Ignorable="w14 wp14">
+<w:numbering xmlns:wpc="http://schemas.microsoft.com/office/word/2010/wordprocessingCanvas" xmlns:mc="http://schemas.openxmlformats.org/markup-compatibility/2006" xmlns:o="urn:schemas-microsoft-com:office:office" xmlns:r="http://schemas.openxmlformats.org/officeDocument/2006/relationships" xmlns:m="http://schemas.openxmlformats.org/officeDocument/2006/math" xmlns:v="urn:schemas-microsoft-com:vml" xmlns:wp14="http://schemas.microsoft.com/office/word/2010/wordprocessingDrawing" xmlns:wp="http://schemas.openxmlformats.org/drawingml/2006/wordprocessingDrawing" xmlns:w10="urn:schemas-microsoft-com:office:word" xmlns:w="http://schemas.openxmlformats.org/wordprocessingml/2006/main" xmlns:w14="http://schemas.microsoft.com/office/word/2010/wordml" xmlns:w15="http://schemas.microsoft.com/office/word/2012/wordml" xmlns:wne="http://schemas.microsoft.com/office/word/2006/wordml" xmlns:wpg="http://schemas.microsoft.com/office/word/2010/wordprocessingGroup" xmlns:wpi="http://schemas.microsoft.com/office/word/2010/wordprocessingInk" xmlns:wps="http://schemas.microsoft.com/office/word/2010/wordprocessingShape" mc:Ignorable="w14 w15 wp14">
   <w:abstractNum w:abstractNumId="0">
     <w:nsid w:val="8E964DCE"/>
     <w:multiLevelType w:val="multilevel"/>
     <w:tmpl w:val="8E964DCE"/>
-    <w:lvl w:ilvl="0" w:tentative="0">
+    <w:lvl w:ilvl="0">
       <w:start w:val="1"/>
       <w:numFmt w:val="decimal"/>
-      <w:pStyle w:val="2"/>
+      <w:pStyle w:val="Heading1"/>
       <w:lvlText w:val="%1."/>
       <w:lvlJc w:val="left"/>
       <w:pPr>
@@ -9614,10 +9448,10 @@
         <w:rFonts w:hint="default"/>
       </w:rPr>
     </w:lvl>
-    <w:lvl w:ilvl="1" w:tentative="0">
+    <w:lvl w:ilvl="1">
       <w:start w:val="1"/>
       <w:numFmt w:val="decimal"/>
-      <w:pStyle w:val="3"/>
+      <w:pStyle w:val="Heading2"/>
       <w:lvlText w:val="%1.%2."/>
       <w:lvlJc w:val="left"/>
       <w:pPr>
@@ -9627,10 +9461,10 @@
         <w:rFonts w:hint="default"/>
       </w:rPr>
     </w:lvl>
-    <w:lvl w:ilvl="2" w:tentative="0">
+    <w:lvl w:ilvl="2">
       <w:start w:val="1"/>
       <w:numFmt w:val="decimal"/>
-      <w:pStyle w:val="4"/>
+      <w:pStyle w:val="Heading3"/>
       <w:lvlText w:val="%1.%2.%3."/>
       <w:lvlJc w:val="left"/>
       <w:pPr>
@@ -9640,10 +9474,10 @@
         <w:rFonts w:hint="default"/>
       </w:rPr>
     </w:lvl>
-    <w:lvl w:ilvl="3" w:tentative="0">
+    <w:lvl w:ilvl="3">
       <w:start w:val="1"/>
       <w:numFmt w:val="decimal"/>
-      <w:pStyle w:val="5"/>
+      <w:pStyle w:val="Heading4"/>
       <w:lvlText w:val="%1.%2.%3.%4."/>
       <w:lvlJc w:val="left"/>
       <w:pPr>
@@ -9653,10 +9487,10 @@
         <w:rFonts w:hint="default"/>
       </w:rPr>
     </w:lvl>
-    <w:lvl w:ilvl="4" w:tentative="0">
+    <w:lvl w:ilvl="4">
       <w:start w:val="1"/>
       <w:numFmt w:val="decimal"/>
-      <w:pStyle w:val="6"/>
+      <w:pStyle w:val="Heading5"/>
       <w:lvlText w:val="%1.%2.%3.%4.%5."/>
       <w:lvlJc w:val="left"/>
       <w:pPr>
@@ -9666,10 +9500,10 @@
         <w:rFonts w:hint="default"/>
       </w:rPr>
     </w:lvl>
-    <w:lvl w:ilvl="5" w:tentative="0">
+    <w:lvl w:ilvl="5">
       <w:start w:val="1"/>
       <w:numFmt w:val="decimal"/>
-      <w:pStyle w:val="7"/>
+      <w:pStyle w:val="Heading6"/>
       <w:lvlText w:val="%1.%2.%3.%4.%5.%6."/>
       <w:lvlJc w:val="left"/>
       <w:pPr>
@@ -9679,10 +9513,10 @@
         <w:rFonts w:hint="default"/>
       </w:rPr>
     </w:lvl>
-    <w:lvl w:ilvl="6" w:tentative="0">
+    <w:lvl w:ilvl="6">
       <w:start w:val="1"/>
       <w:numFmt w:val="decimal"/>
-      <w:pStyle w:val="8"/>
+      <w:pStyle w:val="Heading7"/>
       <w:lvlText w:val="%1.%2.%3.%4.%5.%6.%7."/>
       <w:lvlJc w:val="left"/>
       <w:pPr>
@@ -9692,10 +9526,10 @@
         <w:rFonts w:hint="default"/>
       </w:rPr>
     </w:lvl>
-    <w:lvl w:ilvl="7" w:tentative="0">
+    <w:lvl w:ilvl="7">
       <w:start w:val="1"/>
       <w:numFmt w:val="decimal"/>
-      <w:pStyle w:val="9"/>
+      <w:pStyle w:val="Heading8"/>
       <w:lvlText w:val="%1.%2.%3.%4.%5.%6.%7.%8."/>
       <w:lvlJc w:val="left"/>
       <w:pPr>
@@ -9705,10 +9539,10 @@
         <w:rFonts w:hint="default"/>
       </w:rPr>
     </w:lvl>
-    <w:lvl w:ilvl="8" w:tentative="0">
+    <w:lvl w:ilvl="8">
       <w:start w:val="1"/>
       <w:numFmt w:val="decimal"/>
-      <w:pStyle w:val="10"/>
+      <w:pStyle w:val="Heading9"/>
       <w:lvlText w:val="%1.%2.%3.%4.%5.%6.%7.%8.%9."/>
       <w:lvlJc w:val="left"/>
       <w:pPr>
@@ -9726,269 +9560,267 @@
 </file>
 
 <file path=word/styles.xml><?xml version="1.0" encoding="utf-8"?>
-<w:styles xmlns:mc="http://schemas.openxmlformats.org/markup-compatibility/2006" xmlns:o="urn:schemas-microsoft-com:office:office" xmlns:r="http://schemas.openxmlformats.org/officeDocument/2006/relationships" xmlns:m="http://schemas.openxmlformats.org/officeDocument/2006/math" xmlns:v="urn:schemas-microsoft-com:vml" xmlns:w="http://schemas.openxmlformats.org/wordprocessingml/2006/main" xmlns:w14="http://schemas.microsoft.com/office/word/2010/wordml" xmlns:w10="urn:schemas-microsoft-com:office:word" xmlns:sl="http://schemas.openxmlformats.org/schemaLibrary/2006/main" xmlns:wpsCustomData="http://www.wps.cn/officeDocument/2013/wpsCustomData" mc:Ignorable="w14">
+<w:styles xmlns:mc="http://schemas.openxmlformats.org/markup-compatibility/2006" xmlns:r="http://schemas.openxmlformats.org/officeDocument/2006/relationships" xmlns:w="http://schemas.openxmlformats.org/wordprocessingml/2006/main" xmlns:w14="http://schemas.microsoft.com/office/word/2010/wordml" xmlns:w15="http://schemas.microsoft.com/office/word/2012/wordml" mc:Ignorable="w14 w15">
   <w:docDefaults>
     <w:rPrDefault>
       <w:rPr>
-        <w:rFonts w:ascii="Times New Roman" w:hAnsi="Times New Roman" w:eastAsia="宋体" w:cs="Times New Roman"/>
+        <w:rFonts w:ascii="Times New Roman" w:eastAsia="宋体" w:hAnsi="Times New Roman" w:cs="Times New Roman"/>
       </w:rPr>
     </w:rPrDefault>
     <w:pPrDefault/>
   </w:docDefaults>
-  <w:latentStyles w:count="260" w:defQFormat="0" w:defUnhideWhenUsed="1" w:defSemiHidden="1" w:defUIPriority="99" w:defLockedState="0">
-    <w:lsdException w:qFormat="1" w:unhideWhenUsed="0" w:uiPriority="0" w:semiHidden="0" w:name="Normal"/>
-    <w:lsdException w:qFormat="1" w:unhideWhenUsed="0" w:uiPriority="0" w:semiHidden="0" w:name="heading 1"/>
-    <w:lsdException w:qFormat="1" w:uiPriority="0" w:semiHidden="0" w:name="heading 2"/>
-    <w:lsdException w:qFormat="1" w:uiPriority="0" w:name="heading 3"/>
-    <w:lsdException w:qFormat="1" w:uiPriority="0" w:semiHidden="0" w:name="heading 4"/>
-    <w:lsdException w:qFormat="1" w:uiPriority="0" w:name="heading 5"/>
-    <w:lsdException w:qFormat="1" w:uiPriority="0" w:name="heading 6"/>
-    <w:lsdException w:qFormat="1" w:uiPriority="0" w:name="heading 7"/>
-    <w:lsdException w:qFormat="1" w:uiPriority="0" w:name="heading 8"/>
-    <w:lsdException w:qFormat="1" w:uiPriority="0" w:name="heading 9"/>
-    <w:lsdException w:unhideWhenUsed="0" w:uiPriority="0" w:semiHidden="0" w:name="index 1"/>
-    <w:lsdException w:unhideWhenUsed="0" w:uiPriority="0" w:semiHidden="0" w:name="index 2"/>
-    <w:lsdException w:unhideWhenUsed="0" w:uiPriority="0" w:semiHidden="0" w:name="index 3"/>
-    <w:lsdException w:unhideWhenUsed="0" w:uiPriority="0" w:semiHidden="0" w:name="index 4"/>
-    <w:lsdException w:unhideWhenUsed="0" w:uiPriority="0" w:semiHidden="0" w:name="index 5"/>
-    <w:lsdException w:unhideWhenUsed="0" w:uiPriority="0" w:semiHidden="0" w:name="index 6"/>
-    <w:lsdException w:unhideWhenUsed="0" w:uiPriority="0" w:semiHidden="0" w:name="index 7"/>
-    <w:lsdException w:unhideWhenUsed="0" w:uiPriority="0" w:semiHidden="0" w:name="index 8"/>
-    <w:lsdException w:unhideWhenUsed="0" w:uiPriority="0" w:semiHidden="0" w:name="index 9"/>
-    <w:lsdException w:qFormat="1" w:unhideWhenUsed="0" w:uiPriority="0" w:semiHidden="0" w:name="toc 1"/>
-    <w:lsdException w:qFormat="1" w:unhideWhenUsed="0" w:uiPriority="0" w:semiHidden="0" w:name="toc 2"/>
-    <w:lsdException w:qFormat="1" w:unhideWhenUsed="0" w:uiPriority="0" w:semiHidden="0" w:name="toc 3"/>
-    <w:lsdException w:unhideWhenUsed="0" w:uiPriority="0" w:semiHidden="0" w:name="toc 4"/>
-    <w:lsdException w:unhideWhenUsed="0" w:uiPriority="0" w:semiHidden="0" w:name="toc 5"/>
-    <w:lsdException w:unhideWhenUsed="0" w:uiPriority="0" w:semiHidden="0" w:name="toc 6"/>
-    <w:lsdException w:unhideWhenUsed="0" w:uiPriority="0" w:semiHidden="0" w:name="toc 7"/>
-    <w:lsdException w:unhideWhenUsed="0" w:uiPriority="0" w:semiHidden="0" w:name="toc 8"/>
-    <w:lsdException w:unhideWhenUsed="0" w:uiPriority="0" w:semiHidden="0" w:name="toc 9"/>
-    <w:lsdException w:unhideWhenUsed="0" w:uiPriority="0" w:semiHidden="0" w:name="Normal Indent"/>
-    <w:lsdException w:unhideWhenUsed="0" w:uiPriority="0" w:semiHidden="0" w:name="footnote text"/>
-    <w:lsdException w:qFormat="1" w:unhideWhenUsed="0" w:uiPriority="0" w:semiHidden="0" w:name="annotation text"/>
-    <w:lsdException w:qFormat="1" w:unhideWhenUsed="0" w:uiPriority="0" w:semiHidden="0" w:name="header"/>
-    <w:lsdException w:qFormat="1" w:unhideWhenUsed="0" w:uiPriority="0" w:semiHidden="0" w:name="footer"/>
-    <w:lsdException w:unhideWhenUsed="0" w:uiPriority="0" w:semiHidden="0" w:name="index heading"/>
-    <w:lsdException w:qFormat="1" w:uiPriority="0" w:name="caption"/>
-    <w:lsdException w:unhideWhenUsed="0" w:uiPriority="0" w:semiHidden="0" w:name="table of figures"/>
-    <w:lsdException w:unhideWhenUsed="0" w:uiPriority="0" w:semiHidden="0" w:name="envelope address"/>
-    <w:lsdException w:unhideWhenUsed="0" w:uiPriority="0" w:semiHidden="0" w:name="envelope return"/>
-    <w:lsdException w:unhideWhenUsed="0" w:uiPriority="0" w:semiHidden="0" w:name="footnote reference"/>
-    <w:lsdException w:unhideWhenUsed="0" w:uiPriority="0" w:semiHidden="0" w:name="annotation reference"/>
-    <w:lsdException w:unhideWhenUsed="0" w:uiPriority="0" w:semiHidden="0" w:name="line number"/>
-    <w:lsdException w:unhideWhenUsed="0" w:uiPriority="0" w:semiHidden="0" w:name="page number"/>
-    <w:lsdException w:unhideWhenUsed="0" w:uiPriority="0" w:semiHidden="0" w:name="endnote reference"/>
-    <w:lsdException w:unhideWhenUsed="0" w:uiPriority="0" w:semiHidden="0" w:name="endnote text"/>
-    <w:lsdException w:unhideWhenUsed="0" w:uiPriority="0" w:semiHidden="0" w:name="table of authorities"/>
-    <w:lsdException w:unhideWhenUsed="0" w:uiPriority="0" w:semiHidden="0" w:name="macro"/>
-    <w:lsdException w:unhideWhenUsed="0" w:uiPriority="0" w:semiHidden="0" w:name="toa heading"/>
-    <w:lsdException w:unhideWhenUsed="0" w:uiPriority="0" w:semiHidden="0" w:name="List"/>
-    <w:lsdException w:unhideWhenUsed="0" w:uiPriority="0" w:semiHidden="0" w:name="List Bullet"/>
-    <w:lsdException w:unhideWhenUsed="0" w:uiPriority="0" w:semiHidden="0" w:name="List Number"/>
-    <w:lsdException w:unhideWhenUsed="0" w:uiPriority="0" w:semiHidden="0" w:name="List 2"/>
-    <w:lsdException w:unhideWhenUsed="0" w:uiPriority="0" w:semiHidden="0" w:name="List 3"/>
-    <w:lsdException w:unhideWhenUsed="0" w:uiPriority="0" w:semiHidden="0" w:name="List 4"/>
-    <w:lsdException w:unhideWhenUsed="0" w:uiPriority="0" w:semiHidden="0" w:name="List 5"/>
-    <w:lsdException w:unhideWhenUsed="0" w:uiPriority="0" w:semiHidden="0" w:name="List Bullet 2"/>
-    <w:lsdException w:unhideWhenUsed="0" w:uiPriority="0" w:semiHidden="0" w:name="List Bullet 3"/>
-    <w:lsdException w:unhideWhenUsed="0" w:uiPriority="0" w:semiHidden="0" w:name="List Bullet 4"/>
-    <w:lsdException w:unhideWhenUsed="0" w:uiPriority="0" w:semiHidden="0" w:name="List Bullet 5"/>
-    <w:lsdException w:unhideWhenUsed="0" w:uiPriority="0" w:semiHidden="0" w:name="List Number 2"/>
-    <w:lsdException w:unhideWhenUsed="0" w:uiPriority="0" w:semiHidden="0" w:name="List Number 3"/>
-    <w:lsdException w:unhideWhenUsed="0" w:uiPriority="0" w:semiHidden="0" w:name="List Number 4"/>
-    <w:lsdException w:unhideWhenUsed="0" w:uiPriority="0" w:semiHidden="0" w:name="List Number 5"/>
-    <w:lsdException w:qFormat="1" w:unhideWhenUsed="0" w:uiPriority="0" w:semiHidden="0" w:name="Title"/>
-    <w:lsdException w:unhideWhenUsed="0" w:uiPriority="0" w:semiHidden="0" w:name="Closing"/>
-    <w:lsdException w:unhideWhenUsed="0" w:uiPriority="0" w:semiHidden="0" w:name="Signature"/>
-    <w:lsdException w:qFormat="1" w:unhideWhenUsed="0" w:uiPriority="0" w:name="Default Paragraph Font"/>
-    <w:lsdException w:qFormat="1" w:unhideWhenUsed="0" w:uiPriority="0" w:name="Body Text"/>
-    <w:lsdException w:unhideWhenUsed="0" w:uiPriority="0" w:semiHidden="0" w:name="Body Text Indent"/>
-    <w:lsdException w:unhideWhenUsed="0" w:uiPriority="0" w:semiHidden="0" w:name="List Continue"/>
-    <w:lsdException w:unhideWhenUsed="0" w:uiPriority="0" w:semiHidden="0" w:name="List Continue 2"/>
-    <w:lsdException w:unhideWhenUsed="0" w:uiPriority="0" w:semiHidden="0" w:name="List Continue 3"/>
-    <w:lsdException w:unhideWhenUsed="0" w:uiPriority="0" w:semiHidden="0" w:name="List Continue 4"/>
-    <w:lsdException w:unhideWhenUsed="0" w:uiPriority="0" w:semiHidden="0" w:name="List Continue 5"/>
-    <w:lsdException w:unhideWhenUsed="0" w:uiPriority="0" w:semiHidden="0" w:name="Message Header"/>
-    <w:lsdException w:qFormat="1" w:unhideWhenUsed="0" w:uiPriority="0" w:semiHidden="0" w:name="Subtitle"/>
-    <w:lsdException w:unhideWhenUsed="0" w:uiPriority="0" w:semiHidden="0" w:name="Salutation"/>
-    <w:lsdException w:unhideWhenUsed="0" w:uiPriority="0" w:semiHidden="0" w:name="Date"/>
-    <w:lsdException w:unhideWhenUsed="0" w:uiPriority="0" w:semiHidden="0" w:name="Body Text First Indent"/>
-    <w:lsdException w:unhideWhenUsed="0" w:uiPriority="0" w:semiHidden="0" w:name="Body Text First Indent 2"/>
-    <w:lsdException w:uiPriority="99" w:name="Note Heading"/>
-    <w:lsdException w:unhideWhenUsed="0" w:uiPriority="0" w:semiHidden="0" w:name="Body Text 2"/>
-    <w:lsdException w:unhideWhenUsed="0" w:uiPriority="0" w:semiHidden="0" w:name="Body Text 3"/>
-    <w:lsdException w:unhideWhenUsed="0" w:uiPriority="0" w:semiHidden="0" w:name="Body Text Indent 2"/>
-    <w:lsdException w:unhideWhenUsed="0" w:uiPriority="0" w:semiHidden="0" w:name="Body Text Indent 3"/>
-    <w:lsdException w:unhideWhenUsed="0" w:uiPriority="0" w:semiHidden="0" w:name="Block Text"/>
-    <w:lsdException w:unhideWhenUsed="0" w:uiPriority="0" w:semiHidden="0" w:name="Hyperlink"/>
-    <w:lsdException w:unhideWhenUsed="0" w:uiPriority="0" w:semiHidden="0" w:name="FollowedHyperlink"/>
-    <w:lsdException w:qFormat="1" w:unhideWhenUsed="0" w:uiPriority="0" w:semiHidden="0" w:name="Strong"/>
-    <w:lsdException w:qFormat="1" w:unhideWhenUsed="0" w:uiPriority="0" w:semiHidden="0" w:name="Emphasis"/>
-    <w:lsdException w:unhideWhenUsed="0" w:uiPriority="0" w:semiHidden="0" w:name="Document Map"/>
-    <w:lsdException w:unhideWhenUsed="0" w:uiPriority="0" w:semiHidden="0" w:name="Plain Text"/>
-    <w:lsdException w:unhideWhenUsed="0" w:uiPriority="0" w:semiHidden="0" w:name="E-mail Signature"/>
-    <w:lsdException w:qFormat="1" w:unhideWhenUsed="0" w:uiPriority="0" w:semiHidden="0" w:name="Normal (Web)"/>
-    <w:lsdException w:unhideWhenUsed="0" w:uiPriority="0" w:semiHidden="0" w:name="HTML Acronym"/>
-    <w:lsdException w:unhideWhenUsed="0" w:uiPriority="0" w:semiHidden="0" w:name="HTML Address"/>
-    <w:lsdException w:unhideWhenUsed="0" w:uiPriority="0" w:semiHidden="0" w:name="HTML Cite"/>
-    <w:lsdException w:unhideWhenUsed="0" w:uiPriority="0" w:semiHidden="0" w:name="HTML Code"/>
-    <w:lsdException w:unhideWhenUsed="0" w:uiPriority="0" w:semiHidden="0" w:name="HTML Definition"/>
-    <w:lsdException w:unhideWhenUsed="0" w:uiPriority="0" w:semiHidden="0" w:name="HTML Keyboard"/>
-    <w:lsdException w:unhideWhenUsed="0" w:uiPriority="0" w:semiHidden="0" w:name="HTML Preformatted"/>
-    <w:lsdException w:unhideWhenUsed="0" w:uiPriority="0" w:semiHidden="0" w:name="HTML Sample"/>
-    <w:lsdException w:unhideWhenUsed="0" w:uiPriority="0" w:semiHidden="0" w:name="HTML Typewriter"/>
-    <w:lsdException w:unhideWhenUsed="0" w:uiPriority="0" w:semiHidden="0" w:name="HTML Variable"/>
-    <w:lsdException w:qFormat="1" w:unhideWhenUsed="0" w:uiPriority="0" w:name="Normal Table"/>
-    <w:lsdException w:unhideWhenUsed="0" w:uiPriority="0" w:semiHidden="0" w:name="annotation subject"/>
-    <w:lsdException w:unhideWhenUsed="0" w:uiPriority="0" w:semiHidden="0" w:name="Table Simple 1"/>
-    <w:lsdException w:unhideWhenUsed="0" w:uiPriority="0" w:semiHidden="0" w:name="Table Simple 2"/>
-    <w:lsdException w:unhideWhenUsed="0" w:uiPriority="0" w:semiHidden="0" w:name="Table Simple 3"/>
-    <w:lsdException w:unhideWhenUsed="0" w:uiPriority="0" w:semiHidden="0" w:name="Table Classic 1"/>
-    <w:lsdException w:unhideWhenUsed="0" w:uiPriority="0" w:semiHidden="0" w:name="Table Classic 2"/>
-    <w:lsdException w:unhideWhenUsed="0" w:uiPriority="0" w:semiHidden="0" w:name="Table Classic 3"/>
-    <w:lsdException w:unhideWhenUsed="0" w:uiPriority="0" w:semiHidden="0" w:name="Table Classic 4"/>
-    <w:lsdException w:unhideWhenUsed="0" w:uiPriority="0" w:semiHidden="0" w:name="Table Colorful 1"/>
-    <w:lsdException w:unhideWhenUsed="0" w:uiPriority="0" w:semiHidden="0" w:name="Table Colorful 2"/>
-    <w:lsdException w:unhideWhenUsed="0" w:uiPriority="0" w:semiHidden="0" w:name="Table Colorful 3"/>
-    <w:lsdException w:unhideWhenUsed="0" w:uiPriority="0" w:semiHidden="0" w:name="Table Columns 1"/>
-    <w:lsdException w:unhideWhenUsed="0" w:uiPriority="0" w:semiHidden="0" w:name="Table Columns 2"/>
-    <w:lsdException w:unhideWhenUsed="0" w:uiPriority="0" w:semiHidden="0" w:name="Table Columns 3"/>
-    <w:lsdException w:unhideWhenUsed="0" w:uiPriority="0" w:semiHidden="0" w:name="Table Columns 4"/>
-    <w:lsdException w:unhideWhenUsed="0" w:uiPriority="0" w:semiHidden="0" w:name="Table Columns 5"/>
-    <w:lsdException w:unhideWhenUsed="0" w:uiPriority="0" w:semiHidden="0" w:name="Table Grid 1"/>
-    <w:lsdException w:unhideWhenUsed="0" w:uiPriority="0" w:semiHidden="0" w:name="Table Grid 2"/>
-    <w:lsdException w:unhideWhenUsed="0" w:uiPriority="0" w:semiHidden="0" w:name="Table Grid 3"/>
-    <w:lsdException w:unhideWhenUsed="0" w:uiPriority="0" w:semiHidden="0" w:name="Table Grid 4"/>
-    <w:lsdException w:unhideWhenUsed="0" w:uiPriority="0" w:semiHidden="0" w:name="Table Grid 5"/>
-    <w:lsdException w:unhideWhenUsed="0" w:uiPriority="0" w:semiHidden="0" w:name="Table Grid 6"/>
-    <w:lsdException w:unhideWhenUsed="0" w:uiPriority="0" w:semiHidden="0" w:name="Table Grid 7"/>
-    <w:lsdException w:unhideWhenUsed="0" w:uiPriority="0" w:semiHidden="0" w:name="Table Grid 8"/>
-    <w:lsdException w:unhideWhenUsed="0" w:uiPriority="0" w:semiHidden="0" w:name="Table List 1"/>
-    <w:lsdException w:unhideWhenUsed="0" w:uiPriority="0" w:semiHidden="0" w:name="Table List 2"/>
-    <w:lsdException w:unhideWhenUsed="0" w:uiPriority="0" w:semiHidden="0" w:name="Table List 3"/>
-    <w:lsdException w:unhideWhenUsed="0" w:uiPriority="0" w:semiHidden="0" w:name="Table List 4"/>
-    <w:lsdException w:unhideWhenUsed="0" w:uiPriority="0" w:semiHidden="0" w:name="Table List 5"/>
-    <w:lsdException w:unhideWhenUsed="0" w:uiPriority="0" w:semiHidden="0" w:name="Table List 6"/>
-    <w:lsdException w:unhideWhenUsed="0" w:uiPriority="0" w:semiHidden="0" w:name="Table List 7"/>
-    <w:lsdException w:unhideWhenUsed="0" w:uiPriority="0" w:semiHidden="0" w:name="Table List 8"/>
-    <w:lsdException w:unhideWhenUsed="0" w:uiPriority="0" w:semiHidden="0" w:name="Table 3D effects 1"/>
-    <w:lsdException w:unhideWhenUsed="0" w:uiPriority="0" w:semiHidden="0" w:name="Table 3D effects 2"/>
-    <w:lsdException w:unhideWhenUsed="0" w:uiPriority="0" w:semiHidden="0" w:name="Table 3D effects 3"/>
-    <w:lsdException w:unhideWhenUsed="0" w:uiPriority="0" w:semiHidden="0" w:name="Table Contemporary"/>
-    <w:lsdException w:unhideWhenUsed="0" w:uiPriority="0" w:semiHidden="0" w:name="Table Elegant"/>
-    <w:lsdException w:unhideWhenUsed="0" w:uiPriority="0" w:semiHidden="0" w:name="Table Professional"/>
-    <w:lsdException w:unhideWhenUsed="0" w:uiPriority="0" w:semiHidden="0" w:name="Table Subtle 1"/>
-    <w:lsdException w:unhideWhenUsed="0" w:uiPriority="0" w:semiHidden="0" w:name="Table Subtle 2"/>
-    <w:lsdException w:unhideWhenUsed="0" w:uiPriority="0" w:semiHidden="0" w:name="Table Web 1"/>
-    <w:lsdException w:unhideWhenUsed="0" w:uiPriority="0" w:semiHidden="0" w:name="Table Web 2"/>
-    <w:lsdException w:unhideWhenUsed="0" w:uiPriority="0" w:semiHidden="0" w:name="Table Web 3"/>
-    <w:lsdException w:unhideWhenUsed="0" w:uiPriority="0" w:semiHidden="0" w:name="Balloon Text"/>
-    <w:lsdException w:qFormat="1" w:unhideWhenUsed="0" w:uiPriority="0" w:semiHidden="0" w:name="Table Grid"/>
-    <w:lsdException w:unhideWhenUsed="0" w:uiPriority="0" w:semiHidden="0" w:name="Table Theme"/>
-    <w:lsdException w:unhideWhenUsed="0" w:uiPriority="60" w:semiHidden="0" w:name="Light Shading"/>
-    <w:lsdException w:unhideWhenUsed="0" w:uiPriority="61" w:semiHidden="0" w:name="Light List"/>
-    <w:lsdException w:unhideWhenUsed="0" w:uiPriority="62" w:semiHidden="0" w:name="Light Grid"/>
-    <w:lsdException w:unhideWhenUsed="0" w:uiPriority="63" w:semiHidden="0" w:name="Medium Shading 1"/>
-    <w:lsdException w:unhideWhenUsed="0" w:uiPriority="64" w:semiHidden="0" w:name="Medium Shading 2"/>
-    <w:lsdException w:unhideWhenUsed="0" w:uiPriority="65" w:semiHidden="0" w:name="Medium List 1"/>
-    <w:lsdException w:unhideWhenUsed="0" w:uiPriority="66" w:semiHidden="0" w:name="Medium List 2"/>
-    <w:lsdException w:unhideWhenUsed="0" w:uiPriority="67" w:semiHidden="0" w:name="Medium Grid 1"/>
-    <w:lsdException w:unhideWhenUsed="0" w:uiPriority="68" w:semiHidden="0" w:name="Medium Grid 2"/>
-    <w:lsdException w:unhideWhenUsed="0" w:uiPriority="69" w:semiHidden="0" w:name="Medium Grid 3"/>
-    <w:lsdException w:unhideWhenUsed="0" w:uiPriority="70" w:semiHidden="0" w:name="Dark List"/>
-    <w:lsdException w:unhideWhenUsed="0" w:uiPriority="71" w:semiHidden="0" w:name="Colorful Shading"/>
-    <w:lsdException w:unhideWhenUsed="0" w:uiPriority="72" w:semiHidden="0" w:name="Colorful List"/>
-    <w:lsdException w:unhideWhenUsed="0" w:uiPriority="73" w:semiHidden="0" w:name="Colorful Grid"/>
-    <w:lsdException w:unhideWhenUsed="0" w:uiPriority="60" w:semiHidden="0" w:name="Light Shading Accent 1"/>
-    <w:lsdException w:unhideWhenUsed="0" w:uiPriority="61" w:semiHidden="0" w:name="Light List Accent 1"/>
-    <w:lsdException w:unhideWhenUsed="0" w:uiPriority="62" w:semiHidden="0" w:name="Light Grid Accent 1"/>
-    <w:lsdException w:unhideWhenUsed="0" w:uiPriority="63" w:semiHidden="0" w:name="Medium Shading 1 Accent 1"/>
-    <w:lsdException w:unhideWhenUsed="0" w:uiPriority="64" w:semiHidden="0" w:name="Medium Shading 2 Accent 1"/>
-    <w:lsdException w:unhideWhenUsed="0" w:uiPriority="65" w:semiHidden="0" w:name="Medium List 1 Accent 1"/>
-    <w:lsdException w:unhideWhenUsed="0" w:uiPriority="66" w:semiHidden="0" w:name="Medium List 2 Accent 1"/>
-    <w:lsdException w:unhideWhenUsed="0" w:uiPriority="67" w:semiHidden="0" w:name="Medium Grid 1 Accent 1"/>
-    <w:lsdException w:unhideWhenUsed="0" w:uiPriority="68" w:semiHidden="0" w:name="Medium Grid 2 Accent 1"/>
-    <w:lsdException w:unhideWhenUsed="0" w:uiPriority="69" w:semiHidden="0" w:name="Medium Grid 3 Accent 1"/>
-    <w:lsdException w:unhideWhenUsed="0" w:uiPriority="70" w:semiHidden="0" w:name="Dark List Accent 1"/>
-    <w:lsdException w:unhideWhenUsed="0" w:uiPriority="71" w:semiHidden="0" w:name="Colorful Shading Accent 1"/>
-    <w:lsdException w:unhideWhenUsed="0" w:uiPriority="72" w:semiHidden="0" w:name="Colorful List Accent 1"/>
-    <w:lsdException w:unhideWhenUsed="0" w:uiPriority="73" w:semiHidden="0" w:name="Colorful Grid Accent 1"/>
-    <w:lsdException w:unhideWhenUsed="0" w:uiPriority="60" w:semiHidden="0" w:name="Light Shading Accent 2"/>
-    <w:lsdException w:unhideWhenUsed="0" w:uiPriority="61" w:semiHidden="0" w:name="Light List Accent 2"/>
-    <w:lsdException w:unhideWhenUsed="0" w:uiPriority="62" w:semiHidden="0" w:name="Light Grid Accent 2"/>
-    <w:lsdException w:unhideWhenUsed="0" w:uiPriority="63" w:semiHidden="0" w:name="Medium Shading 1 Accent 2"/>
-    <w:lsdException w:unhideWhenUsed="0" w:uiPriority="64" w:semiHidden="0" w:name="Medium Shading 2 Accent 2"/>
-    <w:lsdException w:unhideWhenUsed="0" w:uiPriority="65" w:semiHidden="0" w:name="Medium List 1 Accent 2"/>
-    <w:lsdException w:unhideWhenUsed="0" w:uiPriority="66" w:semiHidden="0" w:name="Medium List 2 Accent 2"/>
-    <w:lsdException w:unhideWhenUsed="0" w:uiPriority="67" w:semiHidden="0" w:name="Medium Grid 1 Accent 2"/>
-    <w:lsdException w:unhideWhenUsed="0" w:uiPriority="68" w:semiHidden="0" w:name="Medium Grid 2 Accent 2"/>
-    <w:lsdException w:unhideWhenUsed="0" w:uiPriority="69" w:semiHidden="0" w:name="Medium Grid 3 Accent 2"/>
-    <w:lsdException w:unhideWhenUsed="0" w:uiPriority="70" w:semiHidden="0" w:name="Dark List Accent 2"/>
-    <w:lsdException w:unhideWhenUsed="0" w:uiPriority="71" w:semiHidden="0" w:name="Colorful Shading Accent 2"/>
-    <w:lsdException w:unhideWhenUsed="0" w:uiPriority="72" w:semiHidden="0" w:name="Colorful List Accent 2"/>
-    <w:lsdException w:unhideWhenUsed="0" w:uiPriority="73" w:semiHidden="0" w:name="Colorful Grid Accent 2"/>
-    <w:lsdException w:unhideWhenUsed="0" w:uiPriority="60" w:semiHidden="0" w:name="Light Shading Accent 3"/>
-    <w:lsdException w:unhideWhenUsed="0" w:uiPriority="61" w:semiHidden="0" w:name="Light List Accent 3"/>
-    <w:lsdException w:unhideWhenUsed="0" w:uiPriority="62" w:semiHidden="0" w:name="Light Grid Accent 3"/>
-    <w:lsdException w:unhideWhenUsed="0" w:uiPriority="63" w:semiHidden="0" w:name="Medium Shading 1 Accent 3"/>
-    <w:lsdException w:unhideWhenUsed="0" w:uiPriority="64" w:semiHidden="0" w:name="Medium Shading 2 Accent 3"/>
-    <w:lsdException w:unhideWhenUsed="0" w:uiPriority="65" w:semiHidden="0" w:name="Medium List 1 Accent 3"/>
-    <w:lsdException w:unhideWhenUsed="0" w:uiPriority="66" w:semiHidden="0" w:name="Medium List 2 Accent 3"/>
-    <w:lsdException w:unhideWhenUsed="0" w:uiPriority="67" w:semiHidden="0" w:name="Medium Grid 1 Accent 3"/>
-    <w:lsdException w:unhideWhenUsed="0" w:uiPriority="68" w:semiHidden="0" w:name="Medium Grid 2 Accent 3"/>
-    <w:lsdException w:unhideWhenUsed="0" w:uiPriority="69" w:semiHidden="0" w:name="Medium Grid 3 Accent 3"/>
-    <w:lsdException w:unhideWhenUsed="0" w:uiPriority="70" w:semiHidden="0" w:name="Dark List Accent 3"/>
-    <w:lsdException w:unhideWhenUsed="0" w:uiPriority="71" w:semiHidden="0" w:name="Colorful Shading Accent 3"/>
-    <w:lsdException w:unhideWhenUsed="0" w:uiPriority="72" w:semiHidden="0" w:name="Colorful List Accent 3"/>
-    <w:lsdException w:unhideWhenUsed="0" w:uiPriority="73" w:semiHidden="0" w:name="Colorful Grid Accent 3"/>
-    <w:lsdException w:unhideWhenUsed="0" w:uiPriority="60" w:semiHidden="0" w:name="Light Shading Accent 4"/>
-    <w:lsdException w:unhideWhenUsed="0" w:uiPriority="61" w:semiHidden="0" w:name="Light List Accent 4"/>
-    <w:lsdException w:unhideWhenUsed="0" w:uiPriority="62" w:semiHidden="0" w:name="Light Grid Accent 4"/>
-    <w:lsdException w:unhideWhenUsed="0" w:uiPriority="63" w:semiHidden="0" w:name="Medium Shading 1 Accent 4"/>
-    <w:lsdException w:unhideWhenUsed="0" w:uiPriority="64" w:semiHidden="0" w:name="Medium Shading 2 Accent 4"/>
-    <w:lsdException w:unhideWhenUsed="0" w:uiPriority="65" w:semiHidden="0" w:name="Medium List 1 Accent 4"/>
-    <w:lsdException w:unhideWhenUsed="0" w:uiPriority="66" w:semiHidden="0" w:name="Medium List 2 Accent 4"/>
-    <w:lsdException w:unhideWhenUsed="0" w:uiPriority="67" w:semiHidden="0" w:name="Medium Grid 1 Accent 4"/>
-    <w:lsdException w:unhideWhenUsed="0" w:uiPriority="68" w:semiHidden="0" w:name="Medium Grid 2 Accent 4"/>
-    <w:lsdException w:unhideWhenUsed="0" w:uiPriority="69" w:semiHidden="0" w:name="Medium Grid 3 Accent 4"/>
-    <w:lsdException w:unhideWhenUsed="0" w:uiPriority="70" w:semiHidden="0" w:name="Dark List Accent 4"/>
-    <w:lsdException w:unhideWhenUsed="0" w:uiPriority="71" w:semiHidden="0" w:name="Colorful Shading Accent 4"/>
-    <w:lsdException w:unhideWhenUsed="0" w:uiPriority="72" w:semiHidden="0" w:name="Colorful List Accent 4"/>
-    <w:lsdException w:unhideWhenUsed="0" w:uiPriority="73" w:semiHidden="0" w:name="Colorful Grid Accent 4"/>
-    <w:lsdException w:unhideWhenUsed="0" w:uiPriority="60" w:semiHidden="0" w:name="Light Shading Accent 5"/>
-    <w:lsdException w:unhideWhenUsed="0" w:uiPriority="61" w:semiHidden="0" w:name="Light List Accent 5"/>
-    <w:lsdException w:unhideWhenUsed="0" w:uiPriority="62" w:semiHidden="0" w:name="Light Grid Accent 5"/>
-    <w:lsdException w:unhideWhenUsed="0" w:uiPriority="63" w:semiHidden="0" w:name="Medium Shading 1 Accent 5"/>
-    <w:lsdException w:unhideWhenUsed="0" w:uiPriority="64" w:semiHidden="0" w:name="Medium Shading 2 Accent 5"/>
-    <w:lsdException w:unhideWhenUsed="0" w:uiPriority="65" w:semiHidden="0" w:name="Medium List 1 Accent 5"/>
-    <w:lsdException w:unhideWhenUsed="0" w:uiPriority="66" w:semiHidden="0" w:name="Medium List 2 Accent 5"/>
-    <w:lsdException w:unhideWhenUsed="0" w:uiPriority="67" w:semiHidden="0" w:name="Medium Grid 1 Accent 5"/>
-    <w:lsdException w:unhideWhenUsed="0" w:uiPriority="68" w:semiHidden="0" w:name="Medium Grid 2 Accent 5"/>
-    <w:lsdException w:unhideWhenUsed="0" w:uiPriority="69" w:semiHidden="0" w:name="Medium Grid 3 Accent 5"/>
-    <w:lsdException w:unhideWhenUsed="0" w:uiPriority="70" w:semiHidden="0" w:name="Dark List Accent 5"/>
-    <w:lsdException w:unhideWhenUsed="0" w:uiPriority="71" w:semiHidden="0" w:name="Colorful Shading Accent 5"/>
-    <w:lsdException w:unhideWhenUsed="0" w:uiPriority="72" w:semiHidden="0" w:name="Colorful List Accent 5"/>
-    <w:lsdException w:unhideWhenUsed="0" w:uiPriority="73" w:semiHidden="0" w:name="Colorful Grid Accent 5"/>
-    <w:lsdException w:unhideWhenUsed="0" w:uiPriority="60" w:semiHidden="0" w:name="Light Shading Accent 6"/>
-    <w:lsdException w:unhideWhenUsed="0" w:uiPriority="61" w:semiHidden="0" w:name="Light List Accent 6"/>
-    <w:lsdException w:unhideWhenUsed="0" w:uiPriority="62" w:semiHidden="0" w:name="Light Grid Accent 6"/>
-    <w:lsdException w:unhideWhenUsed="0" w:uiPriority="63" w:semiHidden="0" w:name="Medium Shading 1 Accent 6"/>
-    <w:lsdException w:unhideWhenUsed="0" w:uiPriority="64" w:semiHidden="0" w:name="Medium Shading 2 Accent 6"/>
-    <w:lsdException w:unhideWhenUsed="0" w:uiPriority="65" w:semiHidden="0" w:name="Medium List 1 Accent 6"/>
-    <w:lsdException w:unhideWhenUsed="0" w:uiPriority="66" w:semiHidden="0" w:name="Medium List 2 Accent 6"/>
-    <w:lsdException w:unhideWhenUsed="0" w:uiPriority="67" w:semiHidden="0" w:name="Medium Grid 1 Accent 6"/>
-    <w:lsdException w:unhideWhenUsed="0" w:uiPriority="68" w:semiHidden="0" w:name="Medium Grid 2 Accent 6"/>
-    <w:lsdException w:unhideWhenUsed="0" w:uiPriority="69" w:semiHidden="0" w:name="Medium Grid 3 Accent 6"/>
-    <w:lsdException w:unhideWhenUsed="0" w:uiPriority="70" w:semiHidden="0" w:name="Dark List Accent 6"/>
-    <w:lsdException w:unhideWhenUsed="0" w:uiPriority="71" w:semiHidden="0" w:name="Colorful Shading Accent 6"/>
-    <w:lsdException w:unhideWhenUsed="0" w:uiPriority="72" w:semiHidden="0" w:name="Colorful List Accent 6"/>
-    <w:lsdException w:unhideWhenUsed="0" w:uiPriority="73" w:semiHidden="0" w:name="Colorful Grid Accent 6"/>
+  <w:latentStyles w:defLockedState="0" w:defUIPriority="99" w:defSemiHidden="1" w:defUnhideWhenUsed="1" w:defQFormat="0" w:count="260">
+    <w:lsdException w:name="Normal" w:semiHidden="0" w:uiPriority="0" w:unhideWhenUsed="0" w:qFormat="1"/>
+    <w:lsdException w:name="heading 1" w:semiHidden="0" w:uiPriority="0" w:unhideWhenUsed="0" w:qFormat="1"/>
+    <w:lsdException w:name="heading 2" w:semiHidden="0" w:uiPriority="0" w:qFormat="1"/>
+    <w:lsdException w:name="heading 3" w:uiPriority="0" w:qFormat="1"/>
+    <w:lsdException w:name="heading 4" w:semiHidden="0" w:uiPriority="0" w:qFormat="1"/>
+    <w:lsdException w:name="heading 5" w:uiPriority="0" w:qFormat="1"/>
+    <w:lsdException w:name="heading 6" w:uiPriority="0" w:qFormat="1"/>
+    <w:lsdException w:name="heading 7" w:uiPriority="0" w:qFormat="1"/>
+    <w:lsdException w:name="heading 8" w:uiPriority="0" w:qFormat="1"/>
+    <w:lsdException w:name="heading 9" w:uiPriority="0" w:qFormat="1"/>
+    <w:lsdException w:name="index 1" w:semiHidden="0" w:uiPriority="0" w:unhideWhenUsed="0"/>
+    <w:lsdException w:name="index 2" w:semiHidden="0" w:uiPriority="0" w:unhideWhenUsed="0"/>
+    <w:lsdException w:name="index 3" w:semiHidden="0" w:uiPriority="0" w:unhideWhenUsed="0"/>
+    <w:lsdException w:name="index 4" w:semiHidden="0" w:uiPriority="0" w:unhideWhenUsed="0"/>
+    <w:lsdException w:name="index 5" w:semiHidden="0" w:uiPriority="0" w:unhideWhenUsed="0"/>
+    <w:lsdException w:name="index 6" w:semiHidden="0" w:uiPriority="0" w:unhideWhenUsed="0"/>
+    <w:lsdException w:name="index 7" w:semiHidden="0" w:uiPriority="0" w:unhideWhenUsed="0"/>
+    <w:lsdException w:name="index 8" w:semiHidden="0" w:uiPriority="0" w:unhideWhenUsed="0"/>
+    <w:lsdException w:name="index 9" w:semiHidden="0" w:uiPriority="0" w:unhideWhenUsed="0"/>
+    <w:lsdException w:name="toc 1" w:semiHidden="0" w:uiPriority="0" w:unhideWhenUsed="0" w:qFormat="1"/>
+    <w:lsdException w:name="toc 2" w:semiHidden="0" w:uiPriority="0" w:unhideWhenUsed="0" w:qFormat="1"/>
+    <w:lsdException w:name="toc 3" w:semiHidden="0" w:uiPriority="0" w:unhideWhenUsed="0" w:qFormat="1"/>
+    <w:lsdException w:name="toc 4" w:semiHidden="0" w:uiPriority="0" w:unhideWhenUsed="0"/>
+    <w:lsdException w:name="toc 5" w:semiHidden="0" w:uiPriority="0" w:unhideWhenUsed="0"/>
+    <w:lsdException w:name="toc 6" w:semiHidden="0" w:uiPriority="0" w:unhideWhenUsed="0"/>
+    <w:lsdException w:name="toc 7" w:semiHidden="0" w:uiPriority="0" w:unhideWhenUsed="0"/>
+    <w:lsdException w:name="toc 8" w:semiHidden="0" w:uiPriority="0" w:unhideWhenUsed="0"/>
+    <w:lsdException w:name="toc 9" w:semiHidden="0" w:uiPriority="0" w:unhideWhenUsed="0"/>
+    <w:lsdException w:name="Normal Indent" w:semiHidden="0" w:uiPriority="0" w:unhideWhenUsed="0"/>
+    <w:lsdException w:name="footnote text" w:semiHidden="0" w:uiPriority="0" w:unhideWhenUsed="0"/>
+    <w:lsdException w:name="annotation text" w:semiHidden="0" w:uiPriority="0" w:unhideWhenUsed="0" w:qFormat="1"/>
+    <w:lsdException w:name="header" w:semiHidden="0" w:uiPriority="0" w:unhideWhenUsed="0" w:qFormat="1"/>
+    <w:lsdException w:name="footer" w:semiHidden="0" w:uiPriority="0" w:unhideWhenUsed="0" w:qFormat="1"/>
+    <w:lsdException w:name="index heading" w:semiHidden="0" w:uiPriority="0" w:unhideWhenUsed="0"/>
+    <w:lsdException w:name="caption" w:uiPriority="0" w:qFormat="1"/>
+    <w:lsdException w:name="table of figures" w:semiHidden="0" w:uiPriority="0" w:unhideWhenUsed="0"/>
+    <w:lsdException w:name="envelope address" w:semiHidden="0" w:uiPriority="0" w:unhideWhenUsed="0"/>
+    <w:lsdException w:name="envelope return" w:semiHidden="0" w:uiPriority="0" w:unhideWhenUsed="0"/>
+    <w:lsdException w:name="footnote reference" w:semiHidden="0" w:uiPriority="0" w:unhideWhenUsed="0"/>
+    <w:lsdException w:name="annotation reference" w:semiHidden="0" w:uiPriority="0" w:unhideWhenUsed="0"/>
+    <w:lsdException w:name="line number" w:semiHidden="0" w:uiPriority="0" w:unhideWhenUsed="0"/>
+    <w:lsdException w:name="page number" w:semiHidden="0" w:uiPriority="0" w:unhideWhenUsed="0"/>
+    <w:lsdException w:name="endnote reference" w:semiHidden="0" w:uiPriority="0" w:unhideWhenUsed="0"/>
+    <w:lsdException w:name="endnote text" w:semiHidden="0" w:uiPriority="0" w:unhideWhenUsed="0"/>
+    <w:lsdException w:name="table of authorities" w:semiHidden="0" w:uiPriority="0" w:unhideWhenUsed="0"/>
+    <w:lsdException w:name="macro" w:semiHidden="0" w:uiPriority="0" w:unhideWhenUsed="0"/>
+    <w:lsdException w:name="toa heading" w:semiHidden="0" w:uiPriority="0" w:unhideWhenUsed="0"/>
+    <w:lsdException w:name="List" w:semiHidden="0" w:uiPriority="0" w:unhideWhenUsed="0"/>
+    <w:lsdException w:name="List Bullet" w:semiHidden="0" w:uiPriority="0" w:unhideWhenUsed="0"/>
+    <w:lsdException w:name="List Number" w:semiHidden="0" w:uiPriority="0" w:unhideWhenUsed="0"/>
+    <w:lsdException w:name="List 2" w:semiHidden="0" w:uiPriority="0" w:unhideWhenUsed="0"/>
+    <w:lsdException w:name="List 3" w:semiHidden="0" w:uiPriority="0" w:unhideWhenUsed="0"/>
+    <w:lsdException w:name="List 4" w:semiHidden="0" w:uiPriority="0" w:unhideWhenUsed="0"/>
+    <w:lsdException w:name="List 5" w:semiHidden="0" w:uiPriority="0" w:unhideWhenUsed="0"/>
+    <w:lsdException w:name="List Bullet 2" w:semiHidden="0" w:uiPriority="0" w:unhideWhenUsed="0"/>
+    <w:lsdException w:name="List Bullet 3" w:semiHidden="0" w:uiPriority="0" w:unhideWhenUsed="0"/>
+    <w:lsdException w:name="List Bullet 4" w:semiHidden="0" w:uiPriority="0" w:unhideWhenUsed="0"/>
+    <w:lsdException w:name="List Bullet 5" w:semiHidden="0" w:uiPriority="0" w:unhideWhenUsed="0"/>
+    <w:lsdException w:name="List Number 2" w:semiHidden="0" w:uiPriority="0" w:unhideWhenUsed="0"/>
+    <w:lsdException w:name="List Number 3" w:semiHidden="0" w:uiPriority="0" w:unhideWhenUsed="0"/>
+    <w:lsdException w:name="List Number 4" w:semiHidden="0" w:uiPriority="0" w:unhideWhenUsed="0"/>
+    <w:lsdException w:name="List Number 5" w:semiHidden="0" w:uiPriority="0" w:unhideWhenUsed="0"/>
+    <w:lsdException w:name="Title" w:semiHidden="0" w:uiPriority="0" w:unhideWhenUsed="0" w:qFormat="1"/>
+    <w:lsdException w:name="Closing" w:semiHidden="0" w:uiPriority="0" w:unhideWhenUsed="0"/>
+    <w:lsdException w:name="Signature" w:semiHidden="0" w:uiPriority="0" w:unhideWhenUsed="0"/>
+    <w:lsdException w:name="Default Paragraph Font" w:uiPriority="0" w:unhideWhenUsed="0" w:qFormat="1"/>
+    <w:lsdException w:name="Body Text" w:uiPriority="0" w:unhideWhenUsed="0" w:qFormat="1"/>
+    <w:lsdException w:name="Body Text Indent" w:semiHidden="0" w:uiPriority="0" w:unhideWhenUsed="0"/>
+    <w:lsdException w:name="List Continue" w:semiHidden="0" w:uiPriority="0" w:unhideWhenUsed="0"/>
+    <w:lsdException w:name="List Continue 2" w:semiHidden="0" w:uiPriority="0" w:unhideWhenUsed="0"/>
+    <w:lsdException w:name="List Continue 3" w:semiHidden="0" w:uiPriority="0" w:unhideWhenUsed="0"/>
+    <w:lsdException w:name="List Continue 4" w:semiHidden="0" w:uiPriority="0" w:unhideWhenUsed="0"/>
+    <w:lsdException w:name="List Continue 5" w:semiHidden="0" w:uiPriority="0" w:unhideWhenUsed="0"/>
+    <w:lsdException w:name="Message Header" w:semiHidden="0" w:uiPriority="0" w:unhideWhenUsed="0"/>
+    <w:lsdException w:name="Subtitle" w:semiHidden="0" w:uiPriority="0" w:unhideWhenUsed="0" w:qFormat="1"/>
+    <w:lsdException w:name="Salutation" w:semiHidden="0" w:uiPriority="0" w:unhideWhenUsed="0"/>
+    <w:lsdException w:name="Date" w:semiHidden="0" w:uiPriority="0" w:unhideWhenUsed="0"/>
+    <w:lsdException w:name="Body Text First Indent" w:semiHidden="0" w:uiPriority="0" w:unhideWhenUsed="0"/>
+    <w:lsdException w:name="Body Text First Indent 2" w:semiHidden="0" w:uiPriority="0" w:unhideWhenUsed="0"/>
+    <w:lsdException w:name="Body Text 2" w:semiHidden="0" w:uiPriority="0" w:unhideWhenUsed="0"/>
+    <w:lsdException w:name="Body Text 3" w:semiHidden="0" w:uiPriority="0" w:unhideWhenUsed="0"/>
+    <w:lsdException w:name="Body Text Indent 2" w:semiHidden="0" w:uiPriority="0" w:unhideWhenUsed="0"/>
+    <w:lsdException w:name="Body Text Indent 3" w:semiHidden="0" w:uiPriority="0" w:unhideWhenUsed="0"/>
+    <w:lsdException w:name="Block Text" w:semiHidden="0" w:uiPriority="0" w:unhideWhenUsed="0"/>
+    <w:lsdException w:name="Hyperlink" w:semiHidden="0" w:uiPriority="0" w:unhideWhenUsed="0"/>
+    <w:lsdException w:name="FollowedHyperlink" w:semiHidden="0" w:uiPriority="0" w:unhideWhenUsed="0"/>
+    <w:lsdException w:name="Strong" w:semiHidden="0" w:uiPriority="0" w:unhideWhenUsed="0" w:qFormat="1"/>
+    <w:lsdException w:name="Emphasis" w:semiHidden="0" w:uiPriority="0" w:unhideWhenUsed="0" w:qFormat="1"/>
+    <w:lsdException w:name="Document Map" w:semiHidden="0" w:uiPriority="0" w:unhideWhenUsed="0"/>
+    <w:lsdException w:name="Plain Text" w:semiHidden="0" w:uiPriority="0" w:unhideWhenUsed="0"/>
+    <w:lsdException w:name="E-mail Signature" w:semiHidden="0" w:uiPriority="0" w:unhideWhenUsed="0"/>
+    <w:lsdException w:name="Normal (Web)" w:semiHidden="0" w:uiPriority="0" w:unhideWhenUsed="0" w:qFormat="1"/>
+    <w:lsdException w:name="HTML Acronym" w:semiHidden="0" w:uiPriority="0" w:unhideWhenUsed="0"/>
+    <w:lsdException w:name="HTML Address" w:semiHidden="0" w:uiPriority="0" w:unhideWhenUsed="0"/>
+    <w:lsdException w:name="HTML Cite" w:semiHidden="0" w:uiPriority="0" w:unhideWhenUsed="0"/>
+    <w:lsdException w:name="HTML Code" w:semiHidden="0" w:uiPriority="0" w:unhideWhenUsed="0"/>
+    <w:lsdException w:name="HTML Definition" w:semiHidden="0" w:uiPriority="0" w:unhideWhenUsed="0"/>
+    <w:lsdException w:name="HTML Keyboard" w:semiHidden="0" w:uiPriority="0" w:unhideWhenUsed="0"/>
+    <w:lsdException w:name="HTML Preformatted" w:semiHidden="0" w:uiPriority="0" w:unhideWhenUsed="0"/>
+    <w:lsdException w:name="HTML Sample" w:semiHidden="0" w:uiPriority="0" w:unhideWhenUsed="0"/>
+    <w:lsdException w:name="HTML Typewriter" w:semiHidden="0" w:uiPriority="0" w:unhideWhenUsed="0"/>
+    <w:lsdException w:name="HTML Variable" w:semiHidden="0" w:uiPriority="0" w:unhideWhenUsed="0"/>
+    <w:lsdException w:name="Normal Table" w:uiPriority="0" w:unhideWhenUsed="0" w:qFormat="1"/>
+    <w:lsdException w:name="annotation subject" w:semiHidden="0" w:uiPriority="0" w:unhideWhenUsed="0"/>
+    <w:lsdException w:name="Table Simple 1" w:semiHidden="0" w:uiPriority="0" w:unhideWhenUsed="0"/>
+    <w:lsdException w:name="Table Simple 2" w:semiHidden="0" w:uiPriority="0" w:unhideWhenUsed="0"/>
+    <w:lsdException w:name="Table Simple 3" w:semiHidden="0" w:uiPriority="0" w:unhideWhenUsed="0"/>
+    <w:lsdException w:name="Table Classic 1" w:semiHidden="0" w:uiPriority="0" w:unhideWhenUsed="0"/>
+    <w:lsdException w:name="Table Classic 2" w:semiHidden="0" w:uiPriority="0" w:unhideWhenUsed="0"/>
+    <w:lsdException w:name="Table Classic 3" w:semiHidden="0" w:uiPriority="0" w:unhideWhenUsed="0"/>
+    <w:lsdException w:name="Table Classic 4" w:semiHidden="0" w:uiPriority="0" w:unhideWhenUsed="0"/>
+    <w:lsdException w:name="Table Colorful 1" w:semiHidden="0" w:uiPriority="0" w:unhideWhenUsed="0"/>
+    <w:lsdException w:name="Table Colorful 2" w:semiHidden="0" w:uiPriority="0" w:unhideWhenUsed="0"/>
+    <w:lsdException w:name="Table Colorful 3" w:semiHidden="0" w:uiPriority="0" w:unhideWhenUsed="0"/>
+    <w:lsdException w:name="Table Columns 1" w:semiHidden="0" w:uiPriority="0" w:unhideWhenUsed="0"/>
+    <w:lsdException w:name="Table Columns 2" w:semiHidden="0" w:uiPriority="0" w:unhideWhenUsed="0"/>
+    <w:lsdException w:name="Table Columns 3" w:semiHidden="0" w:uiPriority="0" w:unhideWhenUsed="0"/>
+    <w:lsdException w:name="Table Columns 4" w:semiHidden="0" w:uiPriority="0" w:unhideWhenUsed="0"/>
+    <w:lsdException w:name="Table Columns 5" w:semiHidden="0" w:uiPriority="0" w:unhideWhenUsed="0"/>
+    <w:lsdException w:name="Table Grid 1" w:semiHidden="0" w:uiPriority="0" w:unhideWhenUsed="0"/>
+    <w:lsdException w:name="Table Grid 2" w:semiHidden="0" w:uiPriority="0" w:unhideWhenUsed="0"/>
+    <w:lsdException w:name="Table Grid 3" w:semiHidden="0" w:uiPriority="0" w:unhideWhenUsed="0"/>
+    <w:lsdException w:name="Table Grid 4" w:semiHidden="0" w:uiPriority="0" w:unhideWhenUsed="0"/>
+    <w:lsdException w:name="Table Grid 5" w:semiHidden="0" w:uiPriority="0" w:unhideWhenUsed="0"/>
+    <w:lsdException w:name="Table Grid 6" w:semiHidden="0" w:uiPriority="0" w:unhideWhenUsed="0"/>
+    <w:lsdException w:name="Table Grid 7" w:semiHidden="0" w:uiPriority="0" w:unhideWhenUsed="0"/>
+    <w:lsdException w:name="Table Grid 8" w:semiHidden="0" w:uiPriority="0" w:unhideWhenUsed="0"/>
+    <w:lsdException w:name="Table List 1" w:semiHidden="0" w:uiPriority="0" w:unhideWhenUsed="0"/>
+    <w:lsdException w:name="Table List 2" w:semiHidden="0" w:uiPriority="0" w:unhideWhenUsed="0"/>
+    <w:lsdException w:name="Table List 3" w:semiHidden="0" w:uiPriority="0" w:unhideWhenUsed="0"/>
+    <w:lsdException w:name="Table List 4" w:semiHidden="0" w:uiPriority="0" w:unhideWhenUsed="0"/>
+    <w:lsdException w:name="Table List 5" w:semiHidden="0" w:uiPriority="0" w:unhideWhenUsed="0"/>
+    <w:lsdException w:name="Table List 6" w:semiHidden="0" w:uiPriority="0" w:unhideWhenUsed="0"/>
+    <w:lsdException w:name="Table List 7" w:semiHidden="0" w:uiPriority="0" w:unhideWhenUsed="0"/>
+    <w:lsdException w:name="Table List 8" w:semiHidden="0" w:uiPriority="0" w:unhideWhenUsed="0"/>
+    <w:lsdException w:name="Table 3D effects 1" w:semiHidden="0" w:uiPriority="0" w:unhideWhenUsed="0"/>
+    <w:lsdException w:name="Table 3D effects 2" w:semiHidden="0" w:uiPriority="0" w:unhideWhenUsed="0"/>
+    <w:lsdException w:name="Table 3D effects 3" w:semiHidden="0" w:uiPriority="0" w:unhideWhenUsed="0"/>
+    <w:lsdException w:name="Table Contemporary" w:semiHidden="0" w:uiPriority="0" w:unhideWhenUsed="0"/>
+    <w:lsdException w:name="Table Elegant" w:semiHidden="0" w:uiPriority="0" w:unhideWhenUsed="0"/>
+    <w:lsdException w:name="Table Professional" w:semiHidden="0" w:uiPriority="0" w:unhideWhenUsed="0"/>
+    <w:lsdException w:name="Table Subtle 1" w:semiHidden="0" w:uiPriority="0" w:unhideWhenUsed="0"/>
+    <w:lsdException w:name="Table Subtle 2" w:semiHidden="0" w:uiPriority="0" w:unhideWhenUsed="0"/>
+    <w:lsdException w:name="Table Web 1" w:semiHidden="0" w:uiPriority="0" w:unhideWhenUsed="0"/>
+    <w:lsdException w:name="Table Web 2" w:semiHidden="0" w:uiPriority="0" w:unhideWhenUsed="0"/>
+    <w:lsdException w:name="Table Web 3" w:semiHidden="0" w:uiPriority="0" w:unhideWhenUsed="0"/>
+    <w:lsdException w:name="Balloon Text" w:semiHidden="0" w:uiPriority="0" w:unhideWhenUsed="0"/>
+    <w:lsdException w:name="Table Grid" w:semiHidden="0" w:uiPriority="0" w:unhideWhenUsed="0" w:qFormat="1"/>
+    <w:lsdException w:name="Table Theme" w:semiHidden="0" w:uiPriority="0" w:unhideWhenUsed="0"/>
+    <w:lsdException w:name="Light Shading" w:semiHidden="0" w:uiPriority="60" w:unhideWhenUsed="0"/>
+    <w:lsdException w:name="Light List" w:semiHidden="0" w:uiPriority="61" w:unhideWhenUsed="0"/>
+    <w:lsdException w:name="Light Grid" w:semiHidden="0" w:uiPriority="62" w:unhideWhenUsed="0"/>
+    <w:lsdException w:name="Medium Shading 1" w:semiHidden="0" w:uiPriority="63" w:unhideWhenUsed="0"/>
+    <w:lsdException w:name="Medium Shading 2" w:semiHidden="0" w:uiPriority="64" w:unhideWhenUsed="0"/>
+    <w:lsdException w:name="Medium List 1" w:semiHidden="0" w:uiPriority="65" w:unhideWhenUsed="0"/>
+    <w:lsdException w:name="Medium List 2" w:semiHidden="0" w:uiPriority="66" w:unhideWhenUsed="0"/>
+    <w:lsdException w:name="Medium Grid 1" w:semiHidden="0" w:uiPriority="67" w:unhideWhenUsed="0"/>
+    <w:lsdException w:name="Medium Grid 2" w:semiHidden="0" w:uiPriority="68" w:unhideWhenUsed="0"/>
+    <w:lsdException w:name="Medium Grid 3" w:semiHidden="0" w:uiPriority="69" w:unhideWhenUsed="0"/>
+    <w:lsdException w:name="Dark List" w:semiHidden="0" w:uiPriority="70" w:unhideWhenUsed="0"/>
+    <w:lsdException w:name="Colorful Shading" w:semiHidden="0" w:uiPriority="71" w:unhideWhenUsed="0"/>
+    <w:lsdException w:name="Colorful List" w:semiHidden="0" w:uiPriority="72" w:unhideWhenUsed="0"/>
+    <w:lsdException w:name="Colorful Grid" w:semiHidden="0" w:uiPriority="73" w:unhideWhenUsed="0"/>
+    <w:lsdException w:name="Light Shading Accent 1" w:semiHidden="0" w:uiPriority="60" w:unhideWhenUsed="0"/>
+    <w:lsdException w:name="Light List Accent 1" w:semiHidden="0" w:uiPriority="61" w:unhideWhenUsed="0"/>
+    <w:lsdException w:name="Light Grid Accent 1" w:semiHidden="0" w:uiPriority="62" w:unhideWhenUsed="0"/>
+    <w:lsdException w:name="Medium Shading 1 Accent 1" w:semiHidden="0" w:uiPriority="63" w:unhideWhenUsed="0"/>
+    <w:lsdException w:name="Medium Shading 2 Accent 1" w:semiHidden="0" w:uiPriority="64" w:unhideWhenUsed="0"/>
+    <w:lsdException w:name="Medium List 1 Accent 1" w:semiHidden="0" w:uiPriority="65" w:unhideWhenUsed="0"/>
+    <w:lsdException w:name="Medium List 2 Accent 1" w:semiHidden="0" w:uiPriority="66" w:unhideWhenUsed="0"/>
+    <w:lsdException w:name="Medium Grid 1 Accent 1" w:semiHidden="0" w:uiPriority="67" w:unhideWhenUsed="0"/>
+    <w:lsdException w:name="Medium Grid 2 Accent 1" w:semiHidden="0" w:uiPriority="68" w:unhideWhenUsed="0"/>
+    <w:lsdException w:name="Medium Grid 3 Accent 1" w:semiHidden="0" w:uiPriority="69" w:unhideWhenUsed="0"/>
+    <w:lsdException w:name="Dark List Accent 1" w:semiHidden="0" w:uiPriority="70" w:unhideWhenUsed="0"/>
+    <w:lsdException w:name="Colorful Shading Accent 1" w:semiHidden="0" w:uiPriority="71" w:unhideWhenUsed="0"/>
+    <w:lsdException w:name="Colorful List Accent 1" w:semiHidden="0" w:uiPriority="72" w:unhideWhenUsed="0"/>
+    <w:lsdException w:name="Colorful Grid Accent 1" w:semiHidden="0" w:uiPriority="73" w:unhideWhenUsed="0"/>
+    <w:lsdException w:name="Light Shading Accent 2" w:semiHidden="0" w:uiPriority="60" w:unhideWhenUsed="0"/>
+    <w:lsdException w:name="Light List Accent 2" w:semiHidden="0" w:uiPriority="61" w:unhideWhenUsed="0"/>
+    <w:lsdException w:name="Light Grid Accent 2" w:semiHidden="0" w:uiPriority="62" w:unhideWhenUsed="0"/>
+    <w:lsdException w:name="Medium Shading 1 Accent 2" w:semiHidden="0" w:uiPriority="63" w:unhideWhenUsed="0"/>
+    <w:lsdException w:name="Medium Shading 2 Accent 2" w:semiHidden="0" w:uiPriority="64" w:unhideWhenUsed="0"/>
+    <w:lsdException w:name="Medium List 1 Accent 2" w:semiHidden="0" w:uiPriority="65" w:unhideWhenUsed="0"/>
+    <w:lsdException w:name="Medium List 2 Accent 2" w:semiHidden="0" w:uiPriority="66" w:unhideWhenUsed="0"/>
+    <w:lsdException w:name="Medium Grid 1 Accent 2" w:semiHidden="0" w:uiPriority="67" w:unhideWhenUsed="0"/>
+    <w:lsdException w:name="Medium Grid 2 Accent 2" w:semiHidden="0" w:uiPriority="68" w:unhideWhenUsed="0"/>
+    <w:lsdException w:name="Medium Grid 3 Accent 2" w:semiHidden="0" w:uiPriority="69" w:unhideWhenUsed="0"/>
+    <w:lsdException w:name="Dark List Accent 2" w:semiHidden="0" w:uiPriority="70" w:unhideWhenUsed="0"/>
+    <w:lsdException w:name="Colorful Shading Accent 2" w:semiHidden="0" w:uiPriority="71" w:unhideWhenUsed="0"/>
+    <w:lsdException w:name="Colorful List Accent 2" w:semiHidden="0" w:uiPriority="72" w:unhideWhenUsed="0"/>
+    <w:lsdException w:name="Colorful Grid Accent 2" w:semiHidden="0" w:uiPriority="73" w:unhideWhenUsed="0"/>
+    <w:lsdException w:name="Light Shading Accent 3" w:semiHidden="0" w:uiPriority="60" w:unhideWhenUsed="0"/>
+    <w:lsdException w:name="Light List Accent 3" w:semiHidden="0" w:uiPriority="61" w:unhideWhenUsed="0"/>
+    <w:lsdException w:name="Light Grid Accent 3" w:semiHidden="0" w:uiPriority="62" w:unhideWhenUsed="0"/>
+    <w:lsdException w:name="Medium Shading 1 Accent 3" w:semiHidden="0" w:uiPriority="63" w:unhideWhenUsed="0"/>
+    <w:lsdException w:name="Medium Shading 2 Accent 3" w:semiHidden="0" w:uiPriority="64" w:unhideWhenUsed="0"/>
+    <w:lsdException w:name="Medium List 1 Accent 3" w:semiHidden="0" w:uiPriority="65" w:unhideWhenUsed="0"/>
+    <w:lsdException w:name="Medium List 2 Accent 3" w:semiHidden="0" w:uiPriority="66" w:unhideWhenUsed="0"/>
+    <w:lsdException w:name="Medium Grid 1 Accent 3" w:semiHidden="0" w:uiPriority="67" w:unhideWhenUsed="0"/>
+    <w:lsdException w:name="Medium Grid 2 Accent 3" w:semiHidden="0" w:uiPriority="68" w:unhideWhenUsed="0"/>
+    <w:lsdException w:name="Medium Grid 3 Accent 3" w:semiHidden="0" w:uiPriority="69" w:unhideWhenUsed="0"/>
+    <w:lsdException w:name="Dark List Accent 3" w:semiHidden="0" w:uiPriority="70" w:unhideWhenUsed="0"/>
+    <w:lsdException w:name="Colorful Shading Accent 3" w:semiHidden="0" w:uiPriority="71" w:unhideWhenUsed="0"/>
+    <w:lsdException w:name="Colorful List Accent 3" w:semiHidden="0" w:uiPriority="72" w:unhideWhenUsed="0"/>
+    <w:lsdException w:name="Colorful Grid Accent 3" w:semiHidden="0" w:uiPriority="73" w:unhideWhenUsed="0"/>
+    <w:lsdException w:name="Light Shading Accent 4" w:semiHidden="0" w:uiPriority="60" w:unhideWhenUsed="0"/>
+    <w:lsdException w:name="Light List Accent 4" w:semiHidden="0" w:uiPriority="61" w:unhideWhenUsed="0"/>
+    <w:lsdException w:name="Light Grid Accent 4" w:semiHidden="0" w:uiPriority="62" w:unhideWhenUsed="0"/>
+    <w:lsdException w:name="Medium Shading 1 Accent 4" w:semiHidden="0" w:uiPriority="63" w:unhideWhenUsed="0"/>
+    <w:lsdException w:name="Medium Shading 2 Accent 4" w:semiHidden="0" w:uiPriority="64" w:unhideWhenUsed="0"/>
+    <w:lsdException w:name="Medium List 1 Accent 4" w:semiHidden="0" w:uiPriority="65" w:unhideWhenUsed="0"/>
+    <w:lsdException w:name="Medium List 2 Accent 4" w:semiHidden="0" w:uiPriority="66" w:unhideWhenUsed="0"/>
+    <w:lsdException w:name="Medium Grid 1 Accent 4" w:semiHidden="0" w:uiPriority="67" w:unhideWhenUsed="0"/>
+    <w:lsdException w:name="Medium Grid 2 Accent 4" w:semiHidden="0" w:uiPriority="68" w:unhideWhenUsed="0"/>
+    <w:lsdException w:name="Medium Grid 3 Accent 4" w:semiHidden="0" w:uiPriority="69" w:unhideWhenUsed="0"/>
+    <w:lsdException w:name="Dark List Accent 4" w:semiHidden="0" w:uiPriority="70" w:unhideWhenUsed="0"/>
+    <w:lsdException w:name="Colorful Shading Accent 4" w:semiHidden="0" w:uiPriority="71" w:unhideWhenUsed="0"/>
+    <w:lsdException w:name="Colorful List Accent 4" w:semiHidden="0" w:uiPriority="72" w:unhideWhenUsed="0"/>
+    <w:lsdException w:name="Colorful Grid Accent 4" w:semiHidden="0" w:uiPriority="73" w:unhideWhenUsed="0"/>
+    <w:lsdException w:name="Light Shading Accent 5" w:semiHidden="0" w:uiPriority="60" w:unhideWhenUsed="0"/>
+    <w:lsdException w:name="Light List Accent 5" w:semiHidden="0" w:uiPriority="61" w:unhideWhenUsed="0"/>
+    <w:lsdException w:name="Light Grid Accent 5" w:semiHidden="0" w:uiPriority="62" w:unhideWhenUsed="0"/>
+    <w:lsdException w:name="Medium Shading 1 Accent 5" w:semiHidden="0" w:uiPriority="63" w:unhideWhenUsed="0"/>
+    <w:lsdException w:name="Medium Shading 2 Accent 5" w:semiHidden="0" w:uiPriority="64" w:unhideWhenUsed="0"/>
+    <w:lsdException w:name="Medium List 1 Accent 5" w:semiHidden="0" w:uiPriority="65" w:unhideWhenUsed="0"/>
+    <w:lsdException w:name="Medium List 2 Accent 5" w:semiHidden="0" w:uiPriority="66" w:unhideWhenUsed="0"/>
+    <w:lsdException w:name="Medium Grid 1 Accent 5" w:semiHidden="0" w:uiPriority="67" w:unhideWhenUsed="0"/>
+    <w:lsdException w:name="Medium Grid 2 Accent 5" w:semiHidden="0" w:uiPriority="68" w:unhideWhenUsed="0"/>
+    <w:lsdException w:name="Medium Grid 3 Accent 5" w:semiHidden="0" w:uiPriority="69" w:unhideWhenUsed="0"/>
+    <w:lsdException w:name="Dark List Accent 5" w:semiHidden="0" w:uiPriority="70" w:unhideWhenUsed="0"/>
+    <w:lsdException w:name="Colorful Shading Accent 5" w:semiHidden="0" w:uiPriority="71" w:unhideWhenUsed="0"/>
+    <w:lsdException w:name="Colorful List Accent 5" w:semiHidden="0" w:uiPriority="72" w:unhideWhenUsed="0"/>
+    <w:lsdException w:name="Colorful Grid Accent 5" w:semiHidden="0" w:uiPriority="73" w:unhideWhenUsed="0"/>
+    <w:lsdException w:name="Light Shading Accent 6" w:semiHidden="0" w:uiPriority="60" w:unhideWhenUsed="0"/>
+    <w:lsdException w:name="Light List Accent 6" w:semiHidden="0" w:uiPriority="61" w:unhideWhenUsed="0"/>
+    <w:lsdException w:name="Light Grid Accent 6" w:semiHidden="0" w:uiPriority="62" w:unhideWhenUsed="0"/>
+    <w:lsdException w:name="Medium Shading 1 Accent 6" w:semiHidden="0" w:uiPriority="63" w:unhideWhenUsed="0"/>
+    <w:lsdException w:name="Medium Shading 2 Accent 6" w:semiHidden="0" w:uiPriority="64" w:unhideWhenUsed="0"/>
+    <w:lsdException w:name="Medium List 1 Accent 6" w:semiHidden="0" w:uiPriority="65" w:unhideWhenUsed="0"/>
+    <w:lsdException w:name="Medium List 2 Accent 6" w:semiHidden="0" w:uiPriority="66" w:unhideWhenUsed="0"/>
+    <w:lsdException w:name="Medium Grid 1 Accent 6" w:semiHidden="0" w:uiPriority="67" w:unhideWhenUsed="0"/>
+    <w:lsdException w:name="Medium Grid 2 Accent 6" w:semiHidden="0" w:uiPriority="68" w:unhideWhenUsed="0"/>
+    <w:lsdException w:name="Medium Grid 3 Accent 6" w:semiHidden="0" w:uiPriority="69" w:unhideWhenUsed="0"/>
+    <w:lsdException w:name="Dark List Accent 6" w:semiHidden="0" w:uiPriority="70" w:unhideWhenUsed="0"/>
+    <w:lsdException w:name="Colorful Shading Accent 6" w:semiHidden="0" w:uiPriority="71" w:unhideWhenUsed="0"/>
+    <w:lsdException w:name="Colorful List Accent 6" w:semiHidden="0" w:uiPriority="72" w:unhideWhenUsed="0"/>
+    <w:lsdException w:name="Colorful Grid Accent 6" w:semiHidden="0" w:uiPriority="73" w:unhideWhenUsed="0"/>
   </w:latentStyles>
-  <w:style w:type="paragraph" w:default="1" w:styleId="1">
+  <w:style w:type="paragraph" w:default="1" w:styleId="Normal">
     <w:name w:val="Normal"/>
     <w:qFormat/>
-    <w:uiPriority w:val="0"/>
     <w:pPr>
       <w:kinsoku w:val="0"/>
       <w:autoSpaceDE w:val="0"/>
@@ -10000,7 +9832,7 @@
       <w:textAlignment w:val="baseline"/>
     </w:pPr>
     <w:rPr>
-      <w:rFonts w:ascii="Arial" w:hAnsi="Arial" w:eastAsia="宋体" w:cs="Arial"/>
+      <w:rFonts w:ascii="Arial" w:eastAsia="宋体" w:hAnsi="Arial" w:cs="Arial"/>
       <w:snapToGrid w:val="0"/>
       <w:color w:val="000000"/>
       <w:kern w:val="0"/>
@@ -10009,12 +9841,11 @@
       <w:lang w:val="en-US" w:eastAsia="en-US" w:bidi="ar-SA"/>
     </w:rPr>
   </w:style>
-  <w:style w:type="paragraph" w:styleId="2">
+  <w:style w:type="paragraph" w:styleId="Heading1">
     <w:name w:val="heading 1"/>
-    <w:basedOn w:val="1"/>
-    <w:next w:val="1"/>
+    <w:basedOn w:val="Normal"/>
+    <w:next w:val="Normal"/>
     <w:qFormat/>
-    <w:uiPriority w:val="0"/>
     <w:pPr>
       <w:keepNext/>
       <w:keepLines/>
@@ -10032,13 +9863,12 @@
       <w:sz w:val="44"/>
     </w:rPr>
   </w:style>
-  <w:style w:type="paragraph" w:styleId="3">
+  <w:style w:type="paragraph" w:styleId="Heading2">
     <w:name w:val="heading 2"/>
-    <w:basedOn w:val="1"/>
-    <w:next w:val="1"/>
+    <w:basedOn w:val="Normal"/>
+    <w:next w:val="Normal"/>
     <w:unhideWhenUsed/>
     <w:qFormat/>
-    <w:uiPriority w:val="0"/>
     <w:pPr>
       <w:keepNext/>
       <w:keepLines/>
@@ -10051,19 +9881,18 @@
       <w:outlineLvl w:val="1"/>
     </w:pPr>
     <w:rPr>
-      <w:rFonts w:ascii="Arial" w:hAnsi="Arial" w:eastAsia="黑体"/>
+      <w:rFonts w:ascii="Arial" w:eastAsia="黑体" w:hAnsi="Arial"/>
       <w:b/>
       <w:sz w:val="32"/>
     </w:rPr>
   </w:style>
-  <w:style w:type="paragraph" w:styleId="4">
+  <w:style w:type="paragraph" w:styleId="Heading3">
     <w:name w:val="heading 3"/>
-    <w:basedOn w:val="1"/>
-    <w:next w:val="1"/>
+    <w:basedOn w:val="Normal"/>
+    <w:next w:val="Normal"/>
     <w:semiHidden/>
     <w:unhideWhenUsed/>
     <w:qFormat/>
-    <w:uiPriority w:val="0"/>
     <w:pPr>
       <w:keepNext/>
       <w:keepLines/>
@@ -10080,13 +9909,12 @@
       <w:sz w:val="32"/>
     </w:rPr>
   </w:style>
-  <w:style w:type="paragraph" w:styleId="5">
+  <w:style w:type="paragraph" w:styleId="Heading4">
     <w:name w:val="heading 4"/>
-    <w:basedOn w:val="1"/>
-    <w:next w:val="1"/>
+    <w:basedOn w:val="Normal"/>
+    <w:next w:val="Normal"/>
     <w:unhideWhenUsed/>
     <w:qFormat/>
-    <w:uiPriority w:val="0"/>
     <w:pPr>
       <w:keepNext/>
       <w:keepLines/>
@@ -10099,19 +9927,18 @@
       <w:outlineLvl w:val="3"/>
     </w:pPr>
     <w:rPr>
-      <w:rFonts w:ascii="Arial" w:hAnsi="Arial" w:eastAsia="黑体"/>
+      <w:rFonts w:ascii="Arial" w:eastAsia="黑体" w:hAnsi="Arial"/>
       <w:b/>
       <w:sz w:val="28"/>
     </w:rPr>
   </w:style>
-  <w:style w:type="paragraph" w:styleId="6">
+  <w:style w:type="paragraph" w:styleId="Heading5">
     <w:name w:val="heading 5"/>
-    <w:basedOn w:val="1"/>
-    <w:next w:val="1"/>
+    <w:basedOn w:val="Normal"/>
+    <w:next w:val="Normal"/>
     <w:semiHidden/>
     <w:unhideWhenUsed/>
     <w:qFormat/>
-    <w:uiPriority w:val="0"/>
     <w:pPr>
       <w:keepNext/>
       <w:keepLines/>
@@ -10128,14 +9955,13 @@
       <w:sz w:val="28"/>
     </w:rPr>
   </w:style>
-  <w:style w:type="paragraph" w:styleId="7">
+  <w:style w:type="paragraph" w:styleId="Heading6">
     <w:name w:val="heading 6"/>
-    <w:basedOn w:val="1"/>
-    <w:next w:val="1"/>
+    <w:basedOn w:val="Normal"/>
+    <w:next w:val="Normal"/>
     <w:semiHidden/>
     <w:unhideWhenUsed/>
     <w:qFormat/>
-    <w:uiPriority w:val="0"/>
     <w:pPr>
       <w:keepNext/>
       <w:keepLines/>
@@ -10148,19 +9974,18 @@
       <w:outlineLvl w:val="5"/>
     </w:pPr>
     <w:rPr>
-      <w:rFonts w:ascii="Arial" w:hAnsi="Arial" w:eastAsia="黑体"/>
+      <w:rFonts w:ascii="Arial" w:eastAsia="黑体" w:hAnsi="Arial"/>
       <w:b/>
       <w:sz w:val="24"/>
     </w:rPr>
   </w:style>
-  <w:style w:type="paragraph" w:styleId="8">
+  <w:style w:type="paragraph" w:styleId="Heading7">
     <w:name w:val="heading 7"/>
-    <w:basedOn w:val="1"/>
-    <w:next w:val="1"/>
+    <w:basedOn w:val="Normal"/>
+    <w:next w:val="Normal"/>
     <w:semiHidden/>
     <w:unhideWhenUsed/>
     <w:qFormat/>
-    <w:uiPriority w:val="0"/>
     <w:pPr>
       <w:keepNext/>
       <w:keepLines/>
@@ -10177,14 +10002,13 @@
       <w:sz w:val="24"/>
     </w:rPr>
   </w:style>
-  <w:style w:type="paragraph" w:styleId="9">
+  <w:style w:type="paragraph" w:styleId="Heading8">
     <w:name w:val="heading 8"/>
-    <w:basedOn w:val="1"/>
-    <w:next w:val="1"/>
+    <w:basedOn w:val="Normal"/>
+    <w:next w:val="Normal"/>
     <w:semiHidden/>
     <w:unhideWhenUsed/>
     <w:qFormat/>
-    <w:uiPriority w:val="0"/>
     <w:pPr>
       <w:keepNext/>
       <w:keepLines/>
@@ -10197,18 +10021,17 @@
       <w:outlineLvl w:val="7"/>
     </w:pPr>
     <w:rPr>
-      <w:rFonts w:ascii="Arial" w:hAnsi="Arial" w:eastAsia="黑体"/>
+      <w:rFonts w:ascii="Arial" w:eastAsia="黑体" w:hAnsi="Arial"/>
       <w:sz w:val="24"/>
     </w:rPr>
   </w:style>
-  <w:style w:type="paragraph" w:styleId="10">
+  <w:style w:type="paragraph" w:styleId="Heading9">
     <w:name w:val="heading 9"/>
-    <w:basedOn w:val="1"/>
-    <w:next w:val="1"/>
+    <w:basedOn w:val="Normal"/>
+    <w:next w:val="Normal"/>
     <w:semiHidden/>
     <w:unhideWhenUsed/>
     <w:qFormat/>
-    <w:uiPriority w:val="0"/>
     <w:pPr>
       <w:keepNext/>
       <w:keepLines/>
@@ -10221,21 +10044,19 @@
       <w:outlineLvl w:val="8"/>
     </w:pPr>
     <w:rPr>
-      <w:rFonts w:ascii="Arial" w:hAnsi="Arial" w:eastAsia="黑体"/>
+      <w:rFonts w:ascii="Arial" w:eastAsia="黑体" w:hAnsi="Arial"/>
       <w:sz w:val="21"/>
     </w:rPr>
   </w:style>
-  <w:style w:type="character" w:default="1" w:styleId="22">
+  <w:style w:type="character" w:default="1" w:styleId="DefaultParagraphFont">
     <w:name w:val="Default Paragraph Font"/>
     <w:semiHidden/>
     <w:qFormat/>
-    <w:uiPriority w:val="0"/>
   </w:style>
-  <w:style w:type="table" w:default="1" w:styleId="20">
+  <w:style w:type="table" w:default="1" w:styleId="TableNormal">
     <w:name w:val="Normal Table"/>
     <w:semiHidden/>
     <w:qFormat/>
-    <w:uiPriority w:val="0"/>
     <w:tblPr>
       <w:tblCellMar>
         <w:top w:w="0" w:type="dxa"/>
@@ -10245,43 +10066,39 @@
       </w:tblCellMar>
     </w:tblPr>
   </w:style>
-  <w:style w:type="paragraph" w:styleId="11">
+  <w:style w:type="paragraph" w:styleId="CommentText">
     <w:name w:val="annotation text"/>
-    <w:basedOn w:val="1"/>
+    <w:basedOn w:val="Normal"/>
     <w:qFormat/>
-    <w:uiPriority w:val="0"/>
     <w:pPr>
       <w:jc w:val="left"/>
     </w:pPr>
   </w:style>
-  <w:style w:type="paragraph" w:styleId="12">
+  <w:style w:type="paragraph" w:styleId="BodyText">
     <w:name w:val="Body Text"/>
-    <w:basedOn w:val="1"/>
+    <w:basedOn w:val="Normal"/>
     <w:semiHidden/>
     <w:qFormat/>
-    <w:uiPriority w:val="0"/>
     <w:rPr>
-      <w:rFonts w:ascii="Arial" w:hAnsi="Arial" w:eastAsia="Arial" w:cs="Arial"/>
+      <w:rFonts w:ascii="Arial" w:eastAsia="Arial" w:hAnsi="Arial" w:cs="Arial"/>
       <w:sz w:val="21"/>
       <w:szCs w:val="21"/>
       <w:lang w:val="en-US" w:eastAsia="en-US" w:bidi="ar-SA"/>
     </w:rPr>
   </w:style>
-  <w:style w:type="paragraph" w:styleId="13">
+  <w:style w:type="paragraph" w:styleId="TOC3">
     <w:name w:val="toc 3"/>
-    <w:basedOn w:val="1"/>
-    <w:next w:val="1"/>
+    <w:basedOn w:val="Normal"/>
+    <w:next w:val="Normal"/>
     <w:qFormat/>
-    <w:uiPriority w:val="0"/>
     <w:pPr>
       <w:ind w:left="840" w:leftChars="400"/>
     </w:pPr>
   </w:style>
-  <w:style w:type="paragraph" w:styleId="14">
+  <w:style w:type="paragraph" w:styleId="Footer">
     <w:name w:val="footer"/>
-    <w:basedOn w:val="1"/>
+    <w:basedOn w:val="Normal"/>
     <w:qFormat/>
-    <w:uiPriority w:val="0"/>
     <w:pPr>
       <w:tabs>
         <w:tab w:val="center" w:pos="4153"/>
@@ -10294,17 +10111,16 @@
       <w:sz w:val="18"/>
     </w:rPr>
   </w:style>
-  <w:style w:type="paragraph" w:styleId="15">
+  <w:style w:type="paragraph" w:styleId="Header">
     <w:name w:val="header"/>
-    <w:basedOn w:val="1"/>
+    <w:basedOn w:val="Normal"/>
     <w:qFormat/>
-    <w:uiPriority w:val="0"/>
     <w:pPr>
       <w:pBdr>
-        <w:top w:val="none" w:color="auto" w:sz="0" w:space="0"/>
-        <w:left w:val="none" w:color="auto" w:sz="0" w:space="0"/>
-        <w:bottom w:val="none" w:color="auto" w:sz="0" w:space="0"/>
-        <w:right w:val="none" w:color="auto" w:sz="0" w:space="0"/>
+        <w:top w:val="nil"/>
+        <w:left w:val="nil"/>
+        <w:bottom w:val="nil"/>
+        <w:right w:val="nil"/>
       </w:pBdr>
       <w:tabs>
         <w:tab w:val="center" w:pos="4153"/>
@@ -10319,41 +10135,37 @@
       <w:sz w:val="18"/>
     </w:rPr>
   </w:style>
-  <w:style w:type="paragraph" w:styleId="16">
+  <w:style w:type="paragraph" w:styleId="TOC1">
     <w:name w:val="toc 1"/>
-    <w:basedOn w:val="1"/>
-    <w:next w:val="1"/>
+    <w:basedOn w:val="Normal"/>
+    <w:next w:val="Normal"/>
     <w:qFormat/>
-    <w:uiPriority w:val="0"/>
     <w:rPr>
-      <w:rFonts w:ascii="Arial" w:hAnsi="Arial" w:eastAsia="Microsoft JhengHei"/>
+      <w:rFonts w:ascii="Arial" w:eastAsia="Microsoft JhengHei" w:hAnsi="Arial"/>
       <w:sz w:val="24"/>
     </w:rPr>
   </w:style>
-  <w:style w:type="paragraph" w:styleId="17">
+  <w:style w:type="paragraph" w:styleId="TOC2">
     <w:name w:val="toc 2"/>
-    <w:basedOn w:val="1"/>
-    <w:next w:val="1"/>
+    <w:basedOn w:val="Normal"/>
+    <w:next w:val="Normal"/>
     <w:qFormat/>
-    <w:uiPriority w:val="0"/>
     <w:pPr>
       <w:ind w:left="420" w:leftChars="200"/>
     </w:pPr>
   </w:style>
-  <w:style w:type="paragraph" w:styleId="18">
+  <w:style w:type="paragraph" w:styleId="NormalWeb">
     <w:name w:val="Normal (Web)"/>
-    <w:basedOn w:val="1"/>
+    <w:basedOn w:val="Normal"/>
     <w:qFormat/>
-    <w:uiPriority w:val="0"/>
     <w:rPr>
       <w:sz w:val="24"/>
     </w:rPr>
   </w:style>
-  <w:style w:type="paragraph" w:styleId="19">
+  <w:style w:type="paragraph" w:styleId="Title">
     <w:name w:val="Title"/>
-    <w:basedOn w:val="1"/>
+    <w:basedOn w:val="Normal"/>
     <w:qFormat/>
-    <w:uiPriority w:val="0"/>
     <w:pPr>
       <w:spacing w:before="240" w:beforeLines="0" w:beforeAutospacing="0" w:after="60" w:afterLines="0" w:afterAutospacing="0"/>
       <w:jc w:val="center"/>
@@ -10365,73 +10177,68 @@
       <w:sz w:val="32"/>
     </w:rPr>
   </w:style>
-  <w:style w:type="table" w:styleId="21">
+  <w:style w:type="table" w:styleId="TableGrid">
     <w:name w:val="Table Grid"/>
-    <w:basedOn w:val="20"/>
+    <w:basedOn w:val="TableNormal"/>
     <w:qFormat/>
-    <w:uiPriority w:val="0"/>
     <w:pPr>
       <w:widowControl w:val="0"/>
       <w:jc w:val="both"/>
     </w:pPr>
     <w:tblPr>
       <w:tblBorders>
-        <w:top w:val="single" w:color="auto" w:sz="4" w:space="0"/>
-        <w:left w:val="single" w:color="auto" w:sz="4" w:space="0"/>
-        <w:bottom w:val="single" w:color="auto" w:sz="4" w:space="0"/>
-        <w:right w:val="single" w:color="auto" w:sz="4" w:space="0"/>
-        <w:insideH w:val="single" w:color="auto" w:sz="4" w:space="0"/>
-        <w:insideV w:val="single" w:color="auto" w:sz="4" w:space="0"/>
+        <w:top w:val="single" w:sz="4" w:space="0" w:color="auto"/>
+        <w:left w:val="single" w:sz="4" w:space="0" w:color="auto"/>
+        <w:bottom w:val="single" w:sz="4" w:space="0" w:color="auto"/>
+        <w:right w:val="single" w:sz="4" w:space="0" w:color="auto"/>
+        <w:insideH w:val="single" w:sz="4" w:space="0" w:color="auto"/>
+        <w:insideV w:val="single" w:sz="4" w:space="0" w:color="auto"/>
       </w:tblBorders>
     </w:tblPr>
   </w:style>
-  <w:style w:type="character" w:styleId="23">
+  <w:style w:type="character" w:styleId="Strong">
     <w:name w:val="Strong"/>
-    <w:basedOn w:val="22"/>
+    <w:basedOn w:val="DefaultParagraphFont"/>
     <w:qFormat/>
-    <w:uiPriority w:val="0"/>
     <w:rPr>
       <w:b/>
     </w:rPr>
   </w:style>
-  <w:style w:type="paragraph" w:customStyle="1" w:styleId="24">
+  <w:style w:type="paragraph" w:customStyle="1" w:styleId="a">
     <w:name w:val="柴_公司名"/>
-    <w:basedOn w:val="19"/>
+    <w:basedOn w:val="Title"/>
     <w:qFormat/>
-    <w:uiPriority w:val="0"/>
     <w:pPr>
       <w:spacing w:after="600" w:afterLines="600"/>
     </w:pPr>
     <w:rPr>
-      <w:rFonts w:hint="eastAsia" w:ascii="宋体" w:hAnsi="宋体" w:eastAsia="宋体" w:cs="宋体"/>
+      <w:rFonts w:ascii="宋体" w:eastAsia="宋体" w:hAnsi="宋体" w:cs="宋体" w:hint="eastAsia"/>
       <w:bCs/>
       <w:spacing w:val="-6"/>
       <w:sz w:val="52"/>
       <w:szCs w:val="52"/>
     </w:rPr>
   </w:style>
-  <w:style w:type="paragraph" w:customStyle="1" w:styleId="25">
+  <w:style w:type="paragraph" w:customStyle="1" w:styleId="a0">
     <w:name w:val="柴_文档名"/>
-    <w:basedOn w:val="19"/>
+    <w:basedOn w:val="Title"/>
     <w:qFormat/>
-    <w:uiPriority w:val="0"/>
     <w:pPr>
       <w:spacing w:after="900" w:afterLines="900"/>
     </w:pPr>
     <w:rPr>
-      <w:rFonts w:ascii="黑体" w:hAnsi="黑体" w:eastAsia="黑体" w:cs="黑体"/>
+      <w:rFonts w:ascii="黑体" w:eastAsia="黑体" w:hAnsi="黑体" w:cs="黑体"/>
       <w:bCs/>
       <w:spacing w:val="-7"/>
       <w:sz w:val="52"/>
       <w:szCs w:val="52"/>
     </w:rPr>
   </w:style>
-  <w:style w:type="table" w:customStyle="1" w:styleId="26">
+  <w:style w:type="table" w:customStyle="1" w:styleId="TableNormal0">
     <w:name w:val="Table Normal_0"/>
     <w:semiHidden/>
     <w:unhideWhenUsed/>
     <w:qFormat/>
-    <w:uiPriority w:val="0"/>
     <w:tblPr>
       <w:tblCellMar>
         <w:top w:w="0" w:type="dxa"/>
@@ -10441,87 +10248,81 @@
       </w:tblCellMar>
     </w:tblPr>
   </w:style>
-  <w:style w:type="paragraph" w:customStyle="1" w:styleId="27">
+  <w:style w:type="paragraph" w:customStyle="1" w:styleId="TableText">
     <w:name w:val="Table Text"/>
-    <w:basedOn w:val="1"/>
+    <w:basedOn w:val="Normal"/>
     <w:semiHidden/>
     <w:qFormat/>
-    <w:uiPriority w:val="0"/>
     <w:rPr>
-      <w:rFonts w:ascii="宋体" w:hAnsi="宋体" w:eastAsia="宋体" w:cs="宋体"/>
+      <w:rFonts w:ascii="宋体" w:eastAsia="宋体" w:hAnsi="宋体" w:cs="宋体"/>
       <w:sz w:val="21"/>
       <w:szCs w:val="21"/>
       <w:lang w:val="en-US" w:eastAsia="en-US" w:bidi="ar-SA"/>
     </w:rPr>
   </w:style>
-  <w:style w:type="paragraph" w:customStyle="1" w:styleId="28">
+  <w:style w:type="paragraph" w:customStyle="1" w:styleId="1">
     <w:name w:val="柴_标题1"/>
-    <w:basedOn w:val="2"/>
-    <w:next w:val="29"/>
-    <w:link w:val="38"/>
+    <w:basedOn w:val="Heading1"/>
+    <w:next w:val="a1"/>
+    <w:link w:val="1Char"/>
     <w:qFormat/>
-    <w:uiPriority w:val="0"/>
     <w:pPr>
       <w:spacing w:before="100" w:after="90" w:line="360" w:lineRule="auto"/>
     </w:pPr>
     <w:rPr>
-      <w:rFonts w:ascii="Arial" w:hAnsi="Arial" w:eastAsia="宋体"/>
+      <w:rFonts w:ascii="Arial" w:eastAsia="宋体" w:hAnsi="Arial"/>
       <w:sz w:val="32"/>
     </w:rPr>
   </w:style>
-  <w:style w:type="paragraph" w:customStyle="1" w:styleId="29">
+  <w:style w:type="paragraph" w:customStyle="1" w:styleId="a1">
     <w:name w:val="柴_正文"/>
-    <w:basedOn w:val="12"/>
-    <w:link w:val="42"/>
+    <w:basedOn w:val="BodyText"/>
+    <w:link w:val="Char"/>
     <w:qFormat/>
-    <w:uiPriority w:val="0"/>
     <w:pPr>
       <w:spacing w:line="360" w:lineRule="auto"/>
       <w:ind w:firstLine="470" w:firstLineChars="200"/>
     </w:pPr>
     <w:rPr>
-      <w:rFonts w:ascii="Arial" w:hAnsi="Arial" w:eastAsia="宋体"/>
+      <w:rFonts w:ascii="Arial" w:eastAsia="宋体" w:hAnsi="Arial"/>
       <w:sz w:val="24"/>
       <w:lang w:eastAsia="zh-CN"/>
     </w:rPr>
   </w:style>
-  <w:style w:type="paragraph" w:customStyle="1" w:styleId="30">
+  <w:style w:type="paragraph" w:customStyle="1" w:styleId="2">
     <w:name w:val="柴_标题2"/>
-    <w:basedOn w:val="3"/>
-    <w:next w:val="29"/>
+    <w:basedOn w:val="Heading2"/>
+    <w:next w:val="a1"/>
     <w:qFormat/>
-    <w:uiPriority w:val="0"/>
     <w:pPr>
       <w:spacing w:line="360" w:lineRule="auto"/>
     </w:pPr>
     <w:rPr>
-      <w:rFonts w:ascii="Arial" w:hAnsi="Arial" w:eastAsia="宋体"/>
+      <w:rFonts w:ascii="Arial" w:eastAsia="宋体" w:hAnsi="Arial"/>
       <w:sz w:val="28"/>
     </w:rPr>
   </w:style>
-  <w:style w:type="paragraph" w:customStyle="1" w:styleId="31">
+  <w:style w:type="paragraph" w:customStyle="1" w:styleId="3">
     <w:name w:val="柴_标题3"/>
-    <w:basedOn w:val="4"/>
-    <w:next w:val="29"/>
+    <w:basedOn w:val="Heading3"/>
+    <w:next w:val="a1"/>
     <w:qFormat/>
-    <w:uiPriority w:val="0"/>
     <w:pPr>
       <w:spacing w:line="360" w:lineRule="auto"/>
       <w:ind w:left="0" w:firstLine="472" w:firstLineChars="200"/>
     </w:pPr>
     <w:rPr>
-      <w:rFonts w:ascii="宋体" w:hAnsi="宋体" w:eastAsia="宋体" w:cs="宋体"/>
+      <w:rFonts w:ascii="宋体" w:eastAsia="宋体" w:hAnsi="宋体" w:cs="宋体"/>
       <w:spacing w:val="-2"/>
       <w:sz w:val="24"/>
       <w:szCs w:val="24"/>
     </w:rPr>
   </w:style>
-  <w:style w:type="paragraph" w:customStyle="1" w:styleId="32">
+  <w:style w:type="paragraph" w:customStyle="1" w:styleId="a2">
     <w:name w:val="柴_目录"/>
-    <w:basedOn w:val="1"/>
-    <w:next w:val="12"/>
+    <w:basedOn w:val="Normal"/>
+    <w:next w:val="BodyText"/>
     <w:qFormat/>
-    <w:uiPriority w:val="0"/>
     <w:pPr>
       <w:tabs>
         <w:tab w:val="right" w:leader="dot" w:pos="8442"/>
@@ -10529,64 +10330,59 @@
       <w:ind w:left="0" w:leftChars="0"/>
     </w:pPr>
     <w:rPr>
-      <w:rFonts w:ascii="Arial" w:hAnsi="Arial" w:eastAsia="Microsoft JhengHei"/>
+      <w:rFonts w:ascii="Arial" w:eastAsia="Microsoft JhengHei" w:hAnsi="Arial"/>
       <w:sz w:val="24"/>
     </w:rPr>
   </w:style>
-  <w:style w:type="paragraph" w:customStyle="1" w:styleId="33">
+  <w:style w:type="paragraph" w:customStyle="1" w:styleId="WPSOffice1">
     <w:name w:val="WPSOffice手动目录 1"/>
     <w:qFormat/>
-    <w:uiPriority w:val="0"/>
     <w:pPr>
       <w:ind w:leftChars="0"/>
     </w:pPr>
     <w:rPr>
-      <w:rFonts w:ascii="Times New Roman" w:hAnsi="Times New Roman" w:eastAsia="宋体" w:cs="Times New Roman"/>
+      <w:rFonts w:ascii="Times New Roman" w:eastAsia="宋体" w:hAnsi="Times New Roman" w:cs="Times New Roman"/>
       <w:sz w:val="20"/>
       <w:szCs w:val="20"/>
     </w:rPr>
   </w:style>
-  <w:style w:type="paragraph" w:customStyle="1" w:styleId="34">
+  <w:style w:type="paragraph" w:customStyle="1" w:styleId="WPSOffice2">
     <w:name w:val="WPSOffice手动目录 2"/>
     <w:qFormat/>
-    <w:uiPriority w:val="0"/>
     <w:pPr>
       <w:ind w:leftChars="200"/>
     </w:pPr>
     <w:rPr>
-      <w:rFonts w:ascii="Times New Roman" w:hAnsi="Times New Roman" w:eastAsia="宋体" w:cs="Times New Roman"/>
+      <w:rFonts w:ascii="Times New Roman" w:eastAsia="宋体" w:hAnsi="Times New Roman" w:cs="Times New Roman"/>
       <w:sz w:val="20"/>
       <w:szCs w:val="20"/>
     </w:rPr>
   </w:style>
-  <w:style w:type="paragraph" w:customStyle="1" w:styleId="35">
+  <w:style w:type="paragraph" w:customStyle="1" w:styleId="WPSOffice3">
     <w:name w:val="WPSOffice手动目录 3"/>
     <w:qFormat/>
-    <w:uiPriority w:val="0"/>
     <w:pPr>
       <w:ind w:leftChars="400"/>
     </w:pPr>
     <w:rPr>
-      <w:rFonts w:ascii="Times New Roman" w:hAnsi="Times New Roman" w:eastAsia="宋体" w:cs="Times New Roman"/>
+      <w:rFonts w:ascii="Times New Roman" w:eastAsia="宋体" w:hAnsi="Times New Roman" w:cs="Times New Roman"/>
       <w:sz w:val="20"/>
       <w:szCs w:val="20"/>
     </w:rPr>
   </w:style>
-  <w:style w:type="paragraph" w:customStyle="1" w:styleId="36">
+  <w:style w:type="paragraph" w:customStyle="1" w:styleId="Compact">
     <w:name w:val="Compact"/>
-    <w:basedOn w:val="12"/>
+    <w:basedOn w:val="BodyText"/>
     <w:qFormat/>
-    <w:uiPriority w:val="0"/>
     <w:pPr>
       <w:spacing w:before="36" w:after="36"/>
     </w:pPr>
   </w:style>
-  <w:style w:type="table" w:customStyle="1" w:styleId="37">
+  <w:style w:type="table" w:customStyle="1" w:styleId="Table">
     <w:name w:val="Table"/>
     <w:semiHidden/>
     <w:unhideWhenUsed/>
     <w:qFormat/>
-    <w:uiPriority w:val="0"/>
     <w:tblPr>
       <w:tblCellMar>
         <w:top w:w="0" w:type="dxa"/>
@@ -10598,28 +10394,26 @@
     <w:tblStylePr w:type="firstRow">
       <w:tcPr>
         <w:tcBorders>
-          <w:bottom w:val="single" w:color="auto" w:sz="0" w:space="0"/>
+          <w:bottom w:val="single" w:sz="0" w:space="0" w:color="auto"/>
         </w:tcBorders>
         <w:vAlign w:val="bottom"/>
       </w:tcPr>
     </w:tblStylePr>
   </w:style>
-  <w:style w:type="character" w:customStyle="1" w:styleId="38">
+  <w:style w:type="character" w:customStyle="1" w:styleId="1Char">
     <w:name w:val="柴_标题1 Char"/>
-    <w:link w:val="28"/>
+    <w:link w:val="1"/>
     <w:qFormat/>
-    <w:uiPriority w:val="0"/>
     <w:rPr>
-      <w:rFonts w:ascii="Arial" w:hAnsi="Arial" w:eastAsia="宋体"/>
+      <w:rFonts w:ascii="Arial" w:eastAsia="宋体" w:hAnsi="Arial"/>
       <w:sz w:val="32"/>
     </w:rPr>
   </w:style>
-  <w:style w:type="table" w:customStyle="1" w:styleId="39">
+  <w:style w:type="table" w:customStyle="1" w:styleId="TableNormal1">
     <w:name w:val="Table Normal_1"/>
     <w:semiHidden/>
     <w:unhideWhenUsed/>
     <w:qFormat/>
-    <w:uiPriority w:val="0"/>
     <w:tblPr>
       <w:tblCellMar>
         <w:top w:w="0" w:type="dxa"/>
@@ -10629,11 +10423,10 @@
       </w:tblCellMar>
     </w:tblPr>
   </w:style>
-  <w:style w:type="paragraph" w:customStyle="1" w:styleId="40">
+  <w:style w:type="paragraph" w:customStyle="1" w:styleId="a3">
     <w:name w:val="柴_正文_无缩进"/>
-    <w:basedOn w:val="1"/>
+    <w:basedOn w:val="Normal"/>
     <w:qFormat/>
-    <w:uiPriority w:val="0"/>
     <w:pPr>
       <w:ind w:firstLine="0" w:firstLineChars="0"/>
     </w:pPr>
@@ -10643,31 +10436,29 @@
       <w:lang w:eastAsia="zh-CN"/>
     </w:rPr>
   </w:style>
-  <w:style w:type="paragraph" w:customStyle="1" w:styleId="41">
+  <w:style w:type="paragraph" w:customStyle="1" w:styleId="4">
     <w:name w:val="柴_标题4"/>
-    <w:basedOn w:val="5"/>
-    <w:next w:val="1"/>
+    <w:basedOn w:val="Heading4"/>
+    <w:next w:val="Normal"/>
     <w:qFormat/>
-    <w:uiPriority w:val="0"/>
     <w:pPr>
       <w:widowControl w:val="0"/>
       <w:spacing w:before="160" w:line="360" w:lineRule="auto"/>
-      <w:ind w:left="981" w:leftChars="300" w:hanging="862"/>
+      <w:ind w:left="981" w:hanging="862" w:leftChars="300"/>
     </w:pPr>
     <w:rPr>
-      <w:rFonts w:hint="eastAsia" w:ascii="Calibri" w:hAnsi="Calibri" w:eastAsia="宋体" w:cs="宋体"/>
+      <w:rFonts w:ascii="Calibri" w:eastAsia="宋体" w:hAnsi="Calibri" w:cs="宋体" w:hint="eastAsia"/>
       <w:sz w:val="24"/>
       <w:szCs w:val="24"/>
       <w:lang w:eastAsia="zh-CN" w:bidi="zh-CN"/>
     </w:rPr>
   </w:style>
-  <w:style w:type="character" w:customStyle="1" w:styleId="42">
+  <w:style w:type="character" w:customStyle="1" w:styleId="Char">
     <w:name w:val="柴_正文 Char"/>
-    <w:link w:val="29"/>
+    <w:link w:val="a1"/>
     <w:qFormat/>
-    <w:uiPriority w:val="0"/>
     <w:rPr>
-      <w:rFonts w:ascii="Arial" w:hAnsi="Arial" w:eastAsia="宋体"/>
+      <w:rFonts w:ascii="Arial" w:eastAsia="宋体" w:hAnsi="Arial"/>
       <w:sz w:val="24"/>
       <w:lang w:eastAsia="zh-CN"/>
     </w:rPr>

--- a/9-交付管理/运行记录类文件/JXTX-09-02-翔云系统运维服务项目-实施方案.docx
+++ b/9-交付管理/运行记录类文件/JXTX-09-02-翔云系统运维服务项目-实施方案.docx
@@ -1,11 +1,10 @@
 
 <file path=word/document.xml><?xml version="1.0" encoding="utf-8"?>
-<w:document xmlns:wpc="http://schemas.microsoft.com/office/word/2010/wordprocessingCanvas" xmlns:mc="http://schemas.openxmlformats.org/markup-compatibility/2006" xmlns:o="urn:schemas-microsoft-com:office:office" xmlns:r="http://schemas.openxmlformats.org/officeDocument/2006/relationships" xmlns:m="http://schemas.openxmlformats.org/officeDocument/2006/math" xmlns:v="urn:schemas-microsoft-com:vml" xmlns:wp14="http://schemas.microsoft.com/office/word/2010/wordprocessingDrawing" xmlns:wp="http://schemas.openxmlformats.org/drawingml/2006/wordprocessingDrawing" xmlns:w10="urn:schemas-microsoft-com:office:word" xmlns:w="http://schemas.openxmlformats.org/wordprocessingml/2006/main" xmlns:w14="http://schemas.microsoft.com/office/word/2010/wordml" xmlns:w15="http://schemas.microsoft.com/office/word/2012/wordml" xmlns:wne="http://schemas.microsoft.com/office/word/2006/wordml" xmlns:wpg="http://schemas.microsoft.com/office/word/2010/wordprocessingGroup" xmlns:wpi="http://schemas.microsoft.com/office/word/2010/wordprocessingInk" xmlns:wps="http://schemas.microsoft.com/office/word/2010/wordprocessingShape" mc:Ignorable="w14 w15 wp14">
-  <!-- Generated by Aspose.Words for .NET 13.3.0.1 -->
+<w:document xmlns:wpc="http://schemas.microsoft.com/office/word/2010/wordprocessingCanvas" xmlns:mc="http://schemas.openxmlformats.org/markup-compatibility/2006" xmlns:o="urn:schemas-microsoft-com:office:office" xmlns:r="http://schemas.openxmlformats.org/officeDocument/2006/relationships" xmlns:m="http://schemas.openxmlformats.org/officeDocument/2006/math" xmlns:v="urn:schemas-microsoft-com:vml" xmlns:wp14="http://schemas.microsoft.com/office/word/2010/wordprocessingDrawing" xmlns:wp="http://schemas.openxmlformats.org/drawingml/2006/wordprocessingDrawing" xmlns:w="http://schemas.openxmlformats.org/wordprocessingml/2006/main" xmlns:w14="http://schemas.microsoft.com/office/word/2010/wordml" xmlns:w10="urn:schemas-microsoft-com:office:word" xmlns:w15="http://schemas.microsoft.com/office/word/2012/wordml" xmlns:wpg="http://schemas.microsoft.com/office/word/2010/wordprocessingGroup" xmlns:wpi="http://schemas.microsoft.com/office/word/2010/wordprocessingInk" xmlns:wne="http://schemas.microsoft.com/office/word/2006/wordml" xmlns:wps="http://schemas.microsoft.com/office/word/2010/wordprocessingShape" xmlns:wpsCustomData="http://www.wps.cn/officeDocument/2013/wpsCustomData" mc:Ignorable="w14 w15 wp14">
   <w:body>
     <w:p>
       <w:pPr>
-        <w:pStyle w:val="a"/>
+        <w:pStyle w:val="24"/>
         <w:keepNext w:val="0"/>
         <w:keepLines w:val="0"/>
         <w:pageBreakBefore w:val="0"/>
@@ -22,10 +21,10 @@
         <w:spacing w:before="3120" w:beforeLines="1000"/>
         <w:textAlignment w:val="baseline"/>
       </w:pPr>
-      <w:bookmarkStart w:id="0" w:name="_Toc21469"/>
+      <w:bookmarkStart w:id="0" w:name="_Toc26119"/>
       <w:r>
         <w:drawing>
-          <wp:anchor distT="0" distB="0" distL="114300" distR="114300" simplePos="0" relativeHeight="251660288" behindDoc="1" locked="0" layoutInCell="1" allowOverlap="1">
+          <wp:anchor distT="0" distB="0" distL="114300" distR="114300" simplePos="0" relativeHeight="251661312" behindDoc="1" locked="0" layoutInCell="1" allowOverlap="1">
             <wp:simplePos x="0" y="0"/>
             <wp:positionH relativeFrom="column">
               <wp:posOffset>-19050</wp:posOffset>
@@ -50,7 +49,7 @@
                     </pic:cNvPicPr>
                   </pic:nvPicPr>
                   <pic:blipFill>
-                    <a:blip xmlns:r="http://schemas.openxmlformats.org/officeDocument/2006/relationships" r:embed="rId4"/>
+                    <a:blip r:embed="rId7"/>
                     <a:stretch>
                       <a:fillRect/>
                     </a:stretch>
@@ -76,7 +75,7 @@
       </w:r>
       <w:r>
         <w:drawing>
-          <wp:anchor distT="0" distB="0" distL="114300" distR="114300" simplePos="0" relativeHeight="251659264" behindDoc="1" locked="0" layoutInCell="1" allowOverlap="1">
+          <wp:anchor distT="0" distB="0" distL="114300" distR="114300" simplePos="0" relativeHeight="251660288" behindDoc="1" locked="0" layoutInCell="1" allowOverlap="1">
             <wp:simplePos x="0" y="0"/>
             <wp:positionH relativeFrom="column">
               <wp:posOffset>0</wp:posOffset>
@@ -101,7 +100,7 @@
                     </pic:cNvPicPr>
                   </pic:nvPicPr>
                   <pic:blipFill>
-                    <a:blip xmlns:r="http://schemas.openxmlformats.org/officeDocument/2006/relationships" r:embed="rId5"/>
+                    <a:blip r:embed="rId8"/>
                     <a:stretch>
                       <a:fillRect/>
                     </a:stretch>
@@ -131,7 +130,7 @@
           <w:lang w:val="en-US" w:eastAsia="zh-CN"/>
         </w:rPr>
         <w:drawing>
-          <wp:anchor distT="0" distB="0" distL="114300" distR="114300" simplePos="0" relativeHeight="251658240" behindDoc="1" locked="0" layoutInCell="1" allowOverlap="1">
+          <wp:anchor distT="0" distB="0" distL="114300" distR="114300" simplePos="0" relativeHeight="251659264" behindDoc="1" locked="0" layoutInCell="1" allowOverlap="1">
             <wp:simplePos x="0" y="0"/>
             <wp:positionH relativeFrom="column">
               <wp:posOffset>635</wp:posOffset>
@@ -156,7 +155,7 @@
                     </pic:cNvPicPr>
                   </pic:nvPicPr>
                   <pic:blipFill>
-                    <a:blip xmlns:r="http://schemas.openxmlformats.org/officeDocument/2006/relationships" r:embed="rId6">
+                    <a:blip r:embed="rId9">
                       <a:alphaModFix amt="58000"/>
                       <a:lum contrast="-52000"/>
                     </a:blip>
@@ -190,7 +189,7 @@
     </w:p>
     <w:p>
       <w:pPr>
-        <w:pStyle w:val="a0"/>
+        <w:pStyle w:val="25"/>
         <w:keepNext w:val="0"/>
         <w:keepLines w:val="0"/>
         <w:pageBreakBefore w:val="0"/>
@@ -211,7 +210,7 @@
           <w:lang w:val="en-US" w:eastAsia="zh-CN"/>
         </w:rPr>
       </w:pPr>
-      <w:bookmarkStart w:id="1" w:name="_Toc11882"/>
+      <w:bookmarkStart w:id="1" w:name="_Toc18921"/>
       <w:r>
         <w:rPr>
           <w:rFonts w:hint="eastAsia"/>
@@ -237,11 +236,11 @@
         <w:adjustRightInd w:val="0"/>
         <w:snapToGrid w:val="0"/>
         <w:spacing w:after="624" w:afterLines="200" w:line="219" w:lineRule="auto"/>
-        <w:ind w:left="0" w:right="0" w:firstLine="0" w:leftChars="0" w:rightChars="0" w:firstLineChars="0"/>
+        <w:ind w:left="0" w:leftChars="0" w:right="0" w:rightChars="0" w:firstLine="0" w:firstLineChars="0"/>
         <w:jc w:val="center"/>
         <w:textAlignment w:val="baseline"/>
         <w:rPr>
-          <w:rFonts w:ascii="宋体" w:eastAsia="宋体" w:hAnsi="宋体" w:cs="宋体" w:hint="eastAsia"/>
+          <w:rFonts w:hint="eastAsia" w:ascii="宋体" w:hAnsi="宋体" w:eastAsia="宋体" w:cs="宋体"/>
           <w:sz w:val="24"/>
           <w:szCs w:val="24"/>
           <w:lang w:val="en-US" w:eastAsia="zh-CN"/>
@@ -249,7 +248,7 @@
       </w:pPr>
       <w:r>
         <w:rPr>
-          <w:rFonts w:ascii="宋体" w:eastAsia="宋体" w:hAnsi="宋体" w:cs="宋体"/>
+          <w:rFonts w:ascii="宋体" w:hAnsi="宋体" w:eastAsia="宋体" w:cs="宋体"/>
           <w:b/>
           <w:bCs/>
           <w:spacing w:val="-3"/>
@@ -260,7 +259,7 @@
       </w:r>
       <w:r>
         <w:rPr>
-          <w:rFonts w:ascii="宋体" w:eastAsia="宋体" w:hAnsi="宋体" w:cs="宋体" w:hint="eastAsia"/>
+          <w:rFonts w:hint="eastAsia" w:ascii="宋体" w:hAnsi="宋体" w:eastAsia="宋体" w:cs="宋体"/>
           <w:b/>
           <w:bCs/>
           <w:spacing w:val="-3"/>
@@ -272,7 +271,7 @@
       </w:r>
       <w:r>
         <w:rPr>
-          <w:rFonts w:ascii="宋体" w:eastAsia="宋体" w:hAnsi="宋体" w:cs="宋体"/>
+          <w:rFonts w:ascii="宋体" w:hAnsi="宋体" w:eastAsia="宋体" w:cs="宋体"/>
           <w:b/>
           <w:bCs/>
           <w:spacing w:val="-3"/>
@@ -283,7 +282,7 @@
       </w:r>
       <w:r>
         <w:rPr>
-          <w:rFonts w:ascii="宋体" w:hAnsi="宋体" w:cs="宋体" w:hint="eastAsia"/>
+          <w:rFonts w:hint="eastAsia" w:ascii="宋体" w:hAnsi="宋体" w:cs="宋体"/>
           <w:b/>
           <w:bCs/>
           <w:spacing w:val="-3"/>
@@ -295,7 +294,7 @@
       </w:r>
       <w:r>
         <w:rPr>
-          <w:rFonts w:ascii="宋体" w:eastAsia="宋体" w:hAnsi="宋体" w:cs="宋体"/>
+          <w:rFonts w:ascii="宋体" w:hAnsi="宋体" w:eastAsia="宋体" w:cs="宋体"/>
           <w:b/>
           <w:bCs/>
           <w:spacing w:val="-3"/>
@@ -306,7 +305,7 @@
       </w:r>
       <w:r>
         <w:rPr>
-          <w:rFonts w:ascii="宋体" w:hAnsi="宋体" w:cs="宋体" w:hint="eastAsia"/>
+          <w:rFonts w:hint="eastAsia" w:ascii="宋体" w:hAnsi="宋体" w:cs="宋体"/>
           <w:b/>
           <w:bCs/>
           <w:spacing w:val="-3"/>
@@ -319,17 +318,18 @@
     </w:p>
     <w:tbl>
       <w:tblPr>
-        <w:tblStyle w:val="TableGrid"/>
+        <w:tblStyle w:val="21"/>
         <w:tblW w:w="0" w:type="auto"/>
         <w:jc w:val="center"/>
         <w:tblBorders>
-          <w:top w:val="nil"/>
-          <w:left w:val="nil"/>
-          <w:bottom w:val="nil"/>
-          <w:right w:val="nil"/>
-          <w:insideH w:val="nil"/>
-          <w:insideV w:val="nil"/>
+          <w:top w:val="none" w:color="auto" w:sz="0" w:space="0"/>
+          <w:left w:val="none" w:color="auto" w:sz="0" w:space="0"/>
+          <w:bottom w:val="none" w:color="auto" w:sz="0" w:space="0"/>
+          <w:right w:val="none" w:color="auto" w:sz="0" w:space="0"/>
+          <w:insideH w:val="none" w:color="auto" w:sz="0" w:space="0"/>
+          <w:insideV w:val="none" w:color="auto" w:sz="0" w:space="0"/>
         </w:tblBorders>
+        <w:tblLayout w:type="autofit"/>
         <w:tblCellMar>
           <w:top w:w="0" w:type="dxa"/>
           <w:left w:w="108" w:type="dxa"/>
@@ -343,15 +343,13 @@
       </w:tblGrid>
       <w:tr>
         <w:tblPrEx>
-          <w:tblW w:w="0" w:type="auto"/>
-          <w:jc w:val="center"/>
           <w:tblBorders>
-            <w:top w:val="nil"/>
-            <w:left w:val="nil"/>
-            <w:bottom w:val="nil"/>
-            <w:right w:val="nil"/>
-            <w:insideH w:val="nil"/>
-            <w:insideV w:val="nil"/>
+            <w:top w:val="none" w:color="auto" w:sz="0" w:space="0"/>
+            <w:left w:val="none" w:color="auto" w:sz="0" w:space="0"/>
+            <w:bottom w:val="none" w:color="auto" w:sz="0" w:space="0"/>
+            <w:right w:val="none" w:color="auto" w:sz="0" w:space="0"/>
+            <w:insideH w:val="none" w:color="auto" w:sz="0" w:space="0"/>
+            <w:insideV w:val="none" w:color="auto" w:sz="0" w:space="0"/>
           </w:tblBorders>
           <w:tblCellMar>
             <w:top w:w="0" w:type="dxa"/>
@@ -361,7 +359,7 @@
           </w:tblCellMar>
         </w:tblPrEx>
         <w:trPr>
-          <w:trHeight w:val="810"/>
+          <w:trHeight w:val="810" w:hRule="atLeast"/>
           <w:jc w:val="center"/>
         </w:trPr>
         <w:tc>
@@ -400,7 +398,7 @@
             </w:r>
             <w:r>
               <w:rPr>
-                <w:rFonts w:asciiTheme="minorAscii" w:eastAsiaTheme="minorEastAsia" w:hAnsiTheme="minorAscii" w:hint="default"/>
+                <w:rFonts w:hint="default" w:asciiTheme="minorAscii" w:hAnsiTheme="minorAscii" w:eastAsiaTheme="minorEastAsia"/>
                 <w:spacing w:val="227"/>
                 <w:sz w:val="21"/>
                 <w:vertAlign w:val="baseline"/>
@@ -455,7 +453,7 @@
             </w:r>
             <w:r>
               <w:rPr>
-                <w:rFonts w:asciiTheme="minorAscii" w:eastAsiaTheme="minorEastAsia" w:hAnsiTheme="minorAscii" w:hint="eastAsia"/>
+                <w:rFonts w:hint="eastAsia" w:asciiTheme="minorAscii" w:hAnsiTheme="minorAscii" w:eastAsiaTheme="minorEastAsia"/>
                 <w:spacing w:val="227"/>
                 <w:sz w:val="21"/>
                 <w:vertAlign w:val="baseline"/>
@@ -477,8 +475,14 @@
       </w:tr>
       <w:tr>
         <w:tblPrEx>
-          <w:tblW w:w="0" w:type="auto"/>
-          <w:jc w:val="center"/>
+          <w:tblBorders>
+            <w:top w:val="none" w:color="auto" w:sz="0" w:space="0"/>
+            <w:left w:val="none" w:color="auto" w:sz="0" w:space="0"/>
+            <w:bottom w:val="none" w:color="auto" w:sz="0" w:space="0"/>
+            <w:right w:val="none" w:color="auto" w:sz="0" w:space="0"/>
+            <w:insideH w:val="none" w:color="auto" w:sz="0" w:space="0"/>
+            <w:insideV w:val="none" w:color="auto" w:sz="0" w:space="0"/>
+          </w:tblBorders>
           <w:tblCellMar>
             <w:top w:w="0" w:type="dxa"/>
             <w:left w:w="108" w:type="dxa"/>
@@ -487,7 +491,7 @@
           </w:tblCellMar>
         </w:tblPrEx>
         <w:trPr>
-          <w:trHeight w:val="810"/>
+          <w:trHeight w:val="810" w:hRule="atLeast"/>
           <w:jc w:val="center"/>
         </w:trPr>
         <w:tc>
@@ -512,7 +516,7 @@
               <w:snapToGrid w:val="0"/>
               <w:textAlignment w:val="baseline"/>
               <w:rPr>
-                <w:rFonts w:ascii="Arial" w:eastAsia="Arial" w:hAnsi="Arial" w:cs="Arial" w:hint="default"/>
+                <w:rFonts w:hint="default" w:ascii="Arial" w:hAnsi="Arial" w:eastAsia="Arial" w:cs="Arial"/>
                 <w:snapToGrid w:val="0"/>
                 <w:color w:val="000000"/>
                 <w:kern w:val="0"/>
@@ -544,7 +548,7 @@
             </w:r>
             <w:r>
               <w:rPr>
-                <w:rFonts w:asciiTheme="minorAscii" w:eastAsiaTheme="minorEastAsia" w:hAnsiTheme="minorAscii" w:hint="default"/>
+                <w:rFonts w:hint="default" w:asciiTheme="minorAscii" w:hAnsiTheme="minorAscii" w:eastAsiaTheme="minorEastAsia"/>
                 <w:spacing w:val="227"/>
                 <w:sz w:val="21"/>
                 <w:vertAlign w:val="baseline"/>
@@ -598,7 +602,7 @@
               <w:snapToGrid w:val="0"/>
               <w:textAlignment w:val="baseline"/>
               <w:rPr>
-                <w:rFonts w:ascii="Arial" w:eastAsia="Arial" w:hAnsi="Arial" w:cs="Arial" w:hint="default"/>
+                <w:rFonts w:hint="default" w:ascii="Arial" w:hAnsi="Arial" w:eastAsia="Arial" w:cs="Arial"/>
                 <w:snapToGrid w:val="0"/>
                 <w:color w:val="000000"/>
                 <w:kern w:val="0"/>
@@ -618,7 +622,7 @@
             </w:r>
             <w:r>
               <w:rPr>
-                <w:rFonts w:asciiTheme="minorAscii" w:eastAsiaTheme="minorEastAsia" w:hAnsiTheme="minorAscii" w:hint="eastAsia"/>
+                <w:rFonts w:hint="eastAsia" w:asciiTheme="minorAscii" w:hAnsiTheme="minorAscii" w:eastAsiaTheme="minorEastAsia"/>
                 <w:spacing w:val="227"/>
                 <w:sz w:val="21"/>
                 <w:vertAlign w:val="baseline"/>
@@ -640,8 +644,14 @@
       </w:tr>
       <w:tr>
         <w:tblPrEx>
-          <w:tblW w:w="0" w:type="auto"/>
-          <w:jc w:val="center"/>
+          <w:tblBorders>
+            <w:top w:val="none" w:color="auto" w:sz="0" w:space="0"/>
+            <w:left w:val="none" w:color="auto" w:sz="0" w:space="0"/>
+            <w:bottom w:val="none" w:color="auto" w:sz="0" w:space="0"/>
+            <w:right w:val="none" w:color="auto" w:sz="0" w:space="0"/>
+            <w:insideH w:val="none" w:color="auto" w:sz="0" w:space="0"/>
+            <w:insideV w:val="none" w:color="auto" w:sz="0" w:space="0"/>
+          </w:tblBorders>
           <w:tblCellMar>
             <w:top w:w="0" w:type="dxa"/>
             <w:left w:w="108" w:type="dxa"/>
@@ -650,7 +660,7 @@
           </w:tblCellMar>
         </w:tblPrEx>
         <w:trPr>
-          <w:trHeight w:val="635"/>
+          <w:trHeight w:val="635" w:hRule="atLeast"/>
           <w:jc w:val="center"/>
         </w:trPr>
         <w:tc>
@@ -701,7 +711,7 @@
             </w:r>
             <w:r>
               <w:rPr>
-                <w:rFonts w:asciiTheme="minorAscii" w:eastAsiaTheme="minorEastAsia" w:hAnsiTheme="minorAscii" w:hint="eastAsia"/>
+                <w:rFonts w:hint="eastAsia" w:asciiTheme="minorAscii" w:hAnsiTheme="minorAscii" w:eastAsiaTheme="minorEastAsia"/>
                 <w:spacing w:val="227"/>
                 <w:sz w:val="21"/>
                 <w:vertAlign w:val="baseline"/>
@@ -755,7 +765,7 @@
             </w:r>
             <w:r>
               <w:rPr>
-                <w:rFonts w:asciiTheme="minorAscii" w:eastAsiaTheme="minorEastAsia" w:hAnsiTheme="minorAscii" w:hint="eastAsia"/>
+                <w:rFonts w:hint="eastAsia" w:asciiTheme="minorAscii" w:hAnsiTheme="minorAscii" w:eastAsiaTheme="minorEastAsia"/>
                 <w:spacing w:val="227"/>
                 <w:sz w:val="21"/>
                 <w:vertAlign w:val="baseline"/>
@@ -816,14 +826,14 @@
         <w:ind w:left="3634"/>
         <w:textAlignment w:val="baseline"/>
         <w:rPr>
-          <w:rFonts w:ascii="宋体" w:eastAsia="宋体" w:hAnsi="宋体" w:cs="宋体"/>
+          <w:rFonts w:ascii="宋体" w:hAnsi="宋体" w:eastAsia="宋体" w:cs="宋体"/>
           <w:sz w:val="31"/>
           <w:szCs w:val="31"/>
         </w:rPr>
       </w:pPr>
       <w:r>
         <w:rPr>
-          <w:rFonts w:ascii="宋体" w:eastAsia="宋体" w:hAnsi="宋体" w:cs="宋体"/>
+          <w:rFonts w:ascii="宋体" w:hAnsi="宋体" w:eastAsia="宋体" w:cs="宋体"/>
           <w:b/>
           <w:bCs/>
           <w:spacing w:val="4"/>
@@ -835,16 +845,16 @@
     </w:p>
     <w:tbl>
       <w:tblPr>
-        <w:tblStyle w:val="TableNormal0"/>
+        <w:tblStyle w:val="26"/>
         <w:tblW w:w="8214" w:type="dxa"/>
         <w:jc w:val="center"/>
         <w:tblBorders>
-          <w:top w:val="single" w:sz="2" w:space="0" w:color="000000"/>
-          <w:left w:val="single" w:sz="2" w:space="0" w:color="000000"/>
-          <w:bottom w:val="single" w:sz="2" w:space="0" w:color="000000"/>
-          <w:right w:val="single" w:sz="2" w:space="0" w:color="000000"/>
-          <w:insideH w:val="single" w:sz="2" w:space="0" w:color="000000"/>
-          <w:insideV w:val="single" w:sz="2" w:space="0" w:color="000000"/>
+          <w:top w:val="single" w:color="000000" w:sz="2" w:space="0"/>
+          <w:left w:val="single" w:color="000000" w:sz="2" w:space="0"/>
+          <w:bottom w:val="single" w:color="000000" w:sz="2" w:space="0"/>
+          <w:right w:val="single" w:color="000000" w:sz="2" w:space="0"/>
+          <w:insideH w:val="single" w:color="000000" w:sz="2" w:space="0"/>
+          <w:insideV w:val="single" w:color="000000" w:sz="2" w:space="0"/>
         </w:tblBorders>
         <w:tblLayout w:type="fixed"/>
         <w:tblCellMar>
@@ -864,17 +874,14 @@
       </w:tblGrid>
       <w:tr>
         <w:tblPrEx>
-          <w:tblW w:w="8214" w:type="dxa"/>
-          <w:jc w:val="center"/>
           <w:tblBorders>
-            <w:top w:val="single" w:sz="2" w:space="0" w:color="000000"/>
-            <w:left w:val="single" w:sz="2" w:space="0" w:color="000000"/>
-            <w:bottom w:val="single" w:sz="2" w:space="0" w:color="000000"/>
-            <w:right w:val="single" w:sz="2" w:space="0" w:color="000000"/>
-            <w:insideH w:val="single" w:sz="2" w:space="0" w:color="000000"/>
-            <w:insideV w:val="single" w:sz="2" w:space="0" w:color="000000"/>
+            <w:top w:val="single" w:color="000000" w:sz="2" w:space="0"/>
+            <w:left w:val="single" w:color="000000" w:sz="2" w:space="0"/>
+            <w:bottom w:val="single" w:color="000000" w:sz="2" w:space="0"/>
+            <w:right w:val="single" w:color="000000" w:sz="2" w:space="0"/>
+            <w:insideH w:val="single" w:color="000000" w:sz="2" w:space="0"/>
+            <w:insideV w:val="single" w:color="000000" w:sz="2" w:space="0"/>
           </w:tblBorders>
-          <w:tblLayout w:type="fixed"/>
           <w:tblCellMar>
             <w:top w:w="0" w:type="dxa"/>
             <w:left w:w="0" w:type="dxa"/>
@@ -883,7 +890,7 @@
           </w:tblCellMar>
         </w:tblPrEx>
         <w:trPr>
-          <w:trHeight w:val="593"/>
+          <w:trHeight w:val="593" w:hRule="atLeast"/>
           <w:jc w:val="center"/>
         </w:trPr>
         <w:tc>
@@ -905,18 +912,18 @@
               <w:adjustRightInd w:val="0"/>
               <w:snapToGrid w:val="0"/>
               <w:spacing w:before="176" w:line="228" w:lineRule="auto"/>
-              <w:ind w:left="0" w:right="0" w:firstLine="0" w:leftChars="0" w:rightChars="0" w:firstLineChars="0"/>
+              <w:ind w:left="0" w:leftChars="0" w:right="0" w:rightChars="0" w:firstLine="0" w:firstLineChars="0"/>
               <w:jc w:val="center"/>
               <w:textAlignment w:val="baseline"/>
               <w:rPr>
-                <w:rFonts w:ascii="宋体" w:eastAsia="宋体" w:hAnsi="宋体" w:cs="宋体"/>
+                <w:rFonts w:ascii="宋体" w:hAnsi="宋体" w:eastAsia="宋体" w:cs="宋体"/>
                 <w:sz w:val="20"/>
                 <w:szCs w:val="20"/>
               </w:rPr>
             </w:pPr>
             <w:r>
               <w:rPr>
-                <w:rFonts w:ascii="宋体" w:hAnsi="宋体" w:cs="宋体" w:hint="eastAsia"/>
+                <w:rFonts w:hint="eastAsia" w:ascii="宋体" w:hAnsi="宋体" w:cs="宋体"/>
                 <w:spacing w:val="-14"/>
                 <w:sz w:val="20"/>
                 <w:szCs w:val="20"/>
@@ -926,7 +933,7 @@
             </w:r>
             <w:r>
               <w:rPr>
-                <w:rFonts w:ascii="宋体" w:eastAsia="宋体" w:hAnsi="宋体" w:cs="宋体"/>
+                <w:rFonts w:ascii="宋体" w:hAnsi="宋体" w:eastAsia="宋体" w:cs="宋体"/>
                 <w:spacing w:val="-14"/>
                 <w:sz w:val="20"/>
                 <w:szCs w:val="20"/>
@@ -954,18 +961,18 @@
               <w:adjustRightInd w:val="0"/>
               <w:snapToGrid w:val="0"/>
               <w:spacing w:before="175" w:line="227" w:lineRule="auto"/>
-              <w:ind w:left="0" w:right="0" w:firstLine="0" w:leftChars="0" w:rightChars="0" w:firstLineChars="0"/>
+              <w:ind w:left="0" w:leftChars="0" w:right="0" w:rightChars="0" w:firstLine="0" w:firstLineChars="0"/>
               <w:jc w:val="center"/>
               <w:textAlignment w:val="baseline"/>
               <w:rPr>
-                <w:rFonts w:ascii="宋体" w:eastAsia="宋体" w:hAnsi="宋体" w:cs="宋体"/>
+                <w:rFonts w:ascii="宋体" w:hAnsi="宋体" w:eastAsia="宋体" w:cs="宋体"/>
                 <w:sz w:val="20"/>
                 <w:szCs w:val="20"/>
               </w:rPr>
             </w:pPr>
             <w:r>
               <w:rPr>
-                <w:rFonts w:ascii="宋体" w:eastAsia="宋体" w:hAnsi="宋体" w:cs="宋体"/>
+                <w:rFonts w:ascii="宋体" w:hAnsi="宋体" w:eastAsia="宋体" w:cs="宋体"/>
                 <w:spacing w:val="4"/>
                 <w:sz w:val="20"/>
                 <w:szCs w:val="20"/>
@@ -993,18 +1000,18 @@
               <w:adjustRightInd w:val="0"/>
               <w:snapToGrid w:val="0"/>
               <w:spacing w:before="175" w:line="228" w:lineRule="auto"/>
-              <w:ind w:left="0" w:right="0" w:firstLine="0" w:leftChars="0" w:rightChars="0" w:firstLineChars="0"/>
+              <w:ind w:left="0" w:leftChars="0" w:right="0" w:rightChars="0" w:firstLine="0" w:firstLineChars="0"/>
               <w:jc w:val="center"/>
               <w:textAlignment w:val="baseline"/>
               <w:rPr>
-                <w:rFonts w:ascii="宋体" w:eastAsia="宋体" w:hAnsi="宋体" w:cs="宋体"/>
+                <w:rFonts w:ascii="宋体" w:hAnsi="宋体" w:eastAsia="宋体" w:cs="宋体"/>
                 <w:sz w:val="20"/>
                 <w:szCs w:val="20"/>
               </w:rPr>
             </w:pPr>
             <w:r>
               <w:rPr>
-                <w:rFonts w:ascii="宋体" w:eastAsia="宋体" w:hAnsi="宋体" w:cs="宋体"/>
+                <w:rFonts w:ascii="宋体" w:hAnsi="宋体" w:eastAsia="宋体" w:cs="宋体"/>
                 <w:spacing w:val="7"/>
                 <w:sz w:val="20"/>
                 <w:szCs w:val="20"/>
@@ -1032,11 +1039,11 @@
               <w:adjustRightInd w:val="0"/>
               <w:snapToGrid w:val="0"/>
               <w:spacing w:before="175" w:line="228" w:lineRule="auto"/>
-              <w:ind w:left="0" w:right="0" w:firstLine="0" w:leftChars="0" w:rightChars="0" w:firstLineChars="0"/>
+              <w:ind w:left="0" w:leftChars="0" w:right="0" w:rightChars="0" w:firstLine="0" w:firstLineChars="0"/>
               <w:jc w:val="center"/>
               <w:textAlignment w:val="baseline"/>
               <w:rPr>
-                <w:rFonts w:ascii="宋体" w:eastAsia="宋体" w:hAnsi="宋体" w:cs="宋体" w:hint="eastAsia"/>
+                <w:rFonts w:hint="eastAsia" w:ascii="宋体" w:hAnsi="宋体" w:eastAsia="宋体" w:cs="宋体"/>
                 <w:spacing w:val="7"/>
                 <w:sz w:val="20"/>
                 <w:szCs w:val="20"/>
@@ -1045,7 +1052,7 @@
             </w:pPr>
             <w:r>
               <w:rPr>
-                <w:rFonts w:ascii="宋体" w:hAnsi="宋体" w:cs="宋体" w:hint="eastAsia"/>
+                <w:rFonts w:hint="eastAsia" w:ascii="宋体" w:hAnsi="宋体" w:cs="宋体"/>
                 <w:spacing w:val="7"/>
                 <w:sz w:val="20"/>
                 <w:szCs w:val="20"/>
@@ -1074,11 +1081,11 @@
               <w:adjustRightInd w:val="0"/>
               <w:snapToGrid w:val="0"/>
               <w:spacing w:before="175" w:line="228" w:lineRule="auto"/>
-              <w:ind w:left="0" w:right="0" w:firstLine="0" w:leftChars="0" w:rightChars="0" w:firstLineChars="0"/>
+              <w:ind w:left="0" w:leftChars="0" w:right="0" w:rightChars="0" w:firstLine="0" w:firstLineChars="0"/>
               <w:jc w:val="center"/>
               <w:textAlignment w:val="baseline"/>
               <w:rPr>
-                <w:rFonts w:ascii="宋体" w:hAnsi="宋体" w:cs="宋体" w:hint="default"/>
+                <w:rFonts w:hint="default" w:ascii="宋体" w:hAnsi="宋体" w:cs="宋体"/>
                 <w:spacing w:val="7"/>
                 <w:sz w:val="20"/>
                 <w:szCs w:val="20"/>
@@ -1087,7 +1094,7 @@
             </w:pPr>
             <w:r>
               <w:rPr>
-                <w:rFonts w:ascii="宋体" w:hAnsi="宋体" w:cs="宋体" w:hint="eastAsia"/>
+                <w:rFonts w:hint="eastAsia" w:ascii="宋体" w:hAnsi="宋体" w:cs="宋体"/>
                 <w:spacing w:val="7"/>
                 <w:sz w:val="20"/>
                 <w:szCs w:val="20"/>
@@ -1116,18 +1123,18 @@
               <w:adjustRightInd w:val="0"/>
               <w:snapToGrid w:val="0"/>
               <w:spacing w:before="176" w:line="229" w:lineRule="auto"/>
-              <w:ind w:left="0" w:right="0" w:firstLine="0" w:leftChars="0" w:rightChars="0" w:firstLineChars="0"/>
+              <w:ind w:left="0" w:leftChars="0" w:right="0" w:rightChars="0" w:firstLine="0" w:firstLineChars="0"/>
               <w:jc w:val="center"/>
               <w:textAlignment w:val="baseline"/>
               <w:rPr>
-                <w:rFonts w:ascii="宋体" w:eastAsia="宋体" w:hAnsi="宋体" w:cs="宋体"/>
+                <w:rFonts w:ascii="宋体" w:hAnsi="宋体" w:eastAsia="宋体" w:cs="宋体"/>
                 <w:sz w:val="20"/>
                 <w:szCs w:val="20"/>
               </w:rPr>
             </w:pPr>
             <w:r>
               <w:rPr>
-                <w:rFonts w:ascii="宋体" w:eastAsia="宋体" w:hAnsi="宋体" w:cs="宋体"/>
+                <w:rFonts w:ascii="宋体" w:hAnsi="宋体" w:eastAsia="宋体" w:cs="宋体"/>
                 <w:spacing w:val="7"/>
                 <w:sz w:val="20"/>
                 <w:szCs w:val="20"/>
@@ -1139,9 +1146,14 @@
       </w:tr>
       <w:tr>
         <w:tblPrEx>
-          <w:tblW w:w="8214" w:type="dxa"/>
-          <w:jc w:val="center"/>
-          <w:tblLayout w:type="fixed"/>
+          <w:tblBorders>
+            <w:top w:val="single" w:color="000000" w:sz="2" w:space="0"/>
+            <w:left w:val="single" w:color="000000" w:sz="2" w:space="0"/>
+            <w:bottom w:val="single" w:color="000000" w:sz="2" w:space="0"/>
+            <w:right w:val="single" w:color="000000" w:sz="2" w:space="0"/>
+            <w:insideH w:val="single" w:color="000000" w:sz="2" w:space="0"/>
+            <w:insideV w:val="single" w:color="000000" w:sz="2" w:space="0"/>
+          </w:tblBorders>
           <w:tblCellMar>
             <w:top w:w="0" w:type="dxa"/>
             <w:left w:w="0" w:type="dxa"/>
@@ -1150,7 +1162,7 @@
           </w:tblCellMar>
         </w:tblPrEx>
         <w:trPr>
-          <w:trHeight w:val="516"/>
+          <w:trHeight w:val="516" w:hRule="atLeast"/>
           <w:jc w:val="center"/>
         </w:trPr>
         <w:tc>
@@ -1172,11 +1184,11 @@
               <w:adjustRightInd w:val="0"/>
               <w:snapToGrid w:val="0"/>
               <w:spacing w:before="173" w:line="267" w:lineRule="exact"/>
-              <w:ind w:left="0" w:right="0" w:firstLine="0" w:leftChars="0" w:rightChars="0" w:firstLineChars="0"/>
+              <w:ind w:left="0" w:leftChars="0" w:right="0" w:rightChars="0" w:firstLine="0" w:firstLineChars="0"/>
               <w:jc w:val="center"/>
               <w:textAlignment w:val="baseline"/>
               <w:rPr>
-                <w:rFonts w:ascii="宋体" w:eastAsia="宋体" w:hAnsi="宋体" w:cs="宋体" w:hint="default"/>
+                <w:rFonts w:hint="default" w:ascii="宋体" w:hAnsi="宋体" w:eastAsia="宋体" w:cs="宋体"/>
                 <w:sz w:val="20"/>
                 <w:szCs w:val="20"/>
                 <w:lang w:val="en-US"/>
@@ -1184,7 +1196,7 @@
             </w:pPr>
             <w:r>
               <w:rPr>
-                <w:rFonts w:ascii="宋体" w:eastAsia="宋体" w:hAnsi="宋体" w:cs="宋体"/>
+                <w:rFonts w:ascii="宋体" w:hAnsi="宋体" w:eastAsia="宋体" w:cs="宋体"/>
                 <w:spacing w:val="3"/>
                 <w:position w:val="1"/>
                 <w:sz w:val="20"/>
@@ -1194,7 +1206,7 @@
             </w:r>
             <w:r>
               <w:rPr>
-                <w:rFonts w:ascii="宋体" w:hAnsi="宋体" w:cs="宋体" w:hint="eastAsia"/>
+                <w:rFonts w:hint="eastAsia" w:ascii="宋体" w:hAnsi="宋体" w:cs="宋体"/>
                 <w:spacing w:val="3"/>
                 <w:position w:val="1"/>
                 <w:sz w:val="20"/>
@@ -1205,7 +1217,7 @@
             </w:r>
             <w:r>
               <w:rPr>
-                <w:rFonts w:ascii="宋体" w:eastAsia="宋体" w:hAnsi="宋体" w:cs="宋体"/>
+                <w:rFonts w:ascii="宋体" w:hAnsi="宋体" w:eastAsia="宋体" w:cs="宋体"/>
                 <w:spacing w:val="3"/>
                 <w:position w:val="1"/>
                 <w:sz w:val="20"/>
@@ -1215,7 +1227,7 @@
             </w:r>
             <w:r>
               <w:rPr>
-                <w:rFonts w:ascii="宋体" w:hAnsi="宋体" w:cs="宋体" w:hint="eastAsia"/>
+                <w:rFonts w:hint="eastAsia" w:ascii="宋体" w:hAnsi="宋体" w:cs="宋体"/>
                 <w:spacing w:val="3"/>
                 <w:position w:val="1"/>
                 <w:sz w:val="20"/>
@@ -1245,18 +1257,18 @@
               <w:adjustRightInd w:val="0"/>
               <w:snapToGrid w:val="0"/>
               <w:spacing w:before="173" w:line="267" w:lineRule="exact"/>
-              <w:ind w:left="0" w:right="0" w:firstLine="0" w:leftChars="0" w:rightChars="0" w:firstLineChars="0"/>
+              <w:ind w:left="0" w:leftChars="0" w:right="0" w:rightChars="0" w:firstLine="0" w:firstLineChars="0"/>
               <w:jc w:val="center"/>
               <w:textAlignment w:val="baseline"/>
               <w:rPr>
-                <w:rFonts w:ascii="宋体" w:eastAsia="宋体" w:hAnsi="宋体" w:cs="宋体"/>
+                <w:rFonts w:ascii="宋体" w:hAnsi="宋体" w:eastAsia="宋体" w:cs="宋体"/>
                 <w:sz w:val="20"/>
                 <w:szCs w:val="20"/>
               </w:rPr>
             </w:pPr>
             <w:r>
               <w:rPr>
-                <w:rFonts w:ascii="宋体" w:eastAsia="宋体" w:hAnsi="宋体" w:cs="宋体"/>
+                <w:rFonts w:ascii="宋体" w:hAnsi="宋体" w:eastAsia="宋体" w:cs="宋体"/>
                 <w:spacing w:val="4"/>
                 <w:position w:val="1"/>
                 <w:sz w:val="20"/>
@@ -1285,18 +1297,18 @@
               <w:adjustRightInd w:val="0"/>
               <w:snapToGrid w:val="0"/>
               <w:spacing w:before="172" w:line="228" w:lineRule="auto"/>
-              <w:ind w:left="0" w:right="0" w:firstLine="0" w:leftChars="0" w:rightChars="0" w:firstLineChars="0"/>
+              <w:ind w:left="0" w:leftChars="0" w:right="0" w:rightChars="0" w:firstLine="0" w:firstLineChars="0"/>
               <w:jc w:val="center"/>
               <w:textAlignment w:val="baseline"/>
               <w:rPr>
-                <w:rFonts w:ascii="宋体" w:eastAsia="宋体" w:hAnsi="宋体" w:cs="宋体"/>
+                <w:rFonts w:ascii="宋体" w:hAnsi="宋体" w:eastAsia="宋体" w:cs="宋体"/>
                 <w:sz w:val="20"/>
                 <w:szCs w:val="20"/>
               </w:rPr>
             </w:pPr>
             <w:r>
               <w:rPr>
-                <w:rFonts w:ascii="宋体" w:eastAsia="宋体" w:hAnsi="宋体" w:cs="宋体"/>
+                <w:rFonts w:ascii="宋体" w:hAnsi="宋体" w:eastAsia="宋体" w:cs="宋体"/>
                 <w:spacing w:val="200"/>
                 <w:kern w:val="0"/>
                 <w:sz w:val="20"/>
@@ -1306,7 +1318,7 @@
             </w:r>
             <w:r>
               <w:rPr>
-                <w:rFonts w:ascii="宋体" w:eastAsia="宋体" w:hAnsi="宋体" w:cs="宋体"/>
+                <w:rFonts w:ascii="宋体" w:hAnsi="宋体" w:eastAsia="宋体" w:cs="宋体"/>
                 <w:spacing w:val="0"/>
                 <w:kern w:val="0"/>
                 <w:sz w:val="20"/>
@@ -1335,11 +1347,11 @@
               <w:adjustRightInd w:val="0"/>
               <w:snapToGrid w:val="0"/>
               <w:spacing w:before="173" w:line="229" w:lineRule="auto"/>
-              <w:ind w:left="0" w:right="0" w:firstLine="0" w:leftChars="0" w:rightChars="0" w:firstLineChars="0"/>
+              <w:ind w:left="0" w:leftChars="0" w:right="0" w:rightChars="0" w:firstLine="0" w:firstLineChars="0"/>
               <w:jc w:val="center"/>
               <w:textAlignment w:val="baseline"/>
               <w:rPr>
-                <w:rFonts w:ascii="宋体" w:eastAsia="宋体" w:hAnsi="宋体" w:cs="宋体"/>
+                <w:rFonts w:ascii="宋体" w:hAnsi="宋体" w:eastAsia="宋体" w:cs="宋体"/>
                 <w:spacing w:val="200"/>
                 <w:kern w:val="0"/>
                 <w:sz w:val="20"/>
@@ -1348,7 +1360,7 @@
             </w:pPr>
             <w:r>
               <w:rPr>
-                <w:rFonts w:asciiTheme="minorAscii" w:eastAsiaTheme="minorEastAsia" w:hAnsiTheme="minorAscii" w:hint="eastAsia"/>
+                <w:rFonts w:hint="eastAsia" w:asciiTheme="minorAscii" w:hAnsiTheme="minorAscii" w:eastAsiaTheme="minorEastAsia"/>
                 <w:spacing w:val="0"/>
                 <w:kern w:val="0"/>
                 <w:sz w:val="21"/>
@@ -1378,11 +1390,11 @@
               <w:adjustRightInd w:val="0"/>
               <w:snapToGrid w:val="0"/>
               <w:spacing w:before="172" w:line="228" w:lineRule="auto"/>
-              <w:ind w:left="0" w:right="0" w:firstLine="0" w:leftChars="0" w:rightChars="0" w:firstLineChars="0"/>
+              <w:ind w:left="0" w:leftChars="0" w:right="0" w:rightChars="0" w:firstLine="0" w:firstLineChars="0"/>
               <w:jc w:val="center"/>
               <w:textAlignment w:val="baseline"/>
               <w:rPr>
-                <w:rFonts w:ascii="宋体" w:eastAsia="宋体" w:hAnsi="宋体" w:cs="宋体"/>
+                <w:rFonts w:ascii="宋体" w:hAnsi="宋体" w:eastAsia="宋体" w:cs="宋体"/>
                 <w:spacing w:val="200"/>
                 <w:kern w:val="0"/>
                 <w:sz w:val="20"/>
@@ -1391,7 +1403,7 @@
             </w:pPr>
             <w:r>
               <w:rPr>
-                <w:rFonts w:ascii="宋体" w:eastAsia="宋体" w:hAnsi="宋体" w:cs="宋体" w:hint="eastAsia"/>
+                <w:rFonts w:hint="eastAsia" w:ascii="宋体" w:hAnsi="宋体" w:eastAsia="宋体" w:cs="宋体"/>
                 <w:spacing w:val="200"/>
                 <w:kern w:val="0"/>
                 <w:sz w:val="20"/>
@@ -1401,7 +1413,7 @@
             </w:r>
             <w:r>
               <w:rPr>
-                <w:rFonts w:asciiTheme="minorAscii" w:eastAsiaTheme="minorEastAsia" w:hAnsiTheme="minorAscii" w:hint="eastAsia"/>
+                <w:rFonts w:hint="eastAsia" w:asciiTheme="minorAscii" w:hAnsiTheme="minorAscii" w:eastAsiaTheme="minorEastAsia"/>
                 <w:spacing w:val="0"/>
                 <w:kern w:val="0"/>
                 <w:sz w:val="21"/>
@@ -1431,18 +1443,18 @@
               <w:adjustRightInd w:val="0"/>
               <w:snapToGrid w:val="0"/>
               <w:spacing w:before="173" w:line="229" w:lineRule="auto"/>
-              <w:ind w:left="0" w:right="0" w:firstLine="0" w:leftChars="0" w:rightChars="0" w:firstLineChars="0"/>
+              <w:ind w:left="0" w:leftChars="0" w:right="0" w:rightChars="0" w:firstLine="0" w:firstLineChars="0"/>
               <w:jc w:val="center"/>
               <w:textAlignment w:val="baseline"/>
               <w:rPr>
-                <w:rFonts w:ascii="宋体" w:eastAsia="宋体" w:hAnsi="宋体" w:cs="宋体"/>
+                <w:rFonts w:ascii="宋体" w:hAnsi="宋体" w:eastAsia="宋体" w:cs="宋体"/>
                 <w:sz w:val="20"/>
                 <w:szCs w:val="20"/>
               </w:rPr>
             </w:pPr>
             <w:r>
               <w:rPr>
-                <w:rFonts w:asciiTheme="minorAscii" w:eastAsiaTheme="minorEastAsia" w:hAnsiTheme="minorAscii" w:hint="eastAsia"/>
+                <w:rFonts w:hint="eastAsia" w:asciiTheme="minorAscii" w:hAnsiTheme="minorAscii" w:eastAsiaTheme="minorEastAsia"/>
                 <w:spacing w:val="0"/>
                 <w:kern w:val="0"/>
                 <w:sz w:val="21"/>
@@ -1456,9 +1468,14 @@
       </w:tr>
       <w:tr>
         <w:tblPrEx>
-          <w:tblW w:w="8214" w:type="dxa"/>
-          <w:jc w:val="center"/>
-          <w:tblLayout w:type="fixed"/>
+          <w:tblBorders>
+            <w:top w:val="single" w:color="000000" w:sz="2" w:space="0"/>
+            <w:left w:val="single" w:color="000000" w:sz="2" w:space="0"/>
+            <w:bottom w:val="single" w:color="000000" w:sz="2" w:space="0"/>
+            <w:right w:val="single" w:color="000000" w:sz="2" w:space="0"/>
+            <w:insideH w:val="single" w:color="000000" w:sz="2" w:space="0"/>
+            <w:insideV w:val="single" w:color="000000" w:sz="2" w:space="0"/>
+          </w:tblBorders>
           <w:tblCellMar>
             <w:top w:w="0" w:type="dxa"/>
             <w:left w:w="0" w:type="dxa"/>
@@ -1467,7 +1484,7 @@
           </w:tblCellMar>
         </w:tblPrEx>
         <w:trPr>
-          <w:trHeight w:val="556"/>
+          <w:trHeight w:val="556" w:hRule="atLeast"/>
           <w:jc w:val="center"/>
         </w:trPr>
         <w:tc>
@@ -1476,7 +1493,7 @@
           </w:tcPr>
           <w:p>
             <w:pPr>
-              <w:pStyle w:val="TableText"/>
+              <w:pStyle w:val="27"/>
               <w:keepNext w:val="0"/>
               <w:keepLines w:val="0"/>
               <w:pageBreakBefore w:val="0"/>
@@ -1489,7 +1506,7 @@
               <w:bidi w:val="0"/>
               <w:adjustRightInd w:val="0"/>
               <w:snapToGrid w:val="0"/>
-              <w:ind w:left="0" w:right="0" w:firstLine="0" w:leftChars="0" w:rightChars="0" w:firstLineChars="0"/>
+              <w:ind w:left="0" w:leftChars="0" w:right="0" w:rightChars="0" w:firstLine="0" w:firstLineChars="0"/>
               <w:jc w:val="center"/>
               <w:textAlignment w:val="baseline"/>
             </w:pPr>
@@ -1501,7 +1518,7 @@
           </w:tcPr>
           <w:p>
             <w:pPr>
-              <w:pStyle w:val="TableText"/>
+              <w:pStyle w:val="27"/>
               <w:keepNext w:val="0"/>
               <w:keepLines w:val="0"/>
               <w:pageBreakBefore w:val="0"/>
@@ -1514,7 +1531,7 @@
               <w:bidi w:val="0"/>
               <w:adjustRightInd w:val="0"/>
               <w:snapToGrid w:val="0"/>
-              <w:ind w:left="0" w:right="0" w:firstLine="0" w:leftChars="0" w:rightChars="0" w:firstLineChars="0"/>
+              <w:ind w:left="0" w:leftChars="0" w:right="0" w:rightChars="0" w:firstLine="0" w:firstLineChars="0"/>
               <w:jc w:val="center"/>
               <w:textAlignment w:val="baseline"/>
             </w:pPr>
@@ -1526,7 +1543,7 @@
           </w:tcPr>
           <w:p>
             <w:pPr>
-              <w:pStyle w:val="TableText"/>
+              <w:pStyle w:val="27"/>
               <w:keepNext w:val="0"/>
               <w:keepLines w:val="0"/>
               <w:pageBreakBefore w:val="0"/>
@@ -1539,7 +1556,7 @@
               <w:bidi w:val="0"/>
               <w:adjustRightInd w:val="0"/>
               <w:snapToGrid w:val="0"/>
-              <w:ind w:left="0" w:right="0" w:firstLine="0" w:leftChars="0" w:rightChars="0" w:firstLineChars="0"/>
+              <w:ind w:left="0" w:leftChars="0" w:right="0" w:rightChars="0" w:firstLine="0" w:firstLineChars="0"/>
               <w:jc w:val="center"/>
               <w:textAlignment w:val="baseline"/>
             </w:pPr>
@@ -1551,7 +1568,7 @@
           </w:tcPr>
           <w:p>
             <w:pPr>
-              <w:pStyle w:val="TableText"/>
+              <w:pStyle w:val="27"/>
               <w:keepNext w:val="0"/>
               <w:keepLines w:val="0"/>
               <w:pageBreakBefore w:val="0"/>
@@ -1564,7 +1581,7 @@
               <w:bidi w:val="0"/>
               <w:adjustRightInd w:val="0"/>
               <w:snapToGrid w:val="0"/>
-              <w:ind w:left="0" w:right="0" w:firstLine="0" w:leftChars="0" w:rightChars="0" w:firstLineChars="0"/>
+              <w:ind w:left="0" w:leftChars="0" w:right="0" w:rightChars="0" w:firstLine="0" w:firstLineChars="0"/>
               <w:jc w:val="center"/>
               <w:textAlignment w:val="baseline"/>
             </w:pPr>
@@ -1576,7 +1593,7 @@
           </w:tcPr>
           <w:p>
             <w:pPr>
-              <w:pStyle w:val="TableText"/>
+              <w:pStyle w:val="27"/>
               <w:keepNext w:val="0"/>
               <w:keepLines w:val="0"/>
               <w:pageBreakBefore w:val="0"/>
@@ -1589,7 +1606,7 @@
               <w:bidi w:val="0"/>
               <w:adjustRightInd w:val="0"/>
               <w:snapToGrid w:val="0"/>
-              <w:ind w:left="0" w:right="0" w:firstLine="0" w:leftChars="0" w:rightChars="0" w:firstLineChars="0"/>
+              <w:ind w:left="0" w:leftChars="0" w:right="0" w:rightChars="0" w:firstLine="0" w:firstLineChars="0"/>
               <w:jc w:val="center"/>
               <w:textAlignment w:val="baseline"/>
             </w:pPr>
@@ -1601,7 +1618,7 @@
           </w:tcPr>
           <w:p>
             <w:pPr>
-              <w:pStyle w:val="TableText"/>
+              <w:pStyle w:val="27"/>
               <w:keepNext w:val="0"/>
               <w:keepLines w:val="0"/>
               <w:pageBreakBefore w:val="0"/>
@@ -1614,7 +1631,7 @@
               <w:bidi w:val="0"/>
               <w:adjustRightInd w:val="0"/>
               <w:snapToGrid w:val="0"/>
-              <w:ind w:left="0" w:right="0" w:firstLine="0" w:leftChars="0" w:rightChars="0" w:firstLineChars="0"/>
+              <w:ind w:left="0" w:leftChars="0" w:right="0" w:rightChars="0" w:firstLine="0" w:firstLineChars="0"/>
               <w:jc w:val="center"/>
               <w:textAlignment w:val="baseline"/>
             </w:pPr>
@@ -1623,9 +1640,14 @@
       </w:tr>
       <w:tr>
         <w:tblPrEx>
-          <w:tblW w:w="8214" w:type="dxa"/>
-          <w:jc w:val="center"/>
-          <w:tblLayout w:type="fixed"/>
+          <w:tblBorders>
+            <w:top w:val="single" w:color="000000" w:sz="2" w:space="0"/>
+            <w:left w:val="single" w:color="000000" w:sz="2" w:space="0"/>
+            <w:bottom w:val="single" w:color="000000" w:sz="2" w:space="0"/>
+            <w:right w:val="single" w:color="000000" w:sz="2" w:space="0"/>
+            <w:insideH w:val="single" w:color="000000" w:sz="2" w:space="0"/>
+            <w:insideV w:val="single" w:color="000000" w:sz="2" w:space="0"/>
+          </w:tblBorders>
           <w:tblCellMar>
             <w:top w:w="0" w:type="dxa"/>
             <w:left w:w="0" w:type="dxa"/>
@@ -1634,7 +1656,7 @@
           </w:tblCellMar>
         </w:tblPrEx>
         <w:trPr>
-          <w:trHeight w:val="556"/>
+          <w:trHeight w:val="556" w:hRule="atLeast"/>
           <w:jc w:val="center"/>
         </w:trPr>
         <w:tc>
@@ -1643,7 +1665,7 @@
           </w:tcPr>
           <w:p>
             <w:pPr>
-              <w:pStyle w:val="TableText"/>
+              <w:pStyle w:val="27"/>
               <w:keepNext w:val="0"/>
               <w:keepLines w:val="0"/>
               <w:pageBreakBefore w:val="0"/>
@@ -1656,7 +1678,7 @@
               <w:bidi w:val="0"/>
               <w:adjustRightInd w:val="0"/>
               <w:snapToGrid w:val="0"/>
-              <w:ind w:left="0" w:right="0" w:firstLine="0" w:leftChars="0" w:rightChars="0" w:firstLineChars="0"/>
+              <w:ind w:left="0" w:leftChars="0" w:right="0" w:rightChars="0" w:firstLine="0" w:firstLineChars="0"/>
               <w:jc w:val="center"/>
               <w:textAlignment w:val="baseline"/>
             </w:pPr>
@@ -1668,7 +1690,7 @@
           </w:tcPr>
           <w:p>
             <w:pPr>
-              <w:pStyle w:val="TableText"/>
+              <w:pStyle w:val="27"/>
               <w:keepNext w:val="0"/>
               <w:keepLines w:val="0"/>
               <w:pageBreakBefore w:val="0"/>
@@ -1681,7 +1703,7 @@
               <w:bidi w:val="0"/>
               <w:adjustRightInd w:val="0"/>
               <w:snapToGrid w:val="0"/>
-              <w:ind w:left="0" w:right="0" w:firstLine="0" w:leftChars="0" w:rightChars="0" w:firstLineChars="0"/>
+              <w:ind w:left="0" w:leftChars="0" w:right="0" w:rightChars="0" w:firstLine="0" w:firstLineChars="0"/>
               <w:jc w:val="center"/>
               <w:textAlignment w:val="baseline"/>
             </w:pPr>
@@ -1693,7 +1715,7 @@
           </w:tcPr>
           <w:p>
             <w:pPr>
-              <w:pStyle w:val="TableText"/>
+              <w:pStyle w:val="27"/>
               <w:keepNext w:val="0"/>
               <w:keepLines w:val="0"/>
               <w:pageBreakBefore w:val="0"/>
@@ -1706,7 +1728,7 @@
               <w:bidi w:val="0"/>
               <w:adjustRightInd w:val="0"/>
               <w:snapToGrid w:val="0"/>
-              <w:ind w:left="0" w:right="0" w:firstLine="0" w:leftChars="0" w:rightChars="0" w:firstLineChars="0"/>
+              <w:ind w:left="0" w:leftChars="0" w:right="0" w:rightChars="0" w:firstLine="0" w:firstLineChars="0"/>
               <w:jc w:val="center"/>
               <w:textAlignment w:val="baseline"/>
             </w:pPr>
@@ -1718,7 +1740,7 @@
           </w:tcPr>
           <w:p>
             <w:pPr>
-              <w:pStyle w:val="TableText"/>
+              <w:pStyle w:val="27"/>
               <w:keepNext w:val="0"/>
               <w:keepLines w:val="0"/>
               <w:pageBreakBefore w:val="0"/>
@@ -1731,7 +1753,7 @@
               <w:bidi w:val="0"/>
               <w:adjustRightInd w:val="0"/>
               <w:snapToGrid w:val="0"/>
-              <w:ind w:left="0" w:right="0" w:firstLine="0" w:leftChars="0" w:rightChars="0" w:firstLineChars="0"/>
+              <w:ind w:left="0" w:leftChars="0" w:right="0" w:rightChars="0" w:firstLine="0" w:firstLineChars="0"/>
               <w:jc w:val="center"/>
               <w:textAlignment w:val="baseline"/>
             </w:pPr>
@@ -1743,7 +1765,7 @@
           </w:tcPr>
           <w:p>
             <w:pPr>
-              <w:pStyle w:val="TableText"/>
+              <w:pStyle w:val="27"/>
               <w:keepNext w:val="0"/>
               <w:keepLines w:val="0"/>
               <w:pageBreakBefore w:val="0"/>
@@ -1756,7 +1778,7 @@
               <w:bidi w:val="0"/>
               <w:adjustRightInd w:val="0"/>
               <w:snapToGrid w:val="0"/>
-              <w:ind w:left="0" w:right="0" w:firstLine="0" w:leftChars="0" w:rightChars="0" w:firstLineChars="0"/>
+              <w:ind w:left="0" w:leftChars="0" w:right="0" w:rightChars="0" w:firstLine="0" w:firstLineChars="0"/>
               <w:jc w:val="center"/>
               <w:textAlignment w:val="baseline"/>
             </w:pPr>
@@ -1768,7 +1790,7 @@
           </w:tcPr>
           <w:p>
             <w:pPr>
-              <w:pStyle w:val="TableText"/>
+              <w:pStyle w:val="27"/>
               <w:keepNext w:val="0"/>
               <w:keepLines w:val="0"/>
               <w:pageBreakBefore w:val="0"/>
@@ -1781,7 +1803,7 @@
               <w:bidi w:val="0"/>
               <w:adjustRightInd w:val="0"/>
               <w:snapToGrid w:val="0"/>
-              <w:ind w:left="0" w:right="0" w:firstLine="0" w:leftChars="0" w:rightChars="0" w:firstLineChars="0"/>
+              <w:ind w:left="0" w:leftChars="0" w:right="0" w:rightChars="0" w:firstLine="0" w:firstLineChars="0"/>
               <w:jc w:val="center"/>
               <w:textAlignment w:val="baseline"/>
             </w:pPr>
@@ -1790,9 +1812,14 @@
       </w:tr>
       <w:tr>
         <w:tblPrEx>
-          <w:tblW w:w="8214" w:type="dxa"/>
-          <w:jc w:val="center"/>
-          <w:tblLayout w:type="fixed"/>
+          <w:tblBorders>
+            <w:top w:val="single" w:color="000000" w:sz="2" w:space="0"/>
+            <w:left w:val="single" w:color="000000" w:sz="2" w:space="0"/>
+            <w:bottom w:val="single" w:color="000000" w:sz="2" w:space="0"/>
+            <w:right w:val="single" w:color="000000" w:sz="2" w:space="0"/>
+            <w:insideH w:val="single" w:color="000000" w:sz="2" w:space="0"/>
+            <w:insideV w:val="single" w:color="000000" w:sz="2" w:space="0"/>
+          </w:tblBorders>
           <w:tblCellMar>
             <w:top w:w="0" w:type="dxa"/>
             <w:left w:w="0" w:type="dxa"/>
@@ -1801,7 +1828,7 @@
           </w:tblCellMar>
         </w:tblPrEx>
         <w:trPr>
-          <w:trHeight w:val="557"/>
+          <w:trHeight w:val="557" w:hRule="atLeast"/>
           <w:jc w:val="center"/>
         </w:trPr>
         <w:tc>
@@ -1810,7 +1837,7 @@
           </w:tcPr>
           <w:p>
             <w:pPr>
-              <w:pStyle w:val="TableText"/>
+              <w:pStyle w:val="27"/>
               <w:keepNext w:val="0"/>
               <w:keepLines w:val="0"/>
               <w:pageBreakBefore w:val="0"/>
@@ -1823,7 +1850,7 @@
               <w:bidi w:val="0"/>
               <w:adjustRightInd w:val="0"/>
               <w:snapToGrid w:val="0"/>
-              <w:ind w:left="0" w:right="0" w:firstLine="0" w:leftChars="0" w:rightChars="0" w:firstLineChars="0"/>
+              <w:ind w:left="0" w:leftChars="0" w:right="0" w:rightChars="0" w:firstLine="0" w:firstLineChars="0"/>
               <w:jc w:val="center"/>
               <w:textAlignment w:val="baseline"/>
             </w:pPr>
@@ -1835,7 +1862,7 @@
           </w:tcPr>
           <w:p>
             <w:pPr>
-              <w:pStyle w:val="TableText"/>
+              <w:pStyle w:val="27"/>
               <w:keepNext w:val="0"/>
               <w:keepLines w:val="0"/>
               <w:pageBreakBefore w:val="0"/>
@@ -1848,7 +1875,7 @@
               <w:bidi w:val="0"/>
               <w:adjustRightInd w:val="0"/>
               <w:snapToGrid w:val="0"/>
-              <w:ind w:left="0" w:right="0" w:firstLine="0" w:leftChars="0" w:rightChars="0" w:firstLineChars="0"/>
+              <w:ind w:left="0" w:leftChars="0" w:right="0" w:rightChars="0" w:firstLine="0" w:firstLineChars="0"/>
               <w:jc w:val="center"/>
               <w:textAlignment w:val="baseline"/>
             </w:pPr>
@@ -1860,7 +1887,7 @@
           </w:tcPr>
           <w:p>
             <w:pPr>
-              <w:pStyle w:val="TableText"/>
+              <w:pStyle w:val="27"/>
               <w:keepNext w:val="0"/>
               <w:keepLines w:val="0"/>
               <w:pageBreakBefore w:val="0"/>
@@ -1873,7 +1900,7 @@
               <w:bidi w:val="0"/>
               <w:adjustRightInd w:val="0"/>
               <w:snapToGrid w:val="0"/>
-              <w:ind w:left="0" w:right="0" w:firstLine="0" w:leftChars="0" w:rightChars="0" w:firstLineChars="0"/>
+              <w:ind w:left="0" w:leftChars="0" w:right="0" w:rightChars="0" w:firstLine="0" w:firstLineChars="0"/>
               <w:jc w:val="center"/>
               <w:textAlignment w:val="baseline"/>
             </w:pPr>
@@ -1885,7 +1912,7 @@
           </w:tcPr>
           <w:p>
             <w:pPr>
-              <w:pStyle w:val="TableText"/>
+              <w:pStyle w:val="27"/>
               <w:keepNext w:val="0"/>
               <w:keepLines w:val="0"/>
               <w:pageBreakBefore w:val="0"/>
@@ -1898,7 +1925,7 @@
               <w:bidi w:val="0"/>
               <w:adjustRightInd w:val="0"/>
               <w:snapToGrid w:val="0"/>
-              <w:ind w:left="0" w:right="0" w:firstLine="0" w:leftChars="0" w:rightChars="0" w:firstLineChars="0"/>
+              <w:ind w:left="0" w:leftChars="0" w:right="0" w:rightChars="0" w:firstLine="0" w:firstLineChars="0"/>
               <w:jc w:val="center"/>
               <w:textAlignment w:val="baseline"/>
             </w:pPr>
@@ -1910,7 +1937,7 @@
           </w:tcPr>
           <w:p>
             <w:pPr>
-              <w:pStyle w:val="TableText"/>
+              <w:pStyle w:val="27"/>
               <w:keepNext w:val="0"/>
               <w:keepLines w:val="0"/>
               <w:pageBreakBefore w:val="0"/>
@@ -1923,7 +1950,7 @@
               <w:bidi w:val="0"/>
               <w:adjustRightInd w:val="0"/>
               <w:snapToGrid w:val="0"/>
-              <w:ind w:left="0" w:right="0" w:firstLine="0" w:leftChars="0" w:rightChars="0" w:firstLineChars="0"/>
+              <w:ind w:left="0" w:leftChars="0" w:right="0" w:rightChars="0" w:firstLine="0" w:firstLineChars="0"/>
               <w:jc w:val="center"/>
               <w:textAlignment w:val="baseline"/>
             </w:pPr>
@@ -1935,7 +1962,7 @@
           </w:tcPr>
           <w:p>
             <w:pPr>
-              <w:pStyle w:val="TableText"/>
+              <w:pStyle w:val="27"/>
               <w:keepNext w:val="0"/>
               <w:keepLines w:val="0"/>
               <w:pageBreakBefore w:val="0"/>
@@ -1948,7 +1975,7 @@
               <w:bidi w:val="0"/>
               <w:adjustRightInd w:val="0"/>
               <w:snapToGrid w:val="0"/>
-              <w:ind w:left="0" w:right="0" w:firstLine="0" w:leftChars="0" w:rightChars="0" w:firstLineChars="0"/>
+              <w:ind w:left="0" w:leftChars="0" w:right="0" w:rightChars="0" w:firstLine="0" w:firstLineChars="0"/>
               <w:jc w:val="center"/>
               <w:textAlignment w:val="baseline"/>
             </w:pPr>
@@ -1980,7 +2007,7 @@
     <w:sdt>
       <w:sdtPr>
         <w:rPr>
-          <w:rFonts w:ascii="宋体" w:eastAsia="宋体" w:hAnsi="宋体" w:cs="Arial"/>
+          <w:rFonts w:ascii="宋体" w:hAnsi="宋体" w:eastAsia="宋体" w:cs="Arial"/>
           <w:snapToGrid w:val="0"/>
           <w:color w:val="000000"/>
           <w:kern w:val="0"/>
@@ -1996,7 +2023,7 @@
       </w:sdtPr>
       <w:sdtEndPr>
         <w:rPr>
-          <w:rFonts w:ascii="宋体" w:eastAsia="宋体" w:hAnsi="宋体" w:cs="宋体" w:hint="eastAsia"/>
+          <w:rFonts w:hint="eastAsia" w:ascii="宋体" w:hAnsi="宋体" w:eastAsia="宋体" w:cs="宋体"/>
           <w:snapToGrid w:val="0"/>
           <w:color w:val="000000"/>
           <w:kern w:val="0"/>
@@ -2022,18 +2049,18 @@
             <w:adjustRightInd w:val="0"/>
             <w:snapToGrid w:val="0"/>
             <w:spacing w:before="0" w:beforeLines="0" w:after="0" w:afterLines="0" w:line="240" w:lineRule="auto"/>
-            <w:ind w:left="0" w:right="0" w:firstLine="0" w:leftChars="0" w:rightChars="0" w:firstLineChars="0"/>
+            <w:ind w:left="0" w:leftChars="0" w:right="0" w:rightChars="0" w:firstLine="0" w:firstLineChars="0"/>
             <w:jc w:val="center"/>
             <w:textAlignment w:val="baseline"/>
             <w:rPr>
-              <w:rFonts w:ascii="宋体" w:eastAsia="宋体" w:hAnsi="宋体" w:cs="宋体" w:hint="eastAsia"/>
+              <w:rFonts w:hint="eastAsia" w:ascii="宋体" w:hAnsi="宋体" w:eastAsia="宋体" w:cs="宋体"/>
               <w:sz w:val="24"/>
               <w:szCs w:val="24"/>
             </w:rPr>
           </w:pPr>
           <w:r>
             <w:rPr>
-              <w:rFonts w:ascii="宋体" w:eastAsia="宋体" w:hAnsi="宋体" w:cs="宋体" w:hint="eastAsia"/>
+              <w:rFonts w:hint="eastAsia" w:ascii="宋体" w:hAnsi="宋体" w:eastAsia="宋体" w:cs="宋体"/>
               <w:sz w:val="24"/>
               <w:szCs w:val="24"/>
             </w:rPr>
@@ -2042,14 +2069,16 @@
         </w:p>
         <w:p>
           <w:pPr>
-            <w:pStyle w:val="TOC1"/>
+            <w:pStyle w:val="16"/>
             <w:tabs>
               <w:tab w:val="right" w:leader="dot" w:pos="8306"/>
             </w:tabs>
           </w:pPr>
+          <w:bookmarkStart w:id="14" w:name="_GoBack"/>
+          <w:bookmarkEnd w:id="14"/>
           <w:r>
             <w:rPr>
-              <w:rFonts w:ascii="宋体" w:eastAsia="宋体" w:hAnsi="宋体" w:cs="宋体" w:hint="eastAsia"/>
+              <w:rFonts w:hint="eastAsia" w:ascii="宋体" w:hAnsi="宋体" w:eastAsia="宋体" w:cs="宋体"/>
               <w:sz w:val="24"/>
               <w:szCs w:val="24"/>
             </w:rPr>
@@ -2057,7 +2086,7 @@
           </w:r>
           <w:r>
             <w:rPr>
-              <w:rFonts w:ascii="宋体" w:eastAsia="宋体" w:hAnsi="宋体" w:cs="宋体" w:hint="eastAsia"/>
+              <w:rFonts w:hint="eastAsia" w:ascii="宋体" w:hAnsi="宋体" w:eastAsia="宋体" w:cs="宋体"/>
               <w:sz w:val="24"/>
               <w:szCs w:val="24"/>
             </w:rPr>
@@ -2065,7 +2094,7 @@
           </w:r>
           <w:r>
             <w:rPr>
-              <w:rFonts w:ascii="宋体" w:eastAsia="宋体" w:hAnsi="宋体" w:cs="宋体" w:hint="eastAsia"/>
+              <w:rFonts w:hint="eastAsia" w:ascii="宋体" w:hAnsi="宋体" w:eastAsia="宋体" w:cs="宋体"/>
               <w:sz w:val="24"/>
               <w:szCs w:val="24"/>
             </w:rPr>
@@ -2073,21 +2102,21 @@
           </w:r>
           <w:r>
             <w:rPr>
-              <w:rFonts w:ascii="宋体" w:eastAsia="宋体" w:hAnsi="宋体" w:cs="宋体" w:hint="eastAsia"/>
+              <w:rFonts w:hint="eastAsia" w:ascii="宋体" w:hAnsi="宋体" w:eastAsia="宋体" w:cs="宋体"/>
               <w:szCs w:val="24"/>
             </w:rPr>
             <w:fldChar w:fldCharType="begin"/>
           </w:r>
           <w:r>
             <w:rPr>
-              <w:rFonts w:ascii="宋体" w:eastAsia="宋体" w:hAnsi="宋体" w:cs="宋体" w:hint="eastAsia"/>
+              <w:rFonts w:hint="eastAsia" w:ascii="宋体" w:hAnsi="宋体" w:eastAsia="宋体" w:cs="宋体"/>
               <w:szCs w:val="24"/>
             </w:rPr>
-            <w:instrText xml:space="preserve"> HYPERLINK \l _Toc21469 </w:instrText>
+            <w:instrText xml:space="preserve"> HYPERLINK \l _Toc26119 </w:instrText>
           </w:r>
           <w:r>
             <w:rPr>
-              <w:rFonts w:ascii="宋体" w:eastAsia="宋体" w:hAnsi="宋体" w:cs="宋体" w:hint="eastAsia"/>
+              <w:rFonts w:hint="eastAsia" w:ascii="宋体" w:hAnsi="宋体" w:eastAsia="宋体" w:cs="宋体"/>
               <w:szCs w:val="24"/>
             </w:rPr>
             <w:fldChar w:fldCharType="separate"/>
@@ -2106,7 +2135,7 @@
             <w:fldChar w:fldCharType="begin"/>
           </w:r>
           <w:r>
-            <w:instrText xml:space="preserve"> PAGEREF _Toc21469 \h </w:instrText>
+            <w:instrText xml:space="preserve"> PAGEREF _Toc26119 \h </w:instrText>
           </w:r>
           <w:r>
             <w:fldChar w:fldCharType="separate"/>
@@ -2119,7 +2148,7 @@
           </w:r>
           <w:r>
             <w:rPr>
-              <w:rFonts w:ascii="宋体" w:eastAsia="宋体" w:hAnsi="宋体" w:cs="宋体" w:hint="eastAsia"/>
+              <w:rFonts w:hint="eastAsia" w:ascii="宋体" w:hAnsi="宋体" w:eastAsia="宋体" w:cs="宋体"/>
               <w:szCs w:val="24"/>
             </w:rPr>
             <w:fldChar w:fldCharType="end"/>
@@ -2127,28 +2156,28 @@
         </w:p>
         <w:p>
           <w:pPr>
-            <w:pStyle w:val="TOC1"/>
+            <w:pStyle w:val="16"/>
             <w:tabs>
               <w:tab w:val="right" w:leader="dot" w:pos="8306"/>
             </w:tabs>
           </w:pPr>
           <w:r>
             <w:rPr>
-              <w:rFonts w:ascii="宋体" w:eastAsia="宋体" w:hAnsi="宋体" w:cs="宋体" w:hint="eastAsia"/>
+              <w:rFonts w:hint="eastAsia" w:ascii="宋体" w:hAnsi="宋体" w:eastAsia="宋体" w:cs="宋体"/>
               <w:szCs w:val="24"/>
             </w:rPr>
             <w:fldChar w:fldCharType="begin"/>
           </w:r>
           <w:r>
             <w:rPr>
-              <w:rFonts w:ascii="宋体" w:eastAsia="宋体" w:hAnsi="宋体" w:cs="宋体" w:hint="eastAsia"/>
+              <w:rFonts w:hint="eastAsia" w:ascii="宋体" w:hAnsi="宋体" w:eastAsia="宋体" w:cs="宋体"/>
               <w:szCs w:val="24"/>
             </w:rPr>
-            <w:instrText xml:space="preserve"> HYPERLINK \l _Toc11882 </w:instrText>
+            <w:instrText xml:space="preserve"> HYPERLINK \l _Toc18921 </w:instrText>
           </w:r>
           <w:r>
             <w:rPr>
-              <w:rFonts w:ascii="宋体" w:eastAsia="宋体" w:hAnsi="宋体" w:cs="宋体" w:hint="eastAsia"/>
+              <w:rFonts w:hint="eastAsia" w:ascii="宋体" w:hAnsi="宋体" w:eastAsia="宋体" w:cs="宋体"/>
               <w:szCs w:val="24"/>
             </w:rPr>
             <w:fldChar w:fldCharType="separate"/>
@@ -2167,7 +2196,7 @@
             <w:fldChar w:fldCharType="begin"/>
           </w:r>
           <w:r>
-            <w:instrText xml:space="preserve"> PAGEREF _Toc11882 \h </w:instrText>
+            <w:instrText xml:space="preserve"> PAGEREF _Toc18921 \h </w:instrText>
           </w:r>
           <w:r>
             <w:fldChar w:fldCharType="separate"/>
@@ -2180,7 +2209,7 @@
           </w:r>
           <w:r>
             <w:rPr>
-              <w:rFonts w:ascii="宋体" w:eastAsia="宋体" w:hAnsi="宋体" w:cs="宋体" w:hint="eastAsia"/>
+              <w:rFonts w:hint="eastAsia" w:ascii="宋体" w:hAnsi="宋体" w:eastAsia="宋体" w:cs="宋体"/>
               <w:szCs w:val="24"/>
             </w:rPr>
             <w:fldChar w:fldCharType="end"/>
@@ -2188,28 +2217,28 @@
         </w:p>
         <w:p>
           <w:pPr>
-            <w:pStyle w:val="TOC1"/>
+            <w:pStyle w:val="16"/>
             <w:tabs>
               <w:tab w:val="right" w:leader="dot" w:pos="8306"/>
             </w:tabs>
           </w:pPr>
           <w:r>
             <w:rPr>
-              <w:rFonts w:ascii="宋体" w:eastAsia="宋体" w:hAnsi="宋体" w:cs="宋体" w:hint="eastAsia"/>
+              <w:rFonts w:hint="eastAsia" w:ascii="宋体" w:hAnsi="宋体" w:eastAsia="宋体" w:cs="宋体"/>
               <w:szCs w:val="24"/>
             </w:rPr>
             <w:fldChar w:fldCharType="begin"/>
           </w:r>
           <w:r>
             <w:rPr>
-              <w:rFonts w:ascii="宋体" w:eastAsia="宋体" w:hAnsi="宋体" w:cs="宋体" w:hint="eastAsia"/>
+              <w:rFonts w:hint="eastAsia" w:ascii="宋体" w:hAnsi="宋体" w:eastAsia="宋体" w:cs="宋体"/>
               <w:szCs w:val="24"/>
             </w:rPr>
-            <w:instrText xml:space="preserve"> HYPERLINK \l _Toc15528 </w:instrText>
+            <w:instrText xml:space="preserve"> HYPERLINK \l _Toc274 </w:instrText>
           </w:r>
           <w:r>
             <w:rPr>
-              <w:rFonts w:ascii="宋体" w:eastAsia="宋体" w:hAnsi="宋体" w:cs="宋体" w:hint="eastAsia"/>
+              <w:rFonts w:hint="eastAsia" w:ascii="宋体" w:hAnsi="宋体" w:eastAsia="宋体" w:cs="宋体"/>
               <w:szCs w:val="24"/>
             </w:rPr>
             <w:fldChar w:fldCharType="separate"/>
@@ -2228,7 +2257,7 @@
             <w:fldChar w:fldCharType="begin"/>
           </w:r>
           <w:r>
-            <w:instrText xml:space="preserve"> PAGEREF _Toc15528 \h </w:instrText>
+            <w:instrText xml:space="preserve"> PAGEREF _Toc274 \h </w:instrText>
           </w:r>
           <w:r>
             <w:fldChar w:fldCharType="separate"/>
@@ -2241,7 +2270,7 @@
           </w:r>
           <w:r>
             <w:rPr>
-              <w:rFonts w:ascii="宋体" w:eastAsia="宋体" w:hAnsi="宋体" w:cs="宋体" w:hint="eastAsia"/>
+              <w:rFonts w:hint="eastAsia" w:ascii="宋体" w:hAnsi="宋体" w:eastAsia="宋体" w:cs="宋体"/>
               <w:szCs w:val="24"/>
             </w:rPr>
             <w:fldChar w:fldCharType="end"/>
@@ -2249,28 +2278,28 @@
         </w:p>
         <w:p>
           <w:pPr>
-            <w:pStyle w:val="TOC2"/>
+            <w:pStyle w:val="17"/>
             <w:tabs>
               <w:tab w:val="right" w:leader="dot" w:pos="8306"/>
             </w:tabs>
           </w:pPr>
           <w:r>
             <w:rPr>
-              <w:rFonts w:ascii="宋体" w:eastAsia="宋体" w:hAnsi="宋体" w:cs="宋体" w:hint="eastAsia"/>
+              <w:rFonts w:hint="eastAsia" w:ascii="宋体" w:hAnsi="宋体" w:eastAsia="宋体" w:cs="宋体"/>
               <w:szCs w:val="24"/>
             </w:rPr>
             <w:fldChar w:fldCharType="begin"/>
           </w:r>
           <w:r>
             <w:rPr>
-              <w:rFonts w:ascii="宋体" w:eastAsia="宋体" w:hAnsi="宋体" w:cs="宋体" w:hint="eastAsia"/>
+              <w:rFonts w:hint="eastAsia" w:ascii="宋体" w:hAnsi="宋体" w:eastAsia="宋体" w:cs="宋体"/>
               <w:szCs w:val="24"/>
             </w:rPr>
-            <w:instrText xml:space="preserve"> HYPERLINK \l _Toc1777 </w:instrText>
+            <w:instrText xml:space="preserve"> HYPERLINK \l _Toc20063 </w:instrText>
           </w:r>
           <w:r>
             <w:rPr>
-              <w:rFonts w:ascii="宋体" w:eastAsia="宋体" w:hAnsi="宋体" w:cs="宋体" w:hint="eastAsia"/>
+              <w:rFonts w:hint="eastAsia" w:ascii="宋体" w:hAnsi="宋体" w:eastAsia="宋体" w:cs="宋体"/>
               <w:szCs w:val="24"/>
             </w:rPr>
             <w:fldChar w:fldCharType="separate"/>
@@ -2289,7 +2318,7 @@
             <w:fldChar w:fldCharType="begin"/>
           </w:r>
           <w:r>
-            <w:instrText xml:space="preserve"> PAGEREF _Toc1777 \h </w:instrText>
+            <w:instrText xml:space="preserve"> PAGEREF _Toc20063 \h </w:instrText>
           </w:r>
           <w:r>
             <w:fldChar w:fldCharType="separate"/>
@@ -2302,7 +2331,7 @@
           </w:r>
           <w:r>
             <w:rPr>
-              <w:rFonts w:ascii="宋体" w:eastAsia="宋体" w:hAnsi="宋体" w:cs="宋体" w:hint="eastAsia"/>
+              <w:rFonts w:hint="eastAsia" w:ascii="宋体" w:hAnsi="宋体" w:eastAsia="宋体" w:cs="宋体"/>
               <w:szCs w:val="24"/>
             </w:rPr>
             <w:fldChar w:fldCharType="end"/>
@@ -2310,28 +2339,28 @@
         </w:p>
         <w:p>
           <w:pPr>
-            <w:pStyle w:val="TOC2"/>
+            <w:pStyle w:val="17"/>
             <w:tabs>
               <w:tab w:val="right" w:leader="dot" w:pos="8306"/>
             </w:tabs>
           </w:pPr>
           <w:r>
             <w:rPr>
-              <w:rFonts w:ascii="宋体" w:eastAsia="宋体" w:hAnsi="宋体" w:cs="宋体" w:hint="eastAsia"/>
+              <w:rFonts w:hint="eastAsia" w:ascii="宋体" w:hAnsi="宋体" w:eastAsia="宋体" w:cs="宋体"/>
               <w:szCs w:val="24"/>
             </w:rPr>
             <w:fldChar w:fldCharType="begin"/>
           </w:r>
           <w:r>
             <w:rPr>
-              <w:rFonts w:ascii="宋体" w:eastAsia="宋体" w:hAnsi="宋体" w:cs="宋体" w:hint="eastAsia"/>
+              <w:rFonts w:hint="eastAsia" w:ascii="宋体" w:hAnsi="宋体" w:eastAsia="宋体" w:cs="宋体"/>
               <w:szCs w:val="24"/>
             </w:rPr>
-            <w:instrText xml:space="preserve"> HYPERLINK \l _Toc7419 </w:instrText>
+            <w:instrText xml:space="preserve"> HYPERLINK \l _Toc31883 </w:instrText>
           </w:r>
           <w:r>
             <w:rPr>
-              <w:rFonts w:ascii="宋体" w:eastAsia="宋体" w:hAnsi="宋体" w:cs="宋体" w:hint="eastAsia"/>
+              <w:rFonts w:hint="eastAsia" w:ascii="宋体" w:hAnsi="宋体" w:eastAsia="宋体" w:cs="宋体"/>
               <w:szCs w:val="24"/>
             </w:rPr>
             <w:fldChar w:fldCharType="separate"/>
@@ -2350,7 +2379,7 @@
             <w:fldChar w:fldCharType="begin"/>
           </w:r>
           <w:r>
-            <w:instrText xml:space="preserve"> PAGEREF _Toc7419 \h </w:instrText>
+            <w:instrText xml:space="preserve"> PAGEREF _Toc31883 \h </w:instrText>
           </w:r>
           <w:r>
             <w:fldChar w:fldCharType="separate"/>
@@ -2363,7 +2392,7 @@
           </w:r>
           <w:r>
             <w:rPr>
-              <w:rFonts w:ascii="宋体" w:eastAsia="宋体" w:hAnsi="宋体" w:cs="宋体" w:hint="eastAsia"/>
+              <w:rFonts w:hint="eastAsia" w:ascii="宋体" w:hAnsi="宋体" w:eastAsia="宋体" w:cs="宋体"/>
               <w:szCs w:val="24"/>
             </w:rPr>
             <w:fldChar w:fldCharType="end"/>
@@ -2371,28 +2400,28 @@
         </w:p>
         <w:p>
           <w:pPr>
-            <w:pStyle w:val="TOC2"/>
+            <w:pStyle w:val="17"/>
             <w:tabs>
               <w:tab w:val="right" w:leader="dot" w:pos="8306"/>
             </w:tabs>
           </w:pPr>
           <w:r>
             <w:rPr>
-              <w:rFonts w:ascii="宋体" w:eastAsia="宋体" w:hAnsi="宋体" w:cs="宋体" w:hint="eastAsia"/>
+              <w:rFonts w:hint="eastAsia" w:ascii="宋体" w:hAnsi="宋体" w:eastAsia="宋体" w:cs="宋体"/>
               <w:szCs w:val="24"/>
             </w:rPr>
             <w:fldChar w:fldCharType="begin"/>
           </w:r>
           <w:r>
             <w:rPr>
-              <w:rFonts w:ascii="宋体" w:eastAsia="宋体" w:hAnsi="宋体" w:cs="宋体" w:hint="eastAsia"/>
+              <w:rFonts w:hint="eastAsia" w:ascii="宋体" w:hAnsi="宋体" w:eastAsia="宋体" w:cs="宋体"/>
               <w:szCs w:val="24"/>
             </w:rPr>
-            <w:instrText xml:space="preserve"> HYPERLINK \l _Toc16483 </w:instrText>
+            <w:instrText xml:space="preserve"> HYPERLINK \l _Toc9335 </w:instrText>
           </w:r>
           <w:r>
             <w:rPr>
-              <w:rFonts w:ascii="宋体" w:eastAsia="宋体" w:hAnsi="宋体" w:cs="宋体" w:hint="eastAsia"/>
+              <w:rFonts w:hint="eastAsia" w:ascii="宋体" w:hAnsi="宋体" w:eastAsia="宋体" w:cs="宋体"/>
               <w:szCs w:val="24"/>
             </w:rPr>
             <w:fldChar w:fldCharType="separate"/>
@@ -2411,7 +2440,7 @@
             <w:fldChar w:fldCharType="begin"/>
           </w:r>
           <w:r>
-            <w:instrText xml:space="preserve"> PAGEREF _Toc16483 \h </w:instrText>
+            <w:instrText xml:space="preserve"> PAGEREF _Toc9335 \h </w:instrText>
           </w:r>
           <w:r>
             <w:fldChar w:fldCharType="separate"/>
@@ -2424,7 +2453,7 @@
           </w:r>
           <w:r>
             <w:rPr>
-              <w:rFonts w:ascii="宋体" w:eastAsia="宋体" w:hAnsi="宋体" w:cs="宋体" w:hint="eastAsia"/>
+              <w:rFonts w:hint="eastAsia" w:ascii="宋体" w:hAnsi="宋体" w:eastAsia="宋体" w:cs="宋体"/>
               <w:szCs w:val="24"/>
             </w:rPr>
             <w:fldChar w:fldCharType="end"/>
@@ -2432,28 +2461,28 @@
         </w:p>
         <w:p>
           <w:pPr>
-            <w:pStyle w:val="TOC1"/>
+            <w:pStyle w:val="16"/>
             <w:tabs>
               <w:tab w:val="right" w:leader="dot" w:pos="8306"/>
             </w:tabs>
           </w:pPr>
           <w:r>
             <w:rPr>
-              <w:rFonts w:ascii="宋体" w:eastAsia="宋体" w:hAnsi="宋体" w:cs="宋体" w:hint="eastAsia"/>
+              <w:rFonts w:hint="eastAsia" w:ascii="宋体" w:hAnsi="宋体" w:eastAsia="宋体" w:cs="宋体"/>
               <w:szCs w:val="24"/>
             </w:rPr>
             <w:fldChar w:fldCharType="begin"/>
           </w:r>
           <w:r>
             <w:rPr>
-              <w:rFonts w:ascii="宋体" w:eastAsia="宋体" w:hAnsi="宋体" w:cs="宋体" w:hint="eastAsia"/>
+              <w:rFonts w:hint="eastAsia" w:ascii="宋体" w:hAnsi="宋体" w:eastAsia="宋体" w:cs="宋体"/>
               <w:szCs w:val="24"/>
             </w:rPr>
-            <w:instrText xml:space="preserve"> HYPERLINK \l _Toc6409 </w:instrText>
+            <w:instrText xml:space="preserve"> HYPERLINK \l _Toc30549 </w:instrText>
           </w:r>
           <w:r>
             <w:rPr>
-              <w:rFonts w:ascii="宋体" w:eastAsia="宋体" w:hAnsi="宋体" w:cs="宋体" w:hint="eastAsia"/>
+              <w:rFonts w:hint="eastAsia" w:ascii="宋体" w:hAnsi="宋体" w:eastAsia="宋体" w:cs="宋体"/>
               <w:szCs w:val="24"/>
             </w:rPr>
             <w:fldChar w:fldCharType="separate"/>
@@ -2472,7 +2501,7 @@
             <w:fldChar w:fldCharType="begin"/>
           </w:r>
           <w:r>
-            <w:instrText xml:space="preserve"> PAGEREF _Toc6409 \h </w:instrText>
+            <w:instrText xml:space="preserve"> PAGEREF _Toc30549 \h </w:instrText>
           </w:r>
           <w:r>
             <w:fldChar w:fldCharType="separate"/>
@@ -2485,7 +2514,7 @@
           </w:r>
           <w:r>
             <w:rPr>
-              <w:rFonts w:ascii="宋体" w:eastAsia="宋体" w:hAnsi="宋体" w:cs="宋体" w:hint="eastAsia"/>
+              <w:rFonts w:hint="eastAsia" w:ascii="宋体" w:hAnsi="宋体" w:eastAsia="宋体" w:cs="宋体"/>
               <w:szCs w:val="24"/>
             </w:rPr>
             <w:fldChar w:fldCharType="end"/>
@@ -2493,28 +2522,28 @@
         </w:p>
         <w:p>
           <w:pPr>
-            <w:pStyle w:val="TOC1"/>
+            <w:pStyle w:val="16"/>
             <w:tabs>
               <w:tab w:val="right" w:leader="dot" w:pos="8306"/>
             </w:tabs>
           </w:pPr>
           <w:r>
             <w:rPr>
-              <w:rFonts w:ascii="宋体" w:eastAsia="宋体" w:hAnsi="宋体" w:cs="宋体" w:hint="eastAsia"/>
+              <w:rFonts w:hint="eastAsia" w:ascii="宋体" w:hAnsi="宋体" w:eastAsia="宋体" w:cs="宋体"/>
               <w:szCs w:val="24"/>
             </w:rPr>
             <w:fldChar w:fldCharType="begin"/>
           </w:r>
           <w:r>
             <w:rPr>
-              <w:rFonts w:ascii="宋体" w:eastAsia="宋体" w:hAnsi="宋体" w:cs="宋体" w:hint="eastAsia"/>
+              <w:rFonts w:hint="eastAsia" w:ascii="宋体" w:hAnsi="宋体" w:eastAsia="宋体" w:cs="宋体"/>
               <w:szCs w:val="24"/>
             </w:rPr>
-            <w:instrText xml:space="preserve"> HYPERLINK \l _Toc11309 </w:instrText>
+            <w:instrText xml:space="preserve"> HYPERLINK \l _Toc14602 </w:instrText>
           </w:r>
           <w:r>
             <w:rPr>
-              <w:rFonts w:ascii="宋体" w:eastAsia="宋体" w:hAnsi="宋体" w:cs="宋体" w:hint="eastAsia"/>
+              <w:rFonts w:hint="eastAsia" w:ascii="宋体" w:hAnsi="宋体" w:eastAsia="宋体" w:cs="宋体"/>
               <w:szCs w:val="24"/>
             </w:rPr>
             <w:fldChar w:fldCharType="separate"/>
@@ -2533,7 +2562,7 @@
             <w:fldChar w:fldCharType="begin"/>
           </w:r>
           <w:r>
-            <w:instrText xml:space="preserve"> PAGEREF _Toc11309 \h </w:instrText>
+            <w:instrText xml:space="preserve"> PAGEREF _Toc14602 \h </w:instrText>
           </w:r>
           <w:r>
             <w:fldChar w:fldCharType="separate"/>
@@ -2546,7 +2575,7 @@
           </w:r>
           <w:r>
             <w:rPr>
-              <w:rFonts w:ascii="宋体" w:eastAsia="宋体" w:hAnsi="宋体" w:cs="宋体" w:hint="eastAsia"/>
+              <w:rFonts w:hint="eastAsia" w:ascii="宋体" w:hAnsi="宋体" w:eastAsia="宋体" w:cs="宋体"/>
               <w:szCs w:val="24"/>
             </w:rPr>
             <w:fldChar w:fldCharType="end"/>
@@ -2554,28 +2583,28 @@
         </w:p>
         <w:p>
           <w:pPr>
-            <w:pStyle w:val="TOC2"/>
+            <w:pStyle w:val="17"/>
             <w:tabs>
               <w:tab w:val="right" w:leader="dot" w:pos="8306"/>
             </w:tabs>
           </w:pPr>
           <w:r>
             <w:rPr>
-              <w:rFonts w:ascii="宋体" w:eastAsia="宋体" w:hAnsi="宋体" w:cs="宋体" w:hint="eastAsia"/>
+              <w:rFonts w:hint="eastAsia" w:ascii="宋体" w:hAnsi="宋体" w:eastAsia="宋体" w:cs="宋体"/>
               <w:szCs w:val="24"/>
             </w:rPr>
             <w:fldChar w:fldCharType="begin"/>
           </w:r>
           <w:r>
             <w:rPr>
-              <w:rFonts w:ascii="宋体" w:eastAsia="宋体" w:hAnsi="宋体" w:cs="宋体" w:hint="eastAsia"/>
+              <w:rFonts w:hint="eastAsia" w:ascii="宋体" w:hAnsi="宋体" w:eastAsia="宋体" w:cs="宋体"/>
               <w:szCs w:val="24"/>
             </w:rPr>
-            <w:instrText xml:space="preserve"> HYPERLINK \l _Toc10858 </w:instrText>
+            <w:instrText xml:space="preserve"> HYPERLINK \l _Toc13938 </w:instrText>
           </w:r>
           <w:r>
             <w:rPr>
-              <w:rFonts w:ascii="宋体" w:eastAsia="宋体" w:hAnsi="宋体" w:cs="宋体" w:hint="eastAsia"/>
+              <w:rFonts w:hint="eastAsia" w:ascii="宋体" w:hAnsi="宋体" w:eastAsia="宋体" w:cs="宋体"/>
               <w:szCs w:val="24"/>
             </w:rPr>
             <w:fldChar w:fldCharType="separate"/>
@@ -2594,7 +2623,7 @@
             <w:fldChar w:fldCharType="begin"/>
           </w:r>
           <w:r>
-            <w:instrText xml:space="preserve"> PAGEREF _Toc10858 \h </w:instrText>
+            <w:instrText xml:space="preserve"> PAGEREF _Toc13938 \h </w:instrText>
           </w:r>
           <w:r>
             <w:fldChar w:fldCharType="separate"/>
@@ -2607,7 +2636,7 @@
           </w:r>
           <w:r>
             <w:rPr>
-              <w:rFonts w:ascii="宋体" w:eastAsia="宋体" w:hAnsi="宋体" w:cs="宋体" w:hint="eastAsia"/>
+              <w:rFonts w:hint="eastAsia" w:ascii="宋体" w:hAnsi="宋体" w:eastAsia="宋体" w:cs="宋体"/>
               <w:szCs w:val="24"/>
             </w:rPr>
             <w:fldChar w:fldCharType="end"/>
@@ -2615,28 +2644,28 @@
         </w:p>
         <w:p>
           <w:pPr>
-            <w:pStyle w:val="TOC2"/>
+            <w:pStyle w:val="17"/>
             <w:tabs>
               <w:tab w:val="right" w:leader="dot" w:pos="8306"/>
             </w:tabs>
           </w:pPr>
           <w:r>
             <w:rPr>
-              <w:rFonts w:ascii="宋体" w:eastAsia="宋体" w:hAnsi="宋体" w:cs="宋体" w:hint="eastAsia"/>
+              <w:rFonts w:hint="eastAsia" w:ascii="宋体" w:hAnsi="宋体" w:eastAsia="宋体" w:cs="宋体"/>
               <w:szCs w:val="24"/>
             </w:rPr>
             <w:fldChar w:fldCharType="begin"/>
           </w:r>
           <w:r>
             <w:rPr>
-              <w:rFonts w:ascii="宋体" w:eastAsia="宋体" w:hAnsi="宋体" w:cs="宋体" w:hint="eastAsia"/>
+              <w:rFonts w:hint="eastAsia" w:ascii="宋体" w:hAnsi="宋体" w:eastAsia="宋体" w:cs="宋体"/>
               <w:szCs w:val="24"/>
             </w:rPr>
-            <w:instrText xml:space="preserve"> HYPERLINK \l _Toc7140 </w:instrText>
+            <w:instrText xml:space="preserve"> HYPERLINK \l _Toc25170 </w:instrText>
           </w:r>
           <w:r>
             <w:rPr>
-              <w:rFonts w:ascii="宋体" w:eastAsia="宋体" w:hAnsi="宋体" w:cs="宋体" w:hint="eastAsia"/>
+              <w:rFonts w:hint="eastAsia" w:ascii="宋体" w:hAnsi="宋体" w:eastAsia="宋体" w:cs="宋体"/>
               <w:szCs w:val="24"/>
             </w:rPr>
             <w:fldChar w:fldCharType="separate"/>
@@ -2655,7 +2684,7 @@
             <w:fldChar w:fldCharType="begin"/>
           </w:r>
           <w:r>
-            <w:instrText xml:space="preserve"> PAGEREF _Toc7140 \h </w:instrText>
+            <w:instrText xml:space="preserve"> PAGEREF _Toc25170 \h </w:instrText>
           </w:r>
           <w:r>
             <w:fldChar w:fldCharType="separate"/>
@@ -2668,7 +2697,7 @@
           </w:r>
           <w:r>
             <w:rPr>
-              <w:rFonts w:ascii="宋体" w:eastAsia="宋体" w:hAnsi="宋体" w:cs="宋体" w:hint="eastAsia"/>
+              <w:rFonts w:hint="eastAsia" w:ascii="宋体" w:hAnsi="宋体" w:eastAsia="宋体" w:cs="宋体"/>
               <w:szCs w:val="24"/>
             </w:rPr>
             <w:fldChar w:fldCharType="end"/>
@@ -2676,28 +2705,28 @@
         </w:p>
         <w:p>
           <w:pPr>
-            <w:pStyle w:val="TOC1"/>
+            <w:pStyle w:val="16"/>
             <w:tabs>
               <w:tab w:val="right" w:leader="dot" w:pos="8306"/>
             </w:tabs>
           </w:pPr>
           <w:r>
             <w:rPr>
-              <w:rFonts w:ascii="宋体" w:eastAsia="宋体" w:hAnsi="宋体" w:cs="宋体" w:hint="eastAsia"/>
+              <w:rFonts w:hint="eastAsia" w:ascii="宋体" w:hAnsi="宋体" w:eastAsia="宋体" w:cs="宋体"/>
               <w:szCs w:val="24"/>
             </w:rPr>
             <w:fldChar w:fldCharType="begin"/>
           </w:r>
           <w:r>
             <w:rPr>
-              <w:rFonts w:ascii="宋体" w:eastAsia="宋体" w:hAnsi="宋体" w:cs="宋体" w:hint="eastAsia"/>
+              <w:rFonts w:hint="eastAsia" w:ascii="宋体" w:hAnsi="宋体" w:eastAsia="宋体" w:cs="宋体"/>
               <w:szCs w:val="24"/>
             </w:rPr>
-            <w:instrText xml:space="preserve"> HYPERLINK \l _Toc2392 </w:instrText>
+            <w:instrText xml:space="preserve"> HYPERLINK \l _Toc28500 </w:instrText>
           </w:r>
           <w:r>
             <w:rPr>
-              <w:rFonts w:ascii="宋体" w:eastAsia="宋体" w:hAnsi="宋体" w:cs="宋体" w:hint="eastAsia"/>
+              <w:rFonts w:hint="eastAsia" w:ascii="宋体" w:hAnsi="宋体" w:eastAsia="宋体" w:cs="宋体"/>
               <w:szCs w:val="24"/>
             </w:rPr>
             <w:fldChar w:fldCharType="separate"/>
@@ -2716,7 +2745,7 @@
             <w:fldChar w:fldCharType="begin"/>
           </w:r>
           <w:r>
-            <w:instrText xml:space="preserve"> PAGEREF _Toc2392 \h </w:instrText>
+            <w:instrText xml:space="preserve"> PAGEREF _Toc28500 \h </w:instrText>
           </w:r>
           <w:r>
             <w:fldChar w:fldCharType="separate"/>
@@ -2729,7 +2758,7 @@
           </w:r>
           <w:r>
             <w:rPr>
-              <w:rFonts w:ascii="宋体" w:eastAsia="宋体" w:hAnsi="宋体" w:cs="宋体" w:hint="eastAsia"/>
+              <w:rFonts w:hint="eastAsia" w:ascii="宋体" w:hAnsi="宋体" w:eastAsia="宋体" w:cs="宋体"/>
               <w:szCs w:val="24"/>
             </w:rPr>
             <w:fldChar w:fldCharType="end"/>
@@ -2737,28 +2766,28 @@
         </w:p>
         <w:p>
           <w:pPr>
-            <w:pStyle w:val="TOC1"/>
+            <w:pStyle w:val="16"/>
             <w:tabs>
               <w:tab w:val="right" w:leader="dot" w:pos="8306"/>
             </w:tabs>
           </w:pPr>
           <w:r>
             <w:rPr>
-              <w:rFonts w:ascii="宋体" w:eastAsia="宋体" w:hAnsi="宋体" w:cs="宋体" w:hint="eastAsia"/>
+              <w:rFonts w:hint="eastAsia" w:ascii="宋体" w:hAnsi="宋体" w:eastAsia="宋体" w:cs="宋体"/>
               <w:szCs w:val="24"/>
             </w:rPr>
             <w:fldChar w:fldCharType="begin"/>
           </w:r>
           <w:r>
             <w:rPr>
-              <w:rFonts w:ascii="宋体" w:eastAsia="宋体" w:hAnsi="宋体" w:cs="宋体" w:hint="eastAsia"/>
+              <w:rFonts w:hint="eastAsia" w:ascii="宋体" w:hAnsi="宋体" w:eastAsia="宋体" w:cs="宋体"/>
               <w:szCs w:val="24"/>
             </w:rPr>
-            <w:instrText xml:space="preserve"> HYPERLINK \l _Toc10241 </w:instrText>
+            <w:instrText xml:space="preserve"> HYPERLINK \l _Toc24478 </w:instrText>
           </w:r>
           <w:r>
             <w:rPr>
-              <w:rFonts w:ascii="宋体" w:eastAsia="宋体" w:hAnsi="宋体" w:cs="宋体" w:hint="eastAsia"/>
+              <w:rFonts w:hint="eastAsia" w:ascii="宋体" w:hAnsi="宋体" w:eastAsia="宋体" w:cs="宋体"/>
               <w:szCs w:val="24"/>
             </w:rPr>
             <w:fldChar w:fldCharType="separate"/>
@@ -2777,7 +2806,7 @@
             <w:fldChar w:fldCharType="begin"/>
           </w:r>
           <w:r>
-            <w:instrText xml:space="preserve"> PAGEREF _Toc10241 \h </w:instrText>
+            <w:instrText xml:space="preserve"> PAGEREF _Toc24478 \h </w:instrText>
           </w:r>
           <w:r>
             <w:fldChar w:fldCharType="separate"/>
@@ -2790,7 +2819,7 @@
           </w:r>
           <w:r>
             <w:rPr>
-              <w:rFonts w:ascii="宋体" w:eastAsia="宋体" w:hAnsi="宋体" w:cs="宋体" w:hint="eastAsia"/>
+              <w:rFonts w:hint="eastAsia" w:ascii="宋体" w:hAnsi="宋体" w:eastAsia="宋体" w:cs="宋体"/>
               <w:szCs w:val="24"/>
             </w:rPr>
             <w:fldChar w:fldCharType="end"/>
@@ -2798,28 +2827,28 @@
         </w:p>
         <w:p>
           <w:pPr>
-            <w:pStyle w:val="TOC1"/>
+            <w:pStyle w:val="16"/>
             <w:tabs>
               <w:tab w:val="right" w:leader="dot" w:pos="8306"/>
             </w:tabs>
           </w:pPr>
           <w:r>
             <w:rPr>
-              <w:rFonts w:ascii="宋体" w:eastAsia="宋体" w:hAnsi="宋体" w:cs="宋体" w:hint="eastAsia"/>
+              <w:rFonts w:hint="eastAsia" w:ascii="宋体" w:hAnsi="宋体" w:eastAsia="宋体" w:cs="宋体"/>
               <w:szCs w:val="24"/>
             </w:rPr>
             <w:fldChar w:fldCharType="begin"/>
           </w:r>
           <w:r>
             <w:rPr>
-              <w:rFonts w:ascii="宋体" w:eastAsia="宋体" w:hAnsi="宋体" w:cs="宋体" w:hint="eastAsia"/>
+              <w:rFonts w:hint="eastAsia" w:ascii="宋体" w:hAnsi="宋体" w:eastAsia="宋体" w:cs="宋体"/>
               <w:szCs w:val="24"/>
             </w:rPr>
-            <w:instrText xml:space="preserve"> HYPERLINK \l _Toc20709 </w:instrText>
+            <w:instrText xml:space="preserve"> HYPERLINK \l _Toc11588 </w:instrText>
           </w:r>
           <w:r>
             <w:rPr>
-              <w:rFonts w:ascii="宋体" w:eastAsia="宋体" w:hAnsi="宋体" w:cs="宋体" w:hint="eastAsia"/>
+              <w:rFonts w:hint="eastAsia" w:ascii="宋体" w:hAnsi="宋体" w:eastAsia="宋体" w:cs="宋体"/>
               <w:szCs w:val="24"/>
             </w:rPr>
             <w:fldChar w:fldCharType="separate"/>
@@ -2838,7 +2867,7 @@
             <w:fldChar w:fldCharType="begin"/>
           </w:r>
           <w:r>
-            <w:instrText xml:space="preserve"> PAGEREF _Toc20709 \h </w:instrText>
+            <w:instrText xml:space="preserve"> PAGEREF _Toc11588 \h </w:instrText>
           </w:r>
           <w:r>
             <w:fldChar w:fldCharType="separate"/>
@@ -2851,7 +2880,7 @@
           </w:r>
           <w:r>
             <w:rPr>
-              <w:rFonts w:ascii="宋体" w:eastAsia="宋体" w:hAnsi="宋体" w:cs="宋体" w:hint="eastAsia"/>
+              <w:rFonts w:hint="eastAsia" w:ascii="宋体" w:hAnsi="宋体" w:eastAsia="宋体" w:cs="宋体"/>
               <w:szCs w:val="24"/>
             </w:rPr>
             <w:fldChar w:fldCharType="end"/>
@@ -2859,28 +2888,28 @@
         </w:p>
         <w:p>
           <w:pPr>
-            <w:pStyle w:val="TOC1"/>
+            <w:pStyle w:val="16"/>
             <w:tabs>
               <w:tab w:val="right" w:leader="dot" w:pos="8306"/>
             </w:tabs>
           </w:pPr>
           <w:r>
             <w:rPr>
-              <w:rFonts w:ascii="宋体" w:eastAsia="宋体" w:hAnsi="宋体" w:cs="宋体" w:hint="eastAsia"/>
+              <w:rFonts w:hint="eastAsia" w:ascii="宋体" w:hAnsi="宋体" w:eastAsia="宋体" w:cs="宋体"/>
               <w:szCs w:val="24"/>
             </w:rPr>
             <w:fldChar w:fldCharType="begin"/>
           </w:r>
           <w:r>
             <w:rPr>
-              <w:rFonts w:ascii="宋体" w:eastAsia="宋体" w:hAnsi="宋体" w:cs="宋体" w:hint="eastAsia"/>
+              <w:rFonts w:hint="eastAsia" w:ascii="宋体" w:hAnsi="宋体" w:eastAsia="宋体" w:cs="宋体"/>
               <w:szCs w:val="24"/>
             </w:rPr>
-            <w:instrText xml:space="preserve"> HYPERLINK \l _Toc22991 </w:instrText>
+            <w:instrText xml:space="preserve"> HYPERLINK \l _Toc31602 </w:instrText>
           </w:r>
           <w:r>
             <w:rPr>
-              <w:rFonts w:ascii="宋体" w:eastAsia="宋体" w:hAnsi="宋体" w:cs="宋体" w:hint="eastAsia"/>
+              <w:rFonts w:hint="eastAsia" w:ascii="宋体" w:hAnsi="宋体" w:eastAsia="宋体" w:cs="宋体"/>
               <w:szCs w:val="24"/>
             </w:rPr>
             <w:fldChar w:fldCharType="separate"/>
@@ -2899,7 +2928,7 @@
             <w:fldChar w:fldCharType="begin"/>
           </w:r>
           <w:r>
-            <w:instrText xml:space="preserve"> PAGEREF _Toc22991 \h </w:instrText>
+            <w:instrText xml:space="preserve"> PAGEREF _Toc31602 \h </w:instrText>
           </w:r>
           <w:r>
             <w:fldChar w:fldCharType="separate"/>
@@ -2912,7 +2941,7 @@
           </w:r>
           <w:r>
             <w:rPr>
-              <w:rFonts w:ascii="宋体" w:eastAsia="宋体" w:hAnsi="宋体" w:cs="宋体" w:hint="eastAsia"/>
+              <w:rFonts w:hint="eastAsia" w:ascii="宋体" w:hAnsi="宋体" w:eastAsia="宋体" w:cs="宋体"/>
               <w:szCs w:val="24"/>
             </w:rPr>
             <w:fldChar w:fldCharType="end"/>
@@ -2935,7 +2964,7 @@
             <w:snapToGrid w:val="0"/>
             <w:textAlignment w:val="baseline"/>
             <w:rPr>
-              <w:rFonts w:ascii="宋体" w:eastAsia="宋体" w:hAnsi="宋体" w:cs="宋体" w:hint="eastAsia"/>
+              <w:rFonts w:hint="eastAsia" w:ascii="宋体" w:hAnsi="宋体" w:eastAsia="宋体" w:cs="宋体"/>
               <w:snapToGrid w:val="0"/>
               <w:color w:val="000000"/>
               <w:kern w:val="0"/>
@@ -2946,7 +2975,7 @@
           </w:pPr>
           <w:r>
             <w:rPr>
-              <w:rFonts w:ascii="宋体" w:eastAsia="宋体" w:hAnsi="宋体" w:cs="宋体" w:hint="eastAsia"/>
+              <w:rFonts w:hint="eastAsia" w:ascii="宋体" w:hAnsi="宋体" w:eastAsia="宋体" w:cs="宋体"/>
               <w:szCs w:val="24"/>
             </w:rPr>
             <w:fldChar w:fldCharType="end"/>
@@ -2971,7 +3000,7 @@
         <w:snapToGrid w:val="0"/>
         <w:textAlignment w:val="baseline"/>
         <w:rPr>
-          <w:rFonts w:ascii="Arial" w:eastAsia="Arial" w:hAnsi="Arial" w:cs="Arial"/>
+          <w:rFonts w:ascii="Arial" w:hAnsi="Arial" w:eastAsia="Arial" w:cs="Arial"/>
           <w:snapToGrid w:val="0"/>
           <w:color w:val="000000"/>
           <w:kern w:val="0"/>
@@ -2982,7 +3011,7 @@
       </w:pPr>
       <w:r>
         <w:rPr>
-          <w:rFonts w:ascii="Arial" w:eastAsia="Arial" w:hAnsi="Arial" w:cs="Arial"/>
+          <w:rFonts w:ascii="Arial" w:hAnsi="Arial" w:eastAsia="Arial" w:cs="Arial"/>
           <w:snapToGrid w:val="0"/>
           <w:color w:val="000000"/>
           <w:kern w:val="0"/>
@@ -2995,14 +3024,14 @@
     </w:p>
     <w:p>
       <w:pPr>
-        <w:pStyle w:val="1"/>
+        <w:pStyle w:val="28"/>
         <w:bidi w:val="0"/>
         <w:rPr>
           <w:rFonts w:hint="default"/>
           <w:lang w:val="en-US" w:eastAsia="zh-CN"/>
         </w:rPr>
       </w:pPr>
-      <w:bookmarkStart w:id="2" w:name="_Toc15528"/>
+      <w:bookmarkStart w:id="2" w:name="_Toc274"/>
       <w:r>
         <w:rPr>
           <w:rFonts w:hint="default"/>
@@ -3014,14 +3043,14 @@
     </w:p>
     <w:p>
       <w:pPr>
-        <w:pStyle w:val="2"/>
+        <w:pStyle w:val="30"/>
         <w:bidi w:val="0"/>
         <w:rPr>
           <w:rFonts w:hint="default"/>
           <w:lang w:val="en-US" w:eastAsia="zh-CN"/>
         </w:rPr>
       </w:pPr>
-      <w:bookmarkStart w:id="3" w:name="_Toc1777"/>
+      <w:bookmarkStart w:id="3" w:name="_Toc20063"/>
       <w:r>
         <w:rPr>
           <w:rFonts w:hint="default"/>
@@ -3033,7 +3062,7 @@
     </w:p>
     <w:p>
       <w:pPr>
-        <w:pStyle w:val="a1"/>
+        <w:pStyle w:val="29"/>
         <w:bidi w:val="0"/>
         <w:rPr>
           <w:rFonts w:hint="default"/>
@@ -3050,14 +3079,14 @@
     </w:p>
     <w:p>
       <w:pPr>
-        <w:pStyle w:val="2"/>
+        <w:pStyle w:val="30"/>
         <w:bidi w:val="0"/>
         <w:rPr>
           <w:rFonts w:hint="default"/>
           <w:lang w:val="en-US" w:eastAsia="zh-CN"/>
         </w:rPr>
       </w:pPr>
-      <w:bookmarkStart w:id="4" w:name="_Toc7419"/>
+      <w:bookmarkStart w:id="4" w:name="_Toc31883"/>
       <w:r>
         <w:rPr>
           <w:rFonts w:hint="default"/>
@@ -3069,7 +3098,7 @@
     </w:p>
     <w:p>
       <w:pPr>
-        <w:pStyle w:val="a1"/>
+        <w:pStyle w:val="29"/>
         <w:bidi w:val="0"/>
         <w:rPr>
           <w:rFonts w:hint="default"/>
@@ -3100,7 +3129,7 @@
     </w:p>
     <w:p>
       <w:pPr>
-        <w:pStyle w:val="a1"/>
+        <w:pStyle w:val="29"/>
         <w:bidi w:val="0"/>
         <w:rPr>
           <w:rFonts w:hint="default"/>
@@ -3117,7 +3146,7 @@
     </w:p>
     <w:p>
       <w:pPr>
-        <w:pStyle w:val="a1"/>
+        <w:pStyle w:val="29"/>
         <w:bidi w:val="0"/>
         <w:rPr>
           <w:rFonts w:hint="default"/>
@@ -3134,14 +3163,14 @@
     </w:p>
     <w:p>
       <w:pPr>
-        <w:pStyle w:val="2"/>
+        <w:pStyle w:val="30"/>
         <w:bidi w:val="0"/>
         <w:rPr>
           <w:rFonts w:hint="default"/>
           <w:lang w:val="en-US" w:eastAsia="zh-CN"/>
         </w:rPr>
       </w:pPr>
-      <w:bookmarkStart w:id="5" w:name="_Toc16483"/>
+      <w:bookmarkStart w:id="5" w:name="_Toc9335"/>
       <w:r>
         <w:rPr>
           <w:rFonts w:hint="default"/>
@@ -3153,7 +3182,7 @@
     </w:p>
     <w:p>
       <w:pPr>
-        <w:pStyle w:val="a1"/>
+        <w:pStyle w:val="29"/>
         <w:bidi w:val="0"/>
         <w:rPr>
           <w:rFonts w:hint="default"/>
@@ -3170,14 +3199,14 @@
     </w:p>
     <w:p>
       <w:pPr>
-        <w:pStyle w:val="1"/>
+        <w:pStyle w:val="28"/>
         <w:bidi w:val="0"/>
         <w:rPr>
           <w:rFonts w:hint="default"/>
           <w:lang w:val="en-US" w:eastAsia="zh-CN"/>
         </w:rPr>
       </w:pPr>
-      <w:bookmarkStart w:id="6" w:name="_Toc6409"/>
+      <w:bookmarkStart w:id="6" w:name="_Toc30549"/>
       <w:r>
         <w:rPr>
           <w:rFonts w:hint="default"/>
@@ -3189,7 +3218,7 @@
     </w:p>
     <w:p>
       <w:pPr>
-        <w:pStyle w:val="a1"/>
+        <w:pStyle w:val="29"/>
         <w:bidi w:val="0"/>
         <w:rPr>
           <w:rFonts w:hint="default"/>
@@ -3206,18 +3235,19 @@
     </w:p>
     <w:tbl>
       <w:tblPr>
-        <w:tblStyle w:val="TableNormal"/>
+        <w:tblStyle w:val="20"/>
         <w:tblW w:w="8521" w:type="dxa"/>
         <w:jc w:val="center"/>
         <w:tblBorders>
-          <w:top w:val="nil"/>
-          <w:left w:val="nil"/>
-          <w:bottom w:val="nil"/>
-          <w:right w:val="nil"/>
-          <w:insideH w:val="nil"/>
-          <w:insideV w:val="nil"/>
+          <w:top w:val="none" w:color="auto" w:sz="0" w:space="0"/>
+          <w:left w:val="none" w:color="auto" w:sz="0" w:space="0"/>
+          <w:bottom w:val="none" w:color="auto" w:sz="0" w:space="0"/>
+          <w:right w:val="none" w:color="auto" w:sz="0" w:space="0"/>
+          <w:insideH w:val="none" w:color="auto" w:sz="0" w:space="0"/>
+          <w:insideV w:val="none" w:color="auto" w:sz="0" w:space="0"/>
         </w:tblBorders>
         <w:shd w:val="clear" w:color="auto" w:fill="auto"/>
+        <w:tblLayout w:type="autofit"/>
         <w:tblCellMar>
           <w:top w:w="15" w:type="dxa"/>
           <w:left w:w="15" w:type="dxa"/>
@@ -3233,15 +3263,13 @@
       </w:tblGrid>
       <w:tr>
         <w:tblPrEx>
-          <w:tblW w:w="8521" w:type="dxa"/>
-          <w:jc w:val="center"/>
           <w:tblBorders>
-            <w:top w:val="nil"/>
-            <w:left w:val="nil"/>
-            <w:bottom w:val="nil"/>
-            <w:right w:val="nil"/>
-            <w:insideH w:val="nil"/>
-            <w:insideV w:val="nil"/>
+            <w:top w:val="none" w:color="auto" w:sz="0" w:space="0"/>
+            <w:left w:val="none" w:color="auto" w:sz="0" w:space="0"/>
+            <w:bottom w:val="none" w:color="auto" w:sz="0" w:space="0"/>
+            <w:right w:val="none" w:color="auto" w:sz="0" w:space="0"/>
+            <w:insideH w:val="none" w:color="auto" w:sz="0" w:space="0"/>
+            <w:insideV w:val="none" w:color="auto" w:sz="0" w:space="0"/>
           </w:tblBorders>
           <w:shd w:val="clear" w:color="auto" w:fill="auto"/>
           <w:tblCellMar>
@@ -3252,7 +3280,7 @@
           </w:tblCellMar>
         </w:tblPrEx>
         <w:trPr>
-          <w:trHeight w:val="0"/>
+          <w:trHeight w:val="0" w:hRule="atLeast"/>
           <w:tblHeader/>
           <w:jc w:val="center"/>
         </w:trPr>
@@ -3260,10 +3288,10 @@
           <w:tcPr>
             <w:tcW w:w="1327" w:type="dxa"/>
             <w:tcBorders>
-              <w:top w:val="single" w:sz="12" w:space="0" w:color="auto"/>
-              <w:left w:val="single" w:sz="12" w:space="0" w:color="auto"/>
-              <w:bottom w:val="single" w:sz="4" w:space="0" w:color="auto"/>
-              <w:right w:val="single" w:sz="4" w:space="0" w:color="auto"/>
+              <w:top w:val="single" w:color="auto" w:sz="12" w:space="0"/>
+              <w:left w:val="single" w:color="auto" w:sz="12" w:space="0"/>
+              <w:bottom w:val="single" w:color="auto" w:sz="4" w:space="0"/>
+              <w:right w:val="single" w:color="auto" w:sz="4" w:space="0"/>
             </w:tcBorders>
             <w:shd w:val="clear" w:color="auto" w:fill="auto"/>
             <w:tcMar>
@@ -3282,10 +3310,10 @@
               <w:suppressLineNumbers w:val="0"/>
               <w:snapToGrid w:val="0"/>
               <w:spacing w:line="240" w:lineRule="auto"/>
-              <w:ind w:left="0" w:right="0" w:firstLine="0" w:leftChars="0" w:rightChars="0" w:firstLineChars="0"/>
+              <w:ind w:left="0" w:leftChars="0" w:right="0" w:rightChars="0" w:firstLine="0" w:firstLineChars="0"/>
               <w:jc w:val="center"/>
               <w:rPr>
-                <w:rFonts w:ascii="Segoe UI" w:eastAsia="Segoe UI" w:hAnsi="Segoe UI" w:cs="Segoe UI"/>
+                <w:rFonts w:ascii="Segoe UI" w:hAnsi="Segoe UI" w:eastAsia="Segoe UI" w:cs="Segoe UI"/>
                 <w:b/>
                 <w:i w:val="0"/>
                 <w:iCs w:val="0"/>
@@ -3298,8 +3326,8 @@
             </w:pPr>
             <w:r>
               <w:rPr>
-                <w:rStyle w:val="Strong"/>
-                <w:rFonts w:ascii="Segoe UI" w:eastAsia="Segoe UI" w:hAnsi="Segoe UI" w:cs="Segoe UI" w:hint="default"/>
+                <w:rStyle w:val="23"/>
+                <w:rFonts w:hint="default" w:ascii="Segoe UI" w:hAnsi="Segoe UI" w:eastAsia="Segoe UI" w:cs="Segoe UI"/>
                 <w:b/>
                 <w:bCs/>
                 <w:i w:val="0"/>
@@ -3321,10 +3349,10 @@
           <w:tcPr>
             <w:tcW w:w="2125" w:type="dxa"/>
             <w:tcBorders>
-              <w:top w:val="single" w:sz="12" w:space="0" w:color="auto"/>
-              <w:left w:val="single" w:sz="4" w:space="0" w:color="auto"/>
-              <w:bottom w:val="single" w:sz="4" w:space="0" w:color="auto"/>
-              <w:right w:val="single" w:sz="4" w:space="0" w:color="auto"/>
+              <w:top w:val="single" w:color="auto" w:sz="12" w:space="0"/>
+              <w:left w:val="single" w:color="auto" w:sz="4" w:space="0"/>
+              <w:bottom w:val="single" w:color="auto" w:sz="4" w:space="0"/>
+              <w:right w:val="single" w:color="auto" w:sz="4" w:space="0"/>
             </w:tcBorders>
             <w:shd w:val="clear" w:color="auto" w:fill="auto"/>
             <w:tcMar>
@@ -3343,10 +3371,10 @@
               <w:suppressLineNumbers w:val="0"/>
               <w:snapToGrid w:val="0"/>
               <w:spacing w:line="240" w:lineRule="auto"/>
-              <w:ind w:left="0" w:right="0" w:firstLine="0" w:leftChars="0" w:rightChars="0" w:firstLineChars="0"/>
+              <w:ind w:left="0" w:leftChars="0" w:right="0" w:rightChars="0" w:firstLine="0" w:firstLineChars="0"/>
               <w:jc w:val="center"/>
               <w:rPr>
-                <w:rFonts w:ascii="Segoe UI" w:eastAsia="Segoe UI" w:hAnsi="Segoe UI" w:cs="Segoe UI" w:hint="default"/>
+                <w:rFonts w:hint="default" w:ascii="Segoe UI" w:hAnsi="Segoe UI" w:eastAsia="Segoe UI" w:cs="Segoe UI"/>
                 <w:b/>
                 <w:i w:val="0"/>
                 <w:iCs w:val="0"/>
@@ -3359,8 +3387,8 @@
             </w:pPr>
             <w:r>
               <w:rPr>
-                <w:rStyle w:val="Strong"/>
-                <w:rFonts w:ascii="Segoe UI" w:eastAsia="Segoe UI" w:hAnsi="Segoe UI" w:cs="Segoe UI" w:hint="default"/>
+                <w:rStyle w:val="23"/>
+                <w:rFonts w:hint="default" w:ascii="Segoe UI" w:hAnsi="Segoe UI" w:eastAsia="Segoe UI" w:cs="Segoe UI"/>
                 <w:b/>
                 <w:bCs/>
                 <w:i w:val="0"/>
@@ -3382,10 +3410,10 @@
           <w:tcPr>
             <w:tcW w:w="3500" w:type="dxa"/>
             <w:tcBorders>
-              <w:top w:val="single" w:sz="12" w:space="0" w:color="auto"/>
-              <w:left w:val="single" w:sz="4" w:space="0" w:color="auto"/>
-              <w:bottom w:val="single" w:sz="4" w:space="0" w:color="auto"/>
-              <w:right w:val="single" w:sz="4" w:space="0" w:color="auto"/>
+              <w:top w:val="single" w:color="auto" w:sz="12" w:space="0"/>
+              <w:left w:val="single" w:color="auto" w:sz="4" w:space="0"/>
+              <w:bottom w:val="single" w:color="auto" w:sz="4" w:space="0"/>
+              <w:right w:val="single" w:color="auto" w:sz="4" w:space="0"/>
             </w:tcBorders>
             <w:shd w:val="clear" w:color="auto" w:fill="auto"/>
             <w:tcMar>
@@ -3404,10 +3432,10 @@
               <w:suppressLineNumbers w:val="0"/>
               <w:snapToGrid w:val="0"/>
               <w:spacing w:line="240" w:lineRule="auto"/>
-              <w:ind w:left="0" w:right="0" w:firstLine="0" w:leftChars="0" w:rightChars="0" w:firstLineChars="0"/>
+              <w:ind w:left="0" w:leftChars="0" w:right="0" w:rightChars="0" w:firstLine="0" w:firstLineChars="0"/>
               <w:jc w:val="center"/>
               <w:rPr>
-                <w:rFonts w:ascii="Segoe UI" w:eastAsia="Segoe UI" w:hAnsi="Segoe UI" w:cs="Segoe UI" w:hint="default"/>
+                <w:rFonts w:hint="default" w:ascii="Segoe UI" w:hAnsi="Segoe UI" w:eastAsia="Segoe UI" w:cs="Segoe UI"/>
                 <w:b/>
                 <w:i w:val="0"/>
                 <w:iCs w:val="0"/>
@@ -3420,8 +3448,8 @@
             </w:pPr>
             <w:r>
               <w:rPr>
-                <w:rStyle w:val="Strong"/>
-                <w:rFonts w:ascii="Segoe UI" w:eastAsia="Segoe UI" w:hAnsi="Segoe UI" w:cs="Segoe UI" w:hint="default"/>
+                <w:rStyle w:val="23"/>
+                <w:rFonts w:hint="default" w:ascii="Segoe UI" w:hAnsi="Segoe UI" w:eastAsia="Segoe UI" w:cs="Segoe UI"/>
                 <w:b/>
                 <w:bCs/>
                 <w:i w:val="0"/>
@@ -3443,10 +3471,10 @@
           <w:tcPr>
             <w:tcW w:w="1569" w:type="dxa"/>
             <w:tcBorders>
-              <w:top w:val="single" w:sz="12" w:space="0" w:color="auto"/>
-              <w:left w:val="single" w:sz="4" w:space="0" w:color="auto"/>
-              <w:bottom w:val="single" w:sz="4" w:space="0" w:color="auto"/>
-              <w:right w:val="single" w:sz="12" w:space="0" w:color="auto"/>
+              <w:top w:val="single" w:color="auto" w:sz="12" w:space="0"/>
+              <w:left w:val="single" w:color="auto" w:sz="4" w:space="0"/>
+              <w:bottom w:val="single" w:color="auto" w:sz="4" w:space="0"/>
+              <w:right w:val="single" w:color="auto" w:sz="12" w:space="0"/>
             </w:tcBorders>
             <w:shd w:val="clear" w:color="auto" w:fill="auto"/>
             <w:tcMar>
@@ -3465,10 +3493,10 @@
               <w:suppressLineNumbers w:val="0"/>
               <w:snapToGrid w:val="0"/>
               <w:spacing w:line="240" w:lineRule="auto"/>
-              <w:ind w:left="0" w:right="0" w:firstLine="0" w:leftChars="0" w:rightChars="0" w:firstLineChars="0"/>
+              <w:ind w:left="0" w:leftChars="0" w:right="0" w:rightChars="0" w:firstLine="0" w:firstLineChars="0"/>
               <w:jc w:val="center"/>
               <w:rPr>
-                <w:rFonts w:ascii="Segoe UI" w:eastAsia="Segoe UI" w:hAnsi="Segoe UI" w:cs="Segoe UI" w:hint="default"/>
+                <w:rFonts w:hint="default" w:ascii="Segoe UI" w:hAnsi="Segoe UI" w:eastAsia="Segoe UI" w:cs="Segoe UI"/>
                 <w:b/>
                 <w:i w:val="0"/>
                 <w:iCs w:val="0"/>
@@ -3481,8 +3509,8 @@
             </w:pPr>
             <w:r>
               <w:rPr>
-                <w:rStyle w:val="Strong"/>
-                <w:rFonts w:ascii="Segoe UI" w:eastAsia="Segoe UI" w:hAnsi="Segoe UI" w:cs="Segoe UI" w:hint="default"/>
+                <w:rStyle w:val="23"/>
+                <w:rFonts w:hint="default" w:ascii="Segoe UI" w:hAnsi="Segoe UI" w:eastAsia="Segoe UI" w:cs="Segoe UI"/>
                 <w:b/>
                 <w:bCs/>
                 <w:i w:val="0"/>
@@ -3503,8 +3531,14 @@
       </w:tr>
       <w:tr>
         <w:tblPrEx>
-          <w:tblW w:w="8521" w:type="dxa"/>
-          <w:jc w:val="center"/>
+          <w:tblBorders>
+            <w:top w:val="none" w:color="auto" w:sz="0" w:space="0"/>
+            <w:left w:val="none" w:color="auto" w:sz="0" w:space="0"/>
+            <w:bottom w:val="none" w:color="auto" w:sz="0" w:space="0"/>
+            <w:right w:val="none" w:color="auto" w:sz="0" w:space="0"/>
+            <w:insideH w:val="none" w:color="auto" w:sz="0" w:space="0"/>
+            <w:insideV w:val="none" w:color="auto" w:sz="0" w:space="0"/>
+          </w:tblBorders>
           <w:shd w:val="clear" w:color="auto" w:fill="auto"/>
           <w:tblCellMar>
             <w:top w:w="15" w:type="dxa"/>
@@ -3514,17 +3548,17 @@
           </w:tblCellMar>
         </w:tblPrEx>
         <w:trPr>
-          <w:trHeight w:val="0"/>
+          <w:trHeight w:val="0" w:hRule="atLeast"/>
           <w:jc w:val="center"/>
         </w:trPr>
         <w:tc>
           <w:tcPr>
             <w:tcW w:w="1327" w:type="dxa"/>
             <w:tcBorders>
-              <w:top w:val="single" w:sz="4" w:space="0" w:color="auto"/>
-              <w:left w:val="single" w:sz="12" w:space="0" w:color="auto"/>
-              <w:bottom w:val="single" w:sz="4" w:space="0" w:color="auto"/>
-              <w:right w:val="single" w:sz="4" w:space="0" w:color="auto"/>
+              <w:top w:val="single" w:color="auto" w:sz="4" w:space="0"/>
+              <w:left w:val="single" w:color="auto" w:sz="12" w:space="0"/>
+              <w:bottom w:val="single" w:color="auto" w:sz="4" w:space="0"/>
+              <w:right w:val="single" w:color="auto" w:sz="4" w:space="0"/>
             </w:tcBorders>
             <w:shd w:val="clear" w:color="auto" w:fill="auto"/>
             <w:tcMar>
@@ -3543,10 +3577,10 @@
               <w:suppressLineNumbers w:val="0"/>
               <w:snapToGrid w:val="0"/>
               <w:spacing w:line="240" w:lineRule="auto"/>
-              <w:ind w:left="0" w:right="0" w:firstLine="0" w:leftChars="0" w:rightChars="0" w:firstLineChars="0"/>
+              <w:ind w:left="0" w:leftChars="0" w:right="0" w:rightChars="0" w:firstLine="0" w:firstLineChars="0"/>
               <w:jc w:val="left"/>
               <w:rPr>
-                <w:rFonts w:ascii="Segoe UI" w:eastAsia="Segoe UI" w:hAnsi="Segoe UI" w:cs="Segoe UI" w:hint="default"/>
+                <w:rFonts w:hint="default" w:ascii="Segoe UI" w:hAnsi="Segoe UI" w:eastAsia="Segoe UI" w:cs="Segoe UI"/>
                 <w:i w:val="0"/>
                 <w:iCs w:val="0"/>
                 <w:caps w:val="0"/>
@@ -3558,8 +3592,8 @@
             </w:pPr>
             <w:r>
               <w:rPr>
-                <w:rStyle w:val="Strong"/>
-                <w:rFonts w:ascii="Segoe UI" w:eastAsia="Segoe UI" w:hAnsi="Segoe UI" w:cs="Segoe UI" w:hint="default"/>
+                <w:rStyle w:val="23"/>
+                <w:rFonts w:hint="default" w:ascii="Segoe UI" w:hAnsi="Segoe UI" w:eastAsia="Segoe UI" w:cs="Segoe UI"/>
                 <w:b/>
                 <w:bCs/>
                 <w:i w:val="0"/>
@@ -3581,10 +3615,10 @@
           <w:tcPr>
             <w:tcW w:w="2125" w:type="dxa"/>
             <w:tcBorders>
-              <w:top w:val="single" w:sz="4" w:space="0" w:color="auto"/>
-              <w:left w:val="single" w:sz="4" w:space="0" w:color="auto"/>
-              <w:bottom w:val="single" w:sz="4" w:space="0" w:color="auto"/>
-              <w:right w:val="single" w:sz="4" w:space="0" w:color="auto"/>
+              <w:top w:val="single" w:color="auto" w:sz="4" w:space="0"/>
+              <w:left w:val="single" w:color="auto" w:sz="4" w:space="0"/>
+              <w:bottom w:val="single" w:color="auto" w:sz="4" w:space="0"/>
+              <w:right w:val="single" w:color="auto" w:sz="4" w:space="0"/>
             </w:tcBorders>
             <w:shd w:val="clear" w:color="auto" w:fill="auto"/>
             <w:tcMar>
@@ -3603,10 +3637,10 @@
               <w:suppressLineNumbers w:val="0"/>
               <w:snapToGrid w:val="0"/>
               <w:spacing w:line="240" w:lineRule="auto"/>
-              <w:ind w:left="0" w:right="0" w:firstLine="0" w:leftChars="0" w:rightChars="0" w:firstLineChars="0"/>
+              <w:ind w:left="0" w:leftChars="0" w:right="0" w:rightChars="0" w:firstLine="0" w:firstLineChars="0"/>
               <w:jc w:val="left"/>
               <w:rPr>
-                <w:rFonts w:ascii="Segoe UI" w:eastAsia="Segoe UI" w:hAnsi="Segoe UI" w:cs="Segoe UI" w:hint="default"/>
+                <w:rFonts w:hint="default" w:ascii="Segoe UI" w:hAnsi="Segoe UI" w:eastAsia="Segoe UI" w:cs="Segoe UI"/>
                 <w:i w:val="0"/>
                 <w:iCs w:val="0"/>
                 <w:caps w:val="0"/>
@@ -3618,7 +3652,7 @@
             </w:pPr>
             <w:r>
               <w:rPr>
-                <w:rFonts w:ascii="Segoe UI" w:eastAsia="Segoe UI" w:hAnsi="Segoe UI" w:cs="Segoe UI" w:hint="default"/>
+                <w:rFonts w:hint="default" w:ascii="Segoe UI" w:hAnsi="Segoe UI" w:eastAsia="Segoe UI" w:cs="Segoe UI"/>
                 <w:i w:val="0"/>
                 <w:iCs w:val="0"/>
                 <w:caps w:val="0"/>
@@ -3638,10 +3672,10 @@
           <w:tcPr>
             <w:tcW w:w="3500" w:type="dxa"/>
             <w:tcBorders>
-              <w:top w:val="single" w:sz="4" w:space="0" w:color="auto"/>
-              <w:left w:val="single" w:sz="4" w:space="0" w:color="auto"/>
-              <w:bottom w:val="single" w:sz="4" w:space="0" w:color="auto"/>
-              <w:right w:val="single" w:sz="4" w:space="0" w:color="auto"/>
+              <w:top w:val="single" w:color="auto" w:sz="4" w:space="0"/>
+              <w:left w:val="single" w:color="auto" w:sz="4" w:space="0"/>
+              <w:bottom w:val="single" w:color="auto" w:sz="4" w:space="0"/>
+              <w:right w:val="single" w:color="auto" w:sz="4" w:space="0"/>
             </w:tcBorders>
             <w:shd w:val="clear" w:color="auto" w:fill="auto"/>
             <w:tcMar>
@@ -3660,10 +3694,10 @@
               <w:suppressLineNumbers w:val="0"/>
               <w:snapToGrid w:val="0"/>
               <w:spacing w:line="240" w:lineRule="auto"/>
-              <w:ind w:left="0" w:right="0" w:firstLine="0" w:leftChars="0" w:rightChars="0" w:firstLineChars="0"/>
+              <w:ind w:left="0" w:leftChars="0" w:right="0" w:rightChars="0" w:firstLine="0" w:firstLineChars="0"/>
               <w:jc w:val="center"/>
               <w:rPr>
-                <w:rFonts w:ascii="Segoe UI" w:eastAsia="Segoe UI" w:hAnsi="Segoe UI" w:cs="Segoe UI" w:hint="default"/>
+                <w:rFonts w:hint="default" w:ascii="Segoe UI" w:hAnsi="Segoe UI" w:eastAsia="Segoe UI" w:cs="Segoe UI"/>
                 <w:i w:val="0"/>
                 <w:iCs w:val="0"/>
                 <w:caps w:val="0"/>
@@ -3675,7 +3709,7 @@
             </w:pPr>
             <w:r>
               <w:rPr>
-                <w:rFonts w:ascii="Segoe UI" w:eastAsia="Segoe UI" w:hAnsi="Segoe UI" w:cs="Segoe UI" w:hint="default"/>
+                <w:rFonts w:hint="default" w:ascii="Segoe UI" w:hAnsi="Segoe UI" w:eastAsia="Segoe UI" w:cs="Segoe UI"/>
                 <w:i w:val="0"/>
                 <w:iCs w:val="0"/>
                 <w:caps w:val="0"/>
@@ -3695,10 +3729,10 @@
           <w:tcPr>
             <w:tcW w:w="1569" w:type="dxa"/>
             <w:tcBorders>
-              <w:top w:val="single" w:sz="4" w:space="0" w:color="auto"/>
-              <w:left w:val="single" w:sz="4" w:space="0" w:color="auto"/>
-              <w:bottom w:val="single" w:sz="4" w:space="0" w:color="auto"/>
-              <w:right w:val="single" w:sz="12" w:space="0" w:color="auto"/>
+              <w:top w:val="single" w:color="auto" w:sz="4" w:space="0"/>
+              <w:left w:val="single" w:color="auto" w:sz="4" w:space="0"/>
+              <w:bottom w:val="single" w:color="auto" w:sz="4" w:space="0"/>
+              <w:right w:val="single" w:color="auto" w:sz="12" w:space="0"/>
             </w:tcBorders>
             <w:shd w:val="clear" w:color="auto" w:fill="auto"/>
             <w:tcMar>
@@ -3717,10 +3751,10 @@
               <w:suppressLineNumbers w:val="0"/>
               <w:snapToGrid w:val="0"/>
               <w:spacing w:line="240" w:lineRule="auto"/>
-              <w:ind w:left="0" w:right="0" w:firstLine="0" w:leftChars="0" w:rightChars="0" w:firstLineChars="0"/>
+              <w:ind w:left="0" w:leftChars="0" w:right="0" w:rightChars="0" w:firstLine="0" w:firstLineChars="0"/>
               <w:jc w:val="left"/>
               <w:rPr>
-                <w:rFonts w:ascii="Segoe UI" w:eastAsia="Segoe UI" w:hAnsi="Segoe UI" w:cs="Segoe UI" w:hint="default"/>
+                <w:rFonts w:hint="default" w:ascii="Segoe UI" w:hAnsi="Segoe UI" w:eastAsia="Segoe UI" w:cs="Segoe UI"/>
                 <w:i w:val="0"/>
                 <w:iCs w:val="0"/>
                 <w:caps w:val="0"/>
@@ -3732,7 +3766,7 @@
             </w:pPr>
             <w:r>
               <w:rPr>
-                <w:rFonts w:ascii="Segoe UI" w:eastAsia="Segoe UI" w:hAnsi="Segoe UI" w:cs="Segoe UI" w:hint="default"/>
+                <w:rFonts w:hint="default" w:ascii="Segoe UI" w:hAnsi="Segoe UI" w:eastAsia="Segoe UI" w:cs="Segoe UI"/>
                 <w:i w:val="0"/>
                 <w:iCs w:val="0"/>
                 <w:caps w:val="0"/>
@@ -3751,8 +3785,267 @@
       </w:tr>
       <w:tr>
         <w:tblPrEx>
-          <w:tblW w:w="8521" w:type="dxa"/>
+          <w:tblBorders>
+            <w:top w:val="none" w:color="auto" w:sz="0" w:space="0"/>
+            <w:left w:val="none" w:color="auto" w:sz="0" w:space="0"/>
+            <w:bottom w:val="none" w:color="auto" w:sz="0" w:space="0"/>
+            <w:right w:val="none" w:color="auto" w:sz="0" w:space="0"/>
+            <w:insideH w:val="none" w:color="auto" w:sz="0" w:space="0"/>
+            <w:insideV w:val="none" w:color="auto" w:sz="0" w:space="0"/>
+          </w:tblBorders>
+          <w:tblCellMar>
+            <w:top w:w="15" w:type="dxa"/>
+            <w:left w:w="15" w:type="dxa"/>
+            <w:bottom w:w="15" w:type="dxa"/>
+            <w:right w:w="15" w:type="dxa"/>
+          </w:tblCellMar>
+        </w:tblPrEx>
+        <w:trPr>
+          <w:trHeight w:val="0" w:hRule="atLeast"/>
           <w:jc w:val="center"/>
+        </w:trPr>
+        <w:tc>
+          <w:tcPr>
+            <w:tcW w:w="1327" w:type="dxa"/>
+            <w:tcBorders>
+              <w:top w:val="single" w:color="auto" w:sz="4" w:space="0"/>
+              <w:left w:val="single" w:color="auto" w:sz="12" w:space="0"/>
+              <w:bottom w:val="single" w:color="auto" w:sz="4" w:space="0"/>
+              <w:right w:val="single" w:color="auto" w:sz="4" w:space="0"/>
+            </w:tcBorders>
+            <w:shd w:val="clear" w:color="auto" w:fill="auto"/>
+            <w:tcMar>
+              <w:top w:w="120" w:type="dxa"/>
+              <w:left w:w="0" w:type="dxa"/>
+              <w:bottom w:w="120" w:type="dxa"/>
+              <w:right w:w="192" w:type="dxa"/>
+            </w:tcMar>
+            <w:vAlign w:val="center"/>
+          </w:tcPr>
+          <w:p>
+            <w:pPr>
+              <w:keepNext/>
+              <w:keepLines w:val="0"/>
+              <w:widowControl/>
+              <w:suppressLineNumbers w:val="0"/>
+              <w:snapToGrid w:val="0"/>
+              <w:spacing w:line="240" w:lineRule="auto"/>
+              <w:ind w:left="0" w:leftChars="0" w:right="0" w:rightChars="0" w:firstLine="0" w:firstLineChars="0"/>
+              <w:jc w:val="left"/>
+              <w:rPr>
+                <w:rFonts w:hint="default" w:ascii="Segoe UI" w:hAnsi="Segoe UI" w:eastAsia="Segoe UI" w:cs="Segoe UI"/>
+                <w:i w:val="0"/>
+                <w:iCs w:val="0"/>
+                <w:caps w:val="0"/>
+                <w:color w:val="0F1115"/>
+                <w:spacing w:val="0"/>
+                <w:sz w:val="18"/>
+                <w:szCs w:val="18"/>
+              </w:rPr>
+            </w:pPr>
+            <w:r>
+              <w:rPr>
+                <w:rStyle w:val="23"/>
+                <w:rFonts w:hint="default" w:ascii="Segoe UI" w:hAnsi="Segoe UI" w:eastAsia="Segoe UI" w:cs="Segoe UI"/>
+                <w:b/>
+                <w:bCs/>
+                <w:i w:val="0"/>
+                <w:iCs w:val="0"/>
+                <w:caps w:val="0"/>
+                <w:snapToGrid w:val="0"/>
+                <w:color w:val="000000"/>
+                <w:spacing w:val="0"/>
+                <w:kern w:val="0"/>
+                <w:sz w:val="18"/>
+                <w:szCs w:val="18"/>
+                <w:lang w:val="en-US" w:eastAsia="zh-CN"/>
+              </w:rPr>
+              <w:t>服务台团队</w:t>
+            </w:r>
+          </w:p>
+        </w:tc>
+        <w:tc>
+          <w:tcPr>
+            <w:tcW w:w="2125" w:type="dxa"/>
+            <w:tcBorders>
+              <w:top w:val="single" w:color="auto" w:sz="4" w:space="0"/>
+              <w:left w:val="single" w:color="auto" w:sz="4" w:space="0"/>
+              <w:bottom w:val="single" w:color="auto" w:sz="4" w:space="0"/>
+              <w:right w:val="single" w:color="auto" w:sz="4" w:space="0"/>
+            </w:tcBorders>
+            <w:shd w:val="clear" w:color="auto" w:fill="auto"/>
+            <w:tcMar>
+              <w:top w:w="120" w:type="dxa"/>
+              <w:left w:w="192" w:type="dxa"/>
+              <w:bottom w:w="120" w:type="dxa"/>
+              <w:right w:w="192" w:type="dxa"/>
+            </w:tcMar>
+            <w:vAlign w:val="center"/>
+          </w:tcPr>
+          <w:p>
+            <w:pPr>
+              <w:keepNext/>
+              <w:keepLines w:val="0"/>
+              <w:widowControl/>
+              <w:suppressLineNumbers w:val="0"/>
+              <w:snapToGrid w:val="0"/>
+              <w:spacing w:line="240" w:lineRule="auto"/>
+              <w:ind w:left="0" w:leftChars="0" w:right="0" w:rightChars="0" w:firstLine="0" w:firstLineChars="0"/>
+              <w:jc w:val="left"/>
+              <w:rPr>
+                <w:rFonts w:hint="default" w:ascii="Segoe UI" w:hAnsi="Segoe UI" w:eastAsia="Segoe UI" w:cs="Segoe UI"/>
+                <w:i w:val="0"/>
+                <w:iCs w:val="0"/>
+                <w:caps w:val="0"/>
+                <w:color w:val="0F1115"/>
+                <w:spacing w:val="0"/>
+                <w:sz w:val="18"/>
+                <w:szCs w:val="18"/>
+              </w:rPr>
+            </w:pPr>
+            <w:r>
+              <w:rPr>
+                <w:rFonts w:hint="default" w:ascii="Segoe UI" w:hAnsi="Segoe UI" w:eastAsia="Segoe UI" w:cs="Segoe UI"/>
+                <w:i w:val="0"/>
+                <w:iCs w:val="0"/>
+                <w:caps w:val="0"/>
+                <w:snapToGrid w:val="0"/>
+                <w:color w:val="000000"/>
+                <w:spacing w:val="0"/>
+                <w:kern w:val="0"/>
+                <w:sz w:val="18"/>
+                <w:szCs w:val="18"/>
+                <w:lang w:val="en-US" w:eastAsia="zh-CN"/>
+              </w:rPr>
+              <w:t>数智运营部（合同2.2）</w:t>
+            </w:r>
+          </w:p>
+        </w:tc>
+        <w:tc>
+          <w:tcPr>
+            <w:tcW w:w="3500" w:type="dxa"/>
+            <w:tcBorders>
+              <w:top w:val="single" w:color="auto" w:sz="4" w:space="0"/>
+              <w:left w:val="single" w:color="auto" w:sz="4" w:space="0"/>
+              <w:bottom w:val="single" w:color="auto" w:sz="4" w:space="0"/>
+              <w:right w:val="single" w:color="auto" w:sz="4" w:space="0"/>
+            </w:tcBorders>
+            <w:shd w:val="clear" w:color="auto" w:fill="auto"/>
+            <w:tcMar>
+              <w:top w:w="120" w:type="dxa"/>
+              <w:left w:w="192" w:type="dxa"/>
+              <w:bottom w:w="120" w:type="dxa"/>
+              <w:right w:w="192" w:type="dxa"/>
+            </w:tcMar>
+            <w:vAlign w:val="center"/>
+          </w:tcPr>
+          <w:p>
+            <w:pPr>
+              <w:keepNext/>
+              <w:keepLines w:val="0"/>
+              <w:widowControl/>
+              <w:suppressLineNumbers w:val="0"/>
+              <w:snapToGrid w:val="0"/>
+              <w:spacing w:line="240" w:lineRule="auto"/>
+              <w:ind w:left="0" w:leftChars="0" w:right="0" w:rightChars="0" w:firstLine="0" w:firstLineChars="0"/>
+              <w:jc w:val="center"/>
+              <w:rPr>
+                <w:rFonts w:hint="default" w:ascii="Segoe UI" w:hAnsi="Segoe UI" w:eastAsia="Segoe UI" w:cs="Segoe UI"/>
+                <w:i w:val="0"/>
+                <w:iCs w:val="0"/>
+                <w:caps w:val="0"/>
+                <w:color w:val="0F1115"/>
+                <w:spacing w:val="0"/>
+                <w:sz w:val="18"/>
+                <w:szCs w:val="18"/>
+              </w:rPr>
+            </w:pPr>
+            <w:r>
+              <w:rPr>
+                <w:rFonts w:hint="default" w:ascii="Segoe UI" w:hAnsi="Segoe UI" w:eastAsia="Segoe UI" w:cs="Segoe UI"/>
+                <w:i w:val="0"/>
+                <w:iCs w:val="0"/>
+                <w:caps w:val="0"/>
+                <w:snapToGrid w:val="0"/>
+                <w:color w:val="000000"/>
+                <w:spacing w:val="0"/>
+                <w:kern w:val="0"/>
+                <w:sz w:val="18"/>
+                <w:szCs w:val="18"/>
+                <w:lang w:val="en-US" w:eastAsia="zh-CN"/>
+              </w:rPr>
+              <w:t>统一受理、记录、初步诊断、分级派发所有服务请求；一线咨询解答。</w:t>
+            </w:r>
+          </w:p>
+        </w:tc>
+        <w:tc>
+          <w:tcPr>
+            <w:tcW w:w="1569" w:type="dxa"/>
+            <w:tcBorders>
+              <w:top w:val="single" w:color="auto" w:sz="4" w:space="0"/>
+              <w:left w:val="single" w:color="auto" w:sz="4" w:space="0"/>
+              <w:bottom w:val="single" w:color="auto" w:sz="4" w:space="0"/>
+              <w:right w:val="single" w:color="auto" w:sz="12" w:space="0"/>
+            </w:tcBorders>
+            <w:shd w:val="clear" w:color="auto" w:fill="auto"/>
+            <w:tcMar>
+              <w:top w:w="120" w:type="dxa"/>
+              <w:left w:w="192" w:type="dxa"/>
+              <w:bottom w:w="120" w:type="dxa"/>
+              <w:right w:w="0" w:type="dxa"/>
+            </w:tcMar>
+            <w:vAlign w:val="center"/>
+          </w:tcPr>
+          <w:p>
+            <w:pPr>
+              <w:keepNext/>
+              <w:keepLines w:val="0"/>
+              <w:widowControl/>
+              <w:suppressLineNumbers w:val="0"/>
+              <w:snapToGrid w:val="0"/>
+              <w:spacing w:line="240" w:lineRule="auto"/>
+              <w:ind w:left="0" w:leftChars="0" w:right="0" w:rightChars="0" w:firstLine="0" w:firstLineChars="0"/>
+              <w:jc w:val="left"/>
+              <w:rPr>
+                <w:rFonts w:hint="default" w:ascii="Segoe UI" w:hAnsi="Segoe UI" w:eastAsia="Segoe UI" w:cs="Segoe UI"/>
+                <w:i w:val="0"/>
+                <w:iCs w:val="0"/>
+                <w:caps w:val="0"/>
+                <w:color w:val="0F1115"/>
+                <w:spacing w:val="0"/>
+                <w:sz w:val="18"/>
+                <w:szCs w:val="18"/>
+              </w:rPr>
+            </w:pPr>
+            <w:r>
+              <w:rPr>
+                <w:rFonts w:hint="default" w:ascii="Segoe UI" w:hAnsi="Segoe UI" w:eastAsia="Segoe UI" w:cs="Segoe UI"/>
+                <w:i w:val="0"/>
+                <w:iCs w:val="0"/>
+                <w:caps w:val="0"/>
+                <w:snapToGrid w:val="0"/>
+                <w:color w:val="000000"/>
+                <w:spacing w:val="0"/>
+                <w:kern w:val="0"/>
+                <w:sz w:val="18"/>
+                <w:szCs w:val="18"/>
+                <w:lang w:val="en-US" w:eastAsia="zh-CN"/>
+              </w:rPr>
+              <w:t>甲方终端用户/IT接口人</w:t>
+            </w:r>
+          </w:p>
+        </w:tc>
+      </w:tr>
+      <w:tr>
+        <w:tblPrEx>
+          <w:tblBorders>
+            <w:top w:val="none" w:color="auto" w:sz="0" w:space="0"/>
+            <w:left w:val="none" w:color="auto" w:sz="0" w:space="0"/>
+            <w:bottom w:val="none" w:color="auto" w:sz="0" w:space="0"/>
+            <w:right w:val="none" w:color="auto" w:sz="0" w:space="0"/>
+            <w:insideH w:val="none" w:color="auto" w:sz="0" w:space="0"/>
+            <w:insideV w:val="none" w:color="auto" w:sz="0" w:space="0"/>
+          </w:tblBorders>
           <w:shd w:val="clear" w:color="auto" w:fill="auto"/>
           <w:tblCellMar>
             <w:top w:w="15" w:type="dxa"/>
@@ -3762,17 +4055,17 @@
           </w:tblCellMar>
         </w:tblPrEx>
         <w:trPr>
-          <w:trHeight w:val="0"/>
+          <w:trHeight w:val="0" w:hRule="atLeast"/>
           <w:jc w:val="center"/>
         </w:trPr>
         <w:tc>
           <w:tcPr>
             <w:tcW w:w="1327" w:type="dxa"/>
             <w:tcBorders>
-              <w:top w:val="single" w:sz="4" w:space="0" w:color="auto"/>
-              <w:left w:val="single" w:sz="12" w:space="0" w:color="auto"/>
-              <w:bottom w:val="single" w:sz="4" w:space="0" w:color="auto"/>
-              <w:right w:val="single" w:sz="4" w:space="0" w:color="auto"/>
+              <w:top w:val="single" w:color="auto" w:sz="4" w:space="0"/>
+              <w:left w:val="single" w:color="auto" w:sz="12" w:space="0"/>
+              <w:bottom w:val="single" w:color="auto" w:sz="4" w:space="0"/>
+              <w:right w:val="single" w:color="auto" w:sz="4" w:space="0"/>
             </w:tcBorders>
             <w:shd w:val="clear" w:color="auto" w:fill="auto"/>
             <w:tcMar>
@@ -3791,10 +4084,10 @@
               <w:suppressLineNumbers w:val="0"/>
               <w:snapToGrid w:val="0"/>
               <w:spacing w:line="240" w:lineRule="auto"/>
-              <w:ind w:left="0" w:right="0" w:firstLine="0" w:leftChars="0" w:rightChars="0" w:firstLineChars="0"/>
+              <w:ind w:left="0" w:leftChars="0" w:right="0" w:rightChars="0" w:firstLine="0" w:firstLineChars="0"/>
               <w:jc w:val="left"/>
               <w:rPr>
-                <w:rFonts w:ascii="Segoe UI" w:eastAsia="Segoe UI" w:hAnsi="Segoe UI" w:cs="Segoe UI" w:hint="default"/>
+                <w:rFonts w:hint="default" w:ascii="Segoe UI" w:hAnsi="Segoe UI" w:eastAsia="Segoe UI" w:cs="Segoe UI"/>
                 <w:i w:val="0"/>
                 <w:iCs w:val="0"/>
                 <w:caps w:val="0"/>
@@ -3806,8 +4099,8 @@
             </w:pPr>
             <w:r>
               <w:rPr>
-                <w:rStyle w:val="Strong"/>
-                <w:rFonts w:ascii="Segoe UI" w:eastAsia="Segoe UI" w:hAnsi="Segoe UI" w:cs="Segoe UI" w:hint="default"/>
+                <w:rStyle w:val="23"/>
+                <w:rFonts w:hint="default" w:ascii="Segoe UI" w:hAnsi="Segoe UI" w:eastAsia="Segoe UI" w:cs="Segoe UI"/>
                 <w:b/>
                 <w:bCs/>
                 <w:i w:val="0"/>
@@ -3821,7 +4114,7 @@
                 <w:szCs w:val="18"/>
                 <w:lang w:val="en-US" w:eastAsia="zh-CN"/>
               </w:rPr>
-              <w:t>服务台团队</w:t>
+              <w:t>研发支撑组</w:t>
             </w:r>
           </w:p>
         </w:tc>
@@ -3829,10 +4122,10 @@
           <w:tcPr>
             <w:tcW w:w="2125" w:type="dxa"/>
             <w:tcBorders>
-              <w:top w:val="single" w:sz="4" w:space="0" w:color="auto"/>
-              <w:left w:val="single" w:sz="4" w:space="0" w:color="auto"/>
-              <w:bottom w:val="single" w:sz="4" w:space="0" w:color="auto"/>
-              <w:right w:val="single" w:sz="4" w:space="0" w:color="auto"/>
+              <w:top w:val="single" w:color="auto" w:sz="4" w:space="0"/>
+              <w:left w:val="single" w:color="auto" w:sz="4" w:space="0"/>
+              <w:bottom w:val="single" w:color="auto" w:sz="4" w:space="0"/>
+              <w:right w:val="single" w:color="auto" w:sz="4" w:space="0"/>
             </w:tcBorders>
             <w:shd w:val="clear" w:color="auto" w:fill="auto"/>
             <w:tcMar>
@@ -3851,10 +4144,10 @@
               <w:suppressLineNumbers w:val="0"/>
               <w:snapToGrid w:val="0"/>
               <w:spacing w:line="240" w:lineRule="auto"/>
-              <w:ind w:left="0" w:right="0" w:firstLine="0" w:leftChars="0" w:rightChars="0" w:firstLineChars="0"/>
+              <w:ind w:left="0" w:leftChars="0" w:right="0" w:rightChars="0" w:firstLine="0" w:firstLineChars="0"/>
               <w:jc w:val="left"/>
               <w:rPr>
-                <w:rFonts w:ascii="Segoe UI" w:eastAsia="Segoe UI" w:hAnsi="Segoe UI" w:cs="Segoe UI" w:hint="default"/>
+                <w:rFonts w:hint="default" w:ascii="Segoe UI" w:hAnsi="Segoe UI" w:eastAsia="Segoe UI" w:cs="Segoe UI"/>
                 <w:i w:val="0"/>
                 <w:iCs w:val="0"/>
                 <w:caps w:val="0"/>
@@ -3866,7 +4159,7 @@
             </w:pPr>
             <w:r>
               <w:rPr>
-                <w:rFonts w:ascii="Segoe UI" w:eastAsia="Segoe UI" w:hAnsi="Segoe UI" w:cs="Segoe UI" w:hint="default"/>
+                <w:rFonts w:hint="default" w:ascii="Segoe UI" w:hAnsi="Segoe UI" w:eastAsia="Segoe UI" w:cs="Segoe UI"/>
                 <w:i w:val="0"/>
                 <w:iCs w:val="0"/>
                 <w:caps w:val="0"/>
@@ -3878,7 +4171,7 @@
                 <w:szCs w:val="18"/>
                 <w:lang w:val="en-US" w:eastAsia="zh-CN"/>
               </w:rPr>
-              <w:t>数智运营部（合同2.2）</w:t>
+              <w:t>研究总院（合同2.3）</w:t>
             </w:r>
           </w:p>
         </w:tc>
@@ -3886,10 +4179,10 @@
           <w:tcPr>
             <w:tcW w:w="3500" w:type="dxa"/>
             <w:tcBorders>
-              <w:top w:val="single" w:sz="4" w:space="0" w:color="auto"/>
-              <w:left w:val="single" w:sz="4" w:space="0" w:color="auto"/>
-              <w:bottom w:val="single" w:sz="4" w:space="0" w:color="auto"/>
-              <w:right w:val="single" w:sz="4" w:space="0" w:color="auto"/>
+              <w:top w:val="single" w:color="auto" w:sz="4" w:space="0"/>
+              <w:left w:val="single" w:color="auto" w:sz="4" w:space="0"/>
+              <w:bottom w:val="single" w:color="auto" w:sz="4" w:space="0"/>
+              <w:right w:val="single" w:color="auto" w:sz="4" w:space="0"/>
             </w:tcBorders>
             <w:shd w:val="clear" w:color="auto" w:fill="auto"/>
             <w:tcMar>
@@ -3908,10 +4201,10 @@
               <w:suppressLineNumbers w:val="0"/>
               <w:snapToGrid w:val="0"/>
               <w:spacing w:line="240" w:lineRule="auto"/>
-              <w:ind w:left="0" w:right="0" w:firstLine="0" w:leftChars="0" w:rightChars="0" w:firstLineChars="0"/>
+              <w:ind w:left="0" w:leftChars="0" w:right="0" w:rightChars="0" w:firstLine="0" w:firstLineChars="0"/>
               <w:jc w:val="center"/>
               <w:rPr>
-                <w:rFonts w:ascii="Segoe UI" w:eastAsia="Segoe UI" w:hAnsi="Segoe UI" w:cs="Segoe UI" w:hint="default"/>
+                <w:rFonts w:hint="default" w:ascii="Segoe UI" w:hAnsi="Segoe UI" w:eastAsia="Segoe UI" w:cs="Segoe UI"/>
                 <w:i w:val="0"/>
                 <w:iCs w:val="0"/>
                 <w:caps w:val="0"/>
@@ -3923,7 +4216,7 @@
             </w:pPr>
             <w:r>
               <w:rPr>
-                <w:rFonts w:ascii="Segoe UI" w:eastAsia="Segoe UI" w:hAnsi="Segoe UI" w:cs="Segoe UI" w:hint="default"/>
+                <w:rFonts w:hint="default" w:ascii="Segoe UI" w:hAnsi="Segoe UI" w:eastAsia="Segoe UI" w:cs="Segoe UI"/>
                 <w:i w:val="0"/>
                 <w:iCs w:val="0"/>
                 <w:caps w:val="0"/>
@@ -3935,7 +4228,7 @@
                 <w:szCs w:val="18"/>
                 <w:lang w:val="en-US" w:eastAsia="zh-CN"/>
               </w:rPr>
-              <w:t>统一受理、记录、初步诊断、分级派发所有服务请求；一线咨询解答。</w:t>
+              <w:t>处理需代码级介入的复杂缺陷、性能瓶颈、接口异常；系统变更评估。</w:t>
             </w:r>
           </w:p>
         </w:tc>
@@ -3943,10 +4236,10 @@
           <w:tcPr>
             <w:tcW w:w="1569" w:type="dxa"/>
             <w:tcBorders>
-              <w:top w:val="single" w:sz="4" w:space="0" w:color="auto"/>
-              <w:left w:val="single" w:sz="4" w:space="0" w:color="auto"/>
-              <w:bottom w:val="single" w:sz="4" w:space="0" w:color="auto"/>
-              <w:right w:val="single" w:sz="12" w:space="0" w:color="auto"/>
+              <w:top w:val="single" w:color="auto" w:sz="4" w:space="0"/>
+              <w:left w:val="single" w:color="auto" w:sz="4" w:space="0"/>
+              <w:bottom w:val="single" w:color="auto" w:sz="4" w:space="0"/>
+              <w:right w:val="single" w:color="auto" w:sz="12" w:space="0"/>
             </w:tcBorders>
             <w:shd w:val="clear" w:color="auto" w:fill="auto"/>
             <w:tcMar>
@@ -3965,10 +4258,10 @@
               <w:suppressLineNumbers w:val="0"/>
               <w:snapToGrid w:val="0"/>
               <w:spacing w:line="240" w:lineRule="auto"/>
-              <w:ind w:left="0" w:right="0" w:firstLine="0" w:leftChars="0" w:rightChars="0" w:firstLineChars="0"/>
+              <w:ind w:left="0" w:leftChars="0" w:right="0" w:rightChars="0" w:firstLine="0" w:firstLineChars="0"/>
               <w:jc w:val="left"/>
               <w:rPr>
-                <w:rFonts w:ascii="Segoe UI" w:eastAsia="Segoe UI" w:hAnsi="Segoe UI" w:cs="Segoe UI" w:hint="default"/>
+                <w:rFonts w:hint="default" w:ascii="Segoe UI" w:hAnsi="Segoe UI" w:eastAsia="Segoe UI" w:cs="Segoe UI"/>
                 <w:i w:val="0"/>
                 <w:iCs w:val="0"/>
                 <w:caps w:val="0"/>
@@ -3980,7 +4273,7 @@
             </w:pPr>
             <w:r>
               <w:rPr>
-                <w:rFonts w:ascii="Segoe UI" w:eastAsia="Segoe UI" w:hAnsi="Segoe UI" w:cs="Segoe UI" w:hint="default"/>
+                <w:rFonts w:hint="default" w:ascii="Segoe UI" w:hAnsi="Segoe UI" w:eastAsia="Segoe UI" w:cs="Segoe UI"/>
                 <w:i w:val="0"/>
                 <w:iCs w:val="0"/>
                 <w:caps w:val="0"/>
@@ -3992,16 +4285,21 @@
                 <w:szCs w:val="18"/>
                 <w:lang w:val="en-US" w:eastAsia="zh-CN"/>
               </w:rPr>
-              <w:t>甲方终端用户/IT接口人</w:t>
+              <w:t>甲方技术接口人</w:t>
             </w:r>
           </w:p>
         </w:tc>
       </w:tr>
       <w:tr>
         <w:tblPrEx>
-          <w:tblW w:w="8521" w:type="dxa"/>
-          <w:jc w:val="center"/>
-          <w:shd w:val="clear" w:color="auto" w:fill="auto"/>
+          <w:tblBorders>
+            <w:top w:val="none" w:color="auto" w:sz="0" w:space="0"/>
+            <w:left w:val="none" w:color="auto" w:sz="0" w:space="0"/>
+            <w:bottom w:val="none" w:color="auto" w:sz="0" w:space="0"/>
+            <w:right w:val="none" w:color="auto" w:sz="0" w:space="0"/>
+            <w:insideH w:val="none" w:color="auto" w:sz="0" w:space="0"/>
+            <w:insideV w:val="none" w:color="auto" w:sz="0" w:space="0"/>
+          </w:tblBorders>
           <w:tblCellMar>
             <w:top w:w="15" w:type="dxa"/>
             <w:left w:w="15" w:type="dxa"/>
@@ -4010,17 +4308,17 @@
           </w:tblCellMar>
         </w:tblPrEx>
         <w:trPr>
-          <w:trHeight w:val="0"/>
+          <w:trHeight w:val="0" w:hRule="atLeast"/>
           <w:jc w:val="center"/>
         </w:trPr>
         <w:tc>
           <w:tcPr>
             <w:tcW w:w="1327" w:type="dxa"/>
             <w:tcBorders>
-              <w:top w:val="single" w:sz="4" w:space="0" w:color="auto"/>
-              <w:left w:val="single" w:sz="12" w:space="0" w:color="auto"/>
-              <w:bottom w:val="single" w:sz="4" w:space="0" w:color="auto"/>
-              <w:right w:val="single" w:sz="4" w:space="0" w:color="auto"/>
+              <w:top w:val="single" w:color="auto" w:sz="4" w:space="0"/>
+              <w:left w:val="single" w:color="auto" w:sz="12" w:space="0"/>
+              <w:bottom w:val="single" w:color="auto" w:sz="4" w:space="0"/>
+              <w:right w:val="single" w:color="auto" w:sz="4" w:space="0"/>
             </w:tcBorders>
             <w:shd w:val="clear" w:color="auto" w:fill="auto"/>
             <w:tcMar>
@@ -4039,10 +4337,10 @@
               <w:suppressLineNumbers w:val="0"/>
               <w:snapToGrid w:val="0"/>
               <w:spacing w:line="240" w:lineRule="auto"/>
-              <w:ind w:left="0" w:right="0" w:firstLine="0" w:leftChars="0" w:rightChars="0" w:firstLineChars="0"/>
+              <w:ind w:left="0" w:leftChars="0" w:right="0" w:rightChars="0" w:firstLine="0" w:firstLineChars="0"/>
               <w:jc w:val="left"/>
               <w:rPr>
-                <w:rFonts w:ascii="Segoe UI" w:eastAsia="Segoe UI" w:hAnsi="Segoe UI" w:cs="Segoe UI" w:hint="default"/>
+                <w:rFonts w:hint="default" w:ascii="Segoe UI" w:hAnsi="Segoe UI" w:eastAsia="Segoe UI" w:cs="Segoe UI"/>
                 <w:i w:val="0"/>
                 <w:iCs w:val="0"/>
                 <w:caps w:val="0"/>
@@ -4054,8 +4352,8 @@
             </w:pPr>
             <w:r>
               <w:rPr>
-                <w:rStyle w:val="Strong"/>
-                <w:rFonts w:ascii="Segoe UI" w:eastAsia="Segoe UI" w:hAnsi="Segoe UI" w:cs="Segoe UI" w:hint="default"/>
+                <w:rStyle w:val="23"/>
+                <w:rFonts w:hint="default" w:ascii="Segoe UI" w:hAnsi="Segoe UI" w:eastAsia="Segoe UI" w:cs="Segoe UI"/>
                 <w:b/>
                 <w:bCs/>
                 <w:i w:val="0"/>
@@ -4069,7 +4367,7 @@
                 <w:szCs w:val="18"/>
                 <w:lang w:val="en-US" w:eastAsia="zh-CN"/>
               </w:rPr>
-              <w:t>研发支撑组</w:t>
+              <w:t>服务知识管理组</w:t>
             </w:r>
           </w:p>
         </w:tc>
@@ -4077,10 +4375,10 @@
           <w:tcPr>
             <w:tcW w:w="2125" w:type="dxa"/>
             <w:tcBorders>
-              <w:top w:val="single" w:sz="4" w:space="0" w:color="auto"/>
-              <w:left w:val="single" w:sz="4" w:space="0" w:color="auto"/>
-              <w:bottom w:val="single" w:sz="4" w:space="0" w:color="auto"/>
-              <w:right w:val="single" w:sz="4" w:space="0" w:color="auto"/>
+              <w:top w:val="single" w:color="auto" w:sz="4" w:space="0"/>
+              <w:left w:val="single" w:color="auto" w:sz="4" w:space="0"/>
+              <w:bottom w:val="single" w:color="auto" w:sz="4" w:space="0"/>
+              <w:right w:val="single" w:color="auto" w:sz="4" w:space="0"/>
             </w:tcBorders>
             <w:shd w:val="clear" w:color="auto" w:fill="auto"/>
             <w:tcMar>
@@ -4099,10 +4397,10 @@
               <w:suppressLineNumbers w:val="0"/>
               <w:snapToGrid w:val="0"/>
               <w:spacing w:line="240" w:lineRule="auto"/>
-              <w:ind w:left="0" w:right="0" w:firstLine="0" w:leftChars="0" w:rightChars="0" w:firstLineChars="0"/>
+              <w:ind w:left="0" w:leftChars="0" w:right="0" w:rightChars="0" w:firstLine="0" w:firstLineChars="0"/>
               <w:jc w:val="left"/>
               <w:rPr>
-                <w:rFonts w:ascii="Segoe UI" w:eastAsia="Segoe UI" w:hAnsi="Segoe UI" w:cs="Segoe UI" w:hint="default"/>
+                <w:rFonts w:hint="default" w:ascii="Segoe UI" w:hAnsi="Segoe UI" w:eastAsia="Segoe UI" w:cs="Segoe UI"/>
                 <w:i w:val="0"/>
                 <w:iCs w:val="0"/>
                 <w:caps w:val="0"/>
@@ -4114,7 +4412,7 @@
             </w:pPr>
             <w:r>
               <w:rPr>
-                <w:rFonts w:ascii="Segoe UI" w:eastAsia="Segoe UI" w:hAnsi="Segoe UI" w:cs="Segoe UI" w:hint="default"/>
+                <w:rFonts w:hint="default" w:ascii="Segoe UI" w:hAnsi="Segoe UI" w:eastAsia="Segoe UI" w:cs="Segoe UI"/>
                 <w:i w:val="0"/>
                 <w:iCs w:val="0"/>
                 <w:caps w:val="0"/>
@@ -4126,7 +4424,7 @@
                 <w:szCs w:val="18"/>
                 <w:lang w:val="en-US" w:eastAsia="zh-CN"/>
               </w:rPr>
-              <w:t>研究总院（合同2.3）</w:t>
+              <w:t>数智运营部（合同2.3）</w:t>
             </w:r>
           </w:p>
         </w:tc>
@@ -4134,10 +4432,10 @@
           <w:tcPr>
             <w:tcW w:w="3500" w:type="dxa"/>
             <w:tcBorders>
-              <w:top w:val="single" w:sz="4" w:space="0" w:color="auto"/>
-              <w:left w:val="single" w:sz="4" w:space="0" w:color="auto"/>
-              <w:bottom w:val="single" w:sz="4" w:space="0" w:color="auto"/>
-              <w:right w:val="single" w:sz="4" w:space="0" w:color="auto"/>
+              <w:top w:val="single" w:color="auto" w:sz="4" w:space="0"/>
+              <w:left w:val="single" w:color="auto" w:sz="4" w:space="0"/>
+              <w:bottom w:val="single" w:color="auto" w:sz="4" w:space="0"/>
+              <w:right w:val="single" w:color="auto" w:sz="4" w:space="0"/>
             </w:tcBorders>
             <w:shd w:val="clear" w:color="auto" w:fill="auto"/>
             <w:tcMar>
@@ -4156,10 +4454,10 @@
               <w:suppressLineNumbers w:val="0"/>
               <w:snapToGrid w:val="0"/>
               <w:spacing w:line="240" w:lineRule="auto"/>
-              <w:ind w:left="0" w:right="0" w:firstLine="0" w:leftChars="0" w:rightChars="0" w:firstLineChars="0"/>
+              <w:ind w:left="0" w:leftChars="0" w:right="0" w:rightChars="0" w:firstLine="0" w:firstLineChars="0"/>
               <w:jc w:val="center"/>
               <w:rPr>
-                <w:rFonts w:ascii="Segoe UI" w:eastAsia="Segoe UI" w:hAnsi="Segoe UI" w:cs="Segoe UI" w:hint="default"/>
+                <w:rFonts w:hint="default" w:ascii="Segoe UI" w:hAnsi="Segoe UI" w:eastAsia="Segoe UI" w:cs="Segoe UI"/>
                 <w:i w:val="0"/>
                 <w:iCs w:val="0"/>
                 <w:caps w:val="0"/>
@@ -4171,7 +4469,7 @@
             </w:pPr>
             <w:r>
               <w:rPr>
-                <w:rFonts w:ascii="Segoe UI" w:eastAsia="Segoe UI" w:hAnsi="Segoe UI" w:cs="Segoe UI" w:hint="default"/>
+                <w:rFonts w:hint="default" w:ascii="Segoe UI" w:hAnsi="Segoe UI" w:eastAsia="Segoe UI" w:cs="Segoe UI"/>
                 <w:i w:val="0"/>
                 <w:iCs w:val="0"/>
                 <w:caps w:val="0"/>
@@ -4183,7 +4481,7 @@
                 <w:szCs w:val="18"/>
                 <w:lang w:val="en-US" w:eastAsia="zh-CN"/>
               </w:rPr>
-              <w:t>处理需代码级介入的复杂缺陷、性能瓶颈、接口异常；系统变更评估。</w:t>
+              <w:t>知识萃取、结构化编写、知识库维护更新、推动知识复用。</w:t>
             </w:r>
           </w:p>
         </w:tc>
@@ -4191,10 +4489,10 @@
           <w:tcPr>
             <w:tcW w:w="1569" w:type="dxa"/>
             <w:tcBorders>
-              <w:top w:val="single" w:sz="4" w:space="0" w:color="auto"/>
-              <w:left w:val="single" w:sz="4" w:space="0" w:color="auto"/>
-              <w:bottom w:val="single" w:sz="4" w:space="0" w:color="auto"/>
-              <w:right w:val="single" w:sz="12" w:space="0" w:color="auto"/>
+              <w:top w:val="single" w:color="auto" w:sz="4" w:space="0"/>
+              <w:left w:val="single" w:color="auto" w:sz="4" w:space="0"/>
+              <w:bottom w:val="single" w:color="auto" w:sz="4" w:space="0"/>
+              <w:right w:val="single" w:color="auto" w:sz="12" w:space="0"/>
             </w:tcBorders>
             <w:shd w:val="clear" w:color="auto" w:fill="auto"/>
             <w:tcMar>
@@ -4213,10 +4511,10 @@
               <w:suppressLineNumbers w:val="0"/>
               <w:snapToGrid w:val="0"/>
               <w:spacing w:line="240" w:lineRule="auto"/>
-              <w:ind w:left="0" w:right="0" w:firstLine="0" w:leftChars="0" w:rightChars="0" w:firstLineChars="0"/>
+              <w:ind w:left="0" w:leftChars="0" w:right="0" w:rightChars="0" w:firstLine="0" w:firstLineChars="0"/>
               <w:jc w:val="left"/>
               <w:rPr>
-                <w:rFonts w:ascii="Segoe UI" w:eastAsia="Segoe UI" w:hAnsi="Segoe UI" w:cs="Segoe UI" w:hint="default"/>
+                <w:rFonts w:hint="default" w:ascii="Segoe UI" w:hAnsi="Segoe UI" w:eastAsia="Segoe UI" w:cs="Segoe UI"/>
                 <w:i w:val="0"/>
                 <w:iCs w:val="0"/>
                 <w:caps w:val="0"/>
@@ -4228,7 +4526,7 @@
             </w:pPr>
             <w:r>
               <w:rPr>
-                <w:rFonts w:ascii="Segoe UI" w:eastAsia="Segoe UI" w:hAnsi="Segoe UI" w:cs="Segoe UI" w:hint="default"/>
+                <w:rFonts w:hint="default" w:ascii="Segoe UI" w:hAnsi="Segoe UI" w:eastAsia="Segoe UI" w:cs="Segoe UI"/>
                 <w:i w:val="0"/>
                 <w:iCs w:val="0"/>
                 <w:caps w:val="0"/>
@@ -4240,16 +4538,21 @@
                 <w:szCs w:val="18"/>
                 <w:lang w:val="en-US" w:eastAsia="zh-CN"/>
               </w:rPr>
-              <w:t>甲方技术接口人</w:t>
+              <w:t>甲方业务专家/知识库管理员</w:t>
             </w:r>
           </w:p>
         </w:tc>
       </w:tr>
       <w:tr>
         <w:tblPrEx>
-          <w:tblW w:w="8521" w:type="dxa"/>
-          <w:jc w:val="center"/>
-          <w:shd w:val="clear" w:color="auto" w:fill="auto"/>
+          <w:tblBorders>
+            <w:top w:val="none" w:color="auto" w:sz="0" w:space="0"/>
+            <w:left w:val="none" w:color="auto" w:sz="0" w:space="0"/>
+            <w:bottom w:val="none" w:color="auto" w:sz="0" w:space="0"/>
+            <w:right w:val="none" w:color="auto" w:sz="0" w:space="0"/>
+            <w:insideH w:val="none" w:color="auto" w:sz="0" w:space="0"/>
+            <w:insideV w:val="none" w:color="auto" w:sz="0" w:space="0"/>
+          </w:tblBorders>
           <w:tblCellMar>
             <w:top w:w="15" w:type="dxa"/>
             <w:left w:w="15" w:type="dxa"/>
@@ -4258,17 +4561,17 @@
           </w:tblCellMar>
         </w:tblPrEx>
         <w:trPr>
-          <w:trHeight w:val="0"/>
+          <w:trHeight w:val="0" w:hRule="atLeast"/>
           <w:jc w:val="center"/>
         </w:trPr>
         <w:tc>
           <w:tcPr>
             <w:tcW w:w="1327" w:type="dxa"/>
             <w:tcBorders>
-              <w:top w:val="single" w:sz="4" w:space="0" w:color="auto"/>
-              <w:left w:val="single" w:sz="12" w:space="0" w:color="auto"/>
-              <w:bottom w:val="single" w:sz="4" w:space="0" w:color="auto"/>
-              <w:right w:val="single" w:sz="4" w:space="0" w:color="auto"/>
+              <w:top w:val="single" w:color="auto" w:sz="4" w:space="0"/>
+              <w:left w:val="single" w:color="auto" w:sz="12" w:space="0"/>
+              <w:bottom w:val="single" w:color="auto" w:sz="12" w:space="0"/>
+              <w:right w:val="single" w:color="auto" w:sz="4" w:space="0"/>
             </w:tcBorders>
             <w:shd w:val="clear" w:color="auto" w:fill="auto"/>
             <w:tcMar>
@@ -4287,10 +4590,10 @@
               <w:suppressLineNumbers w:val="0"/>
               <w:snapToGrid w:val="0"/>
               <w:spacing w:line="240" w:lineRule="auto"/>
-              <w:ind w:left="0" w:right="0" w:firstLine="0" w:leftChars="0" w:rightChars="0" w:firstLineChars="0"/>
+              <w:ind w:left="0" w:leftChars="0" w:right="0" w:rightChars="0" w:firstLine="0" w:firstLineChars="0"/>
               <w:jc w:val="left"/>
               <w:rPr>
-                <w:rFonts w:ascii="Segoe UI" w:eastAsia="Segoe UI" w:hAnsi="Segoe UI" w:cs="Segoe UI" w:hint="default"/>
+                <w:rFonts w:hint="default" w:ascii="Segoe UI" w:hAnsi="Segoe UI" w:eastAsia="Segoe UI" w:cs="Segoe UI"/>
                 <w:i w:val="0"/>
                 <w:iCs w:val="0"/>
                 <w:caps w:val="0"/>
@@ -4302,8 +4605,8 @@
             </w:pPr>
             <w:r>
               <w:rPr>
-                <w:rStyle w:val="Strong"/>
-                <w:rFonts w:ascii="Segoe UI" w:eastAsia="Segoe UI" w:hAnsi="Segoe UI" w:cs="Segoe UI" w:hint="default"/>
+                <w:rStyle w:val="23"/>
+                <w:rFonts w:hint="default" w:ascii="Segoe UI" w:hAnsi="Segoe UI" w:eastAsia="Segoe UI" w:cs="Segoe UI"/>
                 <w:b/>
                 <w:bCs/>
                 <w:i w:val="0"/>
@@ -4317,7 +4620,7 @@
                 <w:szCs w:val="18"/>
                 <w:lang w:val="en-US" w:eastAsia="zh-CN"/>
               </w:rPr>
-              <w:t>服务知识管理组</w:t>
+              <w:t>质量与应急组</w:t>
             </w:r>
           </w:p>
         </w:tc>
@@ -4325,10 +4628,10 @@
           <w:tcPr>
             <w:tcW w:w="2125" w:type="dxa"/>
             <w:tcBorders>
-              <w:top w:val="single" w:sz="4" w:space="0" w:color="auto"/>
-              <w:left w:val="single" w:sz="4" w:space="0" w:color="auto"/>
-              <w:bottom w:val="single" w:sz="4" w:space="0" w:color="auto"/>
-              <w:right w:val="single" w:sz="4" w:space="0" w:color="auto"/>
+              <w:top w:val="single" w:color="auto" w:sz="4" w:space="0"/>
+              <w:left w:val="single" w:color="auto" w:sz="4" w:space="0"/>
+              <w:bottom w:val="single" w:color="auto" w:sz="12" w:space="0"/>
+              <w:right w:val="single" w:color="auto" w:sz="4" w:space="0"/>
             </w:tcBorders>
             <w:shd w:val="clear" w:color="auto" w:fill="auto"/>
             <w:tcMar>
@@ -4347,10 +4650,10 @@
               <w:suppressLineNumbers w:val="0"/>
               <w:snapToGrid w:val="0"/>
               <w:spacing w:line="240" w:lineRule="auto"/>
-              <w:ind w:left="0" w:right="0" w:firstLine="0" w:leftChars="0" w:rightChars="0" w:firstLineChars="0"/>
+              <w:ind w:left="0" w:leftChars="0" w:right="0" w:rightChars="0" w:firstLine="0" w:firstLineChars="0"/>
               <w:jc w:val="left"/>
               <w:rPr>
-                <w:rFonts w:ascii="Segoe UI" w:eastAsia="Segoe UI" w:hAnsi="Segoe UI" w:cs="Segoe UI" w:hint="default"/>
+                <w:rFonts w:hint="default" w:ascii="Segoe UI" w:hAnsi="Segoe UI" w:eastAsia="Segoe UI" w:cs="Segoe UI"/>
                 <w:i w:val="0"/>
                 <w:iCs w:val="0"/>
                 <w:caps w:val="0"/>
@@ -4362,7 +4665,7 @@
             </w:pPr>
             <w:r>
               <w:rPr>
-                <w:rFonts w:ascii="Segoe UI" w:eastAsia="Segoe UI" w:hAnsi="Segoe UI" w:cs="Segoe UI" w:hint="default"/>
+                <w:rFonts w:hint="default" w:ascii="Segoe UI" w:hAnsi="Segoe UI" w:eastAsia="Segoe UI" w:cs="Segoe UI"/>
                 <w:i w:val="0"/>
                 <w:iCs w:val="0"/>
                 <w:caps w:val="0"/>
@@ -4374,7 +4677,7 @@
                 <w:szCs w:val="18"/>
                 <w:lang w:val="en-US" w:eastAsia="zh-CN"/>
               </w:rPr>
-              <w:t>数智运营部（合同2.3）</w:t>
+              <w:t>质量管理部/应急管理部（合同2.3）</w:t>
             </w:r>
           </w:p>
         </w:tc>
@@ -4382,10 +4685,10 @@
           <w:tcPr>
             <w:tcW w:w="3500" w:type="dxa"/>
             <w:tcBorders>
-              <w:top w:val="single" w:sz="4" w:space="0" w:color="auto"/>
-              <w:left w:val="single" w:sz="4" w:space="0" w:color="auto"/>
-              <w:bottom w:val="single" w:sz="4" w:space="0" w:color="auto"/>
-              <w:right w:val="single" w:sz="4" w:space="0" w:color="auto"/>
+              <w:top w:val="single" w:color="auto" w:sz="4" w:space="0"/>
+              <w:left w:val="single" w:color="auto" w:sz="4" w:space="0"/>
+              <w:bottom w:val="single" w:color="auto" w:sz="12" w:space="0"/>
+              <w:right w:val="single" w:color="auto" w:sz="4" w:space="0"/>
             </w:tcBorders>
             <w:shd w:val="clear" w:color="auto" w:fill="auto"/>
             <w:tcMar>
@@ -4404,10 +4707,10 @@
               <w:suppressLineNumbers w:val="0"/>
               <w:snapToGrid w:val="0"/>
               <w:spacing w:line="240" w:lineRule="auto"/>
-              <w:ind w:left="0" w:right="0" w:firstLine="0" w:leftChars="0" w:rightChars="0" w:firstLineChars="0"/>
+              <w:ind w:left="0" w:leftChars="0" w:right="0" w:rightChars="0" w:firstLine="0" w:firstLineChars="0"/>
               <w:jc w:val="center"/>
               <w:rPr>
-                <w:rFonts w:ascii="Segoe UI" w:eastAsia="Segoe UI" w:hAnsi="Segoe UI" w:cs="Segoe UI" w:hint="default"/>
+                <w:rFonts w:hint="default" w:ascii="Segoe UI" w:hAnsi="Segoe UI" w:eastAsia="Segoe UI" w:cs="Segoe UI"/>
                 <w:i w:val="0"/>
                 <w:iCs w:val="0"/>
                 <w:caps w:val="0"/>
@@ -4419,7 +4722,7 @@
             </w:pPr>
             <w:r>
               <w:rPr>
-                <w:rFonts w:ascii="Segoe UI" w:eastAsia="Segoe UI" w:hAnsi="Segoe UI" w:cs="Segoe UI" w:hint="default"/>
+                <w:rFonts w:hint="default" w:ascii="Segoe UI" w:hAnsi="Segoe UI" w:eastAsia="Segoe UI" w:cs="Segoe UI"/>
                 <w:i w:val="0"/>
                 <w:iCs w:val="0"/>
                 <w:caps w:val="0"/>
@@ -4431,7 +4734,7 @@
                 <w:szCs w:val="18"/>
                 <w:lang w:val="en-US" w:eastAsia="zh-CN"/>
               </w:rPr>
-              <w:t>知识萃取、结构化编写、知识库维护更新、推动知识复用。</w:t>
+              <w:t>监督服务质量、审计SLA；处理重大/紧急事件、主导服务连续性演练。</w:t>
             </w:r>
           </w:p>
         </w:tc>
@@ -4439,10 +4742,10 @@
           <w:tcPr>
             <w:tcW w:w="1569" w:type="dxa"/>
             <w:tcBorders>
-              <w:top w:val="single" w:sz="4" w:space="0" w:color="auto"/>
-              <w:left w:val="single" w:sz="4" w:space="0" w:color="auto"/>
-              <w:bottom w:val="single" w:sz="4" w:space="0" w:color="auto"/>
-              <w:right w:val="single" w:sz="12" w:space="0" w:color="auto"/>
+              <w:top w:val="single" w:color="auto" w:sz="4" w:space="0"/>
+              <w:left w:val="single" w:color="auto" w:sz="4" w:space="0"/>
+              <w:bottom w:val="single" w:color="auto" w:sz="12" w:space="0"/>
+              <w:right w:val="single" w:color="auto" w:sz="12" w:space="0"/>
             </w:tcBorders>
             <w:shd w:val="clear" w:color="auto" w:fill="auto"/>
             <w:tcMar>
@@ -4461,10 +4764,10 @@
               <w:suppressLineNumbers w:val="0"/>
               <w:snapToGrid w:val="0"/>
               <w:spacing w:line="240" w:lineRule="auto"/>
-              <w:ind w:left="0" w:right="0" w:firstLine="0" w:leftChars="0" w:rightChars="0" w:firstLineChars="0"/>
+              <w:ind w:left="0" w:leftChars="0" w:right="0" w:rightChars="0" w:firstLine="0" w:firstLineChars="0"/>
               <w:jc w:val="left"/>
               <w:rPr>
-                <w:rFonts w:ascii="Segoe UI" w:eastAsia="Segoe UI" w:hAnsi="Segoe UI" w:cs="Segoe UI" w:hint="default"/>
+                <w:rFonts w:hint="default" w:ascii="Segoe UI" w:hAnsi="Segoe UI" w:eastAsia="Segoe UI" w:cs="Segoe UI"/>
                 <w:i w:val="0"/>
                 <w:iCs w:val="0"/>
                 <w:caps w:val="0"/>
@@ -4476,255 +4779,7 @@
             </w:pPr>
             <w:r>
               <w:rPr>
-                <w:rFonts w:ascii="Segoe UI" w:eastAsia="Segoe UI" w:hAnsi="Segoe UI" w:cs="Segoe UI" w:hint="default"/>
-                <w:i w:val="0"/>
-                <w:iCs w:val="0"/>
-                <w:caps w:val="0"/>
-                <w:snapToGrid w:val="0"/>
-                <w:color w:val="000000"/>
-                <w:spacing w:val="0"/>
-                <w:kern w:val="0"/>
-                <w:sz w:val="18"/>
-                <w:szCs w:val="18"/>
-                <w:lang w:val="en-US" w:eastAsia="zh-CN"/>
-              </w:rPr>
-              <w:t>甲方业务专家/知识库管理员</w:t>
-            </w:r>
-          </w:p>
-        </w:tc>
-      </w:tr>
-      <w:tr>
-        <w:tblPrEx>
-          <w:tblW w:w="8521" w:type="dxa"/>
-          <w:jc w:val="center"/>
-          <w:shd w:val="clear" w:color="auto" w:fill="auto"/>
-          <w:tblCellMar>
-            <w:top w:w="15" w:type="dxa"/>
-            <w:left w:w="15" w:type="dxa"/>
-            <w:bottom w:w="15" w:type="dxa"/>
-            <w:right w:w="15" w:type="dxa"/>
-          </w:tblCellMar>
-        </w:tblPrEx>
-        <w:trPr>
-          <w:trHeight w:val="0"/>
-          <w:jc w:val="center"/>
-        </w:trPr>
-        <w:tc>
-          <w:tcPr>
-            <w:tcW w:w="1327" w:type="dxa"/>
-            <w:tcBorders>
-              <w:top w:val="single" w:sz="4" w:space="0" w:color="auto"/>
-              <w:left w:val="single" w:sz="12" w:space="0" w:color="auto"/>
-              <w:bottom w:val="single" w:sz="12" w:space="0" w:color="auto"/>
-              <w:right w:val="single" w:sz="4" w:space="0" w:color="auto"/>
-            </w:tcBorders>
-            <w:shd w:val="clear" w:color="auto" w:fill="auto"/>
-            <w:tcMar>
-              <w:top w:w="120" w:type="dxa"/>
-              <w:left w:w="0" w:type="dxa"/>
-              <w:bottom w:w="120" w:type="dxa"/>
-              <w:right w:w="192" w:type="dxa"/>
-            </w:tcMar>
-            <w:vAlign w:val="center"/>
-          </w:tcPr>
-          <w:p>
-            <w:pPr>
-              <w:keepNext/>
-              <w:keepLines w:val="0"/>
-              <w:widowControl/>
-              <w:suppressLineNumbers w:val="0"/>
-              <w:snapToGrid w:val="0"/>
-              <w:spacing w:line="240" w:lineRule="auto"/>
-              <w:ind w:left="0" w:right="0" w:firstLine="0" w:leftChars="0" w:rightChars="0" w:firstLineChars="0"/>
-              <w:jc w:val="left"/>
-              <w:rPr>
-                <w:rFonts w:ascii="Segoe UI" w:eastAsia="Segoe UI" w:hAnsi="Segoe UI" w:cs="Segoe UI" w:hint="default"/>
-                <w:i w:val="0"/>
-                <w:iCs w:val="0"/>
-                <w:caps w:val="0"/>
-                <w:color w:val="0F1115"/>
-                <w:spacing w:val="0"/>
-                <w:sz w:val="18"/>
-                <w:szCs w:val="18"/>
-              </w:rPr>
-            </w:pPr>
-            <w:r>
-              <w:rPr>
-                <w:rStyle w:val="Strong"/>
-                <w:rFonts w:ascii="Segoe UI" w:eastAsia="Segoe UI" w:hAnsi="Segoe UI" w:cs="Segoe UI" w:hint="default"/>
-                <w:b/>
-                <w:bCs/>
-                <w:i w:val="0"/>
-                <w:iCs w:val="0"/>
-                <w:caps w:val="0"/>
-                <w:snapToGrid w:val="0"/>
-                <w:color w:val="000000"/>
-                <w:spacing w:val="0"/>
-                <w:kern w:val="0"/>
-                <w:sz w:val="18"/>
-                <w:szCs w:val="18"/>
-                <w:lang w:val="en-US" w:eastAsia="zh-CN"/>
-              </w:rPr>
-              <w:t>质量与应急组</w:t>
-            </w:r>
-          </w:p>
-        </w:tc>
-        <w:tc>
-          <w:tcPr>
-            <w:tcW w:w="2125" w:type="dxa"/>
-            <w:tcBorders>
-              <w:top w:val="single" w:sz="4" w:space="0" w:color="auto"/>
-              <w:left w:val="single" w:sz="4" w:space="0" w:color="auto"/>
-              <w:bottom w:val="single" w:sz="12" w:space="0" w:color="auto"/>
-              <w:right w:val="single" w:sz="4" w:space="0" w:color="auto"/>
-            </w:tcBorders>
-            <w:shd w:val="clear" w:color="auto" w:fill="auto"/>
-            <w:tcMar>
-              <w:top w:w="120" w:type="dxa"/>
-              <w:left w:w="192" w:type="dxa"/>
-              <w:bottom w:w="120" w:type="dxa"/>
-              <w:right w:w="192" w:type="dxa"/>
-            </w:tcMar>
-            <w:vAlign w:val="center"/>
-          </w:tcPr>
-          <w:p>
-            <w:pPr>
-              <w:keepNext/>
-              <w:keepLines w:val="0"/>
-              <w:widowControl/>
-              <w:suppressLineNumbers w:val="0"/>
-              <w:snapToGrid w:val="0"/>
-              <w:spacing w:line="240" w:lineRule="auto"/>
-              <w:ind w:left="0" w:right="0" w:firstLine="0" w:leftChars="0" w:rightChars="0" w:firstLineChars="0"/>
-              <w:jc w:val="left"/>
-              <w:rPr>
-                <w:rFonts w:ascii="Segoe UI" w:eastAsia="Segoe UI" w:hAnsi="Segoe UI" w:cs="Segoe UI" w:hint="default"/>
-                <w:i w:val="0"/>
-                <w:iCs w:val="0"/>
-                <w:caps w:val="0"/>
-                <w:color w:val="0F1115"/>
-                <w:spacing w:val="0"/>
-                <w:sz w:val="18"/>
-                <w:szCs w:val="18"/>
-              </w:rPr>
-            </w:pPr>
-            <w:r>
-              <w:rPr>
-                <w:rFonts w:ascii="Segoe UI" w:eastAsia="Segoe UI" w:hAnsi="Segoe UI" w:cs="Segoe UI" w:hint="default"/>
-                <w:i w:val="0"/>
-                <w:iCs w:val="0"/>
-                <w:caps w:val="0"/>
-                <w:snapToGrid w:val="0"/>
-                <w:color w:val="000000"/>
-                <w:spacing w:val="0"/>
-                <w:kern w:val="0"/>
-                <w:sz w:val="18"/>
-                <w:szCs w:val="18"/>
-                <w:lang w:val="en-US" w:eastAsia="zh-CN"/>
-              </w:rPr>
-              <w:t>质量管理部/应急管理部（合同2.3）</w:t>
-            </w:r>
-          </w:p>
-        </w:tc>
-        <w:tc>
-          <w:tcPr>
-            <w:tcW w:w="3500" w:type="dxa"/>
-            <w:tcBorders>
-              <w:top w:val="single" w:sz="4" w:space="0" w:color="auto"/>
-              <w:left w:val="single" w:sz="4" w:space="0" w:color="auto"/>
-              <w:bottom w:val="single" w:sz="12" w:space="0" w:color="auto"/>
-              <w:right w:val="single" w:sz="4" w:space="0" w:color="auto"/>
-            </w:tcBorders>
-            <w:shd w:val="clear" w:color="auto" w:fill="auto"/>
-            <w:tcMar>
-              <w:top w:w="120" w:type="dxa"/>
-              <w:left w:w="192" w:type="dxa"/>
-              <w:bottom w:w="120" w:type="dxa"/>
-              <w:right w:w="192" w:type="dxa"/>
-            </w:tcMar>
-            <w:vAlign w:val="center"/>
-          </w:tcPr>
-          <w:p>
-            <w:pPr>
-              <w:keepNext/>
-              <w:keepLines w:val="0"/>
-              <w:widowControl/>
-              <w:suppressLineNumbers w:val="0"/>
-              <w:snapToGrid w:val="0"/>
-              <w:spacing w:line="240" w:lineRule="auto"/>
-              <w:ind w:left="0" w:right="0" w:firstLine="0" w:leftChars="0" w:rightChars="0" w:firstLineChars="0"/>
-              <w:jc w:val="center"/>
-              <w:rPr>
-                <w:rFonts w:ascii="Segoe UI" w:eastAsia="Segoe UI" w:hAnsi="Segoe UI" w:cs="Segoe UI" w:hint="default"/>
-                <w:i w:val="0"/>
-                <w:iCs w:val="0"/>
-                <w:caps w:val="0"/>
-                <w:color w:val="0F1115"/>
-                <w:spacing w:val="0"/>
-                <w:sz w:val="18"/>
-                <w:szCs w:val="18"/>
-              </w:rPr>
-            </w:pPr>
-            <w:r>
-              <w:rPr>
-                <w:rFonts w:ascii="Segoe UI" w:eastAsia="Segoe UI" w:hAnsi="Segoe UI" w:cs="Segoe UI" w:hint="default"/>
-                <w:i w:val="0"/>
-                <w:iCs w:val="0"/>
-                <w:caps w:val="0"/>
-                <w:snapToGrid w:val="0"/>
-                <w:color w:val="000000"/>
-                <w:spacing w:val="0"/>
-                <w:kern w:val="0"/>
-                <w:sz w:val="18"/>
-                <w:szCs w:val="18"/>
-                <w:lang w:val="en-US" w:eastAsia="zh-CN"/>
-              </w:rPr>
-              <w:t>监督服务质量、审计SLA；处理重大/紧急事件、主导服务连续性演练。</w:t>
-            </w:r>
-          </w:p>
-        </w:tc>
-        <w:tc>
-          <w:tcPr>
-            <w:tcW w:w="1569" w:type="dxa"/>
-            <w:tcBorders>
-              <w:top w:val="single" w:sz="4" w:space="0" w:color="auto"/>
-              <w:left w:val="single" w:sz="4" w:space="0" w:color="auto"/>
-              <w:bottom w:val="single" w:sz="12" w:space="0" w:color="auto"/>
-              <w:right w:val="single" w:sz="12" w:space="0" w:color="auto"/>
-            </w:tcBorders>
-            <w:shd w:val="clear" w:color="auto" w:fill="auto"/>
-            <w:tcMar>
-              <w:top w:w="120" w:type="dxa"/>
-              <w:left w:w="192" w:type="dxa"/>
-              <w:bottom w:w="120" w:type="dxa"/>
-              <w:right w:w="0" w:type="dxa"/>
-            </w:tcMar>
-            <w:vAlign w:val="center"/>
-          </w:tcPr>
-          <w:p>
-            <w:pPr>
-              <w:keepNext/>
-              <w:keepLines w:val="0"/>
-              <w:widowControl/>
-              <w:suppressLineNumbers w:val="0"/>
-              <w:snapToGrid w:val="0"/>
-              <w:spacing w:line="240" w:lineRule="auto"/>
-              <w:ind w:left="0" w:right="0" w:firstLine="0" w:leftChars="0" w:rightChars="0" w:firstLineChars="0"/>
-              <w:jc w:val="left"/>
-              <w:rPr>
-                <w:rFonts w:ascii="Segoe UI" w:eastAsia="Segoe UI" w:hAnsi="Segoe UI" w:cs="Segoe UI" w:hint="default"/>
-                <w:i w:val="0"/>
-                <w:iCs w:val="0"/>
-                <w:caps w:val="0"/>
-                <w:color w:val="0F1115"/>
-                <w:spacing w:val="0"/>
-                <w:sz w:val="18"/>
-                <w:szCs w:val="18"/>
-              </w:rPr>
-            </w:pPr>
-            <w:r>
-              <w:rPr>
-                <w:rFonts w:ascii="Segoe UI" w:eastAsia="Segoe UI" w:hAnsi="Segoe UI" w:cs="Segoe UI" w:hint="default"/>
+                <w:rFonts w:hint="default" w:ascii="Segoe UI" w:hAnsi="Segoe UI" w:eastAsia="Segoe UI" w:cs="Segoe UI"/>
                 <w:i w:val="0"/>
                 <w:iCs w:val="0"/>
                 <w:caps w:val="0"/>
@@ -4744,14 +4799,14 @@
     </w:tbl>
     <w:p>
       <w:pPr>
-        <w:pStyle w:val="1"/>
+        <w:pStyle w:val="28"/>
         <w:bidi w:val="0"/>
         <w:rPr>
           <w:rFonts w:hint="default"/>
           <w:lang w:val="en-US" w:eastAsia="zh-CN"/>
         </w:rPr>
       </w:pPr>
-      <w:bookmarkStart w:id="7" w:name="_Toc11309"/>
+      <w:bookmarkStart w:id="7" w:name="_Toc14602"/>
       <w:r>
         <w:rPr>
           <w:rFonts w:hint="default"/>
@@ -4763,14 +4818,14 @@
     </w:p>
     <w:p>
       <w:pPr>
-        <w:pStyle w:val="2"/>
+        <w:pStyle w:val="30"/>
         <w:bidi w:val="0"/>
         <w:rPr>
           <w:rFonts w:hint="default"/>
           <w:lang w:val="en-US" w:eastAsia="zh-CN"/>
         </w:rPr>
       </w:pPr>
-      <w:bookmarkStart w:id="8" w:name="_Toc10858"/>
+      <w:bookmarkStart w:id="8" w:name="_Toc13938"/>
       <w:r>
         <w:rPr>
           <w:rFonts w:hint="default"/>
@@ -4782,7 +4837,7 @@
     </w:p>
     <w:p>
       <w:pPr>
-        <w:pStyle w:val="a1"/>
+        <w:pStyle w:val="29"/>
         <w:bidi w:val="0"/>
         <w:rPr>
           <w:rFonts w:hint="default"/>
@@ -4799,7 +4854,7 @@
     </w:p>
     <w:p>
       <w:pPr>
-        <w:pStyle w:val="a1"/>
+        <w:pStyle w:val="29"/>
         <w:bidi w:val="0"/>
         <w:rPr>
           <w:rFonts w:hint="default"/>
@@ -4816,7 +4871,7 @@
     </w:p>
     <w:p>
       <w:pPr>
-        <w:pStyle w:val="a1"/>
+        <w:pStyle w:val="29"/>
         <w:bidi w:val="0"/>
         <w:rPr>
           <w:rFonts w:hint="default"/>
@@ -4833,7 +4888,7 @@
     </w:p>
     <w:p>
       <w:pPr>
-        <w:pStyle w:val="a1"/>
+        <w:pStyle w:val="29"/>
         <w:bidi w:val="0"/>
         <w:rPr>
           <w:rFonts w:hint="default"/>
@@ -4850,7 +4905,7 @@
     </w:p>
     <w:p>
       <w:pPr>
-        <w:pStyle w:val="a1"/>
+        <w:pStyle w:val="29"/>
         <w:bidi w:val="0"/>
         <w:rPr>
           <w:rFonts w:hint="default"/>
@@ -4867,14 +4922,14 @@
     </w:p>
     <w:p>
       <w:pPr>
-        <w:pStyle w:val="2"/>
+        <w:pStyle w:val="30"/>
         <w:bidi w:val="0"/>
         <w:rPr>
           <w:rFonts w:hint="default"/>
           <w:lang w:val="en-US" w:eastAsia="zh-CN"/>
         </w:rPr>
       </w:pPr>
-      <w:bookmarkStart w:id="9" w:name="_Toc7140"/>
+      <w:bookmarkStart w:id="9" w:name="_Toc25170"/>
       <w:r>
         <w:rPr>
           <w:rFonts w:hint="default"/>
@@ -4886,7 +4941,7 @@
     </w:p>
     <w:p>
       <w:pPr>
-        <w:pStyle w:val="a1"/>
+        <w:pStyle w:val="29"/>
         <w:bidi w:val="0"/>
         <w:rPr>
           <w:rFonts w:hint="default"/>
@@ -4903,7 +4958,7 @@
     </w:p>
     <w:p>
       <w:pPr>
-        <w:pStyle w:val="a1"/>
+        <w:pStyle w:val="29"/>
         <w:bidi w:val="0"/>
         <w:rPr>
           <w:rFonts w:hint="default"/>
@@ -4920,7 +4975,7 @@
     </w:p>
     <w:p>
       <w:pPr>
-        <w:pStyle w:val="a1"/>
+        <w:pStyle w:val="29"/>
         <w:bidi w:val="0"/>
         <w:rPr>
           <w:rFonts w:hint="default"/>
@@ -4937,14 +4992,14 @@
     </w:p>
     <w:p>
       <w:pPr>
-        <w:pStyle w:val="1"/>
+        <w:pStyle w:val="28"/>
         <w:bidi w:val="0"/>
         <w:rPr>
           <w:rFonts w:hint="default"/>
           <w:lang w:val="en-US" w:eastAsia="zh-CN"/>
         </w:rPr>
       </w:pPr>
-      <w:bookmarkStart w:id="10" w:name="_Toc2392"/>
+      <w:bookmarkStart w:id="10" w:name="_Toc28500"/>
       <w:r>
         <w:rPr>
           <w:rFonts w:hint="default"/>
@@ -4956,7 +5011,7 @@
     </w:p>
     <w:p>
       <w:pPr>
-        <w:pStyle w:val="a1"/>
+        <w:pStyle w:val="29"/>
         <w:bidi w:val="0"/>
         <w:rPr>
           <w:rFonts w:hint="default"/>
@@ -4973,18 +5028,19 @@
     </w:p>
     <w:tbl>
       <w:tblPr>
-        <w:tblStyle w:val="TableNormal"/>
+        <w:tblStyle w:val="20"/>
         <w:tblW w:w="8767" w:type="dxa"/>
         <w:jc w:val="center"/>
         <w:tblBorders>
-          <w:top w:val="nil"/>
-          <w:left w:val="nil"/>
-          <w:bottom w:val="nil"/>
-          <w:right w:val="nil"/>
-          <w:insideH w:val="nil"/>
-          <w:insideV w:val="nil"/>
+          <w:top w:val="none" w:color="auto" w:sz="0" w:space="0"/>
+          <w:left w:val="none" w:color="auto" w:sz="0" w:space="0"/>
+          <w:bottom w:val="none" w:color="auto" w:sz="0" w:space="0"/>
+          <w:right w:val="none" w:color="auto" w:sz="0" w:space="0"/>
+          <w:insideH w:val="none" w:color="auto" w:sz="0" w:space="0"/>
+          <w:insideV w:val="none" w:color="auto" w:sz="0" w:space="0"/>
         </w:tblBorders>
         <w:shd w:val="clear" w:color="auto" w:fill="auto"/>
+        <w:tblLayout w:type="autofit"/>
         <w:tblCellMar>
           <w:top w:w="15" w:type="dxa"/>
           <w:left w:w="15" w:type="dxa"/>
@@ -5000,15 +5056,13 @@
       </w:tblGrid>
       <w:tr>
         <w:tblPrEx>
-          <w:tblW w:w="8767" w:type="dxa"/>
-          <w:jc w:val="center"/>
           <w:tblBorders>
-            <w:top w:val="nil"/>
-            <w:left w:val="nil"/>
-            <w:bottom w:val="nil"/>
-            <w:right w:val="nil"/>
-            <w:insideH w:val="nil"/>
-            <w:insideV w:val="nil"/>
+            <w:top w:val="none" w:color="auto" w:sz="0" w:space="0"/>
+            <w:left w:val="none" w:color="auto" w:sz="0" w:space="0"/>
+            <w:bottom w:val="none" w:color="auto" w:sz="0" w:space="0"/>
+            <w:right w:val="none" w:color="auto" w:sz="0" w:space="0"/>
+            <w:insideH w:val="none" w:color="auto" w:sz="0" w:space="0"/>
+            <w:insideV w:val="none" w:color="auto" w:sz="0" w:space="0"/>
           </w:tblBorders>
           <w:shd w:val="clear" w:color="auto" w:fill="auto"/>
           <w:tblCellMar>
@@ -5019,7 +5073,7 @@
           </w:tblCellMar>
         </w:tblPrEx>
         <w:trPr>
-          <w:trHeight w:val="0"/>
+          <w:trHeight w:val="0" w:hRule="atLeast"/>
           <w:tblHeader/>
           <w:jc w:val="center"/>
         </w:trPr>
@@ -5027,10 +5081,10 @@
           <w:tcPr>
             <w:tcW w:w="1495" w:type="dxa"/>
             <w:tcBorders>
-              <w:top w:val="single" w:sz="12" w:space="0" w:color="auto"/>
-              <w:left w:val="single" w:sz="12" w:space="0" w:color="auto"/>
-              <w:bottom w:val="single" w:sz="4" w:space="0" w:color="auto"/>
-              <w:right w:val="single" w:sz="4" w:space="0" w:color="auto"/>
+              <w:top w:val="single" w:color="auto" w:sz="12" w:space="0"/>
+              <w:left w:val="single" w:color="auto" w:sz="12" w:space="0"/>
+              <w:bottom w:val="single" w:color="auto" w:sz="4" w:space="0"/>
+              <w:right w:val="single" w:color="auto" w:sz="4" w:space="0"/>
             </w:tcBorders>
             <w:shd w:val="clear" w:color="auto" w:fill="auto"/>
             <w:tcMar>
@@ -5049,10 +5103,10 @@
               <w:suppressLineNumbers w:val="0"/>
               <w:snapToGrid w:val="0"/>
               <w:spacing w:line="240" w:lineRule="auto"/>
-              <w:ind w:left="0" w:right="0" w:firstLine="0" w:leftChars="0" w:rightChars="0" w:firstLineChars="0"/>
+              <w:ind w:left="0" w:leftChars="0" w:right="0" w:rightChars="0" w:firstLine="0" w:firstLineChars="0"/>
               <w:jc w:val="center"/>
               <w:rPr>
-                <w:rFonts w:ascii="Segoe UI" w:eastAsia="Segoe UI" w:hAnsi="Segoe UI" w:cs="Segoe UI"/>
+                <w:rFonts w:ascii="Segoe UI" w:hAnsi="Segoe UI" w:eastAsia="Segoe UI" w:cs="Segoe UI"/>
                 <w:b/>
                 <w:i w:val="0"/>
                 <w:iCs w:val="0"/>
@@ -5065,8 +5119,8 @@
             </w:pPr>
             <w:r>
               <w:rPr>
-                <w:rStyle w:val="Strong"/>
-                <w:rFonts w:ascii="Segoe UI" w:eastAsia="Segoe UI" w:hAnsi="Segoe UI" w:cs="Segoe UI" w:hint="default"/>
+                <w:rStyle w:val="23"/>
+                <w:rFonts w:hint="default" w:ascii="Segoe UI" w:hAnsi="Segoe UI" w:eastAsia="Segoe UI" w:cs="Segoe UI"/>
                 <w:b/>
                 <w:bCs/>
                 <w:i w:val="0"/>
@@ -5088,10 +5142,10 @@
           <w:tcPr>
             <w:tcW w:w="2004" w:type="dxa"/>
             <w:tcBorders>
-              <w:top w:val="single" w:sz="12" w:space="0" w:color="auto"/>
-              <w:left w:val="single" w:sz="4" w:space="0" w:color="auto"/>
-              <w:bottom w:val="single" w:sz="4" w:space="0" w:color="auto"/>
-              <w:right w:val="single" w:sz="4" w:space="0" w:color="auto"/>
+              <w:top w:val="single" w:color="auto" w:sz="12" w:space="0"/>
+              <w:left w:val="single" w:color="auto" w:sz="4" w:space="0"/>
+              <w:bottom w:val="single" w:color="auto" w:sz="4" w:space="0"/>
+              <w:right w:val="single" w:color="auto" w:sz="4" w:space="0"/>
             </w:tcBorders>
             <w:shd w:val="clear" w:color="auto" w:fill="auto"/>
             <w:tcMar>
@@ -5110,10 +5164,10 @@
               <w:suppressLineNumbers w:val="0"/>
               <w:snapToGrid w:val="0"/>
               <w:spacing w:line="240" w:lineRule="auto"/>
-              <w:ind w:left="0" w:right="0" w:firstLine="0" w:leftChars="0" w:rightChars="0" w:firstLineChars="0"/>
+              <w:ind w:left="0" w:leftChars="0" w:right="0" w:rightChars="0" w:firstLine="0" w:firstLineChars="0"/>
               <w:jc w:val="center"/>
               <w:rPr>
-                <w:rFonts w:ascii="Segoe UI" w:eastAsia="Segoe UI" w:hAnsi="Segoe UI" w:cs="Segoe UI" w:hint="default"/>
+                <w:rFonts w:hint="default" w:ascii="Segoe UI" w:hAnsi="Segoe UI" w:eastAsia="Segoe UI" w:cs="Segoe UI"/>
                 <w:b/>
                 <w:i w:val="0"/>
                 <w:iCs w:val="0"/>
@@ -5126,8 +5180,8 @@
             </w:pPr>
             <w:r>
               <w:rPr>
-                <w:rStyle w:val="Strong"/>
-                <w:rFonts w:ascii="Segoe UI" w:eastAsia="Segoe UI" w:hAnsi="Segoe UI" w:cs="Segoe UI" w:hint="default"/>
+                <w:rStyle w:val="23"/>
+                <w:rFonts w:hint="default" w:ascii="Segoe UI" w:hAnsi="Segoe UI" w:eastAsia="Segoe UI" w:cs="Segoe UI"/>
                 <w:b/>
                 <w:bCs/>
                 <w:i w:val="0"/>
@@ -5149,10 +5203,10 @@
           <w:tcPr>
             <w:tcW w:w="3344" w:type="dxa"/>
             <w:tcBorders>
-              <w:top w:val="single" w:sz="12" w:space="0" w:color="auto"/>
-              <w:left w:val="single" w:sz="4" w:space="0" w:color="auto"/>
-              <w:bottom w:val="single" w:sz="4" w:space="0" w:color="auto"/>
-              <w:right w:val="single" w:sz="4" w:space="0" w:color="auto"/>
+              <w:top w:val="single" w:color="auto" w:sz="12" w:space="0"/>
+              <w:left w:val="single" w:color="auto" w:sz="4" w:space="0"/>
+              <w:bottom w:val="single" w:color="auto" w:sz="4" w:space="0"/>
+              <w:right w:val="single" w:color="auto" w:sz="4" w:space="0"/>
             </w:tcBorders>
             <w:shd w:val="clear" w:color="auto" w:fill="auto"/>
             <w:tcMar>
@@ -5171,10 +5225,10 @@
               <w:suppressLineNumbers w:val="0"/>
               <w:snapToGrid w:val="0"/>
               <w:spacing w:line="240" w:lineRule="auto"/>
-              <w:ind w:left="0" w:right="0" w:firstLine="0" w:leftChars="0" w:rightChars="0" w:firstLineChars="0"/>
+              <w:ind w:left="0" w:leftChars="0" w:right="0" w:rightChars="0" w:firstLine="0" w:firstLineChars="0"/>
               <w:jc w:val="center"/>
               <w:rPr>
-                <w:rFonts w:ascii="Segoe UI" w:eastAsia="Segoe UI" w:hAnsi="Segoe UI" w:cs="Segoe UI" w:hint="default"/>
+                <w:rFonts w:hint="default" w:ascii="Segoe UI" w:hAnsi="Segoe UI" w:eastAsia="Segoe UI" w:cs="Segoe UI"/>
                 <w:b/>
                 <w:i w:val="0"/>
                 <w:iCs w:val="0"/>
@@ -5187,8 +5241,8 @@
             </w:pPr>
             <w:r>
               <w:rPr>
-                <w:rStyle w:val="Strong"/>
-                <w:rFonts w:ascii="Segoe UI" w:eastAsia="Segoe UI" w:hAnsi="Segoe UI" w:cs="Segoe UI" w:hint="default"/>
+                <w:rStyle w:val="23"/>
+                <w:rFonts w:hint="default" w:ascii="Segoe UI" w:hAnsi="Segoe UI" w:eastAsia="Segoe UI" w:cs="Segoe UI"/>
                 <w:b/>
                 <w:bCs/>
                 <w:i w:val="0"/>
@@ -5210,10 +5264,10 @@
           <w:tcPr>
             <w:tcW w:w="1924" w:type="dxa"/>
             <w:tcBorders>
-              <w:top w:val="single" w:sz="12" w:space="0" w:color="auto"/>
-              <w:left w:val="single" w:sz="4" w:space="0" w:color="auto"/>
-              <w:bottom w:val="single" w:sz="4" w:space="0" w:color="auto"/>
-              <w:right w:val="single" w:sz="12" w:space="0" w:color="auto"/>
+              <w:top w:val="single" w:color="auto" w:sz="12" w:space="0"/>
+              <w:left w:val="single" w:color="auto" w:sz="4" w:space="0"/>
+              <w:bottom w:val="single" w:color="auto" w:sz="4" w:space="0"/>
+              <w:right w:val="single" w:color="auto" w:sz="12" w:space="0"/>
             </w:tcBorders>
             <w:shd w:val="clear" w:color="auto" w:fill="auto"/>
             <w:tcMar>
@@ -5232,10 +5286,10 @@
               <w:suppressLineNumbers w:val="0"/>
               <w:snapToGrid w:val="0"/>
               <w:spacing w:line="240" w:lineRule="auto"/>
-              <w:ind w:left="0" w:right="0" w:firstLine="0" w:leftChars="0" w:rightChars="0" w:firstLineChars="0"/>
+              <w:ind w:left="0" w:leftChars="0" w:right="0" w:rightChars="0" w:firstLine="0" w:firstLineChars="0"/>
               <w:jc w:val="center"/>
               <w:rPr>
-                <w:rFonts w:ascii="Segoe UI" w:eastAsia="Segoe UI" w:hAnsi="Segoe UI" w:cs="Segoe UI" w:hint="default"/>
+                <w:rFonts w:hint="default" w:ascii="Segoe UI" w:hAnsi="Segoe UI" w:eastAsia="Segoe UI" w:cs="Segoe UI"/>
                 <w:b/>
                 <w:i w:val="0"/>
                 <w:iCs w:val="0"/>
@@ -5248,8 +5302,8 @@
             </w:pPr>
             <w:r>
               <w:rPr>
-                <w:rStyle w:val="Strong"/>
-                <w:rFonts w:ascii="Segoe UI" w:eastAsia="Segoe UI" w:hAnsi="Segoe UI" w:cs="Segoe UI" w:hint="default"/>
+                <w:rStyle w:val="23"/>
+                <w:rFonts w:hint="default" w:ascii="Segoe UI" w:hAnsi="Segoe UI" w:eastAsia="Segoe UI" w:cs="Segoe UI"/>
                 <w:b/>
                 <w:bCs/>
                 <w:i w:val="0"/>
@@ -5270,8 +5324,267 @@
       </w:tr>
       <w:tr>
         <w:tblPrEx>
-          <w:tblW w:w="8767" w:type="dxa"/>
+          <w:tblBorders>
+            <w:top w:val="none" w:color="auto" w:sz="0" w:space="0"/>
+            <w:left w:val="none" w:color="auto" w:sz="0" w:space="0"/>
+            <w:bottom w:val="none" w:color="auto" w:sz="0" w:space="0"/>
+            <w:right w:val="none" w:color="auto" w:sz="0" w:space="0"/>
+            <w:insideH w:val="none" w:color="auto" w:sz="0" w:space="0"/>
+            <w:insideV w:val="none" w:color="auto" w:sz="0" w:space="0"/>
+          </w:tblBorders>
+          <w:tblCellMar>
+            <w:top w:w="15" w:type="dxa"/>
+            <w:left w:w="15" w:type="dxa"/>
+            <w:bottom w:w="15" w:type="dxa"/>
+            <w:right w:w="15" w:type="dxa"/>
+          </w:tblCellMar>
+        </w:tblPrEx>
+        <w:trPr>
+          <w:trHeight w:val="0" w:hRule="atLeast"/>
           <w:jc w:val="center"/>
+        </w:trPr>
+        <w:tc>
+          <w:tcPr>
+            <w:tcW w:w="1495" w:type="dxa"/>
+            <w:tcBorders>
+              <w:top w:val="single" w:color="auto" w:sz="4" w:space="0"/>
+              <w:left w:val="single" w:color="auto" w:sz="12" w:space="0"/>
+              <w:bottom w:val="single" w:color="auto" w:sz="4" w:space="0"/>
+              <w:right w:val="single" w:color="auto" w:sz="4" w:space="0"/>
+            </w:tcBorders>
+            <w:shd w:val="clear" w:color="auto" w:fill="auto"/>
+            <w:tcMar>
+              <w:top w:w="120" w:type="dxa"/>
+              <w:left w:w="0" w:type="dxa"/>
+              <w:bottom w:w="120" w:type="dxa"/>
+              <w:right w:w="192" w:type="dxa"/>
+            </w:tcMar>
+            <w:vAlign w:val="center"/>
+          </w:tcPr>
+          <w:p>
+            <w:pPr>
+              <w:keepNext w:val="0"/>
+              <w:keepLines w:val="0"/>
+              <w:widowControl/>
+              <w:suppressLineNumbers w:val="0"/>
+              <w:snapToGrid w:val="0"/>
+              <w:spacing w:line="240" w:lineRule="auto"/>
+              <w:ind w:left="0" w:leftChars="0" w:right="0" w:rightChars="0" w:firstLine="0" w:firstLineChars="0"/>
+              <w:jc w:val="left"/>
+              <w:rPr>
+                <w:rFonts w:hint="default" w:ascii="Segoe UI" w:hAnsi="Segoe UI" w:eastAsia="Segoe UI" w:cs="Segoe UI"/>
+                <w:i w:val="0"/>
+                <w:iCs w:val="0"/>
+                <w:caps w:val="0"/>
+                <w:color w:val="0F1115"/>
+                <w:spacing w:val="0"/>
+                <w:sz w:val="18"/>
+                <w:szCs w:val="18"/>
+              </w:rPr>
+            </w:pPr>
+            <w:r>
+              <w:rPr>
+                <w:rStyle w:val="23"/>
+                <w:rFonts w:hint="default" w:ascii="Segoe UI" w:hAnsi="Segoe UI" w:eastAsia="Segoe UI" w:cs="Segoe UI"/>
+                <w:b/>
+                <w:bCs/>
+                <w:i w:val="0"/>
+                <w:iCs w:val="0"/>
+                <w:caps w:val="0"/>
+                <w:snapToGrid w:val="0"/>
+                <w:color w:val="000000"/>
+                <w:spacing w:val="0"/>
+                <w:kern w:val="0"/>
+                <w:sz w:val="18"/>
+                <w:szCs w:val="18"/>
+                <w:lang w:val="en-US" w:eastAsia="zh-CN"/>
+              </w:rPr>
+              <w:t>P1事件响应时间</w:t>
+            </w:r>
+          </w:p>
+        </w:tc>
+        <w:tc>
+          <w:tcPr>
+            <w:tcW w:w="2004" w:type="dxa"/>
+            <w:tcBorders>
+              <w:top w:val="single" w:color="auto" w:sz="4" w:space="0"/>
+              <w:left w:val="single" w:color="auto" w:sz="4" w:space="0"/>
+              <w:bottom w:val="single" w:color="auto" w:sz="4" w:space="0"/>
+              <w:right w:val="single" w:color="auto" w:sz="4" w:space="0"/>
+            </w:tcBorders>
+            <w:shd w:val="clear" w:color="auto" w:fill="auto"/>
+            <w:tcMar>
+              <w:top w:w="120" w:type="dxa"/>
+              <w:left w:w="192" w:type="dxa"/>
+              <w:bottom w:w="120" w:type="dxa"/>
+              <w:right w:w="192" w:type="dxa"/>
+            </w:tcMar>
+            <w:vAlign w:val="center"/>
+          </w:tcPr>
+          <w:p>
+            <w:pPr>
+              <w:keepNext w:val="0"/>
+              <w:keepLines w:val="0"/>
+              <w:widowControl/>
+              <w:suppressLineNumbers w:val="0"/>
+              <w:snapToGrid w:val="0"/>
+              <w:spacing w:line="240" w:lineRule="auto"/>
+              <w:ind w:left="0" w:leftChars="0" w:right="0" w:rightChars="0" w:firstLine="0" w:firstLineChars="0"/>
+              <w:jc w:val="left"/>
+              <w:rPr>
+                <w:rFonts w:hint="default" w:ascii="Segoe UI" w:hAnsi="Segoe UI" w:eastAsia="Segoe UI" w:cs="Segoe UI"/>
+                <w:i w:val="0"/>
+                <w:iCs w:val="0"/>
+                <w:caps w:val="0"/>
+                <w:color w:val="0F1115"/>
+                <w:spacing w:val="0"/>
+                <w:sz w:val="18"/>
+                <w:szCs w:val="18"/>
+              </w:rPr>
+            </w:pPr>
+            <w:r>
+              <w:rPr>
+                <w:rFonts w:hint="default" w:ascii="Segoe UI" w:hAnsi="Segoe UI" w:eastAsia="Segoe UI" w:cs="Segoe UI"/>
+                <w:i w:val="0"/>
+                <w:iCs w:val="0"/>
+                <w:caps w:val="0"/>
+                <w:snapToGrid w:val="0"/>
+                <w:color w:val="000000"/>
+                <w:spacing w:val="0"/>
+                <w:kern w:val="0"/>
+                <w:sz w:val="18"/>
+                <w:szCs w:val="18"/>
+                <w:lang w:val="en-US" w:eastAsia="zh-CN"/>
+              </w:rPr>
+              <w:t>≤15分钟</w:t>
+            </w:r>
+          </w:p>
+        </w:tc>
+        <w:tc>
+          <w:tcPr>
+            <w:tcW w:w="3344" w:type="dxa"/>
+            <w:tcBorders>
+              <w:top w:val="single" w:color="auto" w:sz="4" w:space="0"/>
+              <w:left w:val="single" w:color="auto" w:sz="4" w:space="0"/>
+              <w:bottom w:val="single" w:color="auto" w:sz="4" w:space="0"/>
+              <w:right w:val="single" w:color="auto" w:sz="4" w:space="0"/>
+            </w:tcBorders>
+            <w:shd w:val="clear" w:color="auto" w:fill="auto"/>
+            <w:tcMar>
+              <w:top w:w="120" w:type="dxa"/>
+              <w:left w:w="192" w:type="dxa"/>
+              <w:bottom w:w="120" w:type="dxa"/>
+              <w:right w:w="192" w:type="dxa"/>
+            </w:tcMar>
+            <w:vAlign w:val="center"/>
+          </w:tcPr>
+          <w:p>
+            <w:pPr>
+              <w:keepNext w:val="0"/>
+              <w:keepLines w:val="0"/>
+              <w:widowControl/>
+              <w:suppressLineNumbers w:val="0"/>
+              <w:snapToGrid w:val="0"/>
+              <w:spacing w:line="240" w:lineRule="auto"/>
+              <w:ind w:left="0" w:leftChars="0" w:right="0" w:rightChars="0" w:firstLine="0" w:firstLineChars="0"/>
+              <w:jc w:val="left"/>
+              <w:rPr>
+                <w:rFonts w:hint="default" w:ascii="Segoe UI" w:hAnsi="Segoe UI" w:eastAsia="Segoe UI" w:cs="Segoe UI"/>
+                <w:i w:val="0"/>
+                <w:iCs w:val="0"/>
+                <w:caps w:val="0"/>
+                <w:color w:val="0F1115"/>
+                <w:spacing w:val="0"/>
+                <w:sz w:val="18"/>
+                <w:szCs w:val="18"/>
+              </w:rPr>
+            </w:pPr>
+            <w:r>
+              <w:rPr>
+                <w:rFonts w:hint="default" w:ascii="Segoe UI" w:hAnsi="Segoe UI" w:eastAsia="Segoe UI" w:cs="Segoe UI"/>
+                <w:i w:val="0"/>
+                <w:iCs w:val="0"/>
+                <w:caps w:val="0"/>
+                <w:snapToGrid w:val="0"/>
+                <w:color w:val="000000"/>
+                <w:spacing w:val="0"/>
+                <w:kern w:val="0"/>
+                <w:sz w:val="18"/>
+                <w:szCs w:val="18"/>
+                <w:lang w:val="en-US" w:eastAsia="zh-CN"/>
+              </w:rPr>
+              <w:t>从接单到首次联系用户的时间差</w:t>
+            </w:r>
+          </w:p>
+        </w:tc>
+        <w:tc>
+          <w:tcPr>
+            <w:tcW w:w="1924" w:type="dxa"/>
+            <w:tcBorders>
+              <w:top w:val="single" w:color="auto" w:sz="4" w:space="0"/>
+              <w:left w:val="single" w:color="auto" w:sz="4" w:space="0"/>
+              <w:bottom w:val="single" w:color="auto" w:sz="4" w:space="0"/>
+              <w:right w:val="single" w:color="auto" w:sz="12" w:space="0"/>
+            </w:tcBorders>
+            <w:shd w:val="clear" w:color="auto" w:fill="auto"/>
+            <w:tcMar>
+              <w:top w:w="120" w:type="dxa"/>
+              <w:left w:w="192" w:type="dxa"/>
+              <w:bottom w:w="120" w:type="dxa"/>
+              <w:right w:w="0" w:type="dxa"/>
+            </w:tcMar>
+            <w:vAlign w:val="center"/>
+          </w:tcPr>
+          <w:p>
+            <w:pPr>
+              <w:keepNext w:val="0"/>
+              <w:keepLines w:val="0"/>
+              <w:widowControl/>
+              <w:suppressLineNumbers w:val="0"/>
+              <w:snapToGrid w:val="0"/>
+              <w:spacing w:line="240" w:lineRule="auto"/>
+              <w:ind w:left="0" w:leftChars="0" w:right="0" w:rightChars="0" w:firstLine="0" w:firstLineChars="0"/>
+              <w:jc w:val="left"/>
+              <w:rPr>
+                <w:rFonts w:hint="default" w:ascii="Segoe UI" w:hAnsi="Segoe UI" w:eastAsia="Segoe UI" w:cs="Segoe UI"/>
+                <w:i w:val="0"/>
+                <w:iCs w:val="0"/>
+                <w:caps w:val="0"/>
+                <w:color w:val="0F1115"/>
+                <w:spacing w:val="0"/>
+                <w:sz w:val="18"/>
+                <w:szCs w:val="18"/>
+              </w:rPr>
+            </w:pPr>
+            <w:r>
+              <w:rPr>
+                <w:rFonts w:hint="default" w:ascii="Segoe UI" w:hAnsi="Segoe UI" w:eastAsia="Segoe UI" w:cs="Segoe UI"/>
+                <w:i w:val="0"/>
+                <w:iCs w:val="0"/>
+                <w:caps w:val="0"/>
+                <w:snapToGrid w:val="0"/>
+                <w:color w:val="000000"/>
+                <w:spacing w:val="0"/>
+                <w:kern w:val="0"/>
+                <w:sz w:val="18"/>
+                <w:szCs w:val="18"/>
+                <w:lang w:val="en-US" w:eastAsia="zh-CN"/>
+              </w:rPr>
+              <w:t>实时监控，月报呈现</w:t>
+            </w:r>
+          </w:p>
+        </w:tc>
+      </w:tr>
+      <w:tr>
+        <w:tblPrEx>
+          <w:tblBorders>
+            <w:top w:val="none" w:color="auto" w:sz="0" w:space="0"/>
+            <w:left w:val="none" w:color="auto" w:sz="0" w:space="0"/>
+            <w:bottom w:val="none" w:color="auto" w:sz="0" w:space="0"/>
+            <w:right w:val="none" w:color="auto" w:sz="0" w:space="0"/>
+            <w:insideH w:val="none" w:color="auto" w:sz="0" w:space="0"/>
+            <w:insideV w:val="none" w:color="auto" w:sz="0" w:space="0"/>
+          </w:tblBorders>
           <w:shd w:val="clear" w:color="auto" w:fill="auto"/>
           <w:tblCellMar>
             <w:top w:w="15" w:type="dxa"/>
@@ -5281,17 +5594,17 @@
           </w:tblCellMar>
         </w:tblPrEx>
         <w:trPr>
-          <w:trHeight w:val="0"/>
+          <w:trHeight w:val="0" w:hRule="atLeast"/>
           <w:jc w:val="center"/>
         </w:trPr>
         <w:tc>
           <w:tcPr>
             <w:tcW w:w="1495" w:type="dxa"/>
             <w:tcBorders>
-              <w:top w:val="single" w:sz="4" w:space="0" w:color="auto"/>
-              <w:left w:val="single" w:sz="12" w:space="0" w:color="auto"/>
-              <w:bottom w:val="single" w:sz="4" w:space="0" w:color="auto"/>
-              <w:right w:val="single" w:sz="4" w:space="0" w:color="auto"/>
+              <w:top w:val="single" w:color="auto" w:sz="4" w:space="0"/>
+              <w:left w:val="single" w:color="auto" w:sz="12" w:space="0"/>
+              <w:bottom w:val="single" w:color="auto" w:sz="4" w:space="0"/>
+              <w:right w:val="single" w:color="auto" w:sz="4" w:space="0"/>
             </w:tcBorders>
             <w:shd w:val="clear" w:color="auto" w:fill="auto"/>
             <w:tcMar>
@@ -5310,10 +5623,10 @@
               <w:suppressLineNumbers w:val="0"/>
               <w:snapToGrid w:val="0"/>
               <w:spacing w:line="240" w:lineRule="auto"/>
-              <w:ind w:left="0" w:right="0" w:firstLine="0" w:leftChars="0" w:rightChars="0" w:firstLineChars="0"/>
+              <w:ind w:left="0" w:leftChars="0" w:right="0" w:rightChars="0" w:firstLine="0" w:firstLineChars="0"/>
               <w:jc w:val="left"/>
               <w:rPr>
-                <w:rFonts w:ascii="Segoe UI" w:eastAsia="Segoe UI" w:hAnsi="Segoe UI" w:cs="Segoe UI" w:hint="default"/>
+                <w:rFonts w:hint="default" w:ascii="Segoe UI" w:hAnsi="Segoe UI" w:eastAsia="Segoe UI" w:cs="Segoe UI"/>
                 <w:i w:val="0"/>
                 <w:iCs w:val="0"/>
                 <w:caps w:val="0"/>
@@ -5325,8 +5638,8 @@
             </w:pPr>
             <w:r>
               <w:rPr>
-                <w:rStyle w:val="Strong"/>
-                <w:rFonts w:ascii="Segoe UI" w:eastAsia="Segoe UI" w:hAnsi="Segoe UI" w:cs="Segoe UI" w:hint="default"/>
+                <w:rStyle w:val="23"/>
+                <w:rFonts w:hint="default" w:ascii="Segoe UI" w:hAnsi="Segoe UI" w:eastAsia="Segoe UI" w:cs="Segoe UI"/>
                 <w:b/>
                 <w:bCs/>
                 <w:i w:val="0"/>
@@ -5340,7 +5653,7 @@
                 <w:szCs w:val="18"/>
                 <w:lang w:val="en-US" w:eastAsia="zh-CN"/>
               </w:rPr>
-              <w:t>P1事件响应时间</w:t>
+              <w:t>P1事件恢复时间</w:t>
             </w:r>
           </w:p>
         </w:tc>
@@ -5348,10 +5661,10 @@
           <w:tcPr>
             <w:tcW w:w="2004" w:type="dxa"/>
             <w:tcBorders>
-              <w:top w:val="single" w:sz="4" w:space="0" w:color="auto"/>
-              <w:left w:val="single" w:sz="4" w:space="0" w:color="auto"/>
-              <w:bottom w:val="single" w:sz="4" w:space="0" w:color="auto"/>
-              <w:right w:val="single" w:sz="4" w:space="0" w:color="auto"/>
+              <w:top w:val="single" w:color="auto" w:sz="4" w:space="0"/>
+              <w:left w:val="single" w:color="auto" w:sz="4" w:space="0"/>
+              <w:bottom w:val="single" w:color="auto" w:sz="4" w:space="0"/>
+              <w:right w:val="single" w:color="auto" w:sz="4" w:space="0"/>
             </w:tcBorders>
             <w:shd w:val="clear" w:color="auto" w:fill="auto"/>
             <w:tcMar>
@@ -5370,10 +5683,10 @@
               <w:suppressLineNumbers w:val="0"/>
               <w:snapToGrid w:val="0"/>
               <w:spacing w:line="240" w:lineRule="auto"/>
-              <w:ind w:left="0" w:right="0" w:firstLine="0" w:leftChars="0" w:rightChars="0" w:firstLineChars="0"/>
+              <w:ind w:left="0" w:leftChars="0" w:right="0" w:rightChars="0" w:firstLine="0" w:firstLineChars="0"/>
               <w:jc w:val="left"/>
               <w:rPr>
-                <w:rFonts w:ascii="Segoe UI" w:eastAsia="Segoe UI" w:hAnsi="Segoe UI" w:cs="Segoe UI" w:hint="default"/>
+                <w:rFonts w:hint="default" w:ascii="Segoe UI" w:hAnsi="Segoe UI" w:eastAsia="Segoe UI" w:cs="Segoe UI"/>
                 <w:i w:val="0"/>
                 <w:iCs w:val="0"/>
                 <w:caps w:val="0"/>
@@ -5385,7 +5698,7 @@
             </w:pPr>
             <w:r>
               <w:rPr>
-                <w:rFonts w:ascii="Segoe UI" w:eastAsia="Segoe UI" w:hAnsi="Segoe UI" w:cs="Segoe UI" w:hint="default"/>
+                <w:rFonts w:hint="default" w:ascii="Segoe UI" w:hAnsi="Segoe UI" w:eastAsia="Segoe UI" w:cs="Segoe UI"/>
                 <w:i w:val="0"/>
                 <w:iCs w:val="0"/>
                 <w:caps w:val="0"/>
@@ -5397,7 +5710,7 @@
                 <w:szCs w:val="18"/>
                 <w:lang w:val="en-US" w:eastAsia="zh-CN"/>
               </w:rPr>
-              <w:t>≤15分钟</w:t>
+              <w:t>≤2小时</w:t>
             </w:r>
           </w:p>
         </w:tc>
@@ -5405,10 +5718,10 @@
           <w:tcPr>
             <w:tcW w:w="3344" w:type="dxa"/>
             <w:tcBorders>
-              <w:top w:val="single" w:sz="4" w:space="0" w:color="auto"/>
-              <w:left w:val="single" w:sz="4" w:space="0" w:color="auto"/>
-              <w:bottom w:val="single" w:sz="4" w:space="0" w:color="auto"/>
-              <w:right w:val="single" w:sz="4" w:space="0" w:color="auto"/>
+              <w:top w:val="single" w:color="auto" w:sz="4" w:space="0"/>
+              <w:left w:val="single" w:color="auto" w:sz="4" w:space="0"/>
+              <w:bottom w:val="single" w:color="auto" w:sz="4" w:space="0"/>
+              <w:right w:val="single" w:color="auto" w:sz="4" w:space="0"/>
             </w:tcBorders>
             <w:shd w:val="clear" w:color="auto" w:fill="auto"/>
             <w:tcMar>
@@ -5427,10 +5740,10 @@
               <w:suppressLineNumbers w:val="0"/>
               <w:snapToGrid w:val="0"/>
               <w:spacing w:line="240" w:lineRule="auto"/>
-              <w:ind w:left="0" w:right="0" w:firstLine="0" w:leftChars="0" w:rightChars="0" w:firstLineChars="0"/>
+              <w:ind w:left="0" w:leftChars="0" w:right="0" w:rightChars="0" w:firstLine="0" w:firstLineChars="0"/>
               <w:jc w:val="left"/>
               <w:rPr>
-                <w:rFonts w:ascii="Segoe UI" w:eastAsia="Segoe UI" w:hAnsi="Segoe UI" w:cs="Segoe UI" w:hint="default"/>
+                <w:rFonts w:hint="default" w:ascii="Segoe UI" w:hAnsi="Segoe UI" w:eastAsia="Segoe UI" w:cs="Segoe UI"/>
                 <w:i w:val="0"/>
                 <w:iCs w:val="0"/>
                 <w:caps w:val="0"/>
@@ -5442,7 +5755,7 @@
             </w:pPr>
             <w:r>
               <w:rPr>
-                <w:rFonts w:ascii="Segoe UI" w:eastAsia="Segoe UI" w:hAnsi="Segoe UI" w:cs="Segoe UI" w:hint="default"/>
+                <w:rFonts w:hint="default" w:ascii="Segoe UI" w:hAnsi="Segoe UI" w:eastAsia="Segoe UI" w:cs="Segoe UI"/>
                 <w:i w:val="0"/>
                 <w:iCs w:val="0"/>
                 <w:caps w:val="0"/>
@@ -5454,7 +5767,7 @@
                 <w:szCs w:val="18"/>
                 <w:lang w:val="en-US" w:eastAsia="zh-CN"/>
               </w:rPr>
-              <w:t>从接单到首次联系用户的时间差</w:t>
+              <w:t>从接单到提供应急方案/恢复服务的时间差</w:t>
             </w:r>
           </w:p>
         </w:tc>
@@ -5462,10 +5775,10 @@
           <w:tcPr>
             <w:tcW w:w="1924" w:type="dxa"/>
             <w:tcBorders>
-              <w:top w:val="single" w:sz="4" w:space="0" w:color="auto"/>
-              <w:left w:val="single" w:sz="4" w:space="0" w:color="auto"/>
-              <w:bottom w:val="single" w:sz="4" w:space="0" w:color="auto"/>
-              <w:right w:val="single" w:sz="12" w:space="0" w:color="auto"/>
+              <w:top w:val="single" w:color="auto" w:sz="4" w:space="0"/>
+              <w:left w:val="single" w:color="auto" w:sz="4" w:space="0"/>
+              <w:bottom w:val="single" w:color="auto" w:sz="4" w:space="0"/>
+              <w:right w:val="single" w:color="auto" w:sz="12" w:space="0"/>
             </w:tcBorders>
             <w:shd w:val="clear" w:color="auto" w:fill="auto"/>
             <w:tcMar>
@@ -5484,10 +5797,10 @@
               <w:suppressLineNumbers w:val="0"/>
               <w:snapToGrid w:val="0"/>
               <w:spacing w:line="240" w:lineRule="auto"/>
-              <w:ind w:left="0" w:right="0" w:firstLine="0" w:leftChars="0" w:rightChars="0" w:firstLineChars="0"/>
+              <w:ind w:left="0" w:leftChars="0" w:right="0" w:rightChars="0" w:firstLine="0" w:firstLineChars="0"/>
               <w:jc w:val="left"/>
               <w:rPr>
-                <w:rFonts w:ascii="Segoe UI" w:eastAsia="Segoe UI" w:hAnsi="Segoe UI" w:cs="Segoe UI" w:hint="default"/>
+                <w:rFonts w:hint="default" w:ascii="Segoe UI" w:hAnsi="Segoe UI" w:eastAsia="Segoe UI" w:cs="Segoe UI"/>
                 <w:i w:val="0"/>
                 <w:iCs w:val="0"/>
                 <w:caps w:val="0"/>
@@ -5499,7 +5812,7 @@
             </w:pPr>
             <w:r>
               <w:rPr>
-                <w:rFonts w:ascii="Segoe UI" w:eastAsia="Segoe UI" w:hAnsi="Segoe UI" w:cs="Segoe UI" w:hint="default"/>
+                <w:rFonts w:hint="default" w:ascii="Segoe UI" w:hAnsi="Segoe UI" w:eastAsia="Segoe UI" w:cs="Segoe UI"/>
                 <w:i w:val="0"/>
                 <w:iCs w:val="0"/>
                 <w:caps w:val="0"/>
@@ -5511,16 +5824,21 @@
                 <w:szCs w:val="18"/>
                 <w:lang w:val="en-US" w:eastAsia="zh-CN"/>
               </w:rPr>
-              <w:t>实时监控，月报呈现</w:t>
+              <w:t>事件报告，月报汇总</w:t>
             </w:r>
           </w:p>
         </w:tc>
       </w:tr>
       <w:tr>
         <w:tblPrEx>
-          <w:tblW w:w="8767" w:type="dxa"/>
-          <w:jc w:val="center"/>
-          <w:shd w:val="clear" w:color="auto" w:fill="auto"/>
+          <w:tblBorders>
+            <w:top w:val="none" w:color="auto" w:sz="0" w:space="0"/>
+            <w:left w:val="none" w:color="auto" w:sz="0" w:space="0"/>
+            <w:bottom w:val="none" w:color="auto" w:sz="0" w:space="0"/>
+            <w:right w:val="none" w:color="auto" w:sz="0" w:space="0"/>
+            <w:insideH w:val="none" w:color="auto" w:sz="0" w:space="0"/>
+            <w:insideV w:val="none" w:color="auto" w:sz="0" w:space="0"/>
+          </w:tblBorders>
           <w:tblCellMar>
             <w:top w:w="15" w:type="dxa"/>
             <w:left w:w="15" w:type="dxa"/>
@@ -5529,17 +5847,17 @@
           </w:tblCellMar>
         </w:tblPrEx>
         <w:trPr>
-          <w:trHeight w:val="0"/>
+          <w:trHeight w:val="0" w:hRule="atLeast"/>
           <w:jc w:val="center"/>
         </w:trPr>
         <w:tc>
           <w:tcPr>
             <w:tcW w:w="1495" w:type="dxa"/>
             <w:tcBorders>
-              <w:top w:val="single" w:sz="4" w:space="0" w:color="auto"/>
-              <w:left w:val="single" w:sz="12" w:space="0" w:color="auto"/>
-              <w:bottom w:val="single" w:sz="4" w:space="0" w:color="auto"/>
-              <w:right w:val="single" w:sz="4" w:space="0" w:color="auto"/>
+              <w:top w:val="single" w:color="auto" w:sz="4" w:space="0"/>
+              <w:left w:val="single" w:color="auto" w:sz="12" w:space="0"/>
+              <w:bottom w:val="single" w:color="auto" w:sz="4" w:space="0"/>
+              <w:right w:val="single" w:color="auto" w:sz="4" w:space="0"/>
             </w:tcBorders>
             <w:shd w:val="clear" w:color="auto" w:fill="auto"/>
             <w:tcMar>
@@ -5558,10 +5876,10 @@
               <w:suppressLineNumbers w:val="0"/>
               <w:snapToGrid w:val="0"/>
               <w:spacing w:line="240" w:lineRule="auto"/>
-              <w:ind w:left="0" w:right="0" w:firstLine="0" w:leftChars="0" w:rightChars="0" w:firstLineChars="0"/>
+              <w:ind w:left="0" w:leftChars="0" w:right="0" w:rightChars="0" w:firstLine="0" w:firstLineChars="0"/>
               <w:jc w:val="left"/>
               <w:rPr>
-                <w:rFonts w:ascii="Segoe UI" w:eastAsia="Segoe UI" w:hAnsi="Segoe UI" w:cs="Segoe UI" w:hint="default"/>
+                <w:rFonts w:hint="default" w:ascii="Segoe UI" w:hAnsi="Segoe UI" w:eastAsia="Segoe UI" w:cs="Segoe UI"/>
                 <w:i w:val="0"/>
                 <w:iCs w:val="0"/>
                 <w:caps w:val="0"/>
@@ -5573,8 +5891,8 @@
             </w:pPr>
             <w:r>
               <w:rPr>
-                <w:rStyle w:val="Strong"/>
-                <w:rFonts w:ascii="Segoe UI" w:eastAsia="Segoe UI" w:hAnsi="Segoe UI" w:cs="Segoe UI" w:hint="default"/>
+                <w:rStyle w:val="23"/>
+                <w:rFonts w:hint="default" w:ascii="Segoe UI" w:hAnsi="Segoe UI" w:eastAsia="Segoe UI" w:cs="Segoe UI"/>
                 <w:b/>
                 <w:bCs/>
                 <w:i w:val="0"/>
@@ -5588,7 +5906,7 @@
                 <w:szCs w:val="18"/>
                 <w:lang w:val="en-US" w:eastAsia="zh-CN"/>
               </w:rPr>
-              <w:t>P1事件恢复时间</w:t>
+              <w:t>服务请求解决率</w:t>
             </w:r>
           </w:p>
         </w:tc>
@@ -5596,10 +5914,10 @@
           <w:tcPr>
             <w:tcW w:w="2004" w:type="dxa"/>
             <w:tcBorders>
-              <w:top w:val="single" w:sz="4" w:space="0" w:color="auto"/>
-              <w:left w:val="single" w:sz="4" w:space="0" w:color="auto"/>
-              <w:bottom w:val="single" w:sz="4" w:space="0" w:color="auto"/>
-              <w:right w:val="single" w:sz="4" w:space="0" w:color="auto"/>
+              <w:top w:val="single" w:color="auto" w:sz="4" w:space="0"/>
+              <w:left w:val="single" w:color="auto" w:sz="4" w:space="0"/>
+              <w:bottom w:val="single" w:color="auto" w:sz="4" w:space="0"/>
+              <w:right w:val="single" w:color="auto" w:sz="4" w:space="0"/>
             </w:tcBorders>
             <w:shd w:val="clear" w:color="auto" w:fill="auto"/>
             <w:tcMar>
@@ -5618,10 +5936,10 @@
               <w:suppressLineNumbers w:val="0"/>
               <w:snapToGrid w:val="0"/>
               <w:spacing w:line="240" w:lineRule="auto"/>
-              <w:ind w:left="0" w:right="0" w:firstLine="0" w:leftChars="0" w:rightChars="0" w:firstLineChars="0"/>
+              <w:ind w:left="0" w:leftChars="0" w:right="0" w:rightChars="0" w:firstLine="0" w:firstLineChars="0"/>
               <w:jc w:val="left"/>
               <w:rPr>
-                <w:rFonts w:ascii="Segoe UI" w:eastAsia="Segoe UI" w:hAnsi="Segoe UI" w:cs="Segoe UI" w:hint="default"/>
+                <w:rFonts w:hint="default" w:ascii="Segoe UI" w:hAnsi="Segoe UI" w:eastAsia="Segoe UI" w:cs="Segoe UI"/>
                 <w:i w:val="0"/>
                 <w:iCs w:val="0"/>
                 <w:caps w:val="0"/>
@@ -5633,7 +5951,7 @@
             </w:pPr>
             <w:r>
               <w:rPr>
-                <w:rFonts w:ascii="Segoe UI" w:eastAsia="Segoe UI" w:hAnsi="Segoe UI" w:cs="Segoe UI" w:hint="default"/>
+                <w:rFonts w:hint="default" w:ascii="Segoe UI" w:hAnsi="Segoe UI" w:eastAsia="Segoe UI" w:cs="Segoe UI"/>
                 <w:i w:val="0"/>
                 <w:iCs w:val="0"/>
                 <w:caps w:val="0"/>
@@ -5645,7 +5963,7 @@
                 <w:szCs w:val="18"/>
                 <w:lang w:val="en-US" w:eastAsia="zh-CN"/>
               </w:rPr>
-              <w:t>≤2小时</w:t>
+              <w:t>P1/P2: 100%；P3: ≥95%</w:t>
             </w:r>
           </w:p>
         </w:tc>
@@ -5653,10 +5971,10 @@
           <w:tcPr>
             <w:tcW w:w="3344" w:type="dxa"/>
             <w:tcBorders>
-              <w:top w:val="single" w:sz="4" w:space="0" w:color="auto"/>
-              <w:left w:val="single" w:sz="4" w:space="0" w:color="auto"/>
-              <w:bottom w:val="single" w:sz="4" w:space="0" w:color="auto"/>
-              <w:right w:val="single" w:sz="4" w:space="0" w:color="auto"/>
+              <w:top w:val="single" w:color="auto" w:sz="4" w:space="0"/>
+              <w:left w:val="single" w:color="auto" w:sz="4" w:space="0"/>
+              <w:bottom w:val="single" w:color="auto" w:sz="4" w:space="0"/>
+              <w:right w:val="single" w:color="auto" w:sz="4" w:space="0"/>
             </w:tcBorders>
             <w:shd w:val="clear" w:color="auto" w:fill="auto"/>
             <w:tcMar>
@@ -5675,10 +5993,10 @@
               <w:suppressLineNumbers w:val="0"/>
               <w:snapToGrid w:val="0"/>
               <w:spacing w:line="240" w:lineRule="auto"/>
-              <w:ind w:left="0" w:right="0" w:firstLine="0" w:leftChars="0" w:rightChars="0" w:firstLineChars="0"/>
+              <w:ind w:left="0" w:leftChars="0" w:right="0" w:rightChars="0" w:firstLine="0" w:firstLineChars="0"/>
               <w:jc w:val="left"/>
               <w:rPr>
-                <w:rFonts w:ascii="Segoe UI" w:eastAsia="Segoe UI" w:hAnsi="Segoe UI" w:cs="Segoe UI" w:hint="default"/>
+                <w:rFonts w:hint="default" w:ascii="Segoe UI" w:hAnsi="Segoe UI" w:eastAsia="Segoe UI" w:cs="Segoe UI"/>
                 <w:i w:val="0"/>
                 <w:iCs w:val="0"/>
                 <w:caps w:val="0"/>
@@ -5690,7 +6008,7 @@
             </w:pPr>
             <w:r>
               <w:rPr>
-                <w:rFonts w:ascii="Segoe UI" w:eastAsia="Segoe UI" w:hAnsi="Segoe UI" w:cs="Segoe UI" w:hint="default"/>
+                <w:rFonts w:hint="default" w:ascii="Segoe UI" w:hAnsi="Segoe UI" w:eastAsia="Segoe UI" w:cs="Segoe UI"/>
                 <w:i w:val="0"/>
                 <w:iCs w:val="0"/>
                 <w:caps w:val="0"/>
@@ -5702,7 +6020,7 @@
                 <w:szCs w:val="18"/>
                 <w:lang w:val="en-US" w:eastAsia="zh-CN"/>
               </w:rPr>
-              <w:t>从接单到提供应急方案/恢复服务的时间差</w:t>
+              <w:t>（解决工单数/总工单数）*100%</w:t>
             </w:r>
           </w:p>
         </w:tc>
@@ -5710,10 +6028,10 @@
           <w:tcPr>
             <w:tcW w:w="1924" w:type="dxa"/>
             <w:tcBorders>
-              <w:top w:val="single" w:sz="4" w:space="0" w:color="auto"/>
-              <w:left w:val="single" w:sz="4" w:space="0" w:color="auto"/>
-              <w:bottom w:val="single" w:sz="4" w:space="0" w:color="auto"/>
-              <w:right w:val="single" w:sz="12" w:space="0" w:color="auto"/>
+              <w:top w:val="single" w:color="auto" w:sz="4" w:space="0"/>
+              <w:left w:val="single" w:color="auto" w:sz="4" w:space="0"/>
+              <w:bottom w:val="single" w:color="auto" w:sz="4" w:space="0"/>
+              <w:right w:val="single" w:color="auto" w:sz="12" w:space="0"/>
             </w:tcBorders>
             <w:shd w:val="clear" w:color="auto" w:fill="auto"/>
             <w:tcMar>
@@ -5732,10 +6050,10 @@
               <w:suppressLineNumbers w:val="0"/>
               <w:snapToGrid w:val="0"/>
               <w:spacing w:line="240" w:lineRule="auto"/>
-              <w:ind w:left="0" w:right="0" w:firstLine="0" w:leftChars="0" w:rightChars="0" w:firstLineChars="0"/>
+              <w:ind w:left="0" w:leftChars="0" w:right="0" w:rightChars="0" w:firstLine="0" w:firstLineChars="0"/>
               <w:jc w:val="left"/>
               <w:rPr>
-                <w:rFonts w:ascii="Segoe UI" w:eastAsia="Segoe UI" w:hAnsi="Segoe UI" w:cs="Segoe UI" w:hint="default"/>
+                <w:rFonts w:hint="default" w:ascii="Segoe UI" w:hAnsi="Segoe UI" w:eastAsia="Segoe UI" w:cs="Segoe UI"/>
                 <w:i w:val="0"/>
                 <w:iCs w:val="0"/>
                 <w:caps w:val="0"/>
@@ -5747,7 +6065,7 @@
             </w:pPr>
             <w:r>
               <w:rPr>
-                <w:rFonts w:ascii="Segoe UI" w:eastAsia="Segoe UI" w:hAnsi="Segoe UI" w:cs="Segoe UI" w:hint="default"/>
+                <w:rFonts w:hint="default" w:ascii="Segoe UI" w:hAnsi="Segoe UI" w:eastAsia="Segoe UI" w:cs="Segoe UI"/>
                 <w:i w:val="0"/>
                 <w:iCs w:val="0"/>
                 <w:caps w:val="0"/>
@@ -5759,16 +6077,21 @@
                 <w:szCs w:val="18"/>
                 <w:lang w:val="en-US" w:eastAsia="zh-CN"/>
               </w:rPr>
-              <w:t>事件报告，月报汇总</w:t>
+              <w:t>周报、月报</w:t>
             </w:r>
           </w:p>
         </w:tc>
       </w:tr>
       <w:tr>
         <w:tblPrEx>
-          <w:tblW w:w="8767" w:type="dxa"/>
-          <w:jc w:val="center"/>
-          <w:shd w:val="clear" w:color="auto" w:fill="auto"/>
+          <w:tblBorders>
+            <w:top w:val="none" w:color="auto" w:sz="0" w:space="0"/>
+            <w:left w:val="none" w:color="auto" w:sz="0" w:space="0"/>
+            <w:bottom w:val="none" w:color="auto" w:sz="0" w:space="0"/>
+            <w:right w:val="none" w:color="auto" w:sz="0" w:space="0"/>
+            <w:insideH w:val="none" w:color="auto" w:sz="0" w:space="0"/>
+            <w:insideV w:val="none" w:color="auto" w:sz="0" w:space="0"/>
+          </w:tblBorders>
           <w:tblCellMar>
             <w:top w:w="15" w:type="dxa"/>
             <w:left w:w="15" w:type="dxa"/>
@@ -5777,17 +6100,17 @@
           </w:tblCellMar>
         </w:tblPrEx>
         <w:trPr>
-          <w:trHeight w:val="0"/>
+          <w:trHeight w:val="0" w:hRule="atLeast"/>
           <w:jc w:val="center"/>
         </w:trPr>
         <w:tc>
           <w:tcPr>
             <w:tcW w:w="1495" w:type="dxa"/>
             <w:tcBorders>
-              <w:top w:val="single" w:sz="4" w:space="0" w:color="auto"/>
-              <w:left w:val="single" w:sz="12" w:space="0" w:color="auto"/>
-              <w:bottom w:val="single" w:sz="4" w:space="0" w:color="auto"/>
-              <w:right w:val="single" w:sz="4" w:space="0" w:color="auto"/>
+              <w:top w:val="single" w:color="auto" w:sz="4" w:space="0"/>
+              <w:left w:val="single" w:color="auto" w:sz="12" w:space="0"/>
+              <w:bottom w:val="single" w:color="auto" w:sz="4" w:space="0"/>
+              <w:right w:val="single" w:color="auto" w:sz="4" w:space="0"/>
             </w:tcBorders>
             <w:shd w:val="clear" w:color="auto" w:fill="auto"/>
             <w:tcMar>
@@ -5806,10 +6129,10 @@
               <w:suppressLineNumbers w:val="0"/>
               <w:snapToGrid w:val="0"/>
               <w:spacing w:line="240" w:lineRule="auto"/>
-              <w:ind w:left="0" w:right="0" w:firstLine="0" w:leftChars="0" w:rightChars="0" w:firstLineChars="0"/>
+              <w:ind w:left="0" w:leftChars="0" w:right="0" w:rightChars="0" w:firstLine="0" w:firstLineChars="0"/>
               <w:jc w:val="left"/>
               <w:rPr>
-                <w:rFonts w:ascii="Segoe UI" w:eastAsia="Segoe UI" w:hAnsi="Segoe UI" w:cs="Segoe UI" w:hint="default"/>
+                <w:rFonts w:hint="default" w:ascii="Segoe UI" w:hAnsi="Segoe UI" w:eastAsia="Segoe UI" w:cs="Segoe UI"/>
                 <w:i w:val="0"/>
                 <w:iCs w:val="0"/>
                 <w:caps w:val="0"/>
@@ -5821,8 +6144,8 @@
             </w:pPr>
             <w:r>
               <w:rPr>
-                <w:rStyle w:val="Strong"/>
-                <w:rFonts w:ascii="Segoe UI" w:eastAsia="Segoe UI" w:hAnsi="Segoe UI" w:cs="Segoe UI" w:hint="default"/>
+                <w:rStyle w:val="23"/>
+                <w:rFonts w:hint="default" w:ascii="Segoe UI" w:hAnsi="Segoe UI" w:eastAsia="Segoe UI" w:cs="Segoe UI"/>
                 <w:b/>
                 <w:bCs/>
                 <w:i w:val="0"/>
@@ -5836,7 +6159,7 @@
                 <w:szCs w:val="18"/>
                 <w:lang w:val="en-US" w:eastAsia="zh-CN"/>
               </w:rPr>
-              <w:t>服务请求解决率</w:t>
+              <w:t>知识库季度更新</w:t>
             </w:r>
           </w:p>
         </w:tc>
@@ -5844,10 +6167,10 @@
           <w:tcPr>
             <w:tcW w:w="2004" w:type="dxa"/>
             <w:tcBorders>
-              <w:top w:val="single" w:sz="4" w:space="0" w:color="auto"/>
-              <w:left w:val="single" w:sz="4" w:space="0" w:color="auto"/>
-              <w:bottom w:val="single" w:sz="4" w:space="0" w:color="auto"/>
-              <w:right w:val="single" w:sz="4" w:space="0" w:color="auto"/>
+              <w:top w:val="single" w:color="auto" w:sz="4" w:space="0"/>
+              <w:left w:val="single" w:color="auto" w:sz="4" w:space="0"/>
+              <w:bottom w:val="single" w:color="auto" w:sz="4" w:space="0"/>
+              <w:right w:val="single" w:color="auto" w:sz="4" w:space="0"/>
             </w:tcBorders>
             <w:shd w:val="clear" w:color="auto" w:fill="auto"/>
             <w:tcMar>
@@ -5866,10 +6189,10 @@
               <w:suppressLineNumbers w:val="0"/>
               <w:snapToGrid w:val="0"/>
               <w:spacing w:line="240" w:lineRule="auto"/>
-              <w:ind w:left="0" w:right="0" w:firstLine="0" w:leftChars="0" w:rightChars="0" w:firstLineChars="0"/>
+              <w:ind w:left="0" w:leftChars="0" w:right="0" w:rightChars="0" w:firstLine="0" w:firstLineChars="0"/>
               <w:jc w:val="left"/>
               <w:rPr>
-                <w:rFonts w:ascii="Segoe UI" w:eastAsia="Segoe UI" w:hAnsi="Segoe UI" w:cs="Segoe UI" w:hint="default"/>
+                <w:rFonts w:hint="default" w:ascii="Segoe UI" w:hAnsi="Segoe UI" w:eastAsia="Segoe UI" w:cs="Segoe UI"/>
                 <w:i w:val="0"/>
                 <w:iCs w:val="0"/>
                 <w:caps w:val="0"/>
@@ -5881,7 +6204,7 @@
             </w:pPr>
             <w:r>
               <w:rPr>
-                <w:rFonts w:ascii="Segoe UI" w:eastAsia="Segoe UI" w:hAnsi="Segoe UI" w:cs="Segoe UI" w:hint="default"/>
+                <w:rFonts w:hint="default" w:ascii="Segoe UI" w:hAnsi="Segoe UI" w:eastAsia="Segoe UI" w:cs="Segoe UI"/>
                 <w:i w:val="0"/>
                 <w:iCs w:val="0"/>
                 <w:caps w:val="0"/>
@@ -5893,7 +6216,7 @@
                 <w:szCs w:val="18"/>
                 <w:lang w:val="en-US" w:eastAsia="zh-CN"/>
               </w:rPr>
-              <w:t>P1/P2: 100%；P3: ≥95%</w:t>
+              <w:t>按合同8.2条交付</w:t>
             </w:r>
           </w:p>
         </w:tc>
@@ -5901,10 +6224,10 @@
           <w:tcPr>
             <w:tcW w:w="3344" w:type="dxa"/>
             <w:tcBorders>
-              <w:top w:val="single" w:sz="4" w:space="0" w:color="auto"/>
-              <w:left w:val="single" w:sz="4" w:space="0" w:color="auto"/>
-              <w:bottom w:val="single" w:sz="4" w:space="0" w:color="auto"/>
-              <w:right w:val="single" w:sz="4" w:space="0" w:color="auto"/>
+              <w:top w:val="single" w:color="auto" w:sz="4" w:space="0"/>
+              <w:left w:val="single" w:color="auto" w:sz="4" w:space="0"/>
+              <w:bottom w:val="single" w:color="auto" w:sz="4" w:space="0"/>
+              <w:right w:val="single" w:color="auto" w:sz="4" w:space="0"/>
             </w:tcBorders>
             <w:shd w:val="clear" w:color="auto" w:fill="auto"/>
             <w:tcMar>
@@ -5923,10 +6246,10 @@
               <w:suppressLineNumbers w:val="0"/>
               <w:snapToGrid w:val="0"/>
               <w:spacing w:line="240" w:lineRule="auto"/>
-              <w:ind w:left="0" w:right="0" w:firstLine="0" w:leftChars="0" w:rightChars="0" w:firstLineChars="0"/>
+              <w:ind w:left="0" w:leftChars="0" w:right="0" w:rightChars="0" w:firstLine="0" w:firstLineChars="0"/>
               <w:jc w:val="left"/>
               <w:rPr>
-                <w:rFonts w:ascii="Segoe UI" w:eastAsia="Segoe UI" w:hAnsi="Segoe UI" w:cs="Segoe UI" w:hint="default"/>
+                <w:rFonts w:hint="default" w:ascii="Segoe UI" w:hAnsi="Segoe UI" w:eastAsia="Segoe UI" w:cs="Segoe UI"/>
                 <w:i w:val="0"/>
                 <w:iCs w:val="0"/>
                 <w:caps w:val="0"/>
@@ -5938,7 +6261,7 @@
             </w:pPr>
             <w:r>
               <w:rPr>
-                <w:rFonts w:ascii="Segoe UI" w:eastAsia="Segoe UI" w:hAnsi="Segoe UI" w:cs="Segoe UI" w:hint="default"/>
+                <w:rFonts w:hint="default" w:ascii="Segoe UI" w:hAnsi="Segoe UI" w:eastAsia="Segoe UI" w:cs="Segoe UI"/>
                 <w:i w:val="0"/>
                 <w:iCs w:val="0"/>
                 <w:caps w:val="0"/>
@@ -5950,7 +6273,7 @@
                 <w:szCs w:val="18"/>
                 <w:lang w:val="en-US" w:eastAsia="zh-CN"/>
               </w:rPr>
-              <w:t>（解决工单数/总工单数）*100%</w:t>
+              <w:t>交付符合标准的《知识库更新包》</w:t>
             </w:r>
           </w:p>
         </w:tc>
@@ -5958,10 +6281,10 @@
           <w:tcPr>
             <w:tcW w:w="1924" w:type="dxa"/>
             <w:tcBorders>
-              <w:top w:val="single" w:sz="4" w:space="0" w:color="auto"/>
-              <w:left w:val="single" w:sz="4" w:space="0" w:color="auto"/>
-              <w:bottom w:val="single" w:sz="4" w:space="0" w:color="auto"/>
-              <w:right w:val="single" w:sz="12" w:space="0" w:color="auto"/>
+              <w:top w:val="single" w:color="auto" w:sz="4" w:space="0"/>
+              <w:left w:val="single" w:color="auto" w:sz="4" w:space="0"/>
+              <w:bottom w:val="single" w:color="auto" w:sz="4" w:space="0"/>
+              <w:right w:val="single" w:color="auto" w:sz="12" w:space="0"/>
             </w:tcBorders>
             <w:shd w:val="clear" w:color="auto" w:fill="auto"/>
             <w:tcMar>
@@ -5980,10 +6303,10 @@
               <w:suppressLineNumbers w:val="0"/>
               <w:snapToGrid w:val="0"/>
               <w:spacing w:line="240" w:lineRule="auto"/>
-              <w:ind w:left="0" w:right="0" w:firstLine="0" w:leftChars="0" w:rightChars="0" w:firstLineChars="0"/>
+              <w:ind w:left="0" w:leftChars="0" w:right="0" w:rightChars="0" w:firstLine="0" w:firstLineChars="0"/>
               <w:jc w:val="left"/>
               <w:rPr>
-                <w:rFonts w:ascii="Segoe UI" w:eastAsia="Segoe UI" w:hAnsi="Segoe UI" w:cs="Segoe UI" w:hint="default"/>
+                <w:rFonts w:hint="default" w:ascii="Segoe UI" w:hAnsi="Segoe UI" w:eastAsia="Segoe UI" w:cs="Segoe UI"/>
                 <w:i w:val="0"/>
                 <w:iCs w:val="0"/>
                 <w:caps w:val="0"/>
@@ -5995,7 +6318,7 @@
             </w:pPr>
             <w:r>
               <w:rPr>
-                <w:rFonts w:ascii="Segoe UI" w:eastAsia="Segoe UI" w:hAnsi="Segoe UI" w:cs="Segoe UI" w:hint="default"/>
+                <w:rFonts w:hint="default" w:ascii="Segoe UI" w:hAnsi="Segoe UI" w:eastAsia="Segoe UI" w:cs="Segoe UI"/>
                 <w:i w:val="0"/>
                 <w:iCs w:val="0"/>
                 <w:caps w:val="0"/>
@@ -6007,16 +6330,21 @@
                 <w:szCs w:val="18"/>
                 <w:lang w:val="en-US" w:eastAsia="zh-CN"/>
               </w:rPr>
-              <w:t>周报、月报</w:t>
+              <w:t>季度交付物</w:t>
             </w:r>
           </w:p>
         </w:tc>
       </w:tr>
       <w:tr>
         <w:tblPrEx>
-          <w:tblW w:w="8767" w:type="dxa"/>
-          <w:jc w:val="center"/>
-          <w:shd w:val="clear" w:color="auto" w:fill="auto"/>
+          <w:tblBorders>
+            <w:top w:val="none" w:color="auto" w:sz="0" w:space="0"/>
+            <w:left w:val="none" w:color="auto" w:sz="0" w:space="0"/>
+            <w:bottom w:val="none" w:color="auto" w:sz="0" w:space="0"/>
+            <w:right w:val="none" w:color="auto" w:sz="0" w:space="0"/>
+            <w:insideH w:val="none" w:color="auto" w:sz="0" w:space="0"/>
+            <w:insideV w:val="none" w:color="auto" w:sz="0" w:space="0"/>
+          </w:tblBorders>
           <w:tblCellMar>
             <w:top w:w="15" w:type="dxa"/>
             <w:left w:w="15" w:type="dxa"/>
@@ -6025,17 +6353,17 @@
           </w:tblCellMar>
         </w:tblPrEx>
         <w:trPr>
-          <w:trHeight w:val="0"/>
+          <w:trHeight w:val="0" w:hRule="atLeast"/>
           <w:jc w:val="center"/>
         </w:trPr>
         <w:tc>
           <w:tcPr>
             <w:tcW w:w="1495" w:type="dxa"/>
             <w:tcBorders>
-              <w:top w:val="single" w:sz="4" w:space="0" w:color="auto"/>
-              <w:left w:val="single" w:sz="12" w:space="0" w:color="auto"/>
-              <w:bottom w:val="single" w:sz="4" w:space="0" w:color="auto"/>
-              <w:right w:val="single" w:sz="4" w:space="0" w:color="auto"/>
+              <w:top w:val="single" w:color="auto" w:sz="4" w:space="0"/>
+              <w:left w:val="single" w:color="auto" w:sz="12" w:space="0"/>
+              <w:bottom w:val="single" w:color="auto" w:sz="12" w:space="0"/>
+              <w:right w:val="single" w:color="auto" w:sz="4" w:space="0"/>
             </w:tcBorders>
             <w:shd w:val="clear" w:color="auto" w:fill="auto"/>
             <w:tcMar>
@@ -6054,10 +6382,10 @@
               <w:suppressLineNumbers w:val="0"/>
               <w:snapToGrid w:val="0"/>
               <w:spacing w:line="240" w:lineRule="auto"/>
-              <w:ind w:left="0" w:right="0" w:firstLine="0" w:leftChars="0" w:rightChars="0" w:firstLineChars="0"/>
+              <w:ind w:left="0" w:leftChars="0" w:right="0" w:rightChars="0" w:firstLine="0" w:firstLineChars="0"/>
               <w:jc w:val="left"/>
               <w:rPr>
-                <w:rFonts w:ascii="Segoe UI" w:eastAsia="Segoe UI" w:hAnsi="Segoe UI" w:cs="Segoe UI" w:hint="default"/>
+                <w:rFonts w:hint="default" w:ascii="Segoe UI" w:hAnsi="Segoe UI" w:eastAsia="Segoe UI" w:cs="Segoe UI"/>
                 <w:i w:val="0"/>
                 <w:iCs w:val="0"/>
                 <w:caps w:val="0"/>
@@ -6069,8 +6397,8 @@
             </w:pPr>
             <w:r>
               <w:rPr>
-                <w:rStyle w:val="Strong"/>
-                <w:rFonts w:ascii="Segoe UI" w:eastAsia="Segoe UI" w:hAnsi="Segoe UI" w:cs="Segoe UI" w:hint="default"/>
+                <w:rStyle w:val="23"/>
+                <w:rFonts w:hint="default" w:ascii="Segoe UI" w:hAnsi="Segoe UI" w:eastAsia="Segoe UI" w:cs="Segoe UI"/>
                 <w:b/>
                 <w:bCs/>
                 <w:i w:val="0"/>
@@ -6084,7 +6412,7 @@
                 <w:szCs w:val="18"/>
                 <w:lang w:val="en-US" w:eastAsia="zh-CN"/>
               </w:rPr>
-              <w:t>知识库季度更新</w:t>
+              <w:t>用户满意度</w:t>
             </w:r>
           </w:p>
         </w:tc>
@@ -6092,10 +6420,10 @@
           <w:tcPr>
             <w:tcW w:w="2004" w:type="dxa"/>
             <w:tcBorders>
-              <w:top w:val="single" w:sz="4" w:space="0" w:color="auto"/>
-              <w:left w:val="single" w:sz="4" w:space="0" w:color="auto"/>
-              <w:bottom w:val="single" w:sz="4" w:space="0" w:color="auto"/>
-              <w:right w:val="single" w:sz="4" w:space="0" w:color="auto"/>
+              <w:top w:val="single" w:color="auto" w:sz="4" w:space="0"/>
+              <w:left w:val="single" w:color="auto" w:sz="4" w:space="0"/>
+              <w:bottom w:val="single" w:color="auto" w:sz="12" w:space="0"/>
+              <w:right w:val="single" w:color="auto" w:sz="4" w:space="0"/>
             </w:tcBorders>
             <w:shd w:val="clear" w:color="auto" w:fill="auto"/>
             <w:tcMar>
@@ -6114,10 +6442,10 @@
               <w:suppressLineNumbers w:val="0"/>
               <w:snapToGrid w:val="0"/>
               <w:spacing w:line="240" w:lineRule="auto"/>
-              <w:ind w:left="0" w:right="0" w:firstLine="0" w:leftChars="0" w:rightChars="0" w:firstLineChars="0"/>
+              <w:ind w:left="0" w:leftChars="0" w:right="0" w:rightChars="0" w:firstLine="0" w:firstLineChars="0"/>
               <w:jc w:val="left"/>
               <w:rPr>
-                <w:rFonts w:ascii="Segoe UI" w:eastAsia="Segoe UI" w:hAnsi="Segoe UI" w:cs="Segoe UI" w:hint="default"/>
+                <w:rFonts w:hint="default" w:ascii="Segoe UI" w:hAnsi="Segoe UI" w:eastAsia="Segoe UI" w:cs="Segoe UI"/>
                 <w:i w:val="0"/>
                 <w:iCs w:val="0"/>
                 <w:caps w:val="0"/>
@@ -6129,7 +6457,7 @@
             </w:pPr>
             <w:r>
               <w:rPr>
-                <w:rFonts w:ascii="Segoe UI" w:eastAsia="Segoe UI" w:hAnsi="Segoe UI" w:cs="Segoe UI" w:hint="default"/>
+                <w:rFonts w:hint="default" w:ascii="Segoe UI" w:hAnsi="Segoe UI" w:eastAsia="Segoe UI" w:cs="Segoe UI"/>
                 <w:i w:val="0"/>
                 <w:iCs w:val="0"/>
                 <w:caps w:val="0"/>
@@ -6141,7 +6469,7 @@
                 <w:szCs w:val="18"/>
                 <w:lang w:val="en-US" w:eastAsia="zh-CN"/>
               </w:rPr>
-              <w:t>按合同8.2条交付</w:t>
+              <w:t>依据合同8.1条</w:t>
             </w:r>
           </w:p>
         </w:tc>
@@ -6149,10 +6477,10 @@
           <w:tcPr>
             <w:tcW w:w="3344" w:type="dxa"/>
             <w:tcBorders>
-              <w:top w:val="single" w:sz="4" w:space="0" w:color="auto"/>
-              <w:left w:val="single" w:sz="4" w:space="0" w:color="auto"/>
-              <w:bottom w:val="single" w:sz="4" w:space="0" w:color="auto"/>
-              <w:right w:val="single" w:sz="4" w:space="0" w:color="auto"/>
+              <w:top w:val="single" w:color="auto" w:sz="4" w:space="0"/>
+              <w:left w:val="single" w:color="auto" w:sz="4" w:space="0"/>
+              <w:bottom w:val="single" w:color="auto" w:sz="12" w:space="0"/>
+              <w:right w:val="single" w:color="auto" w:sz="4" w:space="0"/>
             </w:tcBorders>
             <w:shd w:val="clear" w:color="auto" w:fill="auto"/>
             <w:tcMar>
@@ -6171,10 +6499,10 @@
               <w:suppressLineNumbers w:val="0"/>
               <w:snapToGrid w:val="0"/>
               <w:spacing w:line="240" w:lineRule="auto"/>
-              <w:ind w:left="0" w:right="0" w:firstLine="0" w:leftChars="0" w:rightChars="0" w:firstLineChars="0"/>
+              <w:ind w:left="0" w:leftChars="0" w:right="0" w:rightChars="0" w:firstLine="0" w:firstLineChars="0"/>
               <w:jc w:val="left"/>
               <w:rPr>
-                <w:rFonts w:ascii="Segoe UI" w:eastAsia="Segoe UI" w:hAnsi="Segoe UI" w:cs="Segoe UI" w:hint="default"/>
+                <w:rFonts w:hint="default" w:ascii="Segoe UI" w:hAnsi="Segoe UI" w:eastAsia="Segoe UI" w:cs="Segoe UI"/>
                 <w:i w:val="0"/>
                 <w:iCs w:val="0"/>
                 <w:caps w:val="0"/>
@@ -6186,7 +6514,7 @@
             </w:pPr>
             <w:r>
               <w:rPr>
-                <w:rFonts w:ascii="Segoe UI" w:eastAsia="Segoe UI" w:hAnsi="Segoe UI" w:cs="Segoe UI" w:hint="default"/>
+                <w:rFonts w:hint="default" w:ascii="Segoe UI" w:hAnsi="Segoe UI" w:eastAsia="Segoe UI" w:cs="Segoe UI"/>
                 <w:i w:val="0"/>
                 <w:iCs w:val="0"/>
                 <w:caps w:val="0"/>
@@ -6198,7 +6526,7 @@
                 <w:szCs w:val="18"/>
                 <w:lang w:val="en-US" w:eastAsia="zh-CN"/>
               </w:rPr>
-              <w:t>交付符合标准的《知识库更新包》</w:t>
+              <w:t>基于工单关闭后的回访评分（1-5分）</w:t>
             </w:r>
           </w:p>
         </w:tc>
@@ -6206,10 +6534,10 @@
           <w:tcPr>
             <w:tcW w:w="1924" w:type="dxa"/>
             <w:tcBorders>
-              <w:top w:val="single" w:sz="4" w:space="0" w:color="auto"/>
-              <w:left w:val="single" w:sz="4" w:space="0" w:color="auto"/>
-              <w:bottom w:val="single" w:sz="4" w:space="0" w:color="auto"/>
-              <w:right w:val="single" w:sz="12" w:space="0" w:color="auto"/>
+              <w:top w:val="single" w:color="auto" w:sz="4" w:space="0"/>
+              <w:left w:val="single" w:color="auto" w:sz="4" w:space="0"/>
+              <w:bottom w:val="single" w:color="auto" w:sz="12" w:space="0"/>
+              <w:right w:val="single" w:color="auto" w:sz="12" w:space="0"/>
             </w:tcBorders>
             <w:shd w:val="clear" w:color="auto" w:fill="auto"/>
             <w:tcMar>
@@ -6228,10 +6556,10 @@
               <w:suppressLineNumbers w:val="0"/>
               <w:snapToGrid w:val="0"/>
               <w:spacing w:line="240" w:lineRule="auto"/>
-              <w:ind w:left="0" w:right="0" w:firstLine="0" w:leftChars="0" w:rightChars="0" w:firstLineChars="0"/>
+              <w:ind w:left="0" w:leftChars="0" w:right="0" w:rightChars="0" w:firstLine="0" w:firstLineChars="0"/>
               <w:jc w:val="left"/>
               <w:rPr>
-                <w:rFonts w:ascii="Segoe UI" w:eastAsia="Segoe UI" w:hAnsi="Segoe UI" w:cs="Segoe UI" w:hint="default"/>
+                <w:rFonts w:hint="default" w:ascii="Segoe UI" w:hAnsi="Segoe UI" w:eastAsia="Segoe UI" w:cs="Segoe UI"/>
                 <w:i w:val="0"/>
                 <w:iCs w:val="0"/>
                 <w:caps w:val="0"/>
@@ -6243,255 +6571,7 @@
             </w:pPr>
             <w:r>
               <w:rPr>
-                <w:rFonts w:ascii="Segoe UI" w:eastAsia="Segoe UI" w:hAnsi="Segoe UI" w:cs="Segoe UI" w:hint="default"/>
-                <w:i w:val="0"/>
-                <w:iCs w:val="0"/>
-                <w:caps w:val="0"/>
-                <w:snapToGrid w:val="0"/>
-                <w:color w:val="000000"/>
-                <w:spacing w:val="0"/>
-                <w:kern w:val="0"/>
-                <w:sz w:val="18"/>
-                <w:szCs w:val="18"/>
-                <w:lang w:val="en-US" w:eastAsia="zh-CN"/>
-              </w:rPr>
-              <w:t>季度交付物</w:t>
-            </w:r>
-          </w:p>
-        </w:tc>
-      </w:tr>
-      <w:tr>
-        <w:tblPrEx>
-          <w:tblW w:w="8767" w:type="dxa"/>
-          <w:jc w:val="center"/>
-          <w:shd w:val="clear" w:color="auto" w:fill="auto"/>
-          <w:tblCellMar>
-            <w:top w:w="15" w:type="dxa"/>
-            <w:left w:w="15" w:type="dxa"/>
-            <w:bottom w:w="15" w:type="dxa"/>
-            <w:right w:w="15" w:type="dxa"/>
-          </w:tblCellMar>
-        </w:tblPrEx>
-        <w:trPr>
-          <w:trHeight w:val="0"/>
-          <w:jc w:val="center"/>
-        </w:trPr>
-        <w:tc>
-          <w:tcPr>
-            <w:tcW w:w="1495" w:type="dxa"/>
-            <w:tcBorders>
-              <w:top w:val="single" w:sz="4" w:space="0" w:color="auto"/>
-              <w:left w:val="single" w:sz="12" w:space="0" w:color="auto"/>
-              <w:bottom w:val="single" w:sz="12" w:space="0" w:color="auto"/>
-              <w:right w:val="single" w:sz="4" w:space="0" w:color="auto"/>
-            </w:tcBorders>
-            <w:shd w:val="clear" w:color="auto" w:fill="auto"/>
-            <w:tcMar>
-              <w:top w:w="120" w:type="dxa"/>
-              <w:left w:w="0" w:type="dxa"/>
-              <w:bottom w:w="120" w:type="dxa"/>
-              <w:right w:w="192" w:type="dxa"/>
-            </w:tcMar>
-            <w:vAlign w:val="center"/>
-          </w:tcPr>
-          <w:p>
-            <w:pPr>
-              <w:keepNext w:val="0"/>
-              <w:keepLines w:val="0"/>
-              <w:widowControl/>
-              <w:suppressLineNumbers w:val="0"/>
-              <w:snapToGrid w:val="0"/>
-              <w:spacing w:line="240" w:lineRule="auto"/>
-              <w:ind w:left="0" w:right="0" w:firstLine="0" w:leftChars="0" w:rightChars="0" w:firstLineChars="0"/>
-              <w:jc w:val="left"/>
-              <w:rPr>
-                <w:rFonts w:ascii="Segoe UI" w:eastAsia="Segoe UI" w:hAnsi="Segoe UI" w:cs="Segoe UI" w:hint="default"/>
-                <w:i w:val="0"/>
-                <w:iCs w:val="0"/>
-                <w:caps w:val="0"/>
-                <w:color w:val="0F1115"/>
-                <w:spacing w:val="0"/>
-                <w:sz w:val="18"/>
-                <w:szCs w:val="18"/>
-              </w:rPr>
-            </w:pPr>
-            <w:r>
-              <w:rPr>
-                <w:rStyle w:val="Strong"/>
-                <w:rFonts w:ascii="Segoe UI" w:eastAsia="Segoe UI" w:hAnsi="Segoe UI" w:cs="Segoe UI" w:hint="default"/>
-                <w:b/>
-                <w:bCs/>
-                <w:i w:val="0"/>
-                <w:iCs w:val="0"/>
-                <w:caps w:val="0"/>
-                <w:snapToGrid w:val="0"/>
-                <w:color w:val="000000"/>
-                <w:spacing w:val="0"/>
-                <w:kern w:val="0"/>
-                <w:sz w:val="18"/>
-                <w:szCs w:val="18"/>
-                <w:lang w:val="en-US" w:eastAsia="zh-CN"/>
-              </w:rPr>
-              <w:t>用户满意度</w:t>
-            </w:r>
-          </w:p>
-        </w:tc>
-        <w:tc>
-          <w:tcPr>
-            <w:tcW w:w="2004" w:type="dxa"/>
-            <w:tcBorders>
-              <w:top w:val="single" w:sz="4" w:space="0" w:color="auto"/>
-              <w:left w:val="single" w:sz="4" w:space="0" w:color="auto"/>
-              <w:bottom w:val="single" w:sz="12" w:space="0" w:color="auto"/>
-              <w:right w:val="single" w:sz="4" w:space="0" w:color="auto"/>
-            </w:tcBorders>
-            <w:shd w:val="clear" w:color="auto" w:fill="auto"/>
-            <w:tcMar>
-              <w:top w:w="120" w:type="dxa"/>
-              <w:left w:w="192" w:type="dxa"/>
-              <w:bottom w:w="120" w:type="dxa"/>
-              <w:right w:w="192" w:type="dxa"/>
-            </w:tcMar>
-            <w:vAlign w:val="center"/>
-          </w:tcPr>
-          <w:p>
-            <w:pPr>
-              <w:keepNext w:val="0"/>
-              <w:keepLines w:val="0"/>
-              <w:widowControl/>
-              <w:suppressLineNumbers w:val="0"/>
-              <w:snapToGrid w:val="0"/>
-              <w:spacing w:line="240" w:lineRule="auto"/>
-              <w:ind w:left="0" w:right="0" w:firstLine="0" w:leftChars="0" w:rightChars="0" w:firstLineChars="0"/>
-              <w:jc w:val="left"/>
-              <w:rPr>
-                <w:rFonts w:ascii="Segoe UI" w:eastAsia="Segoe UI" w:hAnsi="Segoe UI" w:cs="Segoe UI" w:hint="default"/>
-                <w:i w:val="0"/>
-                <w:iCs w:val="0"/>
-                <w:caps w:val="0"/>
-                <w:color w:val="0F1115"/>
-                <w:spacing w:val="0"/>
-                <w:sz w:val="18"/>
-                <w:szCs w:val="18"/>
-              </w:rPr>
-            </w:pPr>
-            <w:r>
-              <w:rPr>
-                <w:rFonts w:ascii="Segoe UI" w:eastAsia="Segoe UI" w:hAnsi="Segoe UI" w:cs="Segoe UI" w:hint="default"/>
-                <w:i w:val="0"/>
-                <w:iCs w:val="0"/>
-                <w:caps w:val="0"/>
-                <w:snapToGrid w:val="0"/>
-                <w:color w:val="000000"/>
-                <w:spacing w:val="0"/>
-                <w:kern w:val="0"/>
-                <w:sz w:val="18"/>
-                <w:szCs w:val="18"/>
-                <w:lang w:val="en-US" w:eastAsia="zh-CN"/>
-              </w:rPr>
-              <w:t>依据合同8.1条</w:t>
-            </w:r>
-          </w:p>
-        </w:tc>
-        <w:tc>
-          <w:tcPr>
-            <w:tcW w:w="3344" w:type="dxa"/>
-            <w:tcBorders>
-              <w:top w:val="single" w:sz="4" w:space="0" w:color="auto"/>
-              <w:left w:val="single" w:sz="4" w:space="0" w:color="auto"/>
-              <w:bottom w:val="single" w:sz="12" w:space="0" w:color="auto"/>
-              <w:right w:val="single" w:sz="4" w:space="0" w:color="auto"/>
-            </w:tcBorders>
-            <w:shd w:val="clear" w:color="auto" w:fill="auto"/>
-            <w:tcMar>
-              <w:top w:w="120" w:type="dxa"/>
-              <w:left w:w="192" w:type="dxa"/>
-              <w:bottom w:w="120" w:type="dxa"/>
-              <w:right w:w="192" w:type="dxa"/>
-            </w:tcMar>
-            <w:vAlign w:val="center"/>
-          </w:tcPr>
-          <w:p>
-            <w:pPr>
-              <w:keepNext w:val="0"/>
-              <w:keepLines w:val="0"/>
-              <w:widowControl/>
-              <w:suppressLineNumbers w:val="0"/>
-              <w:snapToGrid w:val="0"/>
-              <w:spacing w:line="240" w:lineRule="auto"/>
-              <w:ind w:left="0" w:right="0" w:firstLine="0" w:leftChars="0" w:rightChars="0" w:firstLineChars="0"/>
-              <w:jc w:val="left"/>
-              <w:rPr>
-                <w:rFonts w:ascii="Segoe UI" w:eastAsia="Segoe UI" w:hAnsi="Segoe UI" w:cs="Segoe UI" w:hint="default"/>
-                <w:i w:val="0"/>
-                <w:iCs w:val="0"/>
-                <w:caps w:val="0"/>
-                <w:color w:val="0F1115"/>
-                <w:spacing w:val="0"/>
-                <w:sz w:val="18"/>
-                <w:szCs w:val="18"/>
-              </w:rPr>
-            </w:pPr>
-            <w:r>
-              <w:rPr>
-                <w:rFonts w:ascii="Segoe UI" w:eastAsia="Segoe UI" w:hAnsi="Segoe UI" w:cs="Segoe UI" w:hint="default"/>
-                <w:i w:val="0"/>
-                <w:iCs w:val="0"/>
-                <w:caps w:val="0"/>
-                <w:snapToGrid w:val="0"/>
-                <w:color w:val="000000"/>
-                <w:spacing w:val="0"/>
-                <w:kern w:val="0"/>
-                <w:sz w:val="18"/>
-                <w:szCs w:val="18"/>
-                <w:lang w:val="en-US" w:eastAsia="zh-CN"/>
-              </w:rPr>
-              <w:t>基于工单关闭后的回访评分（1-5分）</w:t>
-            </w:r>
-          </w:p>
-        </w:tc>
-        <w:tc>
-          <w:tcPr>
-            <w:tcW w:w="1924" w:type="dxa"/>
-            <w:tcBorders>
-              <w:top w:val="single" w:sz="4" w:space="0" w:color="auto"/>
-              <w:left w:val="single" w:sz="4" w:space="0" w:color="auto"/>
-              <w:bottom w:val="single" w:sz="12" w:space="0" w:color="auto"/>
-              <w:right w:val="single" w:sz="12" w:space="0" w:color="auto"/>
-            </w:tcBorders>
-            <w:shd w:val="clear" w:color="auto" w:fill="auto"/>
-            <w:tcMar>
-              <w:top w:w="120" w:type="dxa"/>
-              <w:left w:w="192" w:type="dxa"/>
-              <w:bottom w:w="120" w:type="dxa"/>
-              <w:right w:w="0" w:type="dxa"/>
-            </w:tcMar>
-            <w:vAlign w:val="center"/>
-          </w:tcPr>
-          <w:p>
-            <w:pPr>
-              <w:keepNext w:val="0"/>
-              <w:keepLines w:val="0"/>
-              <w:widowControl/>
-              <w:suppressLineNumbers w:val="0"/>
-              <w:snapToGrid w:val="0"/>
-              <w:spacing w:line="240" w:lineRule="auto"/>
-              <w:ind w:left="0" w:right="0" w:firstLine="0" w:leftChars="0" w:rightChars="0" w:firstLineChars="0"/>
-              <w:jc w:val="left"/>
-              <w:rPr>
-                <w:rFonts w:ascii="Segoe UI" w:eastAsia="Segoe UI" w:hAnsi="Segoe UI" w:cs="Segoe UI" w:hint="default"/>
-                <w:i w:val="0"/>
-                <w:iCs w:val="0"/>
-                <w:caps w:val="0"/>
-                <w:color w:val="0F1115"/>
-                <w:spacing w:val="0"/>
-                <w:sz w:val="18"/>
-                <w:szCs w:val="18"/>
-              </w:rPr>
-            </w:pPr>
-            <w:r>
-              <w:rPr>
-                <w:rFonts w:ascii="Segoe UI" w:eastAsia="Segoe UI" w:hAnsi="Segoe UI" w:cs="Segoe UI" w:hint="default"/>
+                <w:rFonts w:hint="default" w:ascii="Segoe UI" w:hAnsi="Segoe UI" w:eastAsia="Segoe UI" w:cs="Segoe UI"/>
                 <w:i w:val="0"/>
                 <w:iCs w:val="0"/>
                 <w:caps w:val="0"/>
@@ -6511,14 +6591,14 @@
     </w:tbl>
     <w:p>
       <w:pPr>
-        <w:pStyle w:val="1"/>
+        <w:pStyle w:val="28"/>
         <w:bidi w:val="0"/>
         <w:rPr>
           <w:rFonts w:hint="default"/>
           <w:lang w:val="en-US" w:eastAsia="zh-CN"/>
         </w:rPr>
       </w:pPr>
-      <w:bookmarkStart w:id="11" w:name="_Toc10241"/>
+      <w:bookmarkStart w:id="11" w:name="_Toc24478"/>
       <w:r>
         <w:rPr>
           <w:rFonts w:hint="default"/>
@@ -6530,7 +6610,7 @@
     </w:p>
     <w:p>
       <w:pPr>
-        <w:pStyle w:val="a1"/>
+        <w:pStyle w:val="29"/>
         <w:bidi w:val="0"/>
         <w:rPr>
           <w:rFonts w:hint="default"/>
@@ -6547,18 +6627,19 @@
     </w:p>
     <w:tbl>
       <w:tblPr>
-        <w:tblStyle w:val="TableNormal"/>
+        <w:tblStyle w:val="20"/>
         <w:tblW w:w="8522" w:type="dxa"/>
         <w:jc w:val="center"/>
         <w:tblBorders>
-          <w:top w:val="nil"/>
-          <w:left w:val="nil"/>
-          <w:bottom w:val="nil"/>
-          <w:right w:val="nil"/>
-          <w:insideH w:val="nil"/>
-          <w:insideV w:val="nil"/>
+          <w:top w:val="none" w:color="auto" w:sz="0" w:space="0"/>
+          <w:left w:val="none" w:color="auto" w:sz="0" w:space="0"/>
+          <w:bottom w:val="none" w:color="auto" w:sz="0" w:space="0"/>
+          <w:right w:val="none" w:color="auto" w:sz="0" w:space="0"/>
+          <w:insideH w:val="none" w:color="auto" w:sz="0" w:space="0"/>
+          <w:insideV w:val="none" w:color="auto" w:sz="0" w:space="0"/>
         </w:tblBorders>
         <w:shd w:val="clear" w:color="auto" w:fill="auto"/>
+        <w:tblLayout w:type="autofit"/>
         <w:tblCellMar>
           <w:top w:w="15" w:type="dxa"/>
           <w:left w:w="15" w:type="dxa"/>
@@ -6575,15 +6656,13 @@
       </w:tblGrid>
       <w:tr>
         <w:tblPrEx>
-          <w:tblW w:w="8522" w:type="dxa"/>
-          <w:jc w:val="center"/>
           <w:tblBorders>
-            <w:top w:val="nil"/>
-            <w:left w:val="nil"/>
-            <w:bottom w:val="nil"/>
-            <w:right w:val="nil"/>
-            <w:insideH w:val="nil"/>
-            <w:insideV w:val="nil"/>
+            <w:top w:val="none" w:color="auto" w:sz="0" w:space="0"/>
+            <w:left w:val="none" w:color="auto" w:sz="0" w:space="0"/>
+            <w:bottom w:val="none" w:color="auto" w:sz="0" w:space="0"/>
+            <w:right w:val="none" w:color="auto" w:sz="0" w:space="0"/>
+            <w:insideH w:val="none" w:color="auto" w:sz="0" w:space="0"/>
+            <w:insideV w:val="none" w:color="auto" w:sz="0" w:space="0"/>
           </w:tblBorders>
           <w:shd w:val="clear" w:color="auto" w:fill="auto"/>
           <w:tblCellMar>
@@ -6594,7 +6673,7 @@
           </w:tblCellMar>
         </w:tblPrEx>
         <w:trPr>
-          <w:trHeight w:val="0"/>
+          <w:trHeight w:val="0" w:hRule="atLeast"/>
           <w:tblHeader/>
           <w:jc w:val="center"/>
         </w:trPr>
@@ -6602,10 +6681,10 @@
           <w:tcPr>
             <w:tcW w:w="1328" w:type="dxa"/>
             <w:tcBorders>
-              <w:top w:val="single" w:sz="12" w:space="0" w:color="auto"/>
-              <w:left w:val="single" w:sz="12" w:space="0" w:color="auto"/>
-              <w:bottom w:val="single" w:sz="4" w:space="0" w:color="auto"/>
-              <w:right w:val="single" w:sz="4" w:space="0" w:color="auto"/>
+              <w:top w:val="single" w:color="auto" w:sz="12" w:space="0"/>
+              <w:left w:val="single" w:color="auto" w:sz="12" w:space="0"/>
+              <w:bottom w:val="single" w:color="auto" w:sz="4" w:space="0"/>
+              <w:right w:val="single" w:color="auto" w:sz="4" w:space="0"/>
             </w:tcBorders>
             <w:shd w:val="clear" w:color="auto" w:fill="auto"/>
             <w:tcMar>
@@ -6624,10 +6703,10 @@
               <w:suppressLineNumbers w:val="0"/>
               <w:snapToGrid w:val="0"/>
               <w:spacing w:line="240" w:lineRule="auto"/>
-              <w:ind w:left="0" w:right="0" w:firstLine="0" w:leftChars="0" w:rightChars="0" w:firstLineChars="0"/>
+              <w:ind w:left="0" w:leftChars="0" w:right="0" w:rightChars="0" w:firstLine="0" w:firstLineChars="0"/>
               <w:jc w:val="center"/>
               <w:rPr>
-                <w:rFonts w:ascii="Segoe UI" w:eastAsia="Segoe UI" w:hAnsi="Segoe UI" w:cs="Segoe UI"/>
+                <w:rFonts w:ascii="Segoe UI" w:hAnsi="Segoe UI" w:eastAsia="Segoe UI" w:cs="Segoe UI"/>
                 <w:b/>
                 <w:i w:val="0"/>
                 <w:iCs w:val="0"/>
@@ -6640,8 +6719,8 @@
             </w:pPr>
             <w:r>
               <w:rPr>
-                <w:rStyle w:val="Strong"/>
-                <w:rFonts w:ascii="Segoe UI" w:eastAsia="Segoe UI" w:hAnsi="Segoe UI" w:cs="Segoe UI" w:hint="default"/>
+                <w:rStyle w:val="23"/>
+                <w:rFonts w:hint="default" w:ascii="Segoe UI" w:hAnsi="Segoe UI" w:eastAsia="Segoe UI" w:cs="Segoe UI"/>
                 <w:b/>
                 <w:bCs/>
                 <w:i w:val="0"/>
@@ -6663,10 +6742,10 @@
           <w:tcPr>
             <w:tcW w:w="1106" w:type="dxa"/>
             <w:tcBorders>
-              <w:top w:val="single" w:sz="12" w:space="0" w:color="auto"/>
-              <w:left w:val="single" w:sz="4" w:space="0" w:color="auto"/>
-              <w:bottom w:val="single" w:sz="4" w:space="0" w:color="auto"/>
-              <w:right w:val="single" w:sz="4" w:space="0" w:color="auto"/>
+              <w:top w:val="single" w:color="auto" w:sz="12" w:space="0"/>
+              <w:left w:val="single" w:color="auto" w:sz="4" w:space="0"/>
+              <w:bottom w:val="single" w:color="auto" w:sz="4" w:space="0"/>
+              <w:right w:val="single" w:color="auto" w:sz="4" w:space="0"/>
             </w:tcBorders>
             <w:shd w:val="clear" w:color="auto" w:fill="auto"/>
             <w:tcMar>
@@ -6685,10 +6764,10 @@
               <w:suppressLineNumbers w:val="0"/>
               <w:snapToGrid w:val="0"/>
               <w:spacing w:line="240" w:lineRule="auto"/>
-              <w:ind w:left="0" w:right="0" w:firstLine="0" w:leftChars="0" w:rightChars="0" w:firstLineChars="0"/>
+              <w:ind w:left="0" w:leftChars="0" w:right="0" w:rightChars="0" w:firstLine="0" w:firstLineChars="0"/>
               <w:jc w:val="center"/>
               <w:rPr>
-                <w:rFonts w:ascii="Segoe UI" w:eastAsia="Segoe UI" w:hAnsi="Segoe UI" w:cs="Segoe UI" w:hint="default"/>
+                <w:rFonts w:hint="default" w:ascii="Segoe UI" w:hAnsi="Segoe UI" w:eastAsia="Segoe UI" w:cs="Segoe UI"/>
                 <w:b/>
                 <w:i w:val="0"/>
                 <w:iCs w:val="0"/>
@@ -6701,8 +6780,8 @@
             </w:pPr>
             <w:r>
               <w:rPr>
-                <w:rStyle w:val="Strong"/>
-                <w:rFonts w:ascii="Segoe UI" w:eastAsia="Segoe UI" w:hAnsi="Segoe UI" w:cs="Segoe UI" w:hint="default"/>
+                <w:rStyle w:val="23"/>
+                <w:rFonts w:hint="default" w:ascii="Segoe UI" w:hAnsi="Segoe UI" w:eastAsia="Segoe UI" w:cs="Segoe UI"/>
                 <w:b/>
                 <w:bCs/>
                 <w:i w:val="0"/>
@@ -6724,10 +6803,10 @@
           <w:tcPr>
             <w:tcW w:w="3129" w:type="dxa"/>
             <w:tcBorders>
-              <w:top w:val="single" w:sz="12" w:space="0" w:color="auto"/>
-              <w:left w:val="single" w:sz="4" w:space="0" w:color="auto"/>
-              <w:bottom w:val="single" w:sz="4" w:space="0" w:color="auto"/>
-              <w:right w:val="single" w:sz="4" w:space="0" w:color="auto"/>
+              <w:top w:val="single" w:color="auto" w:sz="12" w:space="0"/>
+              <w:left w:val="single" w:color="auto" w:sz="4" w:space="0"/>
+              <w:bottom w:val="single" w:color="auto" w:sz="4" w:space="0"/>
+              <w:right w:val="single" w:color="auto" w:sz="4" w:space="0"/>
             </w:tcBorders>
             <w:shd w:val="clear" w:color="auto" w:fill="auto"/>
             <w:tcMar>
@@ -6746,10 +6825,10 @@
               <w:suppressLineNumbers w:val="0"/>
               <w:snapToGrid w:val="0"/>
               <w:spacing w:line="240" w:lineRule="auto"/>
-              <w:ind w:left="0" w:right="0" w:firstLine="0" w:leftChars="0" w:rightChars="0" w:firstLineChars="0"/>
+              <w:ind w:left="0" w:leftChars="0" w:right="0" w:rightChars="0" w:firstLine="0" w:firstLineChars="0"/>
               <w:jc w:val="center"/>
               <w:rPr>
-                <w:rFonts w:ascii="Segoe UI" w:eastAsia="Segoe UI" w:hAnsi="Segoe UI" w:cs="Segoe UI" w:hint="default"/>
+                <w:rFonts w:hint="default" w:ascii="Segoe UI" w:hAnsi="Segoe UI" w:eastAsia="Segoe UI" w:cs="Segoe UI"/>
                 <w:b/>
                 <w:i w:val="0"/>
                 <w:iCs w:val="0"/>
@@ -6762,8 +6841,8 @@
             </w:pPr>
             <w:r>
               <w:rPr>
-                <w:rStyle w:val="Strong"/>
-                <w:rFonts w:ascii="Segoe UI" w:eastAsia="Segoe UI" w:hAnsi="Segoe UI" w:cs="Segoe UI" w:hint="default"/>
+                <w:rStyle w:val="23"/>
+                <w:rFonts w:hint="default" w:ascii="Segoe UI" w:hAnsi="Segoe UI" w:eastAsia="Segoe UI" w:cs="Segoe UI"/>
                 <w:b/>
                 <w:bCs/>
                 <w:i w:val="0"/>
@@ -6785,10 +6864,10 @@
           <w:tcPr>
             <w:tcW w:w="1718" w:type="dxa"/>
             <w:tcBorders>
-              <w:top w:val="single" w:sz="12" w:space="0" w:color="auto"/>
-              <w:left w:val="single" w:sz="4" w:space="0" w:color="auto"/>
-              <w:bottom w:val="single" w:sz="4" w:space="0" w:color="auto"/>
-              <w:right w:val="single" w:sz="4" w:space="0" w:color="auto"/>
+              <w:top w:val="single" w:color="auto" w:sz="12" w:space="0"/>
+              <w:left w:val="single" w:color="auto" w:sz="4" w:space="0"/>
+              <w:bottom w:val="single" w:color="auto" w:sz="4" w:space="0"/>
+              <w:right w:val="single" w:color="auto" w:sz="4" w:space="0"/>
             </w:tcBorders>
             <w:shd w:val="clear" w:color="auto" w:fill="auto"/>
             <w:tcMar>
@@ -6807,10 +6886,10 @@
               <w:suppressLineNumbers w:val="0"/>
               <w:snapToGrid w:val="0"/>
               <w:spacing w:line="240" w:lineRule="auto"/>
-              <w:ind w:left="0" w:right="0" w:firstLine="0" w:leftChars="0" w:rightChars="0" w:firstLineChars="0"/>
+              <w:ind w:left="0" w:leftChars="0" w:right="0" w:rightChars="0" w:firstLine="0" w:firstLineChars="0"/>
               <w:jc w:val="center"/>
               <w:rPr>
-                <w:rFonts w:ascii="Segoe UI" w:eastAsia="Segoe UI" w:hAnsi="Segoe UI" w:cs="Segoe UI" w:hint="default"/>
+                <w:rFonts w:hint="default" w:ascii="Segoe UI" w:hAnsi="Segoe UI" w:eastAsia="Segoe UI" w:cs="Segoe UI"/>
                 <w:b/>
                 <w:i w:val="0"/>
                 <w:iCs w:val="0"/>
@@ -6823,8 +6902,8 @@
             </w:pPr>
             <w:r>
               <w:rPr>
-                <w:rStyle w:val="Strong"/>
-                <w:rFonts w:ascii="Segoe UI" w:eastAsia="Segoe UI" w:hAnsi="Segoe UI" w:cs="Segoe UI" w:hint="default"/>
+                <w:rStyle w:val="23"/>
+                <w:rFonts w:hint="default" w:ascii="Segoe UI" w:hAnsi="Segoe UI" w:eastAsia="Segoe UI" w:cs="Segoe UI"/>
                 <w:b/>
                 <w:bCs/>
                 <w:i w:val="0"/>
@@ -6846,10 +6925,10 @@
           <w:tcPr>
             <w:tcW w:w="1241" w:type="dxa"/>
             <w:tcBorders>
-              <w:top w:val="single" w:sz="12" w:space="0" w:color="auto"/>
-              <w:left w:val="single" w:sz="4" w:space="0" w:color="auto"/>
-              <w:bottom w:val="single" w:sz="4" w:space="0" w:color="auto"/>
-              <w:right w:val="single" w:sz="12" w:space="0" w:color="auto"/>
+              <w:top w:val="single" w:color="auto" w:sz="12" w:space="0"/>
+              <w:left w:val="single" w:color="auto" w:sz="4" w:space="0"/>
+              <w:bottom w:val="single" w:color="auto" w:sz="4" w:space="0"/>
+              <w:right w:val="single" w:color="auto" w:sz="12" w:space="0"/>
             </w:tcBorders>
             <w:shd w:val="clear" w:color="auto" w:fill="auto"/>
             <w:tcMar>
@@ -6868,10 +6947,10 @@
               <w:suppressLineNumbers w:val="0"/>
               <w:snapToGrid w:val="0"/>
               <w:spacing w:line="240" w:lineRule="auto"/>
-              <w:ind w:left="0" w:right="0" w:firstLine="0" w:leftChars="0" w:rightChars="0" w:firstLineChars="0"/>
+              <w:ind w:left="0" w:leftChars="0" w:right="0" w:rightChars="0" w:firstLine="0" w:firstLineChars="0"/>
               <w:jc w:val="center"/>
               <w:rPr>
-                <w:rFonts w:ascii="Segoe UI" w:eastAsia="Segoe UI" w:hAnsi="Segoe UI" w:cs="Segoe UI" w:hint="default"/>
+                <w:rFonts w:hint="default" w:ascii="Segoe UI" w:hAnsi="Segoe UI" w:eastAsia="Segoe UI" w:cs="Segoe UI"/>
                 <w:b/>
                 <w:i w:val="0"/>
                 <w:iCs w:val="0"/>
@@ -6884,8 +6963,8 @@
             </w:pPr>
             <w:r>
               <w:rPr>
-                <w:rStyle w:val="Strong"/>
-                <w:rFonts w:ascii="Segoe UI" w:eastAsia="Segoe UI" w:hAnsi="Segoe UI" w:cs="Segoe UI" w:hint="default"/>
+                <w:rStyle w:val="23"/>
+                <w:rFonts w:hint="default" w:ascii="Segoe UI" w:hAnsi="Segoe UI" w:eastAsia="Segoe UI" w:cs="Segoe UI"/>
                 <w:b/>
                 <w:bCs/>
                 <w:i w:val="0"/>
@@ -6906,8 +6985,14 @@
       </w:tr>
       <w:tr>
         <w:tblPrEx>
-          <w:tblW w:w="8522" w:type="dxa"/>
-          <w:jc w:val="center"/>
+          <w:tblBorders>
+            <w:top w:val="none" w:color="auto" w:sz="0" w:space="0"/>
+            <w:left w:val="none" w:color="auto" w:sz="0" w:space="0"/>
+            <w:bottom w:val="none" w:color="auto" w:sz="0" w:space="0"/>
+            <w:right w:val="none" w:color="auto" w:sz="0" w:space="0"/>
+            <w:insideH w:val="none" w:color="auto" w:sz="0" w:space="0"/>
+            <w:insideV w:val="none" w:color="auto" w:sz="0" w:space="0"/>
+          </w:tblBorders>
           <w:shd w:val="clear" w:color="auto" w:fill="auto"/>
           <w:tblCellMar>
             <w:top w:w="15" w:type="dxa"/>
@@ -6917,17 +7002,17 @@
           </w:tblCellMar>
         </w:tblPrEx>
         <w:trPr>
-          <w:trHeight w:val="0"/>
+          <w:trHeight w:val="0" w:hRule="atLeast"/>
           <w:jc w:val="center"/>
         </w:trPr>
         <w:tc>
           <w:tcPr>
             <w:tcW w:w="1328" w:type="dxa"/>
             <w:tcBorders>
-              <w:top w:val="single" w:sz="4" w:space="0" w:color="auto"/>
-              <w:left w:val="single" w:sz="12" w:space="0" w:color="auto"/>
-              <w:bottom w:val="single" w:sz="4" w:space="0" w:color="auto"/>
-              <w:right w:val="single" w:sz="4" w:space="0" w:color="auto"/>
+              <w:top w:val="single" w:color="auto" w:sz="4" w:space="0"/>
+              <w:left w:val="single" w:color="auto" w:sz="12" w:space="0"/>
+              <w:bottom w:val="single" w:color="auto" w:sz="4" w:space="0"/>
+              <w:right w:val="single" w:color="auto" w:sz="4" w:space="0"/>
             </w:tcBorders>
             <w:shd w:val="clear" w:color="auto" w:fill="auto"/>
             <w:tcMar>
@@ -6946,10 +7031,10 @@
               <w:suppressLineNumbers w:val="0"/>
               <w:snapToGrid w:val="0"/>
               <w:spacing w:line="240" w:lineRule="auto"/>
-              <w:ind w:left="0" w:right="0" w:firstLine="0" w:leftChars="0" w:rightChars="0" w:firstLineChars="0"/>
+              <w:ind w:left="0" w:leftChars="0" w:right="0" w:rightChars="0" w:firstLine="0" w:firstLineChars="0"/>
               <w:jc w:val="left"/>
               <w:rPr>
-                <w:rFonts w:ascii="Segoe UI" w:eastAsia="Segoe UI" w:hAnsi="Segoe UI" w:cs="Segoe UI" w:hint="default"/>
+                <w:rFonts w:hint="default" w:ascii="Segoe UI" w:hAnsi="Segoe UI" w:eastAsia="Segoe UI" w:cs="Segoe UI"/>
                 <w:i w:val="0"/>
                 <w:iCs w:val="0"/>
                 <w:caps w:val="0"/>
@@ -6961,8 +7046,8 @@
             </w:pPr>
             <w:r>
               <w:rPr>
-                <w:rStyle w:val="Strong"/>
-                <w:rFonts w:ascii="Segoe UI" w:eastAsia="Segoe UI" w:hAnsi="Segoe UI" w:cs="Segoe UI" w:hint="default"/>
+                <w:rStyle w:val="23"/>
+                <w:rFonts w:hint="default" w:ascii="Segoe UI" w:hAnsi="Segoe UI" w:eastAsia="Segoe UI" w:cs="Segoe UI"/>
                 <w:b/>
                 <w:bCs/>
                 <w:i w:val="0"/>
@@ -6984,10 +7069,10 @@
           <w:tcPr>
             <w:tcW w:w="1106" w:type="dxa"/>
             <w:tcBorders>
-              <w:top w:val="single" w:sz="4" w:space="0" w:color="auto"/>
-              <w:left w:val="single" w:sz="4" w:space="0" w:color="auto"/>
-              <w:bottom w:val="single" w:sz="4" w:space="0" w:color="auto"/>
-              <w:right w:val="single" w:sz="4" w:space="0" w:color="auto"/>
+              <w:top w:val="single" w:color="auto" w:sz="4" w:space="0"/>
+              <w:left w:val="single" w:color="auto" w:sz="4" w:space="0"/>
+              <w:bottom w:val="single" w:color="auto" w:sz="4" w:space="0"/>
+              <w:right w:val="single" w:color="auto" w:sz="4" w:space="0"/>
             </w:tcBorders>
             <w:shd w:val="clear" w:color="auto" w:fill="auto"/>
             <w:tcMar>
@@ -7006,10 +7091,10 @@
               <w:suppressLineNumbers w:val="0"/>
               <w:snapToGrid w:val="0"/>
               <w:spacing w:line="240" w:lineRule="auto"/>
-              <w:ind w:left="0" w:right="0" w:firstLine="0" w:leftChars="0" w:rightChars="0" w:firstLineChars="0"/>
+              <w:ind w:left="0" w:leftChars="0" w:right="0" w:rightChars="0" w:firstLine="0" w:firstLineChars="0"/>
               <w:jc w:val="center"/>
               <w:rPr>
-                <w:rFonts w:ascii="Segoe UI" w:eastAsia="Segoe UI" w:hAnsi="Segoe UI" w:cs="Segoe UI" w:hint="default"/>
+                <w:rFonts w:hint="default" w:ascii="Segoe UI" w:hAnsi="Segoe UI" w:eastAsia="Segoe UI" w:cs="Segoe UI"/>
                 <w:i w:val="0"/>
                 <w:iCs w:val="0"/>
                 <w:caps w:val="0"/>
@@ -7021,7 +7106,7 @@
             </w:pPr>
             <w:r>
               <w:rPr>
-                <w:rFonts w:ascii="Segoe UI" w:eastAsia="Segoe UI" w:hAnsi="Segoe UI" w:cs="Segoe UI" w:hint="default"/>
+                <w:rFonts w:hint="default" w:ascii="Segoe UI" w:hAnsi="Segoe UI" w:eastAsia="Segoe UI" w:cs="Segoe UI"/>
                 <w:i w:val="0"/>
                 <w:iCs w:val="0"/>
                 <w:caps w:val="0"/>
@@ -7041,10 +7126,10 @@
           <w:tcPr>
             <w:tcW w:w="3129" w:type="dxa"/>
             <w:tcBorders>
-              <w:top w:val="single" w:sz="4" w:space="0" w:color="auto"/>
-              <w:left w:val="single" w:sz="4" w:space="0" w:color="auto"/>
-              <w:bottom w:val="single" w:sz="4" w:space="0" w:color="auto"/>
-              <w:right w:val="single" w:sz="4" w:space="0" w:color="auto"/>
+              <w:top w:val="single" w:color="auto" w:sz="4" w:space="0"/>
+              <w:left w:val="single" w:color="auto" w:sz="4" w:space="0"/>
+              <w:bottom w:val="single" w:color="auto" w:sz="4" w:space="0"/>
+              <w:right w:val="single" w:color="auto" w:sz="4" w:space="0"/>
             </w:tcBorders>
             <w:shd w:val="clear" w:color="auto" w:fill="auto"/>
             <w:tcMar>
@@ -7063,10 +7148,10 @@
               <w:suppressLineNumbers w:val="0"/>
               <w:snapToGrid w:val="0"/>
               <w:spacing w:line="240" w:lineRule="auto"/>
-              <w:ind w:left="0" w:right="0" w:firstLine="0" w:leftChars="0" w:rightChars="0" w:firstLineChars="0"/>
+              <w:ind w:left="0" w:leftChars="0" w:right="0" w:rightChars="0" w:firstLine="0" w:firstLineChars="0"/>
               <w:jc w:val="center"/>
               <w:rPr>
-                <w:rFonts w:ascii="Segoe UI" w:eastAsia="Segoe UI" w:hAnsi="Segoe UI" w:cs="Segoe UI" w:hint="default"/>
+                <w:rFonts w:hint="default" w:ascii="Segoe UI" w:hAnsi="Segoe UI" w:eastAsia="Segoe UI" w:cs="Segoe UI"/>
                 <w:i w:val="0"/>
                 <w:iCs w:val="0"/>
                 <w:caps w:val="0"/>
@@ -7078,7 +7163,7 @@
             </w:pPr>
             <w:r>
               <w:rPr>
-                <w:rFonts w:ascii="Segoe UI" w:eastAsia="Segoe UI" w:hAnsi="Segoe UI" w:cs="Segoe UI" w:hint="default"/>
+                <w:rFonts w:hint="default" w:ascii="Segoe UI" w:hAnsi="Segoe UI" w:eastAsia="Segoe UI" w:cs="Segoe UI"/>
                 <w:i w:val="0"/>
                 <w:iCs w:val="0"/>
                 <w:caps w:val="0"/>
@@ -7098,10 +7183,10 @@
           <w:tcPr>
             <w:tcW w:w="1718" w:type="dxa"/>
             <w:tcBorders>
-              <w:top w:val="single" w:sz="4" w:space="0" w:color="auto"/>
-              <w:left w:val="single" w:sz="4" w:space="0" w:color="auto"/>
-              <w:bottom w:val="single" w:sz="4" w:space="0" w:color="auto"/>
-              <w:right w:val="single" w:sz="4" w:space="0" w:color="auto"/>
+              <w:top w:val="single" w:color="auto" w:sz="4" w:space="0"/>
+              <w:left w:val="single" w:color="auto" w:sz="4" w:space="0"/>
+              <w:bottom w:val="single" w:color="auto" w:sz="4" w:space="0"/>
+              <w:right w:val="single" w:color="auto" w:sz="4" w:space="0"/>
             </w:tcBorders>
             <w:shd w:val="clear" w:color="auto" w:fill="auto"/>
             <w:tcMar>
@@ -7120,10 +7205,10 @@
               <w:suppressLineNumbers w:val="0"/>
               <w:snapToGrid w:val="0"/>
               <w:spacing w:line="240" w:lineRule="auto"/>
-              <w:ind w:left="0" w:right="0" w:firstLine="0" w:leftChars="0" w:rightChars="0" w:firstLineChars="0"/>
+              <w:ind w:left="0" w:leftChars="0" w:right="0" w:rightChars="0" w:firstLine="0" w:firstLineChars="0"/>
               <w:jc w:val="left"/>
               <w:rPr>
-                <w:rFonts w:ascii="Segoe UI" w:eastAsia="Segoe UI" w:hAnsi="Segoe UI" w:cs="Segoe UI" w:hint="default"/>
+                <w:rFonts w:hint="default" w:ascii="Segoe UI" w:hAnsi="Segoe UI" w:eastAsia="Segoe UI" w:cs="Segoe UI"/>
                 <w:i w:val="0"/>
                 <w:iCs w:val="0"/>
                 <w:caps w:val="0"/>
@@ -7135,7 +7220,7 @@
             </w:pPr>
             <w:r>
               <w:rPr>
-                <w:rFonts w:ascii="Segoe UI" w:eastAsia="Segoe UI" w:hAnsi="Segoe UI" w:cs="Segoe UI" w:hint="default"/>
+                <w:rFonts w:hint="default" w:ascii="Segoe UI" w:hAnsi="Segoe UI" w:eastAsia="Segoe UI" w:cs="Segoe UI"/>
                 <w:i w:val="0"/>
                 <w:iCs w:val="0"/>
                 <w:caps w:val="0"/>
@@ -7155,10 +7240,10 @@
           <w:tcPr>
             <w:tcW w:w="1241" w:type="dxa"/>
             <w:tcBorders>
-              <w:top w:val="single" w:sz="4" w:space="0" w:color="auto"/>
-              <w:left w:val="single" w:sz="4" w:space="0" w:color="auto"/>
-              <w:bottom w:val="single" w:sz="4" w:space="0" w:color="auto"/>
-              <w:right w:val="single" w:sz="12" w:space="0" w:color="auto"/>
+              <w:top w:val="single" w:color="auto" w:sz="4" w:space="0"/>
+              <w:left w:val="single" w:color="auto" w:sz="4" w:space="0"/>
+              <w:bottom w:val="single" w:color="auto" w:sz="4" w:space="0"/>
+              <w:right w:val="single" w:color="auto" w:sz="12" w:space="0"/>
             </w:tcBorders>
             <w:shd w:val="clear" w:color="auto" w:fill="auto"/>
             <w:tcMar>
@@ -7177,10 +7262,10 @@
               <w:suppressLineNumbers w:val="0"/>
               <w:snapToGrid w:val="0"/>
               <w:spacing w:line="240" w:lineRule="auto"/>
-              <w:ind w:left="0" w:right="0" w:firstLine="0" w:leftChars="0" w:rightChars="0" w:firstLineChars="0"/>
+              <w:ind w:left="0" w:leftChars="0" w:right="0" w:rightChars="0" w:firstLine="0" w:firstLineChars="0"/>
               <w:jc w:val="center"/>
               <w:rPr>
-                <w:rFonts w:ascii="Segoe UI" w:eastAsia="Segoe UI" w:hAnsi="Segoe UI" w:cs="Segoe UI" w:hint="default"/>
+                <w:rFonts w:hint="default" w:ascii="Segoe UI" w:hAnsi="Segoe UI" w:eastAsia="Segoe UI" w:cs="Segoe UI"/>
                 <w:i w:val="0"/>
                 <w:iCs w:val="0"/>
                 <w:caps w:val="0"/>
@@ -7192,7 +7277,7 @@
             </w:pPr>
             <w:r>
               <w:rPr>
-                <w:rFonts w:ascii="Segoe UI" w:eastAsia="Segoe UI" w:hAnsi="Segoe UI" w:cs="Segoe UI" w:hint="default"/>
+                <w:rFonts w:hint="default" w:ascii="Segoe UI" w:hAnsi="Segoe UI" w:eastAsia="Segoe UI" w:cs="Segoe UI"/>
                 <w:i w:val="0"/>
                 <w:iCs w:val="0"/>
                 <w:caps w:val="0"/>
@@ -7211,8 +7296,14 @@
       </w:tr>
       <w:tr>
         <w:tblPrEx>
-          <w:tblW w:w="8522" w:type="dxa"/>
-          <w:jc w:val="center"/>
+          <w:tblBorders>
+            <w:top w:val="none" w:color="auto" w:sz="0" w:space="0"/>
+            <w:left w:val="none" w:color="auto" w:sz="0" w:space="0"/>
+            <w:bottom w:val="none" w:color="auto" w:sz="0" w:space="0"/>
+            <w:right w:val="none" w:color="auto" w:sz="0" w:space="0"/>
+            <w:insideH w:val="none" w:color="auto" w:sz="0" w:space="0"/>
+            <w:insideV w:val="none" w:color="auto" w:sz="0" w:space="0"/>
+          </w:tblBorders>
           <w:shd w:val="clear" w:color="auto" w:fill="auto"/>
           <w:tblCellMar>
             <w:top w:w="15" w:type="dxa"/>
@@ -7222,17 +7313,17 @@
           </w:tblCellMar>
         </w:tblPrEx>
         <w:trPr>
-          <w:trHeight w:val="0"/>
+          <w:trHeight w:val="0" w:hRule="atLeast"/>
           <w:jc w:val="center"/>
         </w:trPr>
         <w:tc>
           <w:tcPr>
             <w:tcW w:w="1328" w:type="dxa"/>
             <w:tcBorders>
-              <w:top w:val="single" w:sz="4" w:space="0" w:color="auto"/>
-              <w:left w:val="single" w:sz="12" w:space="0" w:color="auto"/>
-              <w:bottom w:val="single" w:sz="4" w:space="0" w:color="auto"/>
-              <w:right w:val="single" w:sz="4" w:space="0" w:color="auto"/>
+              <w:top w:val="single" w:color="auto" w:sz="4" w:space="0"/>
+              <w:left w:val="single" w:color="auto" w:sz="12" w:space="0"/>
+              <w:bottom w:val="single" w:color="auto" w:sz="4" w:space="0"/>
+              <w:right w:val="single" w:color="auto" w:sz="4" w:space="0"/>
             </w:tcBorders>
             <w:shd w:val="clear" w:color="auto" w:fill="auto"/>
             <w:tcMar>
@@ -7251,10 +7342,10 @@
               <w:suppressLineNumbers w:val="0"/>
               <w:snapToGrid w:val="0"/>
               <w:spacing w:line="240" w:lineRule="auto"/>
-              <w:ind w:left="0" w:right="0" w:firstLine="0" w:leftChars="0" w:rightChars="0" w:firstLineChars="0"/>
+              <w:ind w:left="0" w:leftChars="0" w:right="0" w:rightChars="0" w:firstLine="0" w:firstLineChars="0"/>
               <w:jc w:val="left"/>
               <w:rPr>
-                <w:rFonts w:ascii="Segoe UI" w:eastAsia="Segoe UI" w:hAnsi="Segoe UI" w:cs="Segoe UI" w:hint="default"/>
+                <w:rFonts w:hint="default" w:ascii="Segoe UI" w:hAnsi="Segoe UI" w:eastAsia="Segoe UI" w:cs="Segoe UI"/>
                 <w:i w:val="0"/>
                 <w:iCs w:val="0"/>
                 <w:caps w:val="0"/>
@@ -7266,8 +7357,8 @@
             </w:pPr>
             <w:r>
               <w:rPr>
-                <w:rStyle w:val="Strong"/>
-                <w:rFonts w:ascii="Segoe UI" w:eastAsia="Segoe UI" w:hAnsi="Segoe UI" w:cs="Segoe UI" w:hint="default"/>
+                <w:rStyle w:val="23"/>
+                <w:rFonts w:hint="default" w:ascii="Segoe UI" w:hAnsi="Segoe UI" w:eastAsia="Segoe UI" w:cs="Segoe UI"/>
                 <w:b/>
                 <w:bCs/>
                 <w:i w:val="0"/>
@@ -7289,10 +7380,10 @@
           <w:tcPr>
             <w:tcW w:w="1106" w:type="dxa"/>
             <w:tcBorders>
-              <w:top w:val="single" w:sz="4" w:space="0" w:color="auto"/>
-              <w:left w:val="single" w:sz="4" w:space="0" w:color="auto"/>
-              <w:bottom w:val="single" w:sz="4" w:space="0" w:color="auto"/>
-              <w:right w:val="single" w:sz="4" w:space="0" w:color="auto"/>
+              <w:top w:val="single" w:color="auto" w:sz="4" w:space="0"/>
+              <w:left w:val="single" w:color="auto" w:sz="4" w:space="0"/>
+              <w:bottom w:val="single" w:color="auto" w:sz="4" w:space="0"/>
+              <w:right w:val="single" w:color="auto" w:sz="4" w:space="0"/>
             </w:tcBorders>
             <w:shd w:val="clear" w:color="auto" w:fill="auto"/>
             <w:tcMar>
@@ -7311,10 +7402,10 @@
               <w:suppressLineNumbers w:val="0"/>
               <w:snapToGrid w:val="0"/>
               <w:spacing w:line="240" w:lineRule="auto"/>
-              <w:ind w:left="0" w:right="0" w:firstLine="0" w:leftChars="0" w:rightChars="0" w:firstLineChars="0"/>
+              <w:ind w:left="0" w:leftChars="0" w:right="0" w:rightChars="0" w:firstLine="0" w:firstLineChars="0"/>
               <w:jc w:val="center"/>
               <w:rPr>
-                <w:rFonts w:ascii="Segoe UI" w:eastAsia="Segoe UI" w:hAnsi="Segoe UI" w:cs="Segoe UI" w:hint="default"/>
+                <w:rFonts w:hint="default" w:ascii="Segoe UI" w:hAnsi="Segoe UI" w:eastAsia="Segoe UI" w:cs="Segoe UI"/>
                 <w:i w:val="0"/>
                 <w:iCs w:val="0"/>
                 <w:caps w:val="0"/>
@@ -7326,7 +7417,7 @@
             </w:pPr>
             <w:r>
               <w:rPr>
-                <w:rFonts w:ascii="Segoe UI" w:eastAsia="Segoe UI" w:hAnsi="Segoe UI" w:cs="Segoe UI" w:hint="default"/>
+                <w:rFonts w:hint="default" w:ascii="Segoe UI" w:hAnsi="Segoe UI" w:eastAsia="Segoe UI" w:cs="Segoe UI"/>
                 <w:i w:val="0"/>
                 <w:iCs w:val="0"/>
                 <w:caps w:val="0"/>
@@ -7346,10 +7437,10 @@
           <w:tcPr>
             <w:tcW w:w="3129" w:type="dxa"/>
             <w:tcBorders>
-              <w:top w:val="single" w:sz="4" w:space="0" w:color="auto"/>
-              <w:left w:val="single" w:sz="4" w:space="0" w:color="auto"/>
-              <w:bottom w:val="single" w:sz="4" w:space="0" w:color="auto"/>
-              <w:right w:val="single" w:sz="4" w:space="0" w:color="auto"/>
+              <w:top w:val="single" w:color="auto" w:sz="4" w:space="0"/>
+              <w:left w:val="single" w:color="auto" w:sz="4" w:space="0"/>
+              <w:bottom w:val="single" w:color="auto" w:sz="4" w:space="0"/>
+              <w:right w:val="single" w:color="auto" w:sz="4" w:space="0"/>
             </w:tcBorders>
             <w:shd w:val="clear" w:color="auto" w:fill="auto"/>
             <w:tcMar>
@@ -7368,10 +7459,10 @@
               <w:suppressLineNumbers w:val="0"/>
               <w:snapToGrid w:val="0"/>
               <w:spacing w:line="240" w:lineRule="auto"/>
-              <w:ind w:left="0" w:right="0" w:firstLine="0" w:leftChars="0" w:rightChars="0" w:firstLineChars="0"/>
+              <w:ind w:left="0" w:leftChars="0" w:right="0" w:rightChars="0" w:firstLine="0" w:firstLineChars="0"/>
               <w:jc w:val="center"/>
               <w:rPr>
-                <w:rFonts w:ascii="Segoe UI" w:eastAsia="Segoe UI" w:hAnsi="Segoe UI" w:cs="Segoe UI" w:hint="default"/>
+                <w:rFonts w:hint="default" w:ascii="Segoe UI" w:hAnsi="Segoe UI" w:eastAsia="Segoe UI" w:cs="Segoe UI"/>
                 <w:i w:val="0"/>
                 <w:iCs w:val="0"/>
                 <w:caps w:val="0"/>
@@ -7383,7 +7474,7 @@
             </w:pPr>
             <w:r>
               <w:rPr>
-                <w:rFonts w:ascii="Segoe UI" w:eastAsia="Segoe UI" w:hAnsi="Segoe UI" w:cs="Segoe UI" w:hint="default"/>
+                <w:rFonts w:hint="default" w:ascii="Segoe UI" w:hAnsi="Segoe UI" w:eastAsia="Segoe UI" w:cs="Segoe UI"/>
                 <w:i w:val="0"/>
                 <w:iCs w:val="0"/>
                 <w:caps w:val="0"/>
@@ -7403,10 +7494,10 @@
           <w:tcPr>
             <w:tcW w:w="1718" w:type="dxa"/>
             <w:tcBorders>
-              <w:top w:val="single" w:sz="4" w:space="0" w:color="auto"/>
-              <w:left w:val="single" w:sz="4" w:space="0" w:color="auto"/>
-              <w:bottom w:val="single" w:sz="4" w:space="0" w:color="auto"/>
-              <w:right w:val="single" w:sz="4" w:space="0" w:color="auto"/>
+              <w:top w:val="single" w:color="auto" w:sz="4" w:space="0"/>
+              <w:left w:val="single" w:color="auto" w:sz="4" w:space="0"/>
+              <w:bottom w:val="single" w:color="auto" w:sz="4" w:space="0"/>
+              <w:right w:val="single" w:color="auto" w:sz="4" w:space="0"/>
             </w:tcBorders>
             <w:shd w:val="clear" w:color="auto" w:fill="auto"/>
             <w:tcMar>
@@ -7425,10 +7516,10 @@
               <w:suppressLineNumbers w:val="0"/>
               <w:snapToGrid w:val="0"/>
               <w:spacing w:line="240" w:lineRule="auto"/>
-              <w:ind w:left="0" w:right="0" w:firstLine="0" w:leftChars="0" w:rightChars="0" w:firstLineChars="0"/>
+              <w:ind w:left="0" w:leftChars="0" w:right="0" w:rightChars="0" w:firstLine="0" w:firstLineChars="0"/>
               <w:jc w:val="left"/>
               <w:rPr>
-                <w:rFonts w:ascii="Segoe UI" w:eastAsia="Segoe UI" w:hAnsi="Segoe UI" w:cs="Segoe UI" w:hint="default"/>
+                <w:rFonts w:hint="default" w:ascii="Segoe UI" w:hAnsi="Segoe UI" w:eastAsia="Segoe UI" w:cs="Segoe UI"/>
                 <w:i w:val="0"/>
                 <w:iCs w:val="0"/>
                 <w:caps w:val="0"/>
@@ -7440,7 +7531,7 @@
             </w:pPr>
             <w:r>
               <w:rPr>
-                <w:rFonts w:ascii="Segoe UI" w:eastAsia="Segoe UI" w:hAnsi="Segoe UI" w:cs="Segoe UI" w:hint="default"/>
+                <w:rFonts w:hint="default" w:ascii="Segoe UI" w:hAnsi="Segoe UI" w:eastAsia="Segoe UI" w:cs="Segoe UI"/>
                 <w:i w:val="0"/>
                 <w:iCs w:val="0"/>
                 <w:caps w:val="0"/>
@@ -7460,10 +7551,10 @@
           <w:tcPr>
             <w:tcW w:w="1241" w:type="dxa"/>
             <w:tcBorders>
-              <w:top w:val="single" w:sz="4" w:space="0" w:color="auto"/>
-              <w:left w:val="single" w:sz="4" w:space="0" w:color="auto"/>
-              <w:bottom w:val="single" w:sz="4" w:space="0" w:color="auto"/>
-              <w:right w:val="single" w:sz="12" w:space="0" w:color="auto"/>
+              <w:top w:val="single" w:color="auto" w:sz="4" w:space="0"/>
+              <w:left w:val="single" w:color="auto" w:sz="4" w:space="0"/>
+              <w:bottom w:val="single" w:color="auto" w:sz="4" w:space="0"/>
+              <w:right w:val="single" w:color="auto" w:sz="12" w:space="0"/>
             </w:tcBorders>
             <w:shd w:val="clear" w:color="auto" w:fill="auto"/>
             <w:tcMar>
@@ -7482,10 +7573,10 @@
               <w:suppressLineNumbers w:val="0"/>
               <w:snapToGrid w:val="0"/>
               <w:spacing w:line="240" w:lineRule="auto"/>
-              <w:ind w:left="0" w:right="0" w:firstLine="0" w:leftChars="0" w:rightChars="0" w:firstLineChars="0"/>
+              <w:ind w:left="0" w:leftChars="0" w:right="0" w:rightChars="0" w:firstLine="0" w:firstLineChars="0"/>
               <w:jc w:val="center"/>
               <w:rPr>
-                <w:rFonts w:ascii="Segoe UI" w:eastAsia="Segoe UI" w:hAnsi="Segoe UI" w:cs="Segoe UI" w:hint="default"/>
+                <w:rFonts w:hint="default" w:ascii="Segoe UI" w:hAnsi="Segoe UI" w:eastAsia="Segoe UI" w:cs="Segoe UI"/>
                 <w:i w:val="0"/>
                 <w:iCs w:val="0"/>
                 <w:caps w:val="0"/>
@@ -7497,7 +7588,7 @@
             </w:pPr>
             <w:r>
               <w:rPr>
-                <w:rFonts w:ascii="Segoe UI" w:eastAsia="Segoe UI" w:hAnsi="Segoe UI" w:cs="Segoe UI" w:hint="default"/>
+                <w:rFonts w:hint="default" w:ascii="Segoe UI" w:hAnsi="Segoe UI" w:eastAsia="Segoe UI" w:cs="Segoe UI"/>
                 <w:i w:val="0"/>
                 <w:iCs w:val="0"/>
                 <w:caps w:val="0"/>
@@ -7516,8 +7607,324 @@
       </w:tr>
       <w:tr>
         <w:tblPrEx>
-          <w:tblW w:w="8522" w:type="dxa"/>
+          <w:tblBorders>
+            <w:top w:val="none" w:color="auto" w:sz="0" w:space="0"/>
+            <w:left w:val="none" w:color="auto" w:sz="0" w:space="0"/>
+            <w:bottom w:val="none" w:color="auto" w:sz="0" w:space="0"/>
+            <w:right w:val="none" w:color="auto" w:sz="0" w:space="0"/>
+            <w:insideH w:val="none" w:color="auto" w:sz="0" w:space="0"/>
+            <w:insideV w:val="none" w:color="auto" w:sz="0" w:space="0"/>
+          </w:tblBorders>
+          <w:tblCellMar>
+            <w:top w:w="15" w:type="dxa"/>
+            <w:left w:w="15" w:type="dxa"/>
+            <w:bottom w:w="15" w:type="dxa"/>
+            <w:right w:w="15" w:type="dxa"/>
+          </w:tblCellMar>
+        </w:tblPrEx>
+        <w:trPr>
+          <w:trHeight w:val="0" w:hRule="atLeast"/>
           <w:jc w:val="center"/>
+        </w:trPr>
+        <w:tc>
+          <w:tcPr>
+            <w:tcW w:w="1328" w:type="dxa"/>
+            <w:tcBorders>
+              <w:top w:val="single" w:color="auto" w:sz="4" w:space="0"/>
+              <w:left w:val="single" w:color="auto" w:sz="12" w:space="0"/>
+              <w:bottom w:val="single" w:color="auto" w:sz="4" w:space="0"/>
+              <w:right w:val="single" w:color="auto" w:sz="4" w:space="0"/>
+            </w:tcBorders>
+            <w:shd w:val="clear" w:color="auto" w:fill="auto"/>
+            <w:tcMar>
+              <w:top w:w="120" w:type="dxa"/>
+              <w:left w:w="0" w:type="dxa"/>
+              <w:bottom w:w="120" w:type="dxa"/>
+              <w:right w:w="192" w:type="dxa"/>
+            </w:tcMar>
+            <w:vAlign w:val="center"/>
+          </w:tcPr>
+          <w:p>
+            <w:pPr>
+              <w:keepNext w:val="0"/>
+              <w:keepLines w:val="0"/>
+              <w:widowControl/>
+              <w:suppressLineNumbers w:val="0"/>
+              <w:snapToGrid w:val="0"/>
+              <w:spacing w:line="240" w:lineRule="auto"/>
+              <w:ind w:left="0" w:leftChars="0" w:right="0" w:rightChars="0" w:firstLine="0" w:firstLineChars="0"/>
+              <w:jc w:val="left"/>
+              <w:rPr>
+                <w:rFonts w:hint="default" w:ascii="Segoe UI" w:hAnsi="Segoe UI" w:eastAsia="Segoe UI" w:cs="Segoe UI"/>
+                <w:i w:val="0"/>
+                <w:iCs w:val="0"/>
+                <w:caps w:val="0"/>
+                <w:color w:val="0F1115"/>
+                <w:spacing w:val="0"/>
+                <w:sz w:val="18"/>
+                <w:szCs w:val="18"/>
+              </w:rPr>
+            </w:pPr>
+            <w:r>
+              <w:rPr>
+                <w:rStyle w:val="23"/>
+                <w:rFonts w:hint="default" w:ascii="Segoe UI" w:hAnsi="Segoe UI" w:eastAsia="Segoe UI" w:cs="Segoe UI"/>
+                <w:b/>
+                <w:bCs/>
+                <w:i w:val="0"/>
+                <w:iCs w:val="0"/>
+                <w:caps w:val="0"/>
+                <w:snapToGrid w:val="0"/>
+                <w:color w:val="000000"/>
+                <w:spacing w:val="0"/>
+                <w:kern w:val="0"/>
+                <w:sz w:val="18"/>
+                <w:szCs w:val="18"/>
+                <w:lang w:val="en-US" w:eastAsia="zh-CN"/>
+              </w:rPr>
+              <w:t>季度联席会议</w:t>
+            </w:r>
+          </w:p>
+        </w:tc>
+        <w:tc>
+          <w:tcPr>
+            <w:tcW w:w="1106" w:type="dxa"/>
+            <w:tcBorders>
+              <w:top w:val="single" w:color="auto" w:sz="4" w:space="0"/>
+              <w:left w:val="single" w:color="auto" w:sz="4" w:space="0"/>
+              <w:bottom w:val="single" w:color="auto" w:sz="4" w:space="0"/>
+              <w:right w:val="single" w:color="auto" w:sz="4" w:space="0"/>
+            </w:tcBorders>
+            <w:shd w:val="clear" w:color="auto" w:fill="auto"/>
+            <w:tcMar>
+              <w:top w:w="120" w:type="dxa"/>
+              <w:left w:w="192" w:type="dxa"/>
+              <w:bottom w:w="120" w:type="dxa"/>
+              <w:right w:w="192" w:type="dxa"/>
+            </w:tcMar>
+            <w:vAlign w:val="center"/>
+          </w:tcPr>
+          <w:p>
+            <w:pPr>
+              <w:keepNext w:val="0"/>
+              <w:keepLines w:val="0"/>
+              <w:widowControl/>
+              <w:suppressLineNumbers w:val="0"/>
+              <w:snapToGrid w:val="0"/>
+              <w:spacing w:line="240" w:lineRule="auto"/>
+              <w:ind w:left="0" w:leftChars="0" w:right="0" w:rightChars="0" w:firstLine="0" w:firstLineChars="0"/>
+              <w:jc w:val="center"/>
+              <w:rPr>
+                <w:rFonts w:hint="default" w:ascii="Segoe UI" w:hAnsi="Segoe UI" w:eastAsia="Segoe UI" w:cs="Segoe UI"/>
+                <w:i w:val="0"/>
+                <w:iCs w:val="0"/>
+                <w:caps w:val="0"/>
+                <w:color w:val="0F1115"/>
+                <w:spacing w:val="0"/>
+                <w:sz w:val="18"/>
+                <w:szCs w:val="18"/>
+              </w:rPr>
+            </w:pPr>
+            <w:r>
+              <w:rPr>
+                <w:rFonts w:hint="default" w:ascii="Segoe UI" w:hAnsi="Segoe UI" w:eastAsia="Segoe UI" w:cs="Segoe UI"/>
+                <w:i w:val="0"/>
+                <w:iCs w:val="0"/>
+                <w:caps w:val="0"/>
+                <w:snapToGrid w:val="0"/>
+                <w:color w:val="000000"/>
+                <w:spacing w:val="0"/>
+                <w:kern w:val="0"/>
+                <w:sz w:val="18"/>
+                <w:szCs w:val="18"/>
+                <w:lang w:val="en-US" w:eastAsia="zh-CN"/>
+              </w:rPr>
+              <w:t>每季度一次</w:t>
+            </w:r>
+          </w:p>
+        </w:tc>
+        <w:tc>
+          <w:tcPr>
+            <w:tcW w:w="3129" w:type="dxa"/>
+            <w:tcBorders>
+              <w:top w:val="single" w:color="auto" w:sz="4" w:space="0"/>
+              <w:left w:val="single" w:color="auto" w:sz="4" w:space="0"/>
+              <w:bottom w:val="single" w:color="auto" w:sz="4" w:space="0"/>
+              <w:right w:val="single" w:color="auto" w:sz="4" w:space="0"/>
+            </w:tcBorders>
+            <w:shd w:val="clear" w:color="auto" w:fill="auto"/>
+            <w:tcMar>
+              <w:top w:w="120" w:type="dxa"/>
+              <w:left w:w="192" w:type="dxa"/>
+              <w:bottom w:w="120" w:type="dxa"/>
+              <w:right w:w="192" w:type="dxa"/>
+            </w:tcMar>
+            <w:vAlign w:val="center"/>
+          </w:tcPr>
+          <w:p>
+            <w:pPr>
+              <w:keepNext w:val="0"/>
+              <w:keepLines w:val="0"/>
+              <w:widowControl/>
+              <w:suppressLineNumbers w:val="0"/>
+              <w:snapToGrid w:val="0"/>
+              <w:spacing w:line="240" w:lineRule="auto"/>
+              <w:ind w:left="0" w:leftChars="0" w:right="0" w:rightChars="0" w:firstLine="0" w:firstLineChars="0"/>
+              <w:jc w:val="center"/>
+              <w:rPr>
+                <w:rFonts w:hint="default" w:ascii="Segoe UI" w:hAnsi="Segoe UI" w:eastAsia="Segoe UI" w:cs="Segoe UI"/>
+                <w:i w:val="0"/>
+                <w:iCs w:val="0"/>
+                <w:caps w:val="0"/>
+                <w:color w:val="0F1115"/>
+                <w:spacing w:val="0"/>
+                <w:sz w:val="18"/>
+                <w:szCs w:val="18"/>
+              </w:rPr>
+            </w:pPr>
+            <w:r>
+              <w:rPr>
+                <w:rFonts w:hint="default" w:ascii="Segoe UI" w:hAnsi="Segoe UI" w:eastAsia="Segoe UI" w:cs="Segoe UI"/>
+                <w:i w:val="0"/>
+                <w:iCs w:val="0"/>
+                <w:caps w:val="0"/>
+                <w:snapToGrid w:val="0"/>
+                <w:color w:val="000000"/>
+                <w:spacing w:val="0"/>
+                <w:kern w:val="0"/>
+                <w:sz w:val="18"/>
+                <w:szCs w:val="18"/>
+                <w:lang w:val="en-US" w:eastAsia="zh-CN"/>
+              </w:rPr>
+              <w:t>复盘季度服务、评审知识库交付物、规划下阶段重点</w:t>
+            </w:r>
+          </w:p>
+        </w:tc>
+        <w:tc>
+          <w:tcPr>
+            <w:tcW w:w="1718" w:type="dxa"/>
+            <w:tcBorders>
+              <w:top w:val="single" w:color="auto" w:sz="4" w:space="0"/>
+              <w:left w:val="single" w:color="auto" w:sz="4" w:space="0"/>
+              <w:bottom w:val="single" w:color="auto" w:sz="4" w:space="0"/>
+              <w:right w:val="single" w:color="auto" w:sz="4" w:space="0"/>
+            </w:tcBorders>
+            <w:shd w:val="clear" w:color="auto" w:fill="auto"/>
+            <w:tcMar>
+              <w:top w:w="120" w:type="dxa"/>
+              <w:left w:w="192" w:type="dxa"/>
+              <w:bottom w:w="120" w:type="dxa"/>
+              <w:right w:w="192" w:type="dxa"/>
+            </w:tcMar>
+            <w:vAlign w:val="center"/>
+          </w:tcPr>
+          <w:p>
+            <w:pPr>
+              <w:keepNext w:val="0"/>
+              <w:keepLines w:val="0"/>
+              <w:widowControl/>
+              <w:suppressLineNumbers w:val="0"/>
+              <w:snapToGrid w:val="0"/>
+              <w:spacing w:line="240" w:lineRule="auto"/>
+              <w:ind w:left="0" w:leftChars="0" w:right="0" w:rightChars="0" w:firstLine="0" w:firstLineChars="0"/>
+              <w:jc w:val="left"/>
+              <w:rPr>
+                <w:rFonts w:hint="default" w:ascii="Segoe UI" w:hAnsi="Segoe UI" w:eastAsia="Segoe UI" w:cs="Segoe UI"/>
+                <w:i w:val="0"/>
+                <w:iCs w:val="0"/>
+                <w:caps w:val="0"/>
+                <w:color w:val="0F1115"/>
+                <w:spacing w:val="0"/>
+                <w:sz w:val="18"/>
+                <w:szCs w:val="18"/>
+              </w:rPr>
+            </w:pPr>
+            <w:r>
+              <w:rPr>
+                <w:rFonts w:hint="default" w:ascii="Segoe UI" w:hAnsi="Segoe UI" w:eastAsia="Segoe UI" w:cs="Segoe UI"/>
+                <w:i w:val="0"/>
+                <w:iCs w:val="0"/>
+                <w:caps w:val="0"/>
+                <w:snapToGrid w:val="0"/>
+                <w:color w:val="000000"/>
+                <w:spacing w:val="0"/>
+                <w:kern w:val="0"/>
+                <w:sz w:val="18"/>
+                <w:szCs w:val="18"/>
+                <w:lang w:val="en-US" w:eastAsia="zh-CN"/>
+              </w:rPr>
+              <w:t>双方项目负责人及核心成员</w:t>
+            </w:r>
+          </w:p>
+        </w:tc>
+        <w:tc>
+          <w:tcPr>
+            <w:tcW w:w="1241" w:type="dxa"/>
+            <w:tcBorders>
+              <w:top w:val="single" w:color="auto" w:sz="4" w:space="0"/>
+              <w:left w:val="single" w:color="auto" w:sz="4" w:space="0"/>
+              <w:bottom w:val="single" w:color="auto" w:sz="4" w:space="0"/>
+              <w:right w:val="single" w:color="auto" w:sz="12" w:space="0"/>
+            </w:tcBorders>
+            <w:shd w:val="clear" w:color="auto" w:fill="auto"/>
+            <w:tcMar>
+              <w:top w:w="120" w:type="dxa"/>
+              <w:left w:w="192" w:type="dxa"/>
+              <w:bottom w:w="120" w:type="dxa"/>
+              <w:right w:w="0" w:type="dxa"/>
+            </w:tcMar>
+            <w:vAlign w:val="center"/>
+          </w:tcPr>
+          <w:p>
+            <w:pPr>
+              <w:keepNext w:val="0"/>
+              <w:keepLines w:val="0"/>
+              <w:widowControl/>
+              <w:suppressLineNumbers w:val="0"/>
+              <w:snapToGrid w:val="0"/>
+              <w:spacing w:line="240" w:lineRule="auto"/>
+              <w:ind w:left="0" w:leftChars="0" w:right="0" w:rightChars="0" w:firstLine="0" w:firstLineChars="0"/>
+              <w:jc w:val="center"/>
+              <w:rPr>
+                <w:rFonts w:hint="default" w:ascii="Segoe UI" w:hAnsi="Segoe UI" w:eastAsia="Segoe UI" w:cs="Segoe UI"/>
+                <w:i w:val="0"/>
+                <w:iCs w:val="0"/>
+                <w:caps w:val="0"/>
+                <w:color w:val="0F1115"/>
+                <w:spacing w:val="0"/>
+                <w:sz w:val="18"/>
+                <w:szCs w:val="18"/>
+              </w:rPr>
+            </w:pPr>
+            <w:r>
+              <w:rPr>
+                <w:rFonts w:hint="default" w:ascii="Segoe UI" w:hAnsi="Segoe UI" w:eastAsia="Segoe UI" w:cs="Segoe UI"/>
+                <w:i w:val="0"/>
+                <w:iCs w:val="0"/>
+                <w:caps w:val="0"/>
+                <w:snapToGrid w:val="0"/>
+                <w:color w:val="000000"/>
+                <w:spacing w:val="0"/>
+                <w:kern w:val="0"/>
+                <w:sz w:val="18"/>
+                <w:szCs w:val="18"/>
+                <w:lang w:val="en-US" w:eastAsia="zh-CN"/>
+              </w:rPr>
+              <w:t>战略对齐，深化合作</w:t>
+            </w:r>
+          </w:p>
+        </w:tc>
+      </w:tr>
+      <w:tr>
+        <w:tblPrEx>
+          <w:tblBorders>
+            <w:top w:val="none" w:color="auto" w:sz="0" w:space="0"/>
+            <w:left w:val="none" w:color="auto" w:sz="0" w:space="0"/>
+            <w:bottom w:val="none" w:color="auto" w:sz="0" w:space="0"/>
+            <w:right w:val="none" w:color="auto" w:sz="0" w:space="0"/>
+            <w:insideH w:val="none" w:color="auto" w:sz="0" w:space="0"/>
+            <w:insideV w:val="none" w:color="auto" w:sz="0" w:space="0"/>
+          </w:tblBorders>
           <w:shd w:val="clear" w:color="auto" w:fill="auto"/>
           <w:tblCellMar>
             <w:top w:w="15" w:type="dxa"/>
@@ -7527,17 +7934,17 @@
           </w:tblCellMar>
         </w:tblPrEx>
         <w:trPr>
-          <w:trHeight w:val="0"/>
+          <w:trHeight w:val="0" w:hRule="atLeast"/>
           <w:jc w:val="center"/>
         </w:trPr>
         <w:tc>
           <w:tcPr>
             <w:tcW w:w="1328" w:type="dxa"/>
             <w:tcBorders>
-              <w:top w:val="single" w:sz="4" w:space="0" w:color="auto"/>
-              <w:left w:val="single" w:sz="12" w:space="0" w:color="auto"/>
-              <w:bottom w:val="single" w:sz="4" w:space="0" w:color="auto"/>
-              <w:right w:val="single" w:sz="4" w:space="0" w:color="auto"/>
+              <w:top w:val="single" w:color="auto" w:sz="4" w:space="0"/>
+              <w:left w:val="single" w:color="auto" w:sz="12" w:space="0"/>
+              <w:bottom w:val="single" w:color="auto" w:sz="12" w:space="0"/>
+              <w:right w:val="single" w:color="auto" w:sz="4" w:space="0"/>
             </w:tcBorders>
             <w:shd w:val="clear" w:color="auto" w:fill="auto"/>
             <w:tcMar>
@@ -7556,10 +7963,10 @@
               <w:suppressLineNumbers w:val="0"/>
               <w:snapToGrid w:val="0"/>
               <w:spacing w:line="240" w:lineRule="auto"/>
-              <w:ind w:left="0" w:right="0" w:firstLine="0" w:leftChars="0" w:rightChars="0" w:firstLineChars="0"/>
+              <w:ind w:left="0" w:leftChars="0" w:right="0" w:rightChars="0" w:firstLine="0" w:firstLineChars="0"/>
               <w:jc w:val="left"/>
               <w:rPr>
-                <w:rFonts w:ascii="Segoe UI" w:eastAsia="Segoe UI" w:hAnsi="Segoe UI" w:cs="Segoe UI" w:hint="default"/>
+                <w:rFonts w:hint="default" w:ascii="Segoe UI" w:hAnsi="Segoe UI" w:eastAsia="Segoe UI" w:cs="Segoe UI"/>
                 <w:i w:val="0"/>
                 <w:iCs w:val="0"/>
                 <w:caps w:val="0"/>
@@ -7571,8 +7978,8 @@
             </w:pPr>
             <w:r>
               <w:rPr>
-                <w:rStyle w:val="Strong"/>
-                <w:rFonts w:ascii="Segoe UI" w:eastAsia="Segoe UI" w:hAnsi="Segoe UI" w:cs="Segoe UI" w:hint="default"/>
+                <w:rStyle w:val="23"/>
+                <w:rFonts w:hint="default" w:ascii="Segoe UI" w:hAnsi="Segoe UI" w:eastAsia="Segoe UI" w:cs="Segoe UI"/>
                 <w:b/>
                 <w:bCs/>
                 <w:i w:val="0"/>
@@ -7586,7 +7993,7 @@
                 <w:szCs w:val="18"/>
                 <w:lang w:val="en-US" w:eastAsia="zh-CN"/>
               </w:rPr>
-              <w:t>季度联席会议</w:t>
+              <w:t>专项报告</w:t>
             </w:r>
           </w:p>
         </w:tc>
@@ -7594,10 +8001,10 @@
           <w:tcPr>
             <w:tcW w:w="1106" w:type="dxa"/>
             <w:tcBorders>
-              <w:top w:val="single" w:sz="4" w:space="0" w:color="auto"/>
-              <w:left w:val="single" w:sz="4" w:space="0" w:color="auto"/>
-              <w:bottom w:val="single" w:sz="4" w:space="0" w:color="auto"/>
-              <w:right w:val="single" w:sz="4" w:space="0" w:color="auto"/>
+              <w:top w:val="single" w:color="auto" w:sz="4" w:space="0"/>
+              <w:left w:val="single" w:color="auto" w:sz="4" w:space="0"/>
+              <w:bottom w:val="single" w:color="auto" w:sz="12" w:space="0"/>
+              <w:right w:val="single" w:color="auto" w:sz="4" w:space="0"/>
             </w:tcBorders>
             <w:shd w:val="clear" w:color="auto" w:fill="auto"/>
             <w:tcMar>
@@ -7616,10 +8023,10 @@
               <w:suppressLineNumbers w:val="0"/>
               <w:snapToGrid w:val="0"/>
               <w:spacing w:line="240" w:lineRule="auto"/>
-              <w:ind w:left="0" w:right="0" w:firstLine="0" w:leftChars="0" w:rightChars="0" w:firstLineChars="0"/>
+              <w:ind w:left="0" w:leftChars="0" w:right="0" w:rightChars="0" w:firstLine="0" w:firstLineChars="0"/>
               <w:jc w:val="center"/>
               <w:rPr>
-                <w:rFonts w:ascii="Segoe UI" w:eastAsia="Segoe UI" w:hAnsi="Segoe UI" w:cs="Segoe UI" w:hint="default"/>
+                <w:rFonts w:hint="default" w:ascii="Segoe UI" w:hAnsi="Segoe UI" w:eastAsia="Segoe UI" w:cs="Segoe UI"/>
                 <w:i w:val="0"/>
                 <w:iCs w:val="0"/>
                 <w:caps w:val="0"/>
@@ -7631,7 +8038,7 @@
             </w:pPr>
             <w:r>
               <w:rPr>
-                <w:rFonts w:ascii="Segoe UI" w:eastAsia="Segoe UI" w:hAnsi="Segoe UI" w:cs="Segoe UI" w:hint="default"/>
+                <w:rFonts w:hint="default" w:ascii="Segoe UI" w:hAnsi="Segoe UI" w:eastAsia="Segoe UI" w:cs="Segoe UI"/>
                 <w:i w:val="0"/>
                 <w:iCs w:val="0"/>
                 <w:caps w:val="0"/>
@@ -7643,7 +8050,7 @@
                 <w:szCs w:val="18"/>
                 <w:lang w:val="en-US" w:eastAsia="zh-CN"/>
               </w:rPr>
-              <w:t>每季度一次</w:t>
+              <w:t>事件触发</w:t>
             </w:r>
           </w:p>
         </w:tc>
@@ -7651,10 +8058,10 @@
           <w:tcPr>
             <w:tcW w:w="3129" w:type="dxa"/>
             <w:tcBorders>
-              <w:top w:val="single" w:sz="4" w:space="0" w:color="auto"/>
-              <w:left w:val="single" w:sz="4" w:space="0" w:color="auto"/>
-              <w:bottom w:val="single" w:sz="4" w:space="0" w:color="auto"/>
-              <w:right w:val="single" w:sz="4" w:space="0" w:color="auto"/>
+              <w:top w:val="single" w:color="auto" w:sz="4" w:space="0"/>
+              <w:left w:val="single" w:color="auto" w:sz="4" w:space="0"/>
+              <w:bottom w:val="single" w:color="auto" w:sz="12" w:space="0"/>
+              <w:right w:val="single" w:color="auto" w:sz="4" w:space="0"/>
             </w:tcBorders>
             <w:shd w:val="clear" w:color="auto" w:fill="auto"/>
             <w:tcMar>
@@ -7673,10 +8080,10 @@
               <w:suppressLineNumbers w:val="0"/>
               <w:snapToGrid w:val="0"/>
               <w:spacing w:line="240" w:lineRule="auto"/>
-              <w:ind w:left="0" w:right="0" w:firstLine="0" w:leftChars="0" w:rightChars="0" w:firstLineChars="0"/>
+              <w:ind w:left="0" w:leftChars="0" w:right="0" w:rightChars="0" w:firstLine="0" w:firstLineChars="0"/>
               <w:jc w:val="center"/>
               <w:rPr>
-                <w:rFonts w:ascii="Segoe UI" w:eastAsia="Segoe UI" w:hAnsi="Segoe UI" w:cs="Segoe UI" w:hint="default"/>
+                <w:rFonts w:hint="default" w:ascii="Segoe UI" w:hAnsi="Segoe UI" w:eastAsia="Segoe UI" w:cs="Segoe UI"/>
                 <w:i w:val="0"/>
                 <w:iCs w:val="0"/>
                 <w:caps w:val="0"/>
@@ -7688,7 +8095,7 @@
             </w:pPr>
             <w:r>
               <w:rPr>
-                <w:rFonts w:ascii="Segoe UI" w:eastAsia="Segoe UI" w:hAnsi="Segoe UI" w:cs="Segoe UI" w:hint="default"/>
+                <w:rFonts w:hint="default" w:ascii="Segoe UI" w:hAnsi="Segoe UI" w:eastAsia="Segoe UI" w:cs="Segoe UI"/>
                 <w:i w:val="0"/>
                 <w:iCs w:val="0"/>
                 <w:caps w:val="0"/>
@@ -7700,7 +8107,7 @@
                 <w:szCs w:val="18"/>
                 <w:lang w:val="en-US" w:eastAsia="zh-CN"/>
               </w:rPr>
-              <w:t>复盘季度服务、评审知识库交付物、规划下阶段重点</w:t>
+              <w:t>重大事件（P1/P2）的根因分析报告、服务连续性演练报告</w:t>
             </w:r>
           </w:p>
         </w:tc>
@@ -7708,10 +8115,10 @@
           <w:tcPr>
             <w:tcW w:w="1718" w:type="dxa"/>
             <w:tcBorders>
-              <w:top w:val="single" w:sz="4" w:space="0" w:color="auto"/>
-              <w:left w:val="single" w:sz="4" w:space="0" w:color="auto"/>
-              <w:bottom w:val="single" w:sz="4" w:space="0" w:color="auto"/>
-              <w:right w:val="single" w:sz="4" w:space="0" w:color="auto"/>
+              <w:top w:val="single" w:color="auto" w:sz="4" w:space="0"/>
+              <w:left w:val="single" w:color="auto" w:sz="4" w:space="0"/>
+              <w:bottom w:val="single" w:color="auto" w:sz="12" w:space="0"/>
+              <w:right w:val="single" w:color="auto" w:sz="4" w:space="0"/>
             </w:tcBorders>
             <w:shd w:val="clear" w:color="auto" w:fill="auto"/>
             <w:tcMar>
@@ -7730,10 +8137,10 @@
               <w:suppressLineNumbers w:val="0"/>
               <w:snapToGrid w:val="0"/>
               <w:spacing w:line="240" w:lineRule="auto"/>
-              <w:ind w:left="0" w:right="0" w:firstLine="0" w:leftChars="0" w:rightChars="0" w:firstLineChars="0"/>
+              <w:ind w:left="0" w:leftChars="0" w:right="0" w:rightChars="0" w:firstLine="0" w:firstLineChars="0"/>
               <w:jc w:val="left"/>
               <w:rPr>
-                <w:rFonts w:ascii="Segoe UI" w:eastAsia="Segoe UI" w:hAnsi="Segoe UI" w:cs="Segoe UI" w:hint="default"/>
+                <w:rFonts w:hint="default" w:ascii="Segoe UI" w:hAnsi="Segoe UI" w:eastAsia="Segoe UI" w:cs="Segoe UI"/>
                 <w:i w:val="0"/>
                 <w:iCs w:val="0"/>
                 <w:caps w:val="0"/>
@@ -7745,7 +8152,7 @@
             </w:pPr>
             <w:r>
               <w:rPr>
-                <w:rFonts w:ascii="Segoe UI" w:eastAsia="Segoe UI" w:hAnsi="Segoe UI" w:cs="Segoe UI" w:hint="default"/>
+                <w:rFonts w:hint="default" w:ascii="Segoe UI" w:hAnsi="Segoe UI" w:eastAsia="Segoe UI" w:cs="Segoe UI"/>
                 <w:i w:val="0"/>
                 <w:iCs w:val="0"/>
                 <w:caps w:val="0"/>
@@ -7757,7 +8164,7 @@
                 <w:szCs w:val="18"/>
                 <w:lang w:val="en-US" w:eastAsia="zh-CN"/>
               </w:rPr>
-              <w:t>双方项目负责人及核心成员</w:t>
+              <w:t>事件相关方</w:t>
             </w:r>
           </w:p>
         </w:tc>
@@ -7765,10 +8172,10 @@
           <w:tcPr>
             <w:tcW w:w="1241" w:type="dxa"/>
             <w:tcBorders>
-              <w:top w:val="single" w:sz="4" w:space="0" w:color="auto"/>
-              <w:left w:val="single" w:sz="4" w:space="0" w:color="auto"/>
-              <w:bottom w:val="single" w:sz="4" w:space="0" w:color="auto"/>
-              <w:right w:val="single" w:sz="12" w:space="0" w:color="auto"/>
+              <w:top w:val="single" w:color="auto" w:sz="4" w:space="0"/>
+              <w:left w:val="single" w:color="auto" w:sz="4" w:space="0"/>
+              <w:bottom w:val="single" w:color="auto" w:sz="12" w:space="0"/>
+              <w:right w:val="single" w:color="auto" w:sz="12" w:space="0"/>
             </w:tcBorders>
             <w:shd w:val="clear" w:color="auto" w:fill="auto"/>
             <w:tcMar>
@@ -7787,10 +8194,10 @@
               <w:suppressLineNumbers w:val="0"/>
               <w:snapToGrid w:val="0"/>
               <w:spacing w:line="240" w:lineRule="auto"/>
-              <w:ind w:left="0" w:right="0" w:firstLine="0" w:leftChars="0" w:rightChars="0" w:firstLineChars="0"/>
+              <w:ind w:left="0" w:leftChars="0" w:right="0" w:rightChars="0" w:firstLine="0" w:firstLineChars="0"/>
               <w:jc w:val="center"/>
               <w:rPr>
-                <w:rFonts w:ascii="Segoe UI" w:eastAsia="Segoe UI" w:hAnsi="Segoe UI" w:cs="Segoe UI" w:hint="default"/>
+                <w:rFonts w:hint="default" w:ascii="Segoe UI" w:hAnsi="Segoe UI" w:eastAsia="Segoe UI" w:cs="Segoe UI"/>
                 <w:i w:val="0"/>
                 <w:iCs w:val="0"/>
                 <w:caps w:val="0"/>
@@ -7802,312 +8209,7 @@
             </w:pPr>
             <w:r>
               <w:rPr>
-                <w:rFonts w:ascii="Segoe UI" w:eastAsia="Segoe UI" w:hAnsi="Segoe UI" w:cs="Segoe UI" w:hint="default"/>
-                <w:i w:val="0"/>
-                <w:iCs w:val="0"/>
-                <w:caps w:val="0"/>
-                <w:snapToGrid w:val="0"/>
-                <w:color w:val="000000"/>
-                <w:spacing w:val="0"/>
-                <w:kern w:val="0"/>
-                <w:sz w:val="18"/>
-                <w:szCs w:val="18"/>
-                <w:lang w:val="en-US" w:eastAsia="zh-CN"/>
-              </w:rPr>
-              <w:t>战略对齐，深化合作</w:t>
-            </w:r>
-          </w:p>
-        </w:tc>
-      </w:tr>
-      <w:tr>
-        <w:tblPrEx>
-          <w:tblW w:w="8522" w:type="dxa"/>
-          <w:jc w:val="center"/>
-          <w:shd w:val="clear" w:color="auto" w:fill="auto"/>
-          <w:tblCellMar>
-            <w:top w:w="15" w:type="dxa"/>
-            <w:left w:w="15" w:type="dxa"/>
-            <w:bottom w:w="15" w:type="dxa"/>
-            <w:right w:w="15" w:type="dxa"/>
-          </w:tblCellMar>
-        </w:tblPrEx>
-        <w:trPr>
-          <w:trHeight w:val="0"/>
-          <w:jc w:val="center"/>
-        </w:trPr>
-        <w:tc>
-          <w:tcPr>
-            <w:tcW w:w="1328" w:type="dxa"/>
-            <w:tcBorders>
-              <w:top w:val="single" w:sz="4" w:space="0" w:color="auto"/>
-              <w:left w:val="single" w:sz="12" w:space="0" w:color="auto"/>
-              <w:bottom w:val="single" w:sz="12" w:space="0" w:color="auto"/>
-              <w:right w:val="single" w:sz="4" w:space="0" w:color="auto"/>
-            </w:tcBorders>
-            <w:shd w:val="clear" w:color="auto" w:fill="auto"/>
-            <w:tcMar>
-              <w:top w:w="120" w:type="dxa"/>
-              <w:left w:w="0" w:type="dxa"/>
-              <w:bottom w:w="120" w:type="dxa"/>
-              <w:right w:w="192" w:type="dxa"/>
-            </w:tcMar>
-            <w:vAlign w:val="center"/>
-          </w:tcPr>
-          <w:p>
-            <w:pPr>
-              <w:keepNext w:val="0"/>
-              <w:keepLines w:val="0"/>
-              <w:widowControl/>
-              <w:suppressLineNumbers w:val="0"/>
-              <w:snapToGrid w:val="0"/>
-              <w:spacing w:line="240" w:lineRule="auto"/>
-              <w:ind w:left="0" w:right="0" w:firstLine="0" w:leftChars="0" w:rightChars="0" w:firstLineChars="0"/>
-              <w:jc w:val="left"/>
-              <w:rPr>
-                <w:rFonts w:ascii="Segoe UI" w:eastAsia="Segoe UI" w:hAnsi="Segoe UI" w:cs="Segoe UI" w:hint="default"/>
-                <w:i w:val="0"/>
-                <w:iCs w:val="0"/>
-                <w:caps w:val="0"/>
-                <w:color w:val="0F1115"/>
-                <w:spacing w:val="0"/>
-                <w:sz w:val="18"/>
-                <w:szCs w:val="18"/>
-              </w:rPr>
-            </w:pPr>
-            <w:r>
-              <w:rPr>
-                <w:rStyle w:val="Strong"/>
-                <w:rFonts w:ascii="Segoe UI" w:eastAsia="Segoe UI" w:hAnsi="Segoe UI" w:cs="Segoe UI" w:hint="default"/>
-                <w:b/>
-                <w:bCs/>
-                <w:i w:val="0"/>
-                <w:iCs w:val="0"/>
-                <w:caps w:val="0"/>
-                <w:snapToGrid w:val="0"/>
-                <w:color w:val="000000"/>
-                <w:spacing w:val="0"/>
-                <w:kern w:val="0"/>
-                <w:sz w:val="18"/>
-                <w:szCs w:val="18"/>
-                <w:lang w:val="en-US" w:eastAsia="zh-CN"/>
-              </w:rPr>
-              <w:t>专项报告</w:t>
-            </w:r>
-          </w:p>
-        </w:tc>
-        <w:tc>
-          <w:tcPr>
-            <w:tcW w:w="1106" w:type="dxa"/>
-            <w:tcBorders>
-              <w:top w:val="single" w:sz="4" w:space="0" w:color="auto"/>
-              <w:left w:val="single" w:sz="4" w:space="0" w:color="auto"/>
-              <w:bottom w:val="single" w:sz="12" w:space="0" w:color="auto"/>
-              <w:right w:val="single" w:sz="4" w:space="0" w:color="auto"/>
-            </w:tcBorders>
-            <w:shd w:val="clear" w:color="auto" w:fill="auto"/>
-            <w:tcMar>
-              <w:top w:w="120" w:type="dxa"/>
-              <w:left w:w="192" w:type="dxa"/>
-              <w:bottom w:w="120" w:type="dxa"/>
-              <w:right w:w="192" w:type="dxa"/>
-            </w:tcMar>
-            <w:vAlign w:val="center"/>
-          </w:tcPr>
-          <w:p>
-            <w:pPr>
-              <w:keepNext w:val="0"/>
-              <w:keepLines w:val="0"/>
-              <w:widowControl/>
-              <w:suppressLineNumbers w:val="0"/>
-              <w:snapToGrid w:val="0"/>
-              <w:spacing w:line="240" w:lineRule="auto"/>
-              <w:ind w:left="0" w:right="0" w:firstLine="0" w:leftChars="0" w:rightChars="0" w:firstLineChars="0"/>
-              <w:jc w:val="center"/>
-              <w:rPr>
-                <w:rFonts w:ascii="Segoe UI" w:eastAsia="Segoe UI" w:hAnsi="Segoe UI" w:cs="Segoe UI" w:hint="default"/>
-                <w:i w:val="0"/>
-                <w:iCs w:val="0"/>
-                <w:caps w:val="0"/>
-                <w:color w:val="0F1115"/>
-                <w:spacing w:val="0"/>
-                <w:sz w:val="18"/>
-                <w:szCs w:val="18"/>
-              </w:rPr>
-            </w:pPr>
-            <w:r>
-              <w:rPr>
-                <w:rFonts w:ascii="Segoe UI" w:eastAsia="Segoe UI" w:hAnsi="Segoe UI" w:cs="Segoe UI" w:hint="default"/>
-                <w:i w:val="0"/>
-                <w:iCs w:val="0"/>
-                <w:caps w:val="0"/>
-                <w:snapToGrid w:val="0"/>
-                <w:color w:val="000000"/>
-                <w:spacing w:val="0"/>
-                <w:kern w:val="0"/>
-                <w:sz w:val="18"/>
-                <w:szCs w:val="18"/>
-                <w:lang w:val="en-US" w:eastAsia="zh-CN"/>
-              </w:rPr>
-              <w:t>事件触发</w:t>
-            </w:r>
-          </w:p>
-        </w:tc>
-        <w:tc>
-          <w:tcPr>
-            <w:tcW w:w="3129" w:type="dxa"/>
-            <w:tcBorders>
-              <w:top w:val="single" w:sz="4" w:space="0" w:color="auto"/>
-              <w:left w:val="single" w:sz="4" w:space="0" w:color="auto"/>
-              <w:bottom w:val="single" w:sz="12" w:space="0" w:color="auto"/>
-              <w:right w:val="single" w:sz="4" w:space="0" w:color="auto"/>
-            </w:tcBorders>
-            <w:shd w:val="clear" w:color="auto" w:fill="auto"/>
-            <w:tcMar>
-              <w:top w:w="120" w:type="dxa"/>
-              <w:left w:w="192" w:type="dxa"/>
-              <w:bottom w:w="120" w:type="dxa"/>
-              <w:right w:w="192" w:type="dxa"/>
-            </w:tcMar>
-            <w:vAlign w:val="center"/>
-          </w:tcPr>
-          <w:p>
-            <w:pPr>
-              <w:keepNext w:val="0"/>
-              <w:keepLines w:val="0"/>
-              <w:widowControl/>
-              <w:suppressLineNumbers w:val="0"/>
-              <w:snapToGrid w:val="0"/>
-              <w:spacing w:line="240" w:lineRule="auto"/>
-              <w:ind w:left="0" w:right="0" w:firstLine="0" w:leftChars="0" w:rightChars="0" w:firstLineChars="0"/>
-              <w:jc w:val="center"/>
-              <w:rPr>
-                <w:rFonts w:ascii="Segoe UI" w:eastAsia="Segoe UI" w:hAnsi="Segoe UI" w:cs="Segoe UI" w:hint="default"/>
-                <w:i w:val="0"/>
-                <w:iCs w:val="0"/>
-                <w:caps w:val="0"/>
-                <w:color w:val="0F1115"/>
-                <w:spacing w:val="0"/>
-                <w:sz w:val="18"/>
-                <w:szCs w:val="18"/>
-              </w:rPr>
-            </w:pPr>
-            <w:r>
-              <w:rPr>
-                <w:rFonts w:ascii="Segoe UI" w:eastAsia="Segoe UI" w:hAnsi="Segoe UI" w:cs="Segoe UI" w:hint="default"/>
-                <w:i w:val="0"/>
-                <w:iCs w:val="0"/>
-                <w:caps w:val="0"/>
-                <w:snapToGrid w:val="0"/>
-                <w:color w:val="000000"/>
-                <w:spacing w:val="0"/>
-                <w:kern w:val="0"/>
-                <w:sz w:val="18"/>
-                <w:szCs w:val="18"/>
-                <w:lang w:val="en-US" w:eastAsia="zh-CN"/>
-              </w:rPr>
-              <w:t>重大事件（P1/P2）的根因分析报告、服务连续性演练报告</w:t>
-            </w:r>
-          </w:p>
-        </w:tc>
-        <w:tc>
-          <w:tcPr>
-            <w:tcW w:w="1718" w:type="dxa"/>
-            <w:tcBorders>
-              <w:top w:val="single" w:sz="4" w:space="0" w:color="auto"/>
-              <w:left w:val="single" w:sz="4" w:space="0" w:color="auto"/>
-              <w:bottom w:val="single" w:sz="12" w:space="0" w:color="auto"/>
-              <w:right w:val="single" w:sz="4" w:space="0" w:color="auto"/>
-            </w:tcBorders>
-            <w:shd w:val="clear" w:color="auto" w:fill="auto"/>
-            <w:tcMar>
-              <w:top w:w="120" w:type="dxa"/>
-              <w:left w:w="192" w:type="dxa"/>
-              <w:bottom w:w="120" w:type="dxa"/>
-              <w:right w:w="192" w:type="dxa"/>
-            </w:tcMar>
-            <w:vAlign w:val="center"/>
-          </w:tcPr>
-          <w:p>
-            <w:pPr>
-              <w:keepNext w:val="0"/>
-              <w:keepLines w:val="0"/>
-              <w:widowControl/>
-              <w:suppressLineNumbers w:val="0"/>
-              <w:snapToGrid w:val="0"/>
-              <w:spacing w:line="240" w:lineRule="auto"/>
-              <w:ind w:left="0" w:right="0" w:firstLine="0" w:leftChars="0" w:rightChars="0" w:firstLineChars="0"/>
-              <w:jc w:val="left"/>
-              <w:rPr>
-                <w:rFonts w:ascii="Segoe UI" w:eastAsia="Segoe UI" w:hAnsi="Segoe UI" w:cs="Segoe UI" w:hint="default"/>
-                <w:i w:val="0"/>
-                <w:iCs w:val="0"/>
-                <w:caps w:val="0"/>
-                <w:color w:val="0F1115"/>
-                <w:spacing w:val="0"/>
-                <w:sz w:val="18"/>
-                <w:szCs w:val="18"/>
-              </w:rPr>
-            </w:pPr>
-            <w:r>
-              <w:rPr>
-                <w:rFonts w:ascii="Segoe UI" w:eastAsia="Segoe UI" w:hAnsi="Segoe UI" w:cs="Segoe UI" w:hint="default"/>
-                <w:i w:val="0"/>
-                <w:iCs w:val="0"/>
-                <w:caps w:val="0"/>
-                <w:snapToGrid w:val="0"/>
-                <w:color w:val="000000"/>
-                <w:spacing w:val="0"/>
-                <w:kern w:val="0"/>
-                <w:sz w:val="18"/>
-                <w:szCs w:val="18"/>
-                <w:lang w:val="en-US" w:eastAsia="zh-CN"/>
-              </w:rPr>
-              <w:t>事件相关方</w:t>
-            </w:r>
-          </w:p>
-        </w:tc>
-        <w:tc>
-          <w:tcPr>
-            <w:tcW w:w="1241" w:type="dxa"/>
-            <w:tcBorders>
-              <w:top w:val="single" w:sz="4" w:space="0" w:color="auto"/>
-              <w:left w:val="single" w:sz="4" w:space="0" w:color="auto"/>
-              <w:bottom w:val="single" w:sz="12" w:space="0" w:color="auto"/>
-              <w:right w:val="single" w:sz="12" w:space="0" w:color="auto"/>
-            </w:tcBorders>
-            <w:shd w:val="clear" w:color="auto" w:fill="auto"/>
-            <w:tcMar>
-              <w:top w:w="120" w:type="dxa"/>
-              <w:left w:w="192" w:type="dxa"/>
-              <w:bottom w:w="120" w:type="dxa"/>
-              <w:right w:w="0" w:type="dxa"/>
-            </w:tcMar>
-            <w:vAlign w:val="center"/>
-          </w:tcPr>
-          <w:p>
-            <w:pPr>
-              <w:keepNext w:val="0"/>
-              <w:keepLines w:val="0"/>
-              <w:widowControl/>
-              <w:suppressLineNumbers w:val="0"/>
-              <w:snapToGrid w:val="0"/>
-              <w:spacing w:line="240" w:lineRule="auto"/>
-              <w:ind w:left="0" w:right="0" w:firstLine="0" w:leftChars="0" w:rightChars="0" w:firstLineChars="0"/>
-              <w:jc w:val="center"/>
-              <w:rPr>
-                <w:rFonts w:ascii="Segoe UI" w:eastAsia="Segoe UI" w:hAnsi="Segoe UI" w:cs="Segoe UI" w:hint="default"/>
-                <w:i w:val="0"/>
-                <w:iCs w:val="0"/>
-                <w:caps w:val="0"/>
-                <w:color w:val="0F1115"/>
-                <w:spacing w:val="0"/>
-                <w:sz w:val="18"/>
-                <w:szCs w:val="18"/>
-              </w:rPr>
-            </w:pPr>
-            <w:r>
-              <w:rPr>
-                <w:rFonts w:ascii="Segoe UI" w:eastAsia="Segoe UI" w:hAnsi="Segoe UI" w:cs="Segoe UI" w:hint="default"/>
+                <w:rFonts w:hint="default" w:ascii="Segoe UI" w:hAnsi="Segoe UI" w:eastAsia="Segoe UI" w:cs="Segoe UI"/>
                 <w:i w:val="0"/>
                 <w:iCs w:val="0"/>
                 <w:caps w:val="0"/>
@@ -8127,14 +8229,14 @@
     </w:tbl>
     <w:p>
       <w:pPr>
-        <w:pStyle w:val="1"/>
+        <w:pStyle w:val="28"/>
         <w:bidi w:val="0"/>
         <w:rPr>
           <w:rFonts w:hint="default"/>
           <w:lang w:val="en-US" w:eastAsia="zh-CN"/>
         </w:rPr>
       </w:pPr>
-      <w:bookmarkStart w:id="12" w:name="_Toc20709"/>
+      <w:bookmarkStart w:id="12" w:name="_Toc11588"/>
       <w:r>
         <w:rPr>
           <w:rFonts w:hint="default"/>
@@ -8146,7 +8248,7 @@
     </w:p>
     <w:p>
       <w:pPr>
-        <w:pStyle w:val="a1"/>
+        <w:pStyle w:val="29"/>
         <w:bidi w:val="0"/>
         <w:rPr>
           <w:rFonts w:hint="default"/>
@@ -8163,18 +8265,19 @@
     </w:p>
     <w:tbl>
       <w:tblPr>
-        <w:tblStyle w:val="TableNormal"/>
+        <w:tblStyle w:val="20"/>
         <w:tblW w:w="0" w:type="auto"/>
         <w:tblInd w:w="0" w:type="dxa"/>
         <w:tblBorders>
-          <w:top w:val="single" w:sz="4" w:space="0" w:color="auto"/>
-          <w:left w:val="single" w:sz="4" w:space="0" w:color="auto"/>
-          <w:bottom w:val="single" w:sz="4" w:space="0" w:color="auto"/>
-          <w:right w:val="single" w:sz="4" w:space="0" w:color="auto"/>
-          <w:insideH w:val="single" w:sz="4" w:space="0" w:color="auto"/>
-          <w:insideV w:val="single" w:sz="4" w:space="0" w:color="auto"/>
+          <w:top w:val="single" w:color="auto" w:sz="4" w:space="0"/>
+          <w:left w:val="single" w:color="auto" w:sz="4" w:space="0"/>
+          <w:bottom w:val="single" w:color="auto" w:sz="4" w:space="0"/>
+          <w:right w:val="single" w:color="auto" w:sz="4" w:space="0"/>
+          <w:insideH w:val="single" w:color="auto" w:sz="4" w:space="0"/>
+          <w:insideV w:val="single" w:color="auto" w:sz="4" w:space="0"/>
         </w:tblBorders>
         <w:shd w:val="clear" w:color="auto" w:fill="auto"/>
+        <w:tblLayout w:type="autofit"/>
         <w:tblCellMar>
           <w:top w:w="15" w:type="dxa"/>
           <w:left w:w="15" w:type="dxa"/>
@@ -8190,17 +8293,14 @@
       </w:tblGrid>
       <w:tr>
         <w:tblPrEx>
-          <w:tblW w:w="0" w:type="auto"/>
-          <w:tblInd w:w="0" w:type="dxa"/>
           <w:tblBorders>
-            <w:top w:val="single" w:sz="4" w:space="0" w:color="auto"/>
-            <w:left w:val="single" w:sz="4" w:space="0" w:color="auto"/>
-            <w:bottom w:val="single" w:sz="4" w:space="0" w:color="auto"/>
-            <w:right w:val="single" w:sz="4" w:space="0" w:color="auto"/>
-            <w:insideH w:val="single" w:sz="4" w:space="0" w:color="auto"/>
-            <w:insideV w:val="single" w:sz="4" w:space="0" w:color="auto"/>
+            <w:top w:val="single" w:color="auto" w:sz="4" w:space="0"/>
+            <w:left w:val="single" w:color="auto" w:sz="4" w:space="0"/>
+            <w:bottom w:val="single" w:color="auto" w:sz="4" w:space="0"/>
+            <w:right w:val="single" w:color="auto" w:sz="4" w:space="0"/>
+            <w:insideH w:val="single" w:color="auto" w:sz="4" w:space="0"/>
+            <w:insideV w:val="single" w:color="auto" w:sz="4" w:space="0"/>
           </w:tblBorders>
-          <w:shd w:val="clear" w:color="auto" w:fill="auto"/>
           <w:tblCellMar>
             <w:top w:w="15" w:type="dxa"/>
             <w:left w:w="15" w:type="dxa"/>
@@ -8232,7 +8332,7 @@
               <w:spacing w:line="300" w:lineRule="atLeast"/>
               <w:jc w:val="left"/>
               <w:rPr>
-                <w:rFonts w:ascii="Segoe UI" w:eastAsia="Segoe UI" w:hAnsi="Segoe UI" w:cs="Segoe UI"/>
+                <w:rFonts w:ascii="Segoe UI" w:hAnsi="Segoe UI" w:eastAsia="Segoe UI" w:cs="Segoe UI"/>
                 <w:i w:val="0"/>
                 <w:iCs w:val="0"/>
                 <w:caps w:val="0"/>
@@ -8244,8 +8344,8 @@
             </w:pPr>
             <w:r>
               <w:rPr>
-                <w:rStyle w:val="Strong"/>
-                <w:rFonts w:ascii="Segoe UI" w:eastAsia="Segoe UI" w:hAnsi="Segoe UI" w:cs="Segoe UI" w:hint="default"/>
+                <w:rStyle w:val="23"/>
+                <w:rFonts w:hint="default" w:ascii="Segoe UI" w:hAnsi="Segoe UI" w:eastAsia="Segoe UI" w:cs="Segoe UI"/>
                 <w:b/>
                 <w:bCs/>
                 <w:i w:val="0"/>
@@ -8284,7 +8384,7 @@
               <w:spacing w:line="300" w:lineRule="atLeast"/>
               <w:jc w:val="left"/>
               <w:rPr>
-                <w:rFonts w:ascii="Segoe UI" w:eastAsia="Segoe UI" w:hAnsi="Segoe UI" w:cs="Segoe UI" w:hint="default"/>
+                <w:rFonts w:hint="default" w:ascii="Segoe UI" w:hAnsi="Segoe UI" w:eastAsia="Segoe UI" w:cs="Segoe UI"/>
                 <w:i w:val="0"/>
                 <w:iCs w:val="0"/>
                 <w:caps w:val="0"/>
@@ -8296,8 +8396,8 @@
             </w:pPr>
             <w:r>
               <w:rPr>
-                <w:rStyle w:val="Strong"/>
-                <w:rFonts w:ascii="Segoe UI" w:eastAsia="Segoe UI" w:hAnsi="Segoe UI" w:cs="Segoe UI" w:hint="default"/>
+                <w:rStyle w:val="23"/>
+                <w:rFonts w:hint="default" w:ascii="Segoe UI" w:hAnsi="Segoe UI" w:eastAsia="Segoe UI" w:cs="Segoe UI"/>
                 <w:b/>
                 <w:bCs/>
                 <w:i w:val="0"/>
@@ -8336,7 +8436,7 @@
               <w:spacing w:line="300" w:lineRule="atLeast"/>
               <w:jc w:val="left"/>
               <w:rPr>
-                <w:rFonts w:ascii="Segoe UI" w:eastAsia="Segoe UI" w:hAnsi="Segoe UI" w:cs="Segoe UI" w:hint="default"/>
+                <w:rFonts w:hint="default" w:ascii="Segoe UI" w:hAnsi="Segoe UI" w:eastAsia="Segoe UI" w:cs="Segoe UI"/>
                 <w:i w:val="0"/>
                 <w:iCs w:val="0"/>
                 <w:caps w:val="0"/>
@@ -8348,8 +8448,8 @@
             </w:pPr>
             <w:r>
               <w:rPr>
-                <w:rStyle w:val="Strong"/>
-                <w:rFonts w:ascii="Segoe UI" w:eastAsia="Segoe UI" w:hAnsi="Segoe UI" w:cs="Segoe UI" w:hint="default"/>
+                <w:rStyle w:val="23"/>
+                <w:rFonts w:hint="default" w:ascii="Segoe UI" w:hAnsi="Segoe UI" w:eastAsia="Segoe UI" w:cs="Segoe UI"/>
                 <w:b/>
                 <w:bCs/>
                 <w:i w:val="0"/>
@@ -8388,7 +8488,7 @@
               <w:spacing w:line="300" w:lineRule="atLeast"/>
               <w:jc w:val="left"/>
               <w:rPr>
-                <w:rFonts w:ascii="Segoe UI" w:eastAsia="Segoe UI" w:hAnsi="Segoe UI" w:cs="Segoe UI" w:hint="default"/>
+                <w:rFonts w:hint="default" w:ascii="Segoe UI" w:hAnsi="Segoe UI" w:eastAsia="Segoe UI" w:cs="Segoe UI"/>
                 <w:i w:val="0"/>
                 <w:iCs w:val="0"/>
                 <w:caps w:val="0"/>
@@ -8400,8 +8500,8 @@
             </w:pPr>
             <w:r>
               <w:rPr>
-                <w:rStyle w:val="Strong"/>
-                <w:rFonts w:ascii="Segoe UI" w:eastAsia="Segoe UI" w:hAnsi="Segoe UI" w:cs="Segoe UI" w:hint="default"/>
+                <w:rStyle w:val="23"/>
+                <w:rFonts w:hint="default" w:ascii="Segoe UI" w:hAnsi="Segoe UI" w:eastAsia="Segoe UI" w:cs="Segoe UI"/>
                 <w:b/>
                 <w:bCs/>
                 <w:i w:val="0"/>
@@ -8422,8 +8522,14 @@
       </w:tr>
       <w:tr>
         <w:tblPrEx>
-          <w:tblW w:w="0" w:type="auto"/>
-          <w:tblInd w:w="0" w:type="dxa"/>
+          <w:tblBorders>
+            <w:top w:val="single" w:color="auto" w:sz="4" w:space="0"/>
+            <w:left w:val="single" w:color="auto" w:sz="4" w:space="0"/>
+            <w:bottom w:val="single" w:color="auto" w:sz="4" w:space="0"/>
+            <w:right w:val="single" w:color="auto" w:sz="4" w:space="0"/>
+            <w:insideH w:val="single" w:color="auto" w:sz="4" w:space="0"/>
+            <w:insideV w:val="single" w:color="auto" w:sz="4" w:space="0"/>
+          </w:tblBorders>
           <w:shd w:val="clear" w:color="auto" w:fill="auto"/>
           <w:tblCellMar>
             <w:top w:w="15" w:type="dxa"/>
@@ -8453,7 +8559,7 @@
               <w:spacing w:line="300" w:lineRule="atLeast"/>
               <w:jc w:val="left"/>
               <w:rPr>
-                <w:rFonts w:ascii="Segoe UI" w:eastAsia="Segoe UI" w:hAnsi="Segoe UI" w:cs="Segoe UI" w:hint="default"/>
+                <w:rFonts w:hint="default" w:ascii="Segoe UI" w:hAnsi="Segoe UI" w:eastAsia="Segoe UI" w:cs="Segoe UI"/>
                 <w:i w:val="0"/>
                 <w:iCs w:val="0"/>
                 <w:caps w:val="0"/>
@@ -8465,8 +8571,8 @@
             </w:pPr>
             <w:r>
               <w:rPr>
-                <w:rStyle w:val="Strong"/>
-                <w:rFonts w:ascii="Segoe UI" w:eastAsia="Segoe UI" w:hAnsi="Segoe UI" w:cs="Segoe UI" w:hint="default"/>
+                <w:rStyle w:val="23"/>
+                <w:rFonts w:hint="default" w:ascii="Segoe UI" w:hAnsi="Segoe UI" w:eastAsia="Segoe UI" w:cs="Segoe UI"/>
                 <w:b/>
                 <w:bCs/>
                 <w:i w:val="0"/>
@@ -8505,7 +8611,7 @@
               <w:spacing w:line="300" w:lineRule="atLeast"/>
               <w:jc w:val="left"/>
               <w:rPr>
-                <w:rFonts w:ascii="Segoe UI" w:eastAsia="Segoe UI" w:hAnsi="Segoe UI" w:cs="Segoe UI" w:hint="default"/>
+                <w:rFonts w:hint="default" w:ascii="Segoe UI" w:hAnsi="Segoe UI" w:eastAsia="Segoe UI" w:cs="Segoe UI"/>
                 <w:i w:val="0"/>
                 <w:iCs w:val="0"/>
                 <w:caps w:val="0"/>
@@ -8517,7 +8623,7 @@
             </w:pPr>
             <w:r>
               <w:rPr>
-                <w:rFonts w:ascii="Segoe UI" w:eastAsia="Segoe UI" w:hAnsi="Segoe UI" w:cs="Segoe UI" w:hint="default"/>
+                <w:rFonts w:hint="default" w:ascii="Segoe UI" w:hAnsi="Segoe UI" w:eastAsia="Segoe UI" w:cs="Segoe UI"/>
                 <w:i w:val="0"/>
                 <w:iCs w:val="0"/>
                 <w:caps w:val="0"/>
@@ -8554,7 +8660,7 @@
               <w:spacing w:line="300" w:lineRule="atLeast"/>
               <w:jc w:val="left"/>
               <w:rPr>
-                <w:rFonts w:ascii="Segoe UI" w:eastAsia="Segoe UI" w:hAnsi="Segoe UI" w:cs="Segoe UI" w:hint="default"/>
+                <w:rFonts w:hint="default" w:ascii="Segoe UI" w:hAnsi="Segoe UI" w:eastAsia="Segoe UI" w:cs="Segoe UI"/>
                 <w:i w:val="0"/>
                 <w:iCs w:val="0"/>
                 <w:caps w:val="0"/>
@@ -8566,7 +8672,7 @@
             </w:pPr>
             <w:r>
               <w:rPr>
-                <w:rFonts w:ascii="Segoe UI" w:eastAsia="Segoe UI" w:hAnsi="Segoe UI" w:cs="Segoe UI" w:hint="default"/>
+                <w:rFonts w:hint="default" w:ascii="Segoe UI" w:hAnsi="Segoe UI" w:eastAsia="Segoe UI" w:cs="Segoe UI"/>
                 <w:i w:val="0"/>
                 <w:iCs w:val="0"/>
                 <w:caps w:val="0"/>
@@ -8603,7 +8709,7 @@
               <w:spacing w:line="300" w:lineRule="atLeast"/>
               <w:jc w:val="left"/>
               <w:rPr>
-                <w:rFonts w:ascii="Segoe UI" w:eastAsia="Segoe UI" w:hAnsi="Segoe UI" w:cs="Segoe UI" w:hint="default"/>
+                <w:rFonts w:hint="default" w:ascii="Segoe UI" w:hAnsi="Segoe UI" w:eastAsia="Segoe UI" w:cs="Segoe UI"/>
                 <w:i w:val="0"/>
                 <w:iCs w:val="0"/>
                 <w:caps w:val="0"/>
@@ -8615,7 +8721,7 @@
             </w:pPr>
             <w:r>
               <w:rPr>
-                <w:rFonts w:ascii="Segoe UI" w:eastAsia="Segoe UI" w:hAnsi="Segoe UI" w:cs="Segoe UI" w:hint="default"/>
+                <w:rFonts w:hint="default" w:ascii="Segoe UI" w:hAnsi="Segoe UI" w:eastAsia="Segoe UI" w:cs="Segoe UI"/>
                 <w:i w:val="0"/>
                 <w:iCs w:val="0"/>
                 <w:caps w:val="0"/>
@@ -8634,8 +8740,14 @@
       </w:tr>
       <w:tr>
         <w:tblPrEx>
-          <w:tblW w:w="0" w:type="auto"/>
-          <w:tblInd w:w="0" w:type="dxa"/>
+          <w:tblBorders>
+            <w:top w:val="single" w:color="auto" w:sz="4" w:space="0"/>
+            <w:left w:val="single" w:color="auto" w:sz="4" w:space="0"/>
+            <w:bottom w:val="single" w:color="auto" w:sz="4" w:space="0"/>
+            <w:right w:val="single" w:color="auto" w:sz="4" w:space="0"/>
+            <w:insideH w:val="single" w:color="auto" w:sz="4" w:space="0"/>
+            <w:insideV w:val="single" w:color="auto" w:sz="4" w:space="0"/>
+          </w:tblBorders>
           <w:shd w:val="clear" w:color="auto" w:fill="auto"/>
           <w:tblCellMar>
             <w:top w:w="15" w:type="dxa"/>
@@ -8665,7 +8777,7 @@
               <w:spacing w:line="300" w:lineRule="atLeast"/>
               <w:jc w:val="left"/>
               <w:rPr>
-                <w:rFonts w:ascii="Segoe UI" w:eastAsia="Segoe UI" w:hAnsi="Segoe UI" w:cs="Segoe UI" w:hint="default"/>
+                <w:rFonts w:hint="default" w:ascii="Segoe UI" w:hAnsi="Segoe UI" w:eastAsia="Segoe UI" w:cs="Segoe UI"/>
                 <w:i w:val="0"/>
                 <w:iCs w:val="0"/>
                 <w:caps w:val="0"/>
@@ -8677,8 +8789,8 @@
             </w:pPr>
             <w:r>
               <w:rPr>
-                <w:rStyle w:val="Strong"/>
-                <w:rFonts w:ascii="Segoe UI" w:eastAsia="Segoe UI" w:hAnsi="Segoe UI" w:cs="Segoe UI" w:hint="default"/>
+                <w:rStyle w:val="23"/>
+                <w:rFonts w:hint="default" w:ascii="Segoe UI" w:hAnsi="Segoe UI" w:eastAsia="Segoe UI" w:cs="Segoe UI"/>
                 <w:b/>
                 <w:bCs/>
                 <w:i w:val="0"/>
@@ -8717,7 +8829,7 @@
               <w:spacing w:line="300" w:lineRule="atLeast"/>
               <w:jc w:val="left"/>
               <w:rPr>
-                <w:rFonts w:ascii="Segoe UI" w:eastAsia="Segoe UI" w:hAnsi="Segoe UI" w:cs="Segoe UI" w:hint="default"/>
+                <w:rFonts w:hint="default" w:ascii="Segoe UI" w:hAnsi="Segoe UI" w:eastAsia="Segoe UI" w:cs="Segoe UI"/>
                 <w:i w:val="0"/>
                 <w:iCs w:val="0"/>
                 <w:caps w:val="0"/>
@@ -8729,7 +8841,7 @@
             </w:pPr>
             <w:r>
               <w:rPr>
-                <w:rFonts w:ascii="Segoe UI" w:eastAsia="Segoe UI" w:hAnsi="Segoe UI" w:cs="Segoe UI" w:hint="default"/>
+                <w:rFonts w:hint="default" w:ascii="Segoe UI" w:hAnsi="Segoe UI" w:eastAsia="Segoe UI" w:cs="Segoe UI"/>
                 <w:i w:val="0"/>
                 <w:iCs w:val="0"/>
                 <w:caps w:val="0"/>
@@ -8766,7 +8878,7 @@
               <w:spacing w:line="300" w:lineRule="atLeast"/>
               <w:jc w:val="left"/>
               <w:rPr>
-                <w:rFonts w:ascii="Segoe UI" w:eastAsia="Segoe UI" w:hAnsi="Segoe UI" w:cs="Segoe UI" w:hint="default"/>
+                <w:rFonts w:hint="default" w:ascii="Segoe UI" w:hAnsi="Segoe UI" w:eastAsia="Segoe UI" w:cs="Segoe UI"/>
                 <w:i w:val="0"/>
                 <w:iCs w:val="0"/>
                 <w:caps w:val="0"/>
@@ -8778,7 +8890,7 @@
             </w:pPr>
             <w:r>
               <w:rPr>
-                <w:rFonts w:ascii="Segoe UI" w:eastAsia="Segoe UI" w:hAnsi="Segoe UI" w:cs="Segoe UI" w:hint="default"/>
+                <w:rFonts w:hint="default" w:ascii="Segoe UI" w:hAnsi="Segoe UI" w:eastAsia="Segoe UI" w:cs="Segoe UI"/>
                 <w:i w:val="0"/>
                 <w:iCs w:val="0"/>
                 <w:caps w:val="0"/>
@@ -8815,7 +8927,7 @@
               <w:spacing w:line="300" w:lineRule="atLeast"/>
               <w:jc w:val="left"/>
               <w:rPr>
-                <w:rFonts w:ascii="Segoe UI" w:eastAsia="Segoe UI" w:hAnsi="Segoe UI" w:cs="Segoe UI" w:hint="default"/>
+                <w:rFonts w:hint="default" w:ascii="Segoe UI" w:hAnsi="Segoe UI" w:eastAsia="Segoe UI" w:cs="Segoe UI"/>
                 <w:i w:val="0"/>
                 <w:iCs w:val="0"/>
                 <w:caps w:val="0"/>
@@ -8827,7 +8939,7 @@
             </w:pPr>
             <w:r>
               <w:rPr>
-                <w:rFonts w:ascii="Segoe UI" w:eastAsia="Segoe UI" w:hAnsi="Segoe UI" w:cs="Segoe UI" w:hint="default"/>
+                <w:rFonts w:hint="default" w:ascii="Segoe UI" w:hAnsi="Segoe UI" w:eastAsia="Segoe UI" w:cs="Segoe UI"/>
                 <w:i w:val="0"/>
                 <w:iCs w:val="0"/>
                 <w:caps w:val="0"/>
@@ -8846,8 +8958,14 @@
       </w:tr>
       <w:tr>
         <w:tblPrEx>
-          <w:tblW w:w="0" w:type="auto"/>
-          <w:tblInd w:w="0" w:type="dxa"/>
+          <w:tblBorders>
+            <w:top w:val="single" w:color="auto" w:sz="4" w:space="0"/>
+            <w:left w:val="single" w:color="auto" w:sz="4" w:space="0"/>
+            <w:bottom w:val="single" w:color="auto" w:sz="4" w:space="0"/>
+            <w:right w:val="single" w:color="auto" w:sz="4" w:space="0"/>
+            <w:insideH w:val="single" w:color="auto" w:sz="4" w:space="0"/>
+            <w:insideV w:val="single" w:color="auto" w:sz="4" w:space="0"/>
+          </w:tblBorders>
           <w:shd w:val="clear" w:color="auto" w:fill="auto"/>
           <w:tblCellMar>
             <w:top w:w="15" w:type="dxa"/>
@@ -8877,7 +8995,7 @@
               <w:spacing w:line="300" w:lineRule="atLeast"/>
               <w:jc w:val="left"/>
               <w:rPr>
-                <w:rFonts w:ascii="Segoe UI" w:eastAsia="Segoe UI" w:hAnsi="Segoe UI" w:cs="Segoe UI" w:hint="default"/>
+                <w:rFonts w:hint="default" w:ascii="Segoe UI" w:hAnsi="Segoe UI" w:eastAsia="Segoe UI" w:cs="Segoe UI"/>
                 <w:i w:val="0"/>
                 <w:iCs w:val="0"/>
                 <w:caps w:val="0"/>
@@ -8889,8 +9007,8 @@
             </w:pPr>
             <w:r>
               <w:rPr>
-                <w:rStyle w:val="Strong"/>
-                <w:rFonts w:ascii="Segoe UI" w:eastAsia="Segoe UI" w:hAnsi="Segoe UI" w:cs="Segoe UI" w:hint="default"/>
+                <w:rStyle w:val="23"/>
+                <w:rFonts w:hint="default" w:ascii="Segoe UI" w:hAnsi="Segoe UI" w:eastAsia="Segoe UI" w:cs="Segoe UI"/>
                 <w:b/>
                 <w:bCs/>
                 <w:i w:val="0"/>
@@ -8929,7 +9047,7 @@
               <w:spacing w:line="300" w:lineRule="atLeast"/>
               <w:jc w:val="left"/>
               <w:rPr>
-                <w:rFonts w:ascii="Segoe UI" w:eastAsia="Segoe UI" w:hAnsi="Segoe UI" w:cs="Segoe UI" w:hint="default"/>
+                <w:rFonts w:hint="default" w:ascii="Segoe UI" w:hAnsi="Segoe UI" w:eastAsia="Segoe UI" w:cs="Segoe UI"/>
                 <w:i w:val="0"/>
                 <w:iCs w:val="0"/>
                 <w:caps w:val="0"/>
@@ -8941,7 +9059,7 @@
             </w:pPr>
             <w:r>
               <w:rPr>
-                <w:rFonts w:ascii="Segoe UI" w:eastAsia="Segoe UI" w:hAnsi="Segoe UI" w:cs="Segoe UI" w:hint="default"/>
+                <w:rFonts w:hint="default" w:ascii="Segoe UI" w:hAnsi="Segoe UI" w:eastAsia="Segoe UI" w:cs="Segoe UI"/>
                 <w:i w:val="0"/>
                 <w:iCs w:val="0"/>
                 <w:caps w:val="0"/>
@@ -8978,7 +9096,7 @@
               <w:spacing w:line="300" w:lineRule="atLeast"/>
               <w:jc w:val="left"/>
               <w:rPr>
-                <w:rFonts w:ascii="Segoe UI" w:eastAsia="Segoe UI" w:hAnsi="Segoe UI" w:cs="Segoe UI" w:hint="default"/>
+                <w:rFonts w:hint="default" w:ascii="Segoe UI" w:hAnsi="Segoe UI" w:eastAsia="Segoe UI" w:cs="Segoe UI"/>
                 <w:i w:val="0"/>
                 <w:iCs w:val="0"/>
                 <w:caps w:val="0"/>
@@ -8990,7 +9108,7 @@
             </w:pPr>
             <w:r>
               <w:rPr>
-                <w:rFonts w:ascii="Segoe UI" w:eastAsia="Segoe UI" w:hAnsi="Segoe UI" w:cs="Segoe UI" w:hint="default"/>
+                <w:rFonts w:hint="default" w:ascii="Segoe UI" w:hAnsi="Segoe UI" w:eastAsia="Segoe UI" w:cs="Segoe UI"/>
                 <w:i w:val="0"/>
                 <w:iCs w:val="0"/>
                 <w:caps w:val="0"/>
@@ -9027,7 +9145,7 @@
               <w:spacing w:line="300" w:lineRule="atLeast"/>
               <w:jc w:val="left"/>
               <w:rPr>
-                <w:rFonts w:ascii="Segoe UI" w:eastAsia="Segoe UI" w:hAnsi="Segoe UI" w:cs="Segoe UI" w:hint="default"/>
+                <w:rFonts w:hint="default" w:ascii="Segoe UI" w:hAnsi="Segoe UI" w:eastAsia="Segoe UI" w:cs="Segoe UI"/>
                 <w:i w:val="0"/>
                 <w:iCs w:val="0"/>
                 <w:caps w:val="0"/>
@@ -9039,7 +9157,7 @@
             </w:pPr>
             <w:r>
               <w:rPr>
-                <w:rFonts w:ascii="Segoe UI" w:eastAsia="Segoe UI" w:hAnsi="Segoe UI" w:cs="Segoe UI" w:hint="default"/>
+                <w:rFonts w:hint="default" w:ascii="Segoe UI" w:hAnsi="Segoe UI" w:eastAsia="Segoe UI" w:cs="Segoe UI"/>
                 <w:i w:val="0"/>
                 <w:iCs w:val="0"/>
                 <w:caps w:val="0"/>
@@ -9058,9 +9176,14 @@
       </w:tr>
       <w:tr>
         <w:tblPrEx>
-          <w:tblW w:w="0" w:type="auto"/>
-          <w:tblInd w:w="0" w:type="dxa"/>
-          <w:shd w:val="clear" w:color="auto" w:fill="auto"/>
+          <w:tblBorders>
+            <w:top w:val="single" w:color="auto" w:sz="4" w:space="0"/>
+            <w:left w:val="single" w:color="auto" w:sz="4" w:space="0"/>
+            <w:bottom w:val="single" w:color="auto" w:sz="4" w:space="0"/>
+            <w:right w:val="single" w:color="auto" w:sz="4" w:space="0"/>
+            <w:insideH w:val="single" w:color="auto" w:sz="4" w:space="0"/>
+            <w:insideV w:val="single" w:color="auto" w:sz="4" w:space="0"/>
+          </w:tblBorders>
           <w:tblCellMar>
             <w:top w:w="15" w:type="dxa"/>
             <w:left w:w="15" w:type="dxa"/>
@@ -9089,7 +9212,7 @@
               <w:spacing w:line="300" w:lineRule="atLeast"/>
               <w:jc w:val="left"/>
               <w:rPr>
-                <w:rFonts w:ascii="Segoe UI" w:eastAsia="Segoe UI" w:hAnsi="Segoe UI" w:cs="Segoe UI" w:hint="default"/>
+                <w:rFonts w:hint="default" w:ascii="Segoe UI" w:hAnsi="Segoe UI" w:eastAsia="Segoe UI" w:cs="Segoe UI"/>
                 <w:i w:val="0"/>
                 <w:iCs w:val="0"/>
                 <w:caps w:val="0"/>
@@ -9101,8 +9224,8 @@
             </w:pPr>
             <w:r>
               <w:rPr>
-                <w:rStyle w:val="Strong"/>
-                <w:rFonts w:ascii="Segoe UI" w:eastAsia="Segoe UI" w:hAnsi="Segoe UI" w:cs="Segoe UI" w:hint="default"/>
+                <w:rStyle w:val="23"/>
+                <w:rFonts w:hint="default" w:ascii="Segoe UI" w:hAnsi="Segoe UI" w:eastAsia="Segoe UI" w:cs="Segoe UI"/>
                 <w:b/>
                 <w:bCs/>
                 <w:i w:val="0"/>
@@ -9141,7 +9264,7 @@
               <w:spacing w:line="300" w:lineRule="atLeast"/>
               <w:jc w:val="left"/>
               <w:rPr>
-                <w:rFonts w:ascii="Segoe UI" w:eastAsia="Segoe UI" w:hAnsi="Segoe UI" w:cs="Segoe UI" w:hint="default"/>
+                <w:rFonts w:hint="default" w:ascii="Segoe UI" w:hAnsi="Segoe UI" w:eastAsia="Segoe UI" w:cs="Segoe UI"/>
                 <w:i w:val="0"/>
                 <w:iCs w:val="0"/>
                 <w:caps w:val="0"/>
@@ -9153,7 +9276,7 @@
             </w:pPr>
             <w:r>
               <w:rPr>
-                <w:rFonts w:ascii="Segoe UI" w:eastAsia="Segoe UI" w:hAnsi="Segoe UI" w:cs="Segoe UI" w:hint="default"/>
+                <w:rFonts w:hint="default" w:ascii="Segoe UI" w:hAnsi="Segoe UI" w:eastAsia="Segoe UI" w:cs="Segoe UI"/>
                 <w:i w:val="0"/>
                 <w:iCs w:val="0"/>
                 <w:caps w:val="0"/>
@@ -9190,7 +9313,7 @@
               <w:spacing w:line="300" w:lineRule="atLeast"/>
               <w:jc w:val="left"/>
               <w:rPr>
-                <w:rFonts w:ascii="Segoe UI" w:eastAsia="Segoe UI" w:hAnsi="Segoe UI" w:cs="Segoe UI" w:hint="default"/>
+                <w:rFonts w:hint="default" w:ascii="Segoe UI" w:hAnsi="Segoe UI" w:eastAsia="Segoe UI" w:cs="Segoe UI"/>
                 <w:i w:val="0"/>
                 <w:iCs w:val="0"/>
                 <w:caps w:val="0"/>
@@ -9202,7 +9325,7 @@
             </w:pPr>
             <w:r>
               <w:rPr>
-                <w:rFonts w:ascii="Segoe UI" w:eastAsia="Segoe UI" w:hAnsi="Segoe UI" w:cs="Segoe UI" w:hint="default"/>
+                <w:rFonts w:hint="default" w:ascii="Segoe UI" w:hAnsi="Segoe UI" w:eastAsia="Segoe UI" w:cs="Segoe UI"/>
                 <w:i w:val="0"/>
                 <w:iCs w:val="0"/>
                 <w:caps w:val="0"/>
@@ -9239,7 +9362,7 @@
               <w:spacing w:line="300" w:lineRule="atLeast"/>
               <w:jc w:val="left"/>
               <w:rPr>
-                <w:rFonts w:ascii="Segoe UI" w:eastAsia="Segoe UI" w:hAnsi="Segoe UI" w:cs="Segoe UI" w:hint="default"/>
+                <w:rFonts w:hint="default" w:ascii="Segoe UI" w:hAnsi="Segoe UI" w:eastAsia="Segoe UI" w:cs="Segoe UI"/>
                 <w:i w:val="0"/>
                 <w:iCs w:val="0"/>
                 <w:caps w:val="0"/>
@@ -9251,7 +9374,7 @@
             </w:pPr>
             <w:r>
               <w:rPr>
-                <w:rFonts w:ascii="Segoe UI" w:eastAsia="Segoe UI" w:hAnsi="Segoe UI" w:cs="Segoe UI" w:hint="default"/>
+                <w:rFonts w:hint="default" w:ascii="Segoe UI" w:hAnsi="Segoe UI" w:eastAsia="Segoe UI" w:cs="Segoe UI"/>
                 <w:i w:val="0"/>
                 <w:iCs w:val="0"/>
                 <w:caps w:val="0"/>
@@ -9271,14 +9394,14 @@
     </w:tbl>
     <w:p>
       <w:pPr>
-        <w:pStyle w:val="1"/>
+        <w:pStyle w:val="28"/>
         <w:bidi w:val="0"/>
         <w:rPr>
           <w:rFonts w:hint="default"/>
           <w:lang w:val="en-US" w:eastAsia="zh-CN"/>
         </w:rPr>
       </w:pPr>
-      <w:bookmarkStart w:id="13" w:name="_Toc22991"/>
+      <w:bookmarkStart w:id="13" w:name="_Toc31602"/>
       <w:r>
         <w:rPr>
           <w:rFonts w:hint="default"/>
@@ -9290,7 +9413,7 @@
     </w:p>
     <w:p>
       <w:pPr>
-        <w:pStyle w:val="a1"/>
+        <w:pStyle w:val="29"/>
         <w:bidi w:val="0"/>
         <w:rPr>
           <w:rFonts w:hint="default"/>
@@ -9307,7 +9430,7 @@
     </w:p>
     <w:p>
       <w:pPr>
-        <w:pStyle w:val="a1"/>
+        <w:pStyle w:val="29"/>
         <w:bidi w:val="0"/>
         <w:rPr>
           <w:rFonts w:hint="default"/>
@@ -9321,12 +9444,10 @@
         </w:rPr>
         <w:t>风险控制：</w:t>
       </w:r>
-      <w:bookmarkStart w:id="14" w:name="_GoBack"/>
-      <w:bookmarkEnd w:id="14"/>
     </w:p>
     <w:p>
       <w:pPr>
-        <w:pStyle w:val="a1"/>
+        <w:pStyle w:val="29"/>
         <w:bidi w:val="0"/>
         <w:rPr>
           <w:rFonts w:hint="default"/>
@@ -9343,7 +9464,7 @@
     </w:p>
     <w:p>
       <w:pPr>
-        <w:pStyle w:val="a1"/>
+        <w:pStyle w:val="29"/>
         <w:bidi w:val="0"/>
         <w:rPr>
           <w:rFonts w:hint="default"/>
@@ -9360,7 +9481,7 @@
     </w:p>
     <w:p>
       <w:pPr>
-        <w:pStyle w:val="a1"/>
+        <w:pStyle w:val="29"/>
         <w:bidi w:val="0"/>
         <w:rPr>
           <w:rFonts w:hint="default"/>
@@ -9376,23 +9497,73 @@
       </w:r>
     </w:p>
     <w:sectPr>
-      <w:headerReference w:type="default" r:id="rId7"/>
+      <w:headerReference r:id="rId5" w:type="default"/>
       <w:pgSz w:w="11906" w:h="16838"/>
       <w:pgMar w:top="1417" w:right="1800" w:bottom="1440" w:left="1800" w:header="1140" w:footer="992" w:gutter="0"/>
-      <w:cols w:num="1" w:space="425"/>
+      <w:cols w:space="425" w:num="1"/>
       <w:docGrid w:type="lines" w:linePitch="312" w:charSpace="0"/>
     </w:sectPr>
   </w:body>
 </w:document>
 </file>
 
+<file path=word/endnotes.xml><?xml version="1.0" encoding="utf-8"?>
+<w:endnotes xmlns:wpc="http://schemas.microsoft.com/office/word/2010/wordprocessingCanvas" xmlns:mc="http://schemas.openxmlformats.org/markup-compatibility/2006" xmlns:o="urn:schemas-microsoft-com:office:office" xmlns:r="http://schemas.openxmlformats.org/officeDocument/2006/relationships" xmlns:m="http://schemas.openxmlformats.org/officeDocument/2006/math" xmlns:v="urn:schemas-microsoft-com:vml" xmlns:wp14="http://schemas.microsoft.com/office/word/2010/wordprocessingDrawing" xmlns:wp="http://schemas.openxmlformats.org/drawingml/2006/wordprocessingDrawing" xmlns:w="http://schemas.openxmlformats.org/wordprocessingml/2006/main" xmlns:w14="http://schemas.microsoft.com/office/word/2010/wordml" xmlns:w15="http://schemas.microsoft.com/office/word/2012/wordml" xmlns:w10="urn:schemas-microsoft-com:office:word" xmlns:wpg="http://schemas.microsoft.com/office/word/2010/wordprocessingGroup" xmlns:wpi="http://schemas.microsoft.com/office/word/2010/wordprocessingInk" xmlns:wne="http://schemas.microsoft.com/office/word/2006/wordml" xmlns:wps="http://schemas.microsoft.com/office/word/2010/wordprocessingShape" xmlns:wpsCustomData="http://www.wps.cn/officeDocument/2013/wpsCustomData" mc:Ignorable="w14 w15 wp14">
+  <w:endnote w:type="separator" w:id="0">
+    <w:p>
+      <w:pPr>
+        <w:spacing w:line="240" w:lineRule="auto"/>
+      </w:pPr>
+      <w:r>
+        <w:separator/>
+      </w:r>
+    </w:p>
+  </w:endnote>
+  <w:endnote w:type="continuationSeparator" w:id="1">
+    <w:p>
+      <w:pPr>
+        <w:spacing w:line="240" w:lineRule="auto"/>
+      </w:pPr>
+      <w:r>
+        <w:continuationSeparator/>
+      </w:r>
+    </w:p>
+  </w:endnote>
+</w:endnotes>
+</file>
+
+<file path=word/footnotes.xml><?xml version="1.0" encoding="utf-8"?>
+<w:footnotes xmlns:wpc="http://schemas.microsoft.com/office/word/2010/wordprocessingCanvas" xmlns:mc="http://schemas.openxmlformats.org/markup-compatibility/2006" xmlns:o="urn:schemas-microsoft-com:office:office" xmlns:r="http://schemas.openxmlformats.org/officeDocument/2006/relationships" xmlns:m="http://schemas.openxmlformats.org/officeDocument/2006/math" xmlns:v="urn:schemas-microsoft-com:vml" xmlns:wp14="http://schemas.microsoft.com/office/word/2010/wordprocessingDrawing" xmlns:wp="http://schemas.openxmlformats.org/drawingml/2006/wordprocessingDrawing" xmlns:w="http://schemas.openxmlformats.org/wordprocessingml/2006/main" xmlns:w14="http://schemas.microsoft.com/office/word/2010/wordml" xmlns:w15="http://schemas.microsoft.com/office/word/2012/wordml" xmlns:w10="urn:schemas-microsoft-com:office:word" xmlns:wpg="http://schemas.microsoft.com/office/word/2010/wordprocessingGroup" xmlns:wpi="http://schemas.microsoft.com/office/word/2010/wordprocessingInk" xmlns:wne="http://schemas.microsoft.com/office/word/2006/wordml" xmlns:wps="http://schemas.microsoft.com/office/word/2010/wordprocessingShape" xmlns:wpsCustomData="http://www.wps.cn/officeDocument/2013/wpsCustomData" mc:Ignorable="w14 w15 wp14">
+  <w:footnote w:type="separator" w:id="0">
+    <w:p>
+      <w:pPr>
+        <w:spacing w:line="360" w:lineRule="auto"/>
+      </w:pPr>
+      <w:r>
+        <w:separator/>
+      </w:r>
+    </w:p>
+  </w:footnote>
+  <w:footnote w:type="continuationSeparator" w:id="1">
+    <w:p>
+      <w:pPr>
+        <w:spacing w:line="360" w:lineRule="auto"/>
+      </w:pPr>
+      <w:r>
+        <w:continuationSeparator/>
+      </w:r>
+    </w:p>
+  </w:footnote>
+</w:footnotes>
+</file>
+
 <file path=word/header1.xml><?xml version="1.0" encoding="utf-8"?>
-<w:hdr xmlns:wpc="http://schemas.microsoft.com/office/word/2010/wordprocessingCanvas" xmlns:mc="http://schemas.openxmlformats.org/markup-compatibility/2006" xmlns:o="urn:schemas-microsoft-com:office:office" xmlns:r="http://schemas.openxmlformats.org/officeDocument/2006/relationships" xmlns:m="http://schemas.openxmlformats.org/officeDocument/2006/math" xmlns:v="urn:schemas-microsoft-com:vml" xmlns:wp14="http://schemas.microsoft.com/office/word/2010/wordprocessingDrawing" xmlns:wp="http://schemas.openxmlformats.org/drawingml/2006/wordprocessingDrawing" xmlns:w10="urn:schemas-microsoft-com:office:word" xmlns:w="http://schemas.openxmlformats.org/wordprocessingml/2006/main" xmlns:w14="http://schemas.microsoft.com/office/word/2010/wordml" xmlns:w15="http://schemas.microsoft.com/office/word/2012/wordml" xmlns:wne="http://schemas.microsoft.com/office/word/2006/wordml" xmlns:wpg="http://schemas.microsoft.com/office/word/2010/wordprocessingGroup" xmlns:wpi="http://schemas.microsoft.com/office/word/2010/wordprocessingInk" xmlns:wps="http://schemas.microsoft.com/office/word/2010/wordprocessingShape" mc:Ignorable="w14 w15 wp14">
+<w:hdr xmlns:wpc="http://schemas.microsoft.com/office/word/2010/wordprocessingCanvas" xmlns:mc="http://schemas.openxmlformats.org/markup-compatibility/2006" xmlns:o="urn:schemas-microsoft-com:office:office" xmlns:r="http://schemas.openxmlformats.org/officeDocument/2006/relationships" xmlns:m="http://schemas.openxmlformats.org/officeDocument/2006/math" xmlns:v="urn:schemas-microsoft-com:vml" xmlns:wp14="http://schemas.microsoft.com/office/word/2010/wordprocessingDrawing" xmlns:wp="http://schemas.openxmlformats.org/drawingml/2006/wordprocessingDrawing" xmlns:w10="urn:schemas-microsoft-com:office:word" xmlns:w="http://schemas.openxmlformats.org/wordprocessingml/2006/main" xmlns:w14="http://schemas.microsoft.com/office/word/2010/wordml" xmlns:w15="http://schemas.microsoft.com/office/word/2012/wordml" xmlns:wpg="http://schemas.microsoft.com/office/word/2010/wordprocessingGroup" xmlns:wpi="http://schemas.microsoft.com/office/word/2010/wordprocessingInk" xmlns:wne="http://schemas.microsoft.com/office/word/2006/wordml" xmlns:wps="http://schemas.microsoft.com/office/word/2010/wordprocessingShape" xmlns:wpsCustomData="http://www.wps.cn/officeDocument/2013/wpsCustomData" mc:Ignorable="w14 w15 wp14">
   <w:p>
     <w:pPr>
-      <w:pStyle w:val="Header"/>
+      <w:pStyle w:val="15"/>
       <w:pBdr>
-        <w:bottom w:val="single" w:sz="4" w:space="1" w:color="auto"/>
+        <w:bottom w:val="single" w:color="auto" w:sz="4" w:space="1"/>
       </w:pBdr>
       <w:tabs>
         <w:tab w:val="left" w:pos="335"/>
@@ -9400,27 +9571,27 @@
       </w:tabs>
       <w:jc w:val="right"/>
       <w:rPr>
-        <w:rFonts w:eastAsiaTheme="minorEastAsia" w:hint="eastAsia"/>
+        <w:rFonts w:hint="eastAsia" w:eastAsiaTheme="minorEastAsia"/>
         <w:lang w:eastAsia="zh-CN"/>
       </w:rPr>
     </w:pPr>
     <w:r>
       <w:rPr>
-        <w:rFonts w:eastAsiaTheme="minorEastAsia" w:hint="eastAsia"/>
+        <w:rFonts w:hint="eastAsia" w:eastAsiaTheme="minorEastAsia"/>
         <w:lang w:val="en-US" w:eastAsia="zh-CN"/>
       </w:rPr>
       <w:tab/>
     </w:r>
     <w:r>
       <w:rPr>
-        <w:rFonts w:eastAsiaTheme="minorEastAsia" w:hint="eastAsia"/>
+        <w:rFonts w:hint="eastAsia" w:eastAsiaTheme="minorEastAsia"/>
         <w:lang w:val="en-US" w:eastAsia="zh-CN"/>
       </w:rPr>
       <w:tab/>
     </w:r>
     <w:r>
       <w:rPr>
-        <w:rFonts w:eastAsiaTheme="minorEastAsia" w:hint="eastAsia"/>
+        <w:rFonts w:hint="eastAsia" w:eastAsiaTheme="minorEastAsia"/>
         <w:lang w:val="en-US" w:eastAsia="zh-CN"/>
       </w:rPr>
       <w:t>江西通信产业服务有限公司</w:t>
@@ -9430,15 +9601,15 @@
 </file>
 
 <file path=word/numbering.xml><?xml version="1.0" encoding="utf-8"?>
-<w:numbering xmlns:wpc="http://schemas.microsoft.com/office/word/2010/wordprocessingCanvas" xmlns:mc="http://schemas.openxmlformats.org/markup-compatibility/2006" xmlns:o="urn:schemas-microsoft-com:office:office" xmlns:r="http://schemas.openxmlformats.org/officeDocument/2006/relationships" xmlns:m="http://schemas.openxmlformats.org/officeDocument/2006/math" xmlns:v="urn:schemas-microsoft-com:vml" xmlns:wp14="http://schemas.microsoft.com/office/word/2010/wordprocessingDrawing" xmlns:wp="http://schemas.openxmlformats.org/drawingml/2006/wordprocessingDrawing" xmlns:w10="urn:schemas-microsoft-com:office:word" xmlns:w="http://schemas.openxmlformats.org/wordprocessingml/2006/main" xmlns:w14="http://schemas.microsoft.com/office/word/2010/wordml" xmlns:w15="http://schemas.microsoft.com/office/word/2012/wordml" xmlns:wne="http://schemas.microsoft.com/office/word/2006/wordml" xmlns:wpg="http://schemas.microsoft.com/office/word/2010/wordprocessingGroup" xmlns:wpi="http://schemas.microsoft.com/office/word/2010/wordprocessingInk" xmlns:wps="http://schemas.microsoft.com/office/word/2010/wordprocessingShape" mc:Ignorable="w14 w15 wp14">
+<w:numbering xmlns:wpc="http://schemas.microsoft.com/office/word/2010/wordprocessingCanvas" xmlns:mc="http://schemas.openxmlformats.org/markup-compatibility/2006" xmlns:o="urn:schemas-microsoft-com:office:office" xmlns:r="http://schemas.openxmlformats.org/officeDocument/2006/relationships" xmlns:m="http://schemas.openxmlformats.org/officeDocument/2006/math" xmlns:v="urn:schemas-microsoft-com:vml" xmlns:wp14="http://schemas.microsoft.com/office/word/2010/wordprocessingDrawing" xmlns:wp="http://schemas.openxmlformats.org/drawingml/2006/wordprocessingDrawing" xmlns:w10="urn:schemas-microsoft-com:office:word" xmlns:w="http://schemas.openxmlformats.org/wordprocessingml/2006/main" xmlns:w14="http://schemas.microsoft.com/office/word/2010/wordml" xmlns:wpg="http://schemas.microsoft.com/office/word/2010/wordprocessingGroup" xmlns:wpi="http://schemas.microsoft.com/office/word/2010/wordprocessingInk" xmlns:wne="http://schemas.microsoft.com/office/word/2006/wordml" xmlns:wps="http://schemas.microsoft.com/office/word/2010/wordprocessingShape" xmlns:wpsCustomData="http://www.wps.cn/officeDocument/2013/wpsCustomData" mc:Ignorable="w14 wp14">
   <w:abstractNum w:abstractNumId="0">
     <w:nsid w:val="8E964DCE"/>
     <w:multiLevelType w:val="multilevel"/>
     <w:tmpl w:val="8E964DCE"/>
-    <w:lvl w:ilvl="0">
+    <w:lvl w:ilvl="0" w:tentative="0">
       <w:start w:val="1"/>
       <w:numFmt w:val="decimal"/>
-      <w:pStyle w:val="Heading1"/>
+      <w:pStyle w:val="2"/>
       <w:lvlText w:val="%1."/>
       <w:lvlJc w:val="left"/>
       <w:pPr>
@@ -9448,10 +9619,10 @@
         <w:rFonts w:hint="default"/>
       </w:rPr>
     </w:lvl>
-    <w:lvl w:ilvl="1">
+    <w:lvl w:ilvl="1" w:tentative="0">
       <w:start w:val="1"/>
       <w:numFmt w:val="decimal"/>
-      <w:pStyle w:val="Heading2"/>
+      <w:pStyle w:val="3"/>
       <w:lvlText w:val="%1.%2."/>
       <w:lvlJc w:val="left"/>
       <w:pPr>
@@ -9461,10 +9632,10 @@
         <w:rFonts w:hint="default"/>
       </w:rPr>
     </w:lvl>
-    <w:lvl w:ilvl="2">
+    <w:lvl w:ilvl="2" w:tentative="0">
       <w:start w:val="1"/>
       <w:numFmt w:val="decimal"/>
-      <w:pStyle w:val="Heading3"/>
+      <w:pStyle w:val="4"/>
       <w:lvlText w:val="%1.%2.%3."/>
       <w:lvlJc w:val="left"/>
       <w:pPr>
@@ -9474,10 +9645,10 @@
         <w:rFonts w:hint="default"/>
       </w:rPr>
     </w:lvl>
-    <w:lvl w:ilvl="3">
+    <w:lvl w:ilvl="3" w:tentative="0">
       <w:start w:val="1"/>
       <w:numFmt w:val="decimal"/>
-      <w:pStyle w:val="Heading4"/>
+      <w:pStyle w:val="5"/>
       <w:lvlText w:val="%1.%2.%3.%4."/>
       <w:lvlJc w:val="left"/>
       <w:pPr>
@@ -9487,10 +9658,10 @@
         <w:rFonts w:hint="default"/>
       </w:rPr>
     </w:lvl>
-    <w:lvl w:ilvl="4">
+    <w:lvl w:ilvl="4" w:tentative="0">
       <w:start w:val="1"/>
       <w:numFmt w:val="decimal"/>
-      <w:pStyle w:val="Heading5"/>
+      <w:pStyle w:val="6"/>
       <w:lvlText w:val="%1.%2.%3.%4.%5."/>
       <w:lvlJc w:val="left"/>
       <w:pPr>
@@ -9500,10 +9671,10 @@
         <w:rFonts w:hint="default"/>
       </w:rPr>
     </w:lvl>
-    <w:lvl w:ilvl="5">
+    <w:lvl w:ilvl="5" w:tentative="0">
       <w:start w:val="1"/>
       <w:numFmt w:val="decimal"/>
-      <w:pStyle w:val="Heading6"/>
+      <w:pStyle w:val="7"/>
       <w:lvlText w:val="%1.%2.%3.%4.%5.%6."/>
       <w:lvlJc w:val="left"/>
       <w:pPr>
@@ -9513,10 +9684,10 @@
         <w:rFonts w:hint="default"/>
       </w:rPr>
     </w:lvl>
-    <w:lvl w:ilvl="6">
+    <w:lvl w:ilvl="6" w:tentative="0">
       <w:start w:val="1"/>
       <w:numFmt w:val="decimal"/>
-      <w:pStyle w:val="Heading7"/>
+      <w:pStyle w:val="8"/>
       <w:lvlText w:val="%1.%2.%3.%4.%5.%6.%7."/>
       <w:lvlJc w:val="left"/>
       <w:pPr>
@@ -9526,10 +9697,10 @@
         <w:rFonts w:hint="default"/>
       </w:rPr>
     </w:lvl>
-    <w:lvl w:ilvl="7">
+    <w:lvl w:ilvl="7" w:tentative="0">
       <w:start w:val="1"/>
       <w:numFmt w:val="decimal"/>
-      <w:pStyle w:val="Heading8"/>
+      <w:pStyle w:val="9"/>
       <w:lvlText w:val="%1.%2.%3.%4.%5.%6.%7.%8."/>
       <w:lvlJc w:val="left"/>
       <w:pPr>
@@ -9539,10 +9710,10 @@
         <w:rFonts w:hint="default"/>
       </w:rPr>
     </w:lvl>
-    <w:lvl w:ilvl="8">
+    <w:lvl w:ilvl="8" w:tentative="0">
       <w:start w:val="1"/>
       <w:numFmt w:val="decimal"/>
-      <w:pStyle w:val="Heading9"/>
+      <w:pStyle w:val="10"/>
       <w:lvlText w:val="%1.%2.%3.%4.%5.%6.%7.%8.%9."/>
       <w:lvlJc w:val="left"/>
       <w:pPr>
@@ -9560,267 +9731,269 @@
 </file>
 
 <file path=word/styles.xml><?xml version="1.0" encoding="utf-8"?>
-<w:styles xmlns:mc="http://schemas.openxmlformats.org/markup-compatibility/2006" xmlns:r="http://schemas.openxmlformats.org/officeDocument/2006/relationships" xmlns:w="http://schemas.openxmlformats.org/wordprocessingml/2006/main" xmlns:w14="http://schemas.microsoft.com/office/word/2010/wordml" xmlns:w15="http://schemas.microsoft.com/office/word/2012/wordml" mc:Ignorable="w14 w15">
+<w:styles xmlns:mc="http://schemas.openxmlformats.org/markup-compatibility/2006" xmlns:o="urn:schemas-microsoft-com:office:office" xmlns:r="http://schemas.openxmlformats.org/officeDocument/2006/relationships" xmlns:m="http://schemas.openxmlformats.org/officeDocument/2006/math" xmlns:v="urn:schemas-microsoft-com:vml" xmlns:w="http://schemas.openxmlformats.org/wordprocessingml/2006/main" xmlns:w14="http://schemas.microsoft.com/office/word/2010/wordml" xmlns:w10="urn:schemas-microsoft-com:office:word" xmlns:sl="http://schemas.openxmlformats.org/schemaLibrary/2006/main" xmlns:wpsCustomData="http://www.wps.cn/officeDocument/2013/wpsCustomData" mc:Ignorable="w14">
   <w:docDefaults>
     <w:rPrDefault>
       <w:rPr>
-        <w:rFonts w:ascii="Times New Roman" w:eastAsia="宋体" w:hAnsi="Times New Roman" w:cs="Times New Roman"/>
+        <w:rFonts w:ascii="Times New Roman" w:hAnsi="Times New Roman" w:eastAsia="宋体" w:cs="Times New Roman"/>
       </w:rPr>
     </w:rPrDefault>
     <w:pPrDefault/>
   </w:docDefaults>
-  <w:latentStyles w:defLockedState="0" w:defUIPriority="99" w:defSemiHidden="1" w:defUnhideWhenUsed="1" w:defQFormat="0" w:count="260">
-    <w:lsdException w:name="Normal" w:semiHidden="0" w:uiPriority="0" w:unhideWhenUsed="0" w:qFormat="1"/>
-    <w:lsdException w:name="heading 1" w:semiHidden="0" w:uiPriority="0" w:unhideWhenUsed="0" w:qFormat="1"/>
-    <w:lsdException w:name="heading 2" w:semiHidden="0" w:uiPriority="0" w:qFormat="1"/>
-    <w:lsdException w:name="heading 3" w:uiPriority="0" w:qFormat="1"/>
-    <w:lsdException w:name="heading 4" w:semiHidden="0" w:uiPriority="0" w:qFormat="1"/>
-    <w:lsdException w:name="heading 5" w:uiPriority="0" w:qFormat="1"/>
-    <w:lsdException w:name="heading 6" w:uiPriority="0" w:qFormat="1"/>
-    <w:lsdException w:name="heading 7" w:uiPriority="0" w:qFormat="1"/>
-    <w:lsdException w:name="heading 8" w:uiPriority="0" w:qFormat="1"/>
-    <w:lsdException w:name="heading 9" w:uiPriority="0" w:qFormat="1"/>
-    <w:lsdException w:name="index 1" w:semiHidden="0" w:uiPriority="0" w:unhideWhenUsed="0"/>
-    <w:lsdException w:name="index 2" w:semiHidden="0" w:uiPriority="0" w:unhideWhenUsed="0"/>
-    <w:lsdException w:name="index 3" w:semiHidden="0" w:uiPriority="0" w:unhideWhenUsed="0"/>
-    <w:lsdException w:name="index 4" w:semiHidden="0" w:uiPriority="0" w:unhideWhenUsed="0"/>
-    <w:lsdException w:name="index 5" w:semiHidden="0" w:uiPriority="0" w:unhideWhenUsed="0"/>
-    <w:lsdException w:name="index 6" w:semiHidden="0" w:uiPriority="0" w:unhideWhenUsed="0"/>
-    <w:lsdException w:name="index 7" w:semiHidden="0" w:uiPriority="0" w:unhideWhenUsed="0"/>
-    <w:lsdException w:name="index 8" w:semiHidden="0" w:uiPriority="0" w:unhideWhenUsed="0"/>
-    <w:lsdException w:name="index 9" w:semiHidden="0" w:uiPriority="0" w:unhideWhenUsed="0"/>
-    <w:lsdException w:name="toc 1" w:semiHidden="0" w:uiPriority="0" w:unhideWhenUsed="0" w:qFormat="1"/>
-    <w:lsdException w:name="toc 2" w:semiHidden="0" w:uiPriority="0" w:unhideWhenUsed="0" w:qFormat="1"/>
-    <w:lsdException w:name="toc 3" w:semiHidden="0" w:uiPriority="0" w:unhideWhenUsed="0" w:qFormat="1"/>
-    <w:lsdException w:name="toc 4" w:semiHidden="0" w:uiPriority="0" w:unhideWhenUsed="0"/>
-    <w:lsdException w:name="toc 5" w:semiHidden="0" w:uiPriority="0" w:unhideWhenUsed="0"/>
-    <w:lsdException w:name="toc 6" w:semiHidden="0" w:uiPriority="0" w:unhideWhenUsed="0"/>
-    <w:lsdException w:name="toc 7" w:semiHidden="0" w:uiPriority="0" w:unhideWhenUsed="0"/>
-    <w:lsdException w:name="toc 8" w:semiHidden="0" w:uiPriority="0" w:unhideWhenUsed="0"/>
-    <w:lsdException w:name="toc 9" w:semiHidden="0" w:uiPriority="0" w:unhideWhenUsed="0"/>
-    <w:lsdException w:name="Normal Indent" w:semiHidden="0" w:uiPriority="0" w:unhideWhenUsed="0"/>
-    <w:lsdException w:name="footnote text" w:semiHidden="0" w:uiPriority="0" w:unhideWhenUsed="0"/>
-    <w:lsdException w:name="annotation text" w:semiHidden="0" w:uiPriority="0" w:unhideWhenUsed="0" w:qFormat="1"/>
-    <w:lsdException w:name="header" w:semiHidden="0" w:uiPriority="0" w:unhideWhenUsed="0" w:qFormat="1"/>
-    <w:lsdException w:name="footer" w:semiHidden="0" w:uiPriority="0" w:unhideWhenUsed="0" w:qFormat="1"/>
-    <w:lsdException w:name="index heading" w:semiHidden="0" w:uiPriority="0" w:unhideWhenUsed="0"/>
-    <w:lsdException w:name="caption" w:uiPriority="0" w:qFormat="1"/>
-    <w:lsdException w:name="table of figures" w:semiHidden="0" w:uiPriority="0" w:unhideWhenUsed="0"/>
-    <w:lsdException w:name="envelope address" w:semiHidden="0" w:uiPriority="0" w:unhideWhenUsed="0"/>
-    <w:lsdException w:name="envelope return" w:semiHidden="0" w:uiPriority="0" w:unhideWhenUsed="0"/>
-    <w:lsdException w:name="footnote reference" w:semiHidden="0" w:uiPriority="0" w:unhideWhenUsed="0"/>
-    <w:lsdException w:name="annotation reference" w:semiHidden="0" w:uiPriority="0" w:unhideWhenUsed="0"/>
-    <w:lsdException w:name="line number" w:semiHidden="0" w:uiPriority="0" w:unhideWhenUsed="0"/>
-    <w:lsdException w:name="page number" w:semiHidden="0" w:uiPriority="0" w:unhideWhenUsed="0"/>
-    <w:lsdException w:name="endnote reference" w:semiHidden="0" w:uiPriority="0" w:unhideWhenUsed="0"/>
-    <w:lsdException w:name="endnote text" w:semiHidden="0" w:uiPriority="0" w:unhideWhenUsed="0"/>
-    <w:lsdException w:name="table of authorities" w:semiHidden="0" w:uiPriority="0" w:unhideWhenUsed="0"/>
-    <w:lsdException w:name="macro" w:semiHidden="0" w:uiPriority="0" w:unhideWhenUsed="0"/>
-    <w:lsdException w:name="toa heading" w:semiHidden="0" w:uiPriority="0" w:unhideWhenUsed="0"/>
-    <w:lsdException w:name="List" w:semiHidden="0" w:uiPriority="0" w:unhideWhenUsed="0"/>
-    <w:lsdException w:name="List Bullet" w:semiHidden="0" w:uiPriority="0" w:unhideWhenUsed="0"/>
-    <w:lsdException w:name="List Number" w:semiHidden="0" w:uiPriority="0" w:unhideWhenUsed="0"/>
-    <w:lsdException w:name="List 2" w:semiHidden="0" w:uiPriority="0" w:unhideWhenUsed="0"/>
-    <w:lsdException w:name="List 3" w:semiHidden="0" w:uiPriority="0" w:unhideWhenUsed="0"/>
-    <w:lsdException w:name="List 4" w:semiHidden="0" w:uiPriority="0" w:unhideWhenUsed="0"/>
-    <w:lsdException w:name="List 5" w:semiHidden="0" w:uiPriority="0" w:unhideWhenUsed="0"/>
-    <w:lsdException w:name="List Bullet 2" w:semiHidden="0" w:uiPriority="0" w:unhideWhenUsed="0"/>
-    <w:lsdException w:name="List Bullet 3" w:semiHidden="0" w:uiPriority="0" w:unhideWhenUsed="0"/>
-    <w:lsdException w:name="List Bullet 4" w:semiHidden="0" w:uiPriority="0" w:unhideWhenUsed="0"/>
-    <w:lsdException w:name="List Bullet 5" w:semiHidden="0" w:uiPriority="0" w:unhideWhenUsed="0"/>
-    <w:lsdException w:name="List Number 2" w:semiHidden="0" w:uiPriority="0" w:unhideWhenUsed="0"/>
-    <w:lsdException w:name="List Number 3" w:semiHidden="0" w:uiPriority="0" w:unhideWhenUsed="0"/>
-    <w:lsdException w:name="List Number 4" w:semiHidden="0" w:uiPriority="0" w:unhideWhenUsed="0"/>
-    <w:lsdException w:name="List Number 5" w:semiHidden="0" w:uiPriority="0" w:unhideWhenUsed="0"/>
-    <w:lsdException w:name="Title" w:semiHidden="0" w:uiPriority="0" w:unhideWhenUsed="0" w:qFormat="1"/>
-    <w:lsdException w:name="Closing" w:semiHidden="0" w:uiPriority="0" w:unhideWhenUsed="0"/>
-    <w:lsdException w:name="Signature" w:semiHidden="0" w:uiPriority="0" w:unhideWhenUsed="0"/>
-    <w:lsdException w:name="Default Paragraph Font" w:uiPriority="0" w:unhideWhenUsed="0" w:qFormat="1"/>
-    <w:lsdException w:name="Body Text" w:uiPriority="0" w:unhideWhenUsed="0" w:qFormat="1"/>
-    <w:lsdException w:name="Body Text Indent" w:semiHidden="0" w:uiPriority="0" w:unhideWhenUsed="0"/>
-    <w:lsdException w:name="List Continue" w:semiHidden="0" w:uiPriority="0" w:unhideWhenUsed="0"/>
-    <w:lsdException w:name="List Continue 2" w:semiHidden="0" w:uiPriority="0" w:unhideWhenUsed="0"/>
-    <w:lsdException w:name="List Continue 3" w:semiHidden="0" w:uiPriority="0" w:unhideWhenUsed="0"/>
-    <w:lsdException w:name="List Continue 4" w:semiHidden="0" w:uiPriority="0" w:unhideWhenUsed="0"/>
-    <w:lsdException w:name="List Continue 5" w:semiHidden="0" w:uiPriority="0" w:unhideWhenUsed="0"/>
-    <w:lsdException w:name="Message Header" w:semiHidden="0" w:uiPriority="0" w:unhideWhenUsed="0"/>
-    <w:lsdException w:name="Subtitle" w:semiHidden="0" w:uiPriority="0" w:unhideWhenUsed="0" w:qFormat="1"/>
-    <w:lsdException w:name="Salutation" w:semiHidden="0" w:uiPriority="0" w:unhideWhenUsed="0"/>
-    <w:lsdException w:name="Date" w:semiHidden="0" w:uiPriority="0" w:unhideWhenUsed="0"/>
-    <w:lsdException w:name="Body Text First Indent" w:semiHidden="0" w:uiPriority="0" w:unhideWhenUsed="0"/>
-    <w:lsdException w:name="Body Text First Indent 2" w:semiHidden="0" w:uiPriority="0" w:unhideWhenUsed="0"/>
-    <w:lsdException w:name="Body Text 2" w:semiHidden="0" w:uiPriority="0" w:unhideWhenUsed="0"/>
-    <w:lsdException w:name="Body Text 3" w:semiHidden="0" w:uiPriority="0" w:unhideWhenUsed="0"/>
-    <w:lsdException w:name="Body Text Indent 2" w:semiHidden="0" w:uiPriority="0" w:unhideWhenUsed="0"/>
-    <w:lsdException w:name="Body Text Indent 3" w:semiHidden="0" w:uiPriority="0" w:unhideWhenUsed="0"/>
-    <w:lsdException w:name="Block Text" w:semiHidden="0" w:uiPriority="0" w:unhideWhenUsed="0"/>
-    <w:lsdException w:name="Hyperlink" w:semiHidden="0" w:uiPriority="0" w:unhideWhenUsed="0"/>
-    <w:lsdException w:name="FollowedHyperlink" w:semiHidden="0" w:uiPriority="0" w:unhideWhenUsed="0"/>
-    <w:lsdException w:name="Strong" w:semiHidden="0" w:uiPriority="0" w:unhideWhenUsed="0" w:qFormat="1"/>
-    <w:lsdException w:name="Emphasis" w:semiHidden="0" w:uiPriority="0" w:unhideWhenUsed="0" w:qFormat="1"/>
-    <w:lsdException w:name="Document Map" w:semiHidden="0" w:uiPriority="0" w:unhideWhenUsed="0"/>
-    <w:lsdException w:name="Plain Text" w:semiHidden="0" w:uiPriority="0" w:unhideWhenUsed="0"/>
-    <w:lsdException w:name="E-mail Signature" w:semiHidden="0" w:uiPriority="0" w:unhideWhenUsed="0"/>
-    <w:lsdException w:name="Normal (Web)" w:semiHidden="0" w:uiPriority="0" w:unhideWhenUsed="0" w:qFormat="1"/>
-    <w:lsdException w:name="HTML Acronym" w:semiHidden="0" w:uiPriority="0" w:unhideWhenUsed="0"/>
-    <w:lsdException w:name="HTML Address" w:semiHidden="0" w:uiPriority="0" w:unhideWhenUsed="0"/>
-    <w:lsdException w:name="HTML Cite" w:semiHidden="0" w:uiPriority="0" w:unhideWhenUsed="0"/>
-    <w:lsdException w:name="HTML Code" w:semiHidden="0" w:uiPriority="0" w:unhideWhenUsed="0"/>
-    <w:lsdException w:name="HTML Definition" w:semiHidden="0" w:uiPriority="0" w:unhideWhenUsed="0"/>
-    <w:lsdException w:name="HTML Keyboard" w:semiHidden="0" w:uiPriority="0" w:unhideWhenUsed="0"/>
-    <w:lsdException w:name="HTML Preformatted" w:semiHidden="0" w:uiPriority="0" w:unhideWhenUsed="0"/>
-    <w:lsdException w:name="HTML Sample" w:semiHidden="0" w:uiPriority="0" w:unhideWhenUsed="0"/>
-    <w:lsdException w:name="HTML Typewriter" w:semiHidden="0" w:uiPriority="0" w:unhideWhenUsed="0"/>
-    <w:lsdException w:name="HTML Variable" w:semiHidden="0" w:uiPriority="0" w:unhideWhenUsed="0"/>
-    <w:lsdException w:name="Normal Table" w:uiPriority="0" w:unhideWhenUsed="0" w:qFormat="1"/>
-    <w:lsdException w:name="annotation subject" w:semiHidden="0" w:uiPriority="0" w:unhideWhenUsed="0"/>
-    <w:lsdException w:name="Table Simple 1" w:semiHidden="0" w:uiPriority="0" w:unhideWhenUsed="0"/>
-    <w:lsdException w:name="Table Simple 2" w:semiHidden="0" w:uiPriority="0" w:unhideWhenUsed="0"/>
-    <w:lsdException w:name="Table Simple 3" w:semiHidden="0" w:uiPriority="0" w:unhideWhenUsed="0"/>
-    <w:lsdException w:name="Table Classic 1" w:semiHidden="0" w:uiPriority="0" w:unhideWhenUsed="0"/>
-    <w:lsdException w:name="Table Classic 2" w:semiHidden="0" w:uiPriority="0" w:unhideWhenUsed="0"/>
-    <w:lsdException w:name="Table Classic 3" w:semiHidden="0" w:uiPriority="0" w:unhideWhenUsed="0"/>
-    <w:lsdException w:name="Table Classic 4" w:semiHidden="0" w:uiPriority="0" w:unhideWhenUsed="0"/>
-    <w:lsdException w:name="Table Colorful 1" w:semiHidden="0" w:uiPriority="0" w:unhideWhenUsed="0"/>
-    <w:lsdException w:name="Table Colorful 2" w:semiHidden="0" w:uiPriority="0" w:unhideWhenUsed="0"/>
-    <w:lsdException w:name="Table Colorful 3" w:semiHidden="0" w:uiPriority="0" w:unhideWhenUsed="0"/>
-    <w:lsdException w:name="Table Columns 1" w:semiHidden="0" w:uiPriority="0" w:unhideWhenUsed="0"/>
-    <w:lsdException w:name="Table Columns 2" w:semiHidden="0" w:uiPriority="0" w:unhideWhenUsed="0"/>
-    <w:lsdException w:name="Table Columns 3" w:semiHidden="0" w:uiPriority="0" w:unhideWhenUsed="0"/>
-    <w:lsdException w:name="Table Columns 4" w:semiHidden="0" w:uiPriority="0" w:unhideWhenUsed="0"/>
-    <w:lsdException w:name="Table Columns 5" w:semiHidden="0" w:uiPriority="0" w:unhideWhenUsed="0"/>
-    <w:lsdException w:name="Table Grid 1" w:semiHidden="0" w:uiPriority="0" w:unhideWhenUsed="0"/>
-    <w:lsdException w:name="Table Grid 2" w:semiHidden="0" w:uiPriority="0" w:unhideWhenUsed="0"/>
-    <w:lsdException w:name="Table Grid 3" w:semiHidden="0" w:uiPriority="0" w:unhideWhenUsed="0"/>
-    <w:lsdException w:name="Table Grid 4" w:semiHidden="0" w:uiPriority="0" w:unhideWhenUsed="0"/>
-    <w:lsdException w:name="Table Grid 5" w:semiHidden="0" w:uiPriority="0" w:unhideWhenUsed="0"/>
-    <w:lsdException w:name="Table Grid 6" w:semiHidden="0" w:uiPriority="0" w:unhideWhenUsed="0"/>
-    <w:lsdException w:name="Table Grid 7" w:semiHidden="0" w:uiPriority="0" w:unhideWhenUsed="0"/>
-    <w:lsdException w:name="Table Grid 8" w:semiHidden="0" w:uiPriority="0" w:unhideWhenUsed="0"/>
-    <w:lsdException w:name="Table List 1" w:semiHidden="0" w:uiPriority="0" w:unhideWhenUsed="0"/>
-    <w:lsdException w:name="Table List 2" w:semiHidden="0" w:uiPriority="0" w:unhideWhenUsed="0"/>
-    <w:lsdException w:name="Table List 3" w:semiHidden="0" w:uiPriority="0" w:unhideWhenUsed="0"/>
-    <w:lsdException w:name="Table List 4" w:semiHidden="0" w:uiPriority="0" w:unhideWhenUsed="0"/>
-    <w:lsdException w:name="Table List 5" w:semiHidden="0" w:uiPriority="0" w:unhideWhenUsed="0"/>
-    <w:lsdException w:name="Table List 6" w:semiHidden="0" w:uiPriority="0" w:unhideWhenUsed="0"/>
-    <w:lsdException w:name="Table List 7" w:semiHidden="0" w:uiPriority="0" w:unhideWhenUsed="0"/>
-    <w:lsdException w:name="Table List 8" w:semiHidden="0" w:uiPriority="0" w:unhideWhenUsed="0"/>
-    <w:lsdException w:name="Table 3D effects 1" w:semiHidden="0" w:uiPriority="0" w:unhideWhenUsed="0"/>
-    <w:lsdException w:name="Table 3D effects 2" w:semiHidden="0" w:uiPriority="0" w:unhideWhenUsed="0"/>
-    <w:lsdException w:name="Table 3D effects 3" w:semiHidden="0" w:uiPriority="0" w:unhideWhenUsed="0"/>
-    <w:lsdException w:name="Table Contemporary" w:semiHidden="0" w:uiPriority="0" w:unhideWhenUsed="0"/>
-    <w:lsdException w:name="Table Elegant" w:semiHidden="0" w:uiPriority="0" w:unhideWhenUsed="0"/>
-    <w:lsdException w:name="Table Professional" w:semiHidden="0" w:uiPriority="0" w:unhideWhenUsed="0"/>
-    <w:lsdException w:name="Table Subtle 1" w:semiHidden="0" w:uiPriority="0" w:unhideWhenUsed="0"/>
-    <w:lsdException w:name="Table Subtle 2" w:semiHidden="0" w:uiPriority="0" w:unhideWhenUsed="0"/>
-    <w:lsdException w:name="Table Web 1" w:semiHidden="0" w:uiPriority="0" w:unhideWhenUsed="0"/>
-    <w:lsdException w:name="Table Web 2" w:semiHidden="0" w:uiPriority="0" w:unhideWhenUsed="0"/>
-    <w:lsdException w:name="Table Web 3" w:semiHidden="0" w:uiPriority="0" w:unhideWhenUsed="0"/>
-    <w:lsdException w:name="Balloon Text" w:semiHidden="0" w:uiPriority="0" w:unhideWhenUsed="0"/>
-    <w:lsdException w:name="Table Grid" w:semiHidden="0" w:uiPriority="0" w:unhideWhenUsed="0" w:qFormat="1"/>
-    <w:lsdException w:name="Table Theme" w:semiHidden="0" w:uiPriority="0" w:unhideWhenUsed="0"/>
-    <w:lsdException w:name="Light Shading" w:semiHidden="0" w:uiPriority="60" w:unhideWhenUsed="0"/>
-    <w:lsdException w:name="Light List" w:semiHidden="0" w:uiPriority="61" w:unhideWhenUsed="0"/>
-    <w:lsdException w:name="Light Grid" w:semiHidden="0" w:uiPriority="62" w:unhideWhenUsed="0"/>
-    <w:lsdException w:name="Medium Shading 1" w:semiHidden="0" w:uiPriority="63" w:unhideWhenUsed="0"/>
-    <w:lsdException w:name="Medium Shading 2" w:semiHidden="0" w:uiPriority="64" w:unhideWhenUsed="0"/>
-    <w:lsdException w:name="Medium List 1" w:semiHidden="0" w:uiPriority="65" w:unhideWhenUsed="0"/>
-    <w:lsdException w:name="Medium List 2" w:semiHidden="0" w:uiPriority="66" w:unhideWhenUsed="0"/>
-    <w:lsdException w:name="Medium Grid 1" w:semiHidden="0" w:uiPriority="67" w:unhideWhenUsed="0"/>
-    <w:lsdException w:name="Medium Grid 2" w:semiHidden="0" w:uiPriority="68" w:unhideWhenUsed="0"/>
-    <w:lsdException w:name="Medium Grid 3" w:semiHidden="0" w:uiPriority="69" w:unhideWhenUsed="0"/>
-    <w:lsdException w:name="Dark List" w:semiHidden="0" w:uiPriority="70" w:unhideWhenUsed="0"/>
-    <w:lsdException w:name="Colorful Shading" w:semiHidden="0" w:uiPriority="71" w:unhideWhenUsed="0"/>
-    <w:lsdException w:name="Colorful List" w:semiHidden="0" w:uiPriority="72" w:unhideWhenUsed="0"/>
-    <w:lsdException w:name="Colorful Grid" w:semiHidden="0" w:uiPriority="73" w:unhideWhenUsed="0"/>
-    <w:lsdException w:name="Light Shading Accent 1" w:semiHidden="0" w:uiPriority="60" w:unhideWhenUsed="0"/>
-    <w:lsdException w:name="Light List Accent 1" w:semiHidden="0" w:uiPriority="61" w:unhideWhenUsed="0"/>
-    <w:lsdException w:name="Light Grid Accent 1" w:semiHidden="0" w:uiPriority="62" w:unhideWhenUsed="0"/>
-    <w:lsdException w:name="Medium Shading 1 Accent 1" w:semiHidden="0" w:uiPriority="63" w:unhideWhenUsed="0"/>
-    <w:lsdException w:name="Medium Shading 2 Accent 1" w:semiHidden="0" w:uiPriority="64" w:unhideWhenUsed="0"/>
-    <w:lsdException w:name="Medium List 1 Accent 1" w:semiHidden="0" w:uiPriority="65" w:unhideWhenUsed="0"/>
-    <w:lsdException w:name="Medium List 2 Accent 1" w:semiHidden="0" w:uiPriority="66" w:unhideWhenUsed="0"/>
-    <w:lsdException w:name="Medium Grid 1 Accent 1" w:semiHidden="0" w:uiPriority="67" w:unhideWhenUsed="0"/>
-    <w:lsdException w:name="Medium Grid 2 Accent 1" w:semiHidden="0" w:uiPriority="68" w:unhideWhenUsed="0"/>
-    <w:lsdException w:name="Medium Grid 3 Accent 1" w:semiHidden="0" w:uiPriority="69" w:unhideWhenUsed="0"/>
-    <w:lsdException w:name="Dark List Accent 1" w:semiHidden="0" w:uiPriority="70" w:unhideWhenUsed="0"/>
-    <w:lsdException w:name="Colorful Shading Accent 1" w:semiHidden="0" w:uiPriority="71" w:unhideWhenUsed="0"/>
-    <w:lsdException w:name="Colorful List Accent 1" w:semiHidden="0" w:uiPriority="72" w:unhideWhenUsed="0"/>
-    <w:lsdException w:name="Colorful Grid Accent 1" w:semiHidden="0" w:uiPriority="73" w:unhideWhenUsed="0"/>
-    <w:lsdException w:name="Light Shading Accent 2" w:semiHidden="0" w:uiPriority="60" w:unhideWhenUsed="0"/>
-    <w:lsdException w:name="Light List Accent 2" w:semiHidden="0" w:uiPriority="61" w:unhideWhenUsed="0"/>
-    <w:lsdException w:name="Light Grid Accent 2" w:semiHidden="0" w:uiPriority="62" w:unhideWhenUsed="0"/>
-    <w:lsdException w:name="Medium Shading 1 Accent 2" w:semiHidden="0" w:uiPriority="63" w:unhideWhenUsed="0"/>
-    <w:lsdException w:name="Medium Shading 2 Accent 2" w:semiHidden="0" w:uiPriority="64" w:unhideWhenUsed="0"/>
-    <w:lsdException w:name="Medium List 1 Accent 2" w:semiHidden="0" w:uiPriority="65" w:unhideWhenUsed="0"/>
-    <w:lsdException w:name="Medium List 2 Accent 2" w:semiHidden="0" w:uiPriority="66" w:unhideWhenUsed="0"/>
-    <w:lsdException w:name="Medium Grid 1 Accent 2" w:semiHidden="0" w:uiPriority="67" w:unhideWhenUsed="0"/>
-    <w:lsdException w:name="Medium Grid 2 Accent 2" w:semiHidden="0" w:uiPriority="68" w:unhideWhenUsed="0"/>
-    <w:lsdException w:name="Medium Grid 3 Accent 2" w:semiHidden="0" w:uiPriority="69" w:unhideWhenUsed="0"/>
-    <w:lsdException w:name="Dark List Accent 2" w:semiHidden="0" w:uiPriority="70" w:unhideWhenUsed="0"/>
-    <w:lsdException w:name="Colorful Shading Accent 2" w:semiHidden="0" w:uiPriority="71" w:unhideWhenUsed="0"/>
-    <w:lsdException w:name="Colorful List Accent 2" w:semiHidden="0" w:uiPriority="72" w:unhideWhenUsed="0"/>
-    <w:lsdException w:name="Colorful Grid Accent 2" w:semiHidden="0" w:uiPriority="73" w:unhideWhenUsed="0"/>
-    <w:lsdException w:name="Light Shading Accent 3" w:semiHidden="0" w:uiPriority="60" w:unhideWhenUsed="0"/>
-    <w:lsdException w:name="Light List Accent 3" w:semiHidden="0" w:uiPriority="61" w:unhideWhenUsed="0"/>
-    <w:lsdException w:name="Light Grid Accent 3" w:semiHidden="0" w:uiPriority="62" w:unhideWhenUsed="0"/>
-    <w:lsdException w:name="Medium Shading 1 Accent 3" w:semiHidden="0" w:uiPriority="63" w:unhideWhenUsed="0"/>
-    <w:lsdException w:name="Medium Shading 2 Accent 3" w:semiHidden="0" w:uiPriority="64" w:unhideWhenUsed="0"/>
-    <w:lsdException w:name="Medium List 1 Accent 3" w:semiHidden="0" w:uiPriority="65" w:unhideWhenUsed="0"/>
-    <w:lsdException w:name="Medium List 2 Accent 3" w:semiHidden="0" w:uiPriority="66" w:unhideWhenUsed="0"/>
-    <w:lsdException w:name="Medium Grid 1 Accent 3" w:semiHidden="0" w:uiPriority="67" w:unhideWhenUsed="0"/>
-    <w:lsdException w:name="Medium Grid 2 Accent 3" w:semiHidden="0" w:uiPriority="68" w:unhideWhenUsed="0"/>
-    <w:lsdException w:name="Medium Grid 3 Accent 3" w:semiHidden="0" w:uiPriority="69" w:unhideWhenUsed="0"/>
-    <w:lsdException w:name="Dark List Accent 3" w:semiHidden="0" w:uiPriority="70" w:unhideWhenUsed="0"/>
-    <w:lsdException w:name="Colorful Shading Accent 3" w:semiHidden="0" w:uiPriority="71" w:unhideWhenUsed="0"/>
-    <w:lsdException w:name="Colorful List Accent 3" w:semiHidden="0" w:uiPriority="72" w:unhideWhenUsed="0"/>
-    <w:lsdException w:name="Colorful Grid Accent 3" w:semiHidden="0" w:uiPriority="73" w:unhideWhenUsed="0"/>
-    <w:lsdException w:name="Light Shading Accent 4" w:semiHidden="0" w:uiPriority="60" w:unhideWhenUsed="0"/>
-    <w:lsdException w:name="Light List Accent 4" w:semiHidden="0" w:uiPriority="61" w:unhideWhenUsed="0"/>
-    <w:lsdException w:name="Light Grid Accent 4" w:semiHidden="0" w:uiPriority="62" w:unhideWhenUsed="0"/>
-    <w:lsdException w:name="Medium Shading 1 Accent 4" w:semiHidden="0" w:uiPriority="63" w:unhideWhenUsed="0"/>
-    <w:lsdException w:name="Medium Shading 2 Accent 4" w:semiHidden="0" w:uiPriority="64" w:unhideWhenUsed="0"/>
-    <w:lsdException w:name="Medium List 1 Accent 4" w:semiHidden="0" w:uiPriority="65" w:unhideWhenUsed="0"/>
-    <w:lsdException w:name="Medium List 2 Accent 4" w:semiHidden="0" w:uiPriority="66" w:unhideWhenUsed="0"/>
-    <w:lsdException w:name="Medium Grid 1 Accent 4" w:semiHidden="0" w:uiPriority="67" w:unhideWhenUsed="0"/>
-    <w:lsdException w:name="Medium Grid 2 Accent 4" w:semiHidden="0" w:uiPriority="68" w:unhideWhenUsed="0"/>
-    <w:lsdException w:name="Medium Grid 3 Accent 4" w:semiHidden="0" w:uiPriority="69" w:unhideWhenUsed="0"/>
-    <w:lsdException w:name="Dark List Accent 4" w:semiHidden="0" w:uiPriority="70" w:unhideWhenUsed="0"/>
-    <w:lsdException w:name="Colorful Shading Accent 4" w:semiHidden="0" w:uiPriority="71" w:unhideWhenUsed="0"/>
-    <w:lsdException w:name="Colorful List Accent 4" w:semiHidden="0" w:uiPriority="72" w:unhideWhenUsed="0"/>
-    <w:lsdException w:name="Colorful Grid Accent 4" w:semiHidden="0" w:uiPriority="73" w:unhideWhenUsed="0"/>
-    <w:lsdException w:name="Light Shading Accent 5" w:semiHidden="0" w:uiPriority="60" w:unhideWhenUsed="0"/>
-    <w:lsdException w:name="Light List Accent 5" w:semiHidden="0" w:uiPriority="61" w:unhideWhenUsed="0"/>
-    <w:lsdException w:name="Light Grid Accent 5" w:semiHidden="0" w:uiPriority="62" w:unhideWhenUsed="0"/>
-    <w:lsdException w:name="Medium Shading 1 Accent 5" w:semiHidden="0" w:uiPriority="63" w:unhideWhenUsed="0"/>
-    <w:lsdException w:name="Medium Shading 2 Accent 5" w:semiHidden="0" w:uiPriority="64" w:unhideWhenUsed="0"/>
-    <w:lsdException w:name="Medium List 1 Accent 5" w:semiHidden="0" w:uiPriority="65" w:unhideWhenUsed="0"/>
-    <w:lsdException w:name="Medium List 2 Accent 5" w:semiHidden="0" w:uiPriority="66" w:unhideWhenUsed="0"/>
-    <w:lsdException w:name="Medium Grid 1 Accent 5" w:semiHidden="0" w:uiPriority="67" w:unhideWhenUsed="0"/>
-    <w:lsdException w:name="Medium Grid 2 Accent 5" w:semiHidden="0" w:uiPriority="68" w:unhideWhenUsed="0"/>
-    <w:lsdException w:name="Medium Grid 3 Accent 5" w:semiHidden="0" w:uiPriority="69" w:unhideWhenUsed="0"/>
-    <w:lsdException w:name="Dark List Accent 5" w:semiHidden="0" w:uiPriority="70" w:unhideWhenUsed="0"/>
-    <w:lsdException w:name="Colorful Shading Accent 5" w:semiHidden="0" w:uiPriority="71" w:unhideWhenUsed="0"/>
-    <w:lsdException w:name="Colorful List Accent 5" w:semiHidden="0" w:uiPriority="72" w:unhideWhenUsed="0"/>
-    <w:lsdException w:name="Colorful Grid Accent 5" w:semiHidden="0" w:uiPriority="73" w:unhideWhenUsed="0"/>
-    <w:lsdException w:name="Light Shading Accent 6" w:semiHidden="0" w:uiPriority="60" w:unhideWhenUsed="0"/>
-    <w:lsdException w:name="Light List Accent 6" w:semiHidden="0" w:uiPriority="61" w:unhideWhenUsed="0"/>
-    <w:lsdException w:name="Light Grid Accent 6" w:semiHidden="0" w:uiPriority="62" w:unhideWhenUsed="0"/>
-    <w:lsdException w:name="Medium Shading 1 Accent 6" w:semiHidden="0" w:uiPriority="63" w:unhideWhenUsed="0"/>
-    <w:lsdException w:name="Medium Shading 2 Accent 6" w:semiHidden="0" w:uiPriority="64" w:unhideWhenUsed="0"/>
-    <w:lsdException w:name="Medium List 1 Accent 6" w:semiHidden="0" w:uiPriority="65" w:unhideWhenUsed="0"/>
-    <w:lsdException w:name="Medium List 2 Accent 6" w:semiHidden="0" w:uiPriority="66" w:unhideWhenUsed="0"/>
-    <w:lsdException w:name="Medium Grid 1 Accent 6" w:semiHidden="0" w:uiPriority="67" w:unhideWhenUsed="0"/>
-    <w:lsdException w:name="Medium Grid 2 Accent 6" w:semiHidden="0" w:uiPriority="68" w:unhideWhenUsed="0"/>
-    <w:lsdException w:name="Medium Grid 3 Accent 6" w:semiHidden="0" w:uiPriority="69" w:unhideWhenUsed="0"/>
-    <w:lsdException w:name="Dark List Accent 6" w:semiHidden="0" w:uiPriority="70" w:unhideWhenUsed="0"/>
-    <w:lsdException w:name="Colorful Shading Accent 6" w:semiHidden="0" w:uiPriority="71" w:unhideWhenUsed="0"/>
-    <w:lsdException w:name="Colorful List Accent 6" w:semiHidden="0" w:uiPriority="72" w:unhideWhenUsed="0"/>
-    <w:lsdException w:name="Colorful Grid Accent 6" w:semiHidden="0" w:uiPriority="73" w:unhideWhenUsed="0"/>
+  <w:latentStyles w:count="260" w:defQFormat="0" w:defUnhideWhenUsed="1" w:defSemiHidden="1" w:defUIPriority="99" w:defLockedState="0">
+    <w:lsdException w:qFormat="1" w:unhideWhenUsed="0" w:uiPriority="0" w:semiHidden="0" w:name="Normal"/>
+    <w:lsdException w:qFormat="1" w:unhideWhenUsed="0" w:uiPriority="0" w:semiHidden="0" w:name="heading 1"/>
+    <w:lsdException w:qFormat="1" w:uiPriority="0" w:semiHidden="0" w:name="heading 2"/>
+    <w:lsdException w:qFormat="1" w:uiPriority="0" w:name="heading 3"/>
+    <w:lsdException w:qFormat="1" w:uiPriority="0" w:semiHidden="0" w:name="heading 4"/>
+    <w:lsdException w:qFormat="1" w:uiPriority="0" w:name="heading 5"/>
+    <w:lsdException w:qFormat="1" w:uiPriority="0" w:name="heading 6"/>
+    <w:lsdException w:qFormat="1" w:uiPriority="0" w:name="heading 7"/>
+    <w:lsdException w:qFormat="1" w:uiPriority="0" w:name="heading 8"/>
+    <w:lsdException w:qFormat="1" w:uiPriority="0" w:name="heading 9"/>
+    <w:lsdException w:unhideWhenUsed="0" w:uiPriority="0" w:semiHidden="0" w:name="index 1"/>
+    <w:lsdException w:unhideWhenUsed="0" w:uiPriority="0" w:semiHidden="0" w:name="index 2"/>
+    <w:lsdException w:unhideWhenUsed="0" w:uiPriority="0" w:semiHidden="0" w:name="index 3"/>
+    <w:lsdException w:unhideWhenUsed="0" w:uiPriority="0" w:semiHidden="0" w:name="index 4"/>
+    <w:lsdException w:unhideWhenUsed="0" w:uiPriority="0" w:semiHidden="0" w:name="index 5"/>
+    <w:lsdException w:unhideWhenUsed="0" w:uiPriority="0" w:semiHidden="0" w:name="index 6"/>
+    <w:lsdException w:unhideWhenUsed="0" w:uiPriority="0" w:semiHidden="0" w:name="index 7"/>
+    <w:lsdException w:unhideWhenUsed="0" w:uiPriority="0" w:semiHidden="0" w:name="index 8"/>
+    <w:lsdException w:unhideWhenUsed="0" w:uiPriority="0" w:semiHidden="0" w:name="index 9"/>
+    <w:lsdException w:qFormat="1" w:unhideWhenUsed="0" w:uiPriority="0" w:semiHidden="0" w:name="toc 1"/>
+    <w:lsdException w:qFormat="1" w:unhideWhenUsed="0" w:uiPriority="0" w:semiHidden="0" w:name="toc 2"/>
+    <w:lsdException w:qFormat="1" w:unhideWhenUsed="0" w:uiPriority="0" w:semiHidden="0" w:name="toc 3"/>
+    <w:lsdException w:unhideWhenUsed="0" w:uiPriority="0" w:semiHidden="0" w:name="toc 4"/>
+    <w:lsdException w:unhideWhenUsed="0" w:uiPriority="0" w:semiHidden="0" w:name="toc 5"/>
+    <w:lsdException w:unhideWhenUsed="0" w:uiPriority="0" w:semiHidden="0" w:name="toc 6"/>
+    <w:lsdException w:unhideWhenUsed="0" w:uiPriority="0" w:semiHidden="0" w:name="toc 7"/>
+    <w:lsdException w:unhideWhenUsed="0" w:uiPriority="0" w:semiHidden="0" w:name="toc 8"/>
+    <w:lsdException w:unhideWhenUsed="0" w:uiPriority="0" w:semiHidden="0" w:name="toc 9"/>
+    <w:lsdException w:unhideWhenUsed="0" w:uiPriority="0" w:semiHidden="0" w:name="Normal Indent"/>
+    <w:lsdException w:unhideWhenUsed="0" w:uiPriority="0" w:semiHidden="0" w:name="footnote text"/>
+    <w:lsdException w:qFormat="1" w:unhideWhenUsed="0" w:uiPriority="0" w:semiHidden="0" w:name="annotation text"/>
+    <w:lsdException w:qFormat="1" w:unhideWhenUsed="0" w:uiPriority="0" w:semiHidden="0" w:name="header"/>
+    <w:lsdException w:qFormat="1" w:unhideWhenUsed="0" w:uiPriority="0" w:semiHidden="0" w:name="footer"/>
+    <w:lsdException w:unhideWhenUsed="0" w:uiPriority="0" w:semiHidden="0" w:name="index heading"/>
+    <w:lsdException w:qFormat="1" w:uiPriority="0" w:name="caption"/>
+    <w:lsdException w:unhideWhenUsed="0" w:uiPriority="0" w:semiHidden="0" w:name="table of figures"/>
+    <w:lsdException w:unhideWhenUsed="0" w:uiPriority="0" w:semiHidden="0" w:name="envelope address"/>
+    <w:lsdException w:unhideWhenUsed="0" w:uiPriority="0" w:semiHidden="0" w:name="envelope return"/>
+    <w:lsdException w:unhideWhenUsed="0" w:uiPriority="0" w:semiHidden="0" w:name="footnote reference"/>
+    <w:lsdException w:unhideWhenUsed="0" w:uiPriority="0" w:semiHidden="0" w:name="annotation reference"/>
+    <w:lsdException w:unhideWhenUsed="0" w:uiPriority="0" w:semiHidden="0" w:name="line number"/>
+    <w:lsdException w:unhideWhenUsed="0" w:uiPriority="0" w:semiHidden="0" w:name="page number"/>
+    <w:lsdException w:unhideWhenUsed="0" w:uiPriority="0" w:semiHidden="0" w:name="endnote reference"/>
+    <w:lsdException w:unhideWhenUsed="0" w:uiPriority="0" w:semiHidden="0" w:name="endnote text"/>
+    <w:lsdException w:unhideWhenUsed="0" w:uiPriority="0" w:semiHidden="0" w:name="table of authorities"/>
+    <w:lsdException w:unhideWhenUsed="0" w:uiPriority="0" w:semiHidden="0" w:name="macro"/>
+    <w:lsdException w:unhideWhenUsed="0" w:uiPriority="0" w:semiHidden="0" w:name="toa heading"/>
+    <w:lsdException w:unhideWhenUsed="0" w:uiPriority="0" w:semiHidden="0" w:name="List"/>
+    <w:lsdException w:unhideWhenUsed="0" w:uiPriority="0" w:semiHidden="0" w:name="List Bullet"/>
+    <w:lsdException w:unhideWhenUsed="0" w:uiPriority="0" w:semiHidden="0" w:name="List Number"/>
+    <w:lsdException w:unhideWhenUsed="0" w:uiPriority="0" w:semiHidden="0" w:name="List 2"/>
+    <w:lsdException w:unhideWhenUsed="0" w:uiPriority="0" w:semiHidden="0" w:name="List 3"/>
+    <w:lsdException w:unhideWhenUsed="0" w:uiPriority="0" w:semiHidden="0" w:name="List 4"/>
+    <w:lsdException w:unhideWhenUsed="0" w:uiPriority="0" w:semiHidden="0" w:name="List 5"/>
+    <w:lsdException w:unhideWhenUsed="0" w:uiPriority="0" w:semiHidden="0" w:name="List Bullet 2"/>
+    <w:lsdException w:unhideWhenUsed="0" w:uiPriority="0" w:semiHidden="0" w:name="List Bullet 3"/>
+    <w:lsdException w:unhideWhenUsed="0" w:uiPriority="0" w:semiHidden="0" w:name="List Bullet 4"/>
+    <w:lsdException w:unhideWhenUsed="0" w:uiPriority="0" w:semiHidden="0" w:name="List Bullet 5"/>
+    <w:lsdException w:unhideWhenUsed="0" w:uiPriority="0" w:semiHidden="0" w:name="List Number 2"/>
+    <w:lsdException w:unhideWhenUsed="0" w:uiPriority="0" w:semiHidden="0" w:name="List Number 3"/>
+    <w:lsdException w:unhideWhenUsed="0" w:uiPriority="0" w:semiHidden="0" w:name="List Number 4"/>
+    <w:lsdException w:unhideWhenUsed="0" w:uiPriority="0" w:semiHidden="0" w:name="List Number 5"/>
+    <w:lsdException w:qFormat="1" w:unhideWhenUsed="0" w:uiPriority="0" w:semiHidden="0" w:name="Title"/>
+    <w:lsdException w:unhideWhenUsed="0" w:uiPriority="0" w:semiHidden="0" w:name="Closing"/>
+    <w:lsdException w:unhideWhenUsed="0" w:uiPriority="0" w:semiHidden="0" w:name="Signature"/>
+    <w:lsdException w:qFormat="1" w:unhideWhenUsed="0" w:uiPriority="0" w:name="Default Paragraph Font"/>
+    <w:lsdException w:qFormat="1" w:unhideWhenUsed="0" w:uiPriority="0" w:name="Body Text"/>
+    <w:lsdException w:unhideWhenUsed="0" w:uiPriority="0" w:semiHidden="0" w:name="Body Text Indent"/>
+    <w:lsdException w:unhideWhenUsed="0" w:uiPriority="0" w:semiHidden="0" w:name="List Continue"/>
+    <w:lsdException w:unhideWhenUsed="0" w:uiPriority="0" w:semiHidden="0" w:name="List Continue 2"/>
+    <w:lsdException w:unhideWhenUsed="0" w:uiPriority="0" w:semiHidden="0" w:name="List Continue 3"/>
+    <w:lsdException w:unhideWhenUsed="0" w:uiPriority="0" w:semiHidden="0" w:name="List Continue 4"/>
+    <w:lsdException w:unhideWhenUsed="0" w:uiPriority="0" w:semiHidden="0" w:name="List Continue 5"/>
+    <w:lsdException w:unhideWhenUsed="0" w:uiPriority="0" w:semiHidden="0" w:name="Message Header"/>
+    <w:lsdException w:qFormat="1" w:unhideWhenUsed="0" w:uiPriority="0" w:semiHidden="0" w:name="Subtitle"/>
+    <w:lsdException w:unhideWhenUsed="0" w:uiPriority="0" w:semiHidden="0" w:name="Salutation"/>
+    <w:lsdException w:unhideWhenUsed="0" w:uiPriority="0" w:semiHidden="0" w:name="Date"/>
+    <w:lsdException w:unhideWhenUsed="0" w:uiPriority="0" w:semiHidden="0" w:name="Body Text First Indent"/>
+    <w:lsdException w:unhideWhenUsed="0" w:uiPriority="0" w:semiHidden="0" w:name="Body Text First Indent 2"/>
+    <w:lsdException w:uiPriority="99" w:name="Note Heading"/>
+    <w:lsdException w:unhideWhenUsed="0" w:uiPriority="0" w:semiHidden="0" w:name="Body Text 2"/>
+    <w:lsdException w:unhideWhenUsed="0" w:uiPriority="0" w:semiHidden="0" w:name="Body Text 3"/>
+    <w:lsdException w:unhideWhenUsed="0" w:uiPriority="0" w:semiHidden="0" w:name="Body Text Indent 2"/>
+    <w:lsdException w:unhideWhenUsed="0" w:uiPriority="0" w:semiHidden="0" w:name="Body Text Indent 3"/>
+    <w:lsdException w:unhideWhenUsed="0" w:uiPriority="0" w:semiHidden="0" w:name="Block Text"/>
+    <w:lsdException w:unhideWhenUsed="0" w:uiPriority="0" w:semiHidden="0" w:name="Hyperlink"/>
+    <w:lsdException w:unhideWhenUsed="0" w:uiPriority="0" w:semiHidden="0" w:name="FollowedHyperlink"/>
+    <w:lsdException w:qFormat="1" w:unhideWhenUsed="0" w:uiPriority="0" w:semiHidden="0" w:name="Strong"/>
+    <w:lsdException w:qFormat="1" w:unhideWhenUsed="0" w:uiPriority="0" w:semiHidden="0" w:name="Emphasis"/>
+    <w:lsdException w:unhideWhenUsed="0" w:uiPriority="0" w:semiHidden="0" w:name="Document Map"/>
+    <w:lsdException w:unhideWhenUsed="0" w:uiPriority="0" w:semiHidden="0" w:name="Plain Text"/>
+    <w:lsdException w:unhideWhenUsed="0" w:uiPriority="0" w:semiHidden="0" w:name="E-mail Signature"/>
+    <w:lsdException w:qFormat="1" w:unhideWhenUsed="0" w:uiPriority="0" w:semiHidden="0" w:name="Normal (Web)"/>
+    <w:lsdException w:unhideWhenUsed="0" w:uiPriority="0" w:semiHidden="0" w:name="HTML Acronym"/>
+    <w:lsdException w:unhideWhenUsed="0" w:uiPriority="0" w:semiHidden="0" w:name="HTML Address"/>
+    <w:lsdException w:unhideWhenUsed="0" w:uiPriority="0" w:semiHidden="0" w:name="HTML Cite"/>
+    <w:lsdException w:unhideWhenUsed="0" w:uiPriority="0" w:semiHidden="0" w:name="HTML Code"/>
+    <w:lsdException w:unhideWhenUsed="0" w:uiPriority="0" w:semiHidden="0" w:name="HTML Definition"/>
+    <w:lsdException w:unhideWhenUsed="0" w:uiPriority="0" w:semiHidden="0" w:name="HTML Keyboard"/>
+    <w:lsdException w:unhideWhenUsed="0" w:uiPriority="0" w:semiHidden="0" w:name="HTML Preformatted"/>
+    <w:lsdException w:unhideWhenUsed="0" w:uiPriority="0" w:semiHidden="0" w:name="HTML Sample"/>
+    <w:lsdException w:unhideWhenUsed="0" w:uiPriority="0" w:semiHidden="0" w:name="HTML Typewriter"/>
+    <w:lsdException w:unhideWhenUsed="0" w:uiPriority="0" w:semiHidden="0" w:name="HTML Variable"/>
+    <w:lsdException w:qFormat="1" w:unhideWhenUsed="0" w:uiPriority="0" w:name="Normal Table"/>
+    <w:lsdException w:unhideWhenUsed="0" w:uiPriority="0" w:semiHidden="0" w:name="annotation subject"/>
+    <w:lsdException w:unhideWhenUsed="0" w:uiPriority="0" w:semiHidden="0" w:name="Table Simple 1"/>
+    <w:lsdException w:unhideWhenUsed="0" w:uiPriority="0" w:semiHidden="0" w:name="Table Simple 2"/>
+    <w:lsdException w:unhideWhenUsed="0" w:uiPriority="0" w:semiHidden="0" w:name="Table Simple 3"/>
+    <w:lsdException w:unhideWhenUsed="0" w:uiPriority="0" w:semiHidden="0" w:name="Table Classic 1"/>
+    <w:lsdException w:unhideWhenUsed="0" w:uiPriority="0" w:semiHidden="0" w:name="Table Classic 2"/>
+    <w:lsdException w:unhideWhenUsed="0" w:uiPriority="0" w:semiHidden="0" w:name="Table Classic 3"/>
+    <w:lsdException w:unhideWhenUsed="0" w:uiPriority="0" w:semiHidden="0" w:name="Table Classic 4"/>
+    <w:lsdException w:unhideWhenUsed="0" w:uiPriority="0" w:semiHidden="0" w:name="Table Colorful 1"/>
+    <w:lsdException w:unhideWhenUsed="0" w:uiPriority="0" w:semiHidden="0" w:name="Table Colorful 2"/>
+    <w:lsdException w:unhideWhenUsed="0" w:uiPriority="0" w:semiHidden="0" w:name="Table Colorful 3"/>
+    <w:lsdException w:unhideWhenUsed="0" w:uiPriority="0" w:semiHidden="0" w:name="Table Columns 1"/>
+    <w:lsdException w:unhideWhenUsed="0" w:uiPriority="0" w:semiHidden="0" w:name="Table Columns 2"/>
+    <w:lsdException w:unhideWhenUsed="0" w:uiPriority="0" w:semiHidden="0" w:name="Table Columns 3"/>
+    <w:lsdException w:unhideWhenUsed="0" w:uiPriority="0" w:semiHidden="0" w:name="Table Columns 4"/>
+    <w:lsdException w:unhideWhenUsed="0" w:uiPriority="0" w:semiHidden="0" w:name="Table Columns 5"/>
+    <w:lsdException w:unhideWhenUsed="0" w:uiPriority="0" w:semiHidden="0" w:name="Table Grid 1"/>
+    <w:lsdException w:unhideWhenUsed="0" w:uiPriority="0" w:semiHidden="0" w:name="Table Grid 2"/>
+    <w:lsdException w:unhideWhenUsed="0" w:uiPriority="0" w:semiHidden="0" w:name="Table Grid 3"/>
+    <w:lsdException w:unhideWhenUsed="0" w:uiPriority="0" w:semiHidden="0" w:name="Table Grid 4"/>
+    <w:lsdException w:unhideWhenUsed="0" w:uiPriority="0" w:semiHidden="0" w:name="Table Grid 5"/>
+    <w:lsdException w:unhideWhenUsed="0" w:uiPriority="0" w:semiHidden="0" w:name="Table Grid 6"/>
+    <w:lsdException w:unhideWhenUsed="0" w:uiPriority="0" w:semiHidden="0" w:name="Table Grid 7"/>
+    <w:lsdException w:unhideWhenUsed="0" w:uiPriority="0" w:semiHidden="0" w:name="Table Grid 8"/>
+    <w:lsdException w:unhideWhenUsed="0" w:uiPriority="0" w:semiHidden="0" w:name="Table List 1"/>
+    <w:lsdException w:unhideWhenUsed="0" w:uiPriority="0" w:semiHidden="0" w:name="Table List 2"/>
+    <w:lsdException w:unhideWhenUsed="0" w:uiPriority="0" w:semiHidden="0" w:name="Table List 3"/>
+    <w:lsdException w:unhideWhenUsed="0" w:uiPriority="0" w:semiHidden="0" w:name="Table List 4"/>
+    <w:lsdException w:unhideWhenUsed="0" w:uiPriority="0" w:semiHidden="0" w:name="Table List 5"/>
+    <w:lsdException w:unhideWhenUsed="0" w:uiPriority="0" w:semiHidden="0" w:name="Table List 6"/>
+    <w:lsdException w:unhideWhenUsed="0" w:uiPriority="0" w:semiHidden="0" w:name="Table List 7"/>
+    <w:lsdException w:unhideWhenUsed="0" w:uiPriority="0" w:semiHidden="0" w:name="Table List 8"/>
+    <w:lsdException w:unhideWhenUsed="0" w:uiPriority="0" w:semiHidden="0" w:name="Table 3D effects 1"/>
+    <w:lsdException w:unhideWhenUsed="0" w:uiPriority="0" w:semiHidden="0" w:name="Table 3D effects 2"/>
+    <w:lsdException w:unhideWhenUsed="0" w:uiPriority="0" w:semiHidden="0" w:name="Table 3D effects 3"/>
+    <w:lsdException w:unhideWhenUsed="0" w:uiPriority="0" w:semiHidden="0" w:name="Table Contemporary"/>
+    <w:lsdException w:unhideWhenUsed="0" w:uiPriority="0" w:semiHidden="0" w:name="Table Elegant"/>
+    <w:lsdException w:unhideWhenUsed="0" w:uiPriority="0" w:semiHidden="0" w:name="Table Professional"/>
+    <w:lsdException w:unhideWhenUsed="0" w:uiPriority="0" w:semiHidden="0" w:name="Table Subtle 1"/>
+    <w:lsdException w:unhideWhenUsed="0" w:uiPriority="0" w:semiHidden="0" w:name="Table Subtle 2"/>
+    <w:lsdException w:unhideWhenUsed="0" w:uiPriority="0" w:semiHidden="0" w:name="Table Web 1"/>
+    <w:lsdException w:unhideWhenUsed="0" w:uiPriority="0" w:semiHidden="0" w:name="Table Web 2"/>
+    <w:lsdException w:unhideWhenUsed="0" w:uiPriority="0" w:semiHidden="0" w:name="Table Web 3"/>
+    <w:lsdException w:unhideWhenUsed="0" w:uiPriority="0" w:semiHidden="0" w:name="Balloon Text"/>
+    <w:lsdException w:qFormat="1" w:unhideWhenUsed="0" w:uiPriority="0" w:semiHidden="0" w:name="Table Grid"/>
+    <w:lsdException w:unhideWhenUsed="0" w:uiPriority="0" w:semiHidden="0" w:name="Table Theme"/>
+    <w:lsdException w:unhideWhenUsed="0" w:uiPriority="60" w:semiHidden="0" w:name="Light Shading"/>
+    <w:lsdException w:unhideWhenUsed="0" w:uiPriority="61" w:semiHidden="0" w:name="Light List"/>
+    <w:lsdException w:unhideWhenUsed="0" w:uiPriority="62" w:semiHidden="0" w:name="Light Grid"/>
+    <w:lsdException w:unhideWhenUsed="0" w:uiPriority="63" w:semiHidden="0" w:name="Medium Shading 1"/>
+    <w:lsdException w:unhideWhenUsed="0" w:uiPriority="64" w:semiHidden="0" w:name="Medium Shading 2"/>
+    <w:lsdException w:unhideWhenUsed="0" w:uiPriority="65" w:semiHidden="0" w:name="Medium List 1"/>
+    <w:lsdException w:unhideWhenUsed="0" w:uiPriority="66" w:semiHidden="0" w:name="Medium List 2"/>
+    <w:lsdException w:unhideWhenUsed="0" w:uiPriority="67" w:semiHidden="0" w:name="Medium Grid 1"/>
+    <w:lsdException w:unhideWhenUsed="0" w:uiPriority="68" w:semiHidden="0" w:name="Medium Grid 2"/>
+    <w:lsdException w:unhideWhenUsed="0" w:uiPriority="69" w:semiHidden="0" w:name="Medium Grid 3"/>
+    <w:lsdException w:unhideWhenUsed="0" w:uiPriority="70" w:semiHidden="0" w:name="Dark List"/>
+    <w:lsdException w:unhideWhenUsed="0" w:uiPriority="71" w:semiHidden="0" w:name="Colorful Shading"/>
+    <w:lsdException w:unhideWhenUsed="0" w:uiPriority="72" w:semiHidden="0" w:name="Colorful List"/>
+    <w:lsdException w:unhideWhenUsed="0" w:uiPriority="73" w:semiHidden="0" w:name="Colorful Grid"/>
+    <w:lsdException w:unhideWhenUsed="0" w:uiPriority="60" w:semiHidden="0" w:name="Light Shading Accent 1"/>
+    <w:lsdException w:unhideWhenUsed="0" w:uiPriority="61" w:semiHidden="0" w:name="Light List Accent 1"/>
+    <w:lsdException w:unhideWhenUsed="0" w:uiPriority="62" w:semiHidden="0" w:name="Light Grid Accent 1"/>
+    <w:lsdException w:unhideWhenUsed="0" w:uiPriority="63" w:semiHidden="0" w:name="Medium Shading 1 Accent 1"/>
+    <w:lsdException w:unhideWhenUsed="0" w:uiPriority="64" w:semiHidden="0" w:name="Medium Shading 2 Accent 1"/>
+    <w:lsdException w:unhideWhenUsed="0" w:uiPriority="65" w:semiHidden="0" w:name="Medium List 1 Accent 1"/>
+    <w:lsdException w:unhideWhenUsed="0" w:uiPriority="66" w:semiHidden="0" w:name="Medium List 2 Accent 1"/>
+    <w:lsdException w:unhideWhenUsed="0" w:uiPriority="67" w:semiHidden="0" w:name="Medium Grid 1 Accent 1"/>
+    <w:lsdException w:unhideWhenUsed="0" w:uiPriority="68" w:semiHidden="0" w:name="Medium Grid 2 Accent 1"/>
+    <w:lsdException w:unhideWhenUsed="0" w:uiPriority="69" w:semiHidden="0" w:name="Medium Grid 3 Accent 1"/>
+    <w:lsdException w:unhideWhenUsed="0" w:uiPriority="70" w:semiHidden="0" w:name="Dark List Accent 1"/>
+    <w:lsdException w:unhideWhenUsed="0" w:uiPriority="71" w:semiHidden="0" w:name="Colorful Shading Accent 1"/>
+    <w:lsdException w:unhideWhenUsed="0" w:uiPriority="72" w:semiHidden="0" w:name="Colorful List Accent 1"/>
+    <w:lsdException w:unhideWhenUsed="0" w:uiPriority="73" w:semiHidden="0" w:name="Colorful Grid Accent 1"/>
+    <w:lsdException w:unhideWhenUsed="0" w:uiPriority="60" w:semiHidden="0" w:name="Light Shading Accent 2"/>
+    <w:lsdException w:unhideWhenUsed="0" w:uiPriority="61" w:semiHidden="0" w:name="Light List Accent 2"/>
+    <w:lsdException w:unhideWhenUsed="0" w:uiPriority="62" w:semiHidden="0" w:name="Light Grid Accent 2"/>
+    <w:lsdException w:unhideWhenUsed="0" w:uiPriority="63" w:semiHidden="0" w:name="Medium Shading 1 Accent 2"/>
+    <w:lsdException w:unhideWhenUsed="0" w:uiPriority="64" w:semiHidden="0" w:name="Medium Shading 2 Accent 2"/>
+    <w:lsdException w:unhideWhenUsed="0" w:uiPriority="65" w:semiHidden="0" w:name="Medium List 1 Accent 2"/>
+    <w:lsdException w:unhideWhenUsed="0" w:uiPriority="66" w:semiHidden="0" w:name="Medium List 2 Accent 2"/>
+    <w:lsdException w:unhideWhenUsed="0" w:uiPriority="67" w:semiHidden="0" w:name="Medium Grid 1 Accent 2"/>
+    <w:lsdException w:unhideWhenUsed="0" w:uiPriority="68" w:semiHidden="0" w:name="Medium Grid 2 Accent 2"/>
+    <w:lsdException w:unhideWhenUsed="0" w:uiPriority="69" w:semiHidden="0" w:name="Medium Grid 3 Accent 2"/>
+    <w:lsdException w:unhideWhenUsed="0" w:uiPriority="70" w:semiHidden="0" w:name="Dark List Accent 2"/>
+    <w:lsdException w:unhideWhenUsed="0" w:uiPriority="71" w:semiHidden="0" w:name="Colorful Shading Accent 2"/>
+    <w:lsdException w:unhideWhenUsed="0" w:uiPriority="72" w:semiHidden="0" w:name="Colorful List Accent 2"/>
+    <w:lsdException w:unhideWhenUsed="0" w:uiPriority="73" w:semiHidden="0" w:name="Colorful Grid Accent 2"/>
+    <w:lsdException w:unhideWhenUsed="0" w:uiPriority="60" w:semiHidden="0" w:name="Light Shading Accent 3"/>
+    <w:lsdException w:unhideWhenUsed="0" w:uiPriority="61" w:semiHidden="0" w:name="Light List Accent 3"/>
+    <w:lsdException w:unhideWhenUsed="0" w:uiPriority="62" w:semiHidden="0" w:name="Light Grid Accent 3"/>
+    <w:lsdException w:unhideWhenUsed="0" w:uiPriority="63" w:semiHidden="0" w:name="Medium Shading 1 Accent 3"/>
+    <w:lsdException w:unhideWhenUsed="0" w:uiPriority="64" w:semiHidden="0" w:name="Medium Shading 2 Accent 3"/>
+    <w:lsdException w:unhideWhenUsed="0" w:uiPriority="65" w:semiHidden="0" w:name="Medium List 1 Accent 3"/>
+    <w:lsdException w:unhideWhenUsed="0" w:uiPriority="66" w:semiHidden="0" w:name="Medium List 2 Accent 3"/>
+    <w:lsdException w:unhideWhenUsed="0" w:uiPriority="67" w:semiHidden="0" w:name="Medium Grid 1 Accent 3"/>
+    <w:lsdException w:unhideWhenUsed="0" w:uiPriority="68" w:semiHidden="0" w:name="Medium Grid 2 Accent 3"/>
+    <w:lsdException w:unhideWhenUsed="0" w:uiPriority="69" w:semiHidden="0" w:name="Medium Grid 3 Accent 3"/>
+    <w:lsdException w:unhideWhenUsed="0" w:uiPriority="70" w:semiHidden="0" w:name="Dark List Accent 3"/>
+    <w:lsdException w:unhideWhenUsed="0" w:uiPriority="71" w:semiHidden="0" w:name="Colorful Shading Accent 3"/>
+    <w:lsdException w:unhideWhenUsed="0" w:uiPriority="72" w:semiHidden="0" w:name="Colorful List Accent 3"/>
+    <w:lsdException w:unhideWhenUsed="0" w:uiPriority="73" w:semiHidden="0" w:name="Colorful Grid Accent 3"/>
+    <w:lsdException w:unhideWhenUsed="0" w:uiPriority="60" w:semiHidden="0" w:name="Light Shading Accent 4"/>
+    <w:lsdException w:unhideWhenUsed="0" w:uiPriority="61" w:semiHidden="0" w:name="Light List Accent 4"/>
+    <w:lsdException w:unhideWhenUsed="0" w:uiPriority="62" w:semiHidden="0" w:name="Light Grid Accent 4"/>
+    <w:lsdException w:unhideWhenUsed="0" w:uiPriority="63" w:semiHidden="0" w:name="Medium Shading 1 Accent 4"/>
+    <w:lsdException w:unhideWhenUsed="0" w:uiPriority="64" w:semiHidden="0" w:name="Medium Shading 2 Accent 4"/>
+    <w:lsdException w:unhideWhenUsed="0" w:uiPriority="65" w:semiHidden="0" w:name="Medium List 1 Accent 4"/>
+    <w:lsdException w:unhideWhenUsed="0" w:uiPriority="66" w:semiHidden="0" w:name="Medium List 2 Accent 4"/>
+    <w:lsdException w:unhideWhenUsed="0" w:uiPriority="67" w:semiHidden="0" w:name="Medium Grid 1 Accent 4"/>
+    <w:lsdException w:unhideWhenUsed="0" w:uiPriority="68" w:semiHidden="0" w:name="Medium Grid 2 Accent 4"/>
+    <w:lsdException w:unhideWhenUsed="0" w:uiPriority="69" w:semiHidden="0" w:name="Medium Grid 3 Accent 4"/>
+    <w:lsdException w:unhideWhenUsed="0" w:uiPriority="70" w:semiHidden="0" w:name="Dark List Accent 4"/>
+    <w:lsdException w:unhideWhenUsed="0" w:uiPriority="71" w:semiHidden="0" w:name="Colorful Shading Accent 4"/>
+    <w:lsdException w:unhideWhenUsed="0" w:uiPriority="72" w:semiHidden="0" w:name="Colorful List Accent 4"/>
+    <w:lsdException w:unhideWhenUsed="0" w:uiPriority="73" w:semiHidden="0" w:name="Colorful Grid Accent 4"/>
+    <w:lsdException w:unhideWhenUsed="0" w:uiPriority="60" w:semiHidden="0" w:name="Light Shading Accent 5"/>
+    <w:lsdException w:unhideWhenUsed="0" w:uiPriority="61" w:semiHidden="0" w:name="Light List Accent 5"/>
+    <w:lsdException w:unhideWhenUsed="0" w:uiPriority="62" w:semiHidden="0" w:name="Light Grid Accent 5"/>
+    <w:lsdException w:unhideWhenUsed="0" w:uiPriority="63" w:semiHidden="0" w:name="Medium Shading 1 Accent 5"/>
+    <w:lsdException w:unhideWhenUsed="0" w:uiPriority="64" w:semiHidden="0" w:name="Medium Shading 2 Accent 5"/>
+    <w:lsdException w:unhideWhenUsed="0" w:uiPriority="65" w:semiHidden="0" w:name="Medium List 1 Accent 5"/>
+    <w:lsdException w:unhideWhenUsed="0" w:uiPriority="66" w:semiHidden="0" w:name="Medium List 2 Accent 5"/>
+    <w:lsdException w:unhideWhenUsed="0" w:uiPriority="67" w:semiHidden="0" w:name="Medium Grid 1 Accent 5"/>
+    <w:lsdException w:unhideWhenUsed="0" w:uiPriority="68" w:semiHidden="0" w:name="Medium Grid 2 Accent 5"/>
+    <w:lsdException w:unhideWhenUsed="0" w:uiPriority="69" w:semiHidden="0" w:name="Medium Grid 3 Accent 5"/>
+    <w:lsdException w:unhideWhenUsed="0" w:uiPriority="70" w:semiHidden="0" w:name="Dark List Accent 5"/>
+    <w:lsdException w:unhideWhenUsed="0" w:uiPriority="71" w:semiHidden="0" w:name="Colorful Shading Accent 5"/>
+    <w:lsdException w:unhideWhenUsed="0" w:uiPriority="72" w:semiHidden="0" w:name="Colorful List Accent 5"/>
+    <w:lsdException w:unhideWhenUsed="0" w:uiPriority="73" w:semiHidden="0" w:name="Colorful Grid Accent 5"/>
+    <w:lsdException w:unhideWhenUsed="0" w:uiPriority="60" w:semiHidden="0" w:name="Light Shading Accent 6"/>
+    <w:lsdException w:unhideWhenUsed="0" w:uiPriority="61" w:semiHidden="0" w:name="Light List Accent 6"/>
+    <w:lsdException w:unhideWhenUsed="0" w:uiPriority="62" w:semiHidden="0" w:name="Light Grid Accent 6"/>
+    <w:lsdException w:unhideWhenUsed="0" w:uiPriority="63" w:semiHidden="0" w:name="Medium Shading 1 Accent 6"/>
+    <w:lsdException w:unhideWhenUsed="0" w:uiPriority="64" w:semiHidden="0" w:name="Medium Shading 2 Accent 6"/>
+    <w:lsdException w:unhideWhenUsed="0" w:uiPriority="65" w:semiHidden="0" w:name="Medium List 1 Accent 6"/>
+    <w:lsdException w:unhideWhenUsed="0" w:uiPriority="66" w:semiHidden="0" w:name="Medium List 2 Accent 6"/>
+    <w:lsdException w:unhideWhenUsed="0" w:uiPriority="67" w:semiHidden="0" w:name="Medium Grid 1 Accent 6"/>
+    <w:lsdException w:unhideWhenUsed="0" w:uiPriority="68" w:semiHidden="0" w:name="Medium Grid 2 Accent 6"/>
+    <w:lsdException w:unhideWhenUsed="0" w:uiPriority="69" w:semiHidden="0" w:name="Medium Grid 3 Accent 6"/>
+    <w:lsdException w:unhideWhenUsed="0" w:uiPriority="70" w:semiHidden="0" w:name="Dark List Accent 6"/>
+    <w:lsdException w:unhideWhenUsed="0" w:uiPriority="71" w:semiHidden="0" w:name="Colorful Shading Accent 6"/>
+    <w:lsdException w:unhideWhenUsed="0" w:uiPriority="72" w:semiHidden="0" w:name="Colorful List Accent 6"/>
+    <w:lsdException w:unhideWhenUsed="0" w:uiPriority="73" w:semiHidden="0" w:name="Colorful Grid Accent 6"/>
   </w:latentStyles>
-  <w:style w:type="paragraph" w:default="1" w:styleId="Normal">
+  <w:style w:type="paragraph" w:default="1" w:styleId="1">
     <w:name w:val="Normal"/>
     <w:qFormat/>
+    <w:uiPriority w:val="0"/>
     <w:pPr>
       <w:kinsoku w:val="0"/>
       <w:autoSpaceDE w:val="0"/>
@@ -9832,7 +10005,7 @@
       <w:textAlignment w:val="baseline"/>
     </w:pPr>
     <w:rPr>
-      <w:rFonts w:ascii="Arial" w:eastAsia="宋体" w:hAnsi="Arial" w:cs="Arial"/>
+      <w:rFonts w:ascii="Arial" w:hAnsi="Arial" w:eastAsia="宋体" w:cs="Arial"/>
       <w:snapToGrid w:val="0"/>
       <w:color w:val="000000"/>
       <w:kern w:val="0"/>
@@ -9841,11 +10014,12 @@
       <w:lang w:val="en-US" w:eastAsia="en-US" w:bidi="ar-SA"/>
     </w:rPr>
   </w:style>
-  <w:style w:type="paragraph" w:styleId="Heading1">
+  <w:style w:type="paragraph" w:styleId="2">
     <w:name w:val="heading 1"/>
-    <w:basedOn w:val="Normal"/>
-    <w:next w:val="Normal"/>
+    <w:basedOn w:val="1"/>
+    <w:next w:val="1"/>
     <w:qFormat/>
+    <w:uiPriority w:val="0"/>
     <w:pPr>
       <w:keepNext/>
       <w:keepLines/>
@@ -9863,12 +10037,13 @@
       <w:sz w:val="44"/>
     </w:rPr>
   </w:style>
-  <w:style w:type="paragraph" w:styleId="Heading2">
+  <w:style w:type="paragraph" w:styleId="3">
     <w:name w:val="heading 2"/>
-    <w:basedOn w:val="Normal"/>
-    <w:next w:val="Normal"/>
+    <w:basedOn w:val="1"/>
+    <w:next w:val="1"/>
     <w:unhideWhenUsed/>
     <w:qFormat/>
+    <w:uiPriority w:val="0"/>
     <w:pPr>
       <w:keepNext/>
       <w:keepLines/>
@@ -9881,18 +10056,19 @@
       <w:outlineLvl w:val="1"/>
     </w:pPr>
     <w:rPr>
-      <w:rFonts w:ascii="Arial" w:eastAsia="黑体" w:hAnsi="Arial"/>
+      <w:rFonts w:ascii="Arial" w:hAnsi="Arial" w:eastAsia="黑体"/>
       <w:b/>
       <w:sz w:val="32"/>
     </w:rPr>
   </w:style>
-  <w:style w:type="paragraph" w:styleId="Heading3">
+  <w:style w:type="paragraph" w:styleId="4">
     <w:name w:val="heading 3"/>
-    <w:basedOn w:val="Normal"/>
-    <w:next w:val="Normal"/>
+    <w:basedOn w:val="1"/>
+    <w:next w:val="1"/>
     <w:semiHidden/>
     <w:unhideWhenUsed/>
     <w:qFormat/>
+    <w:uiPriority w:val="0"/>
     <w:pPr>
       <w:keepNext/>
       <w:keepLines/>
@@ -9909,12 +10085,13 @@
       <w:sz w:val="32"/>
     </w:rPr>
   </w:style>
-  <w:style w:type="paragraph" w:styleId="Heading4">
+  <w:style w:type="paragraph" w:styleId="5">
     <w:name w:val="heading 4"/>
-    <w:basedOn w:val="Normal"/>
-    <w:next w:val="Normal"/>
+    <w:basedOn w:val="1"/>
+    <w:next w:val="1"/>
     <w:unhideWhenUsed/>
     <w:qFormat/>
+    <w:uiPriority w:val="0"/>
     <w:pPr>
       <w:keepNext/>
       <w:keepLines/>
@@ -9927,18 +10104,19 @@
       <w:outlineLvl w:val="3"/>
     </w:pPr>
     <w:rPr>
-      <w:rFonts w:ascii="Arial" w:eastAsia="黑体" w:hAnsi="Arial"/>
+      <w:rFonts w:ascii="Arial" w:hAnsi="Arial" w:eastAsia="黑体"/>
       <w:b/>
       <w:sz w:val="28"/>
     </w:rPr>
   </w:style>
-  <w:style w:type="paragraph" w:styleId="Heading5">
+  <w:style w:type="paragraph" w:styleId="6">
     <w:name w:val="heading 5"/>
-    <w:basedOn w:val="Normal"/>
-    <w:next w:val="Normal"/>
+    <w:basedOn w:val="1"/>
+    <w:next w:val="1"/>
     <w:semiHidden/>
     <w:unhideWhenUsed/>
     <w:qFormat/>
+    <w:uiPriority w:val="0"/>
     <w:pPr>
       <w:keepNext/>
       <w:keepLines/>
@@ -9955,13 +10133,14 @@
       <w:sz w:val="28"/>
     </w:rPr>
   </w:style>
-  <w:style w:type="paragraph" w:styleId="Heading6">
+  <w:style w:type="paragraph" w:styleId="7">
     <w:name w:val="heading 6"/>
-    <w:basedOn w:val="Normal"/>
-    <w:next w:val="Normal"/>
+    <w:basedOn w:val="1"/>
+    <w:next w:val="1"/>
     <w:semiHidden/>
     <w:unhideWhenUsed/>
     <w:qFormat/>
+    <w:uiPriority w:val="0"/>
     <w:pPr>
       <w:keepNext/>
       <w:keepLines/>
@@ -9974,18 +10153,19 @@
       <w:outlineLvl w:val="5"/>
     </w:pPr>
     <w:rPr>
-      <w:rFonts w:ascii="Arial" w:eastAsia="黑体" w:hAnsi="Arial"/>
+      <w:rFonts w:ascii="Arial" w:hAnsi="Arial" w:eastAsia="黑体"/>
       <w:b/>
       <w:sz w:val="24"/>
     </w:rPr>
   </w:style>
-  <w:style w:type="paragraph" w:styleId="Heading7">
+  <w:style w:type="paragraph" w:styleId="8">
     <w:name w:val="heading 7"/>
-    <w:basedOn w:val="Normal"/>
-    <w:next w:val="Normal"/>
+    <w:basedOn w:val="1"/>
+    <w:next w:val="1"/>
     <w:semiHidden/>
     <w:unhideWhenUsed/>
     <w:qFormat/>
+    <w:uiPriority w:val="0"/>
     <w:pPr>
       <w:keepNext/>
       <w:keepLines/>
@@ -10002,13 +10182,14 @@
       <w:sz w:val="24"/>
     </w:rPr>
   </w:style>
-  <w:style w:type="paragraph" w:styleId="Heading8">
+  <w:style w:type="paragraph" w:styleId="9">
     <w:name w:val="heading 8"/>
-    <w:basedOn w:val="Normal"/>
-    <w:next w:val="Normal"/>
+    <w:basedOn w:val="1"/>
+    <w:next w:val="1"/>
     <w:semiHidden/>
     <w:unhideWhenUsed/>
     <w:qFormat/>
+    <w:uiPriority w:val="0"/>
     <w:pPr>
       <w:keepNext/>
       <w:keepLines/>
@@ -10021,17 +10202,18 @@
       <w:outlineLvl w:val="7"/>
     </w:pPr>
     <w:rPr>
-      <w:rFonts w:ascii="Arial" w:eastAsia="黑体" w:hAnsi="Arial"/>
+      <w:rFonts w:ascii="Arial" w:hAnsi="Arial" w:eastAsia="黑体"/>
       <w:sz w:val="24"/>
     </w:rPr>
   </w:style>
-  <w:style w:type="paragraph" w:styleId="Heading9">
+  <w:style w:type="paragraph" w:styleId="10">
     <w:name w:val="heading 9"/>
-    <w:basedOn w:val="Normal"/>
-    <w:next w:val="Normal"/>
+    <w:basedOn w:val="1"/>
+    <w:next w:val="1"/>
     <w:semiHidden/>
     <w:unhideWhenUsed/>
     <w:qFormat/>
+    <w:uiPriority w:val="0"/>
     <w:pPr>
       <w:keepNext/>
       <w:keepLines/>
@@ -10044,19 +10226,21 @@
       <w:outlineLvl w:val="8"/>
     </w:pPr>
     <w:rPr>
-      <w:rFonts w:ascii="Arial" w:eastAsia="黑体" w:hAnsi="Arial"/>
+      <w:rFonts w:ascii="Arial" w:hAnsi="Arial" w:eastAsia="黑体"/>
       <w:sz w:val="21"/>
     </w:rPr>
   </w:style>
-  <w:style w:type="character" w:default="1" w:styleId="DefaultParagraphFont">
+  <w:style w:type="character" w:default="1" w:styleId="22">
     <w:name w:val="Default Paragraph Font"/>
     <w:semiHidden/>
     <w:qFormat/>
+    <w:uiPriority w:val="0"/>
   </w:style>
-  <w:style w:type="table" w:default="1" w:styleId="TableNormal">
+  <w:style w:type="table" w:default="1" w:styleId="20">
     <w:name w:val="Normal Table"/>
     <w:semiHidden/>
     <w:qFormat/>
+    <w:uiPriority w:val="0"/>
     <w:tblPr>
       <w:tblCellMar>
         <w:top w:w="0" w:type="dxa"/>
@@ -10066,39 +10250,43 @@
       </w:tblCellMar>
     </w:tblPr>
   </w:style>
-  <w:style w:type="paragraph" w:styleId="CommentText">
+  <w:style w:type="paragraph" w:styleId="11">
     <w:name w:val="annotation text"/>
-    <w:basedOn w:val="Normal"/>
+    <w:basedOn w:val="1"/>
     <w:qFormat/>
+    <w:uiPriority w:val="0"/>
     <w:pPr>
       <w:jc w:val="left"/>
     </w:pPr>
   </w:style>
-  <w:style w:type="paragraph" w:styleId="BodyText">
+  <w:style w:type="paragraph" w:styleId="12">
     <w:name w:val="Body Text"/>
-    <w:basedOn w:val="Normal"/>
+    <w:basedOn w:val="1"/>
     <w:semiHidden/>
     <w:qFormat/>
+    <w:uiPriority w:val="0"/>
     <w:rPr>
-      <w:rFonts w:ascii="Arial" w:eastAsia="Arial" w:hAnsi="Arial" w:cs="Arial"/>
+      <w:rFonts w:ascii="Arial" w:hAnsi="Arial" w:eastAsia="Arial" w:cs="Arial"/>
       <w:sz w:val="21"/>
       <w:szCs w:val="21"/>
       <w:lang w:val="en-US" w:eastAsia="en-US" w:bidi="ar-SA"/>
     </w:rPr>
   </w:style>
-  <w:style w:type="paragraph" w:styleId="TOC3">
+  <w:style w:type="paragraph" w:styleId="13">
     <w:name w:val="toc 3"/>
-    <w:basedOn w:val="Normal"/>
-    <w:next w:val="Normal"/>
+    <w:basedOn w:val="1"/>
+    <w:next w:val="1"/>
     <w:qFormat/>
+    <w:uiPriority w:val="0"/>
     <w:pPr>
       <w:ind w:left="840" w:leftChars="400"/>
     </w:pPr>
   </w:style>
-  <w:style w:type="paragraph" w:styleId="Footer">
+  <w:style w:type="paragraph" w:styleId="14">
     <w:name w:val="footer"/>
-    <w:basedOn w:val="Normal"/>
+    <w:basedOn w:val="1"/>
     <w:qFormat/>
+    <w:uiPriority w:val="0"/>
     <w:pPr>
       <w:tabs>
         <w:tab w:val="center" w:pos="4153"/>
@@ -10111,16 +10299,17 @@
       <w:sz w:val="18"/>
     </w:rPr>
   </w:style>
-  <w:style w:type="paragraph" w:styleId="Header">
+  <w:style w:type="paragraph" w:styleId="15">
     <w:name w:val="header"/>
-    <w:basedOn w:val="Normal"/>
+    <w:basedOn w:val="1"/>
     <w:qFormat/>
+    <w:uiPriority w:val="0"/>
     <w:pPr>
       <w:pBdr>
-        <w:top w:val="nil"/>
-        <w:left w:val="nil"/>
-        <w:bottom w:val="nil"/>
-        <w:right w:val="nil"/>
+        <w:top w:val="none" w:color="auto" w:sz="0" w:space="0"/>
+        <w:left w:val="none" w:color="auto" w:sz="0" w:space="0"/>
+        <w:bottom w:val="none" w:color="auto" w:sz="0" w:space="0"/>
+        <w:right w:val="none" w:color="auto" w:sz="0" w:space="0"/>
       </w:pBdr>
       <w:tabs>
         <w:tab w:val="center" w:pos="4153"/>
@@ -10135,37 +10324,41 @@
       <w:sz w:val="18"/>
     </w:rPr>
   </w:style>
-  <w:style w:type="paragraph" w:styleId="TOC1">
+  <w:style w:type="paragraph" w:styleId="16">
     <w:name w:val="toc 1"/>
-    <w:basedOn w:val="Normal"/>
-    <w:next w:val="Normal"/>
+    <w:basedOn w:val="1"/>
+    <w:next w:val="1"/>
     <w:qFormat/>
+    <w:uiPriority w:val="0"/>
     <w:rPr>
-      <w:rFonts w:ascii="Arial" w:eastAsia="Microsoft JhengHei" w:hAnsi="Arial"/>
+      <w:rFonts w:ascii="Arial" w:hAnsi="Arial" w:eastAsia="Microsoft JhengHei"/>
       <w:sz w:val="24"/>
     </w:rPr>
   </w:style>
-  <w:style w:type="paragraph" w:styleId="TOC2">
+  <w:style w:type="paragraph" w:styleId="17">
     <w:name w:val="toc 2"/>
-    <w:basedOn w:val="Normal"/>
-    <w:next w:val="Normal"/>
+    <w:basedOn w:val="1"/>
+    <w:next w:val="1"/>
     <w:qFormat/>
+    <w:uiPriority w:val="0"/>
     <w:pPr>
       <w:ind w:left="420" w:leftChars="200"/>
     </w:pPr>
   </w:style>
-  <w:style w:type="paragraph" w:styleId="NormalWeb">
+  <w:style w:type="paragraph" w:styleId="18">
     <w:name w:val="Normal (Web)"/>
-    <w:basedOn w:val="Normal"/>
+    <w:basedOn w:val="1"/>
     <w:qFormat/>
+    <w:uiPriority w:val="0"/>
     <w:rPr>
       <w:sz w:val="24"/>
     </w:rPr>
   </w:style>
-  <w:style w:type="paragraph" w:styleId="Title">
+  <w:style w:type="paragraph" w:styleId="19">
     <w:name w:val="Title"/>
-    <w:basedOn w:val="Normal"/>
+    <w:basedOn w:val="1"/>
     <w:qFormat/>
+    <w:uiPriority w:val="0"/>
     <w:pPr>
       <w:spacing w:before="240" w:beforeLines="0" w:beforeAutospacing="0" w:after="60" w:afterLines="0" w:afterAutospacing="0"/>
       <w:jc w:val="center"/>
@@ -10177,68 +10370,73 @@
       <w:sz w:val="32"/>
     </w:rPr>
   </w:style>
-  <w:style w:type="table" w:styleId="TableGrid">
+  <w:style w:type="table" w:styleId="21">
     <w:name w:val="Table Grid"/>
-    <w:basedOn w:val="TableNormal"/>
+    <w:basedOn w:val="20"/>
     <w:qFormat/>
+    <w:uiPriority w:val="0"/>
     <w:pPr>
       <w:widowControl w:val="0"/>
       <w:jc w:val="both"/>
     </w:pPr>
     <w:tblPr>
       <w:tblBorders>
-        <w:top w:val="single" w:sz="4" w:space="0" w:color="auto"/>
-        <w:left w:val="single" w:sz="4" w:space="0" w:color="auto"/>
-        <w:bottom w:val="single" w:sz="4" w:space="0" w:color="auto"/>
-        <w:right w:val="single" w:sz="4" w:space="0" w:color="auto"/>
-        <w:insideH w:val="single" w:sz="4" w:space="0" w:color="auto"/>
-        <w:insideV w:val="single" w:sz="4" w:space="0" w:color="auto"/>
+        <w:top w:val="single" w:color="auto" w:sz="4" w:space="0"/>
+        <w:left w:val="single" w:color="auto" w:sz="4" w:space="0"/>
+        <w:bottom w:val="single" w:color="auto" w:sz="4" w:space="0"/>
+        <w:right w:val="single" w:color="auto" w:sz="4" w:space="0"/>
+        <w:insideH w:val="single" w:color="auto" w:sz="4" w:space="0"/>
+        <w:insideV w:val="single" w:color="auto" w:sz="4" w:space="0"/>
       </w:tblBorders>
     </w:tblPr>
   </w:style>
-  <w:style w:type="character" w:styleId="Strong">
+  <w:style w:type="character" w:styleId="23">
     <w:name w:val="Strong"/>
-    <w:basedOn w:val="DefaultParagraphFont"/>
+    <w:basedOn w:val="22"/>
     <w:qFormat/>
+    <w:uiPriority w:val="0"/>
     <w:rPr>
       <w:b/>
     </w:rPr>
   </w:style>
-  <w:style w:type="paragraph" w:customStyle="1" w:styleId="a">
+  <w:style w:type="paragraph" w:customStyle="1" w:styleId="24">
     <w:name w:val="柴_公司名"/>
-    <w:basedOn w:val="Title"/>
+    <w:basedOn w:val="19"/>
     <w:qFormat/>
+    <w:uiPriority w:val="0"/>
     <w:pPr>
       <w:spacing w:after="600" w:afterLines="600"/>
     </w:pPr>
     <w:rPr>
-      <w:rFonts w:ascii="宋体" w:eastAsia="宋体" w:hAnsi="宋体" w:cs="宋体" w:hint="eastAsia"/>
+      <w:rFonts w:hint="eastAsia" w:ascii="宋体" w:hAnsi="宋体" w:eastAsia="宋体" w:cs="宋体"/>
       <w:bCs/>
       <w:spacing w:val="-6"/>
       <w:sz w:val="52"/>
       <w:szCs w:val="52"/>
     </w:rPr>
   </w:style>
-  <w:style w:type="paragraph" w:customStyle="1" w:styleId="a0">
+  <w:style w:type="paragraph" w:customStyle="1" w:styleId="25">
     <w:name w:val="柴_文档名"/>
-    <w:basedOn w:val="Title"/>
+    <w:basedOn w:val="19"/>
     <w:qFormat/>
+    <w:uiPriority w:val="0"/>
     <w:pPr>
       <w:spacing w:after="900" w:afterLines="900"/>
     </w:pPr>
     <w:rPr>
-      <w:rFonts w:ascii="黑体" w:eastAsia="黑体" w:hAnsi="黑体" w:cs="黑体"/>
+      <w:rFonts w:ascii="黑体" w:hAnsi="黑体" w:eastAsia="黑体" w:cs="黑体"/>
       <w:bCs/>
       <w:spacing w:val="-7"/>
       <w:sz w:val="52"/>
       <w:szCs w:val="52"/>
     </w:rPr>
   </w:style>
-  <w:style w:type="table" w:customStyle="1" w:styleId="TableNormal0">
+  <w:style w:type="table" w:customStyle="1" w:styleId="26">
     <w:name w:val="Table Normal_0"/>
     <w:semiHidden/>
     <w:unhideWhenUsed/>
     <w:qFormat/>
+    <w:uiPriority w:val="0"/>
     <w:tblPr>
       <w:tblCellMar>
         <w:top w:w="0" w:type="dxa"/>
@@ -10248,81 +10446,87 @@
       </w:tblCellMar>
     </w:tblPr>
   </w:style>
-  <w:style w:type="paragraph" w:customStyle="1" w:styleId="TableText">
+  <w:style w:type="paragraph" w:customStyle="1" w:styleId="27">
     <w:name w:val="Table Text"/>
-    <w:basedOn w:val="Normal"/>
+    <w:basedOn w:val="1"/>
     <w:semiHidden/>
     <w:qFormat/>
+    <w:uiPriority w:val="0"/>
     <w:rPr>
-      <w:rFonts w:ascii="宋体" w:eastAsia="宋体" w:hAnsi="宋体" w:cs="宋体"/>
+      <w:rFonts w:ascii="宋体" w:hAnsi="宋体" w:eastAsia="宋体" w:cs="宋体"/>
       <w:sz w:val="21"/>
       <w:szCs w:val="21"/>
       <w:lang w:val="en-US" w:eastAsia="en-US" w:bidi="ar-SA"/>
     </w:rPr>
   </w:style>
-  <w:style w:type="paragraph" w:customStyle="1" w:styleId="1">
+  <w:style w:type="paragraph" w:customStyle="1" w:styleId="28">
     <w:name w:val="柴_标题1"/>
-    <w:basedOn w:val="Heading1"/>
-    <w:next w:val="a1"/>
-    <w:link w:val="1Char"/>
+    <w:basedOn w:val="2"/>
+    <w:next w:val="29"/>
+    <w:link w:val="38"/>
     <w:qFormat/>
+    <w:uiPriority w:val="0"/>
     <w:pPr>
       <w:spacing w:before="100" w:after="90" w:line="360" w:lineRule="auto"/>
     </w:pPr>
     <w:rPr>
-      <w:rFonts w:ascii="Arial" w:eastAsia="宋体" w:hAnsi="Arial"/>
+      <w:rFonts w:ascii="Arial" w:hAnsi="Arial" w:eastAsia="宋体"/>
       <w:sz w:val="32"/>
     </w:rPr>
   </w:style>
-  <w:style w:type="paragraph" w:customStyle="1" w:styleId="a1">
+  <w:style w:type="paragraph" w:customStyle="1" w:styleId="29">
     <w:name w:val="柴_正文"/>
-    <w:basedOn w:val="BodyText"/>
-    <w:link w:val="Char"/>
+    <w:basedOn w:val="12"/>
+    <w:link w:val="42"/>
     <w:qFormat/>
+    <w:uiPriority w:val="0"/>
     <w:pPr>
       <w:spacing w:line="360" w:lineRule="auto"/>
       <w:ind w:firstLine="470" w:firstLineChars="200"/>
     </w:pPr>
     <w:rPr>
-      <w:rFonts w:ascii="Arial" w:eastAsia="宋体" w:hAnsi="Arial"/>
+      <w:rFonts w:ascii="Arial" w:hAnsi="Arial" w:eastAsia="宋体"/>
       <w:sz w:val="24"/>
       <w:lang w:eastAsia="zh-CN"/>
     </w:rPr>
   </w:style>
-  <w:style w:type="paragraph" w:customStyle="1" w:styleId="2">
+  <w:style w:type="paragraph" w:customStyle="1" w:styleId="30">
     <w:name w:val="柴_标题2"/>
-    <w:basedOn w:val="Heading2"/>
-    <w:next w:val="a1"/>
+    <w:basedOn w:val="3"/>
+    <w:next w:val="29"/>
     <w:qFormat/>
+    <w:uiPriority w:val="0"/>
     <w:pPr>
       <w:spacing w:line="360" w:lineRule="auto"/>
     </w:pPr>
     <w:rPr>
-      <w:rFonts w:ascii="Arial" w:eastAsia="宋体" w:hAnsi="Arial"/>
+      <w:rFonts w:ascii="Arial" w:hAnsi="Arial" w:eastAsia="宋体"/>
       <w:sz w:val="28"/>
     </w:rPr>
   </w:style>
-  <w:style w:type="paragraph" w:customStyle="1" w:styleId="3">
+  <w:style w:type="paragraph" w:customStyle="1" w:styleId="31">
     <w:name w:val="柴_标题3"/>
-    <w:basedOn w:val="Heading3"/>
-    <w:next w:val="a1"/>
+    <w:basedOn w:val="4"/>
+    <w:next w:val="29"/>
     <w:qFormat/>
+    <w:uiPriority w:val="0"/>
     <w:pPr>
       <w:spacing w:line="360" w:lineRule="auto"/>
       <w:ind w:left="0" w:firstLine="472" w:firstLineChars="200"/>
     </w:pPr>
     <w:rPr>
-      <w:rFonts w:ascii="宋体" w:eastAsia="宋体" w:hAnsi="宋体" w:cs="宋体"/>
+      <w:rFonts w:ascii="宋体" w:hAnsi="宋体" w:eastAsia="宋体" w:cs="宋体"/>
       <w:spacing w:val="-2"/>
       <w:sz w:val="24"/>
       <w:szCs w:val="24"/>
     </w:rPr>
   </w:style>
-  <w:style w:type="paragraph" w:customStyle="1" w:styleId="a2">
+  <w:style w:type="paragraph" w:customStyle="1" w:styleId="32">
     <w:name w:val="柴_目录"/>
-    <w:basedOn w:val="Normal"/>
-    <w:next w:val="BodyText"/>
+    <w:basedOn w:val="1"/>
+    <w:next w:val="12"/>
     <w:qFormat/>
+    <w:uiPriority w:val="0"/>
     <w:pPr>
       <w:tabs>
         <w:tab w:val="right" w:leader="dot" w:pos="8442"/>
@@ -10330,59 +10534,64 @@
       <w:ind w:left="0" w:leftChars="0"/>
     </w:pPr>
     <w:rPr>
-      <w:rFonts w:ascii="Arial" w:eastAsia="Microsoft JhengHei" w:hAnsi="Arial"/>
+      <w:rFonts w:ascii="Arial" w:hAnsi="Arial" w:eastAsia="Microsoft JhengHei"/>
       <w:sz w:val="24"/>
     </w:rPr>
   </w:style>
-  <w:style w:type="paragraph" w:customStyle="1" w:styleId="WPSOffice1">
+  <w:style w:type="paragraph" w:customStyle="1" w:styleId="33">
     <w:name w:val="WPSOffice手动目录 1"/>
     <w:qFormat/>
+    <w:uiPriority w:val="0"/>
     <w:pPr>
       <w:ind w:leftChars="0"/>
     </w:pPr>
     <w:rPr>
-      <w:rFonts w:ascii="Times New Roman" w:eastAsia="宋体" w:hAnsi="Times New Roman" w:cs="Times New Roman"/>
+      <w:rFonts w:ascii="Times New Roman" w:hAnsi="Times New Roman" w:eastAsia="宋体" w:cs="Times New Roman"/>
       <w:sz w:val="20"/>
       <w:szCs w:val="20"/>
     </w:rPr>
   </w:style>
-  <w:style w:type="paragraph" w:customStyle="1" w:styleId="WPSOffice2">
+  <w:style w:type="paragraph" w:customStyle="1" w:styleId="34">
     <w:name w:val="WPSOffice手动目录 2"/>
     <w:qFormat/>
+    <w:uiPriority w:val="0"/>
     <w:pPr>
       <w:ind w:leftChars="200"/>
     </w:pPr>
     <w:rPr>
-      <w:rFonts w:ascii="Times New Roman" w:eastAsia="宋体" w:hAnsi="Times New Roman" w:cs="Times New Roman"/>
+      <w:rFonts w:ascii="Times New Roman" w:hAnsi="Times New Roman" w:eastAsia="宋体" w:cs="Times New Roman"/>
       <w:sz w:val="20"/>
       <w:szCs w:val="20"/>
     </w:rPr>
   </w:style>
-  <w:style w:type="paragraph" w:customStyle="1" w:styleId="WPSOffice3">
+  <w:style w:type="paragraph" w:customStyle="1" w:styleId="35">
     <w:name w:val="WPSOffice手动目录 3"/>
     <w:qFormat/>
+    <w:uiPriority w:val="0"/>
     <w:pPr>
       <w:ind w:leftChars="400"/>
     </w:pPr>
     <w:rPr>
-      <w:rFonts w:ascii="Times New Roman" w:eastAsia="宋体" w:hAnsi="Times New Roman" w:cs="Times New Roman"/>
+      <w:rFonts w:ascii="Times New Roman" w:hAnsi="Times New Roman" w:eastAsia="宋体" w:cs="Times New Roman"/>
       <w:sz w:val="20"/>
       <w:szCs w:val="20"/>
     </w:rPr>
   </w:style>
-  <w:style w:type="paragraph" w:customStyle="1" w:styleId="Compact">
+  <w:style w:type="paragraph" w:customStyle="1" w:styleId="36">
     <w:name w:val="Compact"/>
-    <w:basedOn w:val="BodyText"/>
+    <w:basedOn w:val="12"/>
     <w:qFormat/>
+    <w:uiPriority w:val="0"/>
     <w:pPr>
       <w:spacing w:before="36" w:after="36"/>
     </w:pPr>
   </w:style>
-  <w:style w:type="table" w:customStyle="1" w:styleId="Table">
+  <w:style w:type="table" w:customStyle="1" w:styleId="37">
     <w:name w:val="Table"/>
     <w:semiHidden/>
     <w:unhideWhenUsed/>
     <w:qFormat/>
+    <w:uiPriority w:val="0"/>
     <w:tblPr>
       <w:tblCellMar>
         <w:top w:w="0" w:type="dxa"/>
@@ -10394,26 +10603,28 @@
     <w:tblStylePr w:type="firstRow">
       <w:tcPr>
         <w:tcBorders>
-          <w:bottom w:val="single" w:sz="0" w:space="0" w:color="auto"/>
+          <w:bottom w:val="single" w:color="auto" w:sz="0" w:space="0"/>
         </w:tcBorders>
         <w:vAlign w:val="bottom"/>
       </w:tcPr>
     </w:tblStylePr>
   </w:style>
-  <w:style w:type="character" w:customStyle="1" w:styleId="1Char">
+  <w:style w:type="character" w:customStyle="1" w:styleId="38">
     <w:name w:val="柴_标题1 Char"/>
-    <w:link w:val="1"/>
+    <w:link w:val="28"/>
     <w:qFormat/>
+    <w:uiPriority w:val="0"/>
     <w:rPr>
-      <w:rFonts w:ascii="Arial" w:eastAsia="宋体" w:hAnsi="Arial"/>
+      <w:rFonts w:ascii="Arial" w:hAnsi="Arial" w:eastAsia="宋体"/>
       <w:sz w:val="32"/>
     </w:rPr>
   </w:style>
-  <w:style w:type="table" w:customStyle="1" w:styleId="TableNormal1">
+  <w:style w:type="table" w:customStyle="1" w:styleId="39">
     <w:name w:val="Table Normal_1"/>
     <w:semiHidden/>
     <w:unhideWhenUsed/>
     <w:qFormat/>
+    <w:uiPriority w:val="0"/>
     <w:tblPr>
       <w:tblCellMar>
         <w:top w:w="0" w:type="dxa"/>
@@ -10423,10 +10634,11 @@
       </w:tblCellMar>
     </w:tblPr>
   </w:style>
-  <w:style w:type="paragraph" w:customStyle="1" w:styleId="a3">
+  <w:style w:type="paragraph" w:customStyle="1" w:styleId="40">
     <w:name w:val="柴_正文_无缩进"/>
-    <w:basedOn w:val="Normal"/>
+    <w:basedOn w:val="1"/>
     <w:qFormat/>
+    <w:uiPriority w:val="0"/>
     <w:pPr>
       <w:ind w:firstLine="0" w:firstLineChars="0"/>
     </w:pPr>
@@ -10436,29 +10648,31 @@
       <w:lang w:eastAsia="zh-CN"/>
     </w:rPr>
   </w:style>
-  <w:style w:type="paragraph" w:customStyle="1" w:styleId="4">
+  <w:style w:type="paragraph" w:customStyle="1" w:styleId="41">
     <w:name w:val="柴_标题4"/>
-    <w:basedOn w:val="Heading4"/>
-    <w:next w:val="Normal"/>
+    <w:basedOn w:val="5"/>
+    <w:next w:val="1"/>
     <w:qFormat/>
+    <w:uiPriority w:val="0"/>
     <w:pPr>
       <w:widowControl w:val="0"/>
       <w:spacing w:before="160" w:line="360" w:lineRule="auto"/>
-      <w:ind w:left="981" w:hanging="862" w:leftChars="300"/>
+      <w:ind w:left="981" w:leftChars="300" w:hanging="862"/>
     </w:pPr>
     <w:rPr>
-      <w:rFonts w:ascii="Calibri" w:eastAsia="宋体" w:hAnsi="Calibri" w:cs="宋体" w:hint="eastAsia"/>
+      <w:rFonts w:hint="eastAsia" w:ascii="Calibri" w:hAnsi="Calibri" w:eastAsia="宋体" w:cs="宋体"/>
       <w:sz w:val="24"/>
       <w:szCs w:val="24"/>
       <w:lang w:eastAsia="zh-CN" w:bidi="zh-CN"/>
     </w:rPr>
   </w:style>
-  <w:style w:type="character" w:customStyle="1" w:styleId="Char">
+  <w:style w:type="character" w:customStyle="1" w:styleId="42">
     <w:name w:val="柴_正文 Char"/>
-    <w:link w:val="a1"/>
+    <w:link w:val="29"/>
     <w:qFormat/>
+    <w:uiPriority w:val="0"/>
     <w:rPr>
-      <w:rFonts w:ascii="Arial" w:eastAsia="宋体" w:hAnsi="Arial"/>
+      <w:rFonts w:ascii="Arial" w:hAnsi="Arial" w:eastAsia="宋体"/>
       <w:sz w:val="24"/>
       <w:lang w:eastAsia="zh-CN"/>
     </w:rPr>
